--- a/docs/TheAttentionMechanism.docx
+++ b/docs/TheAttentionMechanism.docx
@@ -45,6 +45,15 @@
     </w:p>
     <w:sdt>
       <w:sdtPr>
+        <w:rPr>
+          <w:rFonts w:asciiTheme="minorHAnsi" w:eastAsiaTheme="minorEastAsia" w:hAnsiTheme="minorHAnsi" w:cstheme="minorBidi"/>
+          <w:b w:val="0"/>
+          <w:bCs w:val="0"/>
+          <w:color w:val="auto"/>
+          <w:sz w:val="24"/>
+          <w:szCs w:val="24"/>
+          <w:lang w:eastAsia="ja-JP"/>
+        </w:rPr>
         <w:id w:val="-401681198"/>
         <w:docPartObj>
           <w:docPartGallery w:val="Table of Contents"/>
@@ -53,12 +62,7 @@
       </w:sdtPr>
       <w:sdtEndPr>
         <w:rPr>
-          <w:rFonts w:asciiTheme="minorHAnsi" w:eastAsiaTheme="minorEastAsia" w:hAnsiTheme="minorHAnsi" w:cstheme="minorBidi"/>
           <w:noProof/>
-          <w:color w:val="auto"/>
-          <w:sz w:val="24"/>
-          <w:szCs w:val="24"/>
-          <w:lang w:eastAsia="ja-JP"/>
         </w:rPr>
       </w:sdtEndPr>
       <w:sdtContent>
@@ -900,6 +904,43 @@
         </w:rPr>
         <w:t xml:space="preserve"> The idea behind attention is to compute a weight distribution on the input sequence, assigning higher values to more relevant elements.</w:t>
       </w:r>
+      <w:r>
+        <w:rPr>
+          <w:sz w:val="20"/>
+          <w:szCs w:val="20"/>
+        </w:rPr>
+        <w:t xml:space="preserve"> To illustrate we will look into classic attention architecture RNNsearch</w:t>
+      </w:r>
+      <w:r>
+        <w:rPr>
+          <w:sz w:val="20"/>
+          <w:szCs w:val="20"/>
+        </w:rPr>
+        <w:t xml:space="preserve"> ([4])</w:t>
+      </w:r>
+      <w:r>
+        <w:rPr>
+          <w:sz w:val="20"/>
+          <w:szCs w:val="20"/>
+        </w:rPr>
+        <w:t xml:space="preserve">. </w:t>
+      </w:r>
+    </w:p>
+    <w:p>
+      <w:pPr>
+        <w:rPr>
+          <w:sz w:val="20"/>
+          <w:szCs w:val="20"/>
+        </w:rPr>
+      </w:pPr>
+    </w:p>
+    <w:p>
+      <w:pPr>
+        <w:rPr>
+          <w:sz w:val="20"/>
+          <w:szCs w:val="20"/>
+        </w:rPr>
+      </w:pPr>
     </w:p>
     <w:p>
       <w:pPr>
@@ -1389,18 +1430,627 @@
     </w:p>
     <w:p>
       <w:pPr>
-        <w:rPr>
-          <w:sz w:val="20"/>
-          <w:szCs w:val="20"/>
-        </w:rPr>
-      </w:pPr>
-    </w:p>
-    <w:p>
-      <w:pPr>
         <w:pStyle w:val="Heading3"/>
       </w:pPr>
+    </w:p>
+    <w:p>
+      <w:pPr>
+        <w:pStyle w:val="Heading3"/>
+      </w:pPr>
+      <w:r>
+        <w:t xml:space="preserve">Notes on </w:t>
+      </w:r>
+      <w:r>
+        <w:t>Neural Machine Translation</w:t>
+      </w:r>
+    </w:p>
+    <w:p>
+      <w:pPr>
+        <w:rPr>
+          <w:sz w:val="20"/>
+          <w:szCs w:val="20"/>
+        </w:rPr>
+      </w:pPr>
+      <w:r>
+        <w:rPr>
+          <w:sz w:val="20"/>
+          <w:szCs w:val="20"/>
+        </w:rPr>
+        <w:t xml:space="preserve">Unlike the traditional phrase-based translation system which consists of many small sub-components that are tuned separately, neural machine translation attempts to build and train a single, large network that reads a sentence and outputs a correct translation. </w:t>
+      </w:r>
+    </w:p>
+    <w:p>
+      <w:pPr>
+        <w:rPr>
+          <w:sz w:val="20"/>
+          <w:szCs w:val="20"/>
+        </w:rPr>
+      </w:pPr>
+      <w:r>
+        <w:rPr>
+          <w:sz w:val="20"/>
+          <w:szCs w:val="20"/>
+        </w:rPr>
+        <w:t>Most of the proposed neural machine translation models belong to a family of encoder-decoders, with an encoder and a decoder for each language, or involve a language-specific encoder applied to each sentence whose outputs are then compared.</w:t>
+      </w:r>
+      <w:r>
+        <w:rPr>
+          <w:sz w:val="20"/>
+          <w:szCs w:val="20"/>
+        </w:rPr>
+        <w:t xml:space="preserve"> An encoder neural network reads and encodes a source sentence into a fixed-length vector. </w:t>
+      </w:r>
+    </w:p>
+    <w:p>
+      <w:pPr>
+        <w:rPr>
+          <w:sz w:val="20"/>
+          <w:szCs w:val="20"/>
+        </w:rPr>
+      </w:pPr>
+      <w:r>
+        <w:rPr>
+          <w:sz w:val="20"/>
+          <w:szCs w:val="20"/>
+        </w:rPr>
+        <w:lastRenderedPageBreak/>
+        <w:t xml:space="preserve">A decoder then outputs a translation from the encoded vector. The whole encoder-decoder system, which contains of the encoder and the decoder for a language pair, is jointly trained to maximize the probability of a correct translation given a source sentence. </w:t>
+      </w:r>
+    </w:p>
+    <w:p>
+      <w:pPr>
+        <w:rPr>
+          <w:sz w:val="20"/>
+          <w:szCs w:val="20"/>
+        </w:rPr>
+      </w:pPr>
+    </w:p>
+    <w:p>
+      <w:pPr>
+        <w:rPr>
+          <w:sz w:val="20"/>
+          <w:szCs w:val="20"/>
+        </w:rPr>
+      </w:pPr>
+      <w:r>
+        <w:rPr>
+          <w:sz w:val="20"/>
+          <w:szCs w:val="20"/>
+        </w:rPr>
+        <w:t xml:space="preserve">A potential issue with the encoder-decoder approach is that a neural network needs to be able to compress all </w:t>
+      </w:r>
+      <w:proofErr w:type="spellStart"/>
+      <w:r>
+        <w:rPr>
+          <w:sz w:val="20"/>
+          <w:szCs w:val="20"/>
+        </w:rPr>
+        <w:t>he</w:t>
+      </w:r>
+      <w:proofErr w:type="spellEnd"/>
+      <w:r>
+        <w:rPr>
+          <w:sz w:val="20"/>
+          <w:szCs w:val="20"/>
+        </w:rPr>
+        <w:t xml:space="preserve"> necessary information of a source sentence into a fixed-length vector. </w:t>
+      </w:r>
+      <w:r>
+        <w:rPr>
+          <w:sz w:val="20"/>
+          <w:szCs w:val="20"/>
+        </w:rPr>
+        <w:t xml:space="preserve">This may make it difficult for the neural network to cope with long sentences, especially those that are longer than the sentences in the training corpus. </w:t>
+      </w:r>
+      <w:r>
+        <w:rPr>
+          <w:sz w:val="20"/>
+          <w:szCs w:val="20"/>
+        </w:rPr>
+        <w:t xml:space="preserve">It was shown that indeed the performance of the traditional encoder-decoder architectures deteriorates with the length of an input sentence increases. In order to address this deterioration it has been introduced an extension mechanism to the traditional encoder-decoder model which learns to align and translate jointly. </w:t>
+      </w:r>
+      <w:r>
+        <w:rPr>
+          <w:sz w:val="20"/>
+          <w:szCs w:val="20"/>
+        </w:rPr>
+        <w:t xml:space="preserve">Each time the proposed model generates a word in a translation, it soft-searches for a set of positions in a source sentence where the most relevant information is concentrated. The model then predicts a target word based on the context vectors associated with these source positions and all the previous generated target words. </w:t>
+      </w:r>
+    </w:p>
+    <w:p>
+      <w:pPr>
+        <w:rPr>
+          <w:sz w:val="20"/>
+          <w:szCs w:val="20"/>
+        </w:rPr>
+      </w:pPr>
+    </w:p>
+    <w:p>
+      <w:pPr>
+        <w:rPr>
+          <w:sz w:val="20"/>
+          <w:szCs w:val="20"/>
+        </w:rPr>
+      </w:pPr>
+      <w:r>
+        <w:rPr>
+          <w:sz w:val="20"/>
+          <w:szCs w:val="20"/>
+        </w:rPr>
+        <w:t xml:space="preserve">The most important distinguishing feature of this approach from the basic encoder-decoder is that it does not attempt to encode a while input sentence into a single fixed-length vector. Instead it encodes the input sentence into a sequence of vectors and chooses a subset of these vectors adaptively while decoding the translation. This frees a neural translation model from having to squash all the information of a source sentence, regardless of its length, into a fixed-length vector. </w:t>
+      </w:r>
+      <w:r>
+        <w:rPr>
+          <w:sz w:val="20"/>
+          <w:szCs w:val="20"/>
+        </w:rPr>
+        <w:t xml:space="preserve">Instead, it encodes the input sentence into a sequence of vectors and chooses a subset of these vectors adaptively while decoding the translation. This frees a neural translation model from having to squash all the information of a source sentence, regardless of its length, into a fixed-length vector. </w:t>
+      </w:r>
+      <w:r>
+        <w:rPr>
+          <w:sz w:val="20"/>
+          <w:szCs w:val="20"/>
+        </w:rPr>
+        <w:t xml:space="preserve">This allows the model to cope better with long sentences. This approach to jointly learning to align and translate achieves significantly improved translation performance over the basic encoder-decoder approach. The improvement is more apparent with longer sentences, but can be observed with sentences of any length. </w:t>
+      </w:r>
+    </w:p>
+    <w:p>
+      <w:pPr>
+        <w:rPr>
+          <w:sz w:val="20"/>
+          <w:szCs w:val="20"/>
+        </w:rPr>
+      </w:pPr>
+    </w:p>
+    <w:p>
+      <w:pPr>
+        <w:pStyle w:val="Heading4"/>
+      </w:pPr>
+      <w:r>
+        <w:t>Background</w:t>
+      </w:r>
+    </w:p>
+    <w:p>
+      <w:pPr>
+        <w:rPr>
+          <w:sz w:val="20"/>
+          <w:szCs w:val="20"/>
+        </w:rPr>
+      </w:pPr>
+    </w:p>
+    <w:p>
+      <w:pPr>
+        <w:rPr>
+          <w:sz w:val="20"/>
+          <w:szCs w:val="20"/>
+        </w:rPr>
+      </w:pPr>
+      <w:r>
+        <w:rPr>
+          <w:sz w:val="20"/>
+          <w:szCs w:val="20"/>
+        </w:rPr>
+        <w:t xml:space="preserve">From a probabilistic perspective, translation is equivalent to finding a target sentence </w:t>
+      </w:r>
+      <m:oMath>
+        <m:r>
+          <m:rPr>
+            <m:sty m:val="bi"/>
+          </m:rPr>
+          <w:rPr>
+            <w:rFonts w:ascii="Cambria Math" w:hAnsi="Cambria Math"/>
+            <w:sz w:val="20"/>
+            <w:szCs w:val="20"/>
+          </w:rPr>
+          <m:t>y</m:t>
+        </m:r>
+      </m:oMath>
+      <w:r>
+        <w:rPr>
+          <w:sz w:val="20"/>
+          <w:szCs w:val="20"/>
+        </w:rPr>
+        <w:t xml:space="preserve"> that maximizes the conditional probability of </w:t>
+      </w:r>
+      <m:oMath>
+        <m:r>
+          <m:rPr>
+            <m:sty m:val="bi"/>
+          </m:rPr>
+          <w:rPr>
+            <w:rFonts w:ascii="Cambria Math" w:hAnsi="Cambria Math"/>
+            <w:sz w:val="20"/>
+            <w:szCs w:val="20"/>
+          </w:rPr>
+          <m:t>y</m:t>
+        </m:r>
+      </m:oMath>
+      <w:r>
+        <w:rPr>
+          <w:sz w:val="20"/>
+          <w:szCs w:val="20"/>
+        </w:rPr>
+        <w:t xml:space="preserve"> given a source sentence </w:t>
+      </w:r>
+      <m:oMath>
+        <m:r>
+          <m:rPr>
+            <m:sty m:val="bi"/>
+          </m:rPr>
+          <w:rPr>
+            <w:rFonts w:ascii="Cambria Math" w:hAnsi="Cambria Math"/>
+            <w:sz w:val="20"/>
+            <w:szCs w:val="20"/>
+          </w:rPr>
+          <m:t>x</m:t>
+        </m:r>
+      </m:oMath>
+      <w:r>
+        <w:rPr>
+          <w:sz w:val="20"/>
+          <w:szCs w:val="20"/>
+        </w:rPr>
+        <w:t>,</w:t>
+      </w:r>
+      <w:r>
+        <w:rPr>
+          <w:sz w:val="20"/>
+          <w:szCs w:val="20"/>
+        </w:rPr>
+        <w:t xml:space="preserve"> i.e. </w:t>
+      </w:r>
+      <m:oMath>
+        <m:func>
+          <m:funcPr>
+            <m:ctrlPr>
+              <w:rPr>
+                <w:rFonts w:ascii="Cambria Math" w:hAnsi="Cambria Math"/>
+                <w:i/>
+                <w:sz w:val="20"/>
+                <w:szCs w:val="20"/>
+              </w:rPr>
+            </m:ctrlPr>
+          </m:funcPr>
+          <m:fName>
+            <m:limLow>
+              <m:limLowPr>
+                <m:ctrlPr>
+                  <w:rPr>
+                    <w:rFonts w:ascii="Cambria Math" w:hAnsi="Cambria Math"/>
+                    <w:i/>
+                    <w:sz w:val="20"/>
+                    <w:szCs w:val="20"/>
+                  </w:rPr>
+                </m:ctrlPr>
+              </m:limLowPr>
+              <m:e>
+                <m:r>
+                  <m:rPr>
+                    <m:sty m:val="p"/>
+                  </m:rPr>
+                  <w:rPr>
+                    <w:rFonts w:ascii="Cambria Math" w:hAnsi="Cambria Math"/>
+                    <w:sz w:val="20"/>
+                    <w:szCs w:val="20"/>
+                  </w:rPr>
+                  <m:t>arg</m:t>
+                </m:r>
+                <m:r>
+                  <m:rPr>
+                    <m:sty m:val="p"/>
+                  </m:rPr>
+                  <w:rPr>
+                    <w:rFonts w:ascii="Cambria Math" w:hAnsi="Cambria Math"/>
+                    <w:sz w:val="20"/>
+                    <w:szCs w:val="20"/>
+                  </w:rPr>
+                  <m:t>max</m:t>
+                </m:r>
+              </m:e>
+              <m:lim>
+                <m:r>
+                  <m:rPr>
+                    <m:sty m:val="bi"/>
+                  </m:rPr>
+                  <w:rPr>
+                    <w:rFonts w:ascii="Cambria Math" w:hAnsi="Cambria Math"/>
+                    <w:sz w:val="20"/>
+                    <w:szCs w:val="20"/>
+                  </w:rPr>
+                  <m:t>y</m:t>
+                </m:r>
+              </m:lim>
+            </m:limLow>
+          </m:fName>
+          <m:e>
+            <m:r>
+              <w:rPr>
+                <w:rFonts w:ascii="Cambria Math" w:hAnsi="Cambria Math"/>
+                <w:sz w:val="20"/>
+                <w:szCs w:val="20"/>
+              </w:rPr>
+              <m:t>p</m:t>
+            </m:r>
+            <m:d>
+              <m:dPr>
+                <m:ctrlPr>
+                  <w:rPr>
+                    <w:rFonts w:ascii="Cambria Math" w:hAnsi="Cambria Math"/>
+                    <w:i/>
+                    <w:sz w:val="20"/>
+                    <w:szCs w:val="20"/>
+                  </w:rPr>
+                </m:ctrlPr>
+              </m:dPr>
+              <m:e>
+                <m:r>
+                  <m:rPr>
+                    <m:sty m:val="bi"/>
+                  </m:rPr>
+                  <w:rPr>
+                    <w:rFonts w:ascii="Cambria Math" w:hAnsi="Cambria Math"/>
+                    <w:sz w:val="20"/>
+                    <w:szCs w:val="20"/>
+                  </w:rPr>
+                  <m:t>y</m:t>
+                </m:r>
+                <m:r>
+                  <w:rPr>
+                    <w:rFonts w:ascii="Cambria Math" w:hAnsi="Cambria Math"/>
+                    <w:sz w:val="20"/>
+                    <w:szCs w:val="20"/>
+                  </w:rPr>
+                  <m:t xml:space="preserve"> | </m:t>
+                </m:r>
+                <m:r>
+                  <m:rPr>
+                    <m:sty m:val="bi"/>
+                  </m:rPr>
+                  <w:rPr>
+                    <w:rFonts w:ascii="Cambria Math" w:hAnsi="Cambria Math"/>
+                    <w:sz w:val="20"/>
+                    <w:szCs w:val="20"/>
+                  </w:rPr>
+                  <m:t>x</m:t>
+                </m:r>
+              </m:e>
+            </m:d>
+          </m:e>
+        </m:func>
+      </m:oMath>
+      <w:r>
+        <w:rPr>
+          <w:sz w:val="20"/>
+          <w:szCs w:val="20"/>
+        </w:rPr>
+        <w:t>.</w:t>
+      </w:r>
+      <w:r>
+        <w:rPr>
+          <w:sz w:val="20"/>
+          <w:szCs w:val="20"/>
+        </w:rPr>
+        <w:t xml:space="preserve"> In neural machine translation </w:t>
+      </w:r>
+      <w:r>
+        <w:rPr>
+          <w:sz w:val="20"/>
+          <w:szCs w:val="20"/>
+        </w:rPr>
+        <w:t>a</w:t>
+      </w:r>
+      <w:r>
+        <w:rPr>
+          <w:sz w:val="20"/>
+          <w:szCs w:val="20"/>
+        </w:rPr>
+        <w:t xml:space="preserve"> </w:t>
+      </w:r>
+      <w:r>
+        <w:rPr>
+          <w:sz w:val="20"/>
+          <w:szCs w:val="20"/>
+        </w:rPr>
+        <w:t xml:space="preserve">parametrized model is fit to maximize the conditional probability of sentence pairs using a parallel training corpus. </w:t>
+      </w:r>
+      <w:r>
+        <w:rPr>
+          <w:sz w:val="20"/>
+          <w:szCs w:val="20"/>
+        </w:rPr>
+        <w:t>Once the conditional distribution is learned by a translation model, given a source sentence a corresponding translation can be generated by searching for the sentence that maximizes the conditional probability.</w:t>
+      </w:r>
+    </w:p>
+    <w:p>
+      <w:pPr>
+        <w:rPr>
+          <w:sz w:val="20"/>
+          <w:szCs w:val="20"/>
+        </w:rPr>
+      </w:pPr>
+      <w:r>
+        <w:rPr>
+          <w:sz w:val="20"/>
+          <w:szCs w:val="20"/>
+        </w:rPr>
+        <w:t>Obviously neural networks can be used to directly learn this conditional distribution (see [7], [12], [13]).</w:t>
+      </w:r>
+    </w:p>
+    <w:p>
+      <w:pPr>
+        <w:rPr>
+          <w:sz w:val="20"/>
+          <w:szCs w:val="20"/>
+        </w:rPr>
+      </w:pPr>
+      <w:r>
+        <w:rPr>
+          <w:sz w:val="20"/>
+          <w:szCs w:val="20"/>
+        </w:rPr>
+        <w:t xml:space="preserve">The neural network approach consists of two components , the first of which encodes a source sentence </w:t>
+      </w:r>
+      <m:oMath>
+        <m:r>
+          <m:rPr>
+            <m:sty m:val="bi"/>
+          </m:rPr>
+          <w:rPr>
+            <w:rFonts w:ascii="Cambria Math" w:hAnsi="Cambria Math"/>
+            <w:sz w:val="20"/>
+            <w:szCs w:val="20"/>
+          </w:rPr>
+          <m:t>x</m:t>
+        </m:r>
+      </m:oMath>
+      <w:r>
+        <w:rPr>
+          <w:sz w:val="20"/>
+          <w:szCs w:val="20"/>
+        </w:rPr>
+        <w:t xml:space="preserve">, and the second decodes to a target sentence </w:t>
+      </w:r>
+      <m:oMath>
+        <m:r>
+          <m:rPr>
+            <m:sty m:val="bi"/>
+          </m:rPr>
+          <w:rPr>
+            <w:rFonts w:ascii="Cambria Math" w:hAnsi="Cambria Math"/>
+            <w:sz w:val="20"/>
+            <w:szCs w:val="20"/>
+          </w:rPr>
+          <m:t>y</m:t>
+        </m:r>
+      </m:oMath>
+      <w:r>
+        <w:rPr>
+          <w:sz w:val="20"/>
+          <w:szCs w:val="20"/>
+        </w:rPr>
+        <w:t>. For example, two recurrent neural networks (RNN) were used in [7] and [12] to encode a variable-length source sentence into a fixed-length vector and to decode the vector into a variable-length target sentence.</w:t>
+      </w:r>
+      <w:r>
+        <w:rPr>
+          <w:sz w:val="20"/>
+          <w:szCs w:val="20"/>
+        </w:rPr>
+        <w:t xml:space="preserve"> In [12] long short term memory (LSTM) units were used to improve the performance of the translation. Neural components has been added to existing translation systems , for instance to score the phrase pairs in the phrase table ([7]) or to re-rank candidate translations ([12]) improves further the performance.</w:t>
+      </w:r>
+    </w:p>
+    <w:p>
+      <w:pPr>
+        <w:rPr>
+          <w:sz w:val="20"/>
+          <w:szCs w:val="20"/>
+        </w:rPr>
+      </w:pPr>
+    </w:p>
+    <w:p>
+      <w:pPr>
+        <w:rPr>
+          <w:b/>
+          <w:bCs/>
+          <w:sz w:val="22"/>
+          <w:szCs w:val="22"/>
+        </w:rPr>
+      </w:pPr>
+      <w:r>
+        <w:rPr>
+          <w:b/>
+          <w:bCs/>
+          <w:sz w:val="22"/>
+          <w:szCs w:val="22"/>
+        </w:rPr>
+        <w:t>RNN Encoder-Decoder</w:t>
+      </w:r>
+    </w:p>
+    <w:p>
+      <w:pPr>
+        <w:rPr>
+          <w:sz w:val="20"/>
+          <w:szCs w:val="20"/>
+        </w:rPr>
+      </w:pPr>
+      <w:r>
+        <w:rPr>
+          <w:sz w:val="20"/>
+          <w:szCs w:val="20"/>
+        </w:rPr>
+        <w:t xml:space="preserve">This is the framework which was adopted by [7] and [12] which can be used as a base framework to add attention mechanism to it. </w:t>
+      </w:r>
+    </w:p>
+    <w:p>
+      <w:pPr>
+        <w:rPr>
+          <w:sz w:val="20"/>
+          <w:szCs w:val="20"/>
+        </w:rPr>
+      </w:pPr>
+    </w:p>
+    <w:p>
+      <w:pPr>
+        <w:rPr>
+          <w:sz w:val="20"/>
+          <w:szCs w:val="20"/>
+        </w:rPr>
+      </w:pPr>
+    </w:p>
+    <w:p>
+      <w:pPr>
+        <w:rPr>
+          <w:sz w:val="20"/>
+          <w:szCs w:val="20"/>
+        </w:rPr>
+      </w:pPr>
+    </w:p>
+    <w:p>
+      <w:pPr>
+        <w:rPr>
+          <w:sz w:val="20"/>
+          <w:szCs w:val="20"/>
+        </w:rPr>
+      </w:pPr>
+    </w:p>
+    <w:p>
+      <w:pPr>
+        <w:rPr>
+          <w:sz w:val="20"/>
+          <w:szCs w:val="20"/>
+        </w:rPr>
+      </w:pPr>
+      <w:r>
+        <w:rPr>
+          <w:color w:val="FF0000"/>
+          <w:sz w:val="20"/>
+          <w:szCs w:val="20"/>
+        </w:rPr>
+        <w:t>//TODO: finish the section on Neural Machine Translation (mainly from [4])</w:t>
+      </w:r>
+    </w:p>
+    <w:p>
+      <w:pPr>
+        <w:rPr>
+          <w:sz w:val="20"/>
+          <w:szCs w:val="20"/>
+        </w:rPr>
+      </w:pPr>
+    </w:p>
+    <w:p>
+      <w:pPr>
+        <w:rPr>
+          <w:sz w:val="20"/>
+          <w:szCs w:val="20"/>
+        </w:rPr>
+      </w:pPr>
+    </w:p>
+    <w:p>
+      <w:pPr>
+        <w:pStyle w:val="Heading3"/>
+      </w:pPr>
       <w:bookmarkStart w:id="4" w:name="_Toc161722115"/>
       <w:r>
+        <w:lastRenderedPageBreak/>
         <w:t>Bi-directional Neural Networks</w:t>
       </w:r>
       <w:bookmarkEnd w:id="4"/>
@@ -2100,15 +2750,7 @@
           <w:sz w:val="20"/>
           <w:szCs w:val="20"/>
         </w:rPr>
-        <w:t xml:space="preserve"> at hand </w:t>
-      </w:r>
-      <w:r>
-        <w:rPr>
-          <w:sz w:val="20"/>
-          <w:szCs w:val="20"/>
-        </w:rPr>
-        <w:lastRenderedPageBreak/>
-        <w:t xml:space="preserve">and when they are categorical (class labels), the problem is known as a </w:t>
+        <w:t xml:space="preserve"> at hand and when they are categorical (class labels), the problem is known as a </w:t>
       </w:r>
       <w:r>
         <w:rPr>
@@ -2437,14 +3079,7 @@
           <w:sz w:val="20"/>
           <w:szCs w:val="20"/>
         </w:rPr>
-        <w:t xml:space="preserve"> importance for the final prediction. In the case of rationale, the importance is expressed as a hard selection, while attention provides a soft distribution over the words. The Figure</w:t>
-      </w:r>
-      <w:r>
-        <w:rPr>
-          <w:sz w:val="20"/>
-          <w:szCs w:val="20"/>
-        </w:rPr>
-        <w:t xml:space="preserve"> below illustrates this relatedness:</w:t>
+        <w:t xml:space="preserve"> importance for the final prediction. In the case of rationale, the importance is expressed as a hard selection, while attention provides a soft distribution over the words. The Figure below illustrates this relatedness:</w:t>
       </w:r>
     </w:p>
     <w:p>
@@ -2468,8 +3103,9 @@
           <w:sz w:val="20"/>
           <w:szCs w:val="20"/>
         </w:rPr>
+        <w:lastRenderedPageBreak/>
         <w:drawing>
-          <wp:anchor distT="0" distB="0" distL="114300" distR="114300" simplePos="0" relativeHeight="251658240" behindDoc="0" locked="0" layoutInCell="1" allowOverlap="1" wp14:anchorId="5B5C6299" wp14:editId="62B54E1A">
+          <wp:anchor distT="0" distB="0" distL="114300" distR="114300" simplePos="0" relativeHeight="251658240" behindDoc="0" locked="0" layoutInCell="1" allowOverlap="1" wp14:anchorId="5B5C6299" wp14:editId="37CD4325">
             <wp:simplePos x="0" y="0"/>
             <wp:positionH relativeFrom="column">
               <wp:posOffset>0</wp:posOffset>
@@ -2566,15 +3202,7 @@
           <w:sz w:val="20"/>
           <w:szCs w:val="20"/>
         </w:rPr>
-        <w:t xml:space="preserve"> Instead of providing soft distribution human rationales only provide the binary indication about relevance. Furthermore, rationales are subjectively defined and often vary across annotators. </w:t>
-      </w:r>
-      <w:r>
-        <w:rPr>
-          <w:sz w:val="20"/>
-          <w:szCs w:val="20"/>
-        </w:rPr>
-        <w:lastRenderedPageBreak/>
-        <w:t>Finally, human rationales are not customized for a given model architecture. In contrast, machine attention is always derived as a p</w:t>
+        <w:t xml:space="preserve"> Instead of providing soft distribution human rationales only provide the binary indication about relevance. Furthermore, rationales are subjectively defined and often vary across annotators. Finally, human rationales are not customized for a given model architecture. In contrast, machine attention is always derived as a p</w:t>
       </w:r>
       <w:r>
         <w:rPr>
@@ -3032,46 +3660,100 @@
             <w:sz w:val="18"/>
             <w:szCs w:val="18"/>
           </w:rPr>
-          <w:t>, Dzmitry Bahdanau, Fethi Bougares, Holger Schwenk, Yoshua Bengio, 2014</w:t>
+          <w:t xml:space="preserve">, </w:t>
         </w:r>
-      </w:hyperlink>
-    </w:p>
-    <w:p>
-      <w:pPr>
-        <w:rPr>
-          <w:sz w:val="18"/>
-          <w:szCs w:val="18"/>
-        </w:rPr>
-      </w:pPr>
-      <w:r>
-        <w:rPr>
-          <w:sz w:val="18"/>
-          <w:szCs w:val="18"/>
-        </w:rPr>
-        <w:t>[</w:t>
-      </w:r>
-      <w:r>
-        <w:rPr>
-          <w:sz w:val="18"/>
-          <w:szCs w:val="18"/>
-        </w:rPr>
-        <w:t>8</w:t>
-      </w:r>
-      <w:r>
-        <w:rPr>
-          <w:sz w:val="18"/>
-          <w:szCs w:val="18"/>
-        </w:rPr>
-        <w:t xml:space="preserve">] </w:t>
-      </w:r>
-      <w:hyperlink r:id="rId21" w:history="1">
+        <w:proofErr w:type="spellStart"/>
         <w:r>
           <w:rPr>
             <w:rStyle w:val="Hyperlink"/>
             <w:sz w:val="18"/>
             <w:szCs w:val="18"/>
           </w:rPr>
-          <w:t xml:space="preserve">Autoencoders, Dor Bank, Noam Koenigstein, Raja </w:t>
+          <w:t>Dzmitry</w:t>
+        </w:r>
+        <w:proofErr w:type="spellEnd"/>
+        <w:r>
+          <w:rPr>
+            <w:rStyle w:val="Hyperlink"/>
+            <w:sz w:val="18"/>
+            <w:szCs w:val="18"/>
+          </w:rPr>
+          <w:t xml:space="preserve"> Bahdanau, </w:t>
+        </w:r>
+        <w:proofErr w:type="spellStart"/>
+        <w:r>
+          <w:rPr>
+            <w:rStyle w:val="Hyperlink"/>
+            <w:sz w:val="18"/>
+            <w:szCs w:val="18"/>
+          </w:rPr>
+          <w:t>Fethi</w:t>
+        </w:r>
+        <w:proofErr w:type="spellEnd"/>
+        <w:r>
+          <w:rPr>
+            <w:rStyle w:val="Hyperlink"/>
+            <w:sz w:val="18"/>
+            <w:szCs w:val="18"/>
+          </w:rPr>
+          <w:t xml:space="preserve"> Bougares, Holger Schwenk, Yoshua Bengio, 2014</w:t>
+        </w:r>
+      </w:hyperlink>
+    </w:p>
+    <w:p>
+      <w:pPr>
+        <w:rPr>
+          <w:sz w:val="18"/>
+          <w:szCs w:val="18"/>
+        </w:rPr>
+      </w:pPr>
+      <w:r>
+        <w:rPr>
+          <w:sz w:val="18"/>
+          <w:szCs w:val="18"/>
+        </w:rPr>
+        <w:t>[</w:t>
+      </w:r>
+      <w:r>
+        <w:rPr>
+          <w:sz w:val="18"/>
+          <w:szCs w:val="18"/>
+        </w:rPr>
+        <w:t>8</w:t>
+      </w:r>
+      <w:r>
+        <w:rPr>
+          <w:sz w:val="18"/>
+          <w:szCs w:val="18"/>
+        </w:rPr>
+        <w:t xml:space="preserve">] </w:t>
+      </w:r>
+      <w:hyperlink r:id="rId21" w:history="1">
+        <w:r>
+          <w:rPr>
+            <w:rStyle w:val="Hyperlink"/>
+            <w:sz w:val="18"/>
+            <w:szCs w:val="18"/>
+          </w:rPr>
+          <w:t xml:space="preserve">Autoencoders, Dor Bank, Noam </w:t>
+        </w:r>
+        <w:proofErr w:type="spellStart"/>
+        <w:r>
+          <w:rPr>
+            <w:rStyle w:val="Hyperlink"/>
+            <w:sz w:val="18"/>
+            <w:szCs w:val="18"/>
+          </w:rPr>
+          <w:t>Koenigstein</w:t>
+        </w:r>
+        <w:proofErr w:type="spellEnd"/>
+        <w:r>
+          <w:rPr>
+            <w:rStyle w:val="Hyperlink"/>
+            <w:sz w:val="18"/>
+            <w:szCs w:val="18"/>
+          </w:rPr>
+          <w:t xml:space="preserve">, Raja </w:t>
         </w:r>
         <w:proofErr w:type="spellStart"/>
         <w:r>
@@ -3201,25 +3883,85 @@
             <w:sz w:val="18"/>
             <w:szCs w:val="18"/>
           </w:rPr>
-          <w:t xml:space="preserve">Attention is All You Need, Ashish Vaswani, Noam Shazeer, Niki Parmar, Jakob </w:t>
+          <w:t>Attention is All You Need, Ashish Vaswani, Noam Shazeer, Niki Parmar, Jakob Uszkoreit et al, NIPS, 2017</w:t>
         </w:r>
-        <w:proofErr w:type="spellStart"/>
+      </w:hyperlink>
+    </w:p>
+    <w:p>
+      <w:pPr>
+        <w:rPr>
+          <w:sz w:val="18"/>
+          <w:szCs w:val="18"/>
+        </w:rPr>
+      </w:pPr>
+      <w:r>
+        <w:rPr>
+          <w:sz w:val="18"/>
+          <w:szCs w:val="18"/>
+        </w:rPr>
+        <w:t>[1</w:t>
+      </w:r>
+      <w:r>
+        <w:rPr>
+          <w:sz w:val="18"/>
+          <w:szCs w:val="18"/>
+        </w:rPr>
+        <w:t>1</w:t>
+      </w:r>
+      <w:r>
+        <w:rPr>
+          <w:sz w:val="18"/>
+          <w:szCs w:val="18"/>
+        </w:rPr>
+        <w:t xml:space="preserve">] </w:t>
+      </w:r>
+      <w:hyperlink r:id="rId24" w:history="1">
         <w:r>
           <w:rPr>
             <w:rStyle w:val="Hyperlink"/>
             <w:sz w:val="18"/>
             <w:szCs w:val="18"/>
           </w:rPr>
-          <w:t>Uszkoreit</w:t>
+          <w:t>Transforming Auto-encoders, G.E. Hinton, A. Krizhevsky, S.D. Wang, U of Toronto, 2010</w:t>
         </w:r>
-        <w:proofErr w:type="spellEnd"/>
+      </w:hyperlink>
+    </w:p>
+    <w:p>
+      <w:pPr>
+        <w:rPr>
+          <w:sz w:val="18"/>
+          <w:szCs w:val="18"/>
+        </w:rPr>
+      </w:pPr>
+      <w:r>
+        <w:rPr>
+          <w:sz w:val="18"/>
+          <w:szCs w:val="18"/>
+        </w:rPr>
+        <w:t>[1</w:t>
+      </w:r>
+      <w:r>
+        <w:rPr>
+          <w:sz w:val="18"/>
+          <w:szCs w:val="18"/>
+        </w:rPr>
+        <w:t>2</w:t>
+      </w:r>
+      <w:r>
+        <w:rPr>
+          <w:sz w:val="18"/>
+          <w:szCs w:val="18"/>
+        </w:rPr>
+        <w:t xml:space="preserve">] </w:t>
+      </w:r>
+      <w:hyperlink r:id="rId25" w:history="1">
         <w:r>
           <w:rPr>
             <w:rStyle w:val="Hyperlink"/>
             <w:sz w:val="18"/>
             <w:szCs w:val="18"/>
           </w:rPr>
-          <w:t xml:space="preserve"> et al, NIPS, 2017</w:t>
+          <w:t>Sequence to Sequence Learning with Neural Networks, Ilya Sutskever, Oriol Vinyals, Quoc V. Le, Google Research, 2014</w:t>
         </w:r>
       </w:hyperlink>
     </w:p>
@@ -3242,7 +3984,7 @@
           <w:sz w:val="18"/>
           <w:szCs w:val="18"/>
         </w:rPr>
-        <w:t>1</w:t>
+        <w:t>3</w:t>
       </w:r>
       <w:r>
         <w:rPr>
@@ -3251,14 +3993,14 @@
         </w:rPr>
         <w:t xml:space="preserve">] </w:t>
       </w:r>
-      <w:hyperlink r:id="rId24" w:history="1">
+      <w:hyperlink r:id="rId26" w:history="1">
         <w:r>
           <w:rPr>
             <w:rStyle w:val="Hyperlink"/>
             <w:sz w:val="18"/>
             <w:szCs w:val="18"/>
           </w:rPr>
-          <w:t>Transforming Auto-encoders, G.E. Hinton, A. Krizhevsky, S.D. Wang, U of Toronto, 2010</w:t>
+          <w:t>Generating Sequences With Recurrent Neural Networks, Alex Graves, U of Toronto, 2014</w:t>
         </w:r>
       </w:hyperlink>
     </w:p>
@@ -3281,7 +4023,7 @@
           <w:sz w:val="18"/>
           <w:szCs w:val="18"/>
         </w:rPr>
-        <w:t>2</w:t>
+        <w:t>4</w:t>
       </w:r>
       <w:r>
         <w:rPr>
@@ -3290,14 +4032,14 @@
         </w:rPr>
         <w:t xml:space="preserve">] </w:t>
       </w:r>
-      <w:hyperlink r:id="rId25" w:history="1">
+      <w:hyperlink r:id="rId27" w:history="1">
         <w:r>
           <w:rPr>
             <w:rStyle w:val="Hyperlink"/>
             <w:sz w:val="18"/>
             <w:szCs w:val="18"/>
           </w:rPr>
-          <w:t>Sequence to Sequence Learning with Neural Networks, Ilya Sutskever, Oriol Vinyals, Quoc V. Le, Google Research, 2014</w:t>
+          <w:t>A Tutorial on Training Recurrent Neural Networks, covering BPPT, RTRL, EKF and the “echo state network” approach, Herbert Jaeger, Fraunhofer Institute for Autonomous Intelligent Systems, 2003</w:t>
         </w:r>
       </w:hyperlink>
     </w:p>
@@ -3320,7 +4062,7 @@
           <w:sz w:val="18"/>
           <w:szCs w:val="18"/>
         </w:rPr>
-        <w:t>3</w:t>
+        <w:t>5</w:t>
       </w:r>
       <w:r>
         <w:rPr>
@@ -3329,91 +4071,13 @@
         </w:rPr>
         <w:t xml:space="preserve">] </w:t>
       </w:r>
-      <w:hyperlink r:id="rId26" w:history="1">
+      <w:hyperlink r:id="rId28" w:history="1">
         <w:r>
           <w:rPr>
             <w:rStyle w:val="Hyperlink"/>
             <w:sz w:val="18"/>
             <w:szCs w:val="18"/>
           </w:rPr>
-          <w:t>Generating Sequences With Recurrent Neural Networks, Alex Graves, U of Toronto, 2014</w:t>
-        </w:r>
-      </w:hyperlink>
-    </w:p>
-    <w:p>
-      <w:pPr>
-        <w:rPr>
-          <w:sz w:val="18"/>
-          <w:szCs w:val="18"/>
-        </w:rPr>
-      </w:pPr>
-      <w:r>
-        <w:rPr>
-          <w:sz w:val="18"/>
-          <w:szCs w:val="18"/>
-        </w:rPr>
-        <w:t>[1</w:t>
-      </w:r>
-      <w:r>
-        <w:rPr>
-          <w:sz w:val="18"/>
-          <w:szCs w:val="18"/>
-        </w:rPr>
-        <w:t>4</w:t>
-      </w:r>
-      <w:r>
-        <w:rPr>
-          <w:sz w:val="18"/>
-          <w:szCs w:val="18"/>
-        </w:rPr>
-        <w:t xml:space="preserve">] </w:t>
-      </w:r>
-      <w:hyperlink r:id="rId27" w:history="1">
-        <w:r>
-          <w:rPr>
-            <w:rStyle w:val="Hyperlink"/>
-            <w:sz w:val="18"/>
-            <w:szCs w:val="18"/>
-          </w:rPr>
-          <w:t>A Tutorial on Training Recurrent Neural Networks, covering BPPT, RTRL, EKF and the “echo state network” approach, Herbert Jaeger, Fraunhofer Institute for Autonomous Intelligent Systems, 2003</w:t>
-        </w:r>
-      </w:hyperlink>
-    </w:p>
-    <w:p>
-      <w:pPr>
-        <w:rPr>
-          <w:sz w:val="18"/>
-          <w:szCs w:val="18"/>
-        </w:rPr>
-      </w:pPr>
-      <w:r>
-        <w:rPr>
-          <w:sz w:val="18"/>
-          <w:szCs w:val="18"/>
-        </w:rPr>
-        <w:t>[1</w:t>
-      </w:r>
-      <w:r>
-        <w:rPr>
-          <w:sz w:val="18"/>
-          <w:szCs w:val="18"/>
-        </w:rPr>
-        <w:t>5</w:t>
-      </w:r>
-      <w:r>
-        <w:rPr>
-          <w:sz w:val="18"/>
-          <w:szCs w:val="18"/>
-        </w:rPr>
-        <w:t xml:space="preserve">] </w:t>
-      </w:r>
-      <w:hyperlink r:id="rId28" w:history="1">
-        <w:r>
-          <w:rPr>
-            <w:rStyle w:val="Hyperlink"/>
-            <w:sz w:val="18"/>
-            <w:szCs w:val="18"/>
-          </w:rPr>
           <w:t>Understanding LSTM: a Tutorial into Long Short-Term Memory Recurrent Neural Networks, Ralf C. Staudemeyer, Eric Rothstein Morris, 2019</w:t>
         </w:r>
       </w:hyperlink>
@@ -3430,6 +4094,7 @@
           <w:sz w:val="18"/>
           <w:szCs w:val="18"/>
         </w:rPr>
+        <w:lastRenderedPageBreak/>
         <w:t>[1</w:t>
       </w:r>
       <w:r>
@@ -4245,6 +4910,26 @@
       <w:color w:val="2F5496" w:themeColor="accent1" w:themeShade="BF"/>
     </w:rPr>
   </w:style>
+  <w:style w:type="paragraph" w:styleId="Heading5">
+    <w:name w:val="heading 5"/>
+    <w:basedOn w:val="Normal"/>
+    <w:next w:val="Normal"/>
+    <w:link w:val="Heading5Char"/>
+    <w:uiPriority w:val="9"/>
+    <w:unhideWhenUsed/>
+    <w:qFormat/>
+    <w:rsid w:val="00FE7E39"/>
+    <w:pPr>
+      <w:keepNext/>
+      <w:keepLines/>
+      <w:spacing w:before="40"/>
+      <w:outlineLvl w:val="4"/>
+    </w:pPr>
+    <w:rPr>
+      <w:rFonts w:asciiTheme="majorHAnsi" w:eastAsiaTheme="majorEastAsia" w:hAnsiTheme="majorHAnsi" w:cstheme="majorBidi"/>
+      <w:color w:val="2F5496" w:themeColor="accent1" w:themeShade="BF"/>
+    </w:rPr>
+  </w:style>
   <w:style w:type="character" w:default="1" w:styleId="DefaultParagraphFont">
     <w:name w:val="Default Paragraph Font"/>
     <w:uiPriority w:val="1"/>
@@ -4566,6 +5251,17 @@
       <w:szCs w:val="20"/>
     </w:rPr>
   </w:style>
+  <w:style w:type="character" w:customStyle="1" w:styleId="Heading5Char">
+    <w:name w:val="Heading 5 Char"/>
+    <w:basedOn w:val="DefaultParagraphFont"/>
+    <w:link w:val="Heading5"/>
+    <w:uiPriority w:val="9"/>
+    <w:rsid w:val="00FE7E39"/>
+    <w:rPr>
+      <w:rFonts w:asciiTheme="majorHAnsi" w:eastAsiaTheme="majorEastAsia" w:hAnsiTheme="majorHAnsi" w:cstheme="majorBidi"/>
+      <w:color w:val="2F5496" w:themeColor="accent1" w:themeShade="BF"/>
+    </w:rPr>
+  </w:style>
 </w:styles>
 </file>
 

--- a/docs/TheAttentionMechanism.docx
+++ b/docs/TheAttentionMechanism.docx
@@ -1995,14 +1995,641 @@
           <w:szCs w:val="20"/>
         </w:rPr>
       </w:pPr>
-    </w:p>
-    <w:p>
-      <w:pPr>
-        <w:rPr>
-          <w:sz w:val="20"/>
-          <w:szCs w:val="20"/>
-        </w:rPr>
-      </w:pPr>
+      <w:r>
+        <w:rPr>
+          <w:sz w:val="20"/>
+          <w:szCs w:val="20"/>
+        </w:rPr>
+        <w:t xml:space="preserve">In the Encoder-Decoder framework, an encoder reads the input sentence, a sequence of vectors </w:t>
+      </w:r>
+      <m:oMath>
+        <m:r>
+          <w:rPr>
+            <w:rFonts w:ascii="Cambria Math" w:hAnsi="Cambria Math"/>
+            <w:sz w:val="20"/>
+            <w:szCs w:val="20"/>
+          </w:rPr>
+          <m:t>x</m:t>
+        </m:r>
+        <m:r>
+          <w:rPr>
+            <w:rFonts w:ascii="Cambria Math" w:hAnsi="Cambria Math"/>
+            <w:sz w:val="20"/>
+            <w:szCs w:val="20"/>
+          </w:rPr>
+          <m:t>=</m:t>
+        </m:r>
+        <m:d>
+          <m:dPr>
+            <m:ctrlPr>
+              <w:rPr>
+                <w:rFonts w:ascii="Cambria Math" w:hAnsi="Cambria Math"/>
+                <w:i/>
+                <w:sz w:val="20"/>
+                <w:szCs w:val="20"/>
+              </w:rPr>
+            </m:ctrlPr>
+          </m:dPr>
+          <m:e>
+            <m:sSub>
+              <m:sSubPr>
+                <m:ctrlPr>
+                  <w:rPr>
+                    <w:rFonts w:ascii="Cambria Math" w:hAnsi="Cambria Math"/>
+                    <w:i/>
+                    <w:sz w:val="20"/>
+                    <w:szCs w:val="20"/>
+                  </w:rPr>
+                </m:ctrlPr>
+              </m:sSubPr>
+              <m:e>
+                <m:r>
+                  <w:rPr>
+                    <w:rFonts w:ascii="Cambria Math" w:hAnsi="Cambria Math"/>
+                    <w:sz w:val="20"/>
+                    <w:szCs w:val="20"/>
+                  </w:rPr>
+                  <m:t>x</m:t>
+                </m:r>
+              </m:e>
+              <m:sub>
+                <m:r>
+                  <w:rPr>
+                    <w:rFonts w:ascii="Cambria Math" w:hAnsi="Cambria Math"/>
+                    <w:sz w:val="20"/>
+                    <w:szCs w:val="20"/>
+                  </w:rPr>
+                  <m:t>1</m:t>
+                </m:r>
+              </m:sub>
+            </m:sSub>
+            <m:r>
+              <w:rPr>
+                <w:rFonts w:ascii="Cambria Math" w:hAnsi="Cambria Math"/>
+                <w:sz w:val="20"/>
+                <w:szCs w:val="20"/>
+              </w:rPr>
+              <m:t>,…,</m:t>
+            </m:r>
+            <m:sSub>
+              <m:sSubPr>
+                <m:ctrlPr>
+                  <w:rPr>
+                    <w:rFonts w:ascii="Cambria Math" w:hAnsi="Cambria Math"/>
+                    <w:i/>
+                    <w:sz w:val="20"/>
+                    <w:szCs w:val="20"/>
+                  </w:rPr>
+                </m:ctrlPr>
+              </m:sSubPr>
+              <m:e>
+                <m:r>
+                  <w:rPr>
+                    <w:rFonts w:ascii="Cambria Math" w:hAnsi="Cambria Math"/>
+                    <w:sz w:val="20"/>
+                    <w:szCs w:val="20"/>
+                  </w:rPr>
+                  <m:t>x</m:t>
+                </m:r>
+              </m:e>
+              <m:sub>
+                <m:r>
+                  <w:rPr>
+                    <w:rFonts w:ascii="Cambria Math" w:hAnsi="Cambria Math"/>
+                    <w:sz w:val="20"/>
+                    <w:szCs w:val="20"/>
+                  </w:rPr>
+                  <m:t>T</m:t>
+                </m:r>
+              </m:sub>
+            </m:sSub>
+          </m:e>
+        </m:d>
+      </m:oMath>
+      <w:r>
+        <w:rPr>
+          <w:sz w:val="20"/>
+          <w:szCs w:val="20"/>
+        </w:rPr>
+        <w:t xml:space="preserve"> into a vector </w:t>
+      </w:r>
+      <m:oMath>
+        <m:r>
+          <w:rPr>
+            <w:rFonts w:ascii="Cambria Math" w:hAnsi="Cambria Math"/>
+            <w:sz w:val="20"/>
+            <w:szCs w:val="20"/>
+          </w:rPr>
+          <m:t>c</m:t>
+        </m:r>
+      </m:oMath>
+      <w:r>
+        <w:rPr>
+          <w:sz w:val="20"/>
+          <w:szCs w:val="20"/>
+        </w:rPr>
+        <w:t xml:space="preserve">. The most common approach is to use an RNN such that </w:t>
+      </w:r>
+    </w:p>
+    <w:p>
+      <w:pPr>
+        <w:rPr>
+          <w:sz w:val="20"/>
+          <w:szCs w:val="20"/>
+        </w:rPr>
+      </w:pPr>
+    </w:p>
+    <w:p>
+      <w:pPr>
+        <w:rPr>
+          <w:sz w:val="20"/>
+          <w:szCs w:val="20"/>
+        </w:rPr>
+      </w:pPr>
+      <m:oMath>
+        <m:sSub>
+          <m:sSubPr>
+            <m:ctrlPr>
+              <w:rPr>
+                <w:rFonts w:ascii="Cambria Math" w:hAnsi="Cambria Math"/>
+                <w:i/>
+                <w:sz w:val="20"/>
+                <w:szCs w:val="20"/>
+              </w:rPr>
+            </m:ctrlPr>
+          </m:sSubPr>
+          <m:e>
+            <m:r>
+              <w:rPr>
+                <w:rFonts w:ascii="Cambria Math" w:hAnsi="Cambria Math"/>
+                <w:sz w:val="20"/>
+                <w:szCs w:val="20"/>
+              </w:rPr>
+              <m:t>h</m:t>
+            </m:r>
+          </m:e>
+          <m:sub>
+            <m:r>
+              <w:rPr>
+                <w:rFonts w:ascii="Cambria Math" w:hAnsi="Cambria Math"/>
+                <w:sz w:val="20"/>
+                <w:szCs w:val="20"/>
+              </w:rPr>
+              <m:t>t</m:t>
+            </m:r>
+          </m:sub>
+        </m:sSub>
+        <m:r>
+          <w:rPr>
+            <w:rFonts w:ascii="Cambria Math" w:hAnsi="Cambria Math"/>
+            <w:sz w:val="20"/>
+            <w:szCs w:val="20"/>
+          </w:rPr>
+          <m:t>=f</m:t>
+        </m:r>
+        <m:d>
+          <m:dPr>
+            <m:ctrlPr>
+              <w:rPr>
+                <w:rFonts w:ascii="Cambria Math" w:hAnsi="Cambria Math"/>
+                <w:i/>
+                <w:sz w:val="20"/>
+                <w:szCs w:val="20"/>
+              </w:rPr>
+            </m:ctrlPr>
+          </m:dPr>
+          <m:e>
+            <m:sSub>
+              <m:sSubPr>
+                <m:ctrlPr>
+                  <w:rPr>
+                    <w:rFonts w:ascii="Cambria Math" w:hAnsi="Cambria Math"/>
+                    <w:i/>
+                    <w:sz w:val="20"/>
+                    <w:szCs w:val="20"/>
+                  </w:rPr>
+                </m:ctrlPr>
+              </m:sSubPr>
+              <m:e>
+                <m:r>
+                  <w:rPr>
+                    <w:rFonts w:ascii="Cambria Math" w:hAnsi="Cambria Math"/>
+                    <w:sz w:val="20"/>
+                    <w:szCs w:val="20"/>
+                  </w:rPr>
+                  <m:t>x</m:t>
+                </m:r>
+              </m:e>
+              <m:sub>
+                <m:r>
+                  <w:rPr>
+                    <w:rFonts w:ascii="Cambria Math" w:hAnsi="Cambria Math"/>
+                    <w:sz w:val="20"/>
+                    <w:szCs w:val="20"/>
+                  </w:rPr>
+                  <m:t>t</m:t>
+                </m:r>
+              </m:sub>
+            </m:sSub>
+            <m:r>
+              <w:rPr>
+                <w:rFonts w:ascii="Cambria Math" w:hAnsi="Cambria Math"/>
+                <w:sz w:val="20"/>
+                <w:szCs w:val="20"/>
+              </w:rPr>
+              <m:t>,</m:t>
+            </m:r>
+            <m:sSub>
+              <m:sSubPr>
+                <m:ctrlPr>
+                  <w:rPr>
+                    <w:rFonts w:ascii="Cambria Math" w:hAnsi="Cambria Math"/>
+                    <w:i/>
+                    <w:sz w:val="20"/>
+                    <w:szCs w:val="20"/>
+                  </w:rPr>
+                </m:ctrlPr>
+              </m:sSubPr>
+              <m:e>
+                <m:r>
+                  <w:rPr>
+                    <w:rFonts w:ascii="Cambria Math" w:hAnsi="Cambria Math"/>
+                    <w:sz w:val="20"/>
+                    <w:szCs w:val="20"/>
+                  </w:rPr>
+                  <m:t>h</m:t>
+                </m:r>
+              </m:e>
+              <m:sub>
+                <m:r>
+                  <w:rPr>
+                    <w:rFonts w:ascii="Cambria Math" w:hAnsi="Cambria Math"/>
+                    <w:sz w:val="20"/>
+                    <w:szCs w:val="20"/>
+                  </w:rPr>
+                  <m:t>t-1</m:t>
+                </m:r>
+              </m:sub>
+            </m:sSub>
+          </m:e>
+        </m:d>
+      </m:oMath>
+      <w:r>
+        <w:rPr>
+          <w:sz w:val="20"/>
+          <w:szCs w:val="20"/>
+        </w:rPr>
+        <w:t xml:space="preserve">       (</w:t>
+      </w:r>
+      <w:r>
+        <w:rPr>
+          <w:sz w:val="20"/>
+          <w:szCs w:val="20"/>
+        </w:rPr>
+        <w:t>nmt.</w:t>
+      </w:r>
+      <w:r>
+        <w:rPr>
+          <w:sz w:val="20"/>
+          <w:szCs w:val="20"/>
+        </w:rPr>
+        <w:t>1)</w:t>
+      </w:r>
+    </w:p>
+    <w:p>
+      <w:pPr>
+        <w:rPr>
+          <w:sz w:val="20"/>
+          <w:szCs w:val="20"/>
+        </w:rPr>
+      </w:pPr>
+    </w:p>
+    <w:p>
+      <w:pPr>
+        <w:rPr>
+          <w:sz w:val="20"/>
+          <w:szCs w:val="20"/>
+        </w:rPr>
+      </w:pPr>
+      <w:r>
+        <w:rPr>
+          <w:sz w:val="20"/>
+          <w:szCs w:val="20"/>
+        </w:rPr>
+        <w:t>and</w:t>
+      </w:r>
+    </w:p>
+    <w:p>
+      <w:pPr>
+        <w:rPr>
+          <w:sz w:val="20"/>
+          <w:szCs w:val="20"/>
+        </w:rPr>
+      </w:pPr>
+    </w:p>
+    <w:p>
+      <w:pPr>
+        <w:rPr>
+          <w:sz w:val="20"/>
+          <w:szCs w:val="20"/>
+        </w:rPr>
+      </w:pPr>
+      <m:oMath>
+        <m:r>
+          <w:rPr>
+            <w:rFonts w:ascii="Cambria Math" w:hAnsi="Cambria Math"/>
+            <w:sz w:val="20"/>
+            <w:szCs w:val="20"/>
+          </w:rPr>
+          <w:lastRenderedPageBreak/>
+          <m:t xml:space="preserve">c = </m:t>
+        </m:r>
+        <m:r>
+          <w:rPr>
+            <w:rFonts w:ascii="Cambria Math" w:hAnsi="Cambria Math"/>
+            <w:sz w:val="20"/>
+            <w:szCs w:val="20"/>
+          </w:rPr>
+          <m:t>q</m:t>
+        </m:r>
+        <m:d>
+          <m:dPr>
+            <m:ctrlPr>
+              <w:rPr>
+                <w:rFonts w:ascii="Cambria Math" w:hAnsi="Cambria Math"/>
+                <w:i/>
+                <w:sz w:val="20"/>
+                <w:szCs w:val="20"/>
+              </w:rPr>
+            </m:ctrlPr>
+          </m:dPr>
+          <m:e>
+            <m:d>
+              <m:dPr>
+                <m:begChr m:val="{"/>
+                <m:endChr m:val="}"/>
+                <m:ctrlPr>
+                  <w:rPr>
+                    <w:rFonts w:ascii="Cambria Math" w:hAnsi="Cambria Math"/>
+                    <w:i/>
+                    <w:sz w:val="20"/>
+                    <w:szCs w:val="20"/>
+                  </w:rPr>
+                </m:ctrlPr>
+              </m:dPr>
+              <m:e>
+                <m:sSub>
+                  <m:sSubPr>
+                    <m:ctrlPr>
+                      <w:rPr>
+                        <w:rFonts w:ascii="Cambria Math" w:hAnsi="Cambria Math"/>
+                        <w:i/>
+                        <w:sz w:val="20"/>
+                        <w:szCs w:val="20"/>
+                      </w:rPr>
+                    </m:ctrlPr>
+                  </m:sSubPr>
+                  <m:e>
+                    <m:r>
+                      <w:rPr>
+                        <w:rFonts w:ascii="Cambria Math" w:hAnsi="Cambria Math"/>
+                        <w:sz w:val="20"/>
+                        <w:szCs w:val="20"/>
+                      </w:rPr>
+                      <m:t>h</m:t>
+                    </m:r>
+                  </m:e>
+                  <m:sub>
+                    <m:r>
+                      <w:rPr>
+                        <w:rFonts w:ascii="Cambria Math" w:hAnsi="Cambria Math"/>
+                        <w:sz w:val="20"/>
+                        <w:szCs w:val="20"/>
+                      </w:rPr>
+                      <m:t>1</m:t>
+                    </m:r>
+                  </m:sub>
+                </m:sSub>
+                <m:r>
+                  <w:rPr>
+                    <w:rFonts w:ascii="Cambria Math" w:hAnsi="Cambria Math"/>
+                    <w:sz w:val="20"/>
+                    <w:szCs w:val="20"/>
+                  </w:rPr>
+                  <m:t>,…,</m:t>
+                </m:r>
+                <m:sSub>
+                  <m:sSubPr>
+                    <m:ctrlPr>
+                      <w:rPr>
+                        <w:rFonts w:ascii="Cambria Math" w:hAnsi="Cambria Math"/>
+                        <w:i/>
+                        <w:sz w:val="20"/>
+                        <w:szCs w:val="20"/>
+                      </w:rPr>
+                    </m:ctrlPr>
+                  </m:sSubPr>
+                  <m:e>
+                    <m:r>
+                      <w:rPr>
+                        <w:rFonts w:ascii="Cambria Math" w:hAnsi="Cambria Math"/>
+                        <w:sz w:val="20"/>
+                        <w:szCs w:val="20"/>
+                      </w:rPr>
+                      <m:t>h</m:t>
+                    </m:r>
+                  </m:e>
+                  <m:sub>
+                    <m:sSub>
+                      <m:sSubPr>
+                        <m:ctrlPr>
+                          <w:rPr>
+                            <w:rFonts w:ascii="Cambria Math" w:hAnsi="Cambria Math"/>
+                            <w:i/>
+                            <w:sz w:val="20"/>
+                            <w:szCs w:val="20"/>
+                          </w:rPr>
+                        </m:ctrlPr>
+                      </m:sSubPr>
+                      <m:e>
+                        <m:r>
+                          <w:rPr>
+                            <w:rFonts w:ascii="Cambria Math" w:hAnsi="Cambria Math"/>
+                            <w:sz w:val="20"/>
+                            <w:szCs w:val="20"/>
+                          </w:rPr>
+                          <m:t>T</m:t>
+                        </m:r>
+                      </m:e>
+                      <m:sub>
+                        <m:r>
+                          <w:rPr>
+                            <w:rFonts w:ascii="Cambria Math" w:hAnsi="Cambria Math"/>
+                            <w:sz w:val="20"/>
+                            <w:szCs w:val="20"/>
+                          </w:rPr>
+                          <m:t>x</m:t>
+                        </m:r>
+                      </m:sub>
+                    </m:sSub>
+                  </m:sub>
+                </m:sSub>
+              </m:e>
+            </m:d>
+          </m:e>
+        </m:d>
+      </m:oMath>
+      <w:r>
+        <w:rPr>
+          <w:sz w:val="20"/>
+          <w:szCs w:val="20"/>
+        </w:rPr>
+        <w:t xml:space="preserve">, </w:t>
+      </w:r>
+    </w:p>
+    <w:p>
+      <w:pPr>
+        <w:rPr>
+          <w:sz w:val="20"/>
+          <w:szCs w:val="20"/>
+        </w:rPr>
+      </w:pPr>
+    </w:p>
+    <w:p>
+      <w:pPr>
+        <w:rPr>
+          <w:sz w:val="20"/>
+          <w:szCs w:val="20"/>
+        </w:rPr>
+      </w:pPr>
+      <w:r>
+        <w:rPr>
+          <w:sz w:val="20"/>
+          <w:szCs w:val="20"/>
+        </w:rPr>
+        <w:t xml:space="preserve">where </w:t>
+      </w:r>
+      <m:oMath>
+        <m:sSub>
+          <m:sSubPr>
+            <m:ctrlPr>
+              <w:rPr>
+                <w:rFonts w:ascii="Cambria Math" w:hAnsi="Cambria Math"/>
+                <w:i/>
+                <w:sz w:val="20"/>
+                <w:szCs w:val="20"/>
+              </w:rPr>
+            </m:ctrlPr>
+          </m:sSubPr>
+          <m:e>
+            <m:r>
+              <w:rPr>
+                <w:rFonts w:ascii="Cambria Math" w:hAnsi="Cambria Math"/>
+                <w:sz w:val="20"/>
+                <w:szCs w:val="20"/>
+              </w:rPr>
+              <m:t>h</m:t>
+            </m:r>
+          </m:e>
+          <m:sub>
+            <m:r>
+              <m:rPr>
+                <m:sty m:val="p"/>
+              </m:rPr>
+              <w:rPr>
+                <w:rFonts w:ascii="Cambria Math" w:hAnsi="Cambria Math"/>
+                <w:sz w:val="20"/>
+                <w:szCs w:val="20"/>
+              </w:rPr>
+              <m:t>t</m:t>
+            </m:r>
+          </m:sub>
+        </m:sSub>
+        <m:r>
+          <w:rPr>
+            <w:rFonts w:ascii="Cambria Math" w:hAnsi="Cambria Math"/>
+            <w:sz w:val="20"/>
+            <w:szCs w:val="20"/>
+          </w:rPr>
+          <m:t>∈</m:t>
+        </m:r>
+        <m:sSup>
+          <m:sSupPr>
+            <m:ctrlPr>
+              <w:rPr>
+                <w:rFonts w:ascii="Cambria Math" w:hAnsi="Cambria Math"/>
+                <w:i/>
+                <w:sz w:val="20"/>
+                <w:szCs w:val="20"/>
+              </w:rPr>
+            </m:ctrlPr>
+          </m:sSupPr>
+          <m:e>
+            <m:r>
+              <m:rPr>
+                <m:scr m:val="double-struck"/>
+              </m:rPr>
+              <w:rPr>
+                <w:rFonts w:ascii="Cambria Math" w:hAnsi="Cambria Math"/>
+                <w:sz w:val="20"/>
+                <w:szCs w:val="20"/>
+              </w:rPr>
+              <m:t>R</m:t>
+            </m:r>
+          </m:e>
+          <m:sup>
+            <m:r>
+              <w:rPr>
+                <w:rFonts w:ascii="Cambria Math" w:hAnsi="Cambria Math"/>
+                <w:sz w:val="20"/>
+                <w:szCs w:val="20"/>
+              </w:rPr>
+              <m:t>n</m:t>
+            </m:r>
+          </m:sup>
+        </m:sSup>
+      </m:oMath>
+      <w:r>
+        <w:rPr>
+          <w:sz w:val="20"/>
+          <w:szCs w:val="20"/>
+        </w:rPr>
+        <w:t xml:space="preserve"> is a hidden state at time </w:t>
+      </w:r>
+      <m:oMath>
+        <m:r>
+          <w:rPr>
+            <w:rFonts w:ascii="Cambria Math" w:hAnsi="Cambria Math"/>
+            <w:sz w:val="20"/>
+            <w:szCs w:val="20"/>
+          </w:rPr>
+          <m:t>t</m:t>
+        </m:r>
+      </m:oMath>
+      <w:r>
+        <w:rPr>
+          <w:sz w:val="20"/>
+          <w:szCs w:val="20"/>
+        </w:rPr>
+        <w:t xml:space="preserve">, and </w:t>
+      </w:r>
+      <m:oMath>
+        <m:r>
+          <w:rPr>
+            <w:rFonts w:ascii="Cambria Math" w:hAnsi="Cambria Math"/>
+            <w:sz w:val="20"/>
+            <w:szCs w:val="20"/>
+          </w:rPr>
+          <m:t>c</m:t>
+        </m:r>
+      </m:oMath>
+      <w:r>
+        <w:rPr>
+          <w:sz w:val="20"/>
+          <w:szCs w:val="20"/>
+        </w:rPr>
+        <w:t xml:space="preserve"> is a vector generated from the sequence of the hidden states. Sutskever et al (2014) ()</w:t>
+      </w:r>
     </w:p>
     <w:p>
       <w:pPr>
@@ -2050,7 +2677,6 @@
       </w:pPr>
       <w:bookmarkStart w:id="4" w:name="_Toc161722115"/>
       <w:r>
-        <w:lastRenderedPageBreak/>
         <w:t>Bi-directional Neural Networks</w:t>
       </w:r>
       <w:bookmarkEnd w:id="4"/>
@@ -4282,6 +4908,7 @@
     <w:p>
       <w:pPr>
         <w:rPr>
+          <w:rStyle w:val="Hyperlink"/>
           <w:sz w:val="18"/>
           <w:szCs w:val="18"/>
         </w:rPr>
@@ -4304,6 +4931,44 @@
             <w:szCs w:val="18"/>
           </w:rPr>
           <w:t>Deriving Machine Attention from Human Rationales, Y. Bao et al, CSAIL-MIT, IBM Watson, 2018</w:t>
+        </w:r>
+      </w:hyperlink>
+    </w:p>
+    <w:p>
+      <w:pPr>
+        <w:rPr>
+          <w:sz w:val="18"/>
+          <w:szCs w:val="18"/>
+        </w:rPr>
+      </w:pPr>
+      <w:r>
+        <w:rPr>
+          <w:rStyle w:val="Hyperlink"/>
+          <w:color w:val="auto"/>
+          <w:sz w:val="18"/>
+          <w:szCs w:val="18"/>
+          <w:u w:val="none"/>
+        </w:rPr>
+        <w:t>[22]</w:t>
+      </w:r>
+      <w:r>
+        <w:rPr>
+          <w:rStyle w:val="Hyperlink"/>
+          <w:color w:val="auto"/>
+          <w:sz w:val="18"/>
+          <w:szCs w:val="18"/>
+          <w:u w:val="none"/>
+        </w:rPr>
+        <w:t xml:space="preserve"> </w:t>
+      </w:r>
+      <w:hyperlink r:id="rId35" w:history="1">
+        <w:r>
+          <w:rPr>
+            <w:rStyle w:val="Hyperlink"/>
+            <w:sz w:val="18"/>
+            <w:szCs w:val="18"/>
+          </w:rPr>
+          <w:t>Sequence to Sequence Learning with Neural Networks, Sutskever et al, Google Research, 2014</w:t>
         </w:r>
       </w:hyperlink>
     </w:p>

--- a/docs/TheAttentionMechanism.docx
+++ b/docs/TheAttentionMechanism.docx
@@ -2628,8 +2628,1387 @@
           <w:sz w:val="20"/>
           <w:szCs w:val="20"/>
         </w:rPr>
-        <w:t xml:space="preserve"> is a vector generated from the sequence of the hidden states. Sutskever et al (2014) ()</w:t>
-      </w:r>
+        <w:t xml:space="preserve"> is a vector generated from the sequence of the hidden states. Sutskever et al (2014) (</w:t>
+      </w:r>
+      <w:hyperlink r:id="rId11" w:history="1">
+        <w:r>
+          <w:rPr>
+            <w:rStyle w:val="Hyperlink"/>
+            <w:sz w:val="20"/>
+            <w:szCs w:val="20"/>
+          </w:rPr>
+          <w:t>[22]</w:t>
+        </w:r>
+      </w:hyperlink>
+      <w:r>
+        <w:rPr>
+          <w:sz w:val="20"/>
+          <w:szCs w:val="20"/>
+        </w:rPr>
+        <w:t>)</w:t>
+      </w:r>
+      <w:r>
+        <w:rPr>
+          <w:sz w:val="20"/>
+          <w:szCs w:val="20"/>
+        </w:rPr>
+        <w:t xml:space="preserve"> used an LSTM as </w:t>
+      </w:r>
+      <m:oMath>
+        <m:r>
+          <w:rPr>
+            <w:rFonts w:ascii="Cambria Math" w:hAnsi="Cambria Math"/>
+            <w:sz w:val="20"/>
+            <w:szCs w:val="20"/>
+          </w:rPr>
+          <m:t>f</m:t>
+        </m:r>
+      </m:oMath>
+      <w:r>
+        <w:rPr>
+          <w:sz w:val="20"/>
+          <w:szCs w:val="20"/>
+        </w:rPr>
+        <w:t xml:space="preserve"> and </w:t>
+      </w:r>
+      <m:oMath>
+        <m:r>
+          <w:rPr>
+            <w:rFonts w:ascii="Cambria Math" w:hAnsi="Cambria Math"/>
+            <w:sz w:val="20"/>
+            <w:szCs w:val="20"/>
+          </w:rPr>
+          <m:t>q</m:t>
+        </m:r>
+        <m:d>
+          <m:dPr>
+            <m:ctrlPr>
+              <w:rPr>
+                <w:rFonts w:ascii="Cambria Math" w:hAnsi="Cambria Math"/>
+                <w:i/>
+                <w:sz w:val="20"/>
+                <w:szCs w:val="20"/>
+              </w:rPr>
+            </m:ctrlPr>
+          </m:dPr>
+          <m:e>
+            <m:d>
+              <m:dPr>
+                <m:begChr m:val="{"/>
+                <m:endChr m:val="}"/>
+                <m:ctrlPr>
+                  <w:rPr>
+                    <w:rFonts w:ascii="Cambria Math" w:hAnsi="Cambria Math"/>
+                    <w:i/>
+                    <w:sz w:val="20"/>
+                    <w:szCs w:val="20"/>
+                  </w:rPr>
+                </m:ctrlPr>
+              </m:dPr>
+              <m:e>
+                <m:sSub>
+                  <m:sSubPr>
+                    <m:ctrlPr>
+                      <w:rPr>
+                        <w:rFonts w:ascii="Cambria Math" w:hAnsi="Cambria Math"/>
+                        <w:i/>
+                        <w:sz w:val="20"/>
+                        <w:szCs w:val="20"/>
+                      </w:rPr>
+                    </m:ctrlPr>
+                  </m:sSubPr>
+                  <m:e>
+                    <m:r>
+                      <w:rPr>
+                        <w:rFonts w:ascii="Cambria Math" w:hAnsi="Cambria Math"/>
+                        <w:sz w:val="20"/>
+                        <w:szCs w:val="20"/>
+                      </w:rPr>
+                      <m:t>h</m:t>
+                    </m:r>
+                  </m:e>
+                  <m:sub>
+                    <m:r>
+                      <w:rPr>
+                        <w:rFonts w:ascii="Cambria Math" w:hAnsi="Cambria Math"/>
+                        <w:sz w:val="20"/>
+                        <w:szCs w:val="20"/>
+                      </w:rPr>
+                      <m:t>1</m:t>
+                    </m:r>
+                  </m:sub>
+                </m:sSub>
+                <m:r>
+                  <w:rPr>
+                    <w:rFonts w:ascii="Cambria Math" w:hAnsi="Cambria Math"/>
+                    <w:sz w:val="20"/>
+                    <w:szCs w:val="20"/>
+                  </w:rPr>
+                  <m:t>,…,</m:t>
+                </m:r>
+                <m:sSub>
+                  <m:sSubPr>
+                    <m:ctrlPr>
+                      <w:rPr>
+                        <w:rFonts w:ascii="Cambria Math" w:hAnsi="Cambria Math"/>
+                        <w:i/>
+                        <w:sz w:val="20"/>
+                        <w:szCs w:val="20"/>
+                      </w:rPr>
+                    </m:ctrlPr>
+                  </m:sSubPr>
+                  <m:e>
+                    <m:r>
+                      <w:rPr>
+                        <w:rFonts w:ascii="Cambria Math" w:hAnsi="Cambria Math"/>
+                        <w:sz w:val="20"/>
+                        <w:szCs w:val="20"/>
+                      </w:rPr>
+                      <m:t>h</m:t>
+                    </m:r>
+                  </m:e>
+                  <m:sub>
+                    <m:sSub>
+                      <m:sSubPr>
+                        <m:ctrlPr>
+                          <w:rPr>
+                            <w:rFonts w:ascii="Cambria Math" w:hAnsi="Cambria Math"/>
+                            <w:i/>
+                            <w:sz w:val="20"/>
+                            <w:szCs w:val="20"/>
+                          </w:rPr>
+                        </m:ctrlPr>
+                      </m:sSubPr>
+                      <m:e>
+                        <m:r>
+                          <w:rPr>
+                            <w:rFonts w:ascii="Cambria Math" w:hAnsi="Cambria Math"/>
+                            <w:sz w:val="20"/>
+                            <w:szCs w:val="20"/>
+                          </w:rPr>
+                          <m:t>T</m:t>
+                        </m:r>
+                      </m:e>
+                      <m:sub>
+                        <m:r>
+                          <w:rPr>
+                            <w:rFonts w:ascii="Cambria Math" w:hAnsi="Cambria Math"/>
+                            <w:sz w:val="20"/>
+                            <w:szCs w:val="20"/>
+                          </w:rPr>
+                          <m:t>x</m:t>
+                        </m:r>
+                      </m:sub>
+                    </m:sSub>
+                  </m:sub>
+                </m:sSub>
+              </m:e>
+            </m:d>
+          </m:e>
+        </m:d>
+        <m:r>
+          <w:rPr>
+            <w:rFonts w:ascii="Cambria Math" w:hAnsi="Cambria Math"/>
+            <w:sz w:val="20"/>
+            <w:szCs w:val="20"/>
+          </w:rPr>
+          <m:t>=</m:t>
+        </m:r>
+        <m:sSub>
+          <m:sSubPr>
+            <m:ctrlPr>
+              <w:rPr>
+                <w:rFonts w:ascii="Cambria Math" w:hAnsi="Cambria Math"/>
+                <w:i/>
+                <w:sz w:val="20"/>
+                <w:szCs w:val="20"/>
+              </w:rPr>
+            </m:ctrlPr>
+          </m:sSubPr>
+          <m:e>
+            <m:r>
+              <w:rPr>
+                <w:rFonts w:ascii="Cambria Math" w:hAnsi="Cambria Math"/>
+                <w:sz w:val="20"/>
+                <w:szCs w:val="20"/>
+              </w:rPr>
+              <m:t>h</m:t>
+            </m:r>
+          </m:e>
+          <m:sub>
+            <m:r>
+              <w:rPr>
+                <w:rFonts w:ascii="Cambria Math" w:hAnsi="Cambria Math"/>
+                <w:sz w:val="20"/>
+                <w:szCs w:val="20"/>
+              </w:rPr>
+              <m:t>T</m:t>
+            </m:r>
+          </m:sub>
+        </m:sSub>
+      </m:oMath>
+      <w:r>
+        <w:rPr>
+          <w:sz w:val="20"/>
+          <w:szCs w:val="20"/>
+        </w:rPr>
+        <w:t xml:space="preserve"> for instance.</w:t>
+      </w:r>
+    </w:p>
+    <w:p>
+      <w:pPr>
+        <w:rPr>
+          <w:sz w:val="20"/>
+          <w:szCs w:val="20"/>
+        </w:rPr>
+      </w:pPr>
+    </w:p>
+    <w:p>
+      <w:pPr>
+        <w:rPr>
+          <w:sz w:val="20"/>
+          <w:szCs w:val="20"/>
+        </w:rPr>
+      </w:pPr>
+      <w:r>
+        <w:rPr>
+          <w:sz w:val="20"/>
+          <w:szCs w:val="20"/>
+        </w:rPr>
+        <w:t xml:space="preserve">The decoder is often trained to predict the next word </w:t>
+      </w:r>
+      <m:oMath>
+        <m:sSub>
+          <m:sSubPr>
+            <m:ctrlPr>
+              <w:rPr>
+                <w:rFonts w:ascii="Cambria Math" w:hAnsi="Cambria Math"/>
+                <w:i/>
+                <w:sz w:val="20"/>
+                <w:szCs w:val="20"/>
+              </w:rPr>
+            </m:ctrlPr>
+          </m:sSubPr>
+          <m:e>
+            <m:r>
+              <w:rPr>
+                <w:rFonts w:ascii="Cambria Math" w:hAnsi="Cambria Math"/>
+                <w:sz w:val="20"/>
+                <w:szCs w:val="20"/>
+              </w:rPr>
+              <m:t>y</m:t>
+            </m:r>
+          </m:e>
+          <m:sub>
+            <m:sSup>
+              <m:sSupPr>
+                <m:ctrlPr>
+                  <w:rPr>
+                    <w:rFonts w:ascii="Cambria Math" w:hAnsi="Cambria Math"/>
+                    <w:i/>
+                    <w:sz w:val="20"/>
+                    <w:szCs w:val="20"/>
+                  </w:rPr>
+                </m:ctrlPr>
+              </m:sSupPr>
+              <m:e>
+                <m:r>
+                  <w:rPr>
+                    <w:rFonts w:ascii="Cambria Math" w:hAnsi="Cambria Math"/>
+                    <w:sz w:val="20"/>
+                    <w:szCs w:val="20"/>
+                  </w:rPr>
+                  <m:t>t</m:t>
+                </m:r>
+              </m:e>
+              <m:sup>
+                <m:r>
+                  <w:rPr>
+                    <w:rFonts w:ascii="Cambria Math" w:hAnsi="Cambria Math"/>
+                    <w:sz w:val="20"/>
+                    <w:szCs w:val="20"/>
+                  </w:rPr>
+                  <m:t>'</m:t>
+                </m:r>
+              </m:sup>
+            </m:sSup>
+          </m:sub>
+        </m:sSub>
+      </m:oMath>
+      <w:r>
+        <w:rPr>
+          <w:sz w:val="20"/>
+          <w:szCs w:val="20"/>
+        </w:rPr>
+        <w:t xml:space="preserve"> given the context vector </w:t>
+      </w:r>
+      <m:oMath>
+        <m:r>
+          <w:rPr>
+            <w:rFonts w:ascii="Cambria Math" w:hAnsi="Cambria Math"/>
+            <w:sz w:val="20"/>
+            <w:szCs w:val="20"/>
+          </w:rPr>
+          <m:t>c</m:t>
+        </m:r>
+      </m:oMath>
+      <w:r>
+        <w:rPr>
+          <w:sz w:val="20"/>
+          <w:szCs w:val="20"/>
+        </w:rPr>
+        <w:t xml:space="preserve"> and all the previously predicted words </w:t>
+      </w:r>
+      <m:oMath>
+        <m:d>
+          <m:dPr>
+            <m:begChr m:val="{"/>
+            <m:endChr m:val="}"/>
+            <m:ctrlPr>
+              <w:rPr>
+                <w:rFonts w:ascii="Cambria Math" w:hAnsi="Cambria Math"/>
+                <w:i/>
+                <w:sz w:val="20"/>
+                <w:szCs w:val="20"/>
+              </w:rPr>
+            </m:ctrlPr>
+          </m:dPr>
+          <m:e>
+            <m:sSub>
+              <m:sSubPr>
+                <m:ctrlPr>
+                  <w:rPr>
+                    <w:rFonts w:ascii="Cambria Math" w:hAnsi="Cambria Math"/>
+                    <w:i/>
+                    <w:sz w:val="20"/>
+                    <w:szCs w:val="20"/>
+                  </w:rPr>
+                </m:ctrlPr>
+              </m:sSubPr>
+              <m:e>
+                <m:r>
+                  <w:rPr>
+                    <w:rFonts w:ascii="Cambria Math" w:hAnsi="Cambria Math"/>
+                    <w:sz w:val="20"/>
+                    <w:szCs w:val="20"/>
+                  </w:rPr>
+                  <m:t>y</m:t>
+                </m:r>
+              </m:e>
+              <m:sub>
+                <m:r>
+                  <w:rPr>
+                    <w:rFonts w:ascii="Cambria Math" w:hAnsi="Cambria Math"/>
+                    <w:sz w:val="20"/>
+                    <w:szCs w:val="20"/>
+                  </w:rPr>
+                  <m:t>1</m:t>
+                </m:r>
+              </m:sub>
+            </m:sSub>
+            <m:r>
+              <w:rPr>
+                <w:rFonts w:ascii="Cambria Math" w:hAnsi="Cambria Math"/>
+                <w:sz w:val="20"/>
+                <w:szCs w:val="20"/>
+              </w:rPr>
+              <m:t>,…,</m:t>
+            </m:r>
+            <m:sSub>
+              <m:sSubPr>
+                <m:ctrlPr>
+                  <w:rPr>
+                    <w:rFonts w:ascii="Cambria Math" w:hAnsi="Cambria Math"/>
+                    <w:i/>
+                    <w:sz w:val="20"/>
+                    <w:szCs w:val="20"/>
+                  </w:rPr>
+                </m:ctrlPr>
+              </m:sSubPr>
+              <m:e>
+                <m:r>
+                  <w:rPr>
+                    <w:rFonts w:ascii="Cambria Math" w:hAnsi="Cambria Math"/>
+                    <w:sz w:val="20"/>
+                    <w:szCs w:val="20"/>
+                  </w:rPr>
+                  <m:t>y</m:t>
+                </m:r>
+              </m:e>
+              <m:sub>
+                <m:sSup>
+                  <m:sSupPr>
+                    <m:ctrlPr>
+                      <w:rPr>
+                        <w:rFonts w:ascii="Cambria Math" w:hAnsi="Cambria Math"/>
+                        <w:i/>
+                        <w:sz w:val="20"/>
+                        <w:szCs w:val="20"/>
+                      </w:rPr>
+                    </m:ctrlPr>
+                  </m:sSupPr>
+                  <m:e>
+                    <m:r>
+                      <w:rPr>
+                        <w:rFonts w:ascii="Cambria Math" w:hAnsi="Cambria Math"/>
+                        <w:sz w:val="20"/>
+                        <w:szCs w:val="20"/>
+                      </w:rPr>
+                      <m:t>t</m:t>
+                    </m:r>
+                  </m:e>
+                  <m:sup>
+                    <m:r>
+                      <w:rPr>
+                        <w:rFonts w:ascii="Cambria Math" w:hAnsi="Cambria Math"/>
+                        <w:sz w:val="20"/>
+                        <w:szCs w:val="20"/>
+                      </w:rPr>
+                      <m:t>'</m:t>
+                    </m:r>
+                  </m:sup>
+                </m:sSup>
+                <m:r>
+                  <w:rPr>
+                    <w:rFonts w:ascii="Cambria Math" w:hAnsi="Cambria Math"/>
+                    <w:sz w:val="20"/>
+                    <w:szCs w:val="20"/>
+                  </w:rPr>
+                  <m:t>-1</m:t>
+                </m:r>
+              </m:sub>
+            </m:sSub>
+          </m:e>
+        </m:d>
+      </m:oMath>
+      <w:r>
+        <w:rPr>
+          <w:sz w:val="20"/>
+          <w:szCs w:val="20"/>
+        </w:rPr>
+        <w:t xml:space="preserve">. In other words, the decoder defines a probability over the translation </w:t>
+      </w:r>
+      <m:oMath>
+        <m:r>
+          <m:rPr>
+            <m:sty m:val="bi"/>
+          </m:rPr>
+          <w:rPr>
+            <w:rFonts w:ascii="Cambria Math" w:hAnsi="Cambria Math"/>
+            <w:sz w:val="20"/>
+            <w:szCs w:val="20"/>
+          </w:rPr>
+          <m:t>y</m:t>
+        </m:r>
+      </m:oMath>
+      <w:r>
+        <w:rPr>
+          <w:sz w:val="20"/>
+          <w:szCs w:val="20"/>
+        </w:rPr>
+        <w:t xml:space="preserve"> by decomposing the joint probability into the ordered conditionals:</w:t>
+      </w:r>
+    </w:p>
+    <w:p>
+      <w:pPr>
+        <w:rPr>
+          <w:sz w:val="20"/>
+          <w:szCs w:val="20"/>
+        </w:rPr>
+      </w:pPr>
+    </w:p>
+    <w:p>
+      <w:pPr>
+        <w:rPr>
+          <w:sz w:val="20"/>
+          <w:szCs w:val="20"/>
+        </w:rPr>
+      </w:pPr>
+      <m:oMath>
+        <m:r>
+          <w:rPr>
+            <w:rFonts w:ascii="Cambria Math" w:hAnsi="Cambria Math"/>
+            <w:sz w:val="20"/>
+            <w:szCs w:val="20"/>
+          </w:rPr>
+          <m:t>p</m:t>
+        </m:r>
+        <m:d>
+          <m:dPr>
+            <m:ctrlPr>
+              <w:rPr>
+                <w:rFonts w:ascii="Cambria Math" w:hAnsi="Cambria Math"/>
+                <w:i/>
+                <w:sz w:val="20"/>
+                <w:szCs w:val="20"/>
+              </w:rPr>
+            </m:ctrlPr>
+          </m:dPr>
+          <m:e>
+            <m:r>
+              <m:rPr>
+                <m:sty m:val="bi"/>
+              </m:rPr>
+              <w:rPr>
+                <w:rFonts w:ascii="Cambria Math" w:hAnsi="Cambria Math"/>
+                <w:sz w:val="20"/>
+                <w:szCs w:val="20"/>
+              </w:rPr>
+              <m:t>y</m:t>
+            </m:r>
+          </m:e>
+        </m:d>
+        <m:r>
+          <w:rPr>
+            <w:rFonts w:ascii="Cambria Math" w:hAnsi="Cambria Math"/>
+            <w:sz w:val="20"/>
+            <w:szCs w:val="20"/>
+          </w:rPr>
+          <m:t>=</m:t>
+        </m:r>
+        <m:nary>
+          <m:naryPr>
+            <m:chr m:val="∏"/>
+            <m:limLoc m:val="undOvr"/>
+            <m:ctrlPr>
+              <w:rPr>
+                <w:rFonts w:ascii="Cambria Math" w:hAnsi="Cambria Math"/>
+                <w:i/>
+                <w:sz w:val="20"/>
+                <w:szCs w:val="20"/>
+              </w:rPr>
+            </m:ctrlPr>
+          </m:naryPr>
+          <m:sub>
+            <m:r>
+              <w:rPr>
+                <w:rFonts w:ascii="Cambria Math" w:hAnsi="Cambria Math"/>
+                <w:sz w:val="20"/>
+                <w:szCs w:val="20"/>
+              </w:rPr>
+              <m:t>i=1</m:t>
+            </m:r>
+          </m:sub>
+          <m:sup>
+            <m:r>
+              <w:rPr>
+                <w:rFonts w:ascii="Cambria Math" w:hAnsi="Cambria Math"/>
+                <w:sz w:val="20"/>
+                <w:szCs w:val="20"/>
+              </w:rPr>
+              <m:t>T</m:t>
+            </m:r>
+          </m:sup>
+          <m:e>
+            <m:r>
+              <w:rPr>
+                <w:rFonts w:ascii="Cambria Math" w:hAnsi="Cambria Math"/>
+                <w:sz w:val="20"/>
+                <w:szCs w:val="20"/>
+              </w:rPr>
+              <m:t>p</m:t>
+            </m:r>
+            <m:d>
+              <m:dPr>
+                <m:ctrlPr>
+                  <w:rPr>
+                    <w:rFonts w:ascii="Cambria Math" w:hAnsi="Cambria Math"/>
+                    <w:i/>
+                    <w:sz w:val="20"/>
+                    <w:szCs w:val="20"/>
+                  </w:rPr>
+                </m:ctrlPr>
+              </m:dPr>
+              <m:e>
+                <m:sSub>
+                  <m:sSubPr>
+                    <m:ctrlPr>
+                      <w:rPr>
+                        <w:rFonts w:ascii="Cambria Math" w:hAnsi="Cambria Math"/>
+                        <w:i/>
+                        <w:sz w:val="20"/>
+                        <w:szCs w:val="20"/>
+                      </w:rPr>
+                    </m:ctrlPr>
+                  </m:sSubPr>
+                  <m:e>
+                    <m:r>
+                      <w:rPr>
+                        <w:rFonts w:ascii="Cambria Math" w:hAnsi="Cambria Math"/>
+                        <w:sz w:val="20"/>
+                        <w:szCs w:val="20"/>
+                      </w:rPr>
+                      <m:t>y</m:t>
+                    </m:r>
+                  </m:e>
+                  <m:sub>
+                    <m:r>
+                      <w:rPr>
+                        <w:rFonts w:ascii="Cambria Math" w:hAnsi="Cambria Math"/>
+                        <w:sz w:val="20"/>
+                        <w:szCs w:val="20"/>
+                      </w:rPr>
+                      <m:t>t</m:t>
+                    </m:r>
+                  </m:sub>
+                </m:sSub>
+                <m:r>
+                  <w:rPr>
+                    <w:rFonts w:ascii="Cambria Math" w:hAnsi="Cambria Math"/>
+                    <w:sz w:val="20"/>
+                    <w:szCs w:val="20"/>
+                  </w:rPr>
+                  <m:t>|</m:t>
+                </m:r>
+                <m:d>
+                  <m:dPr>
+                    <m:begChr m:val="{"/>
+                    <m:endChr m:val="}"/>
+                    <m:ctrlPr>
+                      <w:rPr>
+                        <w:rFonts w:ascii="Cambria Math" w:hAnsi="Cambria Math"/>
+                        <w:i/>
+                        <w:sz w:val="20"/>
+                        <w:szCs w:val="20"/>
+                      </w:rPr>
+                    </m:ctrlPr>
+                  </m:dPr>
+                  <m:e>
+                    <m:sSub>
+                      <m:sSubPr>
+                        <m:ctrlPr>
+                          <w:rPr>
+                            <w:rFonts w:ascii="Cambria Math" w:hAnsi="Cambria Math"/>
+                            <w:i/>
+                            <w:sz w:val="20"/>
+                            <w:szCs w:val="20"/>
+                          </w:rPr>
+                        </m:ctrlPr>
+                      </m:sSubPr>
+                      <m:e>
+                        <m:r>
+                          <w:rPr>
+                            <w:rFonts w:ascii="Cambria Math" w:hAnsi="Cambria Math"/>
+                            <w:sz w:val="20"/>
+                            <w:szCs w:val="20"/>
+                          </w:rPr>
+                          <m:t>y</m:t>
+                        </m:r>
+                      </m:e>
+                      <m:sub>
+                        <m:r>
+                          <w:rPr>
+                            <w:rFonts w:ascii="Cambria Math" w:hAnsi="Cambria Math"/>
+                            <w:sz w:val="20"/>
+                            <w:szCs w:val="20"/>
+                          </w:rPr>
+                          <m:t>1</m:t>
+                        </m:r>
+                      </m:sub>
+                    </m:sSub>
+                    <m:r>
+                      <w:rPr>
+                        <w:rFonts w:ascii="Cambria Math" w:hAnsi="Cambria Math"/>
+                        <w:sz w:val="20"/>
+                        <w:szCs w:val="20"/>
+                      </w:rPr>
+                      <m:t>,…,</m:t>
+                    </m:r>
+                    <m:sSub>
+                      <m:sSubPr>
+                        <m:ctrlPr>
+                          <w:rPr>
+                            <w:rFonts w:ascii="Cambria Math" w:hAnsi="Cambria Math"/>
+                            <w:i/>
+                            <w:sz w:val="20"/>
+                            <w:szCs w:val="20"/>
+                          </w:rPr>
+                        </m:ctrlPr>
+                      </m:sSubPr>
+                      <m:e>
+                        <m:r>
+                          <w:rPr>
+                            <w:rFonts w:ascii="Cambria Math" w:hAnsi="Cambria Math"/>
+                            <w:sz w:val="20"/>
+                            <w:szCs w:val="20"/>
+                          </w:rPr>
+                          <m:t>y</m:t>
+                        </m:r>
+                      </m:e>
+                      <m:sub>
+                        <m:r>
+                          <w:rPr>
+                            <w:rFonts w:ascii="Cambria Math" w:hAnsi="Cambria Math"/>
+                            <w:sz w:val="20"/>
+                            <w:szCs w:val="20"/>
+                          </w:rPr>
+                          <m:t>t-1</m:t>
+                        </m:r>
+                      </m:sub>
+                    </m:sSub>
+                  </m:e>
+                </m:d>
+                <m:r>
+                  <w:rPr>
+                    <w:rFonts w:ascii="Cambria Math" w:hAnsi="Cambria Math"/>
+                    <w:sz w:val="20"/>
+                    <w:szCs w:val="20"/>
+                  </w:rPr>
+                  <m:t xml:space="preserve"> ,c</m:t>
+                </m:r>
+              </m:e>
+            </m:d>
+          </m:e>
+        </m:nary>
+      </m:oMath>
+      <w:r>
+        <w:rPr>
+          <w:sz w:val="20"/>
+          <w:szCs w:val="20"/>
+        </w:rPr>
+        <w:t xml:space="preserve">      (nmt.2)</w:t>
+      </w:r>
+    </w:p>
+    <w:p>
+      <w:pPr>
+        <w:rPr>
+          <w:sz w:val="20"/>
+          <w:szCs w:val="20"/>
+        </w:rPr>
+      </w:pPr>
+    </w:p>
+    <w:p>
+      <w:pPr>
+        <w:rPr>
+          <w:sz w:val="20"/>
+          <w:szCs w:val="20"/>
+        </w:rPr>
+      </w:pPr>
+      <w:r>
+        <w:rPr>
+          <w:sz w:val="20"/>
+          <w:szCs w:val="20"/>
+        </w:rPr>
+        <w:t xml:space="preserve">where </w:t>
+      </w:r>
+      <m:oMath>
+        <m:r>
+          <m:rPr>
+            <m:sty m:val="bi"/>
+          </m:rPr>
+          <w:rPr>
+            <w:rFonts w:ascii="Cambria Math" w:hAnsi="Cambria Math"/>
+            <w:sz w:val="20"/>
+            <w:szCs w:val="20"/>
+          </w:rPr>
+          <m:t>y</m:t>
+        </m:r>
+        <m:r>
+          <w:rPr>
+            <w:rFonts w:ascii="Cambria Math" w:hAnsi="Cambria Math"/>
+            <w:sz w:val="20"/>
+            <w:szCs w:val="20"/>
+          </w:rPr>
+          <m:t xml:space="preserve"> =</m:t>
+        </m:r>
+        <m:d>
+          <m:dPr>
+            <m:begChr m:val="{"/>
+            <m:endChr m:val="}"/>
+            <m:ctrlPr>
+              <w:rPr>
+                <w:rFonts w:ascii="Cambria Math" w:hAnsi="Cambria Math"/>
+                <w:i/>
+                <w:sz w:val="20"/>
+                <w:szCs w:val="20"/>
+              </w:rPr>
+            </m:ctrlPr>
+          </m:dPr>
+          <m:e>
+            <m:sSub>
+              <m:sSubPr>
+                <m:ctrlPr>
+                  <w:rPr>
+                    <w:rFonts w:ascii="Cambria Math" w:hAnsi="Cambria Math"/>
+                    <w:i/>
+                    <w:sz w:val="20"/>
+                    <w:szCs w:val="20"/>
+                  </w:rPr>
+                </m:ctrlPr>
+              </m:sSubPr>
+              <m:e>
+                <m:r>
+                  <w:rPr>
+                    <w:rFonts w:ascii="Cambria Math" w:hAnsi="Cambria Math"/>
+                    <w:sz w:val="20"/>
+                    <w:szCs w:val="20"/>
+                  </w:rPr>
+                  <m:t>y</m:t>
+                </m:r>
+              </m:e>
+              <m:sub>
+                <m:r>
+                  <w:rPr>
+                    <w:rFonts w:ascii="Cambria Math" w:hAnsi="Cambria Math"/>
+                    <w:sz w:val="20"/>
+                    <w:szCs w:val="20"/>
+                  </w:rPr>
+                  <m:t>1</m:t>
+                </m:r>
+              </m:sub>
+            </m:sSub>
+            <m:r>
+              <w:rPr>
+                <w:rFonts w:ascii="Cambria Math" w:hAnsi="Cambria Math"/>
+                <w:sz w:val="20"/>
+                <w:szCs w:val="20"/>
+              </w:rPr>
+              <m:t>,…,</m:t>
+            </m:r>
+            <m:sSub>
+              <m:sSubPr>
+                <m:ctrlPr>
+                  <w:rPr>
+                    <w:rFonts w:ascii="Cambria Math" w:hAnsi="Cambria Math"/>
+                    <w:i/>
+                    <w:sz w:val="20"/>
+                    <w:szCs w:val="20"/>
+                  </w:rPr>
+                </m:ctrlPr>
+              </m:sSubPr>
+              <m:e>
+                <m:r>
+                  <w:rPr>
+                    <w:rFonts w:ascii="Cambria Math" w:hAnsi="Cambria Math"/>
+                    <w:sz w:val="20"/>
+                    <w:szCs w:val="20"/>
+                  </w:rPr>
+                  <m:t>y</m:t>
+                </m:r>
+              </m:e>
+              <m:sub>
+                <m:sSub>
+                  <m:sSubPr>
+                    <m:ctrlPr>
+                      <w:rPr>
+                        <w:rFonts w:ascii="Cambria Math" w:hAnsi="Cambria Math"/>
+                        <w:i/>
+                        <w:sz w:val="20"/>
+                        <w:szCs w:val="20"/>
+                      </w:rPr>
+                    </m:ctrlPr>
+                  </m:sSubPr>
+                  <m:e>
+                    <m:r>
+                      <w:rPr>
+                        <w:rFonts w:ascii="Cambria Math" w:hAnsi="Cambria Math"/>
+                        <w:sz w:val="20"/>
+                        <w:szCs w:val="20"/>
+                      </w:rPr>
+                      <m:t>T</m:t>
+                    </m:r>
+                  </m:e>
+                  <m:sub>
+                    <m:r>
+                      <w:rPr>
+                        <w:rFonts w:ascii="Cambria Math" w:hAnsi="Cambria Math"/>
+                        <w:sz w:val="20"/>
+                        <w:szCs w:val="20"/>
+                      </w:rPr>
+                      <m:t>y</m:t>
+                    </m:r>
+                  </m:sub>
+                </m:sSub>
+              </m:sub>
+            </m:sSub>
+          </m:e>
+        </m:d>
+      </m:oMath>
+      <w:r>
+        <w:rPr>
+          <w:sz w:val="20"/>
+          <w:szCs w:val="20"/>
+        </w:rPr>
+        <w:t>. With an RNN, each conditional probability is modeled as:</w:t>
+      </w:r>
+    </w:p>
+    <w:p>
+      <w:pPr>
+        <w:rPr>
+          <w:sz w:val="20"/>
+          <w:szCs w:val="20"/>
+        </w:rPr>
+      </w:pPr>
+    </w:p>
+    <w:p>
+      <w:pPr>
+        <w:rPr>
+          <w:sz w:val="20"/>
+          <w:szCs w:val="20"/>
+        </w:rPr>
+      </w:pPr>
+      <m:oMath>
+        <m:r>
+          <w:rPr>
+            <w:rFonts w:ascii="Cambria Math" w:hAnsi="Cambria Math"/>
+            <w:sz w:val="20"/>
+            <w:szCs w:val="20"/>
+          </w:rPr>
+          <m:t>p</m:t>
+        </m:r>
+        <m:d>
+          <m:dPr>
+            <m:ctrlPr>
+              <w:rPr>
+                <w:rFonts w:ascii="Cambria Math" w:hAnsi="Cambria Math"/>
+                <w:i/>
+                <w:sz w:val="20"/>
+                <w:szCs w:val="20"/>
+              </w:rPr>
+            </m:ctrlPr>
+          </m:dPr>
+          <m:e>
+            <m:sSub>
+              <m:sSubPr>
+                <m:ctrlPr>
+                  <w:rPr>
+                    <w:rFonts w:ascii="Cambria Math" w:hAnsi="Cambria Math"/>
+                    <w:i/>
+                    <w:sz w:val="20"/>
+                    <w:szCs w:val="20"/>
+                  </w:rPr>
+                </m:ctrlPr>
+              </m:sSubPr>
+              <m:e>
+                <m:r>
+                  <w:rPr>
+                    <w:rFonts w:ascii="Cambria Math" w:hAnsi="Cambria Math"/>
+                    <w:sz w:val="20"/>
+                    <w:szCs w:val="20"/>
+                  </w:rPr>
+                  <m:t>y</m:t>
+                </m:r>
+              </m:e>
+              <m:sub>
+                <m:r>
+                  <w:rPr>
+                    <w:rFonts w:ascii="Cambria Math" w:hAnsi="Cambria Math"/>
+                    <w:sz w:val="20"/>
+                    <w:szCs w:val="20"/>
+                  </w:rPr>
+                  <m:t>t</m:t>
+                </m:r>
+              </m:sub>
+            </m:sSub>
+            <m:r>
+              <w:rPr>
+                <w:rFonts w:ascii="Cambria Math" w:hAnsi="Cambria Math"/>
+                <w:sz w:val="20"/>
+                <w:szCs w:val="20"/>
+              </w:rPr>
+              <m:t>|</m:t>
+            </m:r>
+            <m:d>
+              <m:dPr>
+                <m:begChr m:val="{"/>
+                <m:endChr m:val="}"/>
+                <m:ctrlPr>
+                  <w:rPr>
+                    <w:rFonts w:ascii="Cambria Math" w:hAnsi="Cambria Math"/>
+                    <w:i/>
+                    <w:sz w:val="20"/>
+                    <w:szCs w:val="20"/>
+                  </w:rPr>
+                </m:ctrlPr>
+              </m:dPr>
+              <m:e>
+                <m:sSub>
+                  <m:sSubPr>
+                    <m:ctrlPr>
+                      <w:rPr>
+                        <w:rFonts w:ascii="Cambria Math" w:hAnsi="Cambria Math"/>
+                        <w:i/>
+                        <w:sz w:val="20"/>
+                        <w:szCs w:val="20"/>
+                      </w:rPr>
+                    </m:ctrlPr>
+                  </m:sSubPr>
+                  <m:e>
+                    <m:r>
+                      <w:rPr>
+                        <w:rFonts w:ascii="Cambria Math" w:hAnsi="Cambria Math"/>
+                        <w:sz w:val="20"/>
+                        <w:szCs w:val="20"/>
+                      </w:rPr>
+                      <m:t>y</m:t>
+                    </m:r>
+                  </m:e>
+                  <m:sub>
+                    <m:r>
+                      <w:rPr>
+                        <w:rFonts w:ascii="Cambria Math" w:hAnsi="Cambria Math"/>
+                        <w:sz w:val="20"/>
+                        <w:szCs w:val="20"/>
+                      </w:rPr>
+                      <m:t>1</m:t>
+                    </m:r>
+                  </m:sub>
+                </m:sSub>
+                <m:r>
+                  <w:rPr>
+                    <w:rFonts w:ascii="Cambria Math" w:hAnsi="Cambria Math"/>
+                    <w:sz w:val="20"/>
+                    <w:szCs w:val="20"/>
+                  </w:rPr>
+                  <m:t>,…,</m:t>
+                </m:r>
+                <m:sSub>
+                  <m:sSubPr>
+                    <m:ctrlPr>
+                      <w:rPr>
+                        <w:rFonts w:ascii="Cambria Math" w:hAnsi="Cambria Math"/>
+                        <w:i/>
+                        <w:sz w:val="20"/>
+                        <w:szCs w:val="20"/>
+                      </w:rPr>
+                    </m:ctrlPr>
+                  </m:sSubPr>
+                  <m:e>
+                    <m:r>
+                      <w:rPr>
+                        <w:rFonts w:ascii="Cambria Math" w:hAnsi="Cambria Math"/>
+                        <w:sz w:val="20"/>
+                        <w:szCs w:val="20"/>
+                      </w:rPr>
+                      <m:t>y</m:t>
+                    </m:r>
+                  </m:e>
+                  <m:sub>
+                    <m:r>
+                      <w:rPr>
+                        <w:rFonts w:ascii="Cambria Math" w:hAnsi="Cambria Math"/>
+                        <w:sz w:val="20"/>
+                        <w:szCs w:val="20"/>
+                      </w:rPr>
+                      <m:t>t-1</m:t>
+                    </m:r>
+                  </m:sub>
+                </m:sSub>
+              </m:e>
+            </m:d>
+            <m:r>
+              <w:rPr>
+                <w:rFonts w:ascii="Cambria Math" w:hAnsi="Cambria Math"/>
+                <w:sz w:val="20"/>
+                <w:szCs w:val="20"/>
+              </w:rPr>
+              <m:t>,c</m:t>
+            </m:r>
+          </m:e>
+        </m:d>
+        <m:r>
+          <w:rPr>
+            <w:rFonts w:ascii="Cambria Math" w:hAnsi="Cambria Math"/>
+            <w:sz w:val="20"/>
+            <w:szCs w:val="20"/>
+          </w:rPr>
+          <m:t>=g</m:t>
+        </m:r>
+        <m:d>
+          <m:dPr>
+            <m:ctrlPr>
+              <w:rPr>
+                <w:rFonts w:ascii="Cambria Math" w:hAnsi="Cambria Math"/>
+                <w:i/>
+                <w:sz w:val="20"/>
+                <w:szCs w:val="20"/>
+              </w:rPr>
+            </m:ctrlPr>
+          </m:dPr>
+          <m:e>
+            <m:sSub>
+              <m:sSubPr>
+                <m:ctrlPr>
+                  <w:rPr>
+                    <w:rFonts w:ascii="Cambria Math" w:hAnsi="Cambria Math"/>
+                    <w:i/>
+                    <w:sz w:val="20"/>
+                    <w:szCs w:val="20"/>
+                  </w:rPr>
+                </m:ctrlPr>
+              </m:sSubPr>
+              <m:e>
+                <m:r>
+                  <w:rPr>
+                    <w:rFonts w:ascii="Cambria Math" w:hAnsi="Cambria Math"/>
+                    <w:sz w:val="20"/>
+                    <w:szCs w:val="20"/>
+                  </w:rPr>
+                  <m:t>y</m:t>
+                </m:r>
+              </m:e>
+              <m:sub>
+                <m:r>
+                  <w:rPr>
+                    <w:rFonts w:ascii="Cambria Math" w:hAnsi="Cambria Math"/>
+                    <w:sz w:val="20"/>
+                    <w:szCs w:val="20"/>
+                  </w:rPr>
+                  <m:t>t-1</m:t>
+                </m:r>
+              </m:sub>
+            </m:sSub>
+            <m:r>
+              <w:rPr>
+                <w:rFonts w:ascii="Cambria Math" w:hAnsi="Cambria Math"/>
+                <w:sz w:val="20"/>
+                <w:szCs w:val="20"/>
+              </w:rPr>
+              <m:t>,</m:t>
+            </m:r>
+            <m:sSub>
+              <m:sSubPr>
+                <m:ctrlPr>
+                  <w:rPr>
+                    <w:rFonts w:ascii="Cambria Math" w:hAnsi="Cambria Math"/>
+                    <w:i/>
+                    <w:sz w:val="20"/>
+                    <w:szCs w:val="20"/>
+                  </w:rPr>
+                </m:ctrlPr>
+              </m:sSubPr>
+              <m:e>
+                <m:r>
+                  <w:rPr>
+                    <w:rFonts w:ascii="Cambria Math" w:hAnsi="Cambria Math"/>
+                    <w:sz w:val="20"/>
+                    <w:szCs w:val="20"/>
+                  </w:rPr>
+                  <m:t>s</m:t>
+                </m:r>
+              </m:e>
+              <m:sub>
+                <m:r>
+                  <w:rPr>
+                    <w:rFonts w:ascii="Cambria Math" w:hAnsi="Cambria Math"/>
+                    <w:sz w:val="20"/>
+                    <w:szCs w:val="20"/>
+                  </w:rPr>
+                  <m:t>t</m:t>
+                </m:r>
+              </m:sub>
+            </m:sSub>
+            <m:r>
+              <w:rPr>
+                <w:rFonts w:ascii="Cambria Math" w:hAnsi="Cambria Math"/>
+                <w:sz w:val="20"/>
+                <w:szCs w:val="20"/>
+              </w:rPr>
+              <m:t>,c</m:t>
+            </m:r>
+          </m:e>
+        </m:d>
+      </m:oMath>
+      <w:r>
+        <w:rPr>
+          <w:sz w:val="20"/>
+          <w:szCs w:val="20"/>
+        </w:rPr>
+        <w:t xml:space="preserve">      (nmt</w:t>
+      </w:r>
+      <w:r>
+        <w:rPr>
+          <w:sz w:val="20"/>
+          <w:szCs w:val="20"/>
+        </w:rPr>
+        <w:t>.3)</w:t>
+      </w:r>
+    </w:p>
+    <w:p>
+      <w:pPr>
+        <w:rPr>
+          <w:sz w:val="20"/>
+          <w:szCs w:val="20"/>
+        </w:rPr>
+      </w:pPr>
+    </w:p>
+    <w:p>
+      <w:pPr>
+        <w:rPr>
+          <w:i/>
+          <w:iCs/>
+          <w:sz w:val="20"/>
+          <w:szCs w:val="20"/>
+          <w:u w:val="single"/>
+        </w:rPr>
+      </w:pPr>
+      <w:r>
+        <w:rPr>
+          <w:sz w:val="20"/>
+          <w:szCs w:val="20"/>
+        </w:rPr>
+        <w:t xml:space="preserve">where </w:t>
+      </w:r>
+      <m:oMath>
+        <m:r>
+          <w:rPr>
+            <w:rFonts w:ascii="Cambria Math" w:hAnsi="Cambria Math"/>
+            <w:sz w:val="20"/>
+            <w:szCs w:val="20"/>
+          </w:rPr>
+          <m:t>g</m:t>
+        </m:r>
+      </m:oMath>
+      <w:r>
+        <w:rPr>
+          <w:sz w:val="20"/>
+          <w:szCs w:val="20"/>
+        </w:rPr>
+        <w:t xml:space="preserve"> is a non-linear, po</w:t>
+      </w:r>
+      <w:r>
+        <w:rPr>
+          <w:sz w:val="20"/>
+          <w:szCs w:val="20"/>
+        </w:rPr>
+        <w:t>tenti</w:t>
+      </w:r>
+      <w:r>
+        <w:rPr>
+          <w:sz w:val="20"/>
+          <w:szCs w:val="20"/>
+        </w:rPr>
+        <w:t xml:space="preserve">ally multi-layered, function (that is multilayered NN) that outputs the probability of </w:t>
+      </w:r>
+      <m:oMath>
+        <m:sSub>
+          <m:sSubPr>
+            <m:ctrlPr>
+              <w:rPr>
+                <w:rFonts w:ascii="Cambria Math" w:hAnsi="Cambria Math"/>
+                <w:i/>
+                <w:sz w:val="20"/>
+                <w:szCs w:val="20"/>
+              </w:rPr>
+            </m:ctrlPr>
+          </m:sSubPr>
+          <m:e>
+            <m:r>
+              <w:rPr>
+                <w:rFonts w:ascii="Cambria Math" w:hAnsi="Cambria Math"/>
+                <w:sz w:val="20"/>
+                <w:szCs w:val="20"/>
+              </w:rPr>
+              <m:t>y</m:t>
+            </m:r>
+          </m:e>
+          <m:sub>
+            <m:r>
+              <w:rPr>
+                <w:rFonts w:ascii="Cambria Math" w:hAnsi="Cambria Math"/>
+                <w:sz w:val="20"/>
+                <w:szCs w:val="20"/>
+              </w:rPr>
+              <m:t>t</m:t>
+            </m:r>
+          </m:sub>
+        </m:sSub>
+      </m:oMath>
+      <w:r>
+        <w:rPr>
+          <w:sz w:val="20"/>
+          <w:szCs w:val="20"/>
+        </w:rPr>
+        <w:t xml:space="preserve">, and </w:t>
+      </w:r>
+      <m:oMath>
+        <m:sSub>
+          <m:sSubPr>
+            <m:ctrlPr>
+              <w:rPr>
+                <w:rFonts w:ascii="Cambria Math" w:hAnsi="Cambria Math"/>
+                <w:i/>
+                <w:sz w:val="20"/>
+                <w:szCs w:val="20"/>
+              </w:rPr>
+            </m:ctrlPr>
+          </m:sSubPr>
+          <m:e>
+            <m:r>
+              <w:rPr>
+                <w:rFonts w:ascii="Cambria Math" w:hAnsi="Cambria Math"/>
+                <w:sz w:val="20"/>
+                <w:szCs w:val="20"/>
+              </w:rPr>
+              <m:t>s</m:t>
+            </m:r>
+          </m:e>
+          <m:sub>
+            <m:r>
+              <w:rPr>
+                <w:rFonts w:ascii="Cambria Math" w:hAnsi="Cambria Math"/>
+                <w:sz w:val="20"/>
+                <w:szCs w:val="20"/>
+              </w:rPr>
+              <m:t>t</m:t>
+            </m:r>
+          </m:sub>
+        </m:sSub>
+      </m:oMath>
+      <w:r>
+        <w:rPr>
+          <w:sz w:val="20"/>
+          <w:szCs w:val="20"/>
+        </w:rPr>
+        <w:t xml:space="preserve"> is the hidden state of the RNN. </w:t>
+      </w:r>
+    </w:p>
+    <w:p>
+      <w:pPr>
+        <w:rPr>
+          <w:sz w:val="20"/>
+          <w:szCs w:val="20"/>
+        </w:rPr>
+      </w:pPr>
+    </w:p>
+    <w:p>
+      <w:pPr>
+        <w:pStyle w:val="Heading4"/>
+      </w:pPr>
+      <w:r>
+        <w:t>Learning to Align and Translate</w:t>
+      </w:r>
+    </w:p>
+    <w:p>
+      <w:pPr>
+        <w:rPr>
+          <w:sz w:val="20"/>
+          <w:szCs w:val="20"/>
+        </w:rPr>
+      </w:pPr>
+    </w:p>
+    <w:p>
+      <w:pPr>
+        <w:rPr>
+          <w:sz w:val="20"/>
+          <w:szCs w:val="20"/>
+        </w:rPr>
+      </w:pPr>
+      <w:r>
+        <w:rPr>
+          <w:sz w:val="20"/>
+          <w:szCs w:val="20"/>
+        </w:rPr>
+        <w:t>The new neural architecture proposed by Bahdanau et al in [4] consists of bidirectional RNN as an encoder and a decoder that emulates searching through a source sentence during decoding a translation.</w:t>
+      </w:r>
+    </w:p>
+    <w:p>
+      <w:pPr>
+        <w:rPr>
+          <w:sz w:val="20"/>
+          <w:szCs w:val="20"/>
+        </w:rPr>
+      </w:pPr>
     </w:p>
     <w:p>
       <w:pPr>
@@ -3502,16 +4881,2750 @@
     <w:p>
       <w:pPr>
         <w:rPr>
-          <w:sz w:val="20"/>
-          <w:szCs w:val="20"/>
-        </w:rPr>
-      </w:pPr>
-      <w:r>
-        <w:rPr>
           <w:color w:val="FF0000"/>
           <w:sz w:val="20"/>
           <w:szCs w:val="20"/>
         </w:rPr>
+      </w:pPr>
+    </w:p>
+    <w:p>
+      <w:pPr>
+        <w:rPr>
+          <w:color w:val="FF0000"/>
+          <w:sz w:val="20"/>
+          <w:szCs w:val="20"/>
+        </w:rPr>
+      </w:pPr>
+    </w:p>
+    <w:p>
+      <w:pPr>
+        <w:rPr>
+          <w:color w:val="FF0000"/>
+          <w:sz w:val="20"/>
+          <w:szCs w:val="20"/>
+        </w:rPr>
+      </w:pPr>
+    </w:p>
+    <w:p>
+      <w:pPr>
+        <w:rPr>
+          <w:color w:val="FF0000"/>
+          <w:sz w:val="20"/>
+          <w:szCs w:val="20"/>
+        </w:rPr>
+      </w:pPr>
+      <w:r>
+        <w:rPr>
+          <w:sz w:val="20"/>
+          <w:szCs w:val="20"/>
+        </w:rPr>
+        <mc:AlternateContent>
+          <mc:Choice Requires="wpg">
+            <w:drawing>
+              <wp:anchor distT="0" distB="0" distL="114300" distR="114300" simplePos="0" relativeHeight="251660288" behindDoc="0" locked="0" layoutInCell="1" allowOverlap="1" wp14:anchorId="6658DF76" wp14:editId="3C2D6A88">
+                <wp:simplePos x="0" y="0"/>
+                <wp:positionH relativeFrom="column">
+                  <wp:posOffset>0</wp:posOffset>
+                </wp:positionH>
+                <wp:positionV relativeFrom="paragraph">
+                  <wp:posOffset>-828</wp:posOffset>
+                </wp:positionV>
+                <wp:extent cx="5537191" cy="2441887"/>
+                <wp:effectExtent l="0" t="0" r="26035" b="0"/>
+                <wp:wrapTopAndBottom/>
+                <wp:docPr id="51" name="Group 50">
+                  <a:extLst xmlns:a="http://schemas.openxmlformats.org/drawingml/2006/main">
+                    <a:ext uri="{FF2B5EF4-FFF2-40B4-BE49-F238E27FC236}">
+                      <a16:creationId xmlns:a16="http://schemas.microsoft.com/office/drawing/2014/main" id="{1D0FEC11-52C1-D224-36D0-1E49BFAFC94A}"/>
+                    </a:ext>
+                  </a:extLst>
+                </wp:docPr>
+                <wp:cNvGraphicFramePr/>
+                <a:graphic xmlns:a="http://schemas.openxmlformats.org/drawingml/2006/main">
+                  <a:graphicData uri="http://schemas.microsoft.com/office/word/2010/wordprocessingGroup">
+                    <wpg:wgp>
+                      <wpg:cNvGrpSpPr/>
+                      <wpg:grpSpPr>
+                        <a:xfrm>
+                          <a:off x="0" y="0"/>
+                          <a:ext cx="5537191" cy="2441887"/>
+                          <a:chOff x="0" y="0"/>
+                          <a:chExt cx="5537191" cy="2441887"/>
+                        </a:xfrm>
+                      </wpg:grpSpPr>
+                      <wps:wsp>
+                        <wps:cNvPr id="1752429372" name="Rectangle 1752429372">
+                          <a:extLst>
+                            <a:ext uri="{FF2B5EF4-FFF2-40B4-BE49-F238E27FC236}">
+                              <a16:creationId xmlns:a16="http://schemas.microsoft.com/office/drawing/2014/main" id="{503B2B94-0D30-EF6C-D455-01FFF2CBD156}"/>
+                            </a:ext>
+                          </a:extLst>
+                        </wps:cNvPr>
+                        <wps:cNvSpPr/>
+                        <wps:spPr>
+                          <a:xfrm>
+                            <a:off x="1656545" y="986821"/>
+                            <a:ext cx="242828" cy="239034"/>
+                          </a:xfrm>
+                          <a:prstGeom prst="rect">
+                            <a:avLst/>
+                          </a:prstGeom>
+                          <a:solidFill>
+                            <a:schemeClr val="accent1">
+                              <a:alpha val="30400"/>
+                            </a:schemeClr>
+                          </a:solidFill>
+                        </wps:spPr>
+                        <wps:style>
+                          <a:lnRef idx="2">
+                            <a:schemeClr val="accent1">
+                              <a:shade val="15000"/>
+                            </a:schemeClr>
+                          </a:lnRef>
+                          <a:fillRef idx="1">
+                            <a:schemeClr val="accent1"/>
+                          </a:fillRef>
+                          <a:effectRef idx="0">
+                            <a:schemeClr val="accent1"/>
+                          </a:effectRef>
+                          <a:fontRef idx="minor">
+                            <a:schemeClr val="lt1"/>
+                          </a:fontRef>
+                        </wps:style>
+                        <wps:bodyPr rtlCol="0" anchor="ctr"/>
+                      </wps:wsp>
+                      <wpg:grpSp>
+                        <wpg:cNvPr id="1389217586" name="Group 1389217586">
+                          <a:extLst>
+                            <a:ext uri="{FF2B5EF4-FFF2-40B4-BE49-F238E27FC236}">
+                              <a16:creationId xmlns:a16="http://schemas.microsoft.com/office/drawing/2014/main" id="{51F2E5FE-FA9A-6E49-F8FA-554E99D92C5B}"/>
+                            </a:ext>
+                          </a:extLst>
+                        </wpg:cNvPr>
+                        <wpg:cNvGrpSpPr/>
+                        <wpg:grpSpPr>
+                          <a:xfrm>
+                            <a:off x="2096434" y="986805"/>
+                            <a:ext cx="356870" cy="230848"/>
+                            <a:chOff x="2096434" y="986805"/>
+                            <a:chExt cx="356870" cy="230848"/>
+                          </a:xfrm>
+                        </wpg:grpSpPr>
+                        <wps:wsp>
+                          <wps:cNvPr id="1084145641" name="TextBox 4">
+                            <a:extLst>
+                              <a:ext uri="{FF2B5EF4-FFF2-40B4-BE49-F238E27FC236}">
+                                <a16:creationId xmlns:a16="http://schemas.microsoft.com/office/drawing/2014/main" id="{7AB710E9-A6BB-EDF7-9EED-BCFE6A437AE5}"/>
+                              </a:ext>
+                            </a:extLst>
+                          </wps:cNvPr>
+                          <wps:cNvSpPr txBox="1"/>
+                          <wps:spPr>
+                            <a:xfrm>
+                              <a:off x="2096434" y="986805"/>
+                              <a:ext cx="356870" cy="227330"/>
+                            </a:xfrm>
+                            <a:prstGeom prst="rect">
+                              <a:avLst/>
+                            </a:prstGeom>
+                            <a:noFill/>
+                          </wps:spPr>
+                          <wps:txbx>
+                            <w:txbxContent>
+                              <w:p>
+                                <w:pPr>
+                                  <w:rPr>
+                                    <w:rFonts w:ascii="Cambria Math" w:hAnsi="+mn-cs"/>
+                                    <w:i/>
+                                    <w:iCs/>
+                                    <w:color w:val="000000" w:themeColor="text1"/>
+                                    <w:kern w:val="24"/>
+                                    <w:sz w:val="18"/>
+                                    <w:szCs w:val="18"/>
+                                  </w:rPr>
+                                </w:pPr>
+                                <m:oMathPara>
+                                  <m:oMathParaPr>
+                                    <m:jc m:val="centerGroup"/>
+                                  </m:oMathParaPr>
+                                  <m:oMath>
+                                    <m:sSup>
+                                      <m:sSupPr>
+                                        <m:ctrlPr>
+                                          <w:rPr>
+                                            <w:rFonts w:ascii="Cambria Math" w:hAnsi="Cambria Math"/>
+                                            <w:i/>
+                                            <w:iCs/>
+                                            <w:color w:val="000000" w:themeColor="text1"/>
+                                            <w:kern w:val="24"/>
+                                            <w:sz w:val="18"/>
+                                            <w:szCs w:val="18"/>
+                                          </w:rPr>
+                                        </m:ctrlPr>
+                                      </m:sSupPr>
+                                      <m:e>
+                                        <m:r>
+                                          <w:rPr>
+                                            <w:rFonts w:ascii="Cambria Math" w:hAnsi="Cambria Math"/>
+                                            <w:color w:val="000000" w:themeColor="text1"/>
+                                            <w:kern w:val="24"/>
+                                            <w:sz w:val="18"/>
+                                            <w:szCs w:val="18"/>
+                                          </w:rPr>
+                                          <m:t>z</m:t>
+                                        </m:r>
+                                      </m:e>
+                                      <m:sup>
+                                        <m:r>
+                                          <w:rPr>
+                                            <w:rFonts w:ascii="Cambria Math" w:hAnsi="Cambria Math"/>
+                                            <w:color w:val="000000" w:themeColor="text1"/>
+                                            <w:kern w:val="24"/>
+                                            <w:sz w:val="18"/>
+                                            <w:szCs w:val="18"/>
+                                          </w:rPr>
+                                          <m:t>-1</m:t>
+                                        </m:r>
+                                      </m:sup>
+                                    </m:sSup>
+                                  </m:oMath>
+                                </m:oMathPara>
+                              </w:p>
+                            </w:txbxContent>
+                          </wps:txbx>
+                          <wps:bodyPr wrap="none" rtlCol="0">
+                            <a:spAutoFit/>
+                          </wps:bodyPr>
+                        </wps:wsp>
+                        <wps:wsp>
+                          <wps:cNvPr id="5512780" name="Rectangle 5512780">
+                            <a:extLst>
+                              <a:ext uri="{FF2B5EF4-FFF2-40B4-BE49-F238E27FC236}">
+                                <a16:creationId xmlns:a16="http://schemas.microsoft.com/office/drawing/2014/main" id="{A8C4F9E3-F232-ADBA-A395-B290DA5AFB82}"/>
+                              </a:ext>
+                            </a:extLst>
+                          </wps:cNvPr>
+                          <wps:cNvSpPr/>
+                          <wps:spPr>
+                            <a:xfrm>
+                              <a:off x="2167392" y="986821"/>
+                              <a:ext cx="242828" cy="230832"/>
+                            </a:xfrm>
+                            <a:prstGeom prst="rect">
+                              <a:avLst/>
+                            </a:prstGeom>
+                            <a:solidFill>
+                              <a:schemeClr val="accent1">
+                                <a:alpha val="0"/>
+                              </a:schemeClr>
+                            </a:solidFill>
+                          </wps:spPr>
+                          <wps:style>
+                            <a:lnRef idx="2">
+                              <a:schemeClr val="accent1">
+                                <a:shade val="15000"/>
+                              </a:schemeClr>
+                            </a:lnRef>
+                            <a:fillRef idx="1">
+                              <a:schemeClr val="accent1"/>
+                            </a:fillRef>
+                            <a:effectRef idx="0">
+                              <a:schemeClr val="accent1"/>
+                            </a:effectRef>
+                            <a:fontRef idx="minor">
+                              <a:schemeClr val="lt1"/>
+                            </a:fontRef>
+                          </wps:style>
+                          <wps:bodyPr rtlCol="0" anchor="ctr"/>
+                        </wps:wsp>
+                      </wpg:grpSp>
+                      <wps:wsp>
+                        <wps:cNvPr id="1617841985" name="Rectangle 1617841985">
+                          <a:extLst>
+                            <a:ext uri="{FF2B5EF4-FFF2-40B4-BE49-F238E27FC236}">
+                              <a16:creationId xmlns:a16="http://schemas.microsoft.com/office/drawing/2014/main" id="{DCAF31FF-6D56-2390-7555-E90426825913}"/>
+                            </a:ext>
+                          </a:extLst>
+                        </wps:cNvPr>
+                        <wps:cNvSpPr/>
+                        <wps:spPr>
+                          <a:xfrm>
+                            <a:off x="1656545" y="148937"/>
+                            <a:ext cx="242828" cy="239034"/>
+                          </a:xfrm>
+                          <a:prstGeom prst="rect">
+                            <a:avLst/>
+                          </a:prstGeom>
+                          <a:solidFill>
+                            <a:schemeClr val="accent1">
+                              <a:alpha val="76000"/>
+                            </a:schemeClr>
+                          </a:solidFill>
+                        </wps:spPr>
+                        <wps:style>
+                          <a:lnRef idx="2">
+                            <a:schemeClr val="accent1">
+                              <a:shade val="15000"/>
+                            </a:schemeClr>
+                          </a:lnRef>
+                          <a:fillRef idx="1">
+                            <a:schemeClr val="accent1"/>
+                          </a:fillRef>
+                          <a:effectRef idx="0">
+                            <a:schemeClr val="accent1"/>
+                          </a:effectRef>
+                          <a:fontRef idx="minor">
+                            <a:schemeClr val="lt1"/>
+                          </a:fontRef>
+                        </wps:style>
+                        <wps:bodyPr rtlCol="0" anchor="ctr"/>
+                      </wps:wsp>
+                      <wps:wsp>
+                        <wps:cNvPr id="239673670" name="Rectangle 239673670">
+                          <a:extLst>
+                            <a:ext uri="{FF2B5EF4-FFF2-40B4-BE49-F238E27FC236}">
+                              <a16:creationId xmlns:a16="http://schemas.microsoft.com/office/drawing/2014/main" id="{9883BFB4-0ABA-791A-06AE-56DE52272E0F}"/>
+                            </a:ext>
+                          </a:extLst>
+                        </wps:cNvPr>
+                        <wps:cNvSpPr/>
+                        <wps:spPr>
+                          <a:xfrm>
+                            <a:off x="1656545" y="1765263"/>
+                            <a:ext cx="242828" cy="239034"/>
+                          </a:xfrm>
+                          <a:prstGeom prst="rect">
+                            <a:avLst/>
+                          </a:prstGeom>
+                          <a:pattFill prst="wdDnDiag">
+                            <a:fgClr>
+                              <a:schemeClr val="accent1"/>
+                            </a:fgClr>
+                            <a:bgClr>
+                              <a:schemeClr val="bg1"/>
+                            </a:bgClr>
+                          </a:pattFill>
+                        </wps:spPr>
+                        <wps:style>
+                          <a:lnRef idx="2">
+                            <a:schemeClr val="accent1">
+                              <a:shade val="15000"/>
+                            </a:schemeClr>
+                          </a:lnRef>
+                          <a:fillRef idx="1">
+                            <a:schemeClr val="accent1"/>
+                          </a:fillRef>
+                          <a:effectRef idx="0">
+                            <a:schemeClr val="accent1"/>
+                          </a:effectRef>
+                          <a:fontRef idx="minor">
+                            <a:schemeClr val="lt1"/>
+                          </a:fontRef>
+                        </wps:style>
+                        <wps:bodyPr rtlCol="0" anchor="ctr"/>
+                      </wps:wsp>
+                      <wps:wsp>
+                        <wps:cNvPr id="1413889499" name="Rectangle 1413889499">
+                          <a:extLst>
+                            <a:ext uri="{FF2B5EF4-FFF2-40B4-BE49-F238E27FC236}">
+                              <a16:creationId xmlns:a16="http://schemas.microsoft.com/office/drawing/2014/main" id="{9F05E4CE-3B26-5B6B-E7AD-F0B040178835}"/>
+                            </a:ext>
+                          </a:extLst>
+                        </wps:cNvPr>
+                        <wps:cNvSpPr/>
+                        <wps:spPr>
+                          <a:xfrm>
+                            <a:off x="3189971" y="986821"/>
+                            <a:ext cx="242828" cy="239034"/>
+                          </a:xfrm>
+                          <a:prstGeom prst="rect">
+                            <a:avLst/>
+                          </a:prstGeom>
+                          <a:solidFill>
+                            <a:schemeClr val="accent1">
+                              <a:alpha val="30400"/>
+                            </a:schemeClr>
+                          </a:solidFill>
+                        </wps:spPr>
+                        <wps:style>
+                          <a:lnRef idx="2">
+                            <a:schemeClr val="accent1">
+                              <a:shade val="15000"/>
+                            </a:schemeClr>
+                          </a:lnRef>
+                          <a:fillRef idx="1">
+                            <a:schemeClr val="accent1"/>
+                          </a:fillRef>
+                          <a:effectRef idx="0">
+                            <a:schemeClr val="accent1"/>
+                          </a:effectRef>
+                          <a:fontRef idx="minor">
+                            <a:schemeClr val="lt1"/>
+                          </a:fontRef>
+                        </wps:style>
+                        <wps:bodyPr rtlCol="0" anchor="ctr"/>
+                      </wps:wsp>
+                      <wps:wsp>
+                        <wps:cNvPr id="1001361555" name="Rectangle 1001361555">
+                          <a:extLst>
+                            <a:ext uri="{FF2B5EF4-FFF2-40B4-BE49-F238E27FC236}">
+                              <a16:creationId xmlns:a16="http://schemas.microsoft.com/office/drawing/2014/main" id="{D5472F94-B976-C9AE-C113-F904988823EB}"/>
+                            </a:ext>
+                          </a:extLst>
+                        </wps:cNvPr>
+                        <wps:cNvSpPr/>
+                        <wps:spPr>
+                          <a:xfrm>
+                            <a:off x="3189971" y="148937"/>
+                            <a:ext cx="242828" cy="239034"/>
+                          </a:xfrm>
+                          <a:prstGeom prst="rect">
+                            <a:avLst/>
+                          </a:prstGeom>
+                          <a:solidFill>
+                            <a:schemeClr val="accent1">
+                              <a:alpha val="76000"/>
+                            </a:schemeClr>
+                          </a:solidFill>
+                        </wps:spPr>
+                        <wps:style>
+                          <a:lnRef idx="2">
+                            <a:schemeClr val="accent1">
+                              <a:shade val="15000"/>
+                            </a:schemeClr>
+                          </a:lnRef>
+                          <a:fillRef idx="1">
+                            <a:schemeClr val="accent1"/>
+                          </a:fillRef>
+                          <a:effectRef idx="0">
+                            <a:schemeClr val="accent1"/>
+                          </a:effectRef>
+                          <a:fontRef idx="minor">
+                            <a:schemeClr val="lt1"/>
+                          </a:fontRef>
+                        </wps:style>
+                        <wps:bodyPr rtlCol="0" anchor="ctr"/>
+                      </wps:wsp>
+                      <wps:wsp>
+                        <wps:cNvPr id="1227391468" name="Rectangle 1227391468">
+                          <a:extLst>
+                            <a:ext uri="{FF2B5EF4-FFF2-40B4-BE49-F238E27FC236}">
+                              <a16:creationId xmlns:a16="http://schemas.microsoft.com/office/drawing/2014/main" id="{24A5CFAD-3A65-DE7D-3877-3524A2C314A8}"/>
+                            </a:ext>
+                          </a:extLst>
+                        </wps:cNvPr>
+                        <wps:cNvSpPr/>
+                        <wps:spPr>
+                          <a:xfrm>
+                            <a:off x="3189971" y="1765263"/>
+                            <a:ext cx="242828" cy="239034"/>
+                          </a:xfrm>
+                          <a:prstGeom prst="rect">
+                            <a:avLst/>
+                          </a:prstGeom>
+                          <a:pattFill prst="wdDnDiag">
+                            <a:fgClr>
+                              <a:schemeClr val="accent1"/>
+                            </a:fgClr>
+                            <a:bgClr>
+                              <a:schemeClr val="bg1"/>
+                            </a:bgClr>
+                          </a:pattFill>
+                        </wps:spPr>
+                        <wps:style>
+                          <a:lnRef idx="2">
+                            <a:schemeClr val="accent1">
+                              <a:shade val="15000"/>
+                            </a:schemeClr>
+                          </a:lnRef>
+                          <a:fillRef idx="1">
+                            <a:schemeClr val="accent1"/>
+                          </a:fillRef>
+                          <a:effectRef idx="0">
+                            <a:schemeClr val="accent1"/>
+                          </a:effectRef>
+                          <a:fontRef idx="minor">
+                            <a:schemeClr val="lt1"/>
+                          </a:fontRef>
+                        </wps:style>
+                        <wps:bodyPr rtlCol="0" anchor="ctr"/>
+                      </wps:wsp>
+                      <wps:wsp>
+                        <wps:cNvPr id="1986260794" name="Straight Arrow Connector 1986260794">
+                          <a:extLst>
+                            <a:ext uri="{FF2B5EF4-FFF2-40B4-BE49-F238E27FC236}">
+                              <a16:creationId xmlns:a16="http://schemas.microsoft.com/office/drawing/2014/main" id="{FDC47C19-417D-62DA-5191-78B8FA2C6DFB}"/>
+                            </a:ext>
+                          </a:extLst>
+                        </wps:cNvPr>
+                        <wps:cNvCnPr>
+                          <a:stCxn id="1752429372" idx="0"/>
+                          <a:endCxn id="1617841985" idx="2"/>
+                        </wps:cNvCnPr>
+                        <wps:spPr>
+                          <a:xfrm flipV="1">
+                            <a:off x="1777959" y="387971"/>
+                            <a:ext cx="0" cy="598850"/>
+                          </a:xfrm>
+                          <a:prstGeom prst="straightConnector1">
+                            <a:avLst/>
+                          </a:prstGeom>
+                          <a:ln w="9525">
+                            <a:tailEnd type="triangle"/>
+                          </a:ln>
+                        </wps:spPr>
+                        <wps:style>
+                          <a:lnRef idx="2">
+                            <a:schemeClr val="accent1"/>
+                          </a:lnRef>
+                          <a:fillRef idx="0">
+                            <a:schemeClr val="accent1"/>
+                          </a:fillRef>
+                          <a:effectRef idx="1">
+                            <a:schemeClr val="accent1"/>
+                          </a:effectRef>
+                          <a:fontRef idx="minor">
+                            <a:schemeClr val="tx1"/>
+                          </a:fontRef>
+                        </wps:style>
+                        <wps:bodyPr/>
+                      </wps:wsp>
+                      <wps:wsp>
+                        <wps:cNvPr id="622377528" name="Straight Arrow Connector 622377528">
+                          <a:extLst>
+                            <a:ext uri="{FF2B5EF4-FFF2-40B4-BE49-F238E27FC236}">
+                              <a16:creationId xmlns:a16="http://schemas.microsoft.com/office/drawing/2014/main" id="{B63C69FC-880F-C8EF-C8D6-811D8096B2EE}"/>
+                            </a:ext>
+                          </a:extLst>
+                        </wps:cNvPr>
+                        <wps:cNvCnPr>
+                          <a:cxnSpLocks/>
+                          <a:endCxn id="1752429372" idx="2"/>
+                        </wps:cNvCnPr>
+                        <wps:spPr>
+                          <a:xfrm flipV="1">
+                            <a:off x="1777524" y="1225855"/>
+                            <a:ext cx="435" cy="539408"/>
+                          </a:xfrm>
+                          <a:prstGeom prst="straightConnector1">
+                            <a:avLst/>
+                          </a:prstGeom>
+                          <a:ln w="9525">
+                            <a:tailEnd type="triangle"/>
+                          </a:ln>
+                        </wps:spPr>
+                        <wps:style>
+                          <a:lnRef idx="2">
+                            <a:schemeClr val="accent1"/>
+                          </a:lnRef>
+                          <a:fillRef idx="0">
+                            <a:schemeClr val="accent1"/>
+                          </a:fillRef>
+                          <a:effectRef idx="1">
+                            <a:schemeClr val="accent1"/>
+                          </a:effectRef>
+                          <a:fontRef idx="minor">
+                            <a:schemeClr val="tx1"/>
+                          </a:fontRef>
+                        </wps:style>
+                        <wps:bodyPr/>
+                      </wps:wsp>
+                      <wps:wsp>
+                        <wps:cNvPr id="301380776" name="Straight Arrow Connector 301380776">
+                          <a:extLst>
+                            <a:ext uri="{FF2B5EF4-FFF2-40B4-BE49-F238E27FC236}">
+                              <a16:creationId xmlns:a16="http://schemas.microsoft.com/office/drawing/2014/main" id="{1AEA687F-05A2-D9C7-64D5-4623B38AFE1D}"/>
+                            </a:ext>
+                          </a:extLst>
+                        </wps:cNvPr>
+                        <wps:cNvCnPr/>
+                        <wps:spPr>
+                          <a:xfrm flipV="1">
+                            <a:off x="3311484" y="387971"/>
+                            <a:ext cx="0" cy="598850"/>
+                          </a:xfrm>
+                          <a:prstGeom prst="straightConnector1">
+                            <a:avLst/>
+                          </a:prstGeom>
+                          <a:ln w="9525">
+                            <a:tailEnd type="triangle"/>
+                          </a:ln>
+                        </wps:spPr>
+                        <wps:style>
+                          <a:lnRef idx="2">
+                            <a:schemeClr val="accent1"/>
+                          </a:lnRef>
+                          <a:fillRef idx="0">
+                            <a:schemeClr val="accent1"/>
+                          </a:fillRef>
+                          <a:effectRef idx="1">
+                            <a:schemeClr val="accent1"/>
+                          </a:effectRef>
+                          <a:fontRef idx="minor">
+                            <a:schemeClr val="tx1"/>
+                          </a:fontRef>
+                        </wps:style>
+                        <wps:bodyPr/>
+                      </wps:wsp>
+                      <wps:wsp>
+                        <wps:cNvPr id="1679377031" name="Straight Arrow Connector 1679377031">
+                          <a:extLst>
+                            <a:ext uri="{FF2B5EF4-FFF2-40B4-BE49-F238E27FC236}">
+                              <a16:creationId xmlns:a16="http://schemas.microsoft.com/office/drawing/2014/main" id="{DA795912-B22C-3725-50EE-59BBE24C9D46}"/>
+                            </a:ext>
+                          </a:extLst>
+                        </wps:cNvPr>
+                        <wps:cNvCnPr>
+                          <a:cxnSpLocks/>
+                        </wps:cNvCnPr>
+                        <wps:spPr>
+                          <a:xfrm flipV="1">
+                            <a:off x="3311385" y="1225855"/>
+                            <a:ext cx="435" cy="539408"/>
+                          </a:xfrm>
+                          <a:prstGeom prst="straightConnector1">
+                            <a:avLst/>
+                          </a:prstGeom>
+                          <a:ln w="9525">
+                            <a:tailEnd type="triangle"/>
+                          </a:ln>
+                        </wps:spPr>
+                        <wps:style>
+                          <a:lnRef idx="2">
+                            <a:schemeClr val="accent1"/>
+                          </a:lnRef>
+                          <a:fillRef idx="0">
+                            <a:schemeClr val="accent1"/>
+                          </a:fillRef>
+                          <a:effectRef idx="1">
+                            <a:schemeClr val="accent1"/>
+                          </a:effectRef>
+                          <a:fontRef idx="minor">
+                            <a:schemeClr val="tx1"/>
+                          </a:fontRef>
+                        </wps:style>
+                        <wps:bodyPr/>
+                      </wps:wsp>
+                      <wps:wsp>
+                        <wps:cNvPr id="708305766" name="Freeform 708305766">
+                          <a:extLst>
+                            <a:ext uri="{FF2B5EF4-FFF2-40B4-BE49-F238E27FC236}">
+                              <a16:creationId xmlns:a16="http://schemas.microsoft.com/office/drawing/2014/main" id="{3DDBA500-0601-EF96-00CC-24DD5ED6B0C6}"/>
+                            </a:ext>
+                          </a:extLst>
+                        </wps:cNvPr>
+                        <wps:cNvSpPr/>
+                        <wps:spPr>
+                          <a:xfrm>
+                            <a:off x="1784744" y="644096"/>
+                            <a:ext cx="504825" cy="340920"/>
+                          </a:xfrm>
+                          <a:custGeom>
+                            <a:avLst/>
+                            <a:gdLst>
+                              <a:gd name="connsiteX0" fmla="*/ 0 w 504825"/>
+                              <a:gd name="connsiteY0" fmla="*/ 331395 h 340920"/>
+                              <a:gd name="connsiteX1" fmla="*/ 47625 w 504825"/>
+                              <a:gd name="connsiteY1" fmla="*/ 207570 h 340920"/>
+                              <a:gd name="connsiteX2" fmla="*/ 107950 w 504825"/>
+                              <a:gd name="connsiteY2" fmla="*/ 99620 h 340920"/>
+                              <a:gd name="connsiteX3" fmla="*/ 190500 w 504825"/>
+                              <a:gd name="connsiteY3" fmla="*/ 23420 h 340920"/>
+                              <a:gd name="connsiteX4" fmla="*/ 292100 w 504825"/>
+                              <a:gd name="connsiteY4" fmla="*/ 1195 h 340920"/>
+                              <a:gd name="connsiteX5" fmla="*/ 371475 w 504825"/>
+                              <a:gd name="connsiteY5" fmla="*/ 7545 h 340920"/>
+                              <a:gd name="connsiteX6" fmla="*/ 425450 w 504825"/>
+                              <a:gd name="connsiteY6" fmla="*/ 45645 h 340920"/>
+                              <a:gd name="connsiteX7" fmla="*/ 460375 w 504825"/>
+                              <a:gd name="connsiteY7" fmla="*/ 112320 h 340920"/>
+                              <a:gd name="connsiteX8" fmla="*/ 482600 w 504825"/>
+                              <a:gd name="connsiteY8" fmla="*/ 185345 h 340920"/>
+                              <a:gd name="connsiteX9" fmla="*/ 492125 w 504825"/>
+                              <a:gd name="connsiteY9" fmla="*/ 223445 h 340920"/>
+                              <a:gd name="connsiteX10" fmla="*/ 495300 w 504825"/>
+                              <a:gd name="connsiteY10" fmla="*/ 267895 h 340920"/>
+                              <a:gd name="connsiteX11" fmla="*/ 501650 w 504825"/>
+                              <a:gd name="connsiteY11" fmla="*/ 312345 h 340920"/>
+                              <a:gd name="connsiteX12" fmla="*/ 504825 w 504825"/>
+                              <a:gd name="connsiteY12" fmla="*/ 340920 h 340920"/>
+                            </a:gdLst>
+                            <a:ahLst/>
+                            <a:cxnLst>
+                              <a:cxn ang="0">
+                                <a:pos x="connsiteX0" y="connsiteY0"/>
+                              </a:cxn>
+                              <a:cxn ang="0">
+                                <a:pos x="connsiteX1" y="connsiteY1"/>
+                              </a:cxn>
+                              <a:cxn ang="0">
+                                <a:pos x="connsiteX2" y="connsiteY2"/>
+                              </a:cxn>
+                              <a:cxn ang="0">
+                                <a:pos x="connsiteX3" y="connsiteY3"/>
+                              </a:cxn>
+                              <a:cxn ang="0">
+                                <a:pos x="connsiteX4" y="connsiteY4"/>
+                              </a:cxn>
+                              <a:cxn ang="0">
+                                <a:pos x="connsiteX5" y="connsiteY5"/>
+                              </a:cxn>
+                              <a:cxn ang="0">
+                                <a:pos x="connsiteX6" y="connsiteY6"/>
+                              </a:cxn>
+                              <a:cxn ang="0">
+                                <a:pos x="connsiteX7" y="connsiteY7"/>
+                              </a:cxn>
+                              <a:cxn ang="0">
+                                <a:pos x="connsiteX8" y="connsiteY8"/>
+                              </a:cxn>
+                              <a:cxn ang="0">
+                                <a:pos x="connsiteX9" y="connsiteY9"/>
+                              </a:cxn>
+                              <a:cxn ang="0">
+                                <a:pos x="connsiteX10" y="connsiteY10"/>
+                              </a:cxn>
+                              <a:cxn ang="0">
+                                <a:pos x="connsiteX11" y="connsiteY11"/>
+                              </a:cxn>
+                              <a:cxn ang="0">
+                                <a:pos x="connsiteX12" y="connsiteY12"/>
+                              </a:cxn>
+                            </a:cxnLst>
+                            <a:rect l="l" t="t" r="r" b="b"/>
+                            <a:pathLst>
+                              <a:path w="504825" h="340920">
+                                <a:moveTo>
+                                  <a:pt x="0" y="331395"/>
+                                </a:moveTo>
+                                <a:cubicBezTo>
+                                  <a:pt x="14816" y="288797"/>
+                                  <a:pt x="29633" y="246199"/>
+                                  <a:pt x="47625" y="207570"/>
+                                </a:cubicBezTo>
+                                <a:cubicBezTo>
+                                  <a:pt x="65617" y="168941"/>
+                                  <a:pt x="84138" y="130312"/>
+                                  <a:pt x="107950" y="99620"/>
+                                </a:cubicBezTo>
+                                <a:cubicBezTo>
+                                  <a:pt x="131762" y="68928"/>
+                                  <a:pt x="159808" y="39824"/>
+                                  <a:pt x="190500" y="23420"/>
+                                </a:cubicBezTo>
+                                <a:cubicBezTo>
+                                  <a:pt x="221192" y="7016"/>
+                                  <a:pt x="261938" y="3841"/>
+                                  <a:pt x="292100" y="1195"/>
+                                </a:cubicBezTo>
+                                <a:cubicBezTo>
+                                  <a:pt x="322262" y="-1451"/>
+                                  <a:pt x="349250" y="137"/>
+                                  <a:pt x="371475" y="7545"/>
+                                </a:cubicBezTo>
+                                <a:cubicBezTo>
+                                  <a:pt x="393700" y="14953"/>
+                                  <a:pt x="410633" y="28183"/>
+                                  <a:pt x="425450" y="45645"/>
+                                </a:cubicBezTo>
+                                <a:cubicBezTo>
+                                  <a:pt x="440267" y="63107"/>
+                                  <a:pt x="450850" y="89037"/>
+                                  <a:pt x="460375" y="112320"/>
+                                </a:cubicBezTo>
+                                <a:cubicBezTo>
+                                  <a:pt x="469900" y="135603"/>
+                                  <a:pt x="477308" y="166824"/>
+                                  <a:pt x="482600" y="185345"/>
+                                </a:cubicBezTo>
+                                <a:cubicBezTo>
+                                  <a:pt x="487892" y="203866"/>
+                                  <a:pt x="490008" y="209687"/>
+                                  <a:pt x="492125" y="223445"/>
+                                </a:cubicBezTo>
+                                <a:cubicBezTo>
+                                  <a:pt x="494242" y="237203"/>
+                                  <a:pt x="493713" y="253078"/>
+                                  <a:pt x="495300" y="267895"/>
+                                </a:cubicBezTo>
+                                <a:cubicBezTo>
+                                  <a:pt x="496887" y="282712"/>
+                                  <a:pt x="500063" y="300174"/>
+                                  <a:pt x="501650" y="312345"/>
+                                </a:cubicBezTo>
+                                <a:cubicBezTo>
+                                  <a:pt x="503237" y="324516"/>
+                                  <a:pt x="504031" y="332718"/>
+                                  <a:pt x="504825" y="340920"/>
+                                </a:cubicBezTo>
+                              </a:path>
+                            </a:pathLst>
+                          </a:custGeom>
+                          <a:noFill/>
+                          <a:ln w="9525">
+                            <a:tailEnd type="triangle"/>
+                          </a:ln>
+                        </wps:spPr>
+                        <wps:style>
+                          <a:lnRef idx="2">
+                            <a:schemeClr val="accent1">
+                              <a:shade val="15000"/>
+                            </a:schemeClr>
+                          </a:lnRef>
+                          <a:fillRef idx="1">
+                            <a:schemeClr val="accent1"/>
+                          </a:fillRef>
+                          <a:effectRef idx="0">
+                            <a:schemeClr val="accent1"/>
+                          </a:effectRef>
+                          <a:fontRef idx="minor">
+                            <a:schemeClr val="lt1"/>
+                          </a:fontRef>
+                        </wps:style>
+                        <wps:bodyPr rtlCol="0" anchor="ctr"/>
+                      </wps:wsp>
+                      <wps:wsp>
+                        <wps:cNvPr id="2096956807" name="Freeform 2096956807">
+                          <a:extLst>
+                            <a:ext uri="{FF2B5EF4-FFF2-40B4-BE49-F238E27FC236}">
+                              <a16:creationId xmlns:a16="http://schemas.microsoft.com/office/drawing/2014/main" id="{91BDBDE7-FA56-27AD-7AF2-8F233450112C}"/>
+                            </a:ext>
+                          </a:extLst>
+                        </wps:cNvPr>
+                        <wps:cNvSpPr/>
+                        <wps:spPr>
+                          <a:xfrm>
+                            <a:off x="1775219" y="1219966"/>
+                            <a:ext cx="524060" cy="376438"/>
+                          </a:xfrm>
+                          <a:custGeom>
+                            <a:avLst/>
+                            <a:gdLst>
+                              <a:gd name="connsiteX0" fmla="*/ 520700 w 524060"/>
+                              <a:gd name="connsiteY0" fmla="*/ 0 h 376438"/>
+                              <a:gd name="connsiteX1" fmla="*/ 520700 w 524060"/>
+                              <a:gd name="connsiteY1" fmla="*/ 139700 h 376438"/>
+                              <a:gd name="connsiteX2" fmla="*/ 485775 w 524060"/>
+                              <a:gd name="connsiteY2" fmla="*/ 247650 h 376438"/>
+                              <a:gd name="connsiteX3" fmla="*/ 412750 w 524060"/>
+                              <a:gd name="connsiteY3" fmla="*/ 327025 h 376438"/>
+                              <a:gd name="connsiteX4" fmla="*/ 330200 w 524060"/>
+                              <a:gd name="connsiteY4" fmla="*/ 371475 h 376438"/>
+                              <a:gd name="connsiteX5" fmla="*/ 234950 w 524060"/>
+                              <a:gd name="connsiteY5" fmla="*/ 374650 h 376438"/>
+                              <a:gd name="connsiteX6" fmla="*/ 149225 w 524060"/>
+                              <a:gd name="connsiteY6" fmla="*/ 365125 h 376438"/>
+                              <a:gd name="connsiteX7" fmla="*/ 69850 w 524060"/>
+                              <a:gd name="connsiteY7" fmla="*/ 304800 h 376438"/>
+                              <a:gd name="connsiteX8" fmla="*/ 41275 w 524060"/>
+                              <a:gd name="connsiteY8" fmla="*/ 225425 h 376438"/>
+                              <a:gd name="connsiteX9" fmla="*/ 22225 w 524060"/>
+                              <a:gd name="connsiteY9" fmla="*/ 136525 h 376438"/>
+                              <a:gd name="connsiteX10" fmla="*/ 9525 w 524060"/>
+                              <a:gd name="connsiteY10" fmla="*/ 85725 h 376438"/>
+                              <a:gd name="connsiteX11" fmla="*/ 3175 w 524060"/>
+                              <a:gd name="connsiteY11" fmla="*/ 41275 h 376438"/>
+                              <a:gd name="connsiteX12" fmla="*/ 0 w 524060"/>
+                              <a:gd name="connsiteY12" fmla="*/ 9525 h 376438"/>
+                            </a:gdLst>
+                            <a:ahLst/>
+                            <a:cxnLst>
+                              <a:cxn ang="0">
+                                <a:pos x="connsiteX0" y="connsiteY0"/>
+                              </a:cxn>
+                              <a:cxn ang="0">
+                                <a:pos x="connsiteX1" y="connsiteY1"/>
+                              </a:cxn>
+                              <a:cxn ang="0">
+                                <a:pos x="connsiteX2" y="connsiteY2"/>
+                              </a:cxn>
+                              <a:cxn ang="0">
+                                <a:pos x="connsiteX3" y="connsiteY3"/>
+                              </a:cxn>
+                              <a:cxn ang="0">
+                                <a:pos x="connsiteX4" y="connsiteY4"/>
+                              </a:cxn>
+                              <a:cxn ang="0">
+                                <a:pos x="connsiteX5" y="connsiteY5"/>
+                              </a:cxn>
+                              <a:cxn ang="0">
+                                <a:pos x="connsiteX6" y="connsiteY6"/>
+                              </a:cxn>
+                              <a:cxn ang="0">
+                                <a:pos x="connsiteX7" y="connsiteY7"/>
+                              </a:cxn>
+                              <a:cxn ang="0">
+                                <a:pos x="connsiteX8" y="connsiteY8"/>
+                              </a:cxn>
+                              <a:cxn ang="0">
+                                <a:pos x="connsiteX9" y="connsiteY9"/>
+                              </a:cxn>
+                              <a:cxn ang="0">
+                                <a:pos x="connsiteX10" y="connsiteY10"/>
+                              </a:cxn>
+                              <a:cxn ang="0">
+                                <a:pos x="connsiteX11" y="connsiteY11"/>
+                              </a:cxn>
+                              <a:cxn ang="0">
+                                <a:pos x="connsiteX12" y="connsiteY12"/>
+                              </a:cxn>
+                            </a:cxnLst>
+                            <a:rect l="l" t="t" r="r" b="b"/>
+                            <a:pathLst>
+                              <a:path w="524060" h="376438">
+                                <a:moveTo>
+                                  <a:pt x="520700" y="0"/>
+                                </a:moveTo>
+                                <a:cubicBezTo>
+                                  <a:pt x="523610" y="49212"/>
+                                  <a:pt x="526521" y="98425"/>
+                                  <a:pt x="520700" y="139700"/>
+                                </a:cubicBezTo>
+                                <a:cubicBezTo>
+                                  <a:pt x="514879" y="180975"/>
+                                  <a:pt x="503767" y="216429"/>
+                                  <a:pt x="485775" y="247650"/>
+                                </a:cubicBezTo>
+                                <a:cubicBezTo>
+                                  <a:pt x="467783" y="278871"/>
+                                  <a:pt x="438679" y="306388"/>
+                                  <a:pt x="412750" y="327025"/>
+                                </a:cubicBezTo>
+                                <a:cubicBezTo>
+                                  <a:pt x="386821" y="347663"/>
+                                  <a:pt x="359833" y="363538"/>
+                                  <a:pt x="330200" y="371475"/>
+                                </a:cubicBezTo>
+                                <a:cubicBezTo>
+                                  <a:pt x="300567" y="379412"/>
+                                  <a:pt x="265112" y="375708"/>
+                                  <a:pt x="234950" y="374650"/>
+                                </a:cubicBezTo>
+                                <a:cubicBezTo>
+                                  <a:pt x="204788" y="373592"/>
+                                  <a:pt x="176742" y="376767"/>
+                                  <a:pt x="149225" y="365125"/>
+                                </a:cubicBezTo>
+                                <a:cubicBezTo>
+                                  <a:pt x="121708" y="353483"/>
+                                  <a:pt x="87842" y="328083"/>
+                                  <a:pt x="69850" y="304800"/>
+                                </a:cubicBezTo>
+                                <a:cubicBezTo>
+                                  <a:pt x="51858" y="281517"/>
+                                  <a:pt x="49212" y="253471"/>
+                                  <a:pt x="41275" y="225425"/>
+                                </a:cubicBezTo>
+                                <a:cubicBezTo>
+                                  <a:pt x="33337" y="197379"/>
+                                  <a:pt x="27517" y="159808"/>
+                                  <a:pt x="22225" y="136525"/>
+                                </a:cubicBezTo>
+                                <a:cubicBezTo>
+                                  <a:pt x="16933" y="113242"/>
+                                  <a:pt x="12700" y="101600"/>
+                                  <a:pt x="9525" y="85725"/>
+                                </a:cubicBezTo>
+                                <a:cubicBezTo>
+                                  <a:pt x="6350" y="69850"/>
+                                  <a:pt x="4762" y="53975"/>
+                                  <a:pt x="3175" y="41275"/>
+                                </a:cubicBezTo>
+                                <a:cubicBezTo>
+                                  <a:pt x="1588" y="28575"/>
+                                  <a:pt x="794" y="19050"/>
+                                  <a:pt x="0" y="9525"/>
+                                </a:cubicBezTo>
+                              </a:path>
+                            </a:pathLst>
+                          </a:custGeom>
+                          <a:noFill/>
+                          <a:ln w="9525">
+                            <a:tailEnd type="triangle"/>
+                          </a:ln>
+                        </wps:spPr>
+                        <wps:style>
+                          <a:lnRef idx="2">
+                            <a:schemeClr val="accent1">
+                              <a:shade val="15000"/>
+                            </a:schemeClr>
+                          </a:lnRef>
+                          <a:fillRef idx="1">
+                            <a:schemeClr val="accent1"/>
+                          </a:fillRef>
+                          <a:effectRef idx="0">
+                            <a:schemeClr val="accent1"/>
+                          </a:effectRef>
+                          <a:fontRef idx="minor">
+                            <a:schemeClr val="lt1"/>
+                          </a:fontRef>
+                        </wps:style>
+                        <wps:bodyPr rtlCol="0" anchor="ctr"/>
+                      </wps:wsp>
+                      <wps:wsp>
+                        <wps:cNvPr id="12041517" name="Rectangle 12041517">
+                          <a:extLst>
+                            <a:ext uri="{FF2B5EF4-FFF2-40B4-BE49-F238E27FC236}">
+                              <a16:creationId xmlns:a16="http://schemas.microsoft.com/office/drawing/2014/main" id="{1D910B42-A90F-389B-E06B-C978AF73CC64}"/>
+                            </a:ext>
+                          </a:extLst>
+                        </wps:cNvPr>
+                        <wps:cNvSpPr/>
+                        <wps:spPr>
+                          <a:xfrm>
+                            <a:off x="4844811" y="986821"/>
+                            <a:ext cx="242828" cy="239034"/>
+                          </a:xfrm>
+                          <a:prstGeom prst="rect">
+                            <a:avLst/>
+                          </a:prstGeom>
+                          <a:solidFill>
+                            <a:schemeClr val="accent1">
+                              <a:alpha val="30400"/>
+                            </a:schemeClr>
+                          </a:solidFill>
+                        </wps:spPr>
+                        <wps:style>
+                          <a:lnRef idx="2">
+                            <a:schemeClr val="accent1">
+                              <a:shade val="15000"/>
+                            </a:schemeClr>
+                          </a:lnRef>
+                          <a:fillRef idx="1">
+                            <a:schemeClr val="accent1"/>
+                          </a:fillRef>
+                          <a:effectRef idx="0">
+                            <a:schemeClr val="accent1"/>
+                          </a:effectRef>
+                          <a:fontRef idx="minor">
+                            <a:schemeClr val="lt1"/>
+                          </a:fontRef>
+                        </wps:style>
+                        <wps:bodyPr rtlCol="0" anchor="ctr"/>
+                      </wps:wsp>
+                      <wps:wsp>
+                        <wps:cNvPr id="1501387409" name="Rectangle 1501387409">
+                          <a:extLst>
+                            <a:ext uri="{FF2B5EF4-FFF2-40B4-BE49-F238E27FC236}">
+                              <a16:creationId xmlns:a16="http://schemas.microsoft.com/office/drawing/2014/main" id="{9D781EF0-8ABD-A100-5A90-BC7D09EB56F2}"/>
+                            </a:ext>
+                          </a:extLst>
+                        </wps:cNvPr>
+                        <wps:cNvSpPr/>
+                        <wps:spPr>
+                          <a:xfrm>
+                            <a:off x="4844811" y="148937"/>
+                            <a:ext cx="242828" cy="239034"/>
+                          </a:xfrm>
+                          <a:prstGeom prst="rect">
+                            <a:avLst/>
+                          </a:prstGeom>
+                          <a:solidFill>
+                            <a:schemeClr val="accent1">
+                              <a:alpha val="76000"/>
+                            </a:schemeClr>
+                          </a:solidFill>
+                        </wps:spPr>
+                        <wps:style>
+                          <a:lnRef idx="2">
+                            <a:schemeClr val="accent1">
+                              <a:shade val="15000"/>
+                            </a:schemeClr>
+                          </a:lnRef>
+                          <a:fillRef idx="1">
+                            <a:schemeClr val="accent1"/>
+                          </a:fillRef>
+                          <a:effectRef idx="0">
+                            <a:schemeClr val="accent1"/>
+                          </a:effectRef>
+                          <a:fontRef idx="minor">
+                            <a:schemeClr val="lt1"/>
+                          </a:fontRef>
+                        </wps:style>
+                        <wps:bodyPr rtlCol="0" anchor="ctr"/>
+                      </wps:wsp>
+                      <wps:wsp>
+                        <wps:cNvPr id="1705586346" name="Rectangle 1705586346">
+                          <a:extLst>
+                            <a:ext uri="{FF2B5EF4-FFF2-40B4-BE49-F238E27FC236}">
+                              <a16:creationId xmlns:a16="http://schemas.microsoft.com/office/drawing/2014/main" id="{9DB3AF39-2496-D51A-04D8-05103494140D}"/>
+                            </a:ext>
+                          </a:extLst>
+                        </wps:cNvPr>
+                        <wps:cNvSpPr/>
+                        <wps:spPr>
+                          <a:xfrm>
+                            <a:off x="4844811" y="1765263"/>
+                            <a:ext cx="242828" cy="239034"/>
+                          </a:xfrm>
+                          <a:prstGeom prst="rect">
+                            <a:avLst/>
+                          </a:prstGeom>
+                          <a:pattFill prst="wdDnDiag">
+                            <a:fgClr>
+                              <a:schemeClr val="accent1"/>
+                            </a:fgClr>
+                            <a:bgClr>
+                              <a:schemeClr val="bg1"/>
+                            </a:bgClr>
+                          </a:pattFill>
+                        </wps:spPr>
+                        <wps:style>
+                          <a:lnRef idx="2">
+                            <a:schemeClr val="accent1">
+                              <a:shade val="15000"/>
+                            </a:schemeClr>
+                          </a:lnRef>
+                          <a:fillRef idx="1">
+                            <a:schemeClr val="accent1"/>
+                          </a:fillRef>
+                          <a:effectRef idx="0">
+                            <a:schemeClr val="accent1"/>
+                          </a:effectRef>
+                          <a:fontRef idx="minor">
+                            <a:schemeClr val="lt1"/>
+                          </a:fontRef>
+                        </wps:style>
+                        <wps:bodyPr rtlCol="0" anchor="ctr"/>
+                      </wps:wsp>
+                      <wps:wsp>
+                        <wps:cNvPr id="764420011" name="Straight Arrow Connector 764420011">
+                          <a:extLst>
+                            <a:ext uri="{FF2B5EF4-FFF2-40B4-BE49-F238E27FC236}">
+                              <a16:creationId xmlns:a16="http://schemas.microsoft.com/office/drawing/2014/main" id="{F2CCC953-2E53-7634-D107-38587850E8F1}"/>
+                            </a:ext>
+                          </a:extLst>
+                        </wps:cNvPr>
+                        <wps:cNvCnPr/>
+                        <wps:spPr>
+                          <a:xfrm flipV="1">
+                            <a:off x="4966324" y="387971"/>
+                            <a:ext cx="0" cy="598850"/>
+                          </a:xfrm>
+                          <a:prstGeom prst="straightConnector1">
+                            <a:avLst/>
+                          </a:prstGeom>
+                          <a:ln w="9525">
+                            <a:tailEnd type="triangle"/>
+                          </a:ln>
+                        </wps:spPr>
+                        <wps:style>
+                          <a:lnRef idx="2">
+                            <a:schemeClr val="accent1"/>
+                          </a:lnRef>
+                          <a:fillRef idx="0">
+                            <a:schemeClr val="accent1"/>
+                          </a:fillRef>
+                          <a:effectRef idx="1">
+                            <a:schemeClr val="accent1"/>
+                          </a:effectRef>
+                          <a:fontRef idx="minor">
+                            <a:schemeClr val="tx1"/>
+                          </a:fontRef>
+                        </wps:style>
+                        <wps:bodyPr/>
+                      </wps:wsp>
+                      <wps:wsp>
+                        <wps:cNvPr id="2076242231" name="Straight Arrow Connector 2076242231">
+                          <a:extLst>
+                            <a:ext uri="{FF2B5EF4-FFF2-40B4-BE49-F238E27FC236}">
+                              <a16:creationId xmlns:a16="http://schemas.microsoft.com/office/drawing/2014/main" id="{53094263-BFB0-0F12-4374-C51F37AD29C7}"/>
+                            </a:ext>
+                          </a:extLst>
+                        </wps:cNvPr>
+                        <wps:cNvCnPr>
+                          <a:cxnSpLocks/>
+                        </wps:cNvCnPr>
+                        <wps:spPr>
+                          <a:xfrm flipV="1">
+                            <a:off x="4966225" y="1225855"/>
+                            <a:ext cx="435" cy="539408"/>
+                          </a:xfrm>
+                          <a:prstGeom prst="straightConnector1">
+                            <a:avLst/>
+                          </a:prstGeom>
+                          <a:ln w="9525">
+                            <a:tailEnd type="triangle"/>
+                          </a:ln>
+                        </wps:spPr>
+                        <wps:style>
+                          <a:lnRef idx="2">
+                            <a:schemeClr val="accent1"/>
+                          </a:lnRef>
+                          <a:fillRef idx="0">
+                            <a:schemeClr val="accent1"/>
+                          </a:fillRef>
+                          <a:effectRef idx="1">
+                            <a:schemeClr val="accent1"/>
+                          </a:effectRef>
+                          <a:fontRef idx="minor">
+                            <a:schemeClr val="tx1"/>
+                          </a:fontRef>
+                        </wps:style>
+                        <wps:bodyPr/>
+                      </wps:wsp>
+                      <wps:wsp>
+                        <wps:cNvPr id="1096452372" name="Straight Arrow Connector 1096452372">
+                          <a:extLst>
+                            <a:ext uri="{FF2B5EF4-FFF2-40B4-BE49-F238E27FC236}">
+                              <a16:creationId xmlns:a16="http://schemas.microsoft.com/office/drawing/2014/main" id="{EF4FE24A-7A9F-AD6A-BF61-92CE52B14C37}"/>
+                            </a:ext>
+                          </a:extLst>
+                        </wps:cNvPr>
+                        <wps:cNvCnPr>
+                          <a:stCxn id="1413889499" idx="3"/>
+                          <a:endCxn id="12041517" idx="1"/>
+                        </wps:cNvCnPr>
+                        <wps:spPr>
+                          <a:xfrm>
+                            <a:off x="3432799" y="1106338"/>
+                            <a:ext cx="1412012" cy="0"/>
+                          </a:xfrm>
+                          <a:prstGeom prst="straightConnector1">
+                            <a:avLst/>
+                          </a:prstGeom>
+                          <a:ln w="9525">
+                            <a:tailEnd type="triangle"/>
+                          </a:ln>
+                        </wps:spPr>
+                        <wps:style>
+                          <a:lnRef idx="2">
+                            <a:schemeClr val="accent1"/>
+                          </a:lnRef>
+                          <a:fillRef idx="0">
+                            <a:schemeClr val="accent1"/>
+                          </a:fillRef>
+                          <a:effectRef idx="1">
+                            <a:schemeClr val="accent1"/>
+                          </a:effectRef>
+                          <a:fontRef idx="minor">
+                            <a:schemeClr val="tx1"/>
+                          </a:fontRef>
+                        </wps:style>
+                        <wps:bodyPr/>
+                      </wps:wsp>
+                      <wps:wsp>
+                        <wps:cNvPr id="802567385" name="Straight Arrow Connector 802567385">
+                          <a:extLst>
+                            <a:ext uri="{FF2B5EF4-FFF2-40B4-BE49-F238E27FC236}">
+                              <a16:creationId xmlns:a16="http://schemas.microsoft.com/office/drawing/2014/main" id="{F6E0471E-B671-776C-F513-580A480707FE}"/>
+                            </a:ext>
+                          </a:extLst>
+                        </wps:cNvPr>
+                        <wps:cNvCnPr>
+                          <a:endCxn id="1413889499" idx="1"/>
+                        </wps:cNvCnPr>
+                        <wps:spPr>
+                          <a:xfrm>
+                            <a:off x="2740419" y="1099376"/>
+                            <a:ext cx="449552" cy="6962"/>
+                          </a:xfrm>
+                          <a:prstGeom prst="straightConnector1">
+                            <a:avLst/>
+                          </a:prstGeom>
+                          <a:ln w="9525">
+                            <a:tailEnd type="triangle"/>
+                          </a:ln>
+                        </wps:spPr>
+                        <wps:style>
+                          <a:lnRef idx="2">
+                            <a:schemeClr val="accent1"/>
+                          </a:lnRef>
+                          <a:fillRef idx="0">
+                            <a:schemeClr val="accent1"/>
+                          </a:fillRef>
+                          <a:effectRef idx="1">
+                            <a:schemeClr val="accent1"/>
+                          </a:effectRef>
+                          <a:fontRef idx="minor">
+                            <a:schemeClr val="tx1"/>
+                          </a:fontRef>
+                        </wps:style>
+                        <wps:bodyPr/>
+                      </wps:wsp>
+                      <wps:wsp>
+                        <wps:cNvPr id="1542096587" name="Straight Arrow Connector 1542096587">
+                          <a:extLst>
+                            <a:ext uri="{FF2B5EF4-FFF2-40B4-BE49-F238E27FC236}">
+                              <a16:creationId xmlns:a16="http://schemas.microsoft.com/office/drawing/2014/main" id="{275E0D5F-E8CD-140C-6F26-5187BCB37F1E}"/>
+                            </a:ext>
+                          </a:extLst>
+                        </wps:cNvPr>
+                        <wps:cNvCnPr/>
+                        <wps:spPr>
+                          <a:xfrm>
+                            <a:off x="5087639" y="1106338"/>
+                            <a:ext cx="449552" cy="6962"/>
+                          </a:xfrm>
+                          <a:prstGeom prst="straightConnector1">
+                            <a:avLst/>
+                          </a:prstGeom>
+                          <a:ln w="9525">
+                            <a:tailEnd type="triangle"/>
+                          </a:ln>
+                        </wps:spPr>
+                        <wps:style>
+                          <a:lnRef idx="2">
+                            <a:schemeClr val="accent1"/>
+                          </a:lnRef>
+                          <a:fillRef idx="0">
+                            <a:schemeClr val="accent1"/>
+                          </a:fillRef>
+                          <a:effectRef idx="1">
+                            <a:schemeClr val="accent1"/>
+                          </a:effectRef>
+                          <a:fontRef idx="minor">
+                            <a:schemeClr val="tx1"/>
+                          </a:fontRef>
+                        </wps:style>
+                        <wps:bodyPr/>
+                      </wps:wsp>
+                      <wps:wsp>
+                        <wps:cNvPr id="628218347" name="Rectangle 628218347">
+                          <a:extLst>
+                            <a:ext uri="{FF2B5EF4-FFF2-40B4-BE49-F238E27FC236}">
+                              <a16:creationId xmlns:a16="http://schemas.microsoft.com/office/drawing/2014/main" id="{635ABCE1-820E-5FB0-3769-3A42378E936C}"/>
+                            </a:ext>
+                          </a:extLst>
+                        </wps:cNvPr>
+                        <wps:cNvSpPr/>
+                        <wps:spPr>
+                          <a:xfrm>
+                            <a:off x="2846811" y="3821"/>
+                            <a:ext cx="927340" cy="2212676"/>
+                          </a:xfrm>
+                          <a:prstGeom prst="rect">
+                            <a:avLst/>
+                          </a:prstGeom>
+                          <a:solidFill>
+                            <a:schemeClr val="accent1">
+                              <a:alpha val="13000"/>
+                            </a:schemeClr>
+                          </a:solidFill>
+                          <a:ln w="9525"/>
+                        </wps:spPr>
+                        <wps:style>
+                          <a:lnRef idx="2">
+                            <a:schemeClr val="accent1">
+                              <a:shade val="15000"/>
+                            </a:schemeClr>
+                          </a:lnRef>
+                          <a:fillRef idx="1">
+                            <a:schemeClr val="accent1"/>
+                          </a:fillRef>
+                          <a:effectRef idx="0">
+                            <a:schemeClr val="accent1"/>
+                          </a:effectRef>
+                          <a:fontRef idx="minor">
+                            <a:schemeClr val="lt1"/>
+                          </a:fontRef>
+                        </wps:style>
+                        <wps:bodyPr rtlCol="0" anchor="ctr"/>
+                      </wps:wsp>
+                      <wps:wsp>
+                        <wps:cNvPr id="1178420360" name="Rectangle 1178420360">
+                          <a:extLst>
+                            <a:ext uri="{FF2B5EF4-FFF2-40B4-BE49-F238E27FC236}">
+                              <a16:creationId xmlns:a16="http://schemas.microsoft.com/office/drawing/2014/main" id="{14750452-A5C8-8B6C-A194-633C6D587C67}"/>
+                            </a:ext>
+                          </a:extLst>
+                        </wps:cNvPr>
+                        <wps:cNvSpPr/>
+                        <wps:spPr>
+                          <a:xfrm>
+                            <a:off x="4500413" y="0"/>
+                            <a:ext cx="927340" cy="2212676"/>
+                          </a:xfrm>
+                          <a:prstGeom prst="rect">
+                            <a:avLst/>
+                          </a:prstGeom>
+                          <a:solidFill>
+                            <a:schemeClr val="accent1">
+                              <a:alpha val="13000"/>
+                            </a:schemeClr>
+                          </a:solidFill>
+                          <a:ln w="9525"/>
+                        </wps:spPr>
+                        <wps:style>
+                          <a:lnRef idx="2">
+                            <a:schemeClr val="accent1">
+                              <a:shade val="15000"/>
+                            </a:schemeClr>
+                          </a:lnRef>
+                          <a:fillRef idx="1">
+                            <a:schemeClr val="accent1"/>
+                          </a:fillRef>
+                          <a:effectRef idx="0">
+                            <a:schemeClr val="accent1"/>
+                          </a:effectRef>
+                          <a:fontRef idx="minor">
+                            <a:schemeClr val="lt1"/>
+                          </a:fontRef>
+                        </wps:style>
+                        <wps:bodyPr rtlCol="0" anchor="ctr"/>
+                      </wps:wsp>
+                      <wps:wsp>
+                        <wps:cNvPr id="1779686526" name="TextBox 33">
+                          <a:extLst>
+                            <a:ext uri="{FF2B5EF4-FFF2-40B4-BE49-F238E27FC236}">
+                              <a16:creationId xmlns:a16="http://schemas.microsoft.com/office/drawing/2014/main" id="{68E556CF-714E-25B5-1FA8-FD993A64EEBE}"/>
+                            </a:ext>
+                          </a:extLst>
+                        </wps:cNvPr>
+                        <wps:cNvSpPr txBox="1"/>
+                        <wps:spPr>
+                          <a:xfrm>
+                            <a:off x="3080935" y="2216462"/>
+                            <a:ext cx="430530" cy="225425"/>
+                          </a:xfrm>
+                          <a:prstGeom prst="rect">
+                            <a:avLst/>
+                          </a:prstGeom>
+                          <a:noFill/>
+                        </wps:spPr>
+                        <wps:txbx>
+                          <w:txbxContent>
+                            <w:p>
+                              <w:pPr>
+                                <w:rPr>
+                                  <w:rFonts w:ascii="Cambria Math" w:hAnsi="Cambria Math"/>
+                                  <w:i/>
+                                  <w:iCs/>
+                                  <w:color w:val="000000" w:themeColor="text1"/>
+                                  <w:kern w:val="24"/>
+                                  <w:sz w:val="18"/>
+                                  <w:szCs w:val="18"/>
+                                </w:rPr>
+                              </w:pPr>
+                              <m:oMathPara>
+                                <m:oMathParaPr>
+                                  <m:jc m:val="centerGroup"/>
+                                </m:oMathParaPr>
+                                <m:oMath>
+                                  <m:r>
+                                    <w:rPr>
+                                      <w:rFonts w:ascii="Cambria Math" w:hAnsi="Cambria Math"/>
+                                      <w:color w:val="000000" w:themeColor="text1"/>
+                                      <w:kern w:val="24"/>
+                                      <w:sz w:val="18"/>
+                                      <w:szCs w:val="18"/>
+                                    </w:rPr>
+                                    <m:t>t-1</m:t>
+                                  </m:r>
+                                </m:oMath>
+                              </m:oMathPara>
+                            </w:p>
+                          </w:txbxContent>
+                        </wps:txbx>
+                        <wps:bodyPr wrap="none" rtlCol="0">
+                          <a:spAutoFit/>
+                        </wps:bodyPr>
+                      </wps:wsp>
+                      <wps:wsp>
+                        <wps:cNvPr id="1860595296" name="TextBox 34">
+                          <a:extLst>
+                            <a:ext uri="{FF2B5EF4-FFF2-40B4-BE49-F238E27FC236}">
+                              <a16:creationId xmlns:a16="http://schemas.microsoft.com/office/drawing/2014/main" id="{3CB3F1AB-80FA-E7B4-094C-03D30F1F072B}"/>
+                            </a:ext>
+                          </a:extLst>
+                        </wps:cNvPr>
+                        <wps:cNvSpPr txBox="1"/>
+                        <wps:spPr>
+                          <a:xfrm>
+                            <a:off x="4842454" y="2192129"/>
+                            <a:ext cx="231140" cy="225425"/>
+                          </a:xfrm>
+                          <a:prstGeom prst="rect">
+                            <a:avLst/>
+                          </a:prstGeom>
+                          <a:noFill/>
+                        </wps:spPr>
+                        <wps:txbx>
+                          <w:txbxContent>
+                            <w:p>
+                              <w:pPr>
+                                <w:rPr>
+                                  <w:rFonts w:ascii="Cambria Math" w:hAnsi="Cambria Math"/>
+                                  <w:i/>
+                                  <w:iCs/>
+                                  <w:color w:val="000000" w:themeColor="text1"/>
+                                  <w:kern w:val="24"/>
+                                  <w:sz w:val="18"/>
+                                  <w:szCs w:val="18"/>
+                                </w:rPr>
+                              </w:pPr>
+                              <m:oMathPara>
+                                <m:oMathParaPr>
+                                  <m:jc m:val="centerGroup"/>
+                                </m:oMathParaPr>
+                                <m:oMath>
+                                  <m:r>
+                                    <w:rPr>
+                                      <w:rFonts w:ascii="Cambria Math" w:hAnsi="Cambria Math"/>
+                                      <w:color w:val="000000" w:themeColor="text1"/>
+                                      <w:kern w:val="24"/>
+                                      <w:sz w:val="18"/>
+                                      <w:szCs w:val="18"/>
+                                    </w:rPr>
+                                    <m:t>t</m:t>
+                                  </m:r>
+                                </m:oMath>
+                              </m:oMathPara>
+                            </w:p>
+                          </w:txbxContent>
+                        </wps:txbx>
+                        <wps:bodyPr wrap="none" rtlCol="0">
+                          <a:spAutoFit/>
+                        </wps:bodyPr>
+                      </wps:wsp>
+                      <wps:wsp>
+                        <wps:cNvPr id="94383448" name="Rectangle 94383448">
+                          <a:extLst>
+                            <a:ext uri="{FF2B5EF4-FFF2-40B4-BE49-F238E27FC236}">
+                              <a16:creationId xmlns:a16="http://schemas.microsoft.com/office/drawing/2014/main" id="{BD377B31-D0EB-B74C-9F2D-CC8125EC8D43}"/>
+                            </a:ext>
+                          </a:extLst>
+                        </wps:cNvPr>
+                        <wps:cNvSpPr/>
+                        <wps:spPr>
+                          <a:xfrm>
+                            <a:off x="70722" y="148937"/>
+                            <a:ext cx="242828" cy="239034"/>
+                          </a:xfrm>
+                          <a:prstGeom prst="rect">
+                            <a:avLst/>
+                          </a:prstGeom>
+                          <a:solidFill>
+                            <a:schemeClr val="accent1">
+                              <a:alpha val="76000"/>
+                            </a:schemeClr>
+                          </a:solidFill>
+                        </wps:spPr>
+                        <wps:style>
+                          <a:lnRef idx="2">
+                            <a:schemeClr val="accent1">
+                              <a:shade val="15000"/>
+                            </a:schemeClr>
+                          </a:lnRef>
+                          <a:fillRef idx="1">
+                            <a:schemeClr val="accent1"/>
+                          </a:fillRef>
+                          <a:effectRef idx="0">
+                            <a:schemeClr val="accent1"/>
+                          </a:effectRef>
+                          <a:fontRef idx="minor">
+                            <a:schemeClr val="lt1"/>
+                          </a:fontRef>
+                        </wps:style>
+                        <wps:bodyPr rtlCol="0" anchor="ctr"/>
+                      </wps:wsp>
+                      <wps:wsp>
+                        <wps:cNvPr id="1658085321" name="Rectangle 1658085321">
+                          <a:extLst>
+                            <a:ext uri="{FF2B5EF4-FFF2-40B4-BE49-F238E27FC236}">
+                              <a16:creationId xmlns:a16="http://schemas.microsoft.com/office/drawing/2014/main" id="{2A5370DA-26B1-DF82-1B43-F08A4BFF043E}"/>
+                            </a:ext>
+                          </a:extLst>
+                        </wps:cNvPr>
+                        <wps:cNvSpPr/>
+                        <wps:spPr>
+                          <a:xfrm>
+                            <a:off x="70722" y="644096"/>
+                            <a:ext cx="242828" cy="239034"/>
+                          </a:xfrm>
+                          <a:prstGeom prst="rect">
+                            <a:avLst/>
+                          </a:prstGeom>
+                          <a:solidFill>
+                            <a:schemeClr val="accent1">
+                              <a:alpha val="30400"/>
+                            </a:schemeClr>
+                          </a:solidFill>
+                        </wps:spPr>
+                        <wps:style>
+                          <a:lnRef idx="2">
+                            <a:schemeClr val="accent1">
+                              <a:shade val="15000"/>
+                            </a:schemeClr>
+                          </a:lnRef>
+                          <a:fillRef idx="1">
+                            <a:schemeClr val="accent1"/>
+                          </a:fillRef>
+                          <a:effectRef idx="0">
+                            <a:schemeClr val="accent1"/>
+                          </a:effectRef>
+                          <a:fontRef idx="minor">
+                            <a:schemeClr val="lt1"/>
+                          </a:fontRef>
+                        </wps:style>
+                        <wps:bodyPr rtlCol="0" anchor="ctr"/>
+                      </wps:wsp>
+                      <wps:wsp>
+                        <wps:cNvPr id="870800846" name="Rectangle 870800846">
+                          <a:extLst>
+                            <a:ext uri="{FF2B5EF4-FFF2-40B4-BE49-F238E27FC236}">
+                              <a16:creationId xmlns:a16="http://schemas.microsoft.com/office/drawing/2014/main" id="{F27495C1-9682-C65F-0049-17411E84E306}"/>
+                            </a:ext>
+                          </a:extLst>
+                        </wps:cNvPr>
+                        <wps:cNvSpPr/>
+                        <wps:spPr>
+                          <a:xfrm>
+                            <a:off x="70722" y="1169151"/>
+                            <a:ext cx="242828" cy="239034"/>
+                          </a:xfrm>
+                          <a:prstGeom prst="rect">
+                            <a:avLst/>
+                          </a:prstGeom>
+                          <a:pattFill prst="wdDnDiag">
+                            <a:fgClr>
+                              <a:schemeClr val="accent1"/>
+                            </a:fgClr>
+                            <a:bgClr>
+                              <a:schemeClr val="bg1"/>
+                            </a:bgClr>
+                          </a:pattFill>
+                        </wps:spPr>
+                        <wps:style>
+                          <a:lnRef idx="2">
+                            <a:schemeClr val="accent1">
+                              <a:shade val="15000"/>
+                            </a:schemeClr>
+                          </a:lnRef>
+                          <a:fillRef idx="1">
+                            <a:schemeClr val="accent1"/>
+                          </a:fillRef>
+                          <a:effectRef idx="0">
+                            <a:schemeClr val="accent1"/>
+                          </a:effectRef>
+                          <a:fontRef idx="minor">
+                            <a:schemeClr val="lt1"/>
+                          </a:fontRef>
+                        </wps:style>
+                        <wps:bodyPr rtlCol="0" anchor="ctr"/>
+                      </wps:wsp>
+                      <wpg:grpSp>
+                        <wpg:cNvPr id="1856405223" name="Group 1856405223">
+                          <a:extLst>
+                            <a:ext uri="{FF2B5EF4-FFF2-40B4-BE49-F238E27FC236}">
+                              <a16:creationId xmlns:a16="http://schemas.microsoft.com/office/drawing/2014/main" id="{3887B63B-A0E3-393E-F347-549BB32B0172}"/>
+                            </a:ext>
+                          </a:extLst>
+                        </wpg:cNvPr>
+                        <wpg:cNvGrpSpPr/>
+                        <wpg:grpSpPr>
+                          <a:xfrm>
+                            <a:off x="0" y="1653737"/>
+                            <a:ext cx="356870" cy="231043"/>
+                            <a:chOff x="0" y="1653737"/>
+                            <a:chExt cx="356870" cy="231043"/>
+                          </a:xfrm>
+                        </wpg:grpSpPr>
+                        <wps:wsp>
+                          <wps:cNvPr id="115699540" name="TextBox 40">
+                            <a:extLst>
+                              <a:ext uri="{FF2B5EF4-FFF2-40B4-BE49-F238E27FC236}">
+                                <a16:creationId xmlns:a16="http://schemas.microsoft.com/office/drawing/2014/main" id="{D1E25BFB-B563-C6D7-77FE-7E1FA0A1CA73}"/>
+                              </a:ext>
+                            </a:extLst>
+                          </wps:cNvPr>
+                          <wps:cNvSpPr txBox="1"/>
+                          <wps:spPr>
+                            <a:xfrm>
+                              <a:off x="0" y="1653737"/>
+                              <a:ext cx="356870" cy="227330"/>
+                            </a:xfrm>
+                            <a:prstGeom prst="rect">
+                              <a:avLst/>
+                            </a:prstGeom>
+                            <a:noFill/>
+                          </wps:spPr>
+                          <wps:txbx>
+                            <w:txbxContent>
+                              <w:p>
+                                <w:pPr>
+                                  <w:rPr>
+                                    <w:rFonts w:ascii="Cambria Math" w:hAnsi="+mn-cs"/>
+                                    <w:i/>
+                                    <w:iCs/>
+                                    <w:color w:val="000000" w:themeColor="text1"/>
+                                    <w:kern w:val="24"/>
+                                    <w:sz w:val="18"/>
+                                    <w:szCs w:val="18"/>
+                                  </w:rPr>
+                                </w:pPr>
+                                <m:oMathPara>
+                                  <m:oMathParaPr>
+                                    <m:jc m:val="centerGroup"/>
+                                  </m:oMathParaPr>
+                                  <m:oMath>
+                                    <m:sSup>
+                                      <m:sSupPr>
+                                        <m:ctrlPr>
+                                          <w:rPr>
+                                            <w:rFonts w:ascii="Cambria Math" w:hAnsi="Cambria Math"/>
+                                            <w:i/>
+                                            <w:iCs/>
+                                            <w:color w:val="000000" w:themeColor="text1"/>
+                                            <w:kern w:val="24"/>
+                                            <w:sz w:val="18"/>
+                                            <w:szCs w:val="18"/>
+                                          </w:rPr>
+                                        </m:ctrlPr>
+                                      </m:sSupPr>
+                                      <m:e>
+                                        <m:r>
+                                          <w:rPr>
+                                            <w:rFonts w:ascii="Cambria Math" w:hAnsi="Cambria Math"/>
+                                            <w:color w:val="000000" w:themeColor="text1"/>
+                                            <w:kern w:val="24"/>
+                                            <w:sz w:val="18"/>
+                                            <w:szCs w:val="18"/>
+                                          </w:rPr>
+                                          <m:t>z</m:t>
+                                        </m:r>
+                                      </m:e>
+                                      <m:sup>
+                                        <m:r>
+                                          <w:rPr>
+                                            <w:rFonts w:ascii="Cambria Math" w:hAnsi="Cambria Math"/>
+                                            <w:color w:val="000000" w:themeColor="text1"/>
+                                            <w:kern w:val="24"/>
+                                            <w:sz w:val="18"/>
+                                            <w:szCs w:val="18"/>
+                                          </w:rPr>
+                                          <m:t>-1</m:t>
+                                        </m:r>
+                                      </m:sup>
+                                    </m:sSup>
+                                  </m:oMath>
+                                </m:oMathPara>
+                              </w:p>
+                            </w:txbxContent>
+                          </wps:txbx>
+                          <wps:bodyPr wrap="none" rtlCol="0">
+                            <a:spAutoFit/>
+                          </wps:bodyPr>
+                        </wps:wsp>
+                        <wps:wsp>
+                          <wps:cNvPr id="1466577097" name="Rectangle 1466577097">
+                            <a:extLst>
+                              <a:ext uri="{FF2B5EF4-FFF2-40B4-BE49-F238E27FC236}">
+                                <a16:creationId xmlns:a16="http://schemas.microsoft.com/office/drawing/2014/main" id="{831570DE-0EEA-EE31-C033-7593C3025667}"/>
+                              </a:ext>
+                            </a:extLst>
+                          </wps:cNvPr>
+                          <wps:cNvSpPr/>
+                          <wps:spPr>
+                            <a:xfrm>
+                              <a:off x="70721" y="1653948"/>
+                              <a:ext cx="242828" cy="230832"/>
+                            </a:xfrm>
+                            <a:prstGeom prst="rect">
+                              <a:avLst/>
+                            </a:prstGeom>
+                            <a:solidFill>
+                              <a:schemeClr val="accent1">
+                                <a:alpha val="0"/>
+                              </a:schemeClr>
+                            </a:solidFill>
+                          </wps:spPr>
+                          <wps:style>
+                            <a:lnRef idx="2">
+                              <a:schemeClr val="accent1">
+                                <a:shade val="15000"/>
+                              </a:schemeClr>
+                            </a:lnRef>
+                            <a:fillRef idx="1">
+                              <a:schemeClr val="accent1"/>
+                            </a:fillRef>
+                            <a:effectRef idx="0">
+                              <a:schemeClr val="accent1"/>
+                            </a:effectRef>
+                            <a:fontRef idx="minor">
+                              <a:schemeClr val="lt1"/>
+                            </a:fontRef>
+                          </wps:style>
+                          <wps:bodyPr rtlCol="0" anchor="ctr"/>
+                        </wps:wsp>
+                      </wpg:grpSp>
+                      <wps:wsp>
+                        <wps:cNvPr id="1850459172" name="TextBox 42">
+                          <a:extLst>
+                            <a:ext uri="{FF2B5EF4-FFF2-40B4-BE49-F238E27FC236}">
+                              <a16:creationId xmlns:a16="http://schemas.microsoft.com/office/drawing/2014/main" id="{B798E1EF-0243-828F-625A-4227DBF580AD}"/>
+                            </a:ext>
+                          </a:extLst>
+                        </wps:cNvPr>
+                        <wps:cNvSpPr txBox="1"/>
+                        <wps:spPr>
+                          <a:xfrm>
+                            <a:off x="366150" y="83777"/>
+                            <a:ext cx="862965" cy="370205"/>
+                          </a:xfrm>
+                          <a:prstGeom prst="rect">
+                            <a:avLst/>
+                          </a:prstGeom>
+                          <a:noFill/>
+                        </wps:spPr>
+                        <wps:txbx>
+                          <w:txbxContent>
+                            <w:p>
+                              <w:pPr>
+                                <w:rPr>
+                                  <w:rFonts w:hAnsi="Calibri"/>
+                                  <w:color w:val="000000" w:themeColor="text1"/>
+                                  <w:kern w:val="24"/>
+                                  <w:sz w:val="18"/>
+                                  <w:szCs w:val="18"/>
+                                </w:rPr>
+                              </w:pPr>
+                              <w:r>
+                                <w:rPr>
+                                  <w:rFonts w:hAnsi="Calibri"/>
+                                  <w:color w:val="000000" w:themeColor="text1"/>
+                                  <w:kern w:val="24"/>
+                                  <w:sz w:val="18"/>
+                                  <w:szCs w:val="18"/>
+                                </w:rPr>
+                                <w:t>output neuron</w:t>
+                              </w:r>
+                            </w:p>
+                            <w:p>
+                              <w:pPr>
+                                <w:rPr>
+                                  <w:rFonts w:hAnsi="Calibri"/>
+                                  <w:color w:val="000000" w:themeColor="text1"/>
+                                  <w:kern w:val="24"/>
+                                  <w:sz w:val="18"/>
+                                  <w:szCs w:val="18"/>
+                                </w:rPr>
+                              </w:pPr>
+                              <w:r>
+                                <w:rPr>
+                                  <w:rFonts w:hAnsi="Calibri"/>
+                                  <w:color w:val="000000" w:themeColor="text1"/>
+                                  <w:kern w:val="24"/>
+                                  <w:sz w:val="18"/>
+                                  <w:szCs w:val="18"/>
+                                </w:rPr>
+                                <w:t>group</w:t>
+                              </w:r>
+                            </w:p>
+                          </w:txbxContent>
+                        </wps:txbx>
+                        <wps:bodyPr wrap="none" rtlCol="0">
+                          <a:spAutoFit/>
+                        </wps:bodyPr>
+                      </wps:wsp>
+                      <wps:wsp>
+                        <wps:cNvPr id="1647642862" name="TextBox 43">
+                          <a:extLst>
+                            <a:ext uri="{FF2B5EF4-FFF2-40B4-BE49-F238E27FC236}">
+                              <a16:creationId xmlns:a16="http://schemas.microsoft.com/office/drawing/2014/main" id="{00908662-01B7-53BD-B684-CFAEC4B70BE9}"/>
+                            </a:ext>
+                          </a:extLst>
+                        </wps:cNvPr>
+                        <wps:cNvSpPr txBox="1"/>
+                        <wps:spPr>
+                          <a:xfrm>
+                            <a:off x="369773" y="578873"/>
+                            <a:ext cx="820420" cy="370205"/>
+                          </a:xfrm>
+                          <a:prstGeom prst="rect">
+                            <a:avLst/>
+                          </a:prstGeom>
+                          <a:noFill/>
+                        </wps:spPr>
+                        <wps:txbx>
+                          <w:txbxContent>
+                            <w:p>
+                              <w:pPr>
+                                <w:rPr>
+                                  <w:rFonts w:hAnsi="Calibri"/>
+                                  <w:color w:val="000000" w:themeColor="text1"/>
+                                  <w:kern w:val="24"/>
+                                  <w:sz w:val="18"/>
+                                  <w:szCs w:val="18"/>
+                                </w:rPr>
+                              </w:pPr>
+                              <w:r>
+                                <w:rPr>
+                                  <w:rFonts w:hAnsi="Calibri"/>
+                                  <w:color w:val="000000" w:themeColor="text1"/>
+                                  <w:kern w:val="24"/>
+                                  <w:sz w:val="18"/>
+                                  <w:szCs w:val="18"/>
+                                </w:rPr>
+                                <w:t xml:space="preserve">hidden state </w:t>
+                              </w:r>
+                            </w:p>
+                            <w:p>
+                              <w:pPr>
+                                <w:rPr>
+                                  <w:rFonts w:hAnsi="Calibri"/>
+                                  <w:color w:val="000000" w:themeColor="text1"/>
+                                  <w:kern w:val="24"/>
+                                  <w:sz w:val="18"/>
+                                  <w:szCs w:val="18"/>
+                                </w:rPr>
+                              </w:pPr>
+                              <w:r>
+                                <w:rPr>
+                                  <w:rFonts w:hAnsi="Calibri"/>
+                                  <w:color w:val="000000" w:themeColor="text1"/>
+                                  <w:kern w:val="24"/>
+                                  <w:sz w:val="18"/>
+                                  <w:szCs w:val="18"/>
+                                </w:rPr>
+                                <w:t>neuron group</w:t>
+                              </w:r>
+                            </w:p>
+                          </w:txbxContent>
+                        </wps:txbx>
+                        <wps:bodyPr wrap="none" rtlCol="0">
+                          <a:spAutoFit/>
+                        </wps:bodyPr>
+                      </wps:wsp>
+                      <wps:wsp>
+                        <wps:cNvPr id="1862122375" name="Straight Arrow Connector 1862122375">
+                          <a:extLst>
+                            <a:ext uri="{FF2B5EF4-FFF2-40B4-BE49-F238E27FC236}">
+                              <a16:creationId xmlns:a16="http://schemas.microsoft.com/office/drawing/2014/main" id="{3478D37B-A02F-9C28-441B-5D01E2B700F7}"/>
+                            </a:ext>
+                          </a:extLst>
+                        </wps:cNvPr>
+                        <wps:cNvCnPr>
+                          <a:cxnSpLocks/>
+                        </wps:cNvCnPr>
+                        <wps:spPr>
+                          <a:xfrm flipV="1">
+                            <a:off x="192135" y="2004735"/>
+                            <a:ext cx="0" cy="303090"/>
+                          </a:xfrm>
+                          <a:prstGeom prst="straightConnector1">
+                            <a:avLst/>
+                          </a:prstGeom>
+                          <a:ln w="9525">
+                            <a:tailEnd type="triangle"/>
+                          </a:ln>
+                        </wps:spPr>
+                        <wps:style>
+                          <a:lnRef idx="2">
+                            <a:schemeClr val="accent1"/>
+                          </a:lnRef>
+                          <a:fillRef idx="0">
+                            <a:schemeClr val="accent1"/>
+                          </a:fillRef>
+                          <a:effectRef idx="1">
+                            <a:schemeClr val="accent1"/>
+                          </a:effectRef>
+                          <a:fontRef idx="minor">
+                            <a:schemeClr val="tx1"/>
+                          </a:fontRef>
+                        </wps:style>
+                        <wps:bodyPr/>
+                      </wps:wsp>
+                      <wps:wsp>
+                        <wps:cNvPr id="1298535899" name="TextBox 46">
+                          <a:extLst>
+                            <a:ext uri="{FF2B5EF4-FFF2-40B4-BE49-F238E27FC236}">
+                              <a16:creationId xmlns:a16="http://schemas.microsoft.com/office/drawing/2014/main" id="{C9319C4B-FC54-6557-D64F-24BC99D4C6E7}"/>
+                            </a:ext>
+                          </a:extLst>
+                        </wps:cNvPr>
+                        <wps:cNvSpPr txBox="1"/>
+                        <wps:spPr>
+                          <a:xfrm>
+                            <a:off x="384228" y="1167338"/>
+                            <a:ext cx="472440" cy="231140"/>
+                          </a:xfrm>
+                          <a:prstGeom prst="rect">
+                            <a:avLst/>
+                          </a:prstGeom>
+                          <a:noFill/>
+                        </wps:spPr>
+                        <wps:txbx>
+                          <w:txbxContent>
+                            <w:p>
+                              <w:pPr>
+                                <w:rPr>
+                                  <w:rFonts w:hAnsi="Calibri"/>
+                                  <w:color w:val="000000" w:themeColor="text1"/>
+                                  <w:kern w:val="24"/>
+                                  <w:sz w:val="18"/>
+                                  <w:szCs w:val="18"/>
+                                </w:rPr>
+                              </w:pPr>
+                              <w:r>
+                                <w:rPr>
+                                  <w:rFonts w:hAnsi="Calibri"/>
+                                  <w:color w:val="000000" w:themeColor="text1"/>
+                                  <w:kern w:val="24"/>
+                                  <w:sz w:val="18"/>
+                                  <w:szCs w:val="18"/>
+                                </w:rPr>
+                                <w:t>inputs</w:t>
+                              </w:r>
+                            </w:p>
+                          </w:txbxContent>
+                        </wps:txbx>
+                        <wps:bodyPr wrap="none" rtlCol="0">
+                          <a:spAutoFit/>
+                        </wps:bodyPr>
+                      </wps:wsp>
+                      <wps:wsp>
+                        <wps:cNvPr id="1832944342" name="TextBox 47">
+                          <a:extLst>
+                            <a:ext uri="{FF2B5EF4-FFF2-40B4-BE49-F238E27FC236}">
+                              <a16:creationId xmlns:a16="http://schemas.microsoft.com/office/drawing/2014/main" id="{B3BDCB67-358E-D66E-1034-3C153644164A}"/>
+                            </a:ext>
+                          </a:extLst>
+                        </wps:cNvPr>
+                        <wps:cNvSpPr txBox="1"/>
+                        <wps:spPr>
+                          <a:xfrm>
+                            <a:off x="396260" y="1649636"/>
+                            <a:ext cx="628015" cy="231140"/>
+                          </a:xfrm>
+                          <a:prstGeom prst="rect">
+                            <a:avLst/>
+                          </a:prstGeom>
+                          <a:noFill/>
+                        </wps:spPr>
+                        <wps:txbx>
+                          <w:txbxContent>
+                            <w:p>
+                              <w:pPr>
+                                <w:rPr>
+                                  <w:rFonts w:hAnsi="Calibri"/>
+                                  <w:color w:val="000000" w:themeColor="text1"/>
+                                  <w:kern w:val="24"/>
+                                  <w:sz w:val="18"/>
+                                  <w:szCs w:val="18"/>
+                                </w:rPr>
+                              </w:pPr>
+                              <w:r>
+                                <w:rPr>
+                                  <w:rFonts w:hAnsi="Calibri"/>
+                                  <w:color w:val="000000" w:themeColor="text1"/>
+                                  <w:kern w:val="24"/>
+                                  <w:sz w:val="18"/>
+                                  <w:szCs w:val="18"/>
+                                </w:rPr>
+                                <w:t>delay line</w:t>
+                              </w:r>
+                            </w:p>
+                          </w:txbxContent>
+                        </wps:txbx>
+                        <wps:bodyPr wrap="none" rtlCol="0">
+                          <a:spAutoFit/>
+                        </wps:bodyPr>
+                      </wps:wsp>
+                      <wps:wsp>
+                        <wps:cNvPr id="1880100904" name="TextBox 48">
+                          <a:extLst>
+                            <a:ext uri="{FF2B5EF4-FFF2-40B4-BE49-F238E27FC236}">
+                              <a16:creationId xmlns:a16="http://schemas.microsoft.com/office/drawing/2014/main" id="{7EEE46FA-7F2E-814F-3594-783ACD1D9980}"/>
+                            </a:ext>
+                          </a:extLst>
+                        </wps:cNvPr>
+                        <wps:cNvSpPr txBox="1"/>
+                        <wps:spPr>
+                          <a:xfrm>
+                            <a:off x="384228" y="1951393"/>
+                            <a:ext cx="1196340" cy="370205"/>
+                          </a:xfrm>
+                          <a:prstGeom prst="rect">
+                            <a:avLst/>
+                          </a:prstGeom>
+                          <a:noFill/>
+                        </wps:spPr>
+                        <wps:txbx>
+                          <w:txbxContent>
+                            <w:p>
+                              <w:pPr>
+                                <w:rPr>
+                                  <w:rFonts w:hAnsi="Calibri"/>
+                                  <w:color w:val="000000" w:themeColor="text1"/>
+                                  <w:kern w:val="24"/>
+                                  <w:sz w:val="18"/>
+                                  <w:szCs w:val="18"/>
+                                </w:rPr>
+                              </w:pPr>
+                              <w:r>
+                                <w:rPr>
+                                  <w:rFonts w:hAnsi="Calibri"/>
+                                  <w:color w:val="000000" w:themeColor="text1"/>
+                                  <w:kern w:val="24"/>
+                                  <w:sz w:val="18"/>
+                                  <w:szCs w:val="18"/>
+                                </w:rPr>
+                                <w:t>group of weights</w:t>
+                              </w:r>
+                            </w:p>
+                            <w:p>
+                              <w:pPr>
+                                <w:rPr>
+                                  <w:rFonts w:hAnsi="Calibri"/>
+                                  <w:color w:val="000000" w:themeColor="text1"/>
+                                  <w:kern w:val="24"/>
+                                  <w:sz w:val="18"/>
+                                  <w:szCs w:val="18"/>
+                                </w:rPr>
+                              </w:pPr>
+                              <w:r>
+                                <w:rPr>
+                                  <w:rFonts w:hAnsi="Calibri"/>
+                                  <w:color w:val="000000" w:themeColor="text1"/>
+                                  <w:kern w:val="24"/>
+                                  <w:sz w:val="18"/>
+                                  <w:szCs w:val="18"/>
+                                </w:rPr>
+                                <w:t>with information flow</w:t>
+                              </w:r>
+                            </w:p>
+                          </w:txbxContent>
+                        </wps:txbx>
+                        <wps:bodyPr wrap="none" rtlCol="0">
+                          <a:spAutoFit/>
+                        </wps:bodyPr>
+                      </wps:wsp>
+                    </wpg:wgp>
+                  </a:graphicData>
+                </a:graphic>
+              </wp:anchor>
+            </w:drawing>
+          </mc:Choice>
+          <mc:Fallback>
+            <w:pict>
+              <v:group w14:anchorId="6658DF76" id="Group 50" o:spid="_x0000_s1026" style="position:absolute;margin-left:0;margin-top:-.05pt;width:436pt;height:192.25pt;z-index:251660288" coordsize="55371,24418" o:gfxdata="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">
+                <v:rect id="Rectangle 1752429372" o:spid="_x0000_s1027" style="position:absolute;left:16565;top:9868;width:2428;height:2390;visibility:visible;mso-wrap-style:square;v-text-anchor:middle" o:gfxdata="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" fillcolor="#4472c4 [3204]" strokecolor="#09101d [484]" strokeweight="1pt">
+                  <v:fill opacity="20046f"/>
+                </v:rect>
+                <v:group id="Group 1389217586" o:spid="_x0000_s1028" style="position:absolute;left:20964;top:9868;width:3569;height:2308" coordorigin="20964,9868" coordsize="3568,2308" o:gfxdata="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">
+                  <v:shapetype id="_x0000_t202" coordsize="21600,21600" o:spt="202" path="m,l,21600r21600,l21600,xe">
+                    <v:stroke joinstyle="miter"/>
+                    <v:path gradientshapeok="t" o:connecttype="rect"/>
+                  </v:shapetype>
+                  <v:shape id="TextBox 4" o:spid="_x0000_s1029" type="#_x0000_t202" style="position:absolute;left:20964;top:9868;width:3569;height:2273;visibility:visible;mso-wrap-style:none;v-text-anchor:top" o:gfxdata="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" filled="f" stroked="f">
+                    <v:textbox style="mso-fit-shape-to-text:t">
+                      <w:txbxContent>
+                        <w:p>
+                          <w:pPr>
+                            <w:rPr>
+                              <w:rFonts w:ascii="Cambria Math" w:hAnsi="+mn-cs"/>
+                              <w:i/>
+                              <w:iCs/>
+                              <w:color w:val="000000" w:themeColor="text1"/>
+                              <w:kern w:val="24"/>
+                              <w:sz w:val="18"/>
+                              <w:szCs w:val="18"/>
+                            </w:rPr>
+                          </w:pPr>
+                          <m:oMathPara>
+                            <m:oMathParaPr>
+                              <m:jc m:val="centerGroup"/>
+                            </m:oMathParaPr>
+                            <m:oMath>
+                              <m:sSup>
+                                <m:sSupPr>
+                                  <m:ctrlPr>
+                                    <w:rPr>
+                                      <w:rFonts w:ascii="Cambria Math" w:hAnsi="Cambria Math"/>
+                                      <w:i/>
+                                      <w:iCs/>
+                                      <w:color w:val="000000" w:themeColor="text1"/>
+                                      <w:kern w:val="24"/>
+                                      <w:sz w:val="18"/>
+                                      <w:szCs w:val="18"/>
+                                    </w:rPr>
+                                  </m:ctrlPr>
+                                </m:sSupPr>
+                                <m:e>
+                                  <m:r>
+                                    <w:rPr>
+                                      <w:rFonts w:ascii="Cambria Math" w:hAnsi="Cambria Math"/>
+                                      <w:color w:val="000000" w:themeColor="text1"/>
+                                      <w:kern w:val="24"/>
+                                      <w:sz w:val="18"/>
+                                      <w:szCs w:val="18"/>
+                                    </w:rPr>
+                                    <m:t>z</m:t>
+                                  </m:r>
+                                </m:e>
+                                <m:sup>
+                                  <m:r>
+                                    <w:rPr>
+                                      <w:rFonts w:ascii="Cambria Math" w:hAnsi="Cambria Math"/>
+                                      <w:color w:val="000000" w:themeColor="text1"/>
+                                      <w:kern w:val="24"/>
+                                      <w:sz w:val="18"/>
+                                      <w:szCs w:val="18"/>
+                                    </w:rPr>
+                                    <m:t>-1</m:t>
+                                  </m:r>
+                                </m:sup>
+                              </m:sSup>
+                            </m:oMath>
+                          </m:oMathPara>
+                        </w:p>
+                      </w:txbxContent>
+                    </v:textbox>
+                  </v:shape>
+                  <v:rect id="Rectangle 5512780" o:spid="_x0000_s1030" style="position:absolute;left:21673;top:9868;width:2429;height:2308;visibility:visible;mso-wrap-style:square;v-text-anchor:middle" o:gfxdata="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" fillcolor="#4472c4 [3204]" strokecolor="#09101d [484]" strokeweight="1pt">
+                    <v:fill opacity="0"/>
+                  </v:rect>
+                </v:group>
+                <v:rect id="Rectangle 1617841985" o:spid="_x0000_s1031" style="position:absolute;left:16565;top:1489;width:2428;height:2390;visibility:visible;mso-wrap-style:square;v-text-anchor:middle" o:gfxdata="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" fillcolor="#4472c4 [3204]" strokecolor="#09101d [484]" strokeweight="1pt">
+                  <v:fill opacity="49858f"/>
+                </v:rect>
+                <v:rect id="Rectangle 239673670" o:spid="_x0000_s1032" style="position:absolute;left:16565;top:17652;width:2428;height:2390;visibility:visible;mso-wrap-style:square;v-text-anchor:middle" o:gfxdata="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" fillcolor="#4472c4 [3204]" strokecolor="#09101d [484]" strokeweight="1pt">
+                  <v:fill r:id="rId12" o:title="" color2="white [3212]" type="pattern"/>
+                </v:rect>
+                <v:rect id="Rectangle 1413889499" o:spid="_x0000_s1033" style="position:absolute;left:31899;top:9868;width:2428;height:2390;visibility:visible;mso-wrap-style:square;v-text-anchor:middle" o:gfxdata="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" fillcolor="#4472c4 [3204]" strokecolor="#09101d [484]" strokeweight="1pt">
+                  <v:fill opacity="20046f"/>
+                </v:rect>
+                <v:rect id="Rectangle 1001361555" o:spid="_x0000_s1034" style="position:absolute;left:31899;top:1489;width:2428;height:2390;visibility:visible;mso-wrap-style:square;v-text-anchor:middle" o:gfxdata="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" fillcolor="#4472c4 [3204]" strokecolor="#09101d [484]" strokeweight="1pt">
+                  <v:fill opacity="49858f"/>
+                </v:rect>
+                <v:rect id="Rectangle 1227391468" o:spid="_x0000_s1035" style="position:absolute;left:31899;top:17652;width:2428;height:2390;visibility:visible;mso-wrap-style:square;v-text-anchor:middle" o:gfxdata="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" fillcolor="#4472c4 [3204]" strokecolor="#09101d [484]" strokeweight="1pt">
+                  <v:fill r:id="rId12" o:title="" color2="white [3212]" type="pattern"/>
+                </v:rect>
+                <v:shapetype id="_x0000_t32" coordsize="21600,21600" o:spt="32" o:oned="t" path="m,l21600,21600e" filled="f">
+                  <v:path arrowok="t" fillok="f" o:connecttype="none"/>
+                  <o:lock v:ext="edit" shapetype="t"/>
+                </v:shapetype>
+                <v:shape id="Straight Arrow Connector 1986260794" o:spid="_x0000_s1036" type="#_x0000_t32" style="position:absolute;left:17779;top:3879;width:0;height:5989;flip:y;visibility:visible;mso-wrap-style:square" o:connectortype="straight" o:gfxdata="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" strokecolor="#4472c4 [3204]">
+                  <v:stroke endarrow="block" joinstyle="miter"/>
+                </v:shape>
+                <v:shape id="Straight Arrow Connector 622377528" o:spid="_x0000_s1037" type="#_x0000_t32" style="position:absolute;left:17775;top:12258;width:4;height:5394;flip:y;visibility:visible;mso-wrap-style:square" o:connectortype="straight" o:gfxdata="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" strokecolor="#4472c4 [3204]">
+                  <v:stroke endarrow="block" joinstyle="miter"/>
+                  <o:lock v:ext="edit" shapetype="f"/>
+                </v:shape>
+                <v:shape id="Straight Arrow Connector 301380776" o:spid="_x0000_s1038" type="#_x0000_t32" style="position:absolute;left:33114;top:3879;width:0;height:5989;flip:y;visibility:visible;mso-wrap-style:square" o:connectortype="straight" o:gfxdata="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" strokecolor="#4472c4 [3204]">
+                  <v:stroke endarrow="block" joinstyle="miter"/>
+                </v:shape>
+                <v:shape id="Straight Arrow Connector 1679377031" o:spid="_x0000_s1039" type="#_x0000_t32" style="position:absolute;left:33113;top:12258;width:5;height:5394;flip:y;visibility:visible;mso-wrap-style:square" o:connectortype="straight" o:gfxdata="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" strokecolor="#4472c4 [3204]">
+                  <v:stroke endarrow="block" joinstyle="miter"/>
+                  <o:lock v:ext="edit" shapetype="f"/>
+                </v:shape>
+                <v:shape id="Freeform 708305766" o:spid="_x0000_s1040" style="position:absolute;left:17847;top:6440;width:5048;height:3410;visibility:visible;mso-wrap-style:square;v-text-anchor:middle" coordsize="504825,340920" o:gfxdata="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" path="m,331395c14816,288797,29633,246199,47625,207570,65617,168941,84138,130312,107950,99620,131762,68928,159808,39824,190500,23420,221192,7016,261938,3841,292100,1195v30162,-2646,57150,-1058,79375,6350c393700,14953,410633,28183,425450,45645v14817,17462,25400,43392,34925,66675c469900,135603,477308,166824,482600,185345v5292,18521,7408,24342,9525,38100c494242,237203,493713,253078,495300,267895v1587,14817,4763,32279,6350,44450c503237,324516,504031,332718,504825,340920e" filled="f" strokecolor="#09101d [484]">
+                  <v:stroke endarrow="block" joinstyle="miter"/>
+                  <v:path arrowok="t" o:connecttype="custom" o:connectlocs="0,331395;47625,207570;107950,99620;190500,23420;292100,1195;371475,7545;425450,45645;460375,112320;482600,185345;492125,223445;495300,267895;501650,312345;504825,340920" o:connectangles="0,0,0,0,0,0,0,0,0,0,0,0,0"/>
+                </v:shape>
+                <v:shape id="Freeform 2096956807" o:spid="_x0000_s1041" style="position:absolute;left:17752;top:12199;width:5240;height:3765;visibility:visible;mso-wrap-style:square;v-text-anchor:middle" coordsize="524060,376438" o:gfxdata="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" path="m520700,v2910,49212,5821,98425,,139700c514879,180975,503767,216429,485775,247650v-17992,31221,-47096,58738,-73025,79375c386821,347663,359833,363538,330200,371475v-29633,7937,-65088,4233,-95250,3175c204788,373592,176742,376767,149225,365125,121708,353483,87842,328083,69850,304800,51858,281517,49212,253471,41275,225425,33337,197379,27517,159808,22225,136525,16933,113242,12700,101600,9525,85725,6350,69850,4762,53975,3175,41275,1588,28575,794,19050,,9525e" filled="f" strokecolor="#09101d [484]">
+                  <v:stroke endarrow="block" joinstyle="miter"/>
+                  <v:path arrowok="t" o:connecttype="custom" o:connectlocs="520700,0;520700,139700;485775,247650;412750,327025;330200,371475;234950,374650;149225,365125;69850,304800;41275,225425;22225,136525;9525,85725;3175,41275;0,9525" o:connectangles="0,0,0,0,0,0,0,0,0,0,0,0,0"/>
+                </v:shape>
+                <v:rect id="Rectangle 12041517" o:spid="_x0000_s1042" style="position:absolute;left:48448;top:9868;width:2428;height:2390;visibility:visible;mso-wrap-style:square;v-text-anchor:middle" o:gfxdata="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" fillcolor="#4472c4 [3204]" strokecolor="#09101d [484]" strokeweight="1pt">
+                  <v:fill opacity="20046f"/>
+                </v:rect>
+                <v:rect id="Rectangle 1501387409" o:spid="_x0000_s1043" style="position:absolute;left:48448;top:1489;width:2428;height:2390;visibility:visible;mso-wrap-style:square;v-text-anchor:middle" o:gfxdata="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" fillcolor="#4472c4 [3204]" strokecolor="#09101d [484]" strokeweight="1pt">
+                  <v:fill opacity="49858f"/>
+                </v:rect>
+                <v:rect id="Rectangle 1705586346" o:spid="_x0000_s1044" style="position:absolute;left:48448;top:17652;width:2428;height:2390;visibility:visible;mso-wrap-style:square;v-text-anchor:middle" o:gfxdata="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" fillcolor="#4472c4 [3204]" strokecolor="#09101d [484]" strokeweight="1pt">
+                  <v:fill r:id="rId12" o:title="" color2="white [3212]" type="pattern"/>
+                </v:rect>
+                <v:shape id="Straight Arrow Connector 764420011" o:spid="_x0000_s1045" type="#_x0000_t32" style="position:absolute;left:49663;top:3879;width:0;height:5989;flip:y;visibility:visible;mso-wrap-style:square" o:connectortype="straight" o:gfxdata="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" strokecolor="#4472c4 [3204]">
+                  <v:stroke endarrow="block" joinstyle="miter"/>
+                </v:shape>
+                <v:shape id="Straight Arrow Connector 2076242231" o:spid="_x0000_s1046" type="#_x0000_t32" style="position:absolute;left:49662;top:12258;width:4;height:5394;flip:y;visibility:visible;mso-wrap-style:square" o:connectortype="straight" o:gfxdata="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" strokecolor="#4472c4 [3204]">
+                  <v:stroke endarrow="block" joinstyle="miter"/>
+                  <o:lock v:ext="edit" shapetype="f"/>
+                </v:shape>
+                <v:shape id="Straight Arrow Connector 1096452372" o:spid="_x0000_s1047" type="#_x0000_t32" style="position:absolute;left:34327;top:11063;width:14121;height:0;visibility:visible;mso-wrap-style:square" o:connectortype="straight" o:gfxdata="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" strokecolor="#4472c4 [3204]">
+                  <v:stroke endarrow="block" joinstyle="miter"/>
+                </v:shape>
+                <v:shape id="Straight Arrow Connector 802567385" o:spid="_x0000_s1048" type="#_x0000_t32" style="position:absolute;left:27404;top:10993;width:4495;height:70;visibility:visible;mso-wrap-style:square" o:connectortype="straight" o:gfxdata="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" strokecolor="#4472c4 [3204]">
+                  <v:stroke endarrow="block" joinstyle="miter"/>
+                </v:shape>
+                <v:shape id="Straight Arrow Connector 1542096587" o:spid="_x0000_s1049" type="#_x0000_t32" style="position:absolute;left:50876;top:11063;width:4495;height:70;visibility:visible;mso-wrap-style:square" o:connectortype="straight" o:gfxdata="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" strokecolor="#4472c4 [3204]">
+                  <v:stroke endarrow="block" joinstyle="miter"/>
+                </v:shape>
+                <v:rect id="Rectangle 628218347" o:spid="_x0000_s1050" style="position:absolute;left:28468;top:38;width:9273;height:22126;visibility:visible;mso-wrap-style:square;v-text-anchor:middle" o:gfxdata="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" fillcolor="#4472c4 [3204]" strokecolor="#09101d [484]">
+                  <v:fill opacity="8481f"/>
+                </v:rect>
+                <v:rect id="Rectangle 1178420360" o:spid="_x0000_s1051" style="position:absolute;left:45004;width:9273;height:22126;visibility:visible;mso-wrap-style:square;v-text-anchor:middle" o:gfxdata="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" fillcolor="#4472c4 [3204]" strokecolor="#09101d [484]">
+                  <v:fill opacity="8481f"/>
+                </v:rect>
+                <v:shape id="TextBox 33" o:spid="_x0000_s1052" type="#_x0000_t202" style="position:absolute;left:30809;top:22164;width:4305;height:2254;visibility:visible;mso-wrap-style:none;v-text-anchor:top" o:gfxdata="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" filled="f" stroked="f">
+                  <v:textbox style="mso-fit-shape-to-text:t">
+                    <w:txbxContent>
+                      <w:p>
+                        <w:pPr>
+                          <w:rPr>
+                            <w:rFonts w:ascii="Cambria Math" w:hAnsi="Cambria Math"/>
+                            <w:i/>
+                            <w:iCs/>
+                            <w:color w:val="000000" w:themeColor="text1"/>
+                            <w:kern w:val="24"/>
+                            <w:sz w:val="18"/>
+                            <w:szCs w:val="18"/>
+                          </w:rPr>
+                        </w:pPr>
+                        <m:oMathPara>
+                          <m:oMathParaPr>
+                            <m:jc m:val="centerGroup"/>
+                          </m:oMathParaPr>
+                          <m:oMath>
+                            <m:r>
+                              <w:rPr>
+                                <w:rFonts w:ascii="Cambria Math" w:hAnsi="Cambria Math"/>
+                                <w:color w:val="000000" w:themeColor="text1"/>
+                                <w:kern w:val="24"/>
+                                <w:sz w:val="18"/>
+                                <w:szCs w:val="18"/>
+                              </w:rPr>
+                              <m:t>t-1</m:t>
+                            </m:r>
+                          </m:oMath>
+                        </m:oMathPara>
+                      </w:p>
+                    </w:txbxContent>
+                  </v:textbox>
+                </v:shape>
+                <v:shape id="TextBox 34" o:spid="_x0000_s1053" type="#_x0000_t202" style="position:absolute;left:48424;top:21921;width:2311;height:2254;visibility:visible;mso-wrap-style:none;v-text-anchor:top" o:gfxdata="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" filled="f" stroked="f">
+                  <v:textbox style="mso-fit-shape-to-text:t">
+                    <w:txbxContent>
+                      <w:p>
+                        <w:pPr>
+                          <w:rPr>
+                            <w:rFonts w:ascii="Cambria Math" w:hAnsi="Cambria Math"/>
+                            <w:i/>
+                            <w:iCs/>
+                            <w:color w:val="000000" w:themeColor="text1"/>
+                            <w:kern w:val="24"/>
+                            <w:sz w:val="18"/>
+                            <w:szCs w:val="18"/>
+                          </w:rPr>
+                        </w:pPr>
+                        <m:oMathPara>
+                          <m:oMathParaPr>
+                            <m:jc m:val="centerGroup"/>
+                          </m:oMathParaPr>
+                          <m:oMath>
+                            <m:r>
+                              <w:rPr>
+                                <w:rFonts w:ascii="Cambria Math" w:hAnsi="Cambria Math"/>
+                                <w:color w:val="000000" w:themeColor="text1"/>
+                                <w:kern w:val="24"/>
+                                <w:sz w:val="18"/>
+                                <w:szCs w:val="18"/>
+                              </w:rPr>
+                              <m:t>t</m:t>
+                            </m:r>
+                          </m:oMath>
+                        </m:oMathPara>
+                      </w:p>
+                    </w:txbxContent>
+                  </v:textbox>
+                </v:shape>
+                <v:rect id="Rectangle 94383448" o:spid="_x0000_s1054" style="position:absolute;left:707;top:1489;width:2428;height:2390;visibility:visible;mso-wrap-style:square;v-text-anchor:middle" o:gfxdata="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" fillcolor="#4472c4 [3204]" strokecolor="#09101d [484]" strokeweight="1pt">
+                  <v:fill opacity="49858f"/>
+                </v:rect>
+                <v:rect id="Rectangle 1658085321" o:spid="_x0000_s1055" style="position:absolute;left:707;top:6440;width:2428;height:2391;visibility:visible;mso-wrap-style:square;v-text-anchor:middle" o:gfxdata="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" fillcolor="#4472c4 [3204]" strokecolor="#09101d [484]" strokeweight="1pt">
+                  <v:fill opacity="20046f"/>
+                </v:rect>
+                <v:rect id="Rectangle 870800846" o:spid="_x0000_s1056" style="position:absolute;left:707;top:11691;width:2428;height:2390;visibility:visible;mso-wrap-style:square;v-text-anchor:middle" o:gfxdata="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" fillcolor="#4472c4 [3204]" strokecolor="#09101d [484]" strokeweight="1pt">
+                  <v:fill r:id="rId12" o:title="" color2="white [3212]" type="pattern"/>
+                </v:rect>
+                <v:group id="Group 1856405223" o:spid="_x0000_s1057" style="position:absolute;top:16537;width:3568;height:2310" coordorigin=",16537" coordsize="3568,2310" o:gfxdata="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">
+                  <v:shape id="TextBox 40" o:spid="_x0000_s1058" type="#_x0000_t202" style="position:absolute;top:16537;width:3568;height:2273;visibility:visible;mso-wrap-style:none;v-text-anchor:top" o:gfxdata="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" filled="f" stroked="f">
+                    <v:textbox style="mso-fit-shape-to-text:t">
+                      <w:txbxContent>
+                        <w:p>
+                          <w:pPr>
+                            <w:rPr>
+                              <w:rFonts w:ascii="Cambria Math" w:hAnsi="+mn-cs"/>
+                              <w:i/>
+                              <w:iCs/>
+                              <w:color w:val="000000" w:themeColor="text1"/>
+                              <w:kern w:val="24"/>
+                              <w:sz w:val="18"/>
+                              <w:szCs w:val="18"/>
+                            </w:rPr>
+                          </w:pPr>
+                          <m:oMathPara>
+                            <m:oMathParaPr>
+                              <m:jc m:val="centerGroup"/>
+                            </m:oMathParaPr>
+                            <m:oMath>
+                              <m:sSup>
+                                <m:sSupPr>
+                                  <m:ctrlPr>
+                                    <w:rPr>
+                                      <w:rFonts w:ascii="Cambria Math" w:hAnsi="Cambria Math"/>
+                                      <w:i/>
+                                      <w:iCs/>
+                                      <w:color w:val="000000" w:themeColor="text1"/>
+                                      <w:kern w:val="24"/>
+                                      <w:sz w:val="18"/>
+                                      <w:szCs w:val="18"/>
+                                    </w:rPr>
+                                  </m:ctrlPr>
+                                </m:sSupPr>
+                                <m:e>
+                                  <m:r>
+                                    <w:rPr>
+                                      <w:rFonts w:ascii="Cambria Math" w:hAnsi="Cambria Math"/>
+                                      <w:color w:val="000000" w:themeColor="text1"/>
+                                      <w:kern w:val="24"/>
+                                      <w:sz w:val="18"/>
+                                      <w:szCs w:val="18"/>
+                                    </w:rPr>
+                                    <m:t>z</m:t>
+                                  </m:r>
+                                </m:e>
+                                <m:sup>
+                                  <m:r>
+                                    <w:rPr>
+                                      <w:rFonts w:ascii="Cambria Math" w:hAnsi="Cambria Math"/>
+                                      <w:color w:val="000000" w:themeColor="text1"/>
+                                      <w:kern w:val="24"/>
+                                      <w:sz w:val="18"/>
+                                      <w:szCs w:val="18"/>
+                                    </w:rPr>
+                                    <m:t>-1</m:t>
+                                  </m:r>
+                                </m:sup>
+                              </m:sSup>
+                            </m:oMath>
+                          </m:oMathPara>
+                        </w:p>
+                      </w:txbxContent>
+                    </v:textbox>
+                  </v:shape>
+                  <v:rect id="Rectangle 1466577097" o:spid="_x0000_s1059" style="position:absolute;left:707;top:16539;width:2428;height:2308;visibility:visible;mso-wrap-style:square;v-text-anchor:middle" o:gfxdata="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" fillcolor="#4472c4 [3204]" strokecolor="#09101d [484]" strokeweight="1pt">
+                    <v:fill opacity="0"/>
+                  </v:rect>
+                </v:group>
+                <v:shape id="TextBox 42" o:spid="_x0000_s1060" type="#_x0000_t202" style="position:absolute;left:3661;top:837;width:8630;height:3702;visibility:visible;mso-wrap-style:none;v-text-anchor:top" o:gfxdata="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" filled="f" stroked="f">
+                  <v:textbox style="mso-fit-shape-to-text:t">
+                    <w:txbxContent>
+                      <w:p>
+                        <w:pPr>
+                          <w:rPr>
+                            <w:rFonts w:hAnsi="Calibri"/>
+                            <w:color w:val="000000" w:themeColor="text1"/>
+                            <w:kern w:val="24"/>
+                            <w:sz w:val="18"/>
+                            <w:szCs w:val="18"/>
+                          </w:rPr>
+                        </w:pPr>
+                        <w:r>
+                          <w:rPr>
+                            <w:rFonts w:hAnsi="Calibri"/>
+                            <w:color w:val="000000" w:themeColor="text1"/>
+                            <w:kern w:val="24"/>
+                            <w:sz w:val="18"/>
+                            <w:szCs w:val="18"/>
+                          </w:rPr>
+                          <w:t>output neuron</w:t>
+                        </w:r>
+                      </w:p>
+                      <w:p>
+                        <w:pPr>
+                          <w:rPr>
+                            <w:rFonts w:hAnsi="Calibri"/>
+                            <w:color w:val="000000" w:themeColor="text1"/>
+                            <w:kern w:val="24"/>
+                            <w:sz w:val="18"/>
+                            <w:szCs w:val="18"/>
+                          </w:rPr>
+                        </w:pPr>
+                        <w:r>
+                          <w:rPr>
+                            <w:rFonts w:hAnsi="Calibri"/>
+                            <w:color w:val="000000" w:themeColor="text1"/>
+                            <w:kern w:val="24"/>
+                            <w:sz w:val="18"/>
+                            <w:szCs w:val="18"/>
+                          </w:rPr>
+                          <w:t>group</w:t>
+                        </w:r>
+                      </w:p>
+                    </w:txbxContent>
+                  </v:textbox>
+                </v:shape>
+                <v:shape id="TextBox 43" o:spid="_x0000_s1061" type="#_x0000_t202" style="position:absolute;left:3697;top:5788;width:8204;height:3702;visibility:visible;mso-wrap-style:none;v-text-anchor:top" o:gfxdata="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" filled="f" stroked="f">
+                  <v:textbox style="mso-fit-shape-to-text:t">
+                    <w:txbxContent>
+                      <w:p>
+                        <w:pPr>
+                          <w:rPr>
+                            <w:rFonts w:hAnsi="Calibri"/>
+                            <w:color w:val="000000" w:themeColor="text1"/>
+                            <w:kern w:val="24"/>
+                            <w:sz w:val="18"/>
+                            <w:szCs w:val="18"/>
+                          </w:rPr>
+                        </w:pPr>
+                        <w:r>
+                          <w:rPr>
+                            <w:rFonts w:hAnsi="Calibri"/>
+                            <w:color w:val="000000" w:themeColor="text1"/>
+                            <w:kern w:val="24"/>
+                            <w:sz w:val="18"/>
+                            <w:szCs w:val="18"/>
+                          </w:rPr>
+                          <w:t xml:space="preserve">hidden state </w:t>
+                        </w:r>
+                      </w:p>
+                      <w:p>
+                        <w:pPr>
+                          <w:rPr>
+                            <w:rFonts w:hAnsi="Calibri"/>
+                            <w:color w:val="000000" w:themeColor="text1"/>
+                            <w:kern w:val="24"/>
+                            <w:sz w:val="18"/>
+                            <w:szCs w:val="18"/>
+                          </w:rPr>
+                        </w:pPr>
+                        <w:r>
+                          <w:rPr>
+                            <w:rFonts w:hAnsi="Calibri"/>
+                            <w:color w:val="000000" w:themeColor="text1"/>
+                            <w:kern w:val="24"/>
+                            <w:sz w:val="18"/>
+                            <w:szCs w:val="18"/>
+                          </w:rPr>
+                          <w:t>neuron group</w:t>
+                        </w:r>
+                      </w:p>
+                    </w:txbxContent>
+                  </v:textbox>
+                </v:shape>
+                <v:shape id="Straight Arrow Connector 1862122375" o:spid="_x0000_s1062" type="#_x0000_t32" style="position:absolute;left:1921;top:20047;width:0;height:3031;flip:y;visibility:visible;mso-wrap-style:square" o:connectortype="straight" o:gfxdata="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" strokecolor="#4472c4 [3204]">
+                  <v:stroke endarrow="block" joinstyle="miter"/>
+                  <o:lock v:ext="edit" shapetype="f"/>
+                </v:shape>
+                <v:shape id="TextBox 46" o:spid="_x0000_s1063" type="#_x0000_t202" style="position:absolute;left:3842;top:11673;width:4724;height:2311;visibility:visible;mso-wrap-style:none;v-text-anchor:top" o:gfxdata="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" filled="f" stroked="f">
+                  <v:textbox style="mso-fit-shape-to-text:t">
+                    <w:txbxContent>
+                      <w:p>
+                        <w:pPr>
+                          <w:rPr>
+                            <w:rFonts w:hAnsi="Calibri"/>
+                            <w:color w:val="000000" w:themeColor="text1"/>
+                            <w:kern w:val="24"/>
+                            <w:sz w:val="18"/>
+                            <w:szCs w:val="18"/>
+                          </w:rPr>
+                        </w:pPr>
+                        <w:r>
+                          <w:rPr>
+                            <w:rFonts w:hAnsi="Calibri"/>
+                            <w:color w:val="000000" w:themeColor="text1"/>
+                            <w:kern w:val="24"/>
+                            <w:sz w:val="18"/>
+                            <w:szCs w:val="18"/>
+                          </w:rPr>
+                          <w:t>inputs</w:t>
+                        </w:r>
+                      </w:p>
+                    </w:txbxContent>
+                  </v:textbox>
+                </v:shape>
+                <v:shape id="TextBox 47" o:spid="_x0000_s1064" type="#_x0000_t202" style="position:absolute;left:3962;top:16496;width:6280;height:2311;visibility:visible;mso-wrap-style:none;v-text-anchor:top" o:gfxdata="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" filled="f" stroked="f">
+                  <v:textbox style="mso-fit-shape-to-text:t">
+                    <w:txbxContent>
+                      <w:p>
+                        <w:pPr>
+                          <w:rPr>
+                            <w:rFonts w:hAnsi="Calibri"/>
+                            <w:color w:val="000000" w:themeColor="text1"/>
+                            <w:kern w:val="24"/>
+                            <w:sz w:val="18"/>
+                            <w:szCs w:val="18"/>
+                          </w:rPr>
+                        </w:pPr>
+                        <w:r>
+                          <w:rPr>
+                            <w:rFonts w:hAnsi="Calibri"/>
+                            <w:color w:val="000000" w:themeColor="text1"/>
+                            <w:kern w:val="24"/>
+                            <w:sz w:val="18"/>
+                            <w:szCs w:val="18"/>
+                          </w:rPr>
+                          <w:t>delay line</w:t>
+                        </w:r>
+                      </w:p>
+                    </w:txbxContent>
+                  </v:textbox>
+                </v:shape>
+                <v:shape id="TextBox 48" o:spid="_x0000_s1065" type="#_x0000_t202" style="position:absolute;left:3842;top:19513;width:11963;height:3702;visibility:visible;mso-wrap-style:none;v-text-anchor:top" o:gfxdata="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" filled="f" stroked="f">
+                  <v:textbox style="mso-fit-shape-to-text:t">
+                    <w:txbxContent>
+                      <w:p>
+                        <w:pPr>
+                          <w:rPr>
+                            <w:rFonts w:hAnsi="Calibri"/>
+                            <w:color w:val="000000" w:themeColor="text1"/>
+                            <w:kern w:val="24"/>
+                            <w:sz w:val="18"/>
+                            <w:szCs w:val="18"/>
+                          </w:rPr>
+                        </w:pPr>
+                        <w:r>
+                          <w:rPr>
+                            <w:rFonts w:hAnsi="Calibri"/>
+                            <w:color w:val="000000" w:themeColor="text1"/>
+                            <w:kern w:val="24"/>
+                            <w:sz w:val="18"/>
+                            <w:szCs w:val="18"/>
+                          </w:rPr>
+                          <w:t>group of weights</w:t>
+                        </w:r>
+                      </w:p>
+                      <w:p>
+                        <w:pPr>
+                          <w:rPr>
+                            <w:rFonts w:hAnsi="Calibri"/>
+                            <w:color w:val="000000" w:themeColor="text1"/>
+                            <w:kern w:val="24"/>
+                            <w:sz w:val="18"/>
+                            <w:szCs w:val="18"/>
+                          </w:rPr>
+                        </w:pPr>
+                        <w:r>
+                          <w:rPr>
+                            <w:rFonts w:hAnsi="Calibri"/>
+                            <w:color w:val="000000" w:themeColor="text1"/>
+                            <w:kern w:val="24"/>
+                            <w:sz w:val="18"/>
+                            <w:szCs w:val="18"/>
+                          </w:rPr>
+                          <w:t>with information flow</w:t>
+                        </w:r>
+                      </w:p>
+                    </w:txbxContent>
+                  </v:textbox>
+                </v:shape>
+                <w10:wrap type="topAndBottom"/>
+              </v:group>
+            </w:pict>
+          </mc:Fallback>
+        </mc:AlternateContent>
+      </w:r>
+      <w:r>
+        <w:rPr>
+          <w:sz w:val="20"/>
+          <w:szCs w:val="20"/>
+        </w:rPr>
+        <w:t>Figure:</w:t>
+      </w:r>
+      <w:r>
+        <w:rPr>
+          <w:sz w:val="20"/>
+          <w:szCs w:val="20"/>
+        </w:rPr>
+        <w:t xml:space="preserve"> Structure of regular unidirectional RNN shown (a) with a delay line and (b) unfolded in time with two time steps</w:t>
+      </w:r>
+    </w:p>
+    <w:p>
+      <w:pPr>
+        <w:rPr>
+          <w:color w:val="FF0000"/>
+          <w:sz w:val="20"/>
+          <w:szCs w:val="20"/>
+        </w:rPr>
+      </w:pPr>
+    </w:p>
+    <w:p>
+      <w:pPr>
+        <w:rPr>
+          <w:color w:val="FF0000"/>
+          <w:sz w:val="20"/>
+          <w:szCs w:val="20"/>
+        </w:rPr>
+      </w:pPr>
+    </w:p>
+    <w:p>
+      <w:pPr>
+        <w:rPr>
+          <w:color w:val="FF0000"/>
+          <w:sz w:val="20"/>
+          <w:szCs w:val="20"/>
+        </w:rPr>
+      </w:pPr>
+    </w:p>
+    <w:p>
+      <w:pPr>
+        <w:rPr>
+          <w:color w:val="FF0000"/>
+          <w:sz w:val="20"/>
+          <w:szCs w:val="20"/>
+        </w:rPr>
+      </w:pPr>
+    </w:p>
+    <w:p>
+      <w:pPr>
+        <w:rPr>
+          <w:color w:val="FF0000"/>
+          <w:sz w:val="20"/>
+          <w:szCs w:val="20"/>
+        </w:rPr>
+      </w:pPr>
+    </w:p>
+    <w:p>
+      <w:pPr>
+        <w:rPr>
+          <w:color w:val="FF0000"/>
+          <w:sz w:val="20"/>
+          <w:szCs w:val="20"/>
+        </w:rPr>
+      </w:pPr>
+    </w:p>
+    <w:p>
+      <w:pPr>
+        <w:rPr>
+          <w:color w:val="FF0000"/>
+          <w:sz w:val="20"/>
+          <w:szCs w:val="20"/>
+        </w:rPr>
+      </w:pPr>
+    </w:p>
+    <w:p>
+      <w:pPr>
+        <w:rPr>
+          <w:color w:val="FF0000"/>
+          <w:sz w:val="20"/>
+          <w:szCs w:val="20"/>
+        </w:rPr>
+      </w:pPr>
+    </w:p>
+    <w:p>
+      <w:pPr>
+        <w:rPr>
+          <w:color w:val="FF0000"/>
+          <w:sz w:val="20"/>
+          <w:szCs w:val="20"/>
+        </w:rPr>
+      </w:pPr>
+    </w:p>
+    <w:p>
+      <w:pPr>
+        <w:rPr>
+          <w:color w:val="FF0000"/>
+          <w:sz w:val="20"/>
+          <w:szCs w:val="20"/>
+        </w:rPr>
+      </w:pPr>
+    </w:p>
+    <w:p>
+      <w:pPr>
+        <w:rPr>
+          <w:sz w:val="20"/>
+          <w:szCs w:val="20"/>
+        </w:rPr>
+      </w:pPr>
+      <w:r>
+        <w:rPr>
+          <w:color w:val="FF0000"/>
+          <w:sz w:val="20"/>
+          <w:szCs w:val="20"/>
+        </w:rPr>
         <w:t>//TODO: finish this paragraph and the corresponding Appendix section</w:t>
       </w:r>
       <w:r>
@@ -3632,7 +7745,7 @@
         </w:rPr>
         <w:t xml:space="preserve"> In </w:t>
       </w:r>
-      <w:hyperlink r:id="rId11" w:history="1">
+      <w:hyperlink r:id="rId13" w:history="1">
         <w:r>
           <w:rPr>
             <w:rStyle w:val="Hyperlink"/>
@@ -3754,7 +7867,7 @@
                     <pic:cNvPicPr/>
                   </pic:nvPicPr>
                   <pic:blipFill>
-                    <a:blip r:embed="rId12" cstate="print">
+                    <a:blip r:embed="rId14" cstate="print">
                       <a:extLst>
                         <a:ext uri="{28A0092B-C50C-407E-A947-70E740481C1C}">
                           <a14:useLocalDpi xmlns:a14="http://schemas.microsoft.com/office/drawing/2010/main" val="0"/>
@@ -3859,7 +7972,7 @@
         </w:rPr>
         <w:t xml:space="preserve">To further understand the connections, the authors of </w:t>
       </w:r>
-      <w:hyperlink r:id="rId13" w:history="1">
+      <w:hyperlink r:id="rId15" w:history="1">
         <w:r>
           <w:rPr>
             <w:rStyle w:val="Hyperlink"/>
@@ -4007,7 +8120,7 @@
         </w:rPr>
         <w:t xml:space="preserve">[1] </w:t>
       </w:r>
-      <w:hyperlink r:id="rId14" w:history="1">
+      <w:hyperlink r:id="rId16" w:history="1">
         <w:r>
           <w:rPr>
             <w:rStyle w:val="Hyperlink"/>
@@ -4050,7 +8163,7 @@
         </w:rPr>
         <w:t xml:space="preserve">[2] </w:t>
       </w:r>
-      <w:hyperlink r:id="rId15" w:history="1">
+      <w:hyperlink r:id="rId17" w:history="1">
         <w:r>
           <w:rPr>
             <w:rStyle w:val="Hyperlink"/>
@@ -4075,7 +8188,7 @@
         </w:rPr>
         <w:t xml:space="preserve">[3] </w:t>
       </w:r>
-      <w:hyperlink r:id="rId16" w:history="1">
+      <w:hyperlink r:id="rId18" w:history="1">
         <w:r>
           <w:rPr>
             <w:rStyle w:val="Hyperlink"/>
@@ -4118,7 +8231,7 @@
         </w:rPr>
         <w:t xml:space="preserve">] </w:t>
       </w:r>
-      <w:hyperlink r:id="rId17" w:history="1">
+      <w:hyperlink r:id="rId19" w:history="1">
         <w:r>
           <w:rPr>
             <w:rStyle w:val="Hyperlink"/>
@@ -4162,7 +8275,7 @@
         </w:rPr>
         <w:t xml:space="preserve">] </w:t>
       </w:r>
-      <w:hyperlink r:id="rId18" w:history="1">
+      <w:hyperlink r:id="rId20" w:history="1">
         <w:r>
           <w:rPr>
             <w:rStyle w:val="Hyperlink"/>
@@ -4222,7 +8335,7 @@
         </w:rPr>
         <w:t xml:space="preserve">] </w:t>
       </w:r>
-      <w:hyperlink r:id="rId19" w:history="1">
+      <w:hyperlink r:id="rId21" w:history="1">
         <w:r>
           <w:rPr>
             <w:rStyle w:val="Hyperlink"/>
@@ -4261,7 +8374,7 @@
         </w:rPr>
         <w:t xml:space="preserve">] </w:t>
       </w:r>
-      <w:hyperlink r:id="rId20" w:history="1">
+      <w:hyperlink r:id="rId22" w:history="1">
         <w:r>
           <w:rPr>
             <w:rStyle w:val="Hyperlink"/>
@@ -4354,7 +8467,7 @@
         </w:rPr>
         <w:t xml:space="preserve">] </w:t>
       </w:r>
-      <w:hyperlink r:id="rId21" w:history="1">
+      <w:hyperlink r:id="rId23" w:history="1">
         <w:r>
           <w:rPr>
             <w:rStyle w:val="Hyperlink"/>
@@ -4429,7 +8542,7 @@
         </w:rPr>
         <w:t xml:space="preserve">] </w:t>
       </w:r>
-      <w:hyperlink r:id="rId22" w:history="1">
+      <w:hyperlink r:id="rId24" w:history="1">
         <w:r>
           <w:rPr>
             <w:rStyle w:val="Hyperlink"/>
@@ -4502,7 +8615,7 @@
         </w:rPr>
         <w:t xml:space="preserve">] </w:t>
       </w:r>
-      <w:hyperlink r:id="rId23" w:history="1">
+      <w:hyperlink r:id="rId25" w:history="1">
         <w:r>
           <w:rPr>
             <w:rStyle w:val="Hyperlink"/>
@@ -4541,7 +8654,7 @@
         </w:rPr>
         <w:t xml:space="preserve">] </w:t>
       </w:r>
-      <w:hyperlink r:id="rId24" w:history="1">
+      <w:hyperlink r:id="rId26" w:history="1">
         <w:r>
           <w:rPr>
             <w:rStyle w:val="Hyperlink"/>
@@ -4580,7 +8693,7 @@
         </w:rPr>
         <w:t xml:space="preserve">] </w:t>
       </w:r>
-      <w:hyperlink r:id="rId25" w:history="1">
+      <w:hyperlink r:id="rId27" w:history="1">
         <w:r>
           <w:rPr>
             <w:rStyle w:val="Hyperlink"/>
@@ -4619,7 +8732,7 @@
         </w:rPr>
         <w:t xml:space="preserve">] </w:t>
       </w:r>
-      <w:hyperlink r:id="rId26" w:history="1">
+      <w:hyperlink r:id="rId28" w:history="1">
         <w:r>
           <w:rPr>
             <w:rStyle w:val="Hyperlink"/>
@@ -4658,7 +8771,7 @@
         </w:rPr>
         <w:t xml:space="preserve">] </w:t>
       </w:r>
-      <w:hyperlink r:id="rId27" w:history="1">
+      <w:hyperlink r:id="rId29" w:history="1">
         <w:r>
           <w:rPr>
             <w:rStyle w:val="Hyperlink"/>
@@ -4697,7 +8810,7 @@
         </w:rPr>
         <w:t xml:space="preserve">] </w:t>
       </w:r>
-      <w:hyperlink r:id="rId28" w:history="1">
+      <w:hyperlink r:id="rId30" w:history="1">
         <w:r>
           <w:rPr>
             <w:rStyle w:val="Hyperlink"/>
@@ -4737,7 +8850,7 @@
         </w:rPr>
         <w:t xml:space="preserve">] </w:t>
       </w:r>
-      <w:hyperlink r:id="rId29" w:history="1">
+      <w:hyperlink r:id="rId31" w:history="1">
         <w:r>
           <w:rPr>
             <w:rStyle w:val="Hyperlink"/>
@@ -4776,7 +8889,7 @@
         </w:rPr>
         <w:t xml:space="preserve">] </w:t>
       </w:r>
-      <w:hyperlink r:id="rId30" w:history="1">
+      <w:hyperlink r:id="rId32" w:history="1">
         <w:r>
           <w:rPr>
             <w:rStyle w:val="Hyperlink"/>
@@ -4832,7 +8945,7 @@
         </w:rPr>
         <w:t xml:space="preserve">] </w:t>
       </w:r>
-      <w:hyperlink r:id="rId31" w:history="1">
+      <w:hyperlink r:id="rId33" w:history="1">
         <w:r>
           <w:rPr>
             <w:rStyle w:val="Hyperlink"/>
@@ -4863,7 +8976,7 @@
         </w:rPr>
         <w:t xml:space="preserve">[19] </w:t>
       </w:r>
-      <w:hyperlink r:id="rId32" w:history="1">
+      <w:hyperlink r:id="rId34" w:history="1">
         <w:r>
           <w:rPr>
             <w:rStyle w:val="Hyperlink"/>
@@ -4894,7 +9007,7 @@
         </w:rPr>
         <w:t xml:space="preserve">[20] </w:t>
       </w:r>
-      <w:hyperlink r:id="rId33" w:history="1">
+      <w:hyperlink r:id="rId35" w:history="1">
         <w:r>
           <w:rPr>
             <w:rStyle w:val="Hyperlink"/>
@@ -4923,7 +9036,7 @@
         </w:rPr>
         <w:t xml:space="preserve">[21] </w:t>
       </w:r>
-      <w:hyperlink r:id="rId34" w:history="1">
+      <w:hyperlink r:id="rId36" w:history="1">
         <w:r>
           <w:rPr>
             <w:rStyle w:val="Hyperlink"/>
@@ -4961,7 +9074,7 @@
         </w:rPr>
         <w:t xml:space="preserve"> </w:t>
       </w:r>
-      <w:hyperlink r:id="rId35" w:history="1">
+      <w:hyperlink r:id="rId37" w:history="1">
         <w:r>
           <w:rPr>
             <w:rStyle w:val="Hyperlink"/>
@@ -5489,6 +9602,7 @@
   <w:style w:type="paragraph" w:default="1" w:styleId="Normal">
     <w:name w:val="Normal"/>
     <w:qFormat/>
+    <w:rsid w:val="001D233B"/>
   </w:style>
   <w:style w:type="paragraph" w:styleId="Heading1">
     <w:name w:val="heading 1"/>
@@ -5598,7 +9712,6 @@
   <w:style w:type="character" w:default="1" w:styleId="DefaultParagraphFont">
     <w:name w:val="Default Paragraph Font"/>
     <w:uiPriority w:val="1"/>
-    <w:semiHidden/>
     <w:unhideWhenUsed/>
   </w:style>
   <w:style w:type="table" w:default="1" w:styleId="TableNormal">

--- a/docs/TheAttentionMechanism.docx
+++ b/docs/TheAttentionMechanism.docx
@@ -4110,8 +4110,8 @@
         </w:rPr>
       </w:pPr>
       <m:oMath>
-        <m:sSubSup>
-          <m:sSubSupPr>
+        <m:sSup>
+          <m:sSupPr>
             <m:ctrlPr>
               <w:rPr>
                 <w:rFonts w:ascii="Cambria Math" w:hAnsi="Cambria Math"/>
@@ -4120,7 +4120,7 @@
                 <w:szCs w:val="20"/>
               </w:rPr>
             </m:ctrlPr>
-          </m:sSubSupPr>
+          </m:sSupPr>
           <m:e>
             <m:r>
               <w:rPr>
@@ -4131,27 +4131,17 @@
               <m:t>X</m:t>
             </m:r>
           </m:e>
-          <m:sub>
+          <m:sup>
             <m:r>
               <w:rPr>
                 <w:rFonts w:ascii="Cambria Math" w:hAnsi="Cambria Math"/>
                 <w:sz w:val="20"/>
                 <w:szCs w:val="20"/>
               </w:rPr>
-              <m:t>1</m:t>
-            </m:r>
-          </m:sub>
-          <m:sup>
-            <m:r>
-              <w:rPr>
-                <w:rFonts w:ascii="Cambria Math" w:hAnsi="Cambria Math"/>
-                <w:sz w:val="20"/>
-                <w:szCs w:val="20"/>
-              </w:rPr>
               <m:t>T</m:t>
             </m:r>
           </m:sup>
-        </m:sSubSup>
+        </m:sSup>
         <m:r>
           <w:rPr>
             <w:rFonts w:ascii="Cambria Math" w:hAnsi="Cambria Math"/>
@@ -4379,8 +4369,8 @@
         <w:t xml:space="preserve"> </w:t>
       </w:r>
       <m:oMath>
-        <m:sSubSup>
-          <m:sSubSupPr>
+        <m:sSup>
+          <m:sSupPr>
             <m:ctrlPr>
               <w:rPr>
                 <w:rFonts w:ascii="Cambria Math" w:hAnsi="Cambria Math"/>
@@ -4389,7 +4379,7 @@
                 <w:szCs w:val="20"/>
               </w:rPr>
             </m:ctrlPr>
-          </m:sSubSupPr>
+          </m:sSupPr>
           <m:e>
             <m:r>
               <w:rPr>
@@ -4400,27 +4390,17 @@
               <m:t>Y</m:t>
             </m:r>
           </m:e>
-          <m:sub>
+          <m:sup>
             <m:r>
               <w:rPr>
                 <w:rFonts w:ascii="Cambria Math" w:hAnsi="Cambria Math"/>
                 <w:sz w:val="20"/>
                 <w:szCs w:val="20"/>
               </w:rPr>
-              <m:t>1</m:t>
-            </m:r>
-          </m:sub>
-          <m:sup>
-            <m:r>
-              <w:rPr>
-                <w:rFonts w:ascii="Cambria Math" w:hAnsi="Cambria Math"/>
-                <w:sz w:val="20"/>
-                <w:szCs w:val="20"/>
-              </w:rPr>
               <m:t>T</m:t>
             </m:r>
           </m:sup>
-        </m:sSubSup>
+        </m:sSup>
         <m:r>
           <w:rPr>
             <w:rFonts w:ascii="Cambria Math" w:hAnsi="Cambria Math"/>
@@ -4626,8 +4606,8 @@
         <w:t xml:space="preserve">with neighboring data-pairs in time being statistically independent. Given time sequences  </w:t>
       </w:r>
       <m:oMath>
-        <m:sSubSup>
-          <m:sSubSupPr>
+        <m:sSup>
+          <m:sSupPr>
             <m:ctrlPr>
               <w:rPr>
                 <w:rFonts w:ascii="Cambria Math" w:hAnsi="Cambria Math"/>
@@ -4636,7 +4616,7 @@
                 <w:szCs w:val="20"/>
               </w:rPr>
             </m:ctrlPr>
-          </m:sSubSupPr>
+          </m:sSupPr>
           <m:e>
             <m:r>
               <w:rPr>
@@ -4647,27 +4627,17 @@
               <m:t>X</m:t>
             </m:r>
           </m:e>
-          <m:sub>
+          <m:sup>
             <m:r>
               <w:rPr>
                 <w:rFonts w:ascii="Cambria Math" w:hAnsi="Cambria Math"/>
                 <w:sz w:val="20"/>
                 <w:szCs w:val="20"/>
               </w:rPr>
-              <m:t>1</m:t>
-            </m:r>
-          </m:sub>
-          <m:sup>
-            <m:r>
-              <w:rPr>
-                <w:rFonts w:ascii="Cambria Math" w:hAnsi="Cambria Math"/>
-                <w:sz w:val="20"/>
-                <w:szCs w:val="20"/>
-              </w:rPr>
               <m:t>T</m:t>
             </m:r>
           </m:sup>
-        </m:sSubSup>
+        </m:sSup>
       </m:oMath>
       <w:r>
         <w:rPr>
@@ -4677,8 +4647,8 @@
         <w:t xml:space="preserve"> and </w:t>
       </w:r>
       <m:oMath>
-        <m:sSubSup>
-          <m:sSubSupPr>
+        <m:sSup>
+          <m:sSupPr>
             <m:ctrlPr>
               <w:rPr>
                 <w:rFonts w:ascii="Cambria Math" w:hAnsi="Cambria Math"/>
@@ -4687,7 +4657,7 @@
                 <w:szCs w:val="20"/>
               </w:rPr>
             </m:ctrlPr>
-          </m:sSubSupPr>
+          </m:sSupPr>
           <m:e>
             <m:r>
               <w:rPr>
@@ -4698,27 +4668,17 @@
               <m:t>Y</m:t>
             </m:r>
           </m:e>
-          <m:sub>
+          <m:sup>
             <m:r>
               <w:rPr>
                 <w:rFonts w:ascii="Cambria Math" w:hAnsi="Cambria Math"/>
                 <w:sz w:val="20"/>
                 <w:szCs w:val="20"/>
               </w:rPr>
-              <m:t>1</m:t>
-            </m:r>
-          </m:sub>
-          <m:sup>
-            <m:r>
-              <w:rPr>
-                <w:rFonts w:ascii="Cambria Math" w:hAnsi="Cambria Math"/>
-                <w:sz w:val="20"/>
-                <w:szCs w:val="20"/>
-              </w:rPr>
               <m:t>T</m:t>
             </m:r>
           </m:sup>
-        </m:sSubSup>
+        </m:sSup>
       </m:oMath>
       <w:r>
         <w:rPr>
@@ -7525,88 +7485,565 @@
     <w:p>
       <w:pPr>
         <w:rPr>
-          <w:color w:val="FF0000"/>
-          <w:sz w:val="20"/>
-          <w:szCs w:val="20"/>
-        </w:rPr>
-      </w:pPr>
-    </w:p>
-    <w:p>
-      <w:pPr>
-        <w:rPr>
-          <w:color w:val="FF0000"/>
-          <w:sz w:val="20"/>
-          <w:szCs w:val="20"/>
-        </w:rPr>
-      </w:pPr>
-    </w:p>
-    <w:p>
-      <w:pPr>
-        <w:rPr>
-          <w:color w:val="FF0000"/>
-          <w:sz w:val="20"/>
-          <w:szCs w:val="20"/>
-        </w:rPr>
-      </w:pPr>
-    </w:p>
-    <w:p>
-      <w:pPr>
-        <w:rPr>
-          <w:color w:val="FF0000"/>
-          <w:sz w:val="20"/>
-          <w:szCs w:val="20"/>
-        </w:rPr>
-      </w:pPr>
-    </w:p>
-    <w:p>
-      <w:pPr>
-        <w:rPr>
-          <w:color w:val="FF0000"/>
-          <w:sz w:val="20"/>
-          <w:szCs w:val="20"/>
-        </w:rPr>
-      </w:pPr>
-    </w:p>
-    <w:p>
-      <w:pPr>
-        <w:rPr>
-          <w:color w:val="FF0000"/>
-          <w:sz w:val="20"/>
-          <w:szCs w:val="20"/>
-        </w:rPr>
-      </w:pPr>
-    </w:p>
-    <w:p>
-      <w:pPr>
-        <w:rPr>
-          <w:color w:val="FF0000"/>
-          <w:sz w:val="20"/>
-          <w:szCs w:val="20"/>
-        </w:rPr>
-      </w:pPr>
-    </w:p>
-    <w:p>
-      <w:pPr>
-        <w:rPr>
-          <w:color w:val="FF0000"/>
-          <w:sz w:val="20"/>
-          <w:szCs w:val="20"/>
-        </w:rPr>
-      </w:pPr>
-    </w:p>
-    <w:p>
-      <w:pPr>
-        <w:rPr>
-          <w:color w:val="FF0000"/>
-          <w:sz w:val="20"/>
-          <w:szCs w:val="20"/>
-        </w:rPr>
-      </w:pPr>
-    </w:p>
-    <w:p>
-      <w:pPr>
-        <w:rPr>
-          <w:color w:val="FF0000"/>
+          <w:sz w:val="20"/>
+          <w:szCs w:val="20"/>
+        </w:rPr>
+      </w:pPr>
+    </w:p>
+    <w:p>
+      <w:pPr>
+        <w:rPr>
+          <w:sz w:val="20"/>
+          <w:szCs w:val="20"/>
+        </w:rPr>
+      </w:pPr>
+      <w:r>
+        <w:rPr>
+          <w:sz w:val="20"/>
+          <w:szCs w:val="20"/>
+        </w:rPr>
+        <w:t>It has be</w:t>
+      </w:r>
+      <w:r>
+        <w:rPr>
+          <w:sz w:val="20"/>
+          <w:szCs w:val="20"/>
+        </w:rPr>
+        <w:t xml:space="preserve">en shown that neural networks can estimate the conditional average of the desired output (or target) vectors at their network outputs i.e. </w:t>
+      </w:r>
+      <m:oMath>
+        <m:sSub>
+          <m:sSubPr>
+            <m:ctrlPr>
+              <w:rPr>
+                <w:rFonts w:ascii="Cambria Math" w:hAnsi="Cambria Math"/>
+                <w:i/>
+                <w:sz w:val="20"/>
+                <w:szCs w:val="20"/>
+              </w:rPr>
+            </m:ctrlPr>
+          </m:sSubPr>
+          <m:e>
+            <m:acc>
+              <m:accPr>
+                <m:ctrlPr>
+                  <w:rPr>
+                    <w:rFonts w:ascii="Cambria Math" w:hAnsi="Cambria Math"/>
+                    <w:i/>
+                    <w:sz w:val="20"/>
+                    <w:szCs w:val="20"/>
+                  </w:rPr>
+                </m:ctrlPr>
+              </m:accPr>
+              <m:e>
+                <m:r>
+                  <m:rPr>
+                    <m:sty m:val="bi"/>
+                  </m:rPr>
+                  <w:rPr>
+                    <w:rFonts w:ascii="Cambria Math" w:hAnsi="Cambria Math"/>
+                    <w:sz w:val="20"/>
+                    <w:szCs w:val="20"/>
+                  </w:rPr>
+                  <m:t>y</m:t>
+                </m:r>
+              </m:e>
+            </m:acc>
+          </m:e>
+          <m:sub>
+            <m:r>
+              <w:rPr>
+                <w:rFonts w:ascii="Cambria Math" w:hAnsi="Cambria Math"/>
+                <w:sz w:val="20"/>
+                <w:szCs w:val="20"/>
+              </w:rPr>
+              <m:t>t</m:t>
+            </m:r>
+          </m:sub>
+        </m:sSub>
+        <m:r>
+          <m:rPr>
+            <m:scr m:val="double-struck"/>
+          </m:rPr>
+          <w:rPr>
+            <w:rFonts w:ascii="Cambria Math" w:hAnsi="Cambria Math"/>
+            <w:sz w:val="20"/>
+            <w:szCs w:val="20"/>
+          </w:rPr>
+          <m:t>=E</m:t>
+        </m:r>
+        <m:d>
+          <m:dPr>
+            <m:begChr m:val="["/>
+            <m:endChr m:val="]"/>
+            <m:ctrlPr>
+              <w:rPr>
+                <w:rFonts w:ascii="Cambria Math" w:hAnsi="Cambria Math"/>
+                <w:i/>
+                <w:sz w:val="20"/>
+                <w:szCs w:val="20"/>
+              </w:rPr>
+            </m:ctrlPr>
+          </m:dPr>
+          <m:e>
+            <m:sSub>
+              <m:sSubPr>
+                <m:ctrlPr>
+                  <w:rPr>
+                    <w:rFonts w:ascii="Cambria Math" w:hAnsi="Cambria Math"/>
+                    <w:i/>
+                    <w:sz w:val="20"/>
+                    <w:szCs w:val="20"/>
+                  </w:rPr>
+                </m:ctrlPr>
+              </m:sSubPr>
+              <m:e>
+                <m:r>
+                  <m:rPr>
+                    <m:sty m:val="bi"/>
+                  </m:rPr>
+                  <w:rPr>
+                    <w:rFonts w:ascii="Cambria Math" w:hAnsi="Cambria Math"/>
+                    <w:sz w:val="20"/>
+                    <w:szCs w:val="20"/>
+                  </w:rPr>
+                  <m:t>y</m:t>
+                </m:r>
+              </m:e>
+              <m:sub>
+                <m:r>
+                  <w:rPr>
+                    <w:rFonts w:ascii="Cambria Math" w:hAnsi="Cambria Math"/>
+                    <w:sz w:val="20"/>
+                    <w:szCs w:val="20"/>
+                  </w:rPr>
+                  <m:t>t</m:t>
+                </m:r>
+              </m:sub>
+            </m:sSub>
+            <m:r>
+              <w:rPr>
+                <w:rFonts w:ascii="Cambria Math" w:hAnsi="Cambria Math"/>
+                <w:sz w:val="20"/>
+                <w:szCs w:val="20"/>
+              </w:rPr>
+              <m:t>|</m:t>
+            </m:r>
+            <m:sSup>
+              <m:sSupPr>
+                <m:ctrlPr>
+                  <w:rPr>
+                    <w:rFonts w:ascii="Cambria Math" w:hAnsi="Cambria Math"/>
+                    <w:i/>
+                    <w:sz w:val="20"/>
+                    <w:szCs w:val="20"/>
+                  </w:rPr>
+                </m:ctrlPr>
+              </m:sSupPr>
+              <m:e>
+                <m:r>
+                  <w:rPr>
+                    <w:rFonts w:ascii="Cambria Math" w:hAnsi="Cambria Math"/>
+                    <w:sz w:val="20"/>
+                    <w:szCs w:val="20"/>
+                  </w:rPr>
+                  <m:t>X</m:t>
+                </m:r>
+              </m:e>
+              <m:sup>
+                <m:r>
+                  <w:rPr>
+                    <w:rFonts w:ascii="Cambria Math" w:hAnsi="Cambria Math"/>
+                    <w:sz w:val="20"/>
+                    <w:szCs w:val="20"/>
+                  </w:rPr>
+                  <m:t>T</m:t>
+                </m:r>
+              </m:sup>
+            </m:sSup>
+          </m:e>
+        </m:d>
+      </m:oMath>
+      <w:r>
+        <w:rPr>
+          <w:sz w:val="20"/>
+          <w:szCs w:val="20"/>
+        </w:rPr>
+        <w:t>.</w:t>
+      </w:r>
+    </w:p>
+    <w:p>
+      <w:pPr>
+        <w:rPr>
+          <w:sz w:val="20"/>
+          <w:szCs w:val="20"/>
+        </w:rPr>
+      </w:pPr>
+    </w:p>
+    <w:p>
+      <w:pPr>
+        <w:pStyle w:val="ListParagraph"/>
+        <w:numPr>
+          <w:ilvl w:val="0"/>
+          <w:numId w:val="1"/>
+        </w:numPr>
+        <w:rPr>
+          <w:i/>
+          <w:iCs/>
+          <w:sz w:val="20"/>
+          <w:szCs w:val="20"/>
+        </w:rPr>
+      </w:pPr>
+      <w:r>
+        <w:rPr>
+          <w:i/>
+          <w:iCs/>
+          <w:sz w:val="20"/>
+          <w:szCs w:val="20"/>
+        </w:rPr>
+        <w:t>Classification</w:t>
+      </w:r>
+    </w:p>
+    <w:p>
+      <w:pPr>
+        <w:rPr>
+          <w:sz w:val="20"/>
+          <w:szCs w:val="20"/>
+        </w:rPr>
+      </w:pPr>
+      <w:r>
+        <w:rPr>
+          <w:sz w:val="20"/>
+          <w:szCs w:val="20"/>
+        </w:rPr>
+        <w:t xml:space="preserve">In the case of a classification problem, one seeks the most probable class out of a given pool of </w:t>
+      </w:r>
+      <m:oMath>
+        <m:r>
+          <w:rPr>
+            <w:rFonts w:ascii="Cambria Math" w:hAnsi="Cambria Math"/>
+            <w:sz w:val="20"/>
+            <w:szCs w:val="20"/>
+          </w:rPr>
+          <m:t>K</m:t>
+        </m:r>
+      </m:oMath>
+      <w:r>
+        <w:rPr>
+          <w:sz w:val="20"/>
+          <w:szCs w:val="20"/>
+        </w:rPr>
+        <w:t xml:space="preserve"> classes for every time frame </w:t>
+      </w:r>
+      <m:oMath>
+        <m:r>
+          <w:rPr>
+            <w:rFonts w:ascii="Cambria Math" w:hAnsi="Cambria Math"/>
+            <w:sz w:val="20"/>
+            <w:szCs w:val="20"/>
+          </w:rPr>
+          <m:t>t</m:t>
+        </m:r>
+      </m:oMath>
+      <w:r>
+        <w:rPr>
+          <w:sz w:val="20"/>
+          <w:szCs w:val="20"/>
+        </w:rPr>
+        <w:t xml:space="preserve">, given an input vector sequence </w:t>
+      </w:r>
+      <m:oMath>
+        <m:sSup>
+          <m:sSupPr>
+            <m:ctrlPr>
+              <w:rPr>
+                <w:rFonts w:ascii="Cambria Math" w:hAnsi="Cambria Math"/>
+                <w:i/>
+                <w:sz w:val="20"/>
+                <w:szCs w:val="20"/>
+              </w:rPr>
+            </m:ctrlPr>
+          </m:sSupPr>
+          <m:e>
+            <m:r>
+              <w:rPr>
+                <w:rFonts w:ascii="Cambria Math" w:hAnsi="Cambria Math"/>
+                <w:sz w:val="20"/>
+                <w:szCs w:val="20"/>
+              </w:rPr>
+              <m:t>X</m:t>
+            </m:r>
+          </m:e>
+          <m:sup>
+            <m:r>
+              <w:rPr>
+                <w:rFonts w:ascii="Cambria Math" w:hAnsi="Cambria Math"/>
+                <w:sz w:val="20"/>
+                <w:szCs w:val="20"/>
+              </w:rPr>
+              <m:t>T</m:t>
+            </m:r>
+          </m:sup>
+        </m:sSup>
+      </m:oMath>
+      <w:r>
+        <w:rPr>
+          <w:sz w:val="20"/>
+          <w:szCs w:val="20"/>
+        </w:rPr>
+        <w:t>.</w:t>
+      </w:r>
+      <w:r>
+        <w:rPr>
+          <w:sz w:val="20"/>
+          <w:szCs w:val="20"/>
+        </w:rPr>
+        <w:t xml:space="preserve"> To make this kind of problem suitable to be solved by an NN, the categorical variables are usually coded as vectors as follows. Consider that </w:t>
+      </w:r>
+      <m:oMath>
+        <m:r>
+          <w:rPr>
+            <w:rFonts w:ascii="Cambria Math" w:hAnsi="Cambria Math"/>
+            <w:sz w:val="20"/>
+            <w:szCs w:val="20"/>
+          </w:rPr>
+          <m:t>i</m:t>
+        </m:r>
+      </m:oMath>
+      <w:r>
+        <w:rPr>
+          <w:sz w:val="20"/>
+          <w:szCs w:val="20"/>
+        </w:rPr>
+        <w:t xml:space="preserve"> is the desired class label for the frame at time </w:t>
+      </w:r>
+      <m:oMath>
+        <m:r>
+          <w:rPr>
+            <w:rFonts w:ascii="Cambria Math" w:hAnsi="Cambria Math"/>
+            <w:sz w:val="20"/>
+            <w:szCs w:val="20"/>
+          </w:rPr>
+          <m:t>t</m:t>
+        </m:r>
+      </m:oMath>
+      <w:r>
+        <w:rPr>
+          <w:sz w:val="20"/>
+          <w:szCs w:val="20"/>
+        </w:rPr>
+        <w:t xml:space="preserve">. Then, construct an output vector </w:t>
+      </w:r>
+      <m:oMath>
+        <m:sSub>
+          <m:sSubPr>
+            <m:ctrlPr>
+              <w:rPr>
+                <w:rFonts w:ascii="Cambria Math" w:hAnsi="Cambria Math"/>
+                <w:i/>
+                <w:sz w:val="20"/>
+                <w:szCs w:val="20"/>
+              </w:rPr>
+            </m:ctrlPr>
+          </m:sSubPr>
+          <m:e>
+            <m:r>
+              <m:rPr>
+                <m:sty m:val="bi"/>
+              </m:rPr>
+              <w:rPr>
+                <w:rFonts w:ascii="Cambria Math" w:hAnsi="Cambria Math"/>
+                <w:sz w:val="20"/>
+                <w:szCs w:val="20"/>
+              </w:rPr>
+              <m:t>y</m:t>
+            </m:r>
+          </m:e>
+          <m:sub>
+            <m:r>
+              <w:rPr>
+                <w:rFonts w:ascii="Cambria Math" w:hAnsi="Cambria Math"/>
+                <w:sz w:val="20"/>
+                <w:szCs w:val="20"/>
+              </w:rPr>
+              <m:t>t</m:t>
+            </m:r>
+          </m:sub>
+        </m:sSub>
+      </m:oMath>
+      <w:r>
+        <w:rPr>
+          <w:sz w:val="20"/>
+          <w:szCs w:val="20"/>
+        </w:rPr>
+        <w:t xml:space="preserve"> such that its </w:t>
+      </w:r>
+      <m:oMath>
+        <m:r>
+          <w:rPr>
+            <w:rFonts w:ascii="Cambria Math" w:hAnsi="Cambria Math"/>
+            <w:sz w:val="20"/>
+            <w:szCs w:val="20"/>
+          </w:rPr>
+          <m:t>i</m:t>
+        </m:r>
+      </m:oMath>
+      <w:r>
+        <w:rPr>
+          <w:sz w:val="20"/>
+          <w:szCs w:val="20"/>
+        </w:rPr>
+        <w:t>th component is one and other components are zero.</w:t>
+      </w:r>
+    </w:p>
+    <w:p>
+      <w:pPr>
+        <w:rPr>
+          <w:sz w:val="20"/>
+          <w:szCs w:val="20"/>
+        </w:rPr>
+      </w:pPr>
+      <w:r>
+        <w:rPr>
+          <w:sz w:val="20"/>
+          <w:szCs w:val="20"/>
+        </w:rPr>
+        <w:t xml:space="preserve">The output vector sequence </w:t>
+      </w:r>
+      <m:oMath>
+        <m:sSup>
+          <m:sSupPr>
+            <m:ctrlPr>
+              <w:rPr>
+                <w:rFonts w:ascii="Cambria Math" w:hAnsi="Cambria Math"/>
+                <w:i/>
+                <w:sz w:val="20"/>
+                <w:szCs w:val="20"/>
+              </w:rPr>
+            </m:ctrlPr>
+          </m:sSupPr>
+          <m:e>
+            <m:r>
+              <w:rPr>
+                <w:rFonts w:ascii="Cambria Math" w:hAnsi="Cambria Math"/>
+                <w:sz w:val="20"/>
+                <w:szCs w:val="20"/>
+              </w:rPr>
+              <m:t>Y</m:t>
+            </m:r>
+          </m:e>
+          <m:sup>
+            <m:r>
+              <w:rPr>
+                <w:rFonts w:ascii="Cambria Math" w:hAnsi="Cambria Math"/>
+                <w:sz w:val="20"/>
+                <w:szCs w:val="20"/>
+              </w:rPr>
+              <m:t>T</m:t>
+            </m:r>
+          </m:sup>
+        </m:sSup>
+      </m:oMath>
+      <w:r>
+        <w:rPr>
+          <w:sz w:val="20"/>
+          <w:szCs w:val="20"/>
+        </w:rPr>
+        <w:t xml:space="preserve"> constructed in this manner along with the input vector sequence </w:t>
+      </w:r>
+      <m:oMath>
+        <m:sSup>
+          <m:sSupPr>
+            <m:ctrlPr>
+              <w:rPr>
+                <w:rFonts w:ascii="Cambria Math" w:hAnsi="Cambria Math"/>
+                <w:i/>
+                <w:sz w:val="20"/>
+                <w:szCs w:val="20"/>
+              </w:rPr>
+            </m:ctrlPr>
+          </m:sSupPr>
+          <m:e>
+            <m:r>
+              <w:rPr>
+                <w:rFonts w:ascii="Cambria Math" w:hAnsi="Cambria Math"/>
+                <w:sz w:val="20"/>
+                <w:szCs w:val="20"/>
+              </w:rPr>
+              <m:t>X</m:t>
+            </m:r>
+          </m:e>
+          <m:sup>
+            <m:r>
+              <w:rPr>
+                <w:rFonts w:ascii="Cambria Math" w:hAnsi="Cambria Math"/>
+                <w:sz w:val="20"/>
+                <w:szCs w:val="20"/>
+              </w:rPr>
+              <m:t>T</m:t>
+            </m:r>
+          </m:sup>
+        </m:sSup>
+      </m:oMath>
+      <w:r>
+        <w:rPr>
+          <w:sz w:val="20"/>
+          <w:szCs w:val="20"/>
+        </w:rPr>
+        <w:t xml:space="preserve"> can be used to train the network under some optimality criterion, usually cross-entropy criterion, which results from a maximum likelihood estimation assuming a multinomial output distribution.</w:t>
+      </w:r>
+    </w:p>
+    <w:p>
+      <w:pPr>
+        <w:rPr>
+          <w:sz w:val="20"/>
+          <w:szCs w:val="20"/>
+        </w:rPr>
+      </w:pPr>
+    </w:p>
+    <w:p>
+      <w:pPr>
+        <w:rPr>
+          <w:sz w:val="20"/>
+          <w:szCs w:val="20"/>
+        </w:rPr>
+      </w:pPr>
+    </w:p>
+    <w:p>
+      <w:pPr>
+        <w:rPr>
+          <w:sz w:val="20"/>
+          <w:szCs w:val="20"/>
+        </w:rPr>
+      </w:pPr>
+    </w:p>
+    <w:p>
+      <w:pPr>
+        <w:rPr>
+          <w:sz w:val="20"/>
+          <w:szCs w:val="20"/>
+        </w:rPr>
+      </w:pPr>
+    </w:p>
+    <w:p>
+      <w:pPr>
+        <w:rPr>
+          <w:sz w:val="20"/>
+          <w:szCs w:val="20"/>
+        </w:rPr>
+      </w:pPr>
+    </w:p>
+    <w:p>
+      <w:pPr>
+        <w:rPr>
+          <w:sz w:val="20"/>
+          <w:szCs w:val="20"/>
+        </w:rPr>
+      </w:pPr>
+    </w:p>
+    <w:p>
+      <w:pPr>
+        <w:rPr>
           <w:sz w:val="20"/>
           <w:szCs w:val="20"/>
         </w:rPr>
@@ -7804,6 +8241,7 @@
           <w:sz w:val="20"/>
           <w:szCs w:val="20"/>
         </w:rPr>
+        <w:lastRenderedPageBreak/>
         <w:t>The notion of rationale and attention are closely related. Both of them highlight</w:t>
       </w:r>
       <w:r>
@@ -7842,7 +8280,6 @@
           <w:sz w:val="20"/>
           <w:szCs w:val="20"/>
         </w:rPr>
-        <w:lastRenderedPageBreak/>
         <w:drawing>
           <wp:anchor distT="0" distB="0" distL="114300" distR="114300" simplePos="0" relativeHeight="251658240" behindDoc="0" locked="0" layoutInCell="1" allowOverlap="1" wp14:anchorId="5B5C6299" wp14:editId="37CD4325">
             <wp:simplePos x="0" y="0"/>
@@ -8716,6 +9153,7 @@
           <w:sz w:val="18"/>
           <w:szCs w:val="18"/>
         </w:rPr>
+        <w:lastRenderedPageBreak/>
         <w:t>[1</w:t>
       </w:r>
       <w:r>
@@ -8833,7 +9271,6 @@
           <w:sz w:val="18"/>
           <w:szCs w:val="18"/>
         </w:rPr>
-        <w:lastRenderedPageBreak/>
         <w:t>[1</w:t>
       </w:r>
       <w:r>

--- a/docs/TheAttentionMechanism.docx
+++ b/docs/TheAttentionMechanism.docx
@@ -1517,23 +1517,7 @@
           <w:sz w:val="20"/>
           <w:szCs w:val="20"/>
         </w:rPr>
-        <w:t xml:space="preserve">A potential issue with the encoder-decoder approach is that a neural network needs to be able to compress all </w:t>
-      </w:r>
-      <w:proofErr w:type="spellStart"/>
-      <w:r>
-        <w:rPr>
-          <w:sz w:val="20"/>
-          <w:szCs w:val="20"/>
-        </w:rPr>
-        <w:t>he</w:t>
-      </w:r>
-      <w:proofErr w:type="spellEnd"/>
-      <w:r>
-        <w:rPr>
-          <w:sz w:val="20"/>
-          <w:szCs w:val="20"/>
-        </w:rPr>
-        <w:t xml:space="preserve"> necessary information of a source sentence into a fixed-length vector. </w:t>
+        <w:t xml:space="preserve">A potential issue with the encoder-decoder approach is that a neural network needs to be able to compress all he necessary information of a source sentence into a fixed-length vector. </w:t>
       </w:r>
       <w:r>
         <w:rPr>
@@ -8000,6 +7984,237 @@
           <w:szCs w:val="20"/>
         </w:rPr>
       </w:pPr>
+      <w:r>
+        <w:rPr>
+          <w:sz w:val="20"/>
+          <w:szCs w:val="20"/>
+        </w:rPr>
+        <w:t xml:space="preserve">It has been shown that the </w:t>
+      </w:r>
+      <m:oMath>
+        <m:r>
+          <w:rPr>
+            <w:rFonts w:ascii="Cambria Math" w:hAnsi="Cambria Math"/>
+            <w:sz w:val="20"/>
+            <w:szCs w:val="20"/>
+          </w:rPr>
+          <m:t>i</m:t>
+        </m:r>
+      </m:oMath>
+      <w:r>
+        <w:rPr>
+          <w:sz w:val="20"/>
+          <w:szCs w:val="20"/>
+        </w:rPr>
+        <w:t xml:space="preserve">th network output at each time point </w:t>
+      </w:r>
+      <m:oMath>
+        <m:r>
+          <w:rPr>
+            <w:rFonts w:ascii="Cambria Math" w:hAnsi="Cambria Math"/>
+            <w:sz w:val="20"/>
+            <w:szCs w:val="20"/>
+          </w:rPr>
+          <m:t>t</m:t>
+        </m:r>
+      </m:oMath>
+      <w:r>
+        <w:rPr>
+          <w:sz w:val="20"/>
+          <w:szCs w:val="20"/>
+        </w:rPr>
+        <w:t xml:space="preserve"> can be interpreted as an estimate of the conditional posterior probability of class membership </w:t>
+      </w:r>
+      <m:oMath>
+        <m:sSubSup>
+          <m:sSubSupPr>
+            <m:ctrlPr>
+              <w:rPr>
+                <w:rFonts w:ascii="Cambria Math" w:hAnsi="Cambria Math"/>
+                <w:i/>
+                <w:sz w:val="20"/>
+                <w:szCs w:val="20"/>
+              </w:rPr>
+            </m:ctrlPr>
+          </m:sSubSupPr>
+          <m:e>
+            <m:acc>
+              <m:accPr>
+                <m:ctrlPr>
+                  <w:rPr>
+                    <w:rFonts w:ascii="Cambria Math" w:hAnsi="Cambria Math"/>
+                    <w:i/>
+                    <w:sz w:val="20"/>
+                    <w:szCs w:val="20"/>
+                  </w:rPr>
+                </m:ctrlPr>
+              </m:accPr>
+              <m:e>
+                <m:r>
+                  <w:rPr>
+                    <w:rFonts w:ascii="Cambria Math" w:hAnsi="Cambria Math"/>
+                    <w:sz w:val="20"/>
+                    <w:szCs w:val="20"/>
+                  </w:rPr>
+                  <m:t>y</m:t>
+                </m:r>
+              </m:e>
+            </m:acc>
+          </m:e>
+          <m:sub>
+            <m:r>
+              <w:rPr>
+                <w:rFonts w:ascii="Cambria Math" w:hAnsi="Cambria Math"/>
+                <w:sz w:val="20"/>
+                <w:szCs w:val="20"/>
+              </w:rPr>
+              <m:t>t</m:t>
+            </m:r>
+          </m:sub>
+          <m:sup>
+            <m:d>
+              <m:dPr>
+                <m:ctrlPr>
+                  <w:rPr>
+                    <w:rFonts w:ascii="Cambria Math" w:hAnsi="Cambria Math"/>
+                    <w:i/>
+                    <w:sz w:val="20"/>
+                    <w:szCs w:val="20"/>
+                  </w:rPr>
+                </m:ctrlPr>
+              </m:dPr>
+              <m:e>
+                <m:r>
+                  <w:rPr>
+                    <w:rFonts w:ascii="Cambria Math" w:hAnsi="Cambria Math"/>
+                    <w:sz w:val="20"/>
+                    <w:szCs w:val="20"/>
+                  </w:rPr>
+                  <m:t>k</m:t>
+                </m:r>
+              </m:e>
+            </m:d>
+          </m:sup>
+        </m:sSubSup>
+        <m:r>
+          <w:rPr>
+            <w:rFonts w:ascii="Cambria Math" w:hAnsi="Cambria Math"/>
+            <w:sz w:val="20"/>
+            <w:szCs w:val="20"/>
+          </w:rPr>
+          <m:t>=Pr</m:t>
+        </m:r>
+        <m:d>
+          <m:dPr>
+            <m:ctrlPr>
+              <w:rPr>
+                <w:rFonts w:ascii="Cambria Math" w:hAnsi="Cambria Math"/>
+                <w:i/>
+                <w:sz w:val="20"/>
+                <w:szCs w:val="20"/>
+              </w:rPr>
+            </m:ctrlPr>
+          </m:dPr>
+          <m:e>
+            <m:sSub>
+              <m:sSubPr>
+                <m:ctrlPr>
+                  <w:rPr>
+                    <w:rFonts w:ascii="Cambria Math" w:hAnsi="Cambria Math"/>
+                    <w:i/>
+                    <w:sz w:val="20"/>
+                    <w:szCs w:val="20"/>
+                  </w:rPr>
+                </m:ctrlPr>
+              </m:sSubPr>
+              <m:e>
+                <m:r>
+                  <w:rPr>
+                    <w:rFonts w:ascii="Cambria Math" w:hAnsi="Cambria Math"/>
+                    <w:sz w:val="20"/>
+                    <w:szCs w:val="20"/>
+                  </w:rPr>
+                  <m:t>C</m:t>
+                </m:r>
+              </m:e>
+              <m:sub>
+                <m:r>
+                  <w:rPr>
+                    <w:rFonts w:ascii="Cambria Math" w:hAnsi="Cambria Math"/>
+                    <w:sz w:val="20"/>
+                    <w:szCs w:val="20"/>
+                  </w:rPr>
+                  <m:t>t</m:t>
+                </m:r>
+              </m:sub>
+            </m:sSub>
+            <m:r>
+              <w:rPr>
+                <w:rFonts w:ascii="Cambria Math" w:hAnsi="Cambria Math"/>
+                <w:sz w:val="20"/>
+                <w:szCs w:val="20"/>
+              </w:rPr>
+              <m:t>=k|</m:t>
+            </m:r>
+            <m:sSup>
+              <m:sSupPr>
+                <m:ctrlPr>
+                  <w:rPr>
+                    <w:rFonts w:ascii="Cambria Math" w:hAnsi="Cambria Math"/>
+                    <w:i/>
+                    <w:sz w:val="20"/>
+                    <w:szCs w:val="20"/>
+                  </w:rPr>
+                </m:ctrlPr>
+              </m:sSupPr>
+              <m:e>
+                <m:r>
+                  <w:rPr>
+                    <w:rFonts w:ascii="Cambria Math" w:hAnsi="Cambria Math"/>
+                    <w:sz w:val="20"/>
+                    <w:szCs w:val="20"/>
+                  </w:rPr>
+                  <m:t>X</m:t>
+                </m:r>
+              </m:e>
+              <m:sup>
+                <m:r>
+                  <w:rPr>
+                    <w:rFonts w:ascii="Cambria Math" w:hAnsi="Cambria Math"/>
+                    <w:sz w:val="20"/>
+                    <w:szCs w:val="20"/>
+                  </w:rPr>
+                  <m:t>T</m:t>
+                </m:r>
+              </m:sup>
+            </m:sSup>
+          </m:e>
+        </m:d>
+      </m:oMath>
+      <w:r>
+        <w:rPr>
+          <w:sz w:val="20"/>
+          <w:szCs w:val="20"/>
+        </w:rPr>
+        <w:t xml:space="preserve"> for class </w:t>
+      </w:r>
+      <m:oMath>
+        <m:r>
+          <w:rPr>
+            <w:rFonts w:ascii="Cambria Math" w:hAnsi="Cambria Math"/>
+            <w:sz w:val="20"/>
+            <w:szCs w:val="20"/>
+          </w:rPr>
+          <m:t>k</m:t>
+        </m:r>
+      </m:oMath>
+      <w:r>
+        <w:rPr>
+          <w:sz w:val="20"/>
+          <w:szCs w:val="20"/>
+        </w:rPr>
+        <w:t xml:space="preserve">, with the quality of the estimate depending on the size of the training data and he complexity of the network. </w:t>
+      </w:r>
     </w:p>
     <w:p>
       <w:pPr>
@@ -8218,30 +8433,37 @@
           <w:sz w:val="20"/>
           <w:szCs w:val="20"/>
         </w:rPr>
-        <w:t xml:space="preserve"> The authors start with discrete human annotated rationales and map those into continuous attention. The premise is that the mapping is general across domains, and this can be transferred from resource-rich domains to low-resource ones. The model presented in [21] jointly learns a domain-invariant representation and induces the desired mapping between rationales and attention.</w:t>
-      </w:r>
-    </w:p>
-    <w:p>
-      <w:pPr>
-        <w:rPr>
-          <w:sz w:val="20"/>
-          <w:szCs w:val="20"/>
-        </w:rPr>
-      </w:pPr>
-    </w:p>
-    <w:p>
-      <w:pPr>
-        <w:rPr>
-          <w:sz w:val="20"/>
-          <w:szCs w:val="20"/>
-        </w:rPr>
-      </w:pPr>
+        <w:t xml:space="preserve"> The authors start with discrete human annotated rationales and map those into continuous attention. The premise is that the mapping is general across domains, and this can be transferred from resource-rich domains to low-resource ones. </w:t>
+      </w:r>
       <w:r>
         <w:rPr>
           <w:sz w:val="20"/>
           <w:szCs w:val="20"/>
         </w:rPr>
         <w:lastRenderedPageBreak/>
+        <w:t>The model presented in [21] jointly learns a domain-invariant representation and induces the desired mapping between rationales and attention.</w:t>
+      </w:r>
+    </w:p>
+    <w:p>
+      <w:pPr>
+        <w:rPr>
+          <w:sz w:val="20"/>
+          <w:szCs w:val="20"/>
+        </w:rPr>
+      </w:pPr>
+    </w:p>
+    <w:p>
+      <w:pPr>
+        <w:rPr>
+          <w:sz w:val="20"/>
+          <w:szCs w:val="20"/>
+        </w:rPr>
+      </w:pPr>
+      <w:r>
+        <w:rPr>
+          <w:sz w:val="20"/>
+          <w:szCs w:val="20"/>
+        </w:rPr>
         <w:t>The notion of rationale and attention are closely related. Both of them highlight</w:t>
       </w:r>
       <w:r>
@@ -8564,25 +8786,7 @@
             <w:sz w:val="18"/>
             <w:szCs w:val="18"/>
           </w:rPr>
-          <w:t xml:space="preserve">Attention in Natural Language Processing, Andrea Galassi, Marco Lippi, Paolo </w:t>
-        </w:r>
-        <w:proofErr w:type="spellStart"/>
-        <w:r>
-          <w:rPr>
-            <w:rStyle w:val="Hyperlink"/>
-            <w:sz w:val="18"/>
-            <w:szCs w:val="18"/>
-          </w:rPr>
-          <w:t>Torroni</w:t>
-        </w:r>
-        <w:proofErr w:type="spellEnd"/>
-        <w:r>
-          <w:rPr>
-            <w:rStyle w:val="Hyperlink"/>
-            <w:sz w:val="18"/>
-            <w:szCs w:val="18"/>
-          </w:rPr>
-          <w:t>, 2019</w:t>
+          <w:t>Attention in Natural Language Processing, Andrea Galassi, Marco Lippi, Paolo Torroni, 2019</w:t>
         </w:r>
       </w:hyperlink>
     </w:p>
@@ -8720,27 +8924,7 @@
             <w:sz w:val="18"/>
             <w:szCs w:val="18"/>
           </w:rPr>
-          <w:t xml:space="preserve">Recurrent Continuous Translation Models, </w:t>
-        </w:r>
-        <w:proofErr w:type="spellStart"/>
-        <w:r>
-          <w:rPr>
-            <w:rStyle w:val="Hyperlink"/>
-            <w:rFonts w:cstheme="minorHAnsi"/>
-            <w:sz w:val="18"/>
-            <w:szCs w:val="18"/>
-          </w:rPr>
-          <w:t>Nal</w:t>
-        </w:r>
-        <w:proofErr w:type="spellEnd"/>
-        <w:r>
-          <w:rPr>
-            <w:rStyle w:val="Hyperlink"/>
-            <w:rFonts w:cstheme="minorHAnsi"/>
-            <w:sz w:val="18"/>
-            <w:szCs w:val="18"/>
-          </w:rPr>
-          <w:t xml:space="preserve"> Kalchbrenner, Phil Blunsom, Oxford U., 2013</w:t>
+          <w:t>Recurrent Continuous Translation Models, Nal Kalchbrenner, Phil Blunsom, Oxford U., 2013</w:t>
         </w:r>
       </w:hyperlink>
     </w:p>
@@ -8818,61 +9002,7 @@
             <w:sz w:val="18"/>
             <w:szCs w:val="18"/>
           </w:rPr>
-          <w:t xml:space="preserve">Learning Phrase Representations using RNN Encoder-Decoder for Statistical Machine Translation, K. Cho, B. van Merrienboer, C. </w:t>
-        </w:r>
-        <w:proofErr w:type="spellStart"/>
-        <w:r>
-          <w:rPr>
-            <w:rStyle w:val="Hyperlink"/>
-            <w:sz w:val="18"/>
-            <w:szCs w:val="18"/>
-          </w:rPr>
-          <w:t>Gulcehre</w:t>
-        </w:r>
-        <w:proofErr w:type="spellEnd"/>
-        <w:r>
-          <w:rPr>
-            <w:rStyle w:val="Hyperlink"/>
-            <w:sz w:val="18"/>
-            <w:szCs w:val="18"/>
-          </w:rPr>
-          <w:t xml:space="preserve">, </w:t>
-        </w:r>
-        <w:proofErr w:type="spellStart"/>
-        <w:r>
-          <w:rPr>
-            <w:rStyle w:val="Hyperlink"/>
-            <w:sz w:val="18"/>
-            <w:szCs w:val="18"/>
-          </w:rPr>
-          <w:t>Dzmitry</w:t>
-        </w:r>
-        <w:proofErr w:type="spellEnd"/>
-        <w:r>
-          <w:rPr>
-            <w:rStyle w:val="Hyperlink"/>
-            <w:sz w:val="18"/>
-            <w:szCs w:val="18"/>
-          </w:rPr>
-          <w:t xml:space="preserve"> Bahdanau, </w:t>
-        </w:r>
-        <w:proofErr w:type="spellStart"/>
-        <w:r>
-          <w:rPr>
-            <w:rStyle w:val="Hyperlink"/>
-            <w:sz w:val="18"/>
-            <w:szCs w:val="18"/>
-          </w:rPr>
-          <w:t>Fethi</w:t>
-        </w:r>
-        <w:proofErr w:type="spellEnd"/>
-        <w:r>
-          <w:rPr>
-            <w:rStyle w:val="Hyperlink"/>
-            <w:sz w:val="18"/>
-            <w:szCs w:val="18"/>
-          </w:rPr>
-          <w:t xml:space="preserve"> Bougares, Holger Schwenk, Yoshua Bengio, 2014</w:t>
+          <w:t>Learning Phrase Representations using RNN Encoder-Decoder for Statistical Machine Translation, K. Cho, B. van Merrienboer, C. Gulcehre, Dzmitry Bahdanau, Fethi Bougares, Holger Schwenk, Yoshua Bengio, 2014</w:t>
         </w:r>
       </w:hyperlink>
     </w:p>
@@ -8911,43 +9041,7 @@
             <w:sz w:val="18"/>
             <w:szCs w:val="18"/>
           </w:rPr>
-          <w:t xml:space="preserve">Autoencoders, Dor Bank, Noam </w:t>
-        </w:r>
-        <w:proofErr w:type="spellStart"/>
-        <w:r>
-          <w:rPr>
-            <w:rStyle w:val="Hyperlink"/>
-            <w:sz w:val="18"/>
-            <w:szCs w:val="18"/>
-          </w:rPr>
-          <w:t>Koenigstein</w:t>
-        </w:r>
-        <w:proofErr w:type="spellEnd"/>
-        <w:r>
-          <w:rPr>
-            <w:rStyle w:val="Hyperlink"/>
-            <w:sz w:val="18"/>
-            <w:szCs w:val="18"/>
-          </w:rPr>
-          <w:t xml:space="preserve">, Raja </w:t>
-        </w:r>
-        <w:proofErr w:type="spellStart"/>
-        <w:r>
-          <w:rPr>
-            <w:rStyle w:val="Hyperlink"/>
-            <w:sz w:val="18"/>
-            <w:szCs w:val="18"/>
-          </w:rPr>
-          <w:t>Giryes</w:t>
-        </w:r>
-        <w:proofErr w:type="spellEnd"/>
-        <w:r>
-          <w:rPr>
-            <w:rStyle w:val="Hyperlink"/>
-            <w:sz w:val="18"/>
-            <w:szCs w:val="18"/>
-          </w:rPr>
-          <w:t>, 2021</w:t>
+          <w:t>Autoencoders, Dor Bank, Noam Koenigstein, Raja Giryes, 2021</w:t>
         </w:r>
       </w:hyperlink>
     </w:p>
@@ -8986,25 +9080,7 @@
             <w:sz w:val="18"/>
             <w:szCs w:val="18"/>
           </w:rPr>
-          <w:t xml:space="preserve">Attention and Augmented Recurrent Neural Networks, Chris </w:t>
-        </w:r>
-        <w:proofErr w:type="spellStart"/>
-        <w:r>
-          <w:rPr>
-            <w:rStyle w:val="Hyperlink"/>
-            <w:sz w:val="18"/>
-            <w:szCs w:val="18"/>
-          </w:rPr>
-          <w:t>Olah</w:t>
-        </w:r>
-        <w:proofErr w:type="spellEnd"/>
-        <w:r>
-          <w:rPr>
-            <w:rStyle w:val="Hyperlink"/>
-            <w:sz w:val="18"/>
-            <w:szCs w:val="18"/>
-          </w:rPr>
-          <w:t>, Shan Carter, Google Brain</w:t>
+          <w:t>Attention and Augmented Recurrent Neural Networks, Chris Olah, Shan Carter, Google Brain</w:t>
         </w:r>
         <w:r>
           <w:rPr>
@@ -9036,6 +9112,7 @@
           <w:sz w:val="18"/>
           <w:szCs w:val="18"/>
         </w:rPr>
+        <w:lastRenderedPageBreak/>
         <w:t>[</w:t>
       </w:r>
       <w:r>
@@ -9153,7 +9230,6 @@
           <w:sz w:val="18"/>
           <w:szCs w:val="18"/>
         </w:rPr>
-        <w:lastRenderedPageBreak/>
         <w:t>[1</w:t>
       </w:r>
       <w:r>

--- a/docs/TheAttentionMechanism.docx
+++ b/docs/TheAttentionMechanism.docx
@@ -1517,7 +1517,23 @@
           <w:sz w:val="20"/>
           <w:szCs w:val="20"/>
         </w:rPr>
-        <w:t xml:space="preserve">A potential issue with the encoder-decoder approach is that a neural network needs to be able to compress all he necessary information of a source sentence into a fixed-length vector. </w:t>
+        <w:t xml:space="preserve">A potential issue with the encoder-decoder approach is that a neural network needs to be able to compress all </w:t>
+      </w:r>
+      <w:proofErr w:type="spellStart"/>
+      <w:r>
+        <w:rPr>
+          <w:sz w:val="20"/>
+          <w:szCs w:val="20"/>
+        </w:rPr>
+        <w:t>he</w:t>
+      </w:r>
+      <w:proofErr w:type="spellEnd"/>
+      <w:r>
+        <w:rPr>
+          <w:sz w:val="20"/>
+          <w:szCs w:val="20"/>
+        </w:rPr>
+        <w:t xml:space="preserve"> necessary information of a source sentence into a fixed-length vector. </w:t>
       </w:r>
       <w:r>
         <w:rPr>
@@ -8023,7 +8039,23 @@
           <w:sz w:val="20"/>
           <w:szCs w:val="20"/>
         </w:rPr>
-        <w:t xml:space="preserve"> can be interpreted as an estimate of the conditional posterior probability of class membership </w:t>
+        <w:t xml:space="preserve"> can be interpreted as an estima</w:t>
+      </w:r>
+      <w:proofErr w:type="spellStart"/>
+      <w:r>
+        <w:rPr>
+          <w:sz w:val="20"/>
+          <w:szCs w:val="20"/>
+        </w:rPr>
+        <w:t>te</w:t>
+      </w:r>
+      <w:proofErr w:type="spellEnd"/>
+      <w:r>
+        <w:rPr>
+          <w:sz w:val="20"/>
+          <w:szCs w:val="20"/>
+        </w:rPr>
+        <w:t xml:space="preserve"> of the conditional posterior probability of class membership </w:t>
       </w:r>
       <m:oMath>
         <m:sSubSup>
@@ -8223,6 +8255,973 @@
           <w:szCs w:val="20"/>
         </w:rPr>
       </w:pPr>
+      <w:r>
+        <w:rPr>
+          <w:sz w:val="20"/>
+          <w:szCs w:val="20"/>
+        </w:rPr>
+        <w:t xml:space="preserve">For some applications, it is not necessary to estimate the conditional posterior probability </w:t>
+      </w:r>
+      <m:oMath>
+        <m:r>
+          <w:rPr>
+            <w:rFonts w:ascii="Cambria Math" w:hAnsi="Cambria Math"/>
+            <w:sz w:val="20"/>
+            <w:szCs w:val="20"/>
+          </w:rPr>
+          <m:t>Pr</m:t>
+        </m:r>
+        <m:d>
+          <m:dPr>
+            <m:ctrlPr>
+              <w:rPr>
+                <w:rFonts w:ascii="Cambria Math" w:hAnsi="Cambria Math"/>
+                <w:i/>
+                <w:sz w:val="20"/>
+                <w:szCs w:val="20"/>
+              </w:rPr>
+            </m:ctrlPr>
+          </m:dPr>
+          <m:e>
+            <m:sSub>
+              <m:sSubPr>
+                <m:ctrlPr>
+                  <w:rPr>
+                    <w:rFonts w:ascii="Cambria Math" w:hAnsi="Cambria Math"/>
+                    <w:i/>
+                    <w:sz w:val="20"/>
+                    <w:szCs w:val="20"/>
+                  </w:rPr>
+                </m:ctrlPr>
+              </m:sSubPr>
+              <m:e>
+                <m:r>
+                  <w:rPr>
+                    <w:rFonts w:ascii="Cambria Math" w:hAnsi="Cambria Math"/>
+                    <w:sz w:val="20"/>
+                    <w:szCs w:val="20"/>
+                  </w:rPr>
+                  <m:t>C</m:t>
+                </m:r>
+              </m:e>
+              <m:sub>
+                <m:r>
+                  <w:rPr>
+                    <w:rFonts w:ascii="Cambria Math" w:hAnsi="Cambria Math"/>
+                    <w:sz w:val="20"/>
+                    <w:szCs w:val="20"/>
+                  </w:rPr>
+                  <m:t>t</m:t>
+                </m:r>
+              </m:sub>
+            </m:sSub>
+            <m:r>
+              <w:rPr>
+                <w:rFonts w:ascii="Cambria Math" w:hAnsi="Cambria Math"/>
+                <w:sz w:val="20"/>
+                <w:szCs w:val="20"/>
+              </w:rPr>
+              <m:t>=k|</m:t>
+            </m:r>
+            <m:sSup>
+              <m:sSupPr>
+                <m:ctrlPr>
+                  <w:rPr>
+                    <w:rFonts w:ascii="Cambria Math" w:hAnsi="Cambria Math"/>
+                    <w:i/>
+                    <w:sz w:val="20"/>
+                    <w:szCs w:val="20"/>
+                  </w:rPr>
+                </m:ctrlPr>
+              </m:sSupPr>
+              <m:e>
+                <m:r>
+                  <w:rPr>
+                    <w:rFonts w:ascii="Cambria Math" w:hAnsi="Cambria Math"/>
+                    <w:sz w:val="20"/>
+                    <w:szCs w:val="20"/>
+                  </w:rPr>
+                  <m:t>X</m:t>
+                </m:r>
+              </m:e>
+              <m:sup>
+                <m:r>
+                  <w:rPr>
+                    <w:rFonts w:ascii="Cambria Math" w:hAnsi="Cambria Math"/>
+                    <w:sz w:val="20"/>
+                    <w:szCs w:val="20"/>
+                  </w:rPr>
+                  <m:t>T</m:t>
+                </m:r>
+              </m:sup>
+            </m:sSup>
+          </m:e>
+        </m:d>
+      </m:oMath>
+      <w:r>
+        <w:rPr>
+          <w:sz w:val="20"/>
+          <w:szCs w:val="20"/>
+        </w:rPr>
+        <w:t xml:space="preserve"> of a </w:t>
+      </w:r>
+      <w:r>
+        <w:rPr>
+          <w:i/>
+          <w:iCs/>
+          <w:sz w:val="20"/>
+          <w:szCs w:val="20"/>
+        </w:rPr>
+        <w:t>single class</w:t>
+      </w:r>
+      <w:r>
+        <w:rPr>
+          <w:sz w:val="20"/>
+          <w:szCs w:val="20"/>
+        </w:rPr>
+        <w:t xml:space="preserve"> given the sequence of input vectors but the conditional posterior probability </w:t>
+      </w:r>
+      <m:oMath>
+        <m:r>
+          <w:rPr>
+            <w:rFonts w:ascii="Cambria Math" w:hAnsi="Cambria Math"/>
+            <w:sz w:val="20"/>
+            <w:szCs w:val="20"/>
+          </w:rPr>
+          <m:t>Pr</m:t>
+        </m:r>
+        <m:d>
+          <m:dPr>
+            <m:ctrlPr>
+              <w:rPr>
+                <w:rFonts w:ascii="Cambria Math" w:hAnsi="Cambria Math"/>
+                <w:i/>
+                <w:sz w:val="20"/>
+                <w:szCs w:val="20"/>
+              </w:rPr>
+            </m:ctrlPr>
+          </m:dPr>
+          <m:e>
+            <m:sSub>
+              <m:sSubPr>
+                <m:ctrlPr>
+                  <w:rPr>
+                    <w:rFonts w:ascii="Cambria Math" w:hAnsi="Cambria Math"/>
+                    <w:i/>
+                    <w:sz w:val="20"/>
+                    <w:szCs w:val="20"/>
+                  </w:rPr>
+                </m:ctrlPr>
+              </m:sSubPr>
+              <m:e>
+                <m:r>
+                  <w:rPr>
+                    <w:rFonts w:ascii="Cambria Math" w:hAnsi="Cambria Math"/>
+                    <w:sz w:val="20"/>
+                    <w:szCs w:val="20"/>
+                  </w:rPr>
+                  <m:t>c</m:t>
+                </m:r>
+              </m:e>
+              <m:sub>
+                <m:r>
+                  <w:rPr>
+                    <w:rFonts w:ascii="Cambria Math" w:hAnsi="Cambria Math"/>
+                    <w:sz w:val="20"/>
+                    <w:szCs w:val="20"/>
+                  </w:rPr>
+                  <m:t>1</m:t>
+                </m:r>
+              </m:sub>
+            </m:sSub>
+            <m:r>
+              <w:rPr>
+                <w:rFonts w:ascii="Cambria Math" w:hAnsi="Cambria Math"/>
+                <w:sz w:val="20"/>
+                <w:szCs w:val="20"/>
+              </w:rPr>
+              <m:t>,</m:t>
+            </m:r>
+            <m:sSub>
+              <m:sSubPr>
+                <m:ctrlPr>
+                  <w:rPr>
+                    <w:rFonts w:ascii="Cambria Math" w:hAnsi="Cambria Math"/>
+                    <w:i/>
+                    <w:sz w:val="20"/>
+                    <w:szCs w:val="20"/>
+                  </w:rPr>
+                </m:ctrlPr>
+              </m:sSubPr>
+              <m:e>
+                <m:r>
+                  <w:rPr>
+                    <w:rFonts w:ascii="Cambria Math" w:hAnsi="Cambria Math"/>
+                    <w:sz w:val="20"/>
+                    <w:szCs w:val="20"/>
+                  </w:rPr>
+                  <m:t>c</m:t>
+                </m:r>
+              </m:e>
+              <m:sub>
+                <m:r>
+                  <w:rPr>
+                    <w:rFonts w:ascii="Cambria Math" w:hAnsi="Cambria Math"/>
+                    <w:sz w:val="20"/>
+                    <w:szCs w:val="20"/>
+                  </w:rPr>
+                  <m:t>2</m:t>
+                </m:r>
+              </m:sub>
+            </m:sSub>
+            <m:r>
+              <w:rPr>
+                <w:rFonts w:ascii="Cambria Math" w:hAnsi="Cambria Math"/>
+                <w:sz w:val="20"/>
+                <w:szCs w:val="20"/>
+              </w:rPr>
+              <m:t>,…,</m:t>
+            </m:r>
+            <m:sSub>
+              <m:sSubPr>
+                <m:ctrlPr>
+                  <w:rPr>
+                    <w:rFonts w:ascii="Cambria Math" w:hAnsi="Cambria Math"/>
+                    <w:i/>
+                    <w:sz w:val="20"/>
+                    <w:szCs w:val="20"/>
+                  </w:rPr>
+                </m:ctrlPr>
+              </m:sSubPr>
+              <m:e>
+                <m:r>
+                  <w:rPr>
+                    <w:rFonts w:ascii="Cambria Math" w:hAnsi="Cambria Math"/>
+                    <w:sz w:val="20"/>
+                    <w:szCs w:val="20"/>
+                  </w:rPr>
+                  <m:t>c</m:t>
+                </m:r>
+              </m:e>
+              <m:sub>
+                <m:r>
+                  <w:rPr>
+                    <w:rFonts w:ascii="Cambria Math" w:hAnsi="Cambria Math"/>
+                    <w:sz w:val="20"/>
+                    <w:szCs w:val="20"/>
+                  </w:rPr>
+                  <m:t>T</m:t>
+                </m:r>
+              </m:sub>
+            </m:sSub>
+            <m:r>
+              <w:rPr>
+                <w:rFonts w:ascii="Cambria Math" w:hAnsi="Cambria Math"/>
+                <w:sz w:val="20"/>
+                <w:szCs w:val="20"/>
+              </w:rPr>
+              <m:t>|</m:t>
+            </m:r>
+            <m:sSup>
+              <m:sSupPr>
+                <m:ctrlPr>
+                  <w:rPr>
+                    <w:rFonts w:ascii="Cambria Math" w:hAnsi="Cambria Math"/>
+                    <w:i/>
+                    <w:sz w:val="20"/>
+                    <w:szCs w:val="20"/>
+                  </w:rPr>
+                </m:ctrlPr>
+              </m:sSupPr>
+              <m:e>
+                <m:r>
+                  <w:rPr>
+                    <w:rFonts w:ascii="Cambria Math" w:hAnsi="Cambria Math"/>
+                    <w:sz w:val="20"/>
+                    <w:szCs w:val="20"/>
+                  </w:rPr>
+                  <m:t>X</m:t>
+                </m:r>
+              </m:e>
+              <m:sup>
+                <m:r>
+                  <w:rPr>
+                    <w:rFonts w:ascii="Cambria Math" w:hAnsi="Cambria Math"/>
+                    <w:sz w:val="20"/>
+                    <w:szCs w:val="20"/>
+                  </w:rPr>
+                  <m:t>T</m:t>
+                </m:r>
+              </m:sup>
+            </m:sSup>
+          </m:e>
+        </m:d>
+      </m:oMath>
+      <w:r>
+        <w:rPr>
+          <w:sz w:val="20"/>
+          <w:szCs w:val="20"/>
+        </w:rPr>
+        <w:t xml:space="preserve"> of a </w:t>
+      </w:r>
+      <w:r>
+        <w:rPr>
+          <w:i/>
+          <w:iCs/>
+          <w:sz w:val="20"/>
+          <w:szCs w:val="20"/>
+        </w:rPr>
+        <w:t>sequence</w:t>
+      </w:r>
+      <w:r>
+        <w:rPr>
+          <w:sz w:val="20"/>
+          <w:szCs w:val="20"/>
+        </w:rPr>
+        <w:t xml:space="preserve"> of classes given the sequence of input vectors.</w:t>
+      </w:r>
+    </w:p>
+    <w:p>
+      <w:pPr>
+        <w:rPr>
+          <w:sz w:val="20"/>
+          <w:szCs w:val="20"/>
+        </w:rPr>
+      </w:pPr>
+    </w:p>
+    <w:p>
+      <w:pPr>
+        <w:rPr>
+          <w:sz w:val="20"/>
+          <w:szCs w:val="20"/>
+        </w:rPr>
+      </w:pPr>
+      <w:r>
+        <w:rPr>
+          <w:sz w:val="20"/>
+          <w:szCs w:val="20"/>
+        </w:rPr>
+        <w:t xml:space="preserve">Given a series of paired input/output vectors </w:t>
+      </w:r>
+      <m:oMath>
+        <m:d>
+          <m:dPr>
+            <m:begChr m:val="{"/>
+            <m:endChr m:val="}"/>
+            <m:ctrlPr>
+              <w:rPr>
+                <w:rFonts w:ascii="Cambria Math" w:hAnsi="Cambria Math"/>
+                <w:i/>
+                <w:sz w:val="20"/>
+                <w:szCs w:val="20"/>
+              </w:rPr>
+            </m:ctrlPr>
+          </m:dPr>
+          <m:e>
+            <m:d>
+              <m:dPr>
+                <m:ctrlPr>
+                  <w:rPr>
+                    <w:rFonts w:ascii="Cambria Math" w:hAnsi="Cambria Math"/>
+                    <w:i/>
+                    <w:sz w:val="20"/>
+                    <w:szCs w:val="20"/>
+                  </w:rPr>
+                </m:ctrlPr>
+              </m:dPr>
+              <m:e>
+                <m:sSub>
+                  <m:sSubPr>
+                    <m:ctrlPr>
+                      <w:rPr>
+                        <w:rFonts w:ascii="Cambria Math" w:hAnsi="Cambria Math"/>
+                        <w:i/>
+                        <w:sz w:val="20"/>
+                        <w:szCs w:val="20"/>
+                      </w:rPr>
+                    </m:ctrlPr>
+                  </m:sSubPr>
+                  <m:e>
+                    <m:r>
+                      <m:rPr>
+                        <m:sty m:val="bi"/>
+                      </m:rPr>
+                      <w:rPr>
+                        <w:rFonts w:ascii="Cambria Math" w:hAnsi="Cambria Math"/>
+                        <w:sz w:val="20"/>
+                        <w:szCs w:val="20"/>
+                      </w:rPr>
+                      <m:t>x</m:t>
+                    </m:r>
+                  </m:e>
+                  <m:sub>
+                    <m:r>
+                      <w:rPr>
+                        <w:rFonts w:ascii="Cambria Math" w:hAnsi="Cambria Math"/>
+                        <w:sz w:val="20"/>
+                        <w:szCs w:val="20"/>
+                      </w:rPr>
+                      <m:t>t</m:t>
+                    </m:r>
+                  </m:sub>
+                </m:sSub>
+                <m:r>
+                  <w:rPr>
+                    <w:rFonts w:ascii="Cambria Math" w:hAnsi="Cambria Math"/>
+                    <w:sz w:val="20"/>
+                    <w:szCs w:val="20"/>
+                  </w:rPr>
+                  <m:t>,</m:t>
+                </m:r>
+                <m:sSub>
+                  <m:sSubPr>
+                    <m:ctrlPr>
+                      <w:rPr>
+                        <w:rFonts w:ascii="Cambria Math" w:hAnsi="Cambria Math"/>
+                        <w:i/>
+                        <w:sz w:val="20"/>
+                        <w:szCs w:val="20"/>
+                      </w:rPr>
+                    </m:ctrlPr>
+                  </m:sSubPr>
+                  <m:e>
+                    <m:r>
+                      <m:rPr>
+                        <m:sty m:val="bi"/>
+                      </m:rPr>
+                      <w:rPr>
+                        <w:rFonts w:ascii="Cambria Math" w:hAnsi="Cambria Math"/>
+                        <w:sz w:val="20"/>
+                        <w:szCs w:val="20"/>
+                      </w:rPr>
+                      <m:t>y</m:t>
+                    </m:r>
+                  </m:e>
+                  <m:sub>
+                    <m:r>
+                      <w:rPr>
+                        <w:rFonts w:ascii="Cambria Math" w:hAnsi="Cambria Math"/>
+                        <w:sz w:val="20"/>
+                        <w:szCs w:val="20"/>
+                      </w:rPr>
+                      <m:t>t</m:t>
+                    </m:r>
+                  </m:sub>
+                </m:sSub>
+              </m:e>
+            </m:d>
+            <m:r>
+              <w:rPr>
+                <w:rFonts w:ascii="Cambria Math" w:hAnsi="Cambria Math"/>
+                <w:sz w:val="20"/>
+                <w:szCs w:val="20"/>
+              </w:rPr>
+              <m:t>, t=1,2,…,T</m:t>
+            </m:r>
+          </m:e>
+        </m:d>
+      </m:oMath>
+      <w:r>
+        <w:rPr>
+          <w:sz w:val="20"/>
+          <w:szCs w:val="20"/>
+        </w:rPr>
+        <w:t xml:space="preserve"> we want to train bidirectional recurrent neural nets (BRNN) to perform the following tasks:</w:t>
+      </w:r>
+    </w:p>
+    <w:p>
+      <w:pPr>
+        <w:rPr>
+          <w:sz w:val="20"/>
+          <w:szCs w:val="20"/>
+        </w:rPr>
+      </w:pPr>
+    </w:p>
+    <w:p>
+      <w:pPr>
+        <w:rPr>
+          <w:sz w:val="20"/>
+          <w:szCs w:val="20"/>
+        </w:rPr>
+      </w:pPr>
+      <w:r>
+        <w:rPr>
+          <w:sz w:val="20"/>
+          <w:szCs w:val="20"/>
+        </w:rPr>
+        <w:t xml:space="preserve">   1 ) </w:t>
+      </w:r>
+      <w:r>
+        <w:rPr>
+          <w:sz w:val="20"/>
+          <w:szCs w:val="20"/>
+        </w:rPr>
+        <w:t>Unimodal regression – compute</w:t>
+      </w:r>
+      <w:r>
+        <w:rPr>
+          <w:sz w:val="20"/>
+          <w:szCs w:val="20"/>
+        </w:rPr>
+        <w:t xml:space="preserve"> </w:t>
+      </w:r>
+      <m:oMath>
+        <m:sSub>
+          <m:sSubPr>
+            <m:ctrlPr>
+              <w:rPr>
+                <w:rFonts w:ascii="Cambria Math" w:hAnsi="Cambria Math"/>
+                <w:i/>
+                <w:sz w:val="20"/>
+                <w:szCs w:val="20"/>
+              </w:rPr>
+            </m:ctrlPr>
+          </m:sSubPr>
+          <m:e>
+            <m:acc>
+              <m:accPr>
+                <m:ctrlPr>
+                  <w:rPr>
+                    <w:rFonts w:ascii="Cambria Math" w:hAnsi="Cambria Math"/>
+                    <w:i/>
+                    <w:sz w:val="20"/>
+                    <w:szCs w:val="20"/>
+                  </w:rPr>
+                </m:ctrlPr>
+              </m:accPr>
+              <m:e>
+                <m:r>
+                  <m:rPr>
+                    <m:sty m:val="bi"/>
+                  </m:rPr>
+                  <w:rPr>
+                    <w:rFonts w:ascii="Cambria Math" w:hAnsi="Cambria Math"/>
+                    <w:sz w:val="20"/>
+                    <w:szCs w:val="20"/>
+                  </w:rPr>
+                  <m:t>y</m:t>
+                </m:r>
+              </m:e>
+            </m:acc>
+          </m:e>
+          <m:sub>
+            <m:r>
+              <w:rPr>
+                <w:rFonts w:ascii="Cambria Math" w:hAnsi="Cambria Math"/>
+                <w:sz w:val="20"/>
+                <w:szCs w:val="20"/>
+              </w:rPr>
+              <m:t>t</m:t>
+            </m:r>
+          </m:sub>
+        </m:sSub>
+        <m:r>
+          <m:rPr>
+            <m:scr m:val="double-struck"/>
+          </m:rPr>
+          <w:rPr>
+            <w:rFonts w:ascii="Cambria Math" w:hAnsi="Cambria Math"/>
+            <w:sz w:val="20"/>
+            <w:szCs w:val="20"/>
+          </w:rPr>
+          <m:t>=E</m:t>
+        </m:r>
+        <m:d>
+          <m:dPr>
+            <m:begChr m:val="["/>
+            <m:endChr m:val="]"/>
+            <m:ctrlPr>
+              <w:rPr>
+                <w:rFonts w:ascii="Cambria Math" w:hAnsi="Cambria Math"/>
+                <w:i/>
+                <w:sz w:val="20"/>
+                <w:szCs w:val="20"/>
+              </w:rPr>
+            </m:ctrlPr>
+          </m:dPr>
+          <m:e>
+            <m:sSub>
+              <m:sSubPr>
+                <m:ctrlPr>
+                  <w:rPr>
+                    <w:rFonts w:ascii="Cambria Math" w:hAnsi="Cambria Math"/>
+                    <w:i/>
+                    <w:sz w:val="20"/>
+                    <w:szCs w:val="20"/>
+                  </w:rPr>
+                </m:ctrlPr>
+              </m:sSubPr>
+              <m:e>
+                <m:r>
+                  <m:rPr>
+                    <m:sty m:val="bi"/>
+                  </m:rPr>
+                  <w:rPr>
+                    <w:rFonts w:ascii="Cambria Math" w:hAnsi="Cambria Math"/>
+                    <w:sz w:val="20"/>
+                    <w:szCs w:val="20"/>
+                  </w:rPr>
+                  <m:t>y</m:t>
+                </m:r>
+              </m:e>
+              <m:sub>
+                <m:r>
+                  <w:rPr>
+                    <w:rFonts w:ascii="Cambria Math" w:hAnsi="Cambria Math"/>
+                    <w:sz w:val="20"/>
+                    <w:szCs w:val="20"/>
+                  </w:rPr>
+                  <m:t>t</m:t>
+                </m:r>
+              </m:sub>
+            </m:sSub>
+            <m:r>
+              <w:rPr>
+                <w:rFonts w:ascii="Cambria Math" w:hAnsi="Cambria Math"/>
+                <w:sz w:val="20"/>
+                <w:szCs w:val="20"/>
+              </w:rPr>
+              <m:t>|</m:t>
+            </m:r>
+            <m:sSup>
+              <m:sSupPr>
+                <m:ctrlPr>
+                  <w:rPr>
+                    <w:rFonts w:ascii="Cambria Math" w:hAnsi="Cambria Math"/>
+                    <w:i/>
+                    <w:sz w:val="20"/>
+                    <w:szCs w:val="20"/>
+                  </w:rPr>
+                </m:ctrlPr>
+              </m:sSupPr>
+              <m:e>
+                <m:r>
+                  <w:rPr>
+                    <w:rFonts w:ascii="Cambria Math" w:hAnsi="Cambria Math"/>
+                    <w:sz w:val="20"/>
+                    <w:szCs w:val="20"/>
+                  </w:rPr>
+                  <m:t>X</m:t>
+                </m:r>
+              </m:e>
+              <m:sup>
+                <m:r>
+                  <w:rPr>
+                    <w:rFonts w:ascii="Cambria Math" w:hAnsi="Cambria Math"/>
+                    <w:sz w:val="20"/>
+                    <w:szCs w:val="20"/>
+                  </w:rPr>
+                  <m:t>T</m:t>
+                </m:r>
+              </m:sup>
+            </m:sSup>
+          </m:e>
+        </m:d>
+      </m:oMath>
+    </w:p>
+    <w:p>
+      <w:pPr>
+        <w:rPr>
+          <w:sz w:val="20"/>
+          <w:szCs w:val="20"/>
+        </w:rPr>
+      </w:pPr>
+      <w:r>
+        <w:rPr>
+          <w:sz w:val="20"/>
+          <w:szCs w:val="20"/>
+        </w:rPr>
+        <w:t xml:space="preserve">   2 ) </w:t>
+      </w:r>
+      <w:r>
+        <w:rPr>
+          <w:sz w:val="20"/>
+          <w:szCs w:val="20"/>
+        </w:rPr>
+        <w:t xml:space="preserve">Classification – compute </w:t>
+      </w:r>
+      <m:oMath>
+        <m:sSubSup>
+          <m:sSubSupPr>
+            <m:ctrlPr>
+              <w:rPr>
+                <w:rFonts w:ascii="Cambria Math" w:hAnsi="Cambria Math"/>
+                <w:i/>
+                <w:sz w:val="20"/>
+                <w:szCs w:val="20"/>
+              </w:rPr>
+            </m:ctrlPr>
+          </m:sSubSupPr>
+          <m:e>
+            <m:acc>
+              <m:accPr>
+                <m:ctrlPr>
+                  <w:rPr>
+                    <w:rFonts w:ascii="Cambria Math" w:hAnsi="Cambria Math"/>
+                    <w:i/>
+                    <w:sz w:val="20"/>
+                    <w:szCs w:val="20"/>
+                  </w:rPr>
+                </m:ctrlPr>
+              </m:accPr>
+              <m:e>
+                <m:r>
+                  <w:rPr>
+                    <w:rFonts w:ascii="Cambria Math" w:hAnsi="Cambria Math"/>
+                    <w:sz w:val="20"/>
+                    <w:szCs w:val="20"/>
+                  </w:rPr>
+                  <m:t>y</m:t>
+                </m:r>
+              </m:e>
+            </m:acc>
+          </m:e>
+          <m:sub>
+            <m:r>
+              <w:rPr>
+                <w:rFonts w:ascii="Cambria Math" w:hAnsi="Cambria Math"/>
+                <w:sz w:val="20"/>
+                <w:szCs w:val="20"/>
+              </w:rPr>
+              <m:t>t</m:t>
+            </m:r>
+          </m:sub>
+          <m:sup>
+            <m:d>
+              <m:dPr>
+                <m:ctrlPr>
+                  <w:rPr>
+                    <w:rFonts w:ascii="Cambria Math" w:hAnsi="Cambria Math"/>
+                    <w:i/>
+                    <w:sz w:val="20"/>
+                    <w:szCs w:val="20"/>
+                  </w:rPr>
+                </m:ctrlPr>
+              </m:dPr>
+              <m:e>
+                <m:r>
+                  <w:rPr>
+                    <w:rFonts w:ascii="Cambria Math" w:hAnsi="Cambria Math"/>
+                    <w:sz w:val="20"/>
+                    <w:szCs w:val="20"/>
+                  </w:rPr>
+                  <m:t>k</m:t>
+                </m:r>
+              </m:e>
+            </m:d>
+          </m:sup>
+        </m:sSubSup>
+        <m:r>
+          <w:rPr>
+            <w:rFonts w:ascii="Cambria Math" w:hAnsi="Cambria Math"/>
+            <w:sz w:val="20"/>
+            <w:szCs w:val="20"/>
+          </w:rPr>
+          <m:t>=Pr</m:t>
+        </m:r>
+        <m:d>
+          <m:dPr>
+            <m:ctrlPr>
+              <w:rPr>
+                <w:rFonts w:ascii="Cambria Math" w:hAnsi="Cambria Math"/>
+                <w:i/>
+                <w:sz w:val="20"/>
+                <w:szCs w:val="20"/>
+              </w:rPr>
+            </m:ctrlPr>
+          </m:dPr>
+          <m:e>
+            <m:sSub>
+              <m:sSubPr>
+                <m:ctrlPr>
+                  <w:rPr>
+                    <w:rFonts w:ascii="Cambria Math" w:hAnsi="Cambria Math"/>
+                    <w:i/>
+                    <w:sz w:val="20"/>
+                    <w:szCs w:val="20"/>
+                  </w:rPr>
+                </m:ctrlPr>
+              </m:sSubPr>
+              <m:e>
+                <m:r>
+                  <w:rPr>
+                    <w:rFonts w:ascii="Cambria Math" w:hAnsi="Cambria Math"/>
+                    <w:sz w:val="20"/>
+                    <w:szCs w:val="20"/>
+                  </w:rPr>
+                  <m:t>C</m:t>
+                </m:r>
+              </m:e>
+              <m:sub>
+                <m:r>
+                  <w:rPr>
+                    <w:rFonts w:ascii="Cambria Math" w:hAnsi="Cambria Math"/>
+                    <w:sz w:val="20"/>
+                    <w:szCs w:val="20"/>
+                  </w:rPr>
+                  <m:t>t</m:t>
+                </m:r>
+              </m:sub>
+            </m:sSub>
+            <m:r>
+              <w:rPr>
+                <w:rFonts w:ascii="Cambria Math" w:hAnsi="Cambria Math"/>
+                <w:sz w:val="20"/>
+                <w:szCs w:val="20"/>
+              </w:rPr>
+              <m:t>=k|</m:t>
+            </m:r>
+            <m:sSup>
+              <m:sSupPr>
+                <m:ctrlPr>
+                  <w:rPr>
+                    <w:rFonts w:ascii="Cambria Math" w:hAnsi="Cambria Math"/>
+                    <w:i/>
+                    <w:sz w:val="20"/>
+                    <w:szCs w:val="20"/>
+                  </w:rPr>
+                </m:ctrlPr>
+              </m:sSupPr>
+              <m:e>
+                <m:r>
+                  <w:rPr>
+                    <w:rFonts w:ascii="Cambria Math" w:hAnsi="Cambria Math"/>
+                    <w:sz w:val="20"/>
+                    <w:szCs w:val="20"/>
+                  </w:rPr>
+                  <m:t>X</m:t>
+                </m:r>
+              </m:e>
+              <m:sup>
+                <m:r>
+                  <w:rPr>
+                    <w:rFonts w:ascii="Cambria Math" w:hAnsi="Cambria Math"/>
+                    <w:sz w:val="20"/>
+                    <w:szCs w:val="20"/>
+                  </w:rPr>
+                  <m:t>T</m:t>
+                </m:r>
+              </m:sup>
+            </m:sSup>
+          </m:e>
+        </m:d>
+        <m:r>
+          <w:rPr>
+            <w:rFonts w:ascii="Cambria Math" w:hAnsi="Cambria Math"/>
+            <w:sz w:val="20"/>
+            <w:szCs w:val="20"/>
+          </w:rPr>
+          <m:t xml:space="preserve"> </m:t>
+        </m:r>
+      </m:oMath>
+      <w:r>
+        <w:rPr>
+          <w:sz w:val="20"/>
+          <w:szCs w:val="20"/>
+        </w:rPr>
+        <w:t xml:space="preserve">for every output class </w:t>
+      </w:r>
+      <m:oMath>
+        <m:r>
+          <w:rPr>
+            <w:rFonts w:ascii="Cambria Math" w:hAnsi="Cambria Math"/>
+            <w:sz w:val="20"/>
+            <w:szCs w:val="20"/>
+          </w:rPr>
+          <m:t>k</m:t>
+        </m:r>
+      </m:oMath>
+      <w:r>
+        <w:rPr>
+          <w:sz w:val="20"/>
+          <w:szCs w:val="20"/>
+        </w:rPr>
+        <w:t xml:space="preserve"> and decide the class using the maximum </w:t>
+      </w:r>
+      <w:r>
+        <w:rPr>
+          <w:i/>
+          <w:iCs/>
+          <w:sz w:val="20"/>
+          <w:szCs w:val="20"/>
+        </w:rPr>
+        <w:t>a posteriori</w:t>
+      </w:r>
+      <w:r>
+        <w:rPr>
+          <w:sz w:val="20"/>
+          <w:szCs w:val="20"/>
+        </w:rPr>
+        <w:t xml:space="preserve"> decision rule.</w:t>
+      </w:r>
+      <w:r>
+        <w:rPr>
+          <w:sz w:val="20"/>
+          <w:szCs w:val="20"/>
+        </w:rPr>
+        <w:t xml:space="preserve"> In this case the outputs are treated as statistically independent.</w:t>
+      </w:r>
+    </w:p>
+    <w:p>
+      <w:pPr>
+        <w:rPr>
+          <w:sz w:val="20"/>
+          <w:szCs w:val="20"/>
+        </w:rPr>
+      </w:pPr>
+      <w:r>
+        <w:rPr>
+          <w:sz w:val="20"/>
+          <w:szCs w:val="20"/>
+        </w:rPr>
+        <w:t xml:space="preserve">   3 ) </w:t>
+      </w:r>
+      <w:r>
+        <w:rPr>
+          <w:sz w:val="20"/>
+          <w:szCs w:val="20"/>
+        </w:rPr>
+        <w:t xml:space="preserve">Estimation of the conditional probability of a complete sequence of classes of length T using all available input </w:t>
+      </w:r>
+      <w:r>
+        <w:rPr>
+          <w:sz w:val="20"/>
+          <w:szCs w:val="20"/>
+        </w:rPr>
+        <w:t xml:space="preserve">information i.e. compute </w:t>
+      </w:r>
+    </w:p>
+    <w:p>
+      <w:pPr>
+        <w:rPr>
+          <w:sz w:val="20"/>
+          <w:szCs w:val="20"/>
+        </w:rPr>
+      </w:pPr>
+    </w:p>
+    <w:p>
+      <w:pPr>
+        <w:rPr>
+          <w:sz w:val="20"/>
+          <w:szCs w:val="20"/>
+        </w:rPr>
+      </w:pPr>
+    </w:p>
+    <w:p>
+      <w:pPr>
+        <w:rPr>
+          <w:sz w:val="20"/>
+          <w:szCs w:val="20"/>
+        </w:rPr>
+      </w:pPr>
+    </w:p>
+    <w:p>
+      <w:pPr>
+        <w:rPr>
+          <w:sz w:val="20"/>
+          <w:szCs w:val="20"/>
+        </w:rPr>
+      </w:pPr>
     </w:p>
     <w:p>
       <w:pPr>
@@ -8433,15 +9432,7 @@
           <w:sz w:val="20"/>
           <w:szCs w:val="20"/>
         </w:rPr>
-        <w:t xml:space="preserve"> The authors start with discrete human annotated rationales and map those into continuous attention. The premise is that the mapping is general across domains, and this can be transferred from resource-rich domains to low-resource ones. </w:t>
-      </w:r>
-      <w:r>
-        <w:rPr>
-          <w:sz w:val="20"/>
-          <w:szCs w:val="20"/>
-        </w:rPr>
-        <w:lastRenderedPageBreak/>
-        <w:t>The model presented in [21] jointly learns a domain-invariant representation and induces the desired mapping between rationales and attention.</w:t>
+        <w:t xml:space="preserve"> The authors start with discrete human annotated rationales and map those into continuous attention. The premise is that the mapping is general across domains, and this can be transferred from resource-rich domains to low-resource ones. The model presented in [21] jointly learns a domain-invariant representation and induces the desired mapping between rationales and attention.</w:t>
       </w:r>
     </w:p>
     <w:p>
@@ -8786,7 +9777,25 @@
             <w:sz w:val="18"/>
             <w:szCs w:val="18"/>
           </w:rPr>
-          <w:t>Attention in Natural Language Processing, Andrea Galassi, Marco Lippi, Paolo Torroni, 2019</w:t>
+          <w:t xml:space="preserve">Attention in Natural Language Processing, Andrea Galassi, Marco Lippi, Paolo </w:t>
+        </w:r>
+        <w:proofErr w:type="spellStart"/>
+        <w:r>
+          <w:rPr>
+            <w:rStyle w:val="Hyperlink"/>
+            <w:sz w:val="18"/>
+            <w:szCs w:val="18"/>
+          </w:rPr>
+          <w:t>Torroni</w:t>
+        </w:r>
+        <w:proofErr w:type="spellEnd"/>
+        <w:r>
+          <w:rPr>
+            <w:rStyle w:val="Hyperlink"/>
+            <w:sz w:val="18"/>
+            <w:szCs w:val="18"/>
+          </w:rPr>
+          <w:t>, 2019</w:t>
         </w:r>
       </w:hyperlink>
     </w:p>
@@ -8924,7 +9933,27 @@
             <w:sz w:val="18"/>
             <w:szCs w:val="18"/>
           </w:rPr>
-          <w:t>Recurrent Continuous Translation Models, Nal Kalchbrenner, Phil Blunsom, Oxford U., 2013</w:t>
+          <w:t xml:space="preserve">Recurrent Continuous Translation Models, </w:t>
+        </w:r>
+        <w:proofErr w:type="spellStart"/>
+        <w:r>
+          <w:rPr>
+            <w:rStyle w:val="Hyperlink"/>
+            <w:rFonts w:cstheme="minorHAnsi"/>
+            <w:sz w:val="18"/>
+            <w:szCs w:val="18"/>
+          </w:rPr>
+          <w:t>Nal</w:t>
+        </w:r>
+        <w:proofErr w:type="spellEnd"/>
+        <w:r>
+          <w:rPr>
+            <w:rStyle w:val="Hyperlink"/>
+            <w:rFonts w:cstheme="minorHAnsi"/>
+            <w:sz w:val="18"/>
+            <w:szCs w:val="18"/>
+          </w:rPr>
+          <w:t xml:space="preserve"> Kalchbrenner, Phil Blunsom, Oxford U., 2013</w:t>
         </w:r>
       </w:hyperlink>
     </w:p>
@@ -9002,7 +10031,61 @@
             <w:sz w:val="18"/>
             <w:szCs w:val="18"/>
           </w:rPr>
-          <w:t>Learning Phrase Representations using RNN Encoder-Decoder for Statistical Machine Translation, K. Cho, B. van Merrienboer, C. Gulcehre, Dzmitry Bahdanau, Fethi Bougares, Holger Schwenk, Yoshua Bengio, 2014</w:t>
+          <w:t xml:space="preserve">Learning Phrase Representations using RNN Encoder-Decoder for Statistical Machine Translation, K. Cho, B. van Merrienboer, C. </w:t>
+        </w:r>
+        <w:proofErr w:type="spellStart"/>
+        <w:r>
+          <w:rPr>
+            <w:rStyle w:val="Hyperlink"/>
+            <w:sz w:val="18"/>
+            <w:szCs w:val="18"/>
+          </w:rPr>
+          <w:t>Gulcehre</w:t>
+        </w:r>
+        <w:proofErr w:type="spellEnd"/>
+        <w:r>
+          <w:rPr>
+            <w:rStyle w:val="Hyperlink"/>
+            <w:sz w:val="18"/>
+            <w:szCs w:val="18"/>
+          </w:rPr>
+          <w:t xml:space="preserve">, </w:t>
+        </w:r>
+        <w:proofErr w:type="spellStart"/>
+        <w:r>
+          <w:rPr>
+            <w:rStyle w:val="Hyperlink"/>
+            <w:sz w:val="18"/>
+            <w:szCs w:val="18"/>
+          </w:rPr>
+          <w:t>Dzmitry</w:t>
+        </w:r>
+        <w:proofErr w:type="spellEnd"/>
+        <w:r>
+          <w:rPr>
+            <w:rStyle w:val="Hyperlink"/>
+            <w:sz w:val="18"/>
+            <w:szCs w:val="18"/>
+          </w:rPr>
+          <w:t xml:space="preserve"> Bahdanau, </w:t>
+        </w:r>
+        <w:proofErr w:type="spellStart"/>
+        <w:r>
+          <w:rPr>
+            <w:rStyle w:val="Hyperlink"/>
+            <w:sz w:val="18"/>
+            <w:szCs w:val="18"/>
+          </w:rPr>
+          <w:t>Fethi</w:t>
+        </w:r>
+        <w:proofErr w:type="spellEnd"/>
+        <w:r>
+          <w:rPr>
+            <w:rStyle w:val="Hyperlink"/>
+            <w:sz w:val="18"/>
+            <w:szCs w:val="18"/>
+          </w:rPr>
+          <w:t xml:space="preserve"> Bougares, Holger Schwenk, Yoshua Bengio, 2014</w:t>
         </w:r>
       </w:hyperlink>
     </w:p>
@@ -9041,7 +10124,43 @@
             <w:sz w:val="18"/>
             <w:szCs w:val="18"/>
           </w:rPr>
-          <w:t>Autoencoders, Dor Bank, Noam Koenigstein, Raja Giryes, 2021</w:t>
+          <w:t xml:space="preserve">Autoencoders, Dor Bank, Noam </w:t>
+        </w:r>
+        <w:proofErr w:type="spellStart"/>
+        <w:r>
+          <w:rPr>
+            <w:rStyle w:val="Hyperlink"/>
+            <w:sz w:val="18"/>
+            <w:szCs w:val="18"/>
+          </w:rPr>
+          <w:t>Koenigstein</w:t>
+        </w:r>
+        <w:proofErr w:type="spellEnd"/>
+        <w:r>
+          <w:rPr>
+            <w:rStyle w:val="Hyperlink"/>
+            <w:sz w:val="18"/>
+            <w:szCs w:val="18"/>
+          </w:rPr>
+          <w:t xml:space="preserve">, Raja </w:t>
+        </w:r>
+        <w:proofErr w:type="spellStart"/>
+        <w:r>
+          <w:rPr>
+            <w:rStyle w:val="Hyperlink"/>
+            <w:sz w:val="18"/>
+            <w:szCs w:val="18"/>
+          </w:rPr>
+          <w:t>Giryes</w:t>
+        </w:r>
+        <w:proofErr w:type="spellEnd"/>
+        <w:r>
+          <w:rPr>
+            <w:rStyle w:val="Hyperlink"/>
+            <w:sz w:val="18"/>
+            <w:szCs w:val="18"/>
+          </w:rPr>
+          <w:t>, 2021</w:t>
         </w:r>
       </w:hyperlink>
     </w:p>
@@ -9080,7 +10199,25 @@
             <w:sz w:val="18"/>
             <w:szCs w:val="18"/>
           </w:rPr>
-          <w:t>Attention and Augmented Recurrent Neural Networks, Chris Olah, Shan Carter, Google Brain</w:t>
+          <w:t xml:space="preserve">Attention and Augmented Recurrent Neural Networks, Chris </w:t>
+        </w:r>
+        <w:proofErr w:type="spellStart"/>
+        <w:r>
+          <w:rPr>
+            <w:rStyle w:val="Hyperlink"/>
+            <w:sz w:val="18"/>
+            <w:szCs w:val="18"/>
+          </w:rPr>
+          <w:t>Olah</w:t>
+        </w:r>
+        <w:proofErr w:type="spellEnd"/>
+        <w:r>
+          <w:rPr>
+            <w:rStyle w:val="Hyperlink"/>
+            <w:sz w:val="18"/>
+            <w:szCs w:val="18"/>
+          </w:rPr>
+          <w:t>, Shan Carter, Google Brain</w:t>
         </w:r>
         <w:r>
           <w:rPr>
@@ -9112,7 +10249,6 @@
           <w:sz w:val="18"/>
           <w:szCs w:val="18"/>
         </w:rPr>
-        <w:lastRenderedPageBreak/>
         <w:t>[</w:t>
       </w:r>
       <w:r>
@@ -9715,8 +10851,124 @@
       </w:pPr>
     </w:lvl>
   </w:abstractNum>
+  <w:abstractNum w:abstractNumId="1" w15:restartNumberingAfterBreak="0">
+    <w:nsid w:val="54410C95"/>
+    <w:multiLevelType w:val="hybridMultilevel"/>
+    <w:tmpl w:val="C7EAE2CC"/>
+    <w:lvl w:ilvl="0" w:tplc="470028AE">
+      <w:start w:val="1"/>
+      <w:numFmt w:val="decimal"/>
+      <w:lvlText w:val="%1"/>
+      <w:lvlJc w:val="left"/>
+      <w:pPr>
+        <w:ind w:left="720" w:hanging="360"/>
+      </w:pPr>
+      <w:rPr>
+        <w:rFonts w:asciiTheme="minorHAnsi" w:eastAsiaTheme="minorEastAsia" w:hAnsiTheme="minorHAnsi" w:cstheme="minorBidi"/>
+      </w:rPr>
+    </w:lvl>
+    <w:lvl w:ilvl="1" w:tplc="04090003" w:tentative="1">
+      <w:start w:val="1"/>
+      <w:numFmt w:val="bullet"/>
+      <w:lvlText w:val="o"/>
+      <w:lvlJc w:val="left"/>
+      <w:pPr>
+        <w:ind w:left="1440" w:hanging="360"/>
+      </w:pPr>
+      <w:rPr>
+        <w:rFonts w:ascii="Courier New" w:hAnsi="Courier New" w:cs="Courier New" w:hint="default"/>
+      </w:rPr>
+    </w:lvl>
+    <w:lvl w:ilvl="2" w:tplc="04090005" w:tentative="1">
+      <w:start w:val="1"/>
+      <w:numFmt w:val="bullet"/>
+      <w:lvlText w:val=""/>
+      <w:lvlJc w:val="left"/>
+      <w:pPr>
+        <w:ind w:left="2160" w:hanging="360"/>
+      </w:pPr>
+      <w:rPr>
+        <w:rFonts w:ascii="Wingdings" w:hAnsi="Wingdings" w:hint="default"/>
+      </w:rPr>
+    </w:lvl>
+    <w:lvl w:ilvl="3" w:tplc="04090001" w:tentative="1">
+      <w:start w:val="1"/>
+      <w:numFmt w:val="bullet"/>
+      <w:lvlText w:val=""/>
+      <w:lvlJc w:val="left"/>
+      <w:pPr>
+        <w:ind w:left="2880" w:hanging="360"/>
+      </w:pPr>
+      <w:rPr>
+        <w:rFonts w:ascii="Symbol" w:hAnsi="Symbol" w:hint="default"/>
+      </w:rPr>
+    </w:lvl>
+    <w:lvl w:ilvl="4" w:tplc="04090003" w:tentative="1">
+      <w:start w:val="1"/>
+      <w:numFmt w:val="bullet"/>
+      <w:lvlText w:val="o"/>
+      <w:lvlJc w:val="left"/>
+      <w:pPr>
+        <w:ind w:left="3600" w:hanging="360"/>
+      </w:pPr>
+      <w:rPr>
+        <w:rFonts w:ascii="Courier New" w:hAnsi="Courier New" w:cs="Courier New" w:hint="default"/>
+      </w:rPr>
+    </w:lvl>
+    <w:lvl w:ilvl="5" w:tplc="04090005" w:tentative="1">
+      <w:start w:val="1"/>
+      <w:numFmt w:val="bullet"/>
+      <w:lvlText w:val=""/>
+      <w:lvlJc w:val="left"/>
+      <w:pPr>
+        <w:ind w:left="4320" w:hanging="360"/>
+      </w:pPr>
+      <w:rPr>
+        <w:rFonts w:ascii="Wingdings" w:hAnsi="Wingdings" w:hint="default"/>
+      </w:rPr>
+    </w:lvl>
+    <w:lvl w:ilvl="6" w:tplc="04090001" w:tentative="1">
+      <w:start w:val="1"/>
+      <w:numFmt w:val="bullet"/>
+      <w:lvlText w:val=""/>
+      <w:lvlJc w:val="left"/>
+      <w:pPr>
+        <w:ind w:left="5040" w:hanging="360"/>
+      </w:pPr>
+      <w:rPr>
+        <w:rFonts w:ascii="Symbol" w:hAnsi="Symbol" w:hint="default"/>
+      </w:rPr>
+    </w:lvl>
+    <w:lvl w:ilvl="7" w:tplc="04090003" w:tentative="1">
+      <w:start w:val="1"/>
+      <w:numFmt w:val="bullet"/>
+      <w:lvlText w:val="o"/>
+      <w:lvlJc w:val="left"/>
+      <w:pPr>
+        <w:ind w:left="5760" w:hanging="360"/>
+      </w:pPr>
+      <w:rPr>
+        <w:rFonts w:ascii="Courier New" w:hAnsi="Courier New" w:cs="Courier New" w:hint="default"/>
+      </w:rPr>
+    </w:lvl>
+    <w:lvl w:ilvl="8" w:tplc="04090005" w:tentative="1">
+      <w:start w:val="1"/>
+      <w:numFmt w:val="bullet"/>
+      <w:lvlText w:val=""/>
+      <w:lvlJc w:val="left"/>
+      <w:pPr>
+        <w:ind w:left="6480" w:hanging="360"/>
+      </w:pPr>
+      <w:rPr>
+        <w:rFonts w:ascii="Wingdings" w:hAnsi="Wingdings" w:hint="default"/>
+      </w:rPr>
+    </w:lvl>
+  </w:abstractNum>
   <w:num w:numId="1" w16cid:durableId="2081901659">
     <w:abstractNumId w:val="0"/>
+  </w:num>
+  <w:num w:numId="2" w16cid:durableId="2140757946">
+    <w:abstractNumId w:val="1"/>
   </w:num>
 </w:numbering>
 </file>

--- a/docs/TheAttentionMechanism.docx
+++ b/docs/TheAttentionMechanism.docx
@@ -7472,7 +7472,21 @@
           <w:sz w:val="20"/>
           <w:szCs w:val="20"/>
         </w:rPr>
-        <w:t>Figure:</w:t>
+        <w:t>Figure</w:t>
+      </w:r>
+      <w:r>
+        <w:rPr>
+          <w:sz w:val="20"/>
+          <w:szCs w:val="20"/>
+        </w:rPr>
+        <w:t xml:space="preserve"> brnn.1</w:t>
+      </w:r>
+      <w:r>
+        <w:rPr>
+          <w:sz w:val="20"/>
+          <w:szCs w:val="20"/>
+        </w:rPr>
+        <w:t>:</w:t>
       </w:r>
       <w:r>
         <w:rPr>
@@ -8134,7 +8148,7 @@
             <w:sz w:val="20"/>
             <w:szCs w:val="20"/>
           </w:rPr>
-          <m:t>=Pr</m:t>
+          <m:t>=P</m:t>
         </m:r>
         <m:d>
           <m:dPr>
@@ -8269,7 +8283,7 @@
             <w:sz w:val="20"/>
             <w:szCs w:val="20"/>
           </w:rPr>
-          <m:t>Pr</m:t>
+          <m:t>P</m:t>
         </m:r>
         <m:d>
           <m:dPr>
@@ -8388,7 +8402,7 @@
             <w:sz w:val="20"/>
             <w:szCs w:val="20"/>
           </w:rPr>
-          <m:t>Pr</m:t>
+          <m:t>P</m:t>
         </m:r>
         <m:d>
           <m:dPr>
@@ -9017,7 +9031,15 @@
             <w:sz w:val="20"/>
             <w:szCs w:val="20"/>
           </w:rPr>
-          <m:t>=Pr</m:t>
+          <m:t>=</m:t>
+        </m:r>
+        <m:r>
+          <w:rPr>
+            <w:rFonts w:ascii="Cambria Math" w:hAnsi="Cambria Math"/>
+            <w:sz w:val="20"/>
+            <w:szCs w:val="20"/>
+          </w:rPr>
+          <m:t>P</m:t>
         </m:r>
         <m:d>
           <m:dPr>
@@ -9190,6 +9212,1933 @@
         </w:rPr>
         <w:t xml:space="preserve">information i.e. compute </w:t>
       </w:r>
+      <m:oMath>
+        <m:r>
+          <w:rPr>
+            <w:rFonts w:ascii="Cambria Math" w:hAnsi="Cambria Math"/>
+            <w:sz w:val="20"/>
+            <w:szCs w:val="20"/>
+          </w:rPr>
+          <m:t>P</m:t>
+        </m:r>
+        <m:d>
+          <m:dPr>
+            <m:ctrlPr>
+              <w:rPr>
+                <w:rFonts w:ascii="Cambria Math" w:hAnsi="Cambria Math"/>
+                <w:i/>
+                <w:sz w:val="20"/>
+                <w:szCs w:val="20"/>
+              </w:rPr>
+            </m:ctrlPr>
+          </m:dPr>
+          <m:e>
+            <m:sSub>
+              <m:sSubPr>
+                <m:ctrlPr>
+                  <w:rPr>
+                    <w:rFonts w:ascii="Cambria Math" w:hAnsi="Cambria Math"/>
+                    <w:i/>
+                    <w:sz w:val="20"/>
+                    <w:szCs w:val="20"/>
+                  </w:rPr>
+                </m:ctrlPr>
+              </m:sSubPr>
+              <m:e>
+                <m:r>
+                  <w:rPr>
+                    <w:rFonts w:ascii="Cambria Math" w:hAnsi="Cambria Math"/>
+                    <w:sz w:val="20"/>
+                    <w:szCs w:val="20"/>
+                  </w:rPr>
+                  <m:t>c</m:t>
+                </m:r>
+              </m:e>
+              <m:sub>
+                <m:r>
+                  <w:rPr>
+                    <w:rFonts w:ascii="Cambria Math" w:hAnsi="Cambria Math"/>
+                    <w:sz w:val="20"/>
+                    <w:szCs w:val="20"/>
+                  </w:rPr>
+                  <m:t>1</m:t>
+                </m:r>
+              </m:sub>
+            </m:sSub>
+            <m:r>
+              <w:rPr>
+                <w:rFonts w:ascii="Cambria Math" w:hAnsi="Cambria Math"/>
+                <w:sz w:val="20"/>
+                <w:szCs w:val="20"/>
+              </w:rPr>
+              <m:t>,</m:t>
+            </m:r>
+            <m:sSub>
+              <m:sSubPr>
+                <m:ctrlPr>
+                  <w:rPr>
+                    <w:rFonts w:ascii="Cambria Math" w:hAnsi="Cambria Math"/>
+                    <w:i/>
+                    <w:sz w:val="20"/>
+                    <w:szCs w:val="20"/>
+                  </w:rPr>
+                </m:ctrlPr>
+              </m:sSubPr>
+              <m:e>
+                <m:r>
+                  <w:rPr>
+                    <w:rFonts w:ascii="Cambria Math" w:hAnsi="Cambria Math"/>
+                    <w:sz w:val="20"/>
+                    <w:szCs w:val="20"/>
+                  </w:rPr>
+                  <m:t>c</m:t>
+                </m:r>
+              </m:e>
+              <m:sub>
+                <m:r>
+                  <w:rPr>
+                    <w:rFonts w:ascii="Cambria Math" w:hAnsi="Cambria Math"/>
+                    <w:sz w:val="20"/>
+                    <w:szCs w:val="20"/>
+                  </w:rPr>
+                  <m:t>2</m:t>
+                </m:r>
+              </m:sub>
+            </m:sSub>
+            <m:r>
+              <w:rPr>
+                <w:rFonts w:ascii="Cambria Math" w:hAnsi="Cambria Math"/>
+                <w:sz w:val="20"/>
+                <w:szCs w:val="20"/>
+              </w:rPr>
+              <m:t>,…,</m:t>
+            </m:r>
+            <m:sSub>
+              <m:sSubPr>
+                <m:ctrlPr>
+                  <w:rPr>
+                    <w:rFonts w:ascii="Cambria Math" w:hAnsi="Cambria Math"/>
+                    <w:i/>
+                    <w:sz w:val="20"/>
+                    <w:szCs w:val="20"/>
+                  </w:rPr>
+                </m:ctrlPr>
+              </m:sSubPr>
+              <m:e>
+                <m:r>
+                  <w:rPr>
+                    <w:rFonts w:ascii="Cambria Math" w:hAnsi="Cambria Math"/>
+                    <w:sz w:val="20"/>
+                    <w:szCs w:val="20"/>
+                  </w:rPr>
+                  <m:t>c</m:t>
+                </m:r>
+              </m:e>
+              <m:sub>
+                <m:r>
+                  <w:rPr>
+                    <w:rFonts w:ascii="Cambria Math" w:hAnsi="Cambria Math"/>
+                    <w:sz w:val="20"/>
+                    <w:szCs w:val="20"/>
+                  </w:rPr>
+                  <m:t>T</m:t>
+                </m:r>
+              </m:sub>
+            </m:sSub>
+            <m:r>
+              <w:rPr>
+                <w:rFonts w:ascii="Cambria Math" w:hAnsi="Cambria Math"/>
+                <w:sz w:val="20"/>
+                <w:szCs w:val="20"/>
+              </w:rPr>
+              <m:t>|</m:t>
+            </m:r>
+            <m:sSup>
+              <m:sSupPr>
+                <m:ctrlPr>
+                  <w:rPr>
+                    <w:rFonts w:ascii="Cambria Math" w:hAnsi="Cambria Math"/>
+                    <w:i/>
+                    <w:sz w:val="20"/>
+                    <w:szCs w:val="20"/>
+                  </w:rPr>
+                </m:ctrlPr>
+              </m:sSupPr>
+              <m:e>
+                <m:r>
+                  <w:rPr>
+                    <w:rFonts w:ascii="Cambria Math" w:hAnsi="Cambria Math"/>
+                    <w:sz w:val="20"/>
+                    <w:szCs w:val="20"/>
+                  </w:rPr>
+                  <m:t>X</m:t>
+                </m:r>
+              </m:e>
+              <m:sup>
+                <m:r>
+                  <w:rPr>
+                    <w:rFonts w:ascii="Cambria Math" w:hAnsi="Cambria Math"/>
+                    <w:sz w:val="20"/>
+                    <w:szCs w:val="20"/>
+                  </w:rPr>
+                  <m:t>T</m:t>
+                </m:r>
+              </m:sup>
+            </m:sSup>
+          </m:e>
+        </m:d>
+      </m:oMath>
+      <w:r>
+        <w:rPr>
+          <w:sz w:val="20"/>
+          <w:szCs w:val="20"/>
+        </w:rPr>
+        <w:t>. In this case, the outputs are treated as being statistically dependent, which makes the estimation more difficult and requires slightly different network structure.</w:t>
+      </w:r>
+    </w:p>
+    <w:p>
+      <w:pPr>
+        <w:rPr>
+          <w:sz w:val="20"/>
+          <w:szCs w:val="20"/>
+        </w:rPr>
+      </w:pPr>
+    </w:p>
+    <w:p>
+      <w:pPr>
+        <w:pStyle w:val="Heading4"/>
+      </w:pPr>
+      <w:r>
+        <w:t>Prediction Assuming Independent Outputs</w:t>
+      </w:r>
+    </w:p>
+    <w:p>
+      <w:pPr>
+        <w:rPr>
+          <w:sz w:val="20"/>
+          <w:szCs w:val="20"/>
+        </w:rPr>
+      </w:pPr>
+    </w:p>
+    <w:p>
+      <w:pPr>
+        <w:rPr>
+          <w:i/>
+          <w:iCs/>
+          <w:sz w:val="20"/>
+          <w:szCs w:val="20"/>
+        </w:rPr>
+      </w:pPr>
+      <w:r>
+        <w:rPr>
+          <w:i/>
+          <w:iCs/>
+          <w:sz w:val="20"/>
+          <w:szCs w:val="20"/>
+        </w:rPr>
+        <w:t>Recurrent Neural Networks</w:t>
+      </w:r>
+      <w:r>
+        <w:rPr>
+          <w:i/>
+          <w:iCs/>
+          <w:sz w:val="20"/>
+          <w:szCs w:val="20"/>
+        </w:rPr>
+        <w:t xml:space="preserve"> (RNNs)</w:t>
+      </w:r>
+    </w:p>
+    <w:p>
+      <w:pPr>
+        <w:rPr>
+          <w:sz w:val="20"/>
+          <w:szCs w:val="20"/>
+        </w:rPr>
+      </w:pPr>
+      <w:r>
+        <w:rPr>
+          <w:sz w:val="20"/>
+          <w:szCs w:val="20"/>
+        </w:rPr>
+        <w:lastRenderedPageBreak/>
+        <w:t xml:space="preserve">RNNs provide a way of dealing with time sequential data that embodies correlations between data points that are close in the sequence. Figure brnn.1 shows a basic RNN architecture with a delay line and unfolded in time for two time steps. In this structure, the input vectors </w:t>
+      </w:r>
+      <m:oMath>
+        <m:sSub>
+          <m:sSubPr>
+            <m:ctrlPr>
+              <w:rPr>
+                <w:rFonts w:ascii="Cambria Math" w:hAnsi="Cambria Math"/>
+                <w:i/>
+                <w:sz w:val="20"/>
+                <w:szCs w:val="20"/>
+              </w:rPr>
+            </m:ctrlPr>
+          </m:sSubPr>
+          <m:e>
+            <m:r>
+              <w:rPr>
+                <w:rFonts w:ascii="Cambria Math" w:hAnsi="Cambria Math"/>
+                <w:sz w:val="20"/>
+                <w:szCs w:val="20"/>
+              </w:rPr>
+              <m:t>x</m:t>
+            </m:r>
+          </m:e>
+          <m:sub>
+            <m:r>
+              <w:rPr>
+                <w:rFonts w:ascii="Cambria Math" w:hAnsi="Cambria Math"/>
+                <w:sz w:val="20"/>
+                <w:szCs w:val="20"/>
+              </w:rPr>
+              <m:t>t</m:t>
+            </m:r>
+          </m:sub>
+        </m:sSub>
+      </m:oMath>
+      <w:r>
+        <w:rPr>
+          <w:sz w:val="20"/>
+          <w:szCs w:val="20"/>
+        </w:rPr>
+        <w:t xml:space="preserve"> are fed one at a time into the RNN. Instead of using a fixed number of input vectors as done in MLP and TDNN, this architecture can make use of all the available input information up to the current time frame </w:t>
+      </w:r>
+      <m:oMath>
+        <m:sSub>
+          <m:sSubPr>
+            <m:ctrlPr>
+              <w:rPr>
+                <w:rFonts w:ascii="Cambria Math" w:hAnsi="Cambria Math"/>
+                <w:i/>
+                <w:sz w:val="20"/>
+                <w:szCs w:val="20"/>
+              </w:rPr>
+            </m:ctrlPr>
+          </m:sSubPr>
+          <m:e>
+            <m:r>
+              <w:rPr>
+                <w:rFonts w:ascii="Cambria Math" w:hAnsi="Cambria Math"/>
+                <w:sz w:val="20"/>
+                <w:szCs w:val="20"/>
+              </w:rPr>
+              <m:t>t</m:t>
+            </m:r>
+          </m:e>
+          <m:sub>
+            <m:r>
+              <w:rPr>
+                <w:rFonts w:ascii="Cambria Math" w:hAnsi="Cambria Math"/>
+                <w:sz w:val="20"/>
+                <w:szCs w:val="20"/>
+              </w:rPr>
+              <m:t>c</m:t>
+            </m:r>
+          </m:sub>
+        </m:sSub>
+      </m:oMath>
+      <w:r>
+        <w:rPr>
+          <w:sz w:val="20"/>
+          <w:szCs w:val="20"/>
+        </w:rPr>
+        <w:t xml:space="preserve"> (i.e. </w:t>
+      </w:r>
+      <m:oMath>
+        <m:d>
+          <m:dPr>
+            <m:begChr m:val="{"/>
+            <m:endChr m:val="}"/>
+            <m:ctrlPr>
+              <w:rPr>
+                <w:rFonts w:ascii="Cambria Math" w:hAnsi="Cambria Math"/>
+                <w:i/>
+                <w:sz w:val="20"/>
+                <w:szCs w:val="20"/>
+              </w:rPr>
+            </m:ctrlPr>
+          </m:dPr>
+          <m:e>
+            <m:sSub>
+              <m:sSubPr>
+                <m:ctrlPr>
+                  <w:rPr>
+                    <w:rFonts w:ascii="Cambria Math" w:hAnsi="Cambria Math"/>
+                    <w:i/>
+                    <w:sz w:val="20"/>
+                    <w:szCs w:val="20"/>
+                  </w:rPr>
+                </m:ctrlPr>
+              </m:sSubPr>
+              <m:e>
+                <m:r>
+                  <m:rPr>
+                    <m:sty m:val="b"/>
+                  </m:rPr>
+                  <w:rPr>
+                    <w:rFonts w:ascii="Cambria Math" w:hAnsi="Cambria Math"/>
+                    <w:sz w:val="20"/>
+                    <w:szCs w:val="20"/>
+                  </w:rPr>
+                  <m:t>x</m:t>
+                </m:r>
+              </m:e>
+              <m:sub>
+                <m:r>
+                  <w:rPr>
+                    <w:rFonts w:ascii="Cambria Math" w:hAnsi="Cambria Math"/>
+                    <w:sz w:val="20"/>
+                    <w:szCs w:val="20"/>
+                  </w:rPr>
+                  <m:t>t</m:t>
+                </m:r>
+              </m:sub>
+            </m:sSub>
+            <m:r>
+              <w:rPr>
+                <w:rFonts w:ascii="Cambria Math" w:hAnsi="Cambria Math"/>
+                <w:sz w:val="20"/>
+                <w:szCs w:val="20"/>
+              </w:rPr>
+              <m:t>,t=1,2,…,</m:t>
+            </m:r>
+            <m:sSub>
+              <m:sSubPr>
+                <m:ctrlPr>
+                  <w:rPr>
+                    <w:rFonts w:ascii="Cambria Math" w:hAnsi="Cambria Math"/>
+                    <w:i/>
+                    <w:sz w:val="20"/>
+                    <w:szCs w:val="20"/>
+                  </w:rPr>
+                </m:ctrlPr>
+              </m:sSubPr>
+              <m:e>
+                <m:r>
+                  <w:rPr>
+                    <w:rFonts w:ascii="Cambria Math" w:hAnsi="Cambria Math"/>
+                    <w:sz w:val="20"/>
+                    <w:szCs w:val="20"/>
+                  </w:rPr>
+                  <m:t>t</m:t>
+                </m:r>
+              </m:e>
+              <m:sub>
+                <m:r>
+                  <w:rPr>
+                    <w:rFonts w:ascii="Cambria Math" w:hAnsi="Cambria Math"/>
+                    <w:sz w:val="20"/>
+                    <w:szCs w:val="20"/>
+                  </w:rPr>
+                  <m:t>c</m:t>
+                </m:r>
+              </m:sub>
+            </m:sSub>
+          </m:e>
+        </m:d>
+      </m:oMath>
+      <w:r>
+        <w:rPr>
+          <w:sz w:val="20"/>
+          <w:szCs w:val="20"/>
+        </w:rPr>
+        <w:t xml:space="preserve">) to predict </w:t>
+      </w:r>
+      <m:oMath>
+        <m:sSub>
+          <m:sSubPr>
+            <m:ctrlPr>
+              <w:rPr>
+                <w:rFonts w:ascii="Cambria Math" w:hAnsi="Cambria Math"/>
+                <w:i/>
+                <w:sz w:val="20"/>
+                <w:szCs w:val="20"/>
+              </w:rPr>
+            </m:ctrlPr>
+          </m:sSubPr>
+          <m:e>
+            <m:r>
+              <m:rPr>
+                <m:sty m:val="b"/>
+              </m:rPr>
+              <w:rPr>
+                <w:rFonts w:ascii="Cambria Math" w:hAnsi="Cambria Math"/>
+                <w:sz w:val="20"/>
+                <w:szCs w:val="20"/>
+              </w:rPr>
+              <m:t>y</m:t>
+            </m:r>
+          </m:e>
+          <m:sub>
+            <m:r>
+              <w:rPr>
+                <w:rFonts w:ascii="Cambria Math" w:hAnsi="Cambria Math"/>
+                <w:sz w:val="20"/>
+                <w:szCs w:val="20"/>
+              </w:rPr>
+              <m:t>t</m:t>
+            </m:r>
+          </m:sub>
+        </m:sSub>
+      </m:oMath>
+      <w:r>
+        <w:rPr>
+          <w:sz w:val="20"/>
+          <w:szCs w:val="20"/>
+        </w:rPr>
+        <w:t xml:space="preserve">. How much of this information is captured by a particular RNN depends on its structure and the training algorithm. </w:t>
+      </w:r>
+    </w:p>
+    <w:p>
+      <w:pPr>
+        <w:rPr>
+          <w:sz w:val="20"/>
+          <w:szCs w:val="20"/>
+        </w:rPr>
+      </w:pPr>
+      <w:r>
+        <w:rPr>
+          <w:sz w:val="20"/>
+          <w:szCs w:val="20"/>
+        </w:rPr>
+        <w:t>T</w:t>
+      </w:r>
+      <w:r>
+        <w:rPr>
+          <w:sz w:val="20"/>
+          <w:szCs w:val="20"/>
+        </w:rPr>
+        <w:t>he amount of input information used for prediction with different kinds of NN’s is given as</w:t>
+      </w:r>
+    </w:p>
+    <w:p>
+      <w:pPr>
+        <w:rPr>
+          <w:sz w:val="20"/>
+          <w:szCs w:val="20"/>
+        </w:rPr>
+      </w:pPr>
+    </w:p>
+    <w:p>
+      <w:pPr>
+        <w:rPr>
+          <w:sz w:val="20"/>
+          <w:szCs w:val="20"/>
+        </w:rPr>
+      </w:pPr>
+      <w:r>
+        <w:rPr>
+          <w:sz w:val="20"/>
+          <w:szCs w:val="20"/>
+        </w:rPr>
+        <w:t xml:space="preserve">MLP/TDNN:    </w:t>
+      </w:r>
+      <m:oMath>
+        <m:d>
+          <m:dPr>
+            <m:begChr m:val="["/>
+            <m:endChr m:val="]"/>
+            <m:ctrlPr>
+              <w:rPr>
+                <w:rFonts w:ascii="Cambria Math" w:hAnsi="Cambria Math"/>
+                <w:i/>
+                <w:sz w:val="20"/>
+                <w:szCs w:val="20"/>
+              </w:rPr>
+            </m:ctrlPr>
+          </m:dPr>
+          <m:e>
+            <m:sSub>
+              <m:sSubPr>
+                <m:ctrlPr>
+                  <w:rPr>
+                    <w:rFonts w:ascii="Cambria Math" w:hAnsi="Cambria Math"/>
+                    <w:i/>
+                    <w:sz w:val="20"/>
+                    <w:szCs w:val="20"/>
+                  </w:rPr>
+                </m:ctrlPr>
+              </m:sSubPr>
+              <m:e>
+                <m:r>
+                  <w:rPr>
+                    <w:rFonts w:ascii="Cambria Math" w:hAnsi="Cambria Math"/>
+                    <w:sz w:val="20"/>
+                    <w:szCs w:val="20"/>
+                  </w:rPr>
+                  <m:t>t</m:t>
+                </m:r>
+              </m:e>
+              <m:sub>
+                <m:r>
+                  <w:rPr>
+                    <w:rFonts w:ascii="Cambria Math" w:hAnsi="Cambria Math"/>
+                    <w:sz w:val="20"/>
+                    <w:szCs w:val="20"/>
+                  </w:rPr>
+                  <m:t>C-</m:t>
+                </m:r>
+                <m:r>
+                  <w:rPr>
+                    <w:rFonts w:ascii="Cambria Math" w:hAnsi="Cambria Math"/>
+                    <w:sz w:val="20"/>
+                    <w:szCs w:val="20"/>
+                  </w:rPr>
+                  <m:t>M</m:t>
+                </m:r>
+              </m:sub>
+            </m:sSub>
+            <m:r>
+              <w:rPr>
+                <w:rFonts w:ascii="Cambria Math" w:hAnsi="Cambria Math"/>
+                <w:sz w:val="20"/>
+                <w:szCs w:val="20"/>
+              </w:rPr>
+              <m:t>,</m:t>
+            </m:r>
+            <m:sSub>
+              <m:sSubPr>
+                <m:ctrlPr>
+                  <w:rPr>
+                    <w:rFonts w:ascii="Cambria Math" w:hAnsi="Cambria Math"/>
+                    <w:i/>
+                    <w:sz w:val="20"/>
+                    <w:szCs w:val="20"/>
+                  </w:rPr>
+                </m:ctrlPr>
+              </m:sSubPr>
+              <m:e>
+                <m:r>
+                  <w:rPr>
+                    <w:rFonts w:ascii="Cambria Math" w:hAnsi="Cambria Math"/>
+                    <w:sz w:val="20"/>
+                    <w:szCs w:val="20"/>
+                  </w:rPr>
+                  <m:t>t</m:t>
+                </m:r>
+              </m:e>
+              <m:sub>
+                <m:r>
+                  <w:rPr>
+                    <w:rFonts w:ascii="Cambria Math" w:hAnsi="Cambria Math"/>
+                    <w:sz w:val="20"/>
+                    <w:szCs w:val="20"/>
+                  </w:rPr>
+                  <m:t>C-</m:t>
+                </m:r>
+                <m:r>
+                  <w:rPr>
+                    <w:rFonts w:ascii="Cambria Math" w:hAnsi="Cambria Math"/>
+                    <w:sz w:val="20"/>
+                    <w:szCs w:val="20"/>
+                  </w:rPr>
+                  <m:t>M</m:t>
+                </m:r>
+                <m:r>
+                  <w:rPr>
+                    <w:rFonts w:ascii="Cambria Math" w:hAnsi="Cambria Math"/>
+                    <w:sz w:val="20"/>
+                    <w:szCs w:val="20"/>
+                  </w:rPr>
+                  <m:t>+1</m:t>
+                </m:r>
+              </m:sub>
+            </m:sSub>
+            <m:r>
+              <w:rPr>
+                <w:rFonts w:ascii="Cambria Math" w:hAnsi="Cambria Math"/>
+                <w:sz w:val="20"/>
+                <w:szCs w:val="20"/>
+              </w:rPr>
+              <m:t>,…,</m:t>
+            </m:r>
+            <m:sSub>
+              <m:sSubPr>
+                <m:ctrlPr>
+                  <w:rPr>
+                    <w:rFonts w:ascii="Cambria Math" w:hAnsi="Cambria Math"/>
+                    <w:i/>
+                    <w:sz w:val="20"/>
+                    <w:szCs w:val="20"/>
+                  </w:rPr>
+                </m:ctrlPr>
+              </m:sSubPr>
+              <m:e>
+                <m:r>
+                  <w:rPr>
+                    <w:rFonts w:ascii="Cambria Math" w:hAnsi="Cambria Math"/>
+                    <w:sz w:val="20"/>
+                    <w:szCs w:val="20"/>
+                  </w:rPr>
+                  <m:t>t</m:t>
+                </m:r>
+              </m:e>
+              <m:sub>
+                <m:r>
+                  <w:rPr>
+                    <w:rFonts w:ascii="Cambria Math" w:hAnsi="Cambria Math"/>
+                    <w:sz w:val="20"/>
+                    <w:szCs w:val="20"/>
+                  </w:rPr>
+                  <m:t>C</m:t>
+                </m:r>
+              </m:sub>
+            </m:sSub>
+            <m:r>
+              <w:rPr>
+                <w:rFonts w:ascii="Cambria Math" w:hAnsi="Cambria Math"/>
+                <w:sz w:val="20"/>
+                <w:szCs w:val="20"/>
+              </w:rPr>
+              <m:t>,</m:t>
+            </m:r>
+            <m:sSub>
+              <m:sSubPr>
+                <m:ctrlPr>
+                  <w:rPr>
+                    <w:rFonts w:ascii="Cambria Math" w:hAnsi="Cambria Math"/>
+                    <w:i/>
+                    <w:sz w:val="20"/>
+                    <w:szCs w:val="20"/>
+                  </w:rPr>
+                </m:ctrlPr>
+              </m:sSubPr>
+              <m:e>
+                <m:r>
+                  <w:rPr>
+                    <w:rFonts w:ascii="Cambria Math" w:hAnsi="Cambria Math"/>
+                    <w:sz w:val="20"/>
+                    <w:szCs w:val="20"/>
+                  </w:rPr>
+                  <m:t>t</m:t>
+                </m:r>
+              </m:e>
+              <m:sub>
+                <m:r>
+                  <w:rPr>
+                    <w:rFonts w:ascii="Cambria Math" w:hAnsi="Cambria Math"/>
+                    <w:sz w:val="20"/>
+                    <w:szCs w:val="20"/>
+                  </w:rPr>
+                  <m:t>C</m:t>
+                </m:r>
+                <m:r>
+                  <w:rPr>
+                    <w:rFonts w:ascii="Cambria Math" w:hAnsi="Cambria Math"/>
+                    <w:sz w:val="20"/>
+                    <w:szCs w:val="20"/>
+                  </w:rPr>
+                  <m:t>+1</m:t>
+                </m:r>
+              </m:sub>
+            </m:sSub>
+            <m:r>
+              <w:rPr>
+                <w:rFonts w:ascii="Cambria Math" w:hAnsi="Cambria Math"/>
+                <w:sz w:val="20"/>
+                <w:szCs w:val="20"/>
+              </w:rPr>
+              <m:t>,…,</m:t>
+            </m:r>
+            <m:sSub>
+              <m:sSubPr>
+                <m:ctrlPr>
+                  <w:rPr>
+                    <w:rFonts w:ascii="Cambria Math" w:hAnsi="Cambria Math"/>
+                    <w:i/>
+                    <w:sz w:val="20"/>
+                    <w:szCs w:val="20"/>
+                  </w:rPr>
+                </m:ctrlPr>
+              </m:sSubPr>
+              <m:e>
+                <m:r>
+                  <w:rPr>
+                    <w:rFonts w:ascii="Cambria Math" w:hAnsi="Cambria Math"/>
+                    <w:sz w:val="20"/>
+                    <w:szCs w:val="20"/>
+                  </w:rPr>
+                  <m:t>t</m:t>
+                </m:r>
+              </m:e>
+              <m:sub>
+                <m:r>
+                  <w:rPr>
+                    <w:rFonts w:ascii="Cambria Math" w:hAnsi="Cambria Math"/>
+                    <w:sz w:val="20"/>
+                    <w:szCs w:val="20"/>
+                  </w:rPr>
+                  <m:t>C</m:t>
+                </m:r>
+                <m:r>
+                  <w:rPr>
+                    <w:rFonts w:ascii="Cambria Math" w:hAnsi="Cambria Math"/>
+                    <w:sz w:val="20"/>
+                    <w:szCs w:val="20"/>
+                  </w:rPr>
+                  <m:t>+</m:t>
+                </m:r>
+                <m:r>
+                  <w:rPr>
+                    <w:rFonts w:ascii="Cambria Math" w:hAnsi="Cambria Math"/>
+                    <w:sz w:val="20"/>
+                    <w:szCs w:val="20"/>
+                  </w:rPr>
+                  <m:t>M</m:t>
+                </m:r>
+              </m:sub>
+            </m:sSub>
+            <m:r>
+              <w:rPr>
+                <w:rFonts w:ascii="Cambria Math" w:hAnsi="Cambria Math"/>
+                <w:sz w:val="20"/>
+                <w:szCs w:val="20"/>
+              </w:rPr>
+              <m:t xml:space="preserve"> </m:t>
+            </m:r>
+          </m:e>
+        </m:d>
+      </m:oMath>
+      <w:r>
+        <w:rPr>
+          <w:sz w:val="20"/>
+          <w:szCs w:val="20"/>
+        </w:rPr>
+        <w:t xml:space="preserve">, </w:t>
+      </w:r>
+      <m:oMath>
+        <m:r>
+          <w:rPr>
+            <w:rFonts w:ascii="Cambria Math" w:hAnsi="Cambria Math"/>
+            <w:sz w:val="20"/>
+            <w:szCs w:val="20"/>
+          </w:rPr>
+          <m:t>M</m:t>
+        </m:r>
+        <m:r>
+          <w:rPr>
+            <w:rFonts w:ascii="Cambria Math" w:hAnsi="Cambria Math"/>
+            <w:sz w:val="20"/>
+            <w:szCs w:val="20"/>
+          </w:rPr>
+          <m:t>&lt;C</m:t>
+        </m:r>
+      </m:oMath>
+    </w:p>
+    <w:p>
+      <w:pPr>
+        <w:rPr>
+          <w:sz w:val="20"/>
+          <w:szCs w:val="20"/>
+        </w:rPr>
+      </w:pPr>
+      <w:r>
+        <w:rPr>
+          <w:sz w:val="20"/>
+          <w:szCs w:val="20"/>
+        </w:rPr>
+        <w:t xml:space="preserve">RNN:  </w:t>
+      </w:r>
+      <m:oMath>
+        <m:d>
+          <m:dPr>
+            <m:begChr m:val="["/>
+            <m:endChr m:val="]"/>
+            <m:ctrlPr>
+              <w:rPr>
+                <w:rFonts w:ascii="Cambria Math" w:hAnsi="Cambria Math"/>
+                <w:i/>
+                <w:sz w:val="20"/>
+                <w:szCs w:val="20"/>
+              </w:rPr>
+            </m:ctrlPr>
+          </m:dPr>
+          <m:e>
+            <m:sSub>
+              <m:sSubPr>
+                <m:ctrlPr>
+                  <w:rPr>
+                    <w:rFonts w:ascii="Cambria Math" w:hAnsi="Cambria Math"/>
+                    <w:i/>
+                    <w:sz w:val="20"/>
+                    <w:szCs w:val="20"/>
+                  </w:rPr>
+                </m:ctrlPr>
+              </m:sSubPr>
+              <m:e>
+                <m:r>
+                  <w:rPr>
+                    <w:rFonts w:ascii="Cambria Math" w:hAnsi="Cambria Math"/>
+                    <w:sz w:val="20"/>
+                    <w:szCs w:val="20"/>
+                  </w:rPr>
+                  <m:t>t</m:t>
+                </m:r>
+              </m:e>
+              <m:sub>
+                <m:r>
+                  <w:rPr>
+                    <w:rFonts w:ascii="Cambria Math" w:hAnsi="Cambria Math"/>
+                    <w:sz w:val="20"/>
+                    <w:szCs w:val="20"/>
+                  </w:rPr>
+                  <m:t>0</m:t>
+                </m:r>
+              </m:sub>
+            </m:sSub>
+            <m:r>
+              <w:rPr>
+                <w:rFonts w:ascii="Cambria Math" w:hAnsi="Cambria Math"/>
+                <w:sz w:val="20"/>
+                <w:szCs w:val="20"/>
+              </w:rPr>
+              <m:t>,</m:t>
+            </m:r>
+            <m:sSub>
+              <m:sSubPr>
+                <m:ctrlPr>
+                  <w:rPr>
+                    <w:rFonts w:ascii="Cambria Math" w:hAnsi="Cambria Math"/>
+                    <w:i/>
+                    <w:sz w:val="20"/>
+                    <w:szCs w:val="20"/>
+                  </w:rPr>
+                </m:ctrlPr>
+              </m:sSubPr>
+              <m:e>
+                <m:r>
+                  <w:rPr>
+                    <w:rFonts w:ascii="Cambria Math" w:hAnsi="Cambria Math"/>
+                    <w:sz w:val="20"/>
+                    <w:szCs w:val="20"/>
+                  </w:rPr>
+                  <m:t>t</m:t>
+                </m:r>
+              </m:e>
+              <m:sub>
+                <m:r>
+                  <w:rPr>
+                    <w:rFonts w:ascii="Cambria Math" w:hAnsi="Cambria Math"/>
+                    <w:sz w:val="20"/>
+                    <w:szCs w:val="20"/>
+                  </w:rPr>
+                  <m:t>1</m:t>
+                </m:r>
+              </m:sub>
+            </m:sSub>
+            <m:r>
+              <w:rPr>
+                <w:rFonts w:ascii="Cambria Math" w:hAnsi="Cambria Math"/>
+                <w:sz w:val="20"/>
+                <w:szCs w:val="20"/>
+              </w:rPr>
+              <m:t>,…,</m:t>
+            </m:r>
+            <m:sSub>
+              <m:sSubPr>
+                <m:ctrlPr>
+                  <w:rPr>
+                    <w:rFonts w:ascii="Cambria Math" w:hAnsi="Cambria Math"/>
+                    <w:i/>
+                    <w:sz w:val="20"/>
+                    <w:szCs w:val="20"/>
+                  </w:rPr>
+                </m:ctrlPr>
+              </m:sSubPr>
+              <m:e>
+                <m:r>
+                  <w:rPr>
+                    <w:rFonts w:ascii="Cambria Math" w:hAnsi="Cambria Math"/>
+                    <w:sz w:val="20"/>
+                    <w:szCs w:val="20"/>
+                  </w:rPr>
+                  <m:t>t</m:t>
+                </m:r>
+              </m:e>
+              <m:sub>
+                <m:r>
+                  <w:rPr>
+                    <w:rFonts w:ascii="Cambria Math" w:hAnsi="Cambria Math"/>
+                    <w:sz w:val="20"/>
+                    <w:szCs w:val="20"/>
+                  </w:rPr>
+                  <m:t>C</m:t>
+                </m:r>
+              </m:sub>
+            </m:sSub>
+          </m:e>
+        </m:d>
+      </m:oMath>
+    </w:p>
+    <w:p>
+      <w:pPr>
+        <w:rPr>
+          <w:sz w:val="20"/>
+          <w:szCs w:val="20"/>
+        </w:rPr>
+      </w:pPr>
+      <w:r>
+        <w:rPr>
+          <w:sz w:val="20"/>
+          <w:szCs w:val="20"/>
+        </w:rPr>
+        <w:t xml:space="preserve">Forward RNN with delay: </w:t>
+      </w:r>
+      <m:oMath>
+        <m:d>
+          <m:dPr>
+            <m:begChr m:val="["/>
+            <m:endChr m:val="]"/>
+            <m:ctrlPr>
+              <w:rPr>
+                <w:rFonts w:ascii="Cambria Math" w:hAnsi="Cambria Math"/>
+                <w:i/>
+                <w:sz w:val="20"/>
+                <w:szCs w:val="20"/>
+              </w:rPr>
+            </m:ctrlPr>
+          </m:dPr>
+          <m:e>
+            <m:sSub>
+              <m:sSubPr>
+                <m:ctrlPr>
+                  <w:rPr>
+                    <w:rFonts w:ascii="Cambria Math" w:hAnsi="Cambria Math"/>
+                    <w:i/>
+                    <w:sz w:val="20"/>
+                    <w:szCs w:val="20"/>
+                  </w:rPr>
+                </m:ctrlPr>
+              </m:sSubPr>
+              <m:e>
+                <m:r>
+                  <w:rPr>
+                    <w:rFonts w:ascii="Cambria Math" w:hAnsi="Cambria Math"/>
+                    <w:sz w:val="20"/>
+                    <w:szCs w:val="20"/>
+                  </w:rPr>
+                  <m:t>t</m:t>
+                </m:r>
+              </m:e>
+              <m:sub>
+                <m:r>
+                  <w:rPr>
+                    <w:rFonts w:ascii="Cambria Math" w:hAnsi="Cambria Math"/>
+                    <w:sz w:val="20"/>
+                    <w:szCs w:val="20"/>
+                  </w:rPr>
+                  <m:t>0</m:t>
+                </m:r>
+              </m:sub>
+            </m:sSub>
+            <m:r>
+              <w:rPr>
+                <w:rFonts w:ascii="Cambria Math" w:hAnsi="Cambria Math"/>
+                <w:sz w:val="20"/>
+                <w:szCs w:val="20"/>
+              </w:rPr>
+              <m:t>,</m:t>
+            </m:r>
+            <m:sSub>
+              <m:sSubPr>
+                <m:ctrlPr>
+                  <w:rPr>
+                    <w:rFonts w:ascii="Cambria Math" w:hAnsi="Cambria Math"/>
+                    <w:i/>
+                    <w:sz w:val="20"/>
+                    <w:szCs w:val="20"/>
+                  </w:rPr>
+                </m:ctrlPr>
+              </m:sSubPr>
+              <m:e>
+                <m:r>
+                  <w:rPr>
+                    <w:rFonts w:ascii="Cambria Math" w:hAnsi="Cambria Math"/>
+                    <w:sz w:val="20"/>
+                    <w:szCs w:val="20"/>
+                  </w:rPr>
+                  <m:t>t</m:t>
+                </m:r>
+              </m:e>
+              <m:sub>
+                <m:r>
+                  <w:rPr>
+                    <w:rFonts w:ascii="Cambria Math" w:hAnsi="Cambria Math"/>
+                    <w:sz w:val="20"/>
+                    <w:szCs w:val="20"/>
+                  </w:rPr>
+                  <m:t>1</m:t>
+                </m:r>
+              </m:sub>
+            </m:sSub>
+            <m:r>
+              <w:rPr>
+                <w:rFonts w:ascii="Cambria Math" w:hAnsi="Cambria Math"/>
+                <w:sz w:val="20"/>
+                <w:szCs w:val="20"/>
+              </w:rPr>
+              <m:t>,…,</m:t>
+            </m:r>
+            <m:sSub>
+              <m:sSubPr>
+                <m:ctrlPr>
+                  <w:rPr>
+                    <w:rFonts w:ascii="Cambria Math" w:hAnsi="Cambria Math"/>
+                    <w:i/>
+                    <w:sz w:val="20"/>
+                    <w:szCs w:val="20"/>
+                  </w:rPr>
+                </m:ctrlPr>
+              </m:sSubPr>
+              <m:e>
+                <m:r>
+                  <w:rPr>
+                    <w:rFonts w:ascii="Cambria Math" w:hAnsi="Cambria Math"/>
+                    <w:sz w:val="20"/>
+                    <w:szCs w:val="20"/>
+                  </w:rPr>
+                  <m:t>t</m:t>
+                </m:r>
+              </m:e>
+              <m:sub>
+                <m:r>
+                  <w:rPr>
+                    <w:rFonts w:ascii="Cambria Math" w:hAnsi="Cambria Math"/>
+                    <w:sz w:val="20"/>
+                    <w:szCs w:val="20"/>
+                  </w:rPr>
+                  <m:t>C</m:t>
+                </m:r>
+              </m:sub>
+            </m:sSub>
+            <m:r>
+              <w:rPr>
+                <w:rFonts w:ascii="Cambria Math" w:hAnsi="Cambria Math"/>
+                <w:sz w:val="20"/>
+                <w:szCs w:val="20"/>
+              </w:rPr>
+              <m:t>,</m:t>
+            </m:r>
+            <m:sSub>
+              <m:sSubPr>
+                <m:ctrlPr>
+                  <w:rPr>
+                    <w:rFonts w:ascii="Cambria Math" w:hAnsi="Cambria Math"/>
+                    <w:i/>
+                    <w:sz w:val="20"/>
+                    <w:szCs w:val="20"/>
+                  </w:rPr>
+                </m:ctrlPr>
+              </m:sSubPr>
+              <m:e>
+                <m:r>
+                  <w:rPr>
+                    <w:rFonts w:ascii="Cambria Math" w:hAnsi="Cambria Math"/>
+                    <w:sz w:val="20"/>
+                    <w:szCs w:val="20"/>
+                  </w:rPr>
+                  <m:t>t</m:t>
+                </m:r>
+              </m:e>
+              <m:sub>
+                <m:r>
+                  <w:rPr>
+                    <w:rFonts w:ascii="Cambria Math" w:hAnsi="Cambria Math"/>
+                    <w:sz w:val="20"/>
+                    <w:szCs w:val="20"/>
+                  </w:rPr>
+                  <m:t>C+1</m:t>
+                </m:r>
+              </m:sub>
+            </m:sSub>
+            <m:r>
+              <w:rPr>
+                <w:rFonts w:ascii="Cambria Math" w:hAnsi="Cambria Math"/>
+                <w:sz w:val="20"/>
+                <w:szCs w:val="20"/>
+              </w:rPr>
+              <m:t>,…,</m:t>
+            </m:r>
+            <m:sSub>
+              <m:sSubPr>
+                <m:ctrlPr>
+                  <w:rPr>
+                    <w:rFonts w:ascii="Cambria Math" w:hAnsi="Cambria Math"/>
+                    <w:i/>
+                    <w:sz w:val="20"/>
+                    <w:szCs w:val="20"/>
+                  </w:rPr>
+                </m:ctrlPr>
+              </m:sSubPr>
+              <m:e>
+                <m:r>
+                  <w:rPr>
+                    <w:rFonts w:ascii="Cambria Math" w:hAnsi="Cambria Math"/>
+                    <w:sz w:val="20"/>
+                    <w:szCs w:val="20"/>
+                  </w:rPr>
+                  <m:t>t</m:t>
+                </m:r>
+              </m:e>
+              <m:sub>
+                <m:r>
+                  <w:rPr>
+                    <w:rFonts w:ascii="Cambria Math" w:hAnsi="Cambria Math"/>
+                    <w:sz w:val="20"/>
+                    <w:szCs w:val="20"/>
+                  </w:rPr>
+                  <m:t>C+</m:t>
+                </m:r>
+                <m:r>
+                  <w:rPr>
+                    <w:rFonts w:ascii="Cambria Math" w:hAnsi="Cambria Math"/>
+                    <w:sz w:val="20"/>
+                    <w:szCs w:val="20"/>
+                  </w:rPr>
+                  <m:t>M</m:t>
+                </m:r>
+              </m:sub>
+            </m:sSub>
+          </m:e>
+        </m:d>
+      </m:oMath>
+    </w:p>
+    <w:p>
+      <w:pPr>
+        <w:rPr>
+          <w:sz w:val="20"/>
+          <w:szCs w:val="20"/>
+        </w:rPr>
+      </w:pPr>
+      <w:r>
+        <w:rPr>
+          <w:sz w:val="20"/>
+          <w:szCs w:val="20"/>
+        </w:rPr>
+        <w:t xml:space="preserve">Backward RNN with delay: </w:t>
+      </w:r>
+      <m:oMath>
+        <m:d>
+          <m:dPr>
+            <m:begChr m:val="["/>
+            <m:endChr m:val="]"/>
+            <m:ctrlPr>
+              <w:rPr>
+                <w:rFonts w:ascii="Cambria Math" w:hAnsi="Cambria Math"/>
+                <w:i/>
+                <w:sz w:val="20"/>
+                <w:szCs w:val="20"/>
+              </w:rPr>
+            </m:ctrlPr>
+          </m:dPr>
+          <m:e>
+            <m:sSub>
+              <m:sSubPr>
+                <m:ctrlPr>
+                  <w:rPr>
+                    <w:rFonts w:ascii="Cambria Math" w:hAnsi="Cambria Math"/>
+                    <w:i/>
+                    <w:sz w:val="20"/>
+                    <w:szCs w:val="20"/>
+                  </w:rPr>
+                </m:ctrlPr>
+              </m:sSubPr>
+              <m:e>
+                <m:r>
+                  <w:rPr>
+                    <w:rFonts w:ascii="Cambria Math" w:hAnsi="Cambria Math"/>
+                    <w:sz w:val="20"/>
+                    <w:szCs w:val="20"/>
+                  </w:rPr>
+                  <m:t>t</m:t>
+                </m:r>
+              </m:e>
+              <m:sub>
+                <m:r>
+                  <w:rPr>
+                    <w:rFonts w:ascii="Cambria Math" w:hAnsi="Cambria Math"/>
+                    <w:sz w:val="20"/>
+                    <w:szCs w:val="20"/>
+                  </w:rPr>
+                  <m:t>C-</m:t>
+                </m:r>
+                <m:r>
+                  <w:rPr>
+                    <w:rFonts w:ascii="Cambria Math" w:hAnsi="Cambria Math"/>
+                    <w:sz w:val="20"/>
+                    <w:szCs w:val="20"/>
+                  </w:rPr>
+                  <m:t>M</m:t>
+                </m:r>
+              </m:sub>
+            </m:sSub>
+            <m:r>
+              <w:rPr>
+                <w:rFonts w:ascii="Cambria Math" w:hAnsi="Cambria Math"/>
+                <w:sz w:val="20"/>
+                <w:szCs w:val="20"/>
+              </w:rPr>
+              <m:t>,</m:t>
+            </m:r>
+            <m:sSub>
+              <m:sSubPr>
+                <m:ctrlPr>
+                  <w:rPr>
+                    <w:rFonts w:ascii="Cambria Math" w:hAnsi="Cambria Math"/>
+                    <w:i/>
+                    <w:sz w:val="20"/>
+                    <w:szCs w:val="20"/>
+                  </w:rPr>
+                </m:ctrlPr>
+              </m:sSubPr>
+              <m:e>
+                <m:r>
+                  <w:rPr>
+                    <w:rFonts w:ascii="Cambria Math" w:hAnsi="Cambria Math"/>
+                    <w:sz w:val="20"/>
+                    <w:szCs w:val="20"/>
+                  </w:rPr>
+                  <m:t>t</m:t>
+                </m:r>
+              </m:e>
+              <m:sub>
+                <m:r>
+                  <w:rPr>
+                    <w:rFonts w:ascii="Cambria Math" w:hAnsi="Cambria Math"/>
+                    <w:sz w:val="20"/>
+                    <w:szCs w:val="20"/>
+                  </w:rPr>
+                  <m:t>C-</m:t>
+                </m:r>
+                <m:r>
+                  <w:rPr>
+                    <w:rFonts w:ascii="Cambria Math" w:hAnsi="Cambria Math"/>
+                    <w:sz w:val="20"/>
+                    <w:szCs w:val="20"/>
+                  </w:rPr>
+                  <m:t>M</m:t>
+                </m:r>
+                <m:r>
+                  <w:rPr>
+                    <w:rFonts w:ascii="Cambria Math" w:hAnsi="Cambria Math"/>
+                    <w:sz w:val="20"/>
+                    <w:szCs w:val="20"/>
+                  </w:rPr>
+                  <m:t>+1</m:t>
+                </m:r>
+              </m:sub>
+            </m:sSub>
+            <m:r>
+              <w:rPr>
+                <w:rFonts w:ascii="Cambria Math" w:hAnsi="Cambria Math"/>
+                <w:sz w:val="20"/>
+                <w:szCs w:val="20"/>
+              </w:rPr>
+              <m:t>,…,</m:t>
+            </m:r>
+            <m:sSub>
+              <m:sSubPr>
+                <m:ctrlPr>
+                  <w:rPr>
+                    <w:rFonts w:ascii="Cambria Math" w:hAnsi="Cambria Math"/>
+                    <w:i/>
+                    <w:sz w:val="20"/>
+                    <w:szCs w:val="20"/>
+                  </w:rPr>
+                </m:ctrlPr>
+              </m:sSubPr>
+              <m:e>
+                <m:r>
+                  <w:rPr>
+                    <w:rFonts w:ascii="Cambria Math" w:hAnsi="Cambria Math"/>
+                    <w:sz w:val="20"/>
+                    <w:szCs w:val="20"/>
+                  </w:rPr>
+                  <m:t>t</m:t>
+                </m:r>
+              </m:e>
+              <m:sub>
+                <m:r>
+                  <w:rPr>
+                    <w:rFonts w:ascii="Cambria Math" w:hAnsi="Cambria Math"/>
+                    <w:sz w:val="20"/>
+                    <w:szCs w:val="20"/>
+                  </w:rPr>
+                  <m:t>C</m:t>
+                </m:r>
+              </m:sub>
+            </m:sSub>
+            <m:r>
+              <w:rPr>
+                <w:rFonts w:ascii="Cambria Math" w:hAnsi="Cambria Math"/>
+                <w:sz w:val="20"/>
+                <w:szCs w:val="20"/>
+              </w:rPr>
+              <m:t>,</m:t>
+            </m:r>
+            <m:sSub>
+              <m:sSubPr>
+                <m:ctrlPr>
+                  <w:rPr>
+                    <w:rFonts w:ascii="Cambria Math" w:hAnsi="Cambria Math"/>
+                    <w:i/>
+                    <w:sz w:val="20"/>
+                    <w:szCs w:val="20"/>
+                  </w:rPr>
+                </m:ctrlPr>
+              </m:sSubPr>
+              <m:e>
+                <m:r>
+                  <w:rPr>
+                    <w:rFonts w:ascii="Cambria Math" w:hAnsi="Cambria Math"/>
+                    <w:sz w:val="20"/>
+                    <w:szCs w:val="20"/>
+                  </w:rPr>
+                  <m:t>t</m:t>
+                </m:r>
+              </m:e>
+              <m:sub>
+                <m:r>
+                  <w:rPr>
+                    <w:rFonts w:ascii="Cambria Math" w:hAnsi="Cambria Math"/>
+                    <w:sz w:val="20"/>
+                    <w:szCs w:val="20"/>
+                  </w:rPr>
+                  <m:t>C+1</m:t>
+                </m:r>
+              </m:sub>
+            </m:sSub>
+            <m:r>
+              <w:rPr>
+                <w:rFonts w:ascii="Cambria Math" w:hAnsi="Cambria Math"/>
+                <w:sz w:val="20"/>
+                <w:szCs w:val="20"/>
+              </w:rPr>
+              <m:t>,…,</m:t>
+            </m:r>
+            <m:sSub>
+              <m:sSubPr>
+                <m:ctrlPr>
+                  <w:rPr>
+                    <w:rFonts w:ascii="Cambria Math" w:hAnsi="Cambria Math"/>
+                    <w:i/>
+                    <w:sz w:val="20"/>
+                    <w:szCs w:val="20"/>
+                  </w:rPr>
+                </m:ctrlPr>
+              </m:sSubPr>
+              <m:e>
+                <m:r>
+                  <w:rPr>
+                    <w:rFonts w:ascii="Cambria Math" w:hAnsi="Cambria Math"/>
+                    <w:sz w:val="20"/>
+                    <w:szCs w:val="20"/>
+                  </w:rPr>
+                  <m:t>t</m:t>
+                </m:r>
+              </m:e>
+              <m:sub>
+                <m:r>
+                  <w:rPr>
+                    <w:rFonts w:ascii="Cambria Math" w:hAnsi="Cambria Math"/>
+                    <w:sz w:val="20"/>
+                    <w:szCs w:val="20"/>
+                  </w:rPr>
+                  <m:t>F</m:t>
+                </m:r>
+              </m:sub>
+            </m:sSub>
+            <m:r>
+              <w:rPr>
+                <w:rFonts w:ascii="Cambria Math" w:hAnsi="Cambria Math"/>
+                <w:sz w:val="20"/>
+                <w:szCs w:val="20"/>
+              </w:rPr>
+              <m:t xml:space="preserve"> </m:t>
+            </m:r>
+          </m:e>
+        </m:d>
+      </m:oMath>
+      <w:r>
+        <w:rPr>
+          <w:sz w:val="20"/>
+          <w:szCs w:val="20"/>
+        </w:rPr>
+        <w:t xml:space="preserve">, </w:t>
+      </w:r>
+      <m:oMath>
+        <m:r>
+          <w:rPr>
+            <w:rFonts w:ascii="Cambria Math" w:hAnsi="Cambria Math"/>
+            <w:sz w:val="20"/>
+            <w:szCs w:val="20"/>
+          </w:rPr>
+          <m:t>M</m:t>
+        </m:r>
+        <m:r>
+          <w:rPr>
+            <w:rFonts w:ascii="Cambria Math" w:hAnsi="Cambria Math"/>
+            <w:sz w:val="20"/>
+            <w:szCs w:val="20"/>
+          </w:rPr>
+          <m:t>&lt;C</m:t>
+        </m:r>
+      </m:oMath>
+      <w:r>
+        <w:rPr>
+          <w:sz w:val="20"/>
+          <w:szCs w:val="20"/>
+        </w:rPr>
+        <w:t xml:space="preserve">, </w:t>
+      </w:r>
+      <m:oMath>
+        <m:r>
+          <w:rPr>
+            <w:rFonts w:ascii="Cambria Math" w:hAnsi="Cambria Math"/>
+            <w:sz w:val="20"/>
+            <w:szCs w:val="20"/>
+          </w:rPr>
+          <m:t>F</m:t>
+        </m:r>
+      </m:oMath>
+      <w:r>
+        <w:rPr>
+          <w:sz w:val="20"/>
+          <w:szCs w:val="20"/>
+        </w:rPr>
+        <w:t xml:space="preserve"> – the index of the final frame</w:t>
+      </w:r>
+    </w:p>
+    <w:p>
+      <w:pPr>
+        <w:rPr>
+          <w:sz w:val="20"/>
+          <w:szCs w:val="20"/>
+        </w:rPr>
+      </w:pPr>
+      <w:r>
+        <w:rPr>
+          <w:sz w:val="20"/>
+          <w:szCs w:val="20"/>
+        </w:rPr>
+        <w:t xml:space="preserve">BRNN (Bidirectional RNN): </w:t>
+      </w:r>
+      <m:oMath>
+        <m:d>
+          <m:dPr>
+            <m:begChr m:val="["/>
+            <m:endChr m:val="]"/>
+            <m:ctrlPr>
+              <w:rPr>
+                <w:rFonts w:ascii="Cambria Math" w:hAnsi="Cambria Math"/>
+                <w:i/>
+                <w:sz w:val="20"/>
+                <w:szCs w:val="20"/>
+              </w:rPr>
+            </m:ctrlPr>
+          </m:dPr>
+          <m:e>
+            <m:sSub>
+              <m:sSubPr>
+                <m:ctrlPr>
+                  <w:rPr>
+                    <w:rFonts w:ascii="Cambria Math" w:hAnsi="Cambria Math"/>
+                    <w:i/>
+                    <w:sz w:val="20"/>
+                    <w:szCs w:val="20"/>
+                  </w:rPr>
+                </m:ctrlPr>
+              </m:sSubPr>
+              <m:e>
+                <m:r>
+                  <w:rPr>
+                    <w:rFonts w:ascii="Cambria Math" w:hAnsi="Cambria Math"/>
+                    <w:sz w:val="20"/>
+                    <w:szCs w:val="20"/>
+                  </w:rPr>
+                  <m:t>t</m:t>
+                </m:r>
+              </m:e>
+              <m:sub>
+                <m:r>
+                  <w:rPr>
+                    <w:rFonts w:ascii="Cambria Math" w:hAnsi="Cambria Math"/>
+                    <w:sz w:val="20"/>
+                    <w:szCs w:val="20"/>
+                  </w:rPr>
+                  <m:t>0</m:t>
+                </m:r>
+              </m:sub>
+            </m:sSub>
+            <m:r>
+              <w:rPr>
+                <w:rFonts w:ascii="Cambria Math" w:hAnsi="Cambria Math"/>
+                <w:sz w:val="20"/>
+                <w:szCs w:val="20"/>
+              </w:rPr>
+              <m:t>,</m:t>
+            </m:r>
+            <m:sSub>
+              <m:sSubPr>
+                <m:ctrlPr>
+                  <w:rPr>
+                    <w:rFonts w:ascii="Cambria Math" w:hAnsi="Cambria Math"/>
+                    <w:i/>
+                    <w:sz w:val="20"/>
+                    <w:szCs w:val="20"/>
+                  </w:rPr>
+                </m:ctrlPr>
+              </m:sSubPr>
+              <m:e>
+                <m:r>
+                  <w:rPr>
+                    <w:rFonts w:ascii="Cambria Math" w:hAnsi="Cambria Math"/>
+                    <w:sz w:val="20"/>
+                    <w:szCs w:val="20"/>
+                  </w:rPr>
+                  <m:t>t</m:t>
+                </m:r>
+              </m:e>
+              <m:sub>
+                <m:r>
+                  <w:rPr>
+                    <w:rFonts w:ascii="Cambria Math" w:hAnsi="Cambria Math"/>
+                    <w:sz w:val="20"/>
+                    <w:szCs w:val="20"/>
+                  </w:rPr>
+                  <m:t>1</m:t>
+                </m:r>
+              </m:sub>
+            </m:sSub>
+            <m:r>
+              <w:rPr>
+                <w:rFonts w:ascii="Cambria Math" w:hAnsi="Cambria Math"/>
+                <w:sz w:val="20"/>
+                <w:szCs w:val="20"/>
+              </w:rPr>
+              <m:t>,…,</m:t>
+            </m:r>
+            <m:sSub>
+              <m:sSubPr>
+                <m:ctrlPr>
+                  <w:rPr>
+                    <w:rFonts w:ascii="Cambria Math" w:hAnsi="Cambria Math"/>
+                    <w:i/>
+                    <w:sz w:val="20"/>
+                    <w:szCs w:val="20"/>
+                  </w:rPr>
+                </m:ctrlPr>
+              </m:sSubPr>
+              <m:e>
+                <m:r>
+                  <w:rPr>
+                    <w:rFonts w:ascii="Cambria Math" w:hAnsi="Cambria Math"/>
+                    <w:sz w:val="20"/>
+                    <w:szCs w:val="20"/>
+                  </w:rPr>
+                  <m:t>t</m:t>
+                </m:r>
+              </m:e>
+              <m:sub>
+                <m:r>
+                  <w:rPr>
+                    <w:rFonts w:ascii="Cambria Math" w:hAnsi="Cambria Math"/>
+                    <w:sz w:val="20"/>
+                    <w:szCs w:val="20"/>
+                  </w:rPr>
+                  <m:t>C</m:t>
+                </m:r>
+              </m:sub>
+            </m:sSub>
+            <m:r>
+              <w:rPr>
+                <w:rFonts w:ascii="Cambria Math" w:hAnsi="Cambria Math"/>
+                <w:sz w:val="20"/>
+                <w:szCs w:val="20"/>
+              </w:rPr>
+              <m:t>,</m:t>
+            </m:r>
+            <m:sSub>
+              <m:sSubPr>
+                <m:ctrlPr>
+                  <w:rPr>
+                    <w:rFonts w:ascii="Cambria Math" w:hAnsi="Cambria Math"/>
+                    <w:i/>
+                    <w:sz w:val="20"/>
+                    <w:szCs w:val="20"/>
+                  </w:rPr>
+                </m:ctrlPr>
+              </m:sSubPr>
+              <m:e>
+                <m:r>
+                  <w:rPr>
+                    <w:rFonts w:ascii="Cambria Math" w:hAnsi="Cambria Math"/>
+                    <w:sz w:val="20"/>
+                    <w:szCs w:val="20"/>
+                  </w:rPr>
+                  <m:t>t</m:t>
+                </m:r>
+              </m:e>
+              <m:sub>
+                <m:r>
+                  <w:rPr>
+                    <w:rFonts w:ascii="Cambria Math" w:hAnsi="Cambria Math"/>
+                    <w:sz w:val="20"/>
+                    <w:szCs w:val="20"/>
+                  </w:rPr>
+                  <m:t>C+1</m:t>
+                </m:r>
+              </m:sub>
+            </m:sSub>
+            <m:r>
+              <w:rPr>
+                <w:rFonts w:ascii="Cambria Math" w:hAnsi="Cambria Math"/>
+                <w:sz w:val="20"/>
+                <w:szCs w:val="20"/>
+              </w:rPr>
+              <m:t>,…,</m:t>
+            </m:r>
+            <m:sSub>
+              <m:sSubPr>
+                <m:ctrlPr>
+                  <w:rPr>
+                    <w:rFonts w:ascii="Cambria Math" w:hAnsi="Cambria Math"/>
+                    <w:i/>
+                    <w:sz w:val="20"/>
+                    <w:szCs w:val="20"/>
+                  </w:rPr>
+                </m:ctrlPr>
+              </m:sSubPr>
+              <m:e>
+                <m:r>
+                  <w:rPr>
+                    <w:rFonts w:ascii="Cambria Math" w:hAnsi="Cambria Math"/>
+                    <w:sz w:val="20"/>
+                    <w:szCs w:val="20"/>
+                  </w:rPr>
+                  <m:t>t</m:t>
+                </m:r>
+              </m:e>
+              <m:sub>
+                <m:r>
+                  <w:rPr>
+                    <w:rFonts w:ascii="Cambria Math" w:hAnsi="Cambria Math"/>
+                    <w:sz w:val="20"/>
+                    <w:szCs w:val="20"/>
+                  </w:rPr>
+                  <m:t>F</m:t>
+                </m:r>
+              </m:sub>
+            </m:sSub>
+          </m:e>
+        </m:d>
+      </m:oMath>
+      <w:r>
+        <w:rPr>
+          <w:sz w:val="20"/>
+          <w:szCs w:val="20"/>
+        </w:rPr>
+        <w:t xml:space="preserve">, </w:t>
+      </w:r>
+      <m:oMath>
+        <m:r>
+          <w:rPr>
+            <w:rFonts w:ascii="Cambria Math" w:hAnsi="Cambria Math"/>
+            <w:sz w:val="20"/>
+            <w:szCs w:val="20"/>
+          </w:rPr>
+          <m:t>F</m:t>
+        </m:r>
+      </m:oMath>
+      <w:r>
+        <w:rPr>
+          <w:sz w:val="20"/>
+          <w:szCs w:val="20"/>
+        </w:rPr>
+        <w:t xml:space="preserve"> – the index of the final frame</w:t>
+      </w:r>
+    </w:p>
+    <w:p>
+      <w:pPr>
+        <w:rPr>
+          <w:sz w:val="20"/>
+          <w:szCs w:val="20"/>
+        </w:rPr>
+      </w:pPr>
+    </w:p>
+    <w:p>
+      <w:pPr>
+        <w:rPr>
+          <w:sz w:val="20"/>
+          <w:szCs w:val="20"/>
+        </w:rPr>
+      </w:pPr>
+      <w:r>
+        <w:rPr>
+          <w:sz w:val="20"/>
+          <w:szCs w:val="20"/>
+        </w:rPr>
+        <w:t xml:space="preserve">Future input information coming up later than </w:t>
+      </w:r>
+      <m:oMath>
+        <m:sSub>
+          <m:sSubPr>
+            <m:ctrlPr>
+              <w:rPr>
+                <w:rFonts w:ascii="Cambria Math" w:hAnsi="Cambria Math"/>
+                <w:i/>
+                <w:sz w:val="20"/>
+                <w:szCs w:val="20"/>
+              </w:rPr>
+            </m:ctrlPr>
+          </m:sSubPr>
+          <m:e>
+            <m:r>
+              <w:rPr>
+                <w:rFonts w:ascii="Cambria Math" w:hAnsi="Cambria Math"/>
+                <w:sz w:val="20"/>
+                <w:szCs w:val="20"/>
+              </w:rPr>
+              <m:t>t</m:t>
+            </m:r>
+          </m:e>
+          <m:sub>
+            <m:r>
+              <w:rPr>
+                <w:rFonts w:ascii="Cambria Math" w:hAnsi="Cambria Math"/>
+                <w:sz w:val="20"/>
+                <w:szCs w:val="20"/>
+              </w:rPr>
+              <m:t>C</m:t>
+            </m:r>
+          </m:sub>
+        </m:sSub>
+      </m:oMath>
+      <w:r>
+        <w:rPr>
+          <w:sz w:val="20"/>
+          <w:szCs w:val="20"/>
+        </w:rPr>
+        <w:t xml:space="preserve"> is usually also useful for prediction. With an RNN, this can be partially achieved by delaying the output by a certain number of M time frames to include future information up to </w:t>
+      </w:r>
+    </w:p>
+    <w:p>
+      <w:pPr>
+        <w:rPr>
+          <w:sz w:val="20"/>
+          <w:szCs w:val="20"/>
+        </w:rPr>
+      </w:pPr>
+      <m:oMath>
+        <m:sSub>
+          <m:sSubPr>
+            <m:ctrlPr>
+              <w:rPr>
+                <w:rFonts w:ascii="Cambria Math" w:hAnsi="Cambria Math"/>
+                <w:i/>
+                <w:sz w:val="20"/>
+                <w:szCs w:val="20"/>
+              </w:rPr>
+            </m:ctrlPr>
+          </m:sSubPr>
+          <m:e>
+            <m:r>
+              <w:rPr>
+                <w:rFonts w:ascii="Cambria Math" w:hAnsi="Cambria Math"/>
+                <w:sz w:val="20"/>
+                <w:szCs w:val="20"/>
+              </w:rPr>
+              <m:t>t</m:t>
+            </m:r>
+          </m:e>
+          <m:sub>
+            <m:r>
+              <w:rPr>
+                <w:rFonts w:ascii="Cambria Math" w:hAnsi="Cambria Math"/>
+                <w:sz w:val="20"/>
+                <w:szCs w:val="20"/>
+              </w:rPr>
+              <m:t>C+M</m:t>
+            </m:r>
+          </m:sub>
+        </m:sSub>
+      </m:oMath>
+      <w:r>
+        <w:rPr>
+          <w:sz w:val="20"/>
+          <w:szCs w:val="20"/>
+        </w:rPr>
+        <w:t xml:space="preserve"> to predict </w:t>
+      </w:r>
+      <m:oMath>
+        <m:sSub>
+          <m:sSubPr>
+            <m:ctrlPr>
+              <w:rPr>
+                <w:rFonts w:ascii="Cambria Math" w:hAnsi="Cambria Math"/>
+                <w:i/>
+                <w:sz w:val="20"/>
+                <w:szCs w:val="20"/>
+              </w:rPr>
+            </m:ctrlPr>
+          </m:sSubPr>
+          <m:e>
+            <m:r>
+              <m:rPr>
+                <m:sty m:val="b"/>
+              </m:rPr>
+              <w:rPr>
+                <w:rFonts w:ascii="Cambria Math" w:hAnsi="Cambria Math"/>
+                <w:sz w:val="20"/>
+                <w:szCs w:val="20"/>
+              </w:rPr>
+              <m:t>y</m:t>
+            </m:r>
+          </m:e>
+          <m:sub>
+            <m:sSub>
+              <m:sSubPr>
+                <m:ctrlPr>
+                  <w:rPr>
+                    <w:rFonts w:ascii="Cambria Math" w:hAnsi="Cambria Math"/>
+                    <w:i/>
+                    <w:sz w:val="20"/>
+                    <w:szCs w:val="20"/>
+                  </w:rPr>
+                </m:ctrlPr>
+              </m:sSubPr>
+              <m:e>
+                <m:r>
+                  <w:rPr>
+                    <w:rFonts w:ascii="Cambria Math" w:hAnsi="Cambria Math"/>
+                    <w:sz w:val="20"/>
+                    <w:szCs w:val="20"/>
+                  </w:rPr>
+                  <m:t>t</m:t>
+                </m:r>
+              </m:e>
+              <m:sub>
+                <m:r>
+                  <w:rPr>
+                    <w:rFonts w:ascii="Cambria Math" w:hAnsi="Cambria Math"/>
+                    <w:sz w:val="20"/>
+                    <w:szCs w:val="20"/>
+                  </w:rPr>
+                  <m:t>C</m:t>
+                </m:r>
+              </m:sub>
+            </m:sSub>
+          </m:sub>
+        </m:sSub>
+      </m:oMath>
+      <w:r>
+        <w:rPr>
+          <w:sz w:val="20"/>
+          <w:szCs w:val="20"/>
+        </w:rPr>
+        <w:t>.</w:t>
+      </w:r>
     </w:p>
     <w:p>
       <w:pPr>
@@ -9493,6 +11442,7 @@
           <w:sz w:val="20"/>
           <w:szCs w:val="20"/>
         </w:rPr>
+        <w:lastRenderedPageBreak/>
         <w:drawing>
           <wp:anchor distT="0" distB="0" distL="114300" distR="114300" simplePos="0" relativeHeight="251658240" behindDoc="0" locked="0" layoutInCell="1" allowOverlap="1" wp14:anchorId="5B5C6299" wp14:editId="37CD4325">
             <wp:simplePos x="0" y="0"/>
@@ -10483,6 +12433,7 @@
           <w:sz w:val="18"/>
           <w:szCs w:val="18"/>
         </w:rPr>
+        <w:lastRenderedPageBreak/>
         <w:t>[1</w:t>
       </w:r>
       <w:r>

--- a/docs/TheAttentionMechanism.docx
+++ b/docs/TheAttentionMechanism.docx
@@ -11139,6 +11139,3030 @@
         </w:rPr>
         <w:t>.</w:t>
       </w:r>
+      <w:r>
+        <w:rPr>
+          <w:sz w:val="20"/>
+          <w:szCs w:val="20"/>
+        </w:rPr>
+        <w:t xml:space="preserve"> </w:t>
+      </w:r>
+      <m:oMath>
+        <m:r>
+          <w:rPr>
+            <w:rFonts w:ascii="Cambria Math" w:hAnsi="Cambria Math"/>
+            <w:sz w:val="20"/>
+            <w:szCs w:val="20"/>
+          </w:rPr>
+          <m:t>M</m:t>
+        </m:r>
+      </m:oMath>
+      <w:r>
+        <w:rPr>
+          <w:sz w:val="20"/>
+          <w:szCs w:val="20"/>
+        </w:rPr>
+        <w:t xml:space="preserve"> could be made very large to capture all the available future information, but in practice, it is found that prediction results drop if </w:t>
+      </w:r>
+      <m:oMath>
+        <m:r>
+          <w:rPr>
+            <w:rFonts w:ascii="Cambria Math" w:hAnsi="Cambria Math"/>
+            <w:sz w:val="20"/>
+            <w:szCs w:val="20"/>
+          </w:rPr>
+          <m:t>M</m:t>
+        </m:r>
+      </m:oMath>
+      <w:r>
+        <w:rPr>
+          <w:sz w:val="20"/>
+          <w:szCs w:val="20"/>
+        </w:rPr>
+        <w:t xml:space="preserve"> is too large. </w:t>
+      </w:r>
+      <w:r>
+        <w:rPr>
+          <w:sz w:val="20"/>
+          <w:szCs w:val="20"/>
+        </w:rPr>
+        <w:t xml:space="preserve">A possible explanation for this could be that with rising </w:t>
+      </w:r>
+      <m:oMath>
+        <m:r>
+          <w:rPr>
+            <w:rFonts w:ascii="Cambria Math" w:hAnsi="Cambria Math"/>
+            <w:sz w:val="20"/>
+            <w:szCs w:val="20"/>
+          </w:rPr>
+          <m:t>M</m:t>
+        </m:r>
+      </m:oMath>
+      <w:r>
+        <w:rPr>
+          <w:sz w:val="20"/>
+          <w:szCs w:val="20"/>
+        </w:rPr>
+        <w:t xml:space="preserve">, the modeling power of the RNN is increasingly concentrated on remembering the input information up to </w:t>
+      </w:r>
+      <m:oMath>
+        <m:sSub>
+          <m:sSubPr>
+            <m:ctrlPr>
+              <w:rPr>
+                <w:rFonts w:ascii="Cambria Math" w:hAnsi="Cambria Math"/>
+                <w:i/>
+                <w:sz w:val="20"/>
+                <w:szCs w:val="20"/>
+              </w:rPr>
+            </m:ctrlPr>
+          </m:sSubPr>
+          <m:e>
+            <m:r>
+              <w:rPr>
+                <w:rFonts w:ascii="Cambria Math" w:hAnsi="Cambria Math"/>
+                <w:sz w:val="20"/>
+                <w:szCs w:val="20"/>
+              </w:rPr>
+              <m:t>x</m:t>
+            </m:r>
+          </m:e>
+          <m:sub>
+            <m:sSub>
+              <m:sSubPr>
+                <m:ctrlPr>
+                  <w:rPr>
+                    <w:rFonts w:ascii="Cambria Math" w:hAnsi="Cambria Math"/>
+                    <w:i/>
+                    <w:sz w:val="20"/>
+                    <w:szCs w:val="20"/>
+                  </w:rPr>
+                </m:ctrlPr>
+              </m:sSubPr>
+              <m:e>
+                <m:r>
+                  <w:rPr>
+                    <w:rFonts w:ascii="Cambria Math" w:hAnsi="Cambria Math"/>
+                    <w:sz w:val="20"/>
+                    <w:szCs w:val="20"/>
+                  </w:rPr>
+                  <m:t>t</m:t>
+                </m:r>
+              </m:e>
+              <m:sub>
+                <m:r>
+                  <w:rPr>
+                    <w:rFonts w:ascii="Cambria Math" w:hAnsi="Cambria Math"/>
+                    <w:sz w:val="20"/>
+                    <w:szCs w:val="20"/>
+                  </w:rPr>
+                  <m:t>C+M</m:t>
+                </m:r>
+              </m:sub>
+            </m:sSub>
+          </m:sub>
+        </m:sSub>
+      </m:oMath>
+      <w:r>
+        <w:rPr>
+          <w:sz w:val="20"/>
+          <w:szCs w:val="20"/>
+        </w:rPr>
+        <w:t xml:space="preserve"> for the prediction of </w:t>
+      </w:r>
+      <m:oMath>
+        <m:sSub>
+          <m:sSubPr>
+            <m:ctrlPr>
+              <w:rPr>
+                <w:rFonts w:ascii="Cambria Math" w:hAnsi="Cambria Math"/>
+                <w:i/>
+                <w:sz w:val="20"/>
+                <w:szCs w:val="20"/>
+              </w:rPr>
+            </m:ctrlPr>
+          </m:sSubPr>
+          <m:e>
+            <m:r>
+              <m:rPr>
+                <m:sty m:val="b"/>
+              </m:rPr>
+              <w:rPr>
+                <w:rFonts w:ascii="Cambria Math" w:hAnsi="Cambria Math"/>
+                <w:sz w:val="20"/>
+                <w:szCs w:val="20"/>
+              </w:rPr>
+              <m:t>y</m:t>
+            </m:r>
+          </m:e>
+          <m:sub>
+            <m:sSub>
+              <m:sSubPr>
+                <m:ctrlPr>
+                  <w:rPr>
+                    <w:rFonts w:ascii="Cambria Math" w:hAnsi="Cambria Math"/>
+                    <w:i/>
+                    <w:sz w:val="20"/>
+                    <w:szCs w:val="20"/>
+                  </w:rPr>
+                </m:ctrlPr>
+              </m:sSubPr>
+              <m:e>
+                <m:r>
+                  <w:rPr>
+                    <w:rFonts w:ascii="Cambria Math" w:hAnsi="Cambria Math"/>
+                    <w:sz w:val="20"/>
+                    <w:szCs w:val="20"/>
+                  </w:rPr>
+                  <m:t>t</m:t>
+                </m:r>
+              </m:e>
+              <m:sub>
+                <m:r>
+                  <w:rPr>
+                    <w:rFonts w:ascii="Cambria Math" w:hAnsi="Cambria Math"/>
+                    <w:sz w:val="20"/>
+                    <w:szCs w:val="20"/>
+                  </w:rPr>
+                  <m:t>C</m:t>
+                </m:r>
+              </m:sub>
+            </m:sSub>
+          </m:sub>
+        </m:sSub>
+      </m:oMath>
+      <w:r>
+        <w:rPr>
+          <w:sz w:val="20"/>
+          <w:szCs w:val="20"/>
+        </w:rPr>
+        <w:t>, leaving less modeling power for combining the prediction knowledge from different input vectors. The optimal delay is task dependent and has to be found by the trial and error method on the validation test set. More elegant approach is desirable.</w:t>
+      </w:r>
+    </w:p>
+    <w:p>
+      <w:pPr>
+        <w:rPr>
+          <w:sz w:val="20"/>
+          <w:szCs w:val="20"/>
+        </w:rPr>
+      </w:pPr>
+      <w:r>
+        <w:rPr>
+          <w:sz w:val="20"/>
+          <w:szCs w:val="20"/>
+        </w:rPr>
+        <w:t xml:space="preserve">To use all available input information, it is possible to use two separate networks (one for each time direction) and then somehow merge the results. Both networks can then be called experts for the specific problem on which the networks are trained. </w:t>
+      </w:r>
+    </w:p>
+    <w:p>
+      <w:pPr>
+        <w:rPr>
+          <w:sz w:val="20"/>
+          <w:szCs w:val="20"/>
+        </w:rPr>
+      </w:pPr>
+    </w:p>
+    <w:p>
+      <w:pPr>
+        <w:rPr>
+          <w:sz w:val="20"/>
+          <w:szCs w:val="20"/>
+        </w:rPr>
+      </w:pPr>
+    </w:p>
+    <w:p>
+      <w:pPr>
+        <w:rPr>
+          <w:sz w:val="20"/>
+          <w:szCs w:val="20"/>
+        </w:rPr>
+      </w:pPr>
+      <w:r>
+        <w:rPr>
+          <w:sz w:val="20"/>
+          <w:szCs w:val="20"/>
+        </w:rPr>
+        <mc:AlternateContent>
+          <mc:Choice Requires="wpg">
+            <w:drawing>
+              <wp:anchor distT="0" distB="0" distL="114300" distR="114300" simplePos="0" relativeHeight="251662336" behindDoc="0" locked="0" layoutInCell="1" allowOverlap="1" wp14:anchorId="7AC67614" wp14:editId="6CC8DA9C">
+                <wp:simplePos x="0" y="0"/>
+                <wp:positionH relativeFrom="column">
+                  <wp:posOffset>0</wp:posOffset>
+                </wp:positionH>
+                <wp:positionV relativeFrom="paragraph">
+                  <wp:posOffset>642</wp:posOffset>
+                </wp:positionV>
+                <wp:extent cx="5684065" cy="2438076"/>
+                <wp:effectExtent l="0" t="0" r="31115" b="0"/>
+                <wp:wrapTopAndBottom/>
+                <wp:docPr id="97" name="Group 96">
+                  <a:extLst xmlns:a="http://schemas.openxmlformats.org/drawingml/2006/main">
+                    <a:ext uri="{FF2B5EF4-FFF2-40B4-BE49-F238E27FC236}">
+                      <a16:creationId xmlns:a16="http://schemas.microsoft.com/office/drawing/2014/main" id="{3DC84395-078A-3B68-2670-1F779BCC5749}"/>
+                    </a:ext>
+                  </a:extLst>
+                </wp:docPr>
+                <wp:cNvGraphicFramePr/>
+                <a:graphic xmlns:a="http://schemas.openxmlformats.org/drawingml/2006/main">
+                  <a:graphicData uri="http://schemas.microsoft.com/office/word/2010/wordprocessingGroup">
+                    <wpg:wgp>
+                      <wpg:cNvGrpSpPr/>
+                      <wpg:grpSpPr>
+                        <a:xfrm>
+                          <a:off x="0" y="0"/>
+                          <a:ext cx="5684065" cy="2438076"/>
+                          <a:chOff x="0" y="0"/>
+                          <a:chExt cx="5684065" cy="2438076"/>
+                        </a:xfrm>
+                      </wpg:grpSpPr>
+                      <wps:wsp>
+                        <wps:cNvPr id="943008521" name="Rectangle 943008521">
+                          <a:extLst>
+                            <a:ext uri="{FF2B5EF4-FFF2-40B4-BE49-F238E27FC236}">
+                              <a16:creationId xmlns:a16="http://schemas.microsoft.com/office/drawing/2014/main" id="{7B74BAE7-54E1-72CA-5FA4-6DA69B52E495}"/>
+                            </a:ext>
+                          </a:extLst>
+                        </wps:cNvPr>
+                        <wps:cNvSpPr/>
+                        <wps:spPr>
+                          <a:xfrm>
+                            <a:off x="3601166" y="825725"/>
+                            <a:ext cx="242828" cy="239034"/>
+                          </a:xfrm>
+                          <a:prstGeom prst="rect">
+                            <a:avLst/>
+                          </a:prstGeom>
+                          <a:solidFill>
+                            <a:schemeClr val="accent1">
+                              <a:alpha val="30400"/>
+                            </a:schemeClr>
+                          </a:solidFill>
+                        </wps:spPr>
+                        <wps:style>
+                          <a:lnRef idx="2">
+                            <a:schemeClr val="accent1">
+                              <a:shade val="15000"/>
+                            </a:schemeClr>
+                          </a:lnRef>
+                          <a:fillRef idx="1">
+                            <a:schemeClr val="accent1"/>
+                          </a:fillRef>
+                          <a:effectRef idx="0">
+                            <a:schemeClr val="accent1"/>
+                          </a:effectRef>
+                          <a:fontRef idx="minor">
+                            <a:schemeClr val="lt1"/>
+                          </a:fontRef>
+                        </wps:style>
+                        <wps:bodyPr rtlCol="0" anchor="ctr"/>
+                      </wps:wsp>
+                      <wps:wsp>
+                        <wps:cNvPr id="1179547249" name="Rectangle 1179547249">
+                          <a:extLst>
+                            <a:ext uri="{FF2B5EF4-FFF2-40B4-BE49-F238E27FC236}">
+                              <a16:creationId xmlns:a16="http://schemas.microsoft.com/office/drawing/2014/main" id="{75C2FEA7-5BF0-F93A-2415-4664AE3EC17D}"/>
+                            </a:ext>
+                          </a:extLst>
+                        </wps:cNvPr>
+                        <wps:cNvSpPr/>
+                        <wps:spPr>
+                          <a:xfrm>
+                            <a:off x="3453274" y="136611"/>
+                            <a:ext cx="242828" cy="239034"/>
+                          </a:xfrm>
+                          <a:prstGeom prst="rect">
+                            <a:avLst/>
+                          </a:prstGeom>
+                          <a:solidFill>
+                            <a:schemeClr val="accent1">
+                              <a:alpha val="76000"/>
+                            </a:schemeClr>
+                          </a:solidFill>
+                        </wps:spPr>
+                        <wps:style>
+                          <a:lnRef idx="2">
+                            <a:schemeClr val="accent1">
+                              <a:shade val="15000"/>
+                            </a:schemeClr>
+                          </a:lnRef>
+                          <a:fillRef idx="1">
+                            <a:schemeClr val="accent1"/>
+                          </a:fillRef>
+                          <a:effectRef idx="0">
+                            <a:schemeClr val="accent1"/>
+                          </a:effectRef>
+                          <a:fontRef idx="minor">
+                            <a:schemeClr val="lt1"/>
+                          </a:fontRef>
+                        </wps:style>
+                        <wps:bodyPr rtlCol="0" anchor="ctr"/>
+                      </wps:wsp>
+                      <wps:wsp>
+                        <wps:cNvPr id="1916537258" name="Rectangle 1916537258">
+                          <a:extLst>
+                            <a:ext uri="{FF2B5EF4-FFF2-40B4-BE49-F238E27FC236}">
+                              <a16:creationId xmlns:a16="http://schemas.microsoft.com/office/drawing/2014/main" id="{753F21AA-73DD-7DE4-9CB9-9A6273AA5EE0}"/>
+                            </a:ext>
+                          </a:extLst>
+                        </wps:cNvPr>
+                        <wps:cNvSpPr/>
+                        <wps:spPr>
+                          <a:xfrm>
+                            <a:off x="3453274" y="1752937"/>
+                            <a:ext cx="242828" cy="239034"/>
+                          </a:xfrm>
+                          <a:prstGeom prst="rect">
+                            <a:avLst/>
+                          </a:prstGeom>
+                          <a:pattFill prst="wdDnDiag">
+                            <a:fgClr>
+                              <a:schemeClr val="accent1"/>
+                            </a:fgClr>
+                            <a:bgClr>
+                              <a:schemeClr val="bg1"/>
+                            </a:bgClr>
+                          </a:pattFill>
+                        </wps:spPr>
+                        <wps:style>
+                          <a:lnRef idx="2">
+                            <a:schemeClr val="accent1">
+                              <a:shade val="15000"/>
+                            </a:schemeClr>
+                          </a:lnRef>
+                          <a:fillRef idx="1">
+                            <a:schemeClr val="accent1"/>
+                          </a:fillRef>
+                          <a:effectRef idx="0">
+                            <a:schemeClr val="accent1"/>
+                          </a:effectRef>
+                          <a:fontRef idx="minor">
+                            <a:schemeClr val="lt1"/>
+                          </a:fontRef>
+                        </wps:style>
+                        <wps:bodyPr rtlCol="0" anchor="ctr"/>
+                      </wps:wsp>
+                      <wps:wsp>
+                        <wps:cNvPr id="1036554222" name="Straight Arrow Connector 1036554222">
+                          <a:extLst>
+                            <a:ext uri="{FF2B5EF4-FFF2-40B4-BE49-F238E27FC236}">
+                              <a16:creationId xmlns:a16="http://schemas.microsoft.com/office/drawing/2014/main" id="{F00B0163-D958-C7BF-8D90-0B3BCD16ED84}"/>
+                            </a:ext>
+                          </a:extLst>
+                        </wps:cNvPr>
+                        <wps:cNvCnPr>
+                          <a:cxnSpLocks/>
+                          <a:stCxn id="943008521" idx="0"/>
+                          <a:endCxn id="1179547249" idx="2"/>
+                        </wps:cNvCnPr>
+                        <wps:spPr>
+                          <a:xfrm flipH="1" flipV="1">
+                            <a:off x="3574688" y="375645"/>
+                            <a:ext cx="147892" cy="450080"/>
+                          </a:xfrm>
+                          <a:prstGeom prst="straightConnector1">
+                            <a:avLst/>
+                          </a:prstGeom>
+                          <a:ln w="9525">
+                            <a:tailEnd type="triangle"/>
+                          </a:ln>
+                        </wps:spPr>
+                        <wps:style>
+                          <a:lnRef idx="2">
+                            <a:schemeClr val="accent1"/>
+                          </a:lnRef>
+                          <a:fillRef idx="0">
+                            <a:schemeClr val="accent1"/>
+                          </a:fillRef>
+                          <a:effectRef idx="1">
+                            <a:schemeClr val="accent1"/>
+                          </a:effectRef>
+                          <a:fontRef idx="minor">
+                            <a:schemeClr val="tx1"/>
+                          </a:fontRef>
+                        </wps:style>
+                        <wps:bodyPr/>
+                      </wps:wsp>
+                      <wps:wsp>
+                        <wps:cNvPr id="74656529" name="Straight Arrow Connector 74656529">
+                          <a:extLst>
+                            <a:ext uri="{FF2B5EF4-FFF2-40B4-BE49-F238E27FC236}">
+                              <a16:creationId xmlns:a16="http://schemas.microsoft.com/office/drawing/2014/main" id="{9E0F8AAC-C2F2-F359-3A67-AF750DE455EF}"/>
+                            </a:ext>
+                          </a:extLst>
+                        </wps:cNvPr>
+                        <wps:cNvCnPr>
+                          <a:cxnSpLocks/>
+                          <a:stCxn id="1916537258" idx="0"/>
+                          <a:endCxn id="943008521" idx="2"/>
+                        </wps:cNvCnPr>
+                        <wps:spPr>
+                          <a:xfrm flipV="1">
+                            <a:off x="3574688" y="1064759"/>
+                            <a:ext cx="147892" cy="688178"/>
+                          </a:xfrm>
+                          <a:prstGeom prst="straightConnector1">
+                            <a:avLst/>
+                          </a:prstGeom>
+                          <a:ln w="9525">
+                            <a:tailEnd type="triangle"/>
+                          </a:ln>
+                        </wps:spPr>
+                        <wps:style>
+                          <a:lnRef idx="2">
+                            <a:schemeClr val="accent1"/>
+                          </a:lnRef>
+                          <a:fillRef idx="0">
+                            <a:schemeClr val="accent1"/>
+                          </a:fillRef>
+                          <a:effectRef idx="1">
+                            <a:schemeClr val="accent1"/>
+                          </a:effectRef>
+                          <a:fontRef idx="minor">
+                            <a:schemeClr val="tx1"/>
+                          </a:fontRef>
+                        </wps:style>
+                        <wps:bodyPr/>
+                      </wps:wsp>
+                      <wps:wsp>
+                        <wps:cNvPr id="2070743048" name="Rectangle 2070743048">
+                          <a:extLst>
+                            <a:ext uri="{FF2B5EF4-FFF2-40B4-BE49-F238E27FC236}">
+                              <a16:creationId xmlns:a16="http://schemas.microsoft.com/office/drawing/2014/main" id="{3C816DCF-B119-D7B6-D76F-3AC8E934F96C}"/>
+                            </a:ext>
+                          </a:extLst>
+                        </wps:cNvPr>
+                        <wps:cNvSpPr/>
+                        <wps:spPr>
+                          <a:xfrm>
+                            <a:off x="5006559" y="825725"/>
+                            <a:ext cx="242828" cy="239034"/>
+                          </a:xfrm>
+                          <a:prstGeom prst="rect">
+                            <a:avLst/>
+                          </a:prstGeom>
+                          <a:solidFill>
+                            <a:schemeClr val="accent1">
+                              <a:alpha val="30400"/>
+                            </a:schemeClr>
+                          </a:solidFill>
+                        </wps:spPr>
+                        <wps:style>
+                          <a:lnRef idx="2">
+                            <a:schemeClr val="accent1">
+                              <a:shade val="15000"/>
+                            </a:schemeClr>
+                          </a:lnRef>
+                          <a:fillRef idx="1">
+                            <a:schemeClr val="accent1"/>
+                          </a:fillRef>
+                          <a:effectRef idx="0">
+                            <a:schemeClr val="accent1"/>
+                          </a:effectRef>
+                          <a:fontRef idx="minor">
+                            <a:schemeClr val="lt1"/>
+                          </a:fontRef>
+                        </wps:style>
+                        <wps:bodyPr rtlCol="0" anchor="ctr"/>
+                      </wps:wsp>
+                      <wps:wsp>
+                        <wps:cNvPr id="399997567" name="Rectangle 399997567">
+                          <a:extLst>
+                            <a:ext uri="{FF2B5EF4-FFF2-40B4-BE49-F238E27FC236}">
+                              <a16:creationId xmlns:a16="http://schemas.microsoft.com/office/drawing/2014/main" id="{B89C26ED-1639-9221-B2E3-8FC6170EF70C}"/>
+                            </a:ext>
+                          </a:extLst>
+                        </wps:cNvPr>
+                        <wps:cNvSpPr/>
+                        <wps:spPr>
+                          <a:xfrm>
+                            <a:off x="4904231" y="141952"/>
+                            <a:ext cx="242828" cy="239034"/>
+                          </a:xfrm>
+                          <a:prstGeom prst="rect">
+                            <a:avLst/>
+                          </a:prstGeom>
+                          <a:solidFill>
+                            <a:schemeClr val="accent1">
+                              <a:alpha val="76000"/>
+                            </a:schemeClr>
+                          </a:solidFill>
+                        </wps:spPr>
+                        <wps:style>
+                          <a:lnRef idx="2">
+                            <a:schemeClr val="accent1">
+                              <a:shade val="15000"/>
+                            </a:schemeClr>
+                          </a:lnRef>
+                          <a:fillRef idx="1">
+                            <a:schemeClr val="accent1"/>
+                          </a:fillRef>
+                          <a:effectRef idx="0">
+                            <a:schemeClr val="accent1"/>
+                          </a:effectRef>
+                          <a:fontRef idx="minor">
+                            <a:schemeClr val="lt1"/>
+                          </a:fontRef>
+                        </wps:style>
+                        <wps:bodyPr rtlCol="0" anchor="ctr"/>
+                      </wps:wsp>
+                      <wps:wsp>
+                        <wps:cNvPr id="269461799" name="Rectangle 269461799">
+                          <a:extLst>
+                            <a:ext uri="{FF2B5EF4-FFF2-40B4-BE49-F238E27FC236}">
+                              <a16:creationId xmlns:a16="http://schemas.microsoft.com/office/drawing/2014/main" id="{A7236B1E-3FCD-1E18-A4CF-57634E7E93D8}"/>
+                            </a:ext>
+                          </a:extLst>
+                        </wps:cNvPr>
+                        <wps:cNvSpPr/>
+                        <wps:spPr>
+                          <a:xfrm>
+                            <a:off x="4904231" y="1758278"/>
+                            <a:ext cx="242828" cy="239034"/>
+                          </a:xfrm>
+                          <a:prstGeom prst="rect">
+                            <a:avLst/>
+                          </a:prstGeom>
+                          <a:pattFill prst="wdDnDiag">
+                            <a:fgClr>
+                              <a:schemeClr val="accent1"/>
+                            </a:fgClr>
+                            <a:bgClr>
+                              <a:schemeClr val="bg1"/>
+                            </a:bgClr>
+                          </a:pattFill>
+                        </wps:spPr>
+                        <wps:style>
+                          <a:lnRef idx="2">
+                            <a:schemeClr val="accent1">
+                              <a:shade val="15000"/>
+                            </a:schemeClr>
+                          </a:lnRef>
+                          <a:fillRef idx="1">
+                            <a:schemeClr val="accent1"/>
+                          </a:fillRef>
+                          <a:effectRef idx="0">
+                            <a:schemeClr val="accent1"/>
+                          </a:effectRef>
+                          <a:fontRef idx="minor">
+                            <a:schemeClr val="lt1"/>
+                          </a:fontRef>
+                        </wps:style>
+                        <wps:bodyPr rtlCol="0" anchor="ctr"/>
+                      </wps:wsp>
+                      <wps:wsp>
+                        <wps:cNvPr id="480952822" name="Straight Arrow Connector 480952822">
+                          <a:extLst>
+                            <a:ext uri="{FF2B5EF4-FFF2-40B4-BE49-F238E27FC236}">
+                              <a16:creationId xmlns:a16="http://schemas.microsoft.com/office/drawing/2014/main" id="{BA43662E-6319-37CE-3081-EE8146916FB6}"/>
+                            </a:ext>
+                          </a:extLst>
+                        </wps:cNvPr>
+                        <wps:cNvCnPr>
+                          <a:cxnSpLocks/>
+                          <a:stCxn id="2070743048" idx="0"/>
+                        </wps:cNvCnPr>
+                        <wps:spPr>
+                          <a:xfrm flipH="1" flipV="1">
+                            <a:off x="5017644" y="379536"/>
+                            <a:ext cx="110329" cy="446189"/>
+                          </a:xfrm>
+                          <a:prstGeom prst="straightConnector1">
+                            <a:avLst/>
+                          </a:prstGeom>
+                          <a:ln w="9525">
+                            <a:tailEnd type="triangle"/>
+                          </a:ln>
+                        </wps:spPr>
+                        <wps:style>
+                          <a:lnRef idx="2">
+                            <a:schemeClr val="accent1"/>
+                          </a:lnRef>
+                          <a:fillRef idx="0">
+                            <a:schemeClr val="accent1"/>
+                          </a:fillRef>
+                          <a:effectRef idx="1">
+                            <a:schemeClr val="accent1"/>
+                          </a:effectRef>
+                          <a:fontRef idx="minor">
+                            <a:schemeClr val="tx1"/>
+                          </a:fontRef>
+                        </wps:style>
+                        <wps:bodyPr/>
+                      </wps:wsp>
+                      <wps:wsp>
+                        <wps:cNvPr id="699040977" name="Straight Arrow Connector 699040977">
+                          <a:extLst>
+                            <a:ext uri="{FF2B5EF4-FFF2-40B4-BE49-F238E27FC236}">
+                              <a16:creationId xmlns:a16="http://schemas.microsoft.com/office/drawing/2014/main" id="{ADCBA30D-B8B3-B65A-0003-B7E04DE11A3D}"/>
+                            </a:ext>
+                          </a:extLst>
+                        </wps:cNvPr>
+                        <wps:cNvCnPr>
+                          <a:cxnSpLocks/>
+                          <a:endCxn id="2070743048" idx="2"/>
+                        </wps:cNvCnPr>
+                        <wps:spPr>
+                          <a:xfrm flipV="1">
+                            <a:off x="5017545" y="1064759"/>
+                            <a:ext cx="110428" cy="692069"/>
+                          </a:xfrm>
+                          <a:prstGeom prst="straightConnector1">
+                            <a:avLst/>
+                          </a:prstGeom>
+                          <a:ln w="9525">
+                            <a:tailEnd type="triangle"/>
+                          </a:ln>
+                        </wps:spPr>
+                        <wps:style>
+                          <a:lnRef idx="2">
+                            <a:schemeClr val="accent1"/>
+                          </a:lnRef>
+                          <a:fillRef idx="0">
+                            <a:schemeClr val="accent1"/>
+                          </a:fillRef>
+                          <a:effectRef idx="1">
+                            <a:schemeClr val="accent1"/>
+                          </a:effectRef>
+                          <a:fontRef idx="minor">
+                            <a:schemeClr val="tx1"/>
+                          </a:fontRef>
+                        </wps:style>
+                        <wps:bodyPr/>
+                      </wps:wsp>
+                      <wps:wsp>
+                        <wps:cNvPr id="637644115" name="Straight Arrow Connector 637644115">
+                          <a:extLst>
+                            <a:ext uri="{FF2B5EF4-FFF2-40B4-BE49-F238E27FC236}">
+                              <a16:creationId xmlns:a16="http://schemas.microsoft.com/office/drawing/2014/main" id="{045F0B07-291D-36EE-9648-615194E53F06}"/>
+                            </a:ext>
+                          </a:extLst>
+                        </wps:cNvPr>
+                        <wps:cNvCnPr>
+                          <a:cxnSpLocks/>
+                          <a:endCxn id="2070743048" idx="1"/>
+                        </wps:cNvCnPr>
+                        <wps:spPr>
+                          <a:xfrm>
+                            <a:off x="3843994" y="942915"/>
+                            <a:ext cx="1162565" cy="2327"/>
+                          </a:xfrm>
+                          <a:prstGeom prst="straightConnector1">
+                            <a:avLst/>
+                          </a:prstGeom>
+                          <a:ln w="9525">
+                            <a:tailEnd type="triangle"/>
+                          </a:ln>
+                        </wps:spPr>
+                        <wps:style>
+                          <a:lnRef idx="2">
+                            <a:schemeClr val="accent1"/>
+                          </a:lnRef>
+                          <a:fillRef idx="0">
+                            <a:schemeClr val="accent1"/>
+                          </a:fillRef>
+                          <a:effectRef idx="1">
+                            <a:schemeClr val="accent1"/>
+                          </a:effectRef>
+                          <a:fontRef idx="minor">
+                            <a:schemeClr val="tx1"/>
+                          </a:fontRef>
+                        </wps:style>
+                        <wps:bodyPr/>
+                      </wps:wsp>
+                      <wps:wsp>
+                        <wps:cNvPr id="1049865799" name="Straight Arrow Connector 1049865799">
+                          <a:extLst>
+                            <a:ext uri="{FF2B5EF4-FFF2-40B4-BE49-F238E27FC236}">
+                              <a16:creationId xmlns:a16="http://schemas.microsoft.com/office/drawing/2014/main" id="{24D284FB-54E2-14C9-FB64-736292079EEC}"/>
+                            </a:ext>
+                          </a:extLst>
+                        </wps:cNvPr>
+                        <wps:cNvCnPr>
+                          <a:cxnSpLocks/>
+                          <a:stCxn id="126441401" idx="3"/>
+                          <a:endCxn id="943008521" idx="1"/>
+                        </wps:cNvCnPr>
+                        <wps:spPr>
+                          <a:xfrm>
+                            <a:off x="2468268" y="945242"/>
+                            <a:ext cx="1132898" cy="0"/>
+                          </a:xfrm>
+                          <a:prstGeom prst="straightConnector1">
+                            <a:avLst/>
+                          </a:prstGeom>
+                          <a:ln w="9525">
+                            <a:tailEnd type="triangle"/>
+                          </a:ln>
+                        </wps:spPr>
+                        <wps:style>
+                          <a:lnRef idx="2">
+                            <a:schemeClr val="accent1"/>
+                          </a:lnRef>
+                          <a:fillRef idx="0">
+                            <a:schemeClr val="accent1"/>
+                          </a:fillRef>
+                          <a:effectRef idx="1">
+                            <a:schemeClr val="accent1"/>
+                          </a:effectRef>
+                          <a:fontRef idx="minor">
+                            <a:schemeClr val="tx1"/>
+                          </a:fontRef>
+                        </wps:style>
+                        <wps:bodyPr/>
+                      </wps:wsp>
+                      <wps:wsp>
+                        <wps:cNvPr id="1187636598" name="Straight Arrow Connector 1187636598">
+                          <a:extLst>
+                            <a:ext uri="{FF2B5EF4-FFF2-40B4-BE49-F238E27FC236}">
+                              <a16:creationId xmlns:a16="http://schemas.microsoft.com/office/drawing/2014/main" id="{7FE71C38-42E8-0B1B-6FE4-7AA1C836E67E}"/>
+                            </a:ext>
+                          </a:extLst>
+                        </wps:cNvPr>
+                        <wps:cNvCnPr/>
+                        <wps:spPr>
+                          <a:xfrm>
+                            <a:off x="5234513" y="946073"/>
+                            <a:ext cx="449552" cy="6962"/>
+                          </a:xfrm>
+                          <a:prstGeom prst="straightConnector1">
+                            <a:avLst/>
+                          </a:prstGeom>
+                          <a:ln w="9525">
+                            <a:tailEnd type="triangle"/>
+                          </a:ln>
+                        </wps:spPr>
+                        <wps:style>
+                          <a:lnRef idx="2">
+                            <a:schemeClr val="accent1"/>
+                          </a:lnRef>
+                          <a:fillRef idx="0">
+                            <a:schemeClr val="accent1"/>
+                          </a:fillRef>
+                          <a:effectRef idx="1">
+                            <a:schemeClr val="accent1"/>
+                          </a:effectRef>
+                          <a:fontRef idx="minor">
+                            <a:schemeClr val="tx1"/>
+                          </a:fontRef>
+                        </wps:style>
+                        <wps:bodyPr/>
+                      </wps:wsp>
+                      <wps:wsp>
+                        <wps:cNvPr id="754840067" name="Rectangle 754840067">
+                          <a:extLst>
+                            <a:ext uri="{FF2B5EF4-FFF2-40B4-BE49-F238E27FC236}">
+                              <a16:creationId xmlns:a16="http://schemas.microsoft.com/office/drawing/2014/main" id="{C5F40104-C892-5C2E-6FF2-0E7ECC9C8966}"/>
+                            </a:ext>
+                          </a:extLst>
+                        </wps:cNvPr>
+                        <wps:cNvSpPr/>
+                        <wps:spPr>
+                          <a:xfrm>
+                            <a:off x="3116430" y="642"/>
+                            <a:ext cx="927340" cy="2212676"/>
+                          </a:xfrm>
+                          <a:prstGeom prst="rect">
+                            <a:avLst/>
+                          </a:prstGeom>
+                          <a:solidFill>
+                            <a:schemeClr val="accent1">
+                              <a:alpha val="13000"/>
+                            </a:schemeClr>
+                          </a:solidFill>
+                          <a:ln w="9525"/>
+                        </wps:spPr>
+                        <wps:style>
+                          <a:lnRef idx="2">
+                            <a:schemeClr val="accent1">
+                              <a:shade val="15000"/>
+                            </a:schemeClr>
+                          </a:lnRef>
+                          <a:fillRef idx="1">
+                            <a:schemeClr val="accent1"/>
+                          </a:fillRef>
+                          <a:effectRef idx="0">
+                            <a:schemeClr val="accent1"/>
+                          </a:effectRef>
+                          <a:fontRef idx="minor">
+                            <a:schemeClr val="lt1"/>
+                          </a:fontRef>
+                        </wps:style>
+                        <wps:bodyPr rtlCol="0" anchor="ctr"/>
+                      </wps:wsp>
+                      <wps:wsp>
+                        <wps:cNvPr id="569604668" name="Rectangle 569604668">
+                          <a:extLst>
+                            <a:ext uri="{FF2B5EF4-FFF2-40B4-BE49-F238E27FC236}">
+                              <a16:creationId xmlns:a16="http://schemas.microsoft.com/office/drawing/2014/main" id="{A6774416-CD18-3AAA-F10C-0B1208CB5B32}"/>
+                            </a:ext>
+                          </a:extLst>
+                        </wps:cNvPr>
+                        <wps:cNvSpPr/>
+                        <wps:spPr>
+                          <a:xfrm>
+                            <a:off x="4550989" y="12888"/>
+                            <a:ext cx="927340" cy="2212676"/>
+                          </a:xfrm>
+                          <a:prstGeom prst="rect">
+                            <a:avLst/>
+                          </a:prstGeom>
+                          <a:solidFill>
+                            <a:schemeClr val="accent1">
+                              <a:alpha val="13000"/>
+                            </a:schemeClr>
+                          </a:solidFill>
+                          <a:ln w="9525"/>
+                        </wps:spPr>
+                        <wps:style>
+                          <a:lnRef idx="2">
+                            <a:schemeClr val="accent1">
+                              <a:shade val="15000"/>
+                            </a:schemeClr>
+                          </a:lnRef>
+                          <a:fillRef idx="1">
+                            <a:schemeClr val="accent1"/>
+                          </a:fillRef>
+                          <a:effectRef idx="0">
+                            <a:schemeClr val="accent1"/>
+                          </a:effectRef>
+                          <a:fontRef idx="minor">
+                            <a:schemeClr val="lt1"/>
+                          </a:fontRef>
+                        </wps:style>
+                        <wps:bodyPr rtlCol="0" anchor="ctr"/>
+                      </wps:wsp>
+                      <wps:wsp>
+                        <wps:cNvPr id="1345408336" name="TextBox 27">
+                          <a:extLst>
+                            <a:ext uri="{FF2B5EF4-FFF2-40B4-BE49-F238E27FC236}">
+                              <a16:creationId xmlns:a16="http://schemas.microsoft.com/office/drawing/2014/main" id="{FDEC7C6E-268B-B17D-9BFC-CA4704787967}"/>
+                            </a:ext>
+                          </a:extLst>
+                        </wps:cNvPr>
+                        <wps:cNvSpPr txBox="1"/>
+                        <wps:spPr>
+                          <a:xfrm>
+                            <a:off x="3446370" y="2212651"/>
+                            <a:ext cx="231140" cy="225425"/>
+                          </a:xfrm>
+                          <a:prstGeom prst="rect">
+                            <a:avLst/>
+                          </a:prstGeom>
+                          <a:noFill/>
+                        </wps:spPr>
+                        <wps:txbx>
+                          <w:txbxContent>
+                            <w:p>
+                              <w:pPr>
+                                <w:rPr>
+                                  <w:rFonts w:ascii="Cambria Math" w:hAnsi="Cambria Math"/>
+                                  <w:i/>
+                                  <w:iCs/>
+                                  <w:color w:val="000000" w:themeColor="text1"/>
+                                  <w:kern w:val="24"/>
+                                  <w:sz w:val="18"/>
+                                  <w:szCs w:val="18"/>
+                                </w:rPr>
+                              </w:pPr>
+                              <m:oMathPara>
+                                <m:oMathParaPr>
+                                  <m:jc m:val="centerGroup"/>
+                                </m:oMathParaPr>
+                                <m:oMath>
+                                  <m:r>
+                                    <w:rPr>
+                                      <w:rFonts w:ascii="Cambria Math" w:hAnsi="Cambria Math"/>
+                                      <w:color w:val="000000" w:themeColor="text1"/>
+                                      <w:kern w:val="24"/>
+                                      <w:sz w:val="18"/>
+                                      <w:szCs w:val="18"/>
+                                    </w:rPr>
+                                    <m:t>t</m:t>
+                                  </m:r>
+                                </m:oMath>
+                              </m:oMathPara>
+                            </w:p>
+                          </w:txbxContent>
+                        </wps:txbx>
+                        <wps:bodyPr wrap="none" rtlCol="0">
+                          <a:spAutoFit/>
+                        </wps:bodyPr>
+                      </wps:wsp>
+                      <wps:wsp>
+                        <wps:cNvPr id="111217705" name="TextBox 28">
+                          <a:extLst>
+                            <a:ext uri="{FF2B5EF4-FFF2-40B4-BE49-F238E27FC236}">
+                              <a16:creationId xmlns:a16="http://schemas.microsoft.com/office/drawing/2014/main" id="{0DA95FD5-F0E8-309E-BD1F-7BB03BF7D9DD}"/>
+                            </a:ext>
+                          </a:extLst>
+                        </wps:cNvPr>
+                        <wps:cNvSpPr txBox="1"/>
+                        <wps:spPr>
+                          <a:xfrm>
+                            <a:off x="4812495" y="2212651"/>
+                            <a:ext cx="430530" cy="225425"/>
+                          </a:xfrm>
+                          <a:prstGeom prst="rect">
+                            <a:avLst/>
+                          </a:prstGeom>
+                          <a:noFill/>
+                        </wps:spPr>
+                        <wps:txbx>
+                          <w:txbxContent>
+                            <w:p>
+                              <w:pPr>
+                                <w:rPr>
+                                  <w:rFonts w:ascii="Cambria Math" w:hAnsi="Cambria Math"/>
+                                  <w:i/>
+                                  <w:iCs/>
+                                  <w:color w:val="000000" w:themeColor="text1"/>
+                                  <w:kern w:val="24"/>
+                                  <w:sz w:val="18"/>
+                                  <w:szCs w:val="18"/>
+                                </w:rPr>
+                              </w:pPr>
+                              <m:oMathPara>
+                                <m:oMathParaPr>
+                                  <m:jc m:val="centerGroup"/>
+                                </m:oMathParaPr>
+                                <m:oMath>
+                                  <m:r>
+                                    <w:rPr>
+                                      <w:rFonts w:ascii="Cambria Math" w:hAnsi="Cambria Math"/>
+                                      <w:color w:val="000000" w:themeColor="text1"/>
+                                      <w:kern w:val="24"/>
+                                      <w:sz w:val="18"/>
+                                      <w:szCs w:val="18"/>
+                                    </w:rPr>
+                                    <m:t>t+1</m:t>
+                                  </m:r>
+                                </m:oMath>
+                              </m:oMathPara>
+                            </w:p>
+                          </w:txbxContent>
+                        </wps:txbx>
+                        <wps:bodyPr wrap="none" rtlCol="0">
+                          <a:spAutoFit/>
+                        </wps:bodyPr>
+                      </wps:wsp>
+                      <wps:wsp>
+                        <wps:cNvPr id="1510519866" name="Rectangle 1510519866">
+                          <a:extLst>
+                            <a:ext uri="{FF2B5EF4-FFF2-40B4-BE49-F238E27FC236}">
+                              <a16:creationId xmlns:a16="http://schemas.microsoft.com/office/drawing/2014/main" id="{987884ED-DACD-1A19-A254-4B74FA3A1971}"/>
+                            </a:ext>
+                          </a:extLst>
+                        </wps:cNvPr>
+                        <wps:cNvSpPr/>
+                        <wps:spPr>
+                          <a:xfrm>
+                            <a:off x="0" y="190979"/>
+                            <a:ext cx="242828" cy="239034"/>
+                          </a:xfrm>
+                          <a:prstGeom prst="rect">
+                            <a:avLst/>
+                          </a:prstGeom>
+                          <a:solidFill>
+                            <a:schemeClr val="accent1">
+                              <a:alpha val="76000"/>
+                            </a:schemeClr>
+                          </a:solidFill>
+                        </wps:spPr>
+                        <wps:style>
+                          <a:lnRef idx="2">
+                            <a:schemeClr val="accent1">
+                              <a:shade val="15000"/>
+                            </a:schemeClr>
+                          </a:lnRef>
+                          <a:fillRef idx="1">
+                            <a:schemeClr val="accent1"/>
+                          </a:fillRef>
+                          <a:effectRef idx="0">
+                            <a:schemeClr val="accent1"/>
+                          </a:effectRef>
+                          <a:fontRef idx="minor">
+                            <a:schemeClr val="lt1"/>
+                          </a:fontRef>
+                        </wps:style>
+                        <wps:bodyPr rtlCol="0" anchor="ctr"/>
+                      </wps:wsp>
+                      <wps:wsp>
+                        <wps:cNvPr id="2059530623" name="Rectangle 2059530623">
+                          <a:extLst>
+                            <a:ext uri="{FF2B5EF4-FFF2-40B4-BE49-F238E27FC236}">
+                              <a16:creationId xmlns:a16="http://schemas.microsoft.com/office/drawing/2014/main" id="{F8AC8D46-E7C9-F0D2-3CBD-8CC047E0D706}"/>
+                            </a:ext>
+                          </a:extLst>
+                        </wps:cNvPr>
+                        <wps:cNvSpPr/>
+                        <wps:spPr>
+                          <a:xfrm>
+                            <a:off x="0" y="686138"/>
+                            <a:ext cx="242828" cy="239034"/>
+                          </a:xfrm>
+                          <a:prstGeom prst="rect">
+                            <a:avLst/>
+                          </a:prstGeom>
+                          <a:solidFill>
+                            <a:schemeClr val="accent1">
+                              <a:alpha val="30400"/>
+                            </a:schemeClr>
+                          </a:solidFill>
+                        </wps:spPr>
+                        <wps:style>
+                          <a:lnRef idx="2">
+                            <a:schemeClr val="accent1">
+                              <a:shade val="15000"/>
+                            </a:schemeClr>
+                          </a:lnRef>
+                          <a:fillRef idx="1">
+                            <a:schemeClr val="accent1"/>
+                          </a:fillRef>
+                          <a:effectRef idx="0">
+                            <a:schemeClr val="accent1"/>
+                          </a:effectRef>
+                          <a:fontRef idx="minor">
+                            <a:schemeClr val="lt1"/>
+                          </a:fontRef>
+                        </wps:style>
+                        <wps:bodyPr rtlCol="0" anchor="ctr"/>
+                      </wps:wsp>
+                      <wps:wsp>
+                        <wps:cNvPr id="1715712158" name="Rectangle 1715712158">
+                          <a:extLst>
+                            <a:ext uri="{FF2B5EF4-FFF2-40B4-BE49-F238E27FC236}">
+                              <a16:creationId xmlns:a16="http://schemas.microsoft.com/office/drawing/2014/main" id="{0718FD0F-EB3F-5C31-6999-C363023F673A}"/>
+                            </a:ext>
+                          </a:extLst>
+                        </wps:cNvPr>
+                        <wps:cNvSpPr/>
+                        <wps:spPr>
+                          <a:xfrm>
+                            <a:off x="0" y="1211193"/>
+                            <a:ext cx="242828" cy="239034"/>
+                          </a:xfrm>
+                          <a:prstGeom prst="rect">
+                            <a:avLst/>
+                          </a:prstGeom>
+                          <a:pattFill prst="wdDnDiag">
+                            <a:fgClr>
+                              <a:schemeClr val="accent1"/>
+                            </a:fgClr>
+                            <a:bgClr>
+                              <a:schemeClr val="bg1"/>
+                            </a:bgClr>
+                          </a:pattFill>
+                        </wps:spPr>
+                        <wps:style>
+                          <a:lnRef idx="2">
+                            <a:schemeClr val="accent1">
+                              <a:shade val="15000"/>
+                            </a:schemeClr>
+                          </a:lnRef>
+                          <a:fillRef idx="1">
+                            <a:schemeClr val="accent1"/>
+                          </a:fillRef>
+                          <a:effectRef idx="0">
+                            <a:schemeClr val="accent1"/>
+                          </a:effectRef>
+                          <a:fontRef idx="minor">
+                            <a:schemeClr val="lt1"/>
+                          </a:fontRef>
+                        </wps:style>
+                        <wps:bodyPr rtlCol="0" anchor="ctr"/>
+                      </wps:wsp>
+                      <wps:wsp>
+                        <wps:cNvPr id="1954052046" name="TextBox 33">
+                          <a:extLst>
+                            <a:ext uri="{FF2B5EF4-FFF2-40B4-BE49-F238E27FC236}">
+                              <a16:creationId xmlns:a16="http://schemas.microsoft.com/office/drawing/2014/main" id="{C47FB4BA-6CD9-E021-788F-179ECD129DC6}"/>
+                            </a:ext>
+                          </a:extLst>
+                        </wps:cNvPr>
+                        <wps:cNvSpPr txBox="1"/>
+                        <wps:spPr>
+                          <a:xfrm>
+                            <a:off x="295460" y="125814"/>
+                            <a:ext cx="862965" cy="370205"/>
+                          </a:xfrm>
+                          <a:prstGeom prst="rect">
+                            <a:avLst/>
+                          </a:prstGeom>
+                          <a:noFill/>
+                        </wps:spPr>
+                        <wps:txbx>
+                          <w:txbxContent>
+                            <w:p>
+                              <w:pPr>
+                                <w:rPr>
+                                  <w:rFonts w:hAnsi="Calibri"/>
+                                  <w:color w:val="000000" w:themeColor="text1"/>
+                                  <w:kern w:val="24"/>
+                                  <w:sz w:val="18"/>
+                                  <w:szCs w:val="18"/>
+                                </w:rPr>
+                              </w:pPr>
+                              <w:r>
+                                <w:rPr>
+                                  <w:rFonts w:hAnsi="Calibri"/>
+                                  <w:color w:val="000000" w:themeColor="text1"/>
+                                  <w:kern w:val="24"/>
+                                  <w:sz w:val="18"/>
+                                  <w:szCs w:val="18"/>
+                                </w:rPr>
+                                <w:t>output neuron</w:t>
+                              </w:r>
+                            </w:p>
+                            <w:p>
+                              <w:pPr>
+                                <w:rPr>
+                                  <w:rFonts w:hAnsi="Calibri"/>
+                                  <w:color w:val="000000" w:themeColor="text1"/>
+                                  <w:kern w:val="24"/>
+                                  <w:sz w:val="18"/>
+                                  <w:szCs w:val="18"/>
+                                </w:rPr>
+                              </w:pPr>
+                              <w:r>
+                                <w:rPr>
+                                  <w:rFonts w:hAnsi="Calibri"/>
+                                  <w:color w:val="000000" w:themeColor="text1"/>
+                                  <w:kern w:val="24"/>
+                                  <w:sz w:val="18"/>
+                                  <w:szCs w:val="18"/>
+                                </w:rPr>
+                                <w:t>group</w:t>
+                              </w:r>
+                            </w:p>
+                          </w:txbxContent>
+                        </wps:txbx>
+                        <wps:bodyPr wrap="none" rtlCol="0">
+                          <a:spAutoFit/>
+                        </wps:bodyPr>
+                      </wps:wsp>
+                      <wps:wsp>
+                        <wps:cNvPr id="215973343" name="TextBox 34">
+                          <a:extLst>
+                            <a:ext uri="{FF2B5EF4-FFF2-40B4-BE49-F238E27FC236}">
+                              <a16:creationId xmlns:a16="http://schemas.microsoft.com/office/drawing/2014/main" id="{D88D1A75-4DB7-A49A-15CF-E086A420314E}"/>
+                            </a:ext>
+                          </a:extLst>
+                        </wps:cNvPr>
+                        <wps:cNvSpPr txBox="1"/>
+                        <wps:spPr>
+                          <a:xfrm>
+                            <a:off x="299084" y="620910"/>
+                            <a:ext cx="820420" cy="370205"/>
+                          </a:xfrm>
+                          <a:prstGeom prst="rect">
+                            <a:avLst/>
+                          </a:prstGeom>
+                          <a:noFill/>
+                        </wps:spPr>
+                        <wps:txbx>
+                          <w:txbxContent>
+                            <w:p>
+                              <w:pPr>
+                                <w:rPr>
+                                  <w:rFonts w:hAnsi="Calibri"/>
+                                  <w:color w:val="000000" w:themeColor="text1"/>
+                                  <w:kern w:val="24"/>
+                                  <w:sz w:val="18"/>
+                                  <w:szCs w:val="18"/>
+                                </w:rPr>
+                              </w:pPr>
+                              <w:r>
+                                <w:rPr>
+                                  <w:rFonts w:hAnsi="Calibri"/>
+                                  <w:color w:val="000000" w:themeColor="text1"/>
+                                  <w:kern w:val="24"/>
+                                  <w:sz w:val="18"/>
+                                  <w:szCs w:val="18"/>
+                                </w:rPr>
+                                <w:t xml:space="preserve">hidden state </w:t>
+                              </w:r>
+                            </w:p>
+                            <w:p>
+                              <w:pPr>
+                                <w:rPr>
+                                  <w:rFonts w:hAnsi="Calibri"/>
+                                  <w:color w:val="000000" w:themeColor="text1"/>
+                                  <w:kern w:val="24"/>
+                                  <w:sz w:val="18"/>
+                                  <w:szCs w:val="18"/>
+                                </w:rPr>
+                              </w:pPr>
+                              <w:r>
+                                <w:rPr>
+                                  <w:rFonts w:hAnsi="Calibri"/>
+                                  <w:color w:val="000000" w:themeColor="text1"/>
+                                  <w:kern w:val="24"/>
+                                  <w:sz w:val="18"/>
+                                  <w:szCs w:val="18"/>
+                                </w:rPr>
+                                <w:t>neuron group</w:t>
+                              </w:r>
+                            </w:p>
+                          </w:txbxContent>
+                        </wps:txbx>
+                        <wps:bodyPr wrap="none" rtlCol="0">
+                          <a:spAutoFit/>
+                        </wps:bodyPr>
+                      </wps:wsp>
+                      <wps:wsp>
+                        <wps:cNvPr id="582317261" name="Straight Arrow Connector 582317261">
+                          <a:extLst>
+                            <a:ext uri="{FF2B5EF4-FFF2-40B4-BE49-F238E27FC236}">
+                              <a16:creationId xmlns:a16="http://schemas.microsoft.com/office/drawing/2014/main" id="{4FB8DB6B-ECC6-9521-F53E-01EAD1328259}"/>
+                            </a:ext>
+                          </a:extLst>
+                        </wps:cNvPr>
+                        <wps:cNvCnPr>
+                          <a:cxnSpLocks/>
+                        </wps:cNvCnPr>
+                        <wps:spPr>
+                          <a:xfrm flipV="1">
+                            <a:off x="107919" y="1675732"/>
+                            <a:ext cx="0" cy="303090"/>
+                          </a:xfrm>
+                          <a:prstGeom prst="straightConnector1">
+                            <a:avLst/>
+                          </a:prstGeom>
+                          <a:ln w="9525">
+                            <a:tailEnd type="triangle"/>
+                          </a:ln>
+                        </wps:spPr>
+                        <wps:style>
+                          <a:lnRef idx="2">
+                            <a:schemeClr val="accent1"/>
+                          </a:lnRef>
+                          <a:fillRef idx="0">
+                            <a:schemeClr val="accent1"/>
+                          </a:fillRef>
+                          <a:effectRef idx="1">
+                            <a:schemeClr val="accent1"/>
+                          </a:effectRef>
+                          <a:fontRef idx="minor">
+                            <a:schemeClr val="tx1"/>
+                          </a:fontRef>
+                        </wps:style>
+                        <wps:bodyPr/>
+                      </wps:wsp>
+                      <wps:wsp>
+                        <wps:cNvPr id="173427480" name="TextBox 36">
+                          <a:extLst>
+                            <a:ext uri="{FF2B5EF4-FFF2-40B4-BE49-F238E27FC236}">
+                              <a16:creationId xmlns:a16="http://schemas.microsoft.com/office/drawing/2014/main" id="{3FF9A28B-DF6D-84B0-191A-624899C2258D}"/>
+                            </a:ext>
+                          </a:extLst>
+                        </wps:cNvPr>
+                        <wps:cNvSpPr txBox="1"/>
+                        <wps:spPr>
+                          <a:xfrm>
+                            <a:off x="313539" y="1209375"/>
+                            <a:ext cx="472440" cy="231140"/>
+                          </a:xfrm>
+                          <a:prstGeom prst="rect">
+                            <a:avLst/>
+                          </a:prstGeom>
+                          <a:noFill/>
+                        </wps:spPr>
+                        <wps:txbx>
+                          <w:txbxContent>
+                            <w:p>
+                              <w:pPr>
+                                <w:rPr>
+                                  <w:rFonts w:hAnsi="Calibri"/>
+                                  <w:color w:val="000000" w:themeColor="text1"/>
+                                  <w:kern w:val="24"/>
+                                  <w:sz w:val="18"/>
+                                  <w:szCs w:val="18"/>
+                                </w:rPr>
+                              </w:pPr>
+                              <w:r>
+                                <w:rPr>
+                                  <w:rFonts w:hAnsi="Calibri"/>
+                                  <w:color w:val="000000" w:themeColor="text1"/>
+                                  <w:kern w:val="24"/>
+                                  <w:sz w:val="18"/>
+                                  <w:szCs w:val="18"/>
+                                </w:rPr>
+                                <w:t>inputs</w:t>
+                              </w:r>
+                            </w:p>
+                          </w:txbxContent>
+                        </wps:txbx>
+                        <wps:bodyPr wrap="none" rtlCol="0">
+                          <a:spAutoFit/>
+                        </wps:bodyPr>
+                      </wps:wsp>
+                      <wps:wsp>
+                        <wps:cNvPr id="1875319266" name="TextBox 38">
+                          <a:extLst>
+                            <a:ext uri="{FF2B5EF4-FFF2-40B4-BE49-F238E27FC236}">
+                              <a16:creationId xmlns:a16="http://schemas.microsoft.com/office/drawing/2014/main" id="{71DC6C3F-89BC-C65F-707E-09CA0E5629AE}"/>
+                            </a:ext>
+                          </a:extLst>
+                        </wps:cNvPr>
+                        <wps:cNvSpPr txBox="1"/>
+                        <wps:spPr>
+                          <a:xfrm>
+                            <a:off x="300045" y="1622432"/>
+                            <a:ext cx="1196340" cy="370205"/>
+                          </a:xfrm>
+                          <a:prstGeom prst="rect">
+                            <a:avLst/>
+                          </a:prstGeom>
+                          <a:noFill/>
+                        </wps:spPr>
+                        <wps:txbx>
+                          <w:txbxContent>
+                            <w:p>
+                              <w:pPr>
+                                <w:rPr>
+                                  <w:rFonts w:hAnsi="Calibri"/>
+                                  <w:color w:val="000000" w:themeColor="text1"/>
+                                  <w:kern w:val="24"/>
+                                  <w:sz w:val="18"/>
+                                  <w:szCs w:val="18"/>
+                                </w:rPr>
+                              </w:pPr>
+                              <w:r>
+                                <w:rPr>
+                                  <w:rFonts w:hAnsi="Calibri"/>
+                                  <w:color w:val="000000" w:themeColor="text1"/>
+                                  <w:kern w:val="24"/>
+                                  <w:sz w:val="18"/>
+                                  <w:szCs w:val="18"/>
+                                </w:rPr>
+                                <w:t>group of weights</w:t>
+                              </w:r>
+                            </w:p>
+                            <w:p>
+                              <w:pPr>
+                                <w:rPr>
+                                  <w:rFonts w:hAnsi="Calibri"/>
+                                  <w:color w:val="000000" w:themeColor="text1"/>
+                                  <w:kern w:val="24"/>
+                                  <w:sz w:val="18"/>
+                                  <w:szCs w:val="18"/>
+                                </w:rPr>
+                              </w:pPr>
+                              <w:r>
+                                <w:rPr>
+                                  <w:rFonts w:hAnsi="Calibri"/>
+                                  <w:color w:val="000000" w:themeColor="text1"/>
+                                  <w:kern w:val="24"/>
+                                  <w:sz w:val="18"/>
+                                  <w:szCs w:val="18"/>
+                                </w:rPr>
+                                <w:t>with information flow</w:t>
+                              </w:r>
+                            </w:p>
+                          </w:txbxContent>
+                        </wps:txbx>
+                        <wps:bodyPr wrap="none" rtlCol="0">
+                          <a:spAutoFit/>
+                        </wps:bodyPr>
+                      </wps:wsp>
+                      <wps:wsp>
+                        <wps:cNvPr id="45473780" name="Rectangle 45473780">
+                          <a:extLst>
+                            <a:ext uri="{FF2B5EF4-FFF2-40B4-BE49-F238E27FC236}">
+                              <a16:creationId xmlns:a16="http://schemas.microsoft.com/office/drawing/2014/main" id="{06AA8339-6E17-A684-E65D-767D9CFA2417}"/>
+                            </a:ext>
+                          </a:extLst>
+                        </wps:cNvPr>
+                        <wps:cNvSpPr/>
+                        <wps:spPr>
+                          <a:xfrm>
+                            <a:off x="3356240" y="1119226"/>
+                            <a:ext cx="242828" cy="239034"/>
+                          </a:xfrm>
+                          <a:prstGeom prst="rect">
+                            <a:avLst/>
+                          </a:prstGeom>
+                          <a:solidFill>
+                            <a:schemeClr val="accent1">
+                              <a:alpha val="30400"/>
+                            </a:schemeClr>
+                          </a:solidFill>
+                        </wps:spPr>
+                        <wps:style>
+                          <a:lnRef idx="2">
+                            <a:schemeClr val="accent1">
+                              <a:shade val="15000"/>
+                            </a:schemeClr>
+                          </a:lnRef>
+                          <a:fillRef idx="1">
+                            <a:schemeClr val="accent1"/>
+                          </a:fillRef>
+                          <a:effectRef idx="0">
+                            <a:schemeClr val="accent1"/>
+                          </a:effectRef>
+                          <a:fontRef idx="minor">
+                            <a:schemeClr val="lt1"/>
+                          </a:fontRef>
+                        </wps:style>
+                        <wps:bodyPr rtlCol="0" anchor="ctr"/>
+                      </wps:wsp>
+                      <wps:wsp>
+                        <wps:cNvPr id="1572388116" name="Rectangle 1572388116">
+                          <a:extLst>
+                            <a:ext uri="{FF2B5EF4-FFF2-40B4-BE49-F238E27FC236}">
+                              <a16:creationId xmlns:a16="http://schemas.microsoft.com/office/drawing/2014/main" id="{FE9B07C4-4894-CD92-234A-4BF0D6E59DD9}"/>
+                            </a:ext>
+                          </a:extLst>
+                        </wps:cNvPr>
+                        <wps:cNvSpPr/>
+                        <wps:spPr>
+                          <a:xfrm>
+                            <a:off x="4771831" y="1119226"/>
+                            <a:ext cx="242828" cy="239034"/>
+                          </a:xfrm>
+                          <a:prstGeom prst="rect">
+                            <a:avLst/>
+                          </a:prstGeom>
+                          <a:solidFill>
+                            <a:schemeClr val="accent1">
+                              <a:alpha val="30400"/>
+                            </a:schemeClr>
+                          </a:solidFill>
+                        </wps:spPr>
+                        <wps:style>
+                          <a:lnRef idx="2">
+                            <a:schemeClr val="accent1">
+                              <a:shade val="15000"/>
+                            </a:schemeClr>
+                          </a:lnRef>
+                          <a:fillRef idx="1">
+                            <a:schemeClr val="accent1"/>
+                          </a:fillRef>
+                          <a:effectRef idx="0">
+                            <a:schemeClr val="accent1"/>
+                          </a:effectRef>
+                          <a:fontRef idx="minor">
+                            <a:schemeClr val="lt1"/>
+                          </a:fontRef>
+                        </wps:style>
+                        <wps:bodyPr rtlCol="0" anchor="ctr"/>
+                      </wps:wsp>
+                      <wps:wsp>
+                        <wps:cNvPr id="1096740150" name="Straight Arrow Connector 1096740150">
+                          <a:extLst>
+                            <a:ext uri="{FF2B5EF4-FFF2-40B4-BE49-F238E27FC236}">
+                              <a16:creationId xmlns:a16="http://schemas.microsoft.com/office/drawing/2014/main" id="{4C5D4B7C-A9D7-FBE2-2CE4-F9DBF4B7A2F8}"/>
+                            </a:ext>
+                          </a:extLst>
+                        </wps:cNvPr>
+                        <wps:cNvCnPr>
+                          <a:cxnSpLocks/>
+                          <a:stCxn id="45473780" idx="0"/>
+                          <a:endCxn id="1179547249" idx="2"/>
+                        </wps:cNvCnPr>
+                        <wps:spPr>
+                          <a:xfrm flipV="1">
+                            <a:off x="3477654" y="375645"/>
+                            <a:ext cx="97034" cy="743581"/>
+                          </a:xfrm>
+                          <a:prstGeom prst="straightConnector1">
+                            <a:avLst/>
+                          </a:prstGeom>
+                          <a:ln w="9525">
+                            <a:tailEnd type="triangle"/>
+                          </a:ln>
+                        </wps:spPr>
+                        <wps:style>
+                          <a:lnRef idx="2">
+                            <a:schemeClr val="accent1"/>
+                          </a:lnRef>
+                          <a:fillRef idx="0">
+                            <a:schemeClr val="accent1"/>
+                          </a:fillRef>
+                          <a:effectRef idx="1">
+                            <a:schemeClr val="accent1"/>
+                          </a:effectRef>
+                          <a:fontRef idx="minor">
+                            <a:schemeClr val="tx1"/>
+                          </a:fontRef>
+                        </wps:style>
+                        <wps:bodyPr/>
+                      </wps:wsp>
+                      <wps:wsp>
+                        <wps:cNvPr id="945526743" name="Straight Arrow Connector 945526743">
+                          <a:extLst>
+                            <a:ext uri="{FF2B5EF4-FFF2-40B4-BE49-F238E27FC236}">
+                              <a16:creationId xmlns:a16="http://schemas.microsoft.com/office/drawing/2014/main" id="{F9CF4133-C531-C4C4-E241-2FC6CEC36E40}"/>
+                            </a:ext>
+                          </a:extLst>
+                        </wps:cNvPr>
+                        <wps:cNvCnPr>
+                          <a:cxnSpLocks/>
+                          <a:stCxn id="1916537258" idx="0"/>
+                          <a:endCxn id="45473780" idx="2"/>
+                        </wps:cNvCnPr>
+                        <wps:spPr>
+                          <a:xfrm flipH="1" flipV="1">
+                            <a:off x="3477654" y="1358260"/>
+                            <a:ext cx="97034" cy="394677"/>
+                          </a:xfrm>
+                          <a:prstGeom prst="straightConnector1">
+                            <a:avLst/>
+                          </a:prstGeom>
+                          <a:ln w="9525">
+                            <a:tailEnd type="triangle"/>
+                          </a:ln>
+                        </wps:spPr>
+                        <wps:style>
+                          <a:lnRef idx="2">
+                            <a:schemeClr val="accent1"/>
+                          </a:lnRef>
+                          <a:fillRef idx="0">
+                            <a:schemeClr val="accent1"/>
+                          </a:fillRef>
+                          <a:effectRef idx="1">
+                            <a:schemeClr val="accent1"/>
+                          </a:effectRef>
+                          <a:fontRef idx="minor">
+                            <a:schemeClr val="tx1"/>
+                          </a:fontRef>
+                        </wps:style>
+                        <wps:bodyPr/>
+                      </wps:wsp>
+                      <wps:wsp>
+                        <wps:cNvPr id="749850670" name="Straight Arrow Connector 749850670">
+                          <a:extLst>
+                            <a:ext uri="{FF2B5EF4-FFF2-40B4-BE49-F238E27FC236}">
+                              <a16:creationId xmlns:a16="http://schemas.microsoft.com/office/drawing/2014/main" id="{9B26246C-E1FA-4E2C-6FC2-1E5FDD51C933}"/>
+                            </a:ext>
+                          </a:extLst>
+                        </wps:cNvPr>
+                        <wps:cNvCnPr>
+                          <a:cxnSpLocks/>
+                          <a:stCxn id="1572388116" idx="0"/>
+                        </wps:cNvCnPr>
+                        <wps:spPr>
+                          <a:xfrm flipV="1">
+                            <a:off x="4893245" y="375645"/>
+                            <a:ext cx="131708" cy="743581"/>
+                          </a:xfrm>
+                          <a:prstGeom prst="straightConnector1">
+                            <a:avLst/>
+                          </a:prstGeom>
+                          <a:ln w="9525">
+                            <a:tailEnd type="triangle"/>
+                          </a:ln>
+                        </wps:spPr>
+                        <wps:style>
+                          <a:lnRef idx="2">
+                            <a:schemeClr val="accent1"/>
+                          </a:lnRef>
+                          <a:fillRef idx="0">
+                            <a:schemeClr val="accent1"/>
+                          </a:fillRef>
+                          <a:effectRef idx="1">
+                            <a:schemeClr val="accent1"/>
+                          </a:effectRef>
+                          <a:fontRef idx="minor">
+                            <a:schemeClr val="tx1"/>
+                          </a:fontRef>
+                        </wps:style>
+                        <wps:bodyPr/>
+                      </wps:wsp>
+                      <wps:wsp>
+                        <wps:cNvPr id="327070631" name="Straight Arrow Connector 327070631">
+                          <a:extLst>
+                            <a:ext uri="{FF2B5EF4-FFF2-40B4-BE49-F238E27FC236}">
+                              <a16:creationId xmlns:a16="http://schemas.microsoft.com/office/drawing/2014/main" id="{9F06155F-DF2C-0E4F-1E7C-ABA55EBEE24D}"/>
+                            </a:ext>
+                          </a:extLst>
+                        </wps:cNvPr>
+                        <wps:cNvCnPr>
+                          <a:cxnSpLocks/>
+                          <a:endCxn id="1572388116" idx="2"/>
+                        </wps:cNvCnPr>
+                        <wps:spPr>
+                          <a:xfrm flipH="1" flipV="1">
+                            <a:off x="4893245" y="1358260"/>
+                            <a:ext cx="131708" cy="394711"/>
+                          </a:xfrm>
+                          <a:prstGeom prst="straightConnector1">
+                            <a:avLst/>
+                          </a:prstGeom>
+                          <a:ln w="9525">
+                            <a:tailEnd type="triangle"/>
+                          </a:ln>
+                        </wps:spPr>
+                        <wps:style>
+                          <a:lnRef idx="2">
+                            <a:schemeClr val="accent1"/>
+                          </a:lnRef>
+                          <a:fillRef idx="0">
+                            <a:schemeClr val="accent1"/>
+                          </a:fillRef>
+                          <a:effectRef idx="1">
+                            <a:schemeClr val="accent1"/>
+                          </a:effectRef>
+                          <a:fontRef idx="minor">
+                            <a:schemeClr val="tx1"/>
+                          </a:fontRef>
+                        </wps:style>
+                        <wps:bodyPr/>
+                      </wps:wsp>
+                      <wps:wsp>
+                        <wps:cNvPr id="1733705067" name="Straight Arrow Connector 1733705067">
+                          <a:extLst>
+                            <a:ext uri="{FF2B5EF4-FFF2-40B4-BE49-F238E27FC236}">
+                              <a16:creationId xmlns:a16="http://schemas.microsoft.com/office/drawing/2014/main" id="{81D0C5B1-EC40-C1EF-062A-E1D0900A5534}"/>
+                            </a:ext>
+                          </a:extLst>
+                        </wps:cNvPr>
+                        <wps:cNvCnPr>
+                          <a:cxnSpLocks/>
+                          <a:stCxn id="45473780" idx="3"/>
+                          <a:endCxn id="1572388116" idx="1"/>
+                        </wps:cNvCnPr>
+                        <wps:spPr>
+                          <a:xfrm>
+                            <a:off x="3599068" y="1238743"/>
+                            <a:ext cx="1172763" cy="0"/>
+                          </a:xfrm>
+                          <a:prstGeom prst="straightConnector1">
+                            <a:avLst/>
+                          </a:prstGeom>
+                          <a:ln w="9525">
+                            <a:headEnd type="triangle"/>
+                            <a:tailEnd type="none"/>
+                          </a:ln>
+                        </wps:spPr>
+                        <wps:style>
+                          <a:lnRef idx="2">
+                            <a:schemeClr val="accent1"/>
+                          </a:lnRef>
+                          <a:fillRef idx="0">
+                            <a:schemeClr val="accent1"/>
+                          </a:fillRef>
+                          <a:effectRef idx="1">
+                            <a:schemeClr val="accent1"/>
+                          </a:effectRef>
+                          <a:fontRef idx="minor">
+                            <a:schemeClr val="tx1"/>
+                          </a:fontRef>
+                        </wps:style>
+                        <wps:bodyPr/>
+                      </wps:wsp>
+                      <wps:wsp>
+                        <wps:cNvPr id="126441401" name="Rectangle 126441401">
+                          <a:extLst>
+                            <a:ext uri="{FF2B5EF4-FFF2-40B4-BE49-F238E27FC236}">
+                              <a16:creationId xmlns:a16="http://schemas.microsoft.com/office/drawing/2014/main" id="{4FD03656-9251-AD3D-9DD0-E0748EB1F013}"/>
+                            </a:ext>
+                          </a:extLst>
+                        </wps:cNvPr>
+                        <wps:cNvSpPr/>
+                        <wps:spPr>
+                          <a:xfrm>
+                            <a:off x="2225440" y="825725"/>
+                            <a:ext cx="242828" cy="239034"/>
+                          </a:xfrm>
+                          <a:prstGeom prst="rect">
+                            <a:avLst/>
+                          </a:prstGeom>
+                          <a:solidFill>
+                            <a:schemeClr val="accent1">
+                              <a:alpha val="30400"/>
+                            </a:schemeClr>
+                          </a:solidFill>
+                        </wps:spPr>
+                        <wps:style>
+                          <a:lnRef idx="2">
+                            <a:schemeClr val="accent1">
+                              <a:shade val="15000"/>
+                            </a:schemeClr>
+                          </a:lnRef>
+                          <a:fillRef idx="1">
+                            <a:schemeClr val="accent1"/>
+                          </a:fillRef>
+                          <a:effectRef idx="0">
+                            <a:schemeClr val="accent1"/>
+                          </a:effectRef>
+                          <a:fontRef idx="minor">
+                            <a:schemeClr val="lt1"/>
+                          </a:fontRef>
+                        </wps:style>
+                        <wps:bodyPr rtlCol="0" anchor="ctr"/>
+                      </wps:wsp>
+                      <wps:wsp>
+                        <wps:cNvPr id="1937676769" name="Rectangle 1937676769">
+                          <a:extLst>
+                            <a:ext uri="{FF2B5EF4-FFF2-40B4-BE49-F238E27FC236}">
+                              <a16:creationId xmlns:a16="http://schemas.microsoft.com/office/drawing/2014/main" id="{C11B86EB-6389-CFD6-03AB-59A7BB38F455}"/>
+                            </a:ext>
+                          </a:extLst>
+                        </wps:cNvPr>
+                        <wps:cNvSpPr/>
+                        <wps:spPr>
+                          <a:xfrm>
+                            <a:off x="2077548" y="136611"/>
+                            <a:ext cx="242828" cy="239034"/>
+                          </a:xfrm>
+                          <a:prstGeom prst="rect">
+                            <a:avLst/>
+                          </a:prstGeom>
+                          <a:solidFill>
+                            <a:schemeClr val="accent1">
+                              <a:alpha val="76000"/>
+                            </a:schemeClr>
+                          </a:solidFill>
+                        </wps:spPr>
+                        <wps:style>
+                          <a:lnRef idx="2">
+                            <a:schemeClr val="accent1">
+                              <a:shade val="15000"/>
+                            </a:schemeClr>
+                          </a:lnRef>
+                          <a:fillRef idx="1">
+                            <a:schemeClr val="accent1"/>
+                          </a:fillRef>
+                          <a:effectRef idx="0">
+                            <a:schemeClr val="accent1"/>
+                          </a:effectRef>
+                          <a:fontRef idx="minor">
+                            <a:schemeClr val="lt1"/>
+                          </a:fontRef>
+                        </wps:style>
+                        <wps:bodyPr rtlCol="0" anchor="ctr"/>
+                      </wps:wsp>
+                      <wps:wsp>
+                        <wps:cNvPr id="602303398" name="Rectangle 602303398">
+                          <a:extLst>
+                            <a:ext uri="{FF2B5EF4-FFF2-40B4-BE49-F238E27FC236}">
+                              <a16:creationId xmlns:a16="http://schemas.microsoft.com/office/drawing/2014/main" id="{6A8FC469-56DC-AEC6-7D88-773F8EAE7528}"/>
+                            </a:ext>
+                          </a:extLst>
+                        </wps:cNvPr>
+                        <wps:cNvSpPr/>
+                        <wps:spPr>
+                          <a:xfrm>
+                            <a:off x="2077548" y="1752937"/>
+                            <a:ext cx="242828" cy="239034"/>
+                          </a:xfrm>
+                          <a:prstGeom prst="rect">
+                            <a:avLst/>
+                          </a:prstGeom>
+                          <a:pattFill prst="wdDnDiag">
+                            <a:fgClr>
+                              <a:schemeClr val="accent1"/>
+                            </a:fgClr>
+                            <a:bgClr>
+                              <a:schemeClr val="bg1"/>
+                            </a:bgClr>
+                          </a:pattFill>
+                        </wps:spPr>
+                        <wps:style>
+                          <a:lnRef idx="2">
+                            <a:schemeClr val="accent1">
+                              <a:shade val="15000"/>
+                            </a:schemeClr>
+                          </a:lnRef>
+                          <a:fillRef idx="1">
+                            <a:schemeClr val="accent1"/>
+                          </a:fillRef>
+                          <a:effectRef idx="0">
+                            <a:schemeClr val="accent1"/>
+                          </a:effectRef>
+                          <a:fontRef idx="minor">
+                            <a:schemeClr val="lt1"/>
+                          </a:fontRef>
+                        </wps:style>
+                        <wps:bodyPr rtlCol="0" anchor="ctr"/>
+                      </wps:wsp>
+                      <wps:wsp>
+                        <wps:cNvPr id="1409305261" name="Straight Arrow Connector 1409305261">
+                          <a:extLst>
+                            <a:ext uri="{FF2B5EF4-FFF2-40B4-BE49-F238E27FC236}">
+                              <a16:creationId xmlns:a16="http://schemas.microsoft.com/office/drawing/2014/main" id="{5F2CDEB0-0F49-959E-9D84-FE7A31614589}"/>
+                            </a:ext>
+                          </a:extLst>
+                        </wps:cNvPr>
+                        <wps:cNvCnPr>
+                          <a:cxnSpLocks/>
+                          <a:stCxn id="126441401" idx="0"/>
+                          <a:endCxn id="1937676769" idx="2"/>
+                        </wps:cNvCnPr>
+                        <wps:spPr>
+                          <a:xfrm flipH="1" flipV="1">
+                            <a:off x="2198962" y="375645"/>
+                            <a:ext cx="147892" cy="450080"/>
+                          </a:xfrm>
+                          <a:prstGeom prst="straightConnector1">
+                            <a:avLst/>
+                          </a:prstGeom>
+                          <a:ln w="9525">
+                            <a:tailEnd type="triangle"/>
+                          </a:ln>
+                        </wps:spPr>
+                        <wps:style>
+                          <a:lnRef idx="2">
+                            <a:schemeClr val="accent1"/>
+                          </a:lnRef>
+                          <a:fillRef idx="0">
+                            <a:schemeClr val="accent1"/>
+                          </a:fillRef>
+                          <a:effectRef idx="1">
+                            <a:schemeClr val="accent1"/>
+                          </a:effectRef>
+                          <a:fontRef idx="minor">
+                            <a:schemeClr val="tx1"/>
+                          </a:fontRef>
+                        </wps:style>
+                        <wps:bodyPr/>
+                      </wps:wsp>
+                      <wps:wsp>
+                        <wps:cNvPr id="2049855081" name="Straight Arrow Connector 2049855081">
+                          <a:extLst>
+                            <a:ext uri="{FF2B5EF4-FFF2-40B4-BE49-F238E27FC236}">
+                              <a16:creationId xmlns:a16="http://schemas.microsoft.com/office/drawing/2014/main" id="{2CE6F39A-8C0A-7B0E-C7AA-C376454564AF}"/>
+                            </a:ext>
+                          </a:extLst>
+                        </wps:cNvPr>
+                        <wps:cNvCnPr>
+                          <a:cxnSpLocks/>
+                          <a:stCxn id="602303398" idx="0"/>
+                          <a:endCxn id="126441401" idx="2"/>
+                        </wps:cNvCnPr>
+                        <wps:spPr>
+                          <a:xfrm flipV="1">
+                            <a:off x="2198962" y="1064759"/>
+                            <a:ext cx="147892" cy="688178"/>
+                          </a:xfrm>
+                          <a:prstGeom prst="straightConnector1">
+                            <a:avLst/>
+                          </a:prstGeom>
+                          <a:ln w="9525">
+                            <a:tailEnd type="triangle"/>
+                          </a:ln>
+                        </wps:spPr>
+                        <wps:style>
+                          <a:lnRef idx="2">
+                            <a:schemeClr val="accent1"/>
+                          </a:lnRef>
+                          <a:fillRef idx="0">
+                            <a:schemeClr val="accent1"/>
+                          </a:fillRef>
+                          <a:effectRef idx="1">
+                            <a:schemeClr val="accent1"/>
+                          </a:effectRef>
+                          <a:fontRef idx="minor">
+                            <a:schemeClr val="tx1"/>
+                          </a:fontRef>
+                        </wps:style>
+                        <wps:bodyPr/>
+                      </wps:wsp>
+                      <wps:wsp>
+                        <wps:cNvPr id="1990601323" name="Straight Arrow Connector 1990601323">
+                          <a:extLst>
+                            <a:ext uri="{FF2B5EF4-FFF2-40B4-BE49-F238E27FC236}">
+                              <a16:creationId xmlns:a16="http://schemas.microsoft.com/office/drawing/2014/main" id="{F03B565D-D1D5-48A4-9DD3-9870729C5C06}"/>
+                            </a:ext>
+                          </a:extLst>
+                        </wps:cNvPr>
+                        <wps:cNvCnPr>
+                          <a:cxnSpLocks/>
+                          <a:endCxn id="126441401" idx="1"/>
+                        </wps:cNvCnPr>
+                        <wps:spPr>
+                          <a:xfrm>
+                            <a:off x="1381998" y="941761"/>
+                            <a:ext cx="843442" cy="3481"/>
+                          </a:xfrm>
+                          <a:prstGeom prst="straightConnector1">
+                            <a:avLst/>
+                          </a:prstGeom>
+                          <a:ln w="9525">
+                            <a:tailEnd type="triangle"/>
+                          </a:ln>
+                        </wps:spPr>
+                        <wps:style>
+                          <a:lnRef idx="2">
+                            <a:schemeClr val="accent1"/>
+                          </a:lnRef>
+                          <a:fillRef idx="0">
+                            <a:schemeClr val="accent1"/>
+                          </a:fillRef>
+                          <a:effectRef idx="1">
+                            <a:schemeClr val="accent1"/>
+                          </a:effectRef>
+                          <a:fontRef idx="minor">
+                            <a:schemeClr val="tx1"/>
+                          </a:fontRef>
+                        </wps:style>
+                        <wps:bodyPr/>
+                      </wps:wsp>
+                      <wps:wsp>
+                        <wps:cNvPr id="574805392" name="Rectangle 574805392">
+                          <a:extLst>
+                            <a:ext uri="{FF2B5EF4-FFF2-40B4-BE49-F238E27FC236}">
+                              <a16:creationId xmlns:a16="http://schemas.microsoft.com/office/drawing/2014/main" id="{A02164D1-18E7-3027-A6AE-7BF2BC582AF7}"/>
+                            </a:ext>
+                          </a:extLst>
+                        </wps:cNvPr>
+                        <wps:cNvSpPr/>
+                        <wps:spPr>
+                          <a:xfrm>
+                            <a:off x="1980514" y="1119226"/>
+                            <a:ext cx="242828" cy="239034"/>
+                          </a:xfrm>
+                          <a:prstGeom prst="rect">
+                            <a:avLst/>
+                          </a:prstGeom>
+                          <a:solidFill>
+                            <a:schemeClr val="accent1">
+                              <a:alpha val="30400"/>
+                            </a:schemeClr>
+                          </a:solidFill>
+                        </wps:spPr>
+                        <wps:style>
+                          <a:lnRef idx="2">
+                            <a:schemeClr val="accent1">
+                              <a:shade val="15000"/>
+                            </a:schemeClr>
+                          </a:lnRef>
+                          <a:fillRef idx="1">
+                            <a:schemeClr val="accent1"/>
+                          </a:fillRef>
+                          <a:effectRef idx="0">
+                            <a:schemeClr val="accent1"/>
+                          </a:effectRef>
+                          <a:fontRef idx="minor">
+                            <a:schemeClr val="lt1"/>
+                          </a:fontRef>
+                        </wps:style>
+                        <wps:bodyPr rtlCol="0" anchor="ctr"/>
+                      </wps:wsp>
+                      <wps:wsp>
+                        <wps:cNvPr id="979724369" name="Straight Arrow Connector 979724369">
+                          <a:extLst>
+                            <a:ext uri="{FF2B5EF4-FFF2-40B4-BE49-F238E27FC236}">
+                              <a16:creationId xmlns:a16="http://schemas.microsoft.com/office/drawing/2014/main" id="{EC104C3F-1EA4-28B6-41E6-7CA46B5371D2}"/>
+                            </a:ext>
+                          </a:extLst>
+                        </wps:cNvPr>
+                        <wps:cNvCnPr>
+                          <a:cxnSpLocks/>
+                          <a:stCxn id="574805392" idx="0"/>
+                          <a:endCxn id="1937676769" idx="2"/>
+                        </wps:cNvCnPr>
+                        <wps:spPr>
+                          <a:xfrm flipV="1">
+                            <a:off x="2101928" y="375645"/>
+                            <a:ext cx="97034" cy="743581"/>
+                          </a:xfrm>
+                          <a:prstGeom prst="straightConnector1">
+                            <a:avLst/>
+                          </a:prstGeom>
+                          <a:ln w="9525">
+                            <a:tailEnd type="triangle"/>
+                          </a:ln>
+                        </wps:spPr>
+                        <wps:style>
+                          <a:lnRef idx="2">
+                            <a:schemeClr val="accent1"/>
+                          </a:lnRef>
+                          <a:fillRef idx="0">
+                            <a:schemeClr val="accent1"/>
+                          </a:fillRef>
+                          <a:effectRef idx="1">
+                            <a:schemeClr val="accent1"/>
+                          </a:effectRef>
+                          <a:fontRef idx="minor">
+                            <a:schemeClr val="tx1"/>
+                          </a:fontRef>
+                        </wps:style>
+                        <wps:bodyPr/>
+                      </wps:wsp>
+                      <wps:wsp>
+                        <wps:cNvPr id="1313808244" name="Straight Arrow Connector 1313808244">
+                          <a:extLst>
+                            <a:ext uri="{FF2B5EF4-FFF2-40B4-BE49-F238E27FC236}">
+                              <a16:creationId xmlns:a16="http://schemas.microsoft.com/office/drawing/2014/main" id="{721BBA58-7562-EC2E-B728-DFC49A4F1E6F}"/>
+                            </a:ext>
+                          </a:extLst>
+                        </wps:cNvPr>
+                        <wps:cNvCnPr>
+                          <a:cxnSpLocks/>
+                          <a:stCxn id="602303398" idx="0"/>
+                          <a:endCxn id="574805392" idx="2"/>
+                        </wps:cNvCnPr>
+                        <wps:spPr>
+                          <a:xfrm flipH="1" flipV="1">
+                            <a:off x="2101928" y="1358260"/>
+                            <a:ext cx="97034" cy="394677"/>
+                          </a:xfrm>
+                          <a:prstGeom prst="straightConnector1">
+                            <a:avLst/>
+                          </a:prstGeom>
+                          <a:ln w="9525">
+                            <a:tailEnd type="triangle"/>
+                          </a:ln>
+                        </wps:spPr>
+                        <wps:style>
+                          <a:lnRef idx="2">
+                            <a:schemeClr val="accent1"/>
+                          </a:lnRef>
+                          <a:fillRef idx="0">
+                            <a:schemeClr val="accent1"/>
+                          </a:fillRef>
+                          <a:effectRef idx="1">
+                            <a:schemeClr val="accent1"/>
+                          </a:effectRef>
+                          <a:fontRef idx="minor">
+                            <a:schemeClr val="tx1"/>
+                          </a:fontRef>
+                        </wps:style>
+                        <wps:bodyPr/>
+                      </wps:wsp>
+                      <wps:wsp>
+                        <wps:cNvPr id="631565266" name="Straight Arrow Connector 631565266">
+                          <a:extLst>
+                            <a:ext uri="{FF2B5EF4-FFF2-40B4-BE49-F238E27FC236}">
+                              <a16:creationId xmlns:a16="http://schemas.microsoft.com/office/drawing/2014/main" id="{F02FEDE5-E8C0-B557-675F-64EB41622C2B}"/>
+                            </a:ext>
+                          </a:extLst>
+                        </wps:cNvPr>
+                        <wps:cNvCnPr>
+                          <a:cxnSpLocks/>
+                          <a:endCxn id="45473780" idx="1"/>
+                        </wps:cNvCnPr>
+                        <wps:spPr>
+                          <a:xfrm>
+                            <a:off x="2219207" y="1236072"/>
+                            <a:ext cx="1137033" cy="2671"/>
+                          </a:xfrm>
+                          <a:prstGeom prst="straightConnector1">
+                            <a:avLst/>
+                          </a:prstGeom>
+                          <a:ln w="9525">
+                            <a:headEnd type="triangle"/>
+                            <a:tailEnd type="none"/>
+                          </a:ln>
+                        </wps:spPr>
+                        <wps:style>
+                          <a:lnRef idx="2">
+                            <a:schemeClr val="accent1"/>
+                          </a:lnRef>
+                          <a:fillRef idx="0">
+                            <a:schemeClr val="accent1"/>
+                          </a:fillRef>
+                          <a:effectRef idx="1">
+                            <a:schemeClr val="accent1"/>
+                          </a:effectRef>
+                          <a:fontRef idx="minor">
+                            <a:schemeClr val="tx1"/>
+                          </a:fontRef>
+                        </wps:style>
+                        <wps:bodyPr/>
+                      </wps:wsp>
+                      <wps:wsp>
+                        <wps:cNvPr id="9867361" name="TextBox 84">
+                          <a:extLst>
+                            <a:ext uri="{FF2B5EF4-FFF2-40B4-BE49-F238E27FC236}">
+                              <a16:creationId xmlns:a16="http://schemas.microsoft.com/office/drawing/2014/main" id="{22675BA3-1B17-4F17-4861-D33BBE2A0CA3}"/>
+                            </a:ext>
+                          </a:extLst>
+                        </wps:cNvPr>
+                        <wps:cNvSpPr txBox="1"/>
+                        <wps:spPr>
+                          <a:xfrm>
+                            <a:off x="1989946" y="2202711"/>
+                            <a:ext cx="430530" cy="225425"/>
+                          </a:xfrm>
+                          <a:prstGeom prst="rect">
+                            <a:avLst/>
+                          </a:prstGeom>
+                          <a:noFill/>
+                        </wps:spPr>
+                        <wps:txbx>
+                          <w:txbxContent>
+                            <w:p>
+                              <w:pPr>
+                                <w:rPr>
+                                  <w:rFonts w:ascii="Cambria Math" w:hAnsi="Cambria Math"/>
+                                  <w:i/>
+                                  <w:iCs/>
+                                  <w:color w:val="000000" w:themeColor="text1"/>
+                                  <w:kern w:val="24"/>
+                                  <w:sz w:val="18"/>
+                                  <w:szCs w:val="18"/>
+                                </w:rPr>
+                              </w:pPr>
+                              <m:oMathPara>
+                                <m:oMathParaPr>
+                                  <m:jc m:val="centerGroup"/>
+                                </m:oMathParaPr>
+                                <m:oMath>
+                                  <m:r>
+                                    <w:rPr>
+                                      <w:rFonts w:ascii="Cambria Math" w:hAnsi="Cambria Math"/>
+                                      <w:color w:val="000000" w:themeColor="text1"/>
+                                      <w:kern w:val="24"/>
+                                      <w:sz w:val="18"/>
+                                      <w:szCs w:val="18"/>
+                                    </w:rPr>
+                                    <m:t>t-1</m:t>
+                                  </m:r>
+                                </m:oMath>
+                              </m:oMathPara>
+                            </w:p>
+                          </w:txbxContent>
+                        </wps:txbx>
+                        <wps:bodyPr wrap="none" rtlCol="0">
+                          <a:spAutoFit/>
+                        </wps:bodyPr>
+                      </wps:wsp>
+                      <wps:wsp>
+                        <wps:cNvPr id="1566533532" name="Rectangle 1566533532">
+                          <a:extLst>
+                            <a:ext uri="{FF2B5EF4-FFF2-40B4-BE49-F238E27FC236}">
+                              <a16:creationId xmlns:a16="http://schemas.microsoft.com/office/drawing/2014/main" id="{301C7F06-1753-4A9A-BD94-26E3B88588A6}"/>
+                            </a:ext>
+                          </a:extLst>
+                        </wps:cNvPr>
+                        <wps:cNvSpPr/>
+                        <wps:spPr>
+                          <a:xfrm>
+                            <a:off x="1736451" y="0"/>
+                            <a:ext cx="927340" cy="2212676"/>
+                          </a:xfrm>
+                          <a:prstGeom prst="rect">
+                            <a:avLst/>
+                          </a:prstGeom>
+                          <a:solidFill>
+                            <a:schemeClr val="accent1">
+                              <a:alpha val="13000"/>
+                            </a:schemeClr>
+                          </a:solidFill>
+                          <a:ln w="9525"/>
+                        </wps:spPr>
+                        <wps:style>
+                          <a:lnRef idx="2">
+                            <a:schemeClr val="accent1">
+                              <a:shade val="15000"/>
+                            </a:schemeClr>
+                          </a:lnRef>
+                          <a:fillRef idx="1">
+                            <a:schemeClr val="accent1"/>
+                          </a:fillRef>
+                          <a:effectRef idx="0">
+                            <a:schemeClr val="accent1"/>
+                          </a:effectRef>
+                          <a:fontRef idx="minor">
+                            <a:schemeClr val="lt1"/>
+                          </a:fontRef>
+                        </wps:style>
+                        <wps:bodyPr rtlCol="0" anchor="ctr"/>
+                      </wps:wsp>
+                      <wps:wsp>
+                        <wps:cNvPr id="608477399" name="Straight Arrow Connector 608477399">
+                          <a:extLst>
+                            <a:ext uri="{FF2B5EF4-FFF2-40B4-BE49-F238E27FC236}">
+                              <a16:creationId xmlns:a16="http://schemas.microsoft.com/office/drawing/2014/main" id="{65247B74-F773-5475-8C4F-E6952206C560}"/>
+                            </a:ext>
+                          </a:extLst>
+                        </wps:cNvPr>
+                        <wps:cNvCnPr>
+                          <a:cxnSpLocks/>
+                        </wps:cNvCnPr>
+                        <wps:spPr>
+                          <a:xfrm>
+                            <a:off x="5024953" y="1235402"/>
+                            <a:ext cx="659112" cy="13043"/>
+                          </a:xfrm>
+                          <a:prstGeom prst="straightConnector1">
+                            <a:avLst/>
+                          </a:prstGeom>
+                          <a:ln w="9525">
+                            <a:headEnd type="triangle"/>
+                            <a:tailEnd type="none"/>
+                          </a:ln>
+                        </wps:spPr>
+                        <wps:style>
+                          <a:lnRef idx="2">
+                            <a:schemeClr val="accent1"/>
+                          </a:lnRef>
+                          <a:fillRef idx="0">
+                            <a:schemeClr val="accent1"/>
+                          </a:fillRef>
+                          <a:effectRef idx="1">
+                            <a:schemeClr val="accent1"/>
+                          </a:effectRef>
+                          <a:fontRef idx="minor">
+                            <a:schemeClr val="tx1"/>
+                          </a:fontRef>
+                        </wps:style>
+                        <wps:bodyPr/>
+                      </wps:wsp>
+                      <wps:wsp>
+                        <wps:cNvPr id="1804943937" name="Straight Arrow Connector 1804943937">
+                          <a:extLst>
+                            <a:ext uri="{FF2B5EF4-FFF2-40B4-BE49-F238E27FC236}">
+                              <a16:creationId xmlns:a16="http://schemas.microsoft.com/office/drawing/2014/main" id="{495666F5-23E2-222A-9A74-B9ED31AA7981}"/>
+                            </a:ext>
+                          </a:extLst>
+                        </wps:cNvPr>
+                        <wps:cNvCnPr>
+                          <a:cxnSpLocks/>
+                        </wps:cNvCnPr>
+                        <wps:spPr>
+                          <a:xfrm>
+                            <a:off x="1311938" y="1248445"/>
+                            <a:ext cx="663083" cy="0"/>
+                          </a:xfrm>
+                          <a:prstGeom prst="straightConnector1">
+                            <a:avLst/>
+                          </a:prstGeom>
+                          <a:ln w="9525">
+                            <a:headEnd type="triangle"/>
+                            <a:tailEnd type="none"/>
+                          </a:ln>
+                        </wps:spPr>
+                        <wps:style>
+                          <a:lnRef idx="2">
+                            <a:schemeClr val="accent1"/>
+                          </a:lnRef>
+                          <a:fillRef idx="0">
+                            <a:schemeClr val="accent1"/>
+                          </a:fillRef>
+                          <a:effectRef idx="1">
+                            <a:schemeClr val="accent1"/>
+                          </a:effectRef>
+                          <a:fontRef idx="minor">
+                            <a:schemeClr val="tx1"/>
+                          </a:fontRef>
+                        </wps:style>
+                        <wps:bodyPr/>
+                      </wps:wsp>
+                      <wps:wsp>
+                        <wps:cNvPr id="313308529" name="TextBox 94">
+                          <a:extLst>
+                            <a:ext uri="{FF2B5EF4-FFF2-40B4-BE49-F238E27FC236}">
+                              <a16:creationId xmlns:a16="http://schemas.microsoft.com/office/drawing/2014/main" id="{ECB90468-EA3A-1D40-C16A-0D2263D9906C}"/>
+                            </a:ext>
+                          </a:extLst>
+                        </wps:cNvPr>
+                        <wps:cNvSpPr txBox="1"/>
+                        <wps:spPr>
+                          <a:xfrm>
+                            <a:off x="1248718" y="580148"/>
+                            <a:ext cx="554355" cy="370205"/>
+                          </a:xfrm>
+                          <a:prstGeom prst="rect">
+                            <a:avLst/>
+                          </a:prstGeom>
+                          <a:noFill/>
+                        </wps:spPr>
+                        <wps:txbx>
+                          <w:txbxContent>
+                            <w:p>
+                              <w:pPr>
+                                <w:rPr>
+                                  <w:rFonts w:hAnsi="Calibri"/>
+                                  <w:color w:val="000000" w:themeColor="text1"/>
+                                  <w:kern w:val="24"/>
+                                  <w:sz w:val="18"/>
+                                  <w:szCs w:val="18"/>
+                                </w:rPr>
+                              </w:pPr>
+                              <w:r>
+                                <w:rPr>
+                                  <w:rFonts w:hAnsi="Calibri"/>
+                                  <w:color w:val="000000" w:themeColor="text1"/>
+                                  <w:kern w:val="24"/>
+                                  <w:sz w:val="18"/>
+                                  <w:szCs w:val="18"/>
+                                </w:rPr>
+                                <w:t xml:space="preserve">forward </w:t>
+                              </w:r>
+                            </w:p>
+                            <w:p>
+                              <w:pPr>
+                                <w:rPr>
+                                  <w:rFonts w:hAnsi="Calibri"/>
+                                  <w:color w:val="000000" w:themeColor="text1"/>
+                                  <w:kern w:val="24"/>
+                                  <w:sz w:val="18"/>
+                                  <w:szCs w:val="18"/>
+                                </w:rPr>
+                              </w:pPr>
+                              <w:r>
+                                <w:rPr>
+                                  <w:rFonts w:hAnsi="Calibri"/>
+                                  <w:color w:val="000000" w:themeColor="text1"/>
+                                  <w:kern w:val="24"/>
+                                  <w:sz w:val="18"/>
+                                  <w:szCs w:val="18"/>
+                                </w:rPr>
+                                <w:t>states</w:t>
+                              </w:r>
+                            </w:p>
+                          </w:txbxContent>
+                        </wps:txbx>
+                        <wps:bodyPr wrap="none" rtlCol="0">
+                          <a:spAutoFit/>
+                        </wps:bodyPr>
+                      </wps:wsp>
+                      <wps:wsp>
+                        <wps:cNvPr id="1764276232" name="TextBox 95">
+                          <a:extLst>
+                            <a:ext uri="{FF2B5EF4-FFF2-40B4-BE49-F238E27FC236}">
+                              <a16:creationId xmlns:a16="http://schemas.microsoft.com/office/drawing/2014/main" id="{E08F72E3-9C1A-E4EE-7F31-162B5F88DACD}"/>
+                            </a:ext>
+                          </a:extLst>
+                        </wps:cNvPr>
+                        <wps:cNvSpPr txBox="1"/>
+                        <wps:spPr>
+                          <a:xfrm>
+                            <a:off x="1124445" y="1254546"/>
+                            <a:ext cx="634365" cy="370205"/>
+                          </a:xfrm>
+                          <a:prstGeom prst="rect">
+                            <a:avLst/>
+                          </a:prstGeom>
+                          <a:noFill/>
+                        </wps:spPr>
+                        <wps:txbx>
+                          <w:txbxContent>
+                            <w:p>
+                              <w:pPr>
+                                <w:rPr>
+                                  <w:rFonts w:hAnsi="Calibri"/>
+                                  <w:color w:val="000000" w:themeColor="text1"/>
+                                  <w:kern w:val="24"/>
+                                  <w:sz w:val="18"/>
+                                  <w:szCs w:val="18"/>
+                                </w:rPr>
+                              </w:pPr>
+                              <w:r>
+                                <w:rPr>
+                                  <w:rFonts w:hAnsi="Calibri"/>
+                                  <w:color w:val="000000" w:themeColor="text1"/>
+                                  <w:kern w:val="24"/>
+                                  <w:sz w:val="18"/>
+                                  <w:szCs w:val="18"/>
+                                </w:rPr>
+                                <w:t xml:space="preserve">backward </w:t>
+                              </w:r>
+                            </w:p>
+                            <w:p>
+                              <w:pPr>
+                                <w:rPr>
+                                  <w:rFonts w:hAnsi="Calibri"/>
+                                  <w:color w:val="000000" w:themeColor="text1"/>
+                                  <w:kern w:val="24"/>
+                                  <w:sz w:val="18"/>
+                                  <w:szCs w:val="18"/>
+                                </w:rPr>
+                              </w:pPr>
+                              <w:r>
+                                <w:rPr>
+                                  <w:rFonts w:hAnsi="Calibri"/>
+                                  <w:color w:val="000000" w:themeColor="text1"/>
+                                  <w:kern w:val="24"/>
+                                  <w:sz w:val="18"/>
+                                  <w:szCs w:val="18"/>
+                                </w:rPr>
+                                <w:t>states</w:t>
+                              </w:r>
+                            </w:p>
+                          </w:txbxContent>
+                        </wps:txbx>
+                        <wps:bodyPr wrap="none" rtlCol="0">
+                          <a:spAutoFit/>
+                        </wps:bodyPr>
+                      </wps:wsp>
+                    </wpg:wgp>
+                  </a:graphicData>
+                </a:graphic>
+              </wp:anchor>
+            </w:drawing>
+          </mc:Choice>
+          <mc:Fallback>
+            <w:pict>
+              <v:group w14:anchorId="7AC67614" id="Group 96" o:spid="_x0000_s1066" style="position:absolute;margin-left:0;margin-top:.05pt;width:447.55pt;height:191.95pt;z-index:251662336" coordsize="56840,24380" o:gfxdata="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">
+                <v:rect id="Rectangle 943008521" o:spid="_x0000_s1067" style="position:absolute;left:36011;top:8257;width:2428;height:2390;visibility:visible;mso-wrap-style:square;v-text-anchor:middle" o:gfxdata="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" fillcolor="#4472c4 [3204]" strokecolor="#09101d [484]" strokeweight="1pt">
+                  <v:fill opacity="20046f"/>
+                </v:rect>
+                <v:rect id="Rectangle 1179547249" o:spid="_x0000_s1068" style="position:absolute;left:34532;top:1366;width:2429;height:2390;visibility:visible;mso-wrap-style:square;v-text-anchor:middle" o:gfxdata="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" fillcolor="#4472c4 [3204]" strokecolor="#09101d [484]" strokeweight="1pt">
+                  <v:fill opacity="49858f"/>
+                </v:rect>
+                <v:rect id="Rectangle 1916537258" o:spid="_x0000_s1069" style="position:absolute;left:34532;top:17529;width:2429;height:2390;visibility:visible;mso-wrap-style:square;v-text-anchor:middle" o:gfxdata="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" fillcolor="#4472c4 [3204]" strokecolor="#09101d [484]" strokeweight="1pt">
+                  <v:fill r:id="rId12" o:title="" color2="white [3212]" type="pattern"/>
+                </v:rect>
+                <v:shape id="Straight Arrow Connector 1036554222" o:spid="_x0000_s1070" type="#_x0000_t32" style="position:absolute;left:35746;top:3756;width:1479;height:4501;flip:x y;visibility:visible;mso-wrap-style:square" o:connectortype="straight" o:gfxdata="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" strokecolor="#4472c4 [3204]">
+                  <v:stroke endarrow="block" joinstyle="miter"/>
+                  <o:lock v:ext="edit" shapetype="f"/>
+                </v:shape>
+                <v:shape id="Straight Arrow Connector 74656529" o:spid="_x0000_s1071" type="#_x0000_t32" style="position:absolute;left:35746;top:10647;width:1479;height:6882;flip:y;visibility:visible;mso-wrap-style:square" o:connectortype="straight" o:gfxdata="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" strokecolor="#4472c4 [3204]">
+                  <v:stroke endarrow="block" joinstyle="miter"/>
+                  <o:lock v:ext="edit" shapetype="f"/>
+                </v:shape>
+                <v:rect id="Rectangle 2070743048" o:spid="_x0000_s1072" style="position:absolute;left:50065;top:8257;width:2428;height:2390;visibility:visible;mso-wrap-style:square;v-text-anchor:middle" o:gfxdata="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" fillcolor="#4472c4 [3204]" strokecolor="#09101d [484]" strokeweight="1pt">
+                  <v:fill opacity="20046f"/>
+                </v:rect>
+                <v:rect id="Rectangle 399997567" o:spid="_x0000_s1073" style="position:absolute;left:49042;top:1419;width:2428;height:2390;visibility:visible;mso-wrap-style:square;v-text-anchor:middle" o:gfxdata="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" fillcolor="#4472c4 [3204]" strokecolor="#09101d [484]" strokeweight="1pt">
+                  <v:fill opacity="49858f"/>
+                </v:rect>
+                <v:rect id="Rectangle 269461799" o:spid="_x0000_s1074" style="position:absolute;left:49042;top:17582;width:2428;height:2391;visibility:visible;mso-wrap-style:square;v-text-anchor:middle" o:gfxdata="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" fillcolor="#4472c4 [3204]" strokecolor="#09101d [484]" strokeweight="1pt">
+                  <v:fill r:id="rId12" o:title="" color2="white [3212]" type="pattern"/>
+                </v:rect>
+                <v:shape id="Straight Arrow Connector 480952822" o:spid="_x0000_s1075" type="#_x0000_t32" style="position:absolute;left:50176;top:3795;width:1103;height:4462;flip:x y;visibility:visible;mso-wrap-style:square" o:connectortype="straight" o:gfxdata="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" strokecolor="#4472c4 [3204]">
+                  <v:stroke endarrow="block" joinstyle="miter"/>
+                  <o:lock v:ext="edit" shapetype="f"/>
+                </v:shape>
+                <v:shape id="Straight Arrow Connector 699040977" o:spid="_x0000_s1076" type="#_x0000_t32" style="position:absolute;left:50175;top:10647;width:1104;height:6921;flip:y;visibility:visible;mso-wrap-style:square" o:connectortype="straight" o:gfxdata="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" strokecolor="#4472c4 [3204]">
+                  <v:stroke endarrow="block" joinstyle="miter"/>
+                  <o:lock v:ext="edit" shapetype="f"/>
+                </v:shape>
+                <v:shape id="Straight Arrow Connector 637644115" o:spid="_x0000_s1077" type="#_x0000_t32" style="position:absolute;left:38439;top:9429;width:11626;height:23;visibility:visible;mso-wrap-style:square" o:connectortype="straight" o:gfxdata="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" strokecolor="#4472c4 [3204]">
+                  <v:stroke endarrow="block" joinstyle="miter"/>
+                  <o:lock v:ext="edit" shapetype="f"/>
+                </v:shape>
+                <v:shape id="Straight Arrow Connector 1049865799" o:spid="_x0000_s1078" type="#_x0000_t32" style="position:absolute;left:24682;top:9452;width:11329;height:0;visibility:visible;mso-wrap-style:square" o:connectortype="straight" o:gfxdata="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" strokecolor="#4472c4 [3204]">
+                  <v:stroke endarrow="block" joinstyle="miter"/>
+                  <o:lock v:ext="edit" shapetype="f"/>
+                </v:shape>
+                <v:shape id="Straight Arrow Connector 1187636598" o:spid="_x0000_s1079" type="#_x0000_t32" style="position:absolute;left:52345;top:9460;width:4495;height:70;visibility:visible;mso-wrap-style:square" o:connectortype="straight" o:gfxdata="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" strokecolor="#4472c4 [3204]">
+                  <v:stroke endarrow="block" joinstyle="miter"/>
+                </v:shape>
+                <v:rect id="Rectangle 754840067" o:spid="_x0000_s1080" style="position:absolute;left:31164;top:6;width:9273;height:22127;visibility:visible;mso-wrap-style:square;v-text-anchor:middle" o:gfxdata="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" fillcolor="#4472c4 [3204]" strokecolor="#09101d [484]">
+                  <v:fill opacity="8481f"/>
+                </v:rect>
+                <v:rect id="Rectangle 569604668" o:spid="_x0000_s1081" style="position:absolute;left:45509;top:128;width:9274;height:22127;visibility:visible;mso-wrap-style:square;v-text-anchor:middle" o:gfxdata="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" fillcolor="#4472c4 [3204]" strokecolor="#09101d [484]">
+                  <v:fill opacity="8481f"/>
+                </v:rect>
+                <v:shape id="TextBox 27" o:spid="_x0000_s1082" type="#_x0000_t202" style="position:absolute;left:34463;top:22126;width:2312;height:2254;visibility:visible;mso-wrap-style:none;v-text-anchor:top" o:gfxdata="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" filled="f" stroked="f">
+                  <v:textbox style="mso-fit-shape-to-text:t">
+                    <w:txbxContent>
+                      <w:p>
+                        <w:pPr>
+                          <w:rPr>
+                            <w:rFonts w:ascii="Cambria Math" w:hAnsi="Cambria Math"/>
+                            <w:i/>
+                            <w:iCs/>
+                            <w:color w:val="000000" w:themeColor="text1"/>
+                            <w:kern w:val="24"/>
+                            <w:sz w:val="18"/>
+                            <w:szCs w:val="18"/>
+                          </w:rPr>
+                        </w:pPr>
+                        <m:oMathPara>
+                          <m:oMathParaPr>
+                            <m:jc m:val="centerGroup"/>
+                          </m:oMathParaPr>
+                          <m:oMath>
+                            <m:r>
+                              <w:rPr>
+                                <w:rFonts w:ascii="Cambria Math" w:hAnsi="Cambria Math"/>
+                                <w:color w:val="000000" w:themeColor="text1"/>
+                                <w:kern w:val="24"/>
+                                <w:sz w:val="18"/>
+                                <w:szCs w:val="18"/>
+                              </w:rPr>
+                              <m:t>t</m:t>
+                            </m:r>
+                          </m:oMath>
+                        </m:oMathPara>
+                      </w:p>
+                    </w:txbxContent>
+                  </v:textbox>
+                </v:shape>
+                <v:shape id="TextBox 28" o:spid="_x0000_s1083" type="#_x0000_t202" style="position:absolute;left:48124;top:22126;width:4306;height:2254;visibility:visible;mso-wrap-style:none;v-text-anchor:top" o:gfxdata="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" filled="f" stroked="f">
+                  <v:textbox style="mso-fit-shape-to-text:t">
+                    <w:txbxContent>
+                      <w:p>
+                        <w:pPr>
+                          <w:rPr>
+                            <w:rFonts w:ascii="Cambria Math" w:hAnsi="Cambria Math"/>
+                            <w:i/>
+                            <w:iCs/>
+                            <w:color w:val="000000" w:themeColor="text1"/>
+                            <w:kern w:val="24"/>
+                            <w:sz w:val="18"/>
+                            <w:szCs w:val="18"/>
+                          </w:rPr>
+                        </w:pPr>
+                        <m:oMathPara>
+                          <m:oMathParaPr>
+                            <m:jc m:val="centerGroup"/>
+                          </m:oMathParaPr>
+                          <m:oMath>
+                            <m:r>
+                              <w:rPr>
+                                <w:rFonts w:ascii="Cambria Math" w:hAnsi="Cambria Math"/>
+                                <w:color w:val="000000" w:themeColor="text1"/>
+                                <w:kern w:val="24"/>
+                                <w:sz w:val="18"/>
+                                <w:szCs w:val="18"/>
+                              </w:rPr>
+                              <m:t>t+1</m:t>
+                            </m:r>
+                          </m:oMath>
+                        </m:oMathPara>
+                      </w:p>
+                    </w:txbxContent>
+                  </v:textbox>
+                </v:shape>
+                <v:rect id="Rectangle 1510519866" o:spid="_x0000_s1084" style="position:absolute;top:1909;width:2428;height:2391;visibility:visible;mso-wrap-style:square;v-text-anchor:middle" o:gfxdata="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" fillcolor="#4472c4 [3204]" strokecolor="#09101d [484]" strokeweight="1pt">
+                  <v:fill opacity="49858f"/>
+                </v:rect>
+                <v:rect id="Rectangle 2059530623" o:spid="_x0000_s1085" style="position:absolute;top:6861;width:2428;height:2390;visibility:visible;mso-wrap-style:square;v-text-anchor:middle" o:gfxdata="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" fillcolor="#4472c4 [3204]" strokecolor="#09101d [484]" strokeweight="1pt">
+                  <v:fill opacity="20046f"/>
+                </v:rect>
+                <v:rect id="Rectangle 1715712158" o:spid="_x0000_s1086" style="position:absolute;top:12111;width:2428;height:2391;visibility:visible;mso-wrap-style:square;v-text-anchor:middle" o:gfxdata="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" fillcolor="#4472c4 [3204]" strokecolor="#09101d [484]" strokeweight="1pt">
+                  <v:fill r:id="rId12" o:title="" color2="white [3212]" type="pattern"/>
+                </v:rect>
+                <v:shape id="TextBox 33" o:spid="_x0000_s1087" type="#_x0000_t202" style="position:absolute;left:2954;top:1258;width:8630;height:3702;visibility:visible;mso-wrap-style:none;v-text-anchor:top" o:gfxdata="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" filled="f" stroked="f">
+                  <v:textbox style="mso-fit-shape-to-text:t">
+                    <w:txbxContent>
+                      <w:p>
+                        <w:pPr>
+                          <w:rPr>
+                            <w:rFonts w:hAnsi="Calibri"/>
+                            <w:color w:val="000000" w:themeColor="text1"/>
+                            <w:kern w:val="24"/>
+                            <w:sz w:val="18"/>
+                            <w:szCs w:val="18"/>
+                          </w:rPr>
+                        </w:pPr>
+                        <w:r>
+                          <w:rPr>
+                            <w:rFonts w:hAnsi="Calibri"/>
+                            <w:color w:val="000000" w:themeColor="text1"/>
+                            <w:kern w:val="24"/>
+                            <w:sz w:val="18"/>
+                            <w:szCs w:val="18"/>
+                          </w:rPr>
+                          <w:t>output neuron</w:t>
+                        </w:r>
+                      </w:p>
+                      <w:p>
+                        <w:pPr>
+                          <w:rPr>
+                            <w:rFonts w:hAnsi="Calibri"/>
+                            <w:color w:val="000000" w:themeColor="text1"/>
+                            <w:kern w:val="24"/>
+                            <w:sz w:val="18"/>
+                            <w:szCs w:val="18"/>
+                          </w:rPr>
+                        </w:pPr>
+                        <w:r>
+                          <w:rPr>
+                            <w:rFonts w:hAnsi="Calibri"/>
+                            <w:color w:val="000000" w:themeColor="text1"/>
+                            <w:kern w:val="24"/>
+                            <w:sz w:val="18"/>
+                            <w:szCs w:val="18"/>
+                          </w:rPr>
+                          <w:t>group</w:t>
+                        </w:r>
+                      </w:p>
+                    </w:txbxContent>
+                  </v:textbox>
+                </v:shape>
+                <v:shape id="TextBox 34" o:spid="_x0000_s1088" type="#_x0000_t202" style="position:absolute;left:2990;top:6209;width:8205;height:3702;visibility:visible;mso-wrap-style:none;v-text-anchor:top" o:gfxdata="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" filled="f" stroked="f">
+                  <v:textbox style="mso-fit-shape-to-text:t">
+                    <w:txbxContent>
+                      <w:p>
+                        <w:pPr>
+                          <w:rPr>
+                            <w:rFonts w:hAnsi="Calibri"/>
+                            <w:color w:val="000000" w:themeColor="text1"/>
+                            <w:kern w:val="24"/>
+                            <w:sz w:val="18"/>
+                            <w:szCs w:val="18"/>
+                          </w:rPr>
+                        </w:pPr>
+                        <w:r>
+                          <w:rPr>
+                            <w:rFonts w:hAnsi="Calibri"/>
+                            <w:color w:val="000000" w:themeColor="text1"/>
+                            <w:kern w:val="24"/>
+                            <w:sz w:val="18"/>
+                            <w:szCs w:val="18"/>
+                          </w:rPr>
+                          <w:t xml:space="preserve">hidden state </w:t>
+                        </w:r>
+                      </w:p>
+                      <w:p>
+                        <w:pPr>
+                          <w:rPr>
+                            <w:rFonts w:hAnsi="Calibri"/>
+                            <w:color w:val="000000" w:themeColor="text1"/>
+                            <w:kern w:val="24"/>
+                            <w:sz w:val="18"/>
+                            <w:szCs w:val="18"/>
+                          </w:rPr>
+                        </w:pPr>
+                        <w:r>
+                          <w:rPr>
+                            <w:rFonts w:hAnsi="Calibri"/>
+                            <w:color w:val="000000" w:themeColor="text1"/>
+                            <w:kern w:val="24"/>
+                            <w:sz w:val="18"/>
+                            <w:szCs w:val="18"/>
+                          </w:rPr>
+                          <w:t>neuron group</w:t>
+                        </w:r>
+                      </w:p>
+                    </w:txbxContent>
+                  </v:textbox>
+                </v:shape>
+                <v:shape id="Straight Arrow Connector 582317261" o:spid="_x0000_s1089" type="#_x0000_t32" style="position:absolute;left:1079;top:16757;width:0;height:3031;flip:y;visibility:visible;mso-wrap-style:square" o:connectortype="straight" o:gfxdata="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" strokecolor="#4472c4 [3204]">
+                  <v:stroke endarrow="block" joinstyle="miter"/>
+                  <o:lock v:ext="edit" shapetype="f"/>
+                </v:shape>
+                <v:shape id="TextBox 36" o:spid="_x0000_s1090" type="#_x0000_t202" style="position:absolute;left:3135;top:12093;width:4724;height:2312;visibility:visible;mso-wrap-style:none;v-text-anchor:top" o:gfxdata="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" filled="f" stroked="f">
+                  <v:textbox style="mso-fit-shape-to-text:t">
+                    <w:txbxContent>
+                      <w:p>
+                        <w:pPr>
+                          <w:rPr>
+                            <w:rFonts w:hAnsi="Calibri"/>
+                            <w:color w:val="000000" w:themeColor="text1"/>
+                            <w:kern w:val="24"/>
+                            <w:sz w:val="18"/>
+                            <w:szCs w:val="18"/>
+                          </w:rPr>
+                        </w:pPr>
+                        <w:r>
+                          <w:rPr>
+                            <w:rFonts w:hAnsi="Calibri"/>
+                            <w:color w:val="000000" w:themeColor="text1"/>
+                            <w:kern w:val="24"/>
+                            <w:sz w:val="18"/>
+                            <w:szCs w:val="18"/>
+                          </w:rPr>
+                          <w:t>inputs</w:t>
+                        </w:r>
+                      </w:p>
+                    </w:txbxContent>
+                  </v:textbox>
+                </v:shape>
+                <v:shape id="TextBox 38" o:spid="_x0000_s1091" type="#_x0000_t202" style="position:absolute;left:3000;top:16224;width:11963;height:3702;visibility:visible;mso-wrap-style:none;v-text-anchor:top" o:gfxdata="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" filled="f" stroked="f">
+                  <v:textbox style="mso-fit-shape-to-text:t">
+                    <w:txbxContent>
+                      <w:p>
+                        <w:pPr>
+                          <w:rPr>
+                            <w:rFonts w:hAnsi="Calibri"/>
+                            <w:color w:val="000000" w:themeColor="text1"/>
+                            <w:kern w:val="24"/>
+                            <w:sz w:val="18"/>
+                            <w:szCs w:val="18"/>
+                          </w:rPr>
+                        </w:pPr>
+                        <w:r>
+                          <w:rPr>
+                            <w:rFonts w:hAnsi="Calibri"/>
+                            <w:color w:val="000000" w:themeColor="text1"/>
+                            <w:kern w:val="24"/>
+                            <w:sz w:val="18"/>
+                            <w:szCs w:val="18"/>
+                          </w:rPr>
+                          <w:t>group of weights</w:t>
+                        </w:r>
+                      </w:p>
+                      <w:p>
+                        <w:pPr>
+                          <w:rPr>
+                            <w:rFonts w:hAnsi="Calibri"/>
+                            <w:color w:val="000000" w:themeColor="text1"/>
+                            <w:kern w:val="24"/>
+                            <w:sz w:val="18"/>
+                            <w:szCs w:val="18"/>
+                          </w:rPr>
+                        </w:pPr>
+                        <w:r>
+                          <w:rPr>
+                            <w:rFonts w:hAnsi="Calibri"/>
+                            <w:color w:val="000000" w:themeColor="text1"/>
+                            <w:kern w:val="24"/>
+                            <w:sz w:val="18"/>
+                            <w:szCs w:val="18"/>
+                          </w:rPr>
+                          <w:t>with information flow</w:t>
+                        </w:r>
+                      </w:p>
+                    </w:txbxContent>
+                  </v:textbox>
+                </v:shape>
+                <v:rect id="Rectangle 45473780" o:spid="_x0000_s1092" style="position:absolute;left:33562;top:11192;width:2428;height:2390;visibility:visible;mso-wrap-style:square;v-text-anchor:middle" o:gfxdata="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" fillcolor="#4472c4 [3204]" strokecolor="#09101d [484]" strokeweight="1pt">
+                  <v:fill opacity="20046f"/>
+                </v:rect>
+                <v:rect id="Rectangle 1572388116" o:spid="_x0000_s1093" style="position:absolute;left:47718;top:11192;width:2428;height:2390;visibility:visible;mso-wrap-style:square;v-text-anchor:middle" o:gfxdata="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" fillcolor="#4472c4 [3204]" strokecolor="#09101d [484]" strokeweight="1pt">
+                  <v:fill opacity="20046f"/>
+                </v:rect>
+                <v:shape id="Straight Arrow Connector 1096740150" o:spid="_x0000_s1094" type="#_x0000_t32" style="position:absolute;left:34776;top:3756;width:970;height:7436;flip:y;visibility:visible;mso-wrap-style:square" o:connectortype="straight" o:gfxdata="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" strokecolor="#4472c4 [3204]">
+                  <v:stroke endarrow="block" joinstyle="miter"/>
+                  <o:lock v:ext="edit" shapetype="f"/>
+                </v:shape>
+                <v:shape id="Straight Arrow Connector 945526743" o:spid="_x0000_s1095" type="#_x0000_t32" style="position:absolute;left:34776;top:13582;width:970;height:3947;flip:x y;visibility:visible;mso-wrap-style:square" o:connectortype="straight" o:gfxdata="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" strokecolor="#4472c4 [3204]">
+                  <v:stroke endarrow="block" joinstyle="miter"/>
+                  <o:lock v:ext="edit" shapetype="f"/>
+                </v:shape>
+                <v:shape id="Straight Arrow Connector 749850670" o:spid="_x0000_s1096" type="#_x0000_t32" style="position:absolute;left:48932;top:3756;width:1317;height:7436;flip:y;visibility:visible;mso-wrap-style:square" o:connectortype="straight" o:gfxdata="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" strokecolor="#4472c4 [3204]">
+                  <v:stroke endarrow="block" joinstyle="miter"/>
+                  <o:lock v:ext="edit" shapetype="f"/>
+                </v:shape>
+                <v:shape id="Straight Arrow Connector 327070631" o:spid="_x0000_s1097" type="#_x0000_t32" style="position:absolute;left:48932;top:13582;width:1317;height:3947;flip:x y;visibility:visible;mso-wrap-style:square" o:connectortype="straight" o:gfxdata="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" strokecolor="#4472c4 [3204]">
+                  <v:stroke endarrow="block" joinstyle="miter"/>
+                  <o:lock v:ext="edit" shapetype="f"/>
+                </v:shape>
+                <v:shape id="Straight Arrow Connector 1733705067" o:spid="_x0000_s1098" type="#_x0000_t32" style="position:absolute;left:35990;top:12387;width:11728;height:0;visibility:visible;mso-wrap-style:square" o:connectortype="straight" o:gfxdata="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" strokecolor="#4472c4 [3204]">
+                  <v:stroke startarrow="block" joinstyle="miter"/>
+                  <o:lock v:ext="edit" shapetype="f"/>
+                </v:shape>
+                <v:rect id="Rectangle 126441401" o:spid="_x0000_s1099" style="position:absolute;left:22254;top:8257;width:2428;height:2390;visibility:visible;mso-wrap-style:square;v-text-anchor:middle" o:gfxdata="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" fillcolor="#4472c4 [3204]" strokecolor="#09101d [484]" strokeweight="1pt">
+                  <v:fill opacity="20046f"/>
+                </v:rect>
+                <v:rect id="Rectangle 1937676769" o:spid="_x0000_s1100" style="position:absolute;left:20775;top:1366;width:2428;height:2390;visibility:visible;mso-wrap-style:square;v-text-anchor:middle" o:gfxdata="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" fillcolor="#4472c4 [3204]" strokecolor="#09101d [484]" strokeweight="1pt">
+                  <v:fill opacity="49858f"/>
+                </v:rect>
+                <v:rect id="Rectangle 602303398" o:spid="_x0000_s1101" style="position:absolute;left:20775;top:17529;width:2428;height:2390;visibility:visible;mso-wrap-style:square;v-text-anchor:middle" o:gfxdata="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" fillcolor="#4472c4 [3204]" strokecolor="#09101d [484]" strokeweight="1pt">
+                  <v:fill r:id="rId12" o:title="" color2="white [3212]" type="pattern"/>
+                </v:rect>
+                <v:shape id="Straight Arrow Connector 1409305261" o:spid="_x0000_s1102" type="#_x0000_t32" style="position:absolute;left:21989;top:3756;width:1479;height:4501;flip:x y;visibility:visible;mso-wrap-style:square" o:connectortype="straight" o:gfxdata="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" strokecolor="#4472c4 [3204]">
+                  <v:stroke endarrow="block" joinstyle="miter"/>
+                  <o:lock v:ext="edit" shapetype="f"/>
+                </v:shape>
+                <v:shape id="Straight Arrow Connector 2049855081" o:spid="_x0000_s1103" type="#_x0000_t32" style="position:absolute;left:21989;top:10647;width:1479;height:6882;flip:y;visibility:visible;mso-wrap-style:square" o:connectortype="straight" o:gfxdata="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" strokecolor="#4472c4 [3204]">
+                  <v:stroke endarrow="block" joinstyle="miter"/>
+                  <o:lock v:ext="edit" shapetype="f"/>
+                </v:shape>
+                <v:shape id="Straight Arrow Connector 1990601323" o:spid="_x0000_s1104" type="#_x0000_t32" style="position:absolute;left:13819;top:9417;width:8435;height:35;visibility:visible;mso-wrap-style:square" o:connectortype="straight" o:gfxdata="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" strokecolor="#4472c4 [3204]">
+                  <v:stroke endarrow="block" joinstyle="miter"/>
+                  <o:lock v:ext="edit" shapetype="f"/>
+                </v:shape>
+                <v:rect id="Rectangle 574805392" o:spid="_x0000_s1105" style="position:absolute;left:19805;top:11192;width:2428;height:2390;visibility:visible;mso-wrap-style:square;v-text-anchor:middle" o:gfxdata="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" fillcolor="#4472c4 [3204]" strokecolor="#09101d [484]" strokeweight="1pt">
+                  <v:fill opacity="20046f"/>
+                </v:rect>
+                <v:shape id="Straight Arrow Connector 979724369" o:spid="_x0000_s1106" type="#_x0000_t32" style="position:absolute;left:21019;top:3756;width:970;height:7436;flip:y;visibility:visible;mso-wrap-style:square" o:connectortype="straight" o:gfxdata="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" strokecolor="#4472c4 [3204]">
+                  <v:stroke endarrow="block" joinstyle="miter"/>
+                  <o:lock v:ext="edit" shapetype="f"/>
+                </v:shape>
+                <v:shape id="Straight Arrow Connector 1313808244" o:spid="_x0000_s1107" type="#_x0000_t32" style="position:absolute;left:21019;top:13582;width:970;height:3947;flip:x y;visibility:visible;mso-wrap-style:square" o:connectortype="straight" o:gfxdata="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" strokecolor="#4472c4 [3204]">
+                  <v:stroke endarrow="block" joinstyle="miter"/>
+                  <o:lock v:ext="edit" shapetype="f"/>
+                </v:shape>
+                <v:shape id="Straight Arrow Connector 631565266" o:spid="_x0000_s1108" type="#_x0000_t32" style="position:absolute;left:22192;top:12360;width:11370;height:27;visibility:visible;mso-wrap-style:square" o:connectortype="straight" o:gfxdata="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" strokecolor="#4472c4 [3204]">
+                  <v:stroke startarrow="block" joinstyle="miter"/>
+                  <o:lock v:ext="edit" shapetype="f"/>
+                </v:shape>
+                <v:shape id="TextBox 84" o:spid="_x0000_s1109" type="#_x0000_t202" style="position:absolute;left:19899;top:22027;width:4305;height:2254;visibility:visible;mso-wrap-style:none;v-text-anchor:top" o:gfxdata="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" filled="f" stroked="f">
+                  <v:textbox style="mso-fit-shape-to-text:t">
+                    <w:txbxContent>
+                      <w:p>
+                        <w:pPr>
+                          <w:rPr>
+                            <w:rFonts w:ascii="Cambria Math" w:hAnsi="Cambria Math"/>
+                            <w:i/>
+                            <w:iCs/>
+                            <w:color w:val="000000" w:themeColor="text1"/>
+                            <w:kern w:val="24"/>
+                            <w:sz w:val="18"/>
+                            <w:szCs w:val="18"/>
+                          </w:rPr>
+                        </w:pPr>
+                        <m:oMathPara>
+                          <m:oMathParaPr>
+                            <m:jc m:val="centerGroup"/>
+                          </m:oMathParaPr>
+                          <m:oMath>
+                            <m:r>
+                              <w:rPr>
+                                <w:rFonts w:ascii="Cambria Math" w:hAnsi="Cambria Math"/>
+                                <w:color w:val="000000" w:themeColor="text1"/>
+                                <w:kern w:val="24"/>
+                                <w:sz w:val="18"/>
+                                <w:szCs w:val="18"/>
+                              </w:rPr>
+                              <m:t>t-1</m:t>
+                            </m:r>
+                          </m:oMath>
+                        </m:oMathPara>
+                      </w:p>
+                    </w:txbxContent>
+                  </v:textbox>
+                </v:shape>
+                <v:rect id="Rectangle 1566533532" o:spid="_x0000_s1110" style="position:absolute;left:17364;width:9273;height:22126;visibility:visible;mso-wrap-style:square;v-text-anchor:middle" o:gfxdata="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" fillcolor="#4472c4 [3204]" strokecolor="#09101d [484]">
+                  <v:fill opacity="8481f"/>
+                </v:rect>
+                <v:shape id="Straight Arrow Connector 608477399" o:spid="_x0000_s1111" type="#_x0000_t32" style="position:absolute;left:50249;top:12354;width:6591;height:130;visibility:visible;mso-wrap-style:square" o:connectortype="straight" o:gfxdata="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" strokecolor="#4472c4 [3204]">
+                  <v:stroke startarrow="block" joinstyle="miter"/>
+                  <o:lock v:ext="edit" shapetype="f"/>
+                </v:shape>
+                <v:shape id="Straight Arrow Connector 1804943937" o:spid="_x0000_s1112" type="#_x0000_t32" style="position:absolute;left:13119;top:12484;width:6631;height:0;visibility:visible;mso-wrap-style:square" o:connectortype="straight" o:gfxdata="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" strokecolor="#4472c4 [3204]">
+                  <v:stroke startarrow="block" joinstyle="miter"/>
+                  <o:lock v:ext="edit" shapetype="f"/>
+                </v:shape>
+                <v:shape id="TextBox 94" o:spid="_x0000_s1113" type="#_x0000_t202" style="position:absolute;left:12487;top:5801;width:5543;height:3702;visibility:visible;mso-wrap-style:none;v-text-anchor:top" o:gfxdata="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" filled="f" stroked="f">
+                  <v:textbox style="mso-fit-shape-to-text:t">
+                    <w:txbxContent>
+                      <w:p>
+                        <w:pPr>
+                          <w:rPr>
+                            <w:rFonts w:hAnsi="Calibri"/>
+                            <w:color w:val="000000" w:themeColor="text1"/>
+                            <w:kern w:val="24"/>
+                            <w:sz w:val="18"/>
+                            <w:szCs w:val="18"/>
+                          </w:rPr>
+                        </w:pPr>
+                        <w:r>
+                          <w:rPr>
+                            <w:rFonts w:hAnsi="Calibri"/>
+                            <w:color w:val="000000" w:themeColor="text1"/>
+                            <w:kern w:val="24"/>
+                            <w:sz w:val="18"/>
+                            <w:szCs w:val="18"/>
+                          </w:rPr>
+                          <w:t xml:space="preserve">forward </w:t>
+                        </w:r>
+                      </w:p>
+                      <w:p>
+                        <w:pPr>
+                          <w:rPr>
+                            <w:rFonts w:hAnsi="Calibri"/>
+                            <w:color w:val="000000" w:themeColor="text1"/>
+                            <w:kern w:val="24"/>
+                            <w:sz w:val="18"/>
+                            <w:szCs w:val="18"/>
+                          </w:rPr>
+                        </w:pPr>
+                        <w:r>
+                          <w:rPr>
+                            <w:rFonts w:hAnsi="Calibri"/>
+                            <w:color w:val="000000" w:themeColor="text1"/>
+                            <w:kern w:val="24"/>
+                            <w:sz w:val="18"/>
+                            <w:szCs w:val="18"/>
+                          </w:rPr>
+                          <w:t>states</w:t>
+                        </w:r>
+                      </w:p>
+                    </w:txbxContent>
+                  </v:textbox>
+                </v:shape>
+                <v:shape id="TextBox 95" o:spid="_x0000_s1114" type="#_x0000_t202" style="position:absolute;left:11244;top:12545;width:6344;height:3702;visibility:visible;mso-wrap-style:none;v-text-anchor:top" o:gfxdata="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" filled="f" stroked="f">
+                  <v:textbox style="mso-fit-shape-to-text:t">
+                    <w:txbxContent>
+                      <w:p>
+                        <w:pPr>
+                          <w:rPr>
+                            <w:rFonts w:hAnsi="Calibri"/>
+                            <w:color w:val="000000" w:themeColor="text1"/>
+                            <w:kern w:val="24"/>
+                            <w:sz w:val="18"/>
+                            <w:szCs w:val="18"/>
+                          </w:rPr>
+                        </w:pPr>
+                        <w:r>
+                          <w:rPr>
+                            <w:rFonts w:hAnsi="Calibri"/>
+                            <w:color w:val="000000" w:themeColor="text1"/>
+                            <w:kern w:val="24"/>
+                            <w:sz w:val="18"/>
+                            <w:szCs w:val="18"/>
+                          </w:rPr>
+                          <w:t xml:space="preserve">backward </w:t>
+                        </w:r>
+                      </w:p>
+                      <w:p>
+                        <w:pPr>
+                          <w:rPr>
+                            <w:rFonts w:hAnsi="Calibri"/>
+                            <w:color w:val="000000" w:themeColor="text1"/>
+                            <w:kern w:val="24"/>
+                            <w:sz w:val="18"/>
+                            <w:szCs w:val="18"/>
+                          </w:rPr>
+                        </w:pPr>
+                        <w:r>
+                          <w:rPr>
+                            <w:rFonts w:hAnsi="Calibri"/>
+                            <w:color w:val="000000" w:themeColor="text1"/>
+                            <w:kern w:val="24"/>
+                            <w:sz w:val="18"/>
+                            <w:szCs w:val="18"/>
+                          </w:rPr>
+                          <w:t>states</w:t>
+                        </w:r>
+                      </w:p>
+                    </w:txbxContent>
+                  </v:textbox>
+                </v:shape>
+                <w10:wrap type="topAndBottom"/>
+              </v:group>
+            </w:pict>
+          </mc:Fallback>
+        </mc:AlternateContent>
+      </w:r>
+    </w:p>
+    <w:p>
+      <w:pPr>
+        <w:rPr>
+          <w:sz w:val="20"/>
+          <w:szCs w:val="20"/>
+        </w:rPr>
+      </w:pPr>
+    </w:p>
+    <w:p>
+      <w:pPr>
+        <w:rPr>
+          <w:sz w:val="20"/>
+          <w:szCs w:val="20"/>
+        </w:rPr>
+      </w:pPr>
+    </w:p>
+    <w:p>
+      <w:pPr>
+        <w:rPr>
+          <w:sz w:val="20"/>
+          <w:szCs w:val="20"/>
+        </w:rPr>
+      </w:pPr>
+    </w:p>
+    <w:p>
+      <w:pPr>
+        <w:rPr>
+          <w:sz w:val="20"/>
+          <w:szCs w:val="20"/>
+        </w:rPr>
+      </w:pPr>
+    </w:p>
+    <w:p>
+      <w:pPr>
+        <w:rPr>
+          <w:sz w:val="20"/>
+          <w:szCs w:val="20"/>
+        </w:rPr>
+      </w:pPr>
+    </w:p>
+    <w:p>
+      <w:pPr>
+        <w:rPr>
+          <w:sz w:val="20"/>
+          <w:szCs w:val="20"/>
+        </w:rPr>
+      </w:pPr>
+    </w:p>
+    <w:p>
+      <w:pPr>
+        <w:rPr>
+          <w:sz w:val="20"/>
+          <w:szCs w:val="20"/>
+        </w:rPr>
+      </w:pPr>
     </w:p>
     <w:p>
       <w:pPr>
@@ -11442,7 +14466,6 @@
           <w:sz w:val="20"/>
           <w:szCs w:val="20"/>
         </w:rPr>
-        <w:lastRenderedPageBreak/>
         <w:drawing>
           <wp:anchor distT="0" distB="0" distL="114300" distR="114300" simplePos="0" relativeHeight="251658240" behindDoc="0" locked="0" layoutInCell="1" allowOverlap="1" wp14:anchorId="5B5C6299" wp14:editId="37CD4325">
             <wp:simplePos x="0" y="0"/>
@@ -12433,7 +15456,6 @@
           <w:sz w:val="18"/>
           <w:szCs w:val="18"/>
         </w:rPr>
-        <w:lastRenderedPageBreak/>
         <w:t>[1</w:t>
       </w:r>
       <w:r>
@@ -13318,7 +16340,7 @@
   <w:style w:type="paragraph" w:default="1" w:styleId="Normal">
     <w:name w:val="Normal"/>
     <w:qFormat/>
-    <w:rsid w:val="001D233B"/>
+    <w:rsid w:val="005555C0"/>
   </w:style>
   <w:style w:type="paragraph" w:styleId="Heading1">
     <w:name w:val="heading 1"/>

--- a/docs/TheAttentionMechanism.docx
+++ b/docs/TheAttentionMechanism.docx
@@ -11351,6 +11351,52 @@
           <w:szCs w:val="20"/>
         </w:rPr>
         <w:t xml:space="preserve">To use all available input information, it is possible to use two separate networks (one for each time direction) and then somehow merge the results. Both networks can then be called experts for the specific problem on which the networks are trained. </w:t>
+      </w:r>
+      <w:r>
+        <w:rPr>
+          <w:sz w:val="20"/>
+          <w:szCs w:val="20"/>
+        </w:rPr>
+        <w:t xml:space="preserve">Both networks can then be called </w:t>
+      </w:r>
+      <w:r>
+        <w:rPr>
+          <w:i/>
+          <w:iCs/>
+          <w:sz w:val="20"/>
+          <w:szCs w:val="20"/>
+        </w:rPr>
+        <w:t>experts</w:t>
+      </w:r>
+      <w:r>
+        <w:rPr>
+          <w:sz w:val="20"/>
+          <w:szCs w:val="20"/>
+        </w:rPr>
+        <w:t xml:space="preserve"> for the specific problem on which the networks are trained. </w:t>
+      </w:r>
+      <w:r>
+        <w:rPr>
+          <w:sz w:val="20"/>
+          <w:szCs w:val="20"/>
+        </w:rPr>
+        <w:t xml:space="preserve">One way of </w:t>
+      </w:r>
+      <w:r>
+        <w:rPr>
+          <w:i/>
+          <w:iCs/>
+          <w:sz w:val="20"/>
+          <w:szCs w:val="20"/>
+        </w:rPr>
+        <w:t>merging the opinions of different experts</w:t>
+      </w:r>
+      <w:r>
+        <w:rPr>
+          <w:sz w:val="20"/>
+          <w:szCs w:val="20"/>
+        </w:rPr>
+        <w:t xml:space="preserve"> is to assume the opinions to be independent, which leads to arithmetic averaging for regression and to geometric averaging (or equivalently arithmetic averaging in log domain) for classification.</w:t>
       </w:r>
     </w:p>
     <w:p>
@@ -14593,6 +14639,7 @@
           <w:sz w:val="20"/>
           <w:szCs w:val="20"/>
         </w:rPr>
+        <w:lastRenderedPageBreak/>
         <w:t xml:space="preserve">To further understand the connections, the authors of </w:t>
       </w:r>
       <w:hyperlink r:id="rId15" w:history="1">

--- a/docs/TheAttentionMechanism.docx
+++ b/docs/TheAttentionMechanism.docx
@@ -10,7 +10,7 @@
           <w:szCs w:val="28"/>
         </w:rPr>
       </w:pPr>
-      <w:bookmarkStart w:id="0" w:name="_Toc161722111"/>
+      <w:bookmarkStart w:id="0" w:name="_Toc205721728"/>
       <w:r>
         <w:rPr>
           <w:sz w:val="28"/>
@@ -89,7 +89,15 @@
               <w:tab w:val="right" w:leader="dot" w:pos="9350"/>
             </w:tabs>
             <w:rPr>
+              <w:rFonts w:cstheme="minorBidi"/>
+              <w:b w:val="0"/>
+              <w:bCs w:val="0"/>
+              <w:i w:val="0"/>
+              <w:iCs w:val="0"/>
               <w:noProof/>
+              <w:kern w:val="2"/>
+              <w:lang w:eastAsia="en-US"/>
+              <w14:ligatures w14:val="standardContextual"/>
             </w:rPr>
           </w:pPr>
           <w:r>
@@ -109,7 +117,7 @@
             </w:rPr>
             <w:fldChar w:fldCharType="separate"/>
           </w:r>
-          <w:hyperlink w:anchor="_Toc161722111" w:history="1">
+          <w:hyperlink w:anchor="_Toc205721728" w:history="1">
             <w:r>
               <w:rPr>
                 <w:rStyle w:val="Hyperlink"/>
@@ -136,7 +144,7 @@
                 <w:noProof/>
                 <w:webHidden/>
               </w:rPr>
-              <w:instrText xml:space="preserve"> PAGEREF _Toc161722111 \h </w:instrText>
+              <w:instrText xml:space="preserve"> PAGEREF _Toc205721728 \h </w:instrText>
             </w:r>
             <w:r>
               <w:rPr>
@@ -174,10 +182,18 @@
               <w:tab w:val="right" w:leader="dot" w:pos="9350"/>
             </w:tabs>
             <w:rPr>
+              <w:rFonts w:cstheme="minorBidi"/>
+              <w:b w:val="0"/>
+              <w:bCs w:val="0"/>
               <w:noProof/>
+              <w:kern w:val="2"/>
+              <w:sz w:val="24"/>
+              <w:szCs w:val="24"/>
+              <w:lang w:eastAsia="en-US"/>
+              <w14:ligatures w14:val="standardContextual"/>
             </w:rPr>
           </w:pPr>
-          <w:hyperlink w:anchor="_Toc161722112" w:history="1">
+          <w:hyperlink w:anchor="_Toc205721729" w:history="1">
             <w:r>
               <w:rPr>
                 <w:rStyle w:val="Hyperlink"/>
@@ -204,7 +220,7 @@
                 <w:noProof/>
                 <w:webHidden/>
               </w:rPr>
-              <w:instrText xml:space="preserve"> PAGEREF _Toc161722112 \h </w:instrText>
+              <w:instrText xml:space="preserve"> PAGEREF _Toc205721729 \h </w:instrText>
             </w:r>
             <w:r>
               <w:rPr>
@@ -242,10 +258,18 @@
               <w:tab w:val="right" w:leader="dot" w:pos="9350"/>
             </w:tabs>
             <w:rPr>
+              <w:rFonts w:cstheme="minorBidi"/>
+              <w:b w:val="0"/>
+              <w:bCs w:val="0"/>
               <w:noProof/>
+              <w:kern w:val="2"/>
+              <w:sz w:val="24"/>
+              <w:szCs w:val="24"/>
+              <w:lang w:eastAsia="en-US"/>
+              <w14:ligatures w14:val="standardContextual"/>
             </w:rPr>
           </w:pPr>
-          <w:hyperlink w:anchor="_Toc161722113" w:history="1">
+          <w:hyperlink w:anchor="_Toc205721730" w:history="1">
             <w:r>
               <w:rPr>
                 <w:rStyle w:val="Hyperlink"/>
@@ -272,7 +296,7 @@
                 <w:noProof/>
                 <w:webHidden/>
               </w:rPr>
-              <w:instrText xml:space="preserve"> PAGEREF _Toc161722113 \h </w:instrText>
+              <w:instrText xml:space="preserve"> PAGEREF _Toc205721730 \h </w:instrText>
             </w:r>
             <w:r>
               <w:rPr>
@@ -306,8 +330,16 @@
         <w:p>
           <w:pPr>
             <w:pStyle w:val="TOC3"/>
+            <w:rPr>
+              <w:rFonts w:cstheme="minorBidi"/>
+              <w:kern w:val="2"/>
+              <w:sz w:val="24"/>
+              <w:szCs w:val="24"/>
+              <w:lang w:eastAsia="en-US"/>
+              <w14:ligatures w14:val="standardContextual"/>
+            </w:rPr>
           </w:pPr>
-          <w:hyperlink w:anchor="_Toc161722114" w:history="1">
+          <w:hyperlink w:anchor="_Toc205721731" w:history="1">
             <w:r>
               <w:rPr>
                 <w:rStyle w:val="Hyperlink"/>
@@ -330,7 +362,7 @@
               <w:rPr>
                 <w:webHidden/>
               </w:rPr>
-              <w:instrText xml:space="preserve"> PAGEREF _Toc161722114 \h </w:instrText>
+              <w:instrText xml:space="preserve"> PAGEREF _Toc205721731 \h </w:instrText>
             </w:r>
             <w:r>
               <w:rPr>
@@ -360,13 +392,21 @@
         <w:p>
           <w:pPr>
             <w:pStyle w:val="TOC3"/>
+            <w:rPr>
+              <w:rFonts w:cstheme="minorBidi"/>
+              <w:kern w:val="2"/>
+              <w:sz w:val="24"/>
+              <w:szCs w:val="24"/>
+              <w:lang w:eastAsia="en-US"/>
+              <w14:ligatures w14:val="standardContextual"/>
+            </w:rPr>
           </w:pPr>
-          <w:hyperlink w:anchor="_Toc161722115" w:history="1">
+          <w:hyperlink w:anchor="_Toc205721732" w:history="1">
             <w:r>
               <w:rPr>
                 <w:rStyle w:val="Hyperlink"/>
               </w:rPr>
-              <w:t>Bi-directional Neural Networks</w:t>
+              <w:t>Notes on Neural Machine Translation</w:t>
             </w:r>
             <w:r>
               <w:rPr>
@@ -384,7 +424,7 @@
               <w:rPr>
                 <w:webHidden/>
               </w:rPr>
-              <w:instrText xml:space="preserve"> PAGEREF _Toc161722115 \h </w:instrText>
+              <w:instrText xml:space="preserve"> PAGEREF _Toc205721732 \h </w:instrText>
             </w:r>
             <w:r>
               <w:rPr>
@@ -414,8 +454,78 @@
         <w:p>
           <w:pPr>
             <w:pStyle w:val="TOC3"/>
+            <w:rPr>
+              <w:rFonts w:cstheme="minorBidi"/>
+              <w:kern w:val="2"/>
+              <w:sz w:val="24"/>
+              <w:szCs w:val="24"/>
+              <w:lang w:eastAsia="en-US"/>
+              <w14:ligatures w14:val="standardContextual"/>
+            </w:rPr>
           </w:pPr>
-          <w:hyperlink w:anchor="_Toc161722116" w:history="1">
+          <w:hyperlink w:anchor="_Toc205721733" w:history="1">
+            <w:r>
+              <w:rPr>
+                <w:rStyle w:val="Hyperlink"/>
+              </w:rPr>
+              <w:t>Bi-directional Neural Networks</w:t>
+            </w:r>
+            <w:r>
+              <w:rPr>
+                <w:webHidden/>
+              </w:rPr>
+              <w:tab/>
+            </w:r>
+            <w:r>
+              <w:rPr>
+                <w:webHidden/>
+              </w:rPr>
+              <w:fldChar w:fldCharType="begin"/>
+            </w:r>
+            <w:r>
+              <w:rPr>
+                <w:webHidden/>
+              </w:rPr>
+              <w:instrText xml:space="preserve"> PAGEREF _Toc205721733 \h </w:instrText>
+            </w:r>
+            <w:r>
+              <w:rPr>
+                <w:webHidden/>
+              </w:rPr>
+            </w:r>
+            <w:r>
+              <w:rPr>
+                <w:webHidden/>
+              </w:rPr>
+              <w:fldChar w:fldCharType="separate"/>
+            </w:r>
+            <w:r>
+              <w:rPr>
+                <w:webHidden/>
+              </w:rPr>
+              <w:t>4</w:t>
+            </w:r>
+            <w:r>
+              <w:rPr>
+                <w:webHidden/>
+              </w:rPr>
+              <w:fldChar w:fldCharType="end"/>
+            </w:r>
+          </w:hyperlink>
+        </w:p>
+        <w:p>
+          <w:pPr>
+            <w:pStyle w:val="TOC3"/>
+            <w:rPr>
+              <w:rFonts w:cstheme="minorBidi"/>
+              <w:kern w:val="2"/>
+              <w:sz w:val="24"/>
+              <w:szCs w:val="24"/>
+              <w:lang w:eastAsia="en-US"/>
+              <w14:ligatures w14:val="standardContextual"/>
+            </w:rPr>
+          </w:pPr>
+          <w:hyperlink w:anchor="_Toc205721734" w:history="1">
             <w:r>
               <w:rPr>
                 <w:rStyle w:val="Hyperlink"/>
@@ -438,7 +548,7 @@
               <w:rPr>
                 <w:webHidden/>
               </w:rPr>
-              <w:instrText xml:space="preserve"> PAGEREF _Toc161722116 \h </w:instrText>
+              <w:instrText xml:space="preserve"> PAGEREF _Toc205721734 \h </w:instrText>
             </w:r>
             <w:r>
               <w:rPr>
@@ -455,7 +565,7 @@
               <w:rPr>
                 <w:webHidden/>
               </w:rPr>
-              <w:t>3</w:t>
+              <w:t>7</w:t>
             </w:r>
             <w:r>
               <w:rPr>
@@ -472,10 +582,18 @@
               <w:tab w:val="right" w:leader="dot" w:pos="9350"/>
             </w:tabs>
             <w:rPr>
+              <w:rFonts w:cstheme="minorBidi"/>
+              <w:b w:val="0"/>
+              <w:bCs w:val="0"/>
               <w:noProof/>
+              <w:kern w:val="2"/>
+              <w:sz w:val="24"/>
+              <w:szCs w:val="24"/>
+              <w:lang w:eastAsia="en-US"/>
+              <w14:ligatures w14:val="standardContextual"/>
             </w:rPr>
           </w:pPr>
-          <w:hyperlink w:anchor="_Toc161722117" w:history="1">
+          <w:hyperlink w:anchor="_Toc205721735" w:history="1">
             <w:r>
               <w:rPr>
                 <w:rStyle w:val="Hyperlink"/>
@@ -502,7 +620,7 @@
                 <w:noProof/>
                 <w:webHidden/>
               </w:rPr>
-              <w:instrText xml:space="preserve"> PAGEREF _Toc161722117 \h </w:instrText>
+              <w:instrText xml:space="preserve"> PAGEREF _Toc205721735 \h </w:instrText>
             </w:r>
             <w:r>
               <w:rPr>
@@ -522,7 +640,7 @@
                 <w:noProof/>
                 <w:webHidden/>
               </w:rPr>
-              <w:t>3</w:t>
+              <w:t>8</w:t>
             </w:r>
             <w:r>
               <w:rPr>
@@ -565,7 +683,7 @@
       <w:pPr>
         <w:pStyle w:val="Heading2"/>
       </w:pPr>
-      <w:bookmarkStart w:id="1" w:name="_Toc161722112"/>
+      <w:bookmarkStart w:id="1" w:name="_Toc205721729"/>
       <w:r>
         <w:t>Introductory Notes</w:t>
       </w:r>
@@ -753,7 +871,7 @@
           <w:sz w:val="20"/>
           <w:szCs w:val="20"/>
         </w:rPr>
-        <w:t xml:space="preserve">For instance, the weights computed by attention could point us to relevant information discarded by the neural network or to irrelevant elements of the input source that have been factored in and could explain a surprising output of the neural </w:t>
+        <w:t xml:space="preserve">For instance, the weights computed by attention could point us to relevant information discarded by the neural network or to irrelevant </w:t>
       </w:r>
       <w:r>
         <w:rPr>
@@ -761,7 +879,7 @@
           <w:szCs w:val="20"/>
         </w:rPr>
         <w:lastRenderedPageBreak/>
-        <w:t>network. Therefore, visual highlights of attention weights could be instrumental in analyzing the outcome of neural networks.</w:t>
+        <w:t>elements of the input source that have been factored in and could explain a surprising output of the neural network. Therefore, visual highlights of attention weights could be instrumental in analyzing the outcome of neural networks.</w:t>
       </w:r>
     </w:p>
     <w:p>
@@ -978,7 +1096,7 @@
       <w:pPr>
         <w:pStyle w:val="Heading2"/>
       </w:pPr>
-      <w:bookmarkStart w:id="2" w:name="_Toc161722113"/>
+      <w:bookmarkStart w:id="2" w:name="_Toc205721730"/>
       <w:r>
         <w:t>Appendix</w:t>
       </w:r>
@@ -999,7 +1117,7 @@
       <w:pPr>
         <w:pStyle w:val="Heading3"/>
       </w:pPr>
-      <w:bookmarkStart w:id="3" w:name="_Toc161722114"/>
+      <w:bookmarkStart w:id="3" w:name="_Toc205721731"/>
       <w:r>
         <w:t>Probab</w:t>
       </w:r>
@@ -1437,12 +1555,14 @@
       <w:pPr>
         <w:pStyle w:val="Heading3"/>
       </w:pPr>
+      <w:bookmarkStart w:id="4" w:name="_Toc205721732"/>
       <w:r>
         <w:t xml:space="preserve">Notes on </w:t>
       </w:r>
       <w:r>
         <w:t>Neural Machine Translation</w:t>
       </w:r>
+      <w:bookmarkEnd w:id="4"/>
     </w:p>
     <w:p>
       <w:pPr>
@@ -1471,6 +1591,7 @@
           <w:sz w:val="20"/>
           <w:szCs w:val="20"/>
         </w:rPr>
+        <w:lastRenderedPageBreak/>
         <w:t>Most of the proposed neural machine translation models belong to a family of encoder-decoders, with an encoder and a decoder for each language, or involve a language-specific encoder applied to each sentence whose outputs are then compared.</w:t>
       </w:r>
       <w:r>
@@ -1493,7 +1614,6 @@
           <w:sz w:val="20"/>
           <w:szCs w:val="20"/>
         </w:rPr>
-        <w:lastRenderedPageBreak/>
         <w:t xml:space="preserve">A decoder then outputs a translation from the encoded vector. The whole encoder-decoder system, which contains of the encoder and the decoder for a language pair, is jointly trained to maximize the probability of a correct translation given a source sentence. </w:t>
       </w:r>
     </w:p>
@@ -1733,18 +1853,7 @@
                     <w:sz w:val="20"/>
                     <w:szCs w:val="20"/>
                   </w:rPr>
-                  <m:t>arg</m:t>
-                </m:r>
-                <m:r>
-                  <m:rPr>
-                    <m:sty m:val="p"/>
-                  </m:rPr>
-                  <w:rPr>
-                    <w:rFonts w:ascii="Cambria Math" w:hAnsi="Cambria Math"/>
-                    <w:sz w:val="20"/>
-                    <w:szCs w:val="20"/>
-                  </w:rPr>
-                  <m:t>max</m:t>
+                  <m:t>argmax</m:t>
                 </m:r>
               </m:e>
               <m:lim>
@@ -2009,15 +2118,7 @@
             <w:sz w:val="20"/>
             <w:szCs w:val="20"/>
           </w:rPr>
-          <m:t>x</m:t>
-        </m:r>
-        <m:r>
-          <w:rPr>
-            <w:rFonts w:ascii="Cambria Math" w:hAnsi="Cambria Math"/>
-            <w:sz w:val="20"/>
-            <w:szCs w:val="20"/>
-          </w:rPr>
-          <m:t>=</m:t>
+          <m:t>x=</m:t>
         </m:r>
         <m:d>
           <m:dPr>
@@ -2341,16 +2442,7 @@
             <w:sz w:val="20"/>
             <w:szCs w:val="20"/>
           </w:rPr>
-          <w:lastRenderedPageBreak/>
-          <m:t xml:space="preserve">c = </m:t>
-        </m:r>
-        <m:r>
-          <w:rPr>
-            <w:rFonts w:ascii="Cambria Math" w:hAnsi="Cambria Math"/>
-            <w:sz w:val="20"/>
-            <w:szCs w:val="20"/>
-          </w:rPr>
-          <m:t>q</m:t>
+          <m:t>c = q</m:t>
         </m:r>
         <m:d>
           <m:dPr>
@@ -4054,11 +4146,11 @@
       <w:pPr>
         <w:pStyle w:val="Heading3"/>
       </w:pPr>
-      <w:bookmarkStart w:id="4" w:name="_Toc161722115"/>
+      <w:bookmarkStart w:id="5" w:name="_Toc205721733"/>
       <w:r>
         <w:t>Bi-directional Neural Networks</w:t>
       </w:r>
-      <w:bookmarkEnd w:id="4"/>
+      <w:bookmarkEnd w:id="5"/>
     </w:p>
     <w:p>
       <w:pPr>
@@ -4875,6 +4967,7 @@
       </w:pPr>
       <w:r>
         <w:rPr>
+          <w:noProof/>
           <w:sz w:val="20"/>
           <w:szCs w:val="20"/>
         </w:rPr>
@@ -4994,7 +5087,7 @@
                               <w:p>
                                 <w:pPr>
                                   <w:rPr>
-                                    <w:rFonts w:ascii="Cambria Math" w:hAnsi="+mn-cs"/>
+                                    <w:rFonts w:ascii="Cambria Math" w:hAnsi="+mn-cs" w:hint="eastAsia"/>
                                     <w:i/>
                                     <w:iCs/>
                                     <w:color w:val="000000" w:themeColor="text1"/>
@@ -6504,7 +6597,7 @@
                               <w:p>
                                 <w:pPr>
                                   <w:rPr>
-                                    <w:rFonts w:ascii="Cambria Math" w:hAnsi="+mn-cs"/>
+                                    <w:rFonts w:ascii="Cambria Math" w:hAnsi="+mn-cs" w:hint="eastAsia"/>
                                     <w:i/>
                                     <w:iCs/>
                                     <w:color w:val="000000" w:themeColor="text1"/>
@@ -8053,23 +8146,7 @@
           <w:sz w:val="20"/>
           <w:szCs w:val="20"/>
         </w:rPr>
-        <w:t xml:space="preserve"> can be interpreted as an estima</w:t>
-      </w:r>
-      <w:proofErr w:type="spellStart"/>
-      <w:r>
-        <w:rPr>
-          <w:sz w:val="20"/>
-          <w:szCs w:val="20"/>
-        </w:rPr>
-        <w:t>te</w:t>
-      </w:r>
-      <w:proofErr w:type="spellEnd"/>
-      <w:r>
-        <w:rPr>
-          <w:sz w:val="20"/>
-          <w:szCs w:val="20"/>
-        </w:rPr>
-        <w:t xml:space="preserve"> of the conditional posterior probability of class membership </w:t>
+        <w:t xml:space="preserve"> can be interpreted as an estimate of the conditional posterior probability of class membership </w:t>
       </w:r>
       <m:oMath>
         <m:sSubSup>
@@ -8770,14 +8847,7 @@
           <w:sz w:val="20"/>
           <w:szCs w:val="20"/>
         </w:rPr>
-        <w:t>Unimodal regression – compute</w:t>
-      </w:r>
-      <w:r>
-        <w:rPr>
-          <w:sz w:val="20"/>
-          <w:szCs w:val="20"/>
-        </w:rPr>
-        <w:t xml:space="preserve"> </w:t>
+        <w:t xml:space="preserve">Unimodal regression – compute </w:t>
       </w:r>
       <m:oMath>
         <m:sSub>
@@ -9031,15 +9101,7 @@
             <w:sz w:val="20"/>
             <w:szCs w:val="20"/>
           </w:rPr>
-          <m:t>=</m:t>
-        </m:r>
-        <m:r>
-          <w:rPr>
-            <w:rFonts w:ascii="Cambria Math" w:hAnsi="Cambria Math"/>
-            <w:sz w:val="20"/>
-            <w:szCs w:val="20"/>
-          </w:rPr>
-          <m:t>P</m:t>
+          <m:t>=P</m:t>
         </m:r>
         <m:d>
           <m:dPr>
@@ -9409,6 +9471,7 @@
         <w:pStyle w:val="Heading4"/>
       </w:pPr>
       <w:r>
+        <w:lastRenderedPageBreak/>
         <w:t>Prediction Assuming Independent Outputs</w:t>
       </w:r>
     </w:p>
@@ -9460,7 +9523,6 @@
           <w:sz w:val="20"/>
           <w:szCs w:val="20"/>
         </w:rPr>
-        <w:lastRenderedPageBreak/>
         <w:t xml:space="preserve">RNNs provide a way of dealing with time sequential data that embodies correlations between data points that are close in the sequence. Figure brnn.1 shows a basic RNN architecture with a delay line and unfolded in time for two time steps. In this structure, the input vectors </w:t>
       </w:r>
       <m:oMath>
@@ -9777,15 +9839,7 @@
                     <w:sz w:val="20"/>
                     <w:szCs w:val="20"/>
                   </w:rPr>
-                  <m:t>C-</m:t>
-                </m:r>
-                <m:r>
-                  <w:rPr>
-                    <w:rFonts w:ascii="Cambria Math" w:hAnsi="Cambria Math"/>
-                    <w:sz w:val="20"/>
-                    <w:szCs w:val="20"/>
-                  </w:rPr>
-                  <m:t>M</m:t>
+                  <m:t>C-M</m:t>
                 </m:r>
               </m:sub>
             </m:sSub>
@@ -9825,23 +9879,7 @@
                     <w:sz w:val="20"/>
                     <w:szCs w:val="20"/>
                   </w:rPr>
-                  <m:t>C-</m:t>
-                </m:r>
-                <m:r>
-                  <w:rPr>
-                    <w:rFonts w:ascii="Cambria Math" w:hAnsi="Cambria Math"/>
-                    <w:sz w:val="20"/>
-                    <w:szCs w:val="20"/>
-                  </w:rPr>
-                  <m:t>M</m:t>
-                </m:r>
-                <m:r>
-                  <w:rPr>
-                    <w:rFonts w:ascii="Cambria Math" w:hAnsi="Cambria Math"/>
-                    <w:sz w:val="20"/>
-                    <w:szCs w:val="20"/>
-                  </w:rPr>
-                  <m:t>+1</m:t>
+                  <m:t>C-M+1</m:t>
                 </m:r>
               </m:sub>
             </m:sSub>
@@ -9921,15 +9959,7 @@
                     <w:sz w:val="20"/>
                     <w:szCs w:val="20"/>
                   </w:rPr>
-                  <m:t>C</m:t>
-                </m:r>
-                <m:r>
-                  <w:rPr>
-                    <w:rFonts w:ascii="Cambria Math" w:hAnsi="Cambria Math"/>
-                    <w:sz w:val="20"/>
-                    <w:szCs w:val="20"/>
-                  </w:rPr>
-                  <m:t>+1</m:t>
+                  <m:t>C+1</m:t>
                 </m:r>
               </m:sub>
             </m:sSub>
@@ -9969,23 +9999,7 @@
                     <w:sz w:val="20"/>
                     <w:szCs w:val="20"/>
                   </w:rPr>
-                  <m:t>C</m:t>
-                </m:r>
-                <m:r>
-                  <w:rPr>
-                    <w:rFonts w:ascii="Cambria Math" w:hAnsi="Cambria Math"/>
-                    <w:sz w:val="20"/>
-                    <w:szCs w:val="20"/>
-                  </w:rPr>
-                  <m:t>+</m:t>
-                </m:r>
-                <m:r>
-                  <w:rPr>
-                    <w:rFonts w:ascii="Cambria Math" w:hAnsi="Cambria Math"/>
-                    <w:sz w:val="20"/>
-                    <w:szCs w:val="20"/>
-                  </w:rPr>
-                  <m:t>M</m:t>
+                  <m:t>C+M</m:t>
                 </m:r>
               </m:sub>
             </m:sSub>
@@ -10014,15 +10028,7 @@
             <w:sz w:val="20"/>
             <w:szCs w:val="20"/>
           </w:rPr>
-          <m:t>M</m:t>
-        </m:r>
-        <m:r>
-          <w:rPr>
-            <w:rFonts w:ascii="Cambria Math" w:hAnsi="Cambria Math"/>
-            <w:sz w:val="20"/>
-            <w:szCs w:val="20"/>
-          </w:rPr>
-          <m:t>&lt;C</m:t>
+          <m:t>M&lt;C</m:t>
         </m:r>
       </m:oMath>
     </w:p>
@@ -10388,15 +10394,7 @@
                     <w:sz w:val="20"/>
                     <w:szCs w:val="20"/>
                   </w:rPr>
-                  <m:t>C+</m:t>
-                </m:r>
-                <m:r>
-                  <w:rPr>
-                    <w:rFonts w:ascii="Cambria Math" w:hAnsi="Cambria Math"/>
-                    <w:sz w:val="20"/>
-                    <w:szCs w:val="20"/>
-                  </w:rPr>
-                  <m:t>M</m:t>
+                  <m:t>C+M</m:t>
                 </m:r>
               </m:sub>
             </m:sSub>
@@ -10461,15 +10459,7 @@
                     <w:sz w:val="20"/>
                     <w:szCs w:val="20"/>
                   </w:rPr>
-                  <m:t>C-</m:t>
-                </m:r>
-                <m:r>
-                  <w:rPr>
-                    <w:rFonts w:ascii="Cambria Math" w:hAnsi="Cambria Math"/>
-                    <w:sz w:val="20"/>
-                    <w:szCs w:val="20"/>
-                  </w:rPr>
-                  <m:t>M</m:t>
+                  <m:t>C-M</m:t>
                 </m:r>
               </m:sub>
             </m:sSub>
@@ -10509,23 +10499,7 @@
                     <w:sz w:val="20"/>
                     <w:szCs w:val="20"/>
                   </w:rPr>
-                  <m:t>C-</m:t>
-                </m:r>
-                <m:r>
-                  <w:rPr>
-                    <w:rFonts w:ascii="Cambria Math" w:hAnsi="Cambria Math"/>
-                    <w:sz w:val="20"/>
-                    <w:szCs w:val="20"/>
-                  </w:rPr>
-                  <m:t>M</m:t>
-                </m:r>
-                <m:r>
-                  <w:rPr>
-                    <w:rFonts w:ascii="Cambria Math" w:hAnsi="Cambria Math"/>
-                    <w:sz w:val="20"/>
-                    <w:szCs w:val="20"/>
-                  </w:rPr>
-                  <m:t>+1</m:t>
+                  <m:t>C-M+1</m:t>
                 </m:r>
               </m:sub>
             </m:sSub>
@@ -10674,15 +10648,7 @@
             <w:sz w:val="20"/>
             <w:szCs w:val="20"/>
           </w:rPr>
-          <m:t>M</m:t>
-        </m:r>
-        <m:r>
-          <w:rPr>
-            <w:rFonts w:ascii="Cambria Math" w:hAnsi="Cambria Math"/>
-            <w:sz w:val="20"/>
-            <w:szCs w:val="20"/>
-          </w:rPr>
-          <m:t>&lt;C</m:t>
+          <m:t>M&lt;C</m:t>
         </m:r>
       </m:oMath>
       <w:r>
@@ -11424,6 +11390,7 @@
       </w:pPr>
       <w:r>
         <w:rPr>
+          <w:noProof/>
           <w:sz w:val="20"/>
           <w:szCs w:val="20"/>
         </w:rPr>
@@ -14350,11 +14317,11 @@
       <w:pPr>
         <w:pStyle w:val="Heading3"/>
       </w:pPr>
-      <w:bookmarkStart w:id="5" w:name="_Toc161722116"/>
+      <w:bookmarkStart w:id="6" w:name="_Toc205721734"/>
       <w:r>
         <w:t>Deriving Machine Attention from Human Rationales</w:t>
       </w:r>
-      <w:bookmarkEnd w:id="5"/>
+      <w:bookmarkEnd w:id="6"/>
     </w:p>
     <w:p>
       <w:pPr>
@@ -14513,7 +14480,7 @@
           <w:szCs w:val="20"/>
         </w:rPr>
         <w:drawing>
-          <wp:anchor distT="0" distB="0" distL="114300" distR="114300" simplePos="0" relativeHeight="251658240" behindDoc="0" locked="0" layoutInCell="1" allowOverlap="1" wp14:anchorId="5B5C6299" wp14:editId="37CD4325">
+          <wp:anchor distT="0" distB="0" distL="114300" distR="114300" simplePos="0" relativeHeight="251658240" behindDoc="0" locked="0" layoutInCell="1" allowOverlap="1" wp14:anchorId="5B5C6299" wp14:editId="138CDA5A">
             <wp:simplePos x="0" y="0"/>
             <wp:positionH relativeFrom="column">
               <wp:posOffset>0</wp:posOffset>
@@ -14610,7 +14577,15 @@
           <w:sz w:val="20"/>
           <w:szCs w:val="20"/>
         </w:rPr>
-        <w:t xml:space="preserve"> Instead of providing soft distribution human rationales only provide the binary indication about relevance. Furthermore, rationales are subjectively defined and often vary across annotators. Finally, human rationales are not customized for a given model architecture. In contrast, machine attention is always derived as a p</w:t>
+        <w:t xml:space="preserve"> Instead of providing soft distribution human rationales only provide the binary </w:t>
+      </w:r>
+      <w:r>
+        <w:rPr>
+          <w:sz w:val="20"/>
+          <w:szCs w:val="20"/>
+        </w:rPr>
+        <w:lastRenderedPageBreak/>
+        <w:t>indication about relevance. Furthermore, rationales are subjectively defined and often vary across annotators. Finally, human rationales are not customized for a given model architecture. In contrast, machine attention is always derived as a p</w:t>
       </w:r>
       <w:r>
         <w:rPr>
@@ -14639,7 +14614,6 @@
           <w:sz w:val="20"/>
           <w:szCs w:val="20"/>
         </w:rPr>
-        <w:lastRenderedPageBreak/>
         <w:t xml:space="preserve">To further understand the connections, the authors of </w:t>
       </w:r>
       <w:hyperlink r:id="rId15" w:history="1">
@@ -14770,11 +14744,11 @@
       <w:pPr>
         <w:pStyle w:val="Heading2"/>
       </w:pPr>
-      <w:bookmarkStart w:id="6" w:name="_Toc161722117"/>
+      <w:bookmarkStart w:id="7" w:name="_Toc205721735"/>
       <w:r>
         <w:t>Bibliography</w:t>
       </w:r>
-      <w:bookmarkEnd w:id="6"/>
+      <w:bookmarkEnd w:id="7"/>
     </w:p>
     <w:p>
       <w:pPr>
@@ -14973,7 +14947,47 @@
             <w:sz w:val="18"/>
             <w:szCs w:val="18"/>
           </w:rPr>
-          <w:t xml:space="preserve"> Kalchbrenner, Phil Blunsom, Oxford U., 2013</w:t>
+          <w:t xml:space="preserve"> </w:t>
+        </w:r>
+        <w:proofErr w:type="spellStart"/>
+        <w:r>
+          <w:rPr>
+            <w:rStyle w:val="Hyperlink"/>
+            <w:rFonts w:cstheme="minorHAnsi"/>
+            <w:sz w:val="18"/>
+            <w:szCs w:val="18"/>
+          </w:rPr>
+          <w:t>Kalchbrenner</w:t>
+        </w:r>
+        <w:proofErr w:type="spellEnd"/>
+        <w:r>
+          <w:rPr>
+            <w:rStyle w:val="Hyperlink"/>
+            <w:rFonts w:cstheme="minorHAnsi"/>
+            <w:sz w:val="18"/>
+            <w:szCs w:val="18"/>
+          </w:rPr>
+          <w:t xml:space="preserve">, Phil </w:t>
+        </w:r>
+        <w:proofErr w:type="spellStart"/>
+        <w:r>
+          <w:rPr>
+            <w:rStyle w:val="Hyperlink"/>
+            <w:rFonts w:cstheme="minorHAnsi"/>
+            <w:sz w:val="18"/>
+            <w:szCs w:val="18"/>
+          </w:rPr>
+          <w:t>Blunsom</w:t>
+        </w:r>
+        <w:proofErr w:type="spellEnd"/>
+        <w:r>
+          <w:rPr>
+            <w:rStyle w:val="Hyperlink"/>
+            <w:rFonts w:cstheme="minorHAnsi"/>
+            <w:sz w:val="18"/>
+            <w:szCs w:val="18"/>
+          </w:rPr>
+          <w:t>, Oxford U., 2013</w:t>
         </w:r>
       </w:hyperlink>
     </w:p>
@@ -15087,7 +15101,25 @@
             <w:sz w:val="18"/>
             <w:szCs w:val="18"/>
           </w:rPr>
-          <w:t xml:space="preserve"> Bahdanau, </w:t>
+          <w:t xml:space="preserve"> </w:t>
+        </w:r>
+        <w:proofErr w:type="spellStart"/>
+        <w:r>
+          <w:rPr>
+            <w:rStyle w:val="Hyperlink"/>
+            <w:sz w:val="18"/>
+            <w:szCs w:val="18"/>
+          </w:rPr>
+          <w:t>Bahdanau</w:t>
+        </w:r>
+        <w:proofErr w:type="spellEnd"/>
+        <w:r>
+          <w:rPr>
+            <w:rStyle w:val="Hyperlink"/>
+            <w:sz w:val="18"/>
+            <w:szCs w:val="18"/>
+          </w:rPr>
+          <w:t xml:space="preserve">, </w:t>
         </w:r>
         <w:proofErr w:type="spellStart"/>
         <w:r>
@@ -15144,7 +15176,25 @@
             <w:sz w:val="18"/>
             <w:szCs w:val="18"/>
           </w:rPr>
-          <w:t xml:space="preserve">Autoencoders, Dor Bank, Noam </w:t>
+          <w:t xml:space="preserve">Autoencoders, </w:t>
+        </w:r>
+        <w:proofErr w:type="spellStart"/>
+        <w:r>
+          <w:rPr>
+            <w:rStyle w:val="Hyperlink"/>
+            <w:sz w:val="18"/>
+            <w:szCs w:val="18"/>
+          </w:rPr>
+          <w:t>Dor</w:t>
+        </w:r>
+        <w:proofErr w:type="spellEnd"/>
+        <w:r>
+          <w:rPr>
+            <w:rStyle w:val="Hyperlink"/>
+            <w:sz w:val="18"/>
+            <w:szCs w:val="18"/>
+          </w:rPr>
+          <w:t xml:space="preserve"> Bank, Noam </w:t>
         </w:r>
         <w:proofErr w:type="spellStart"/>
         <w:r>
@@ -16497,6 +16547,7 @@
   <w:style w:type="character" w:default="1" w:styleId="DefaultParagraphFont">
     <w:name w:val="Default Paragraph Font"/>
     <w:uiPriority w:val="1"/>
+    <w:semiHidden/>
     <w:unhideWhenUsed/>
   </w:style>
   <w:style w:type="table" w:default="1" w:styleId="TableNormal">

--- a/docs/TheAttentionMechanism.docx
+++ b/docs/TheAttentionMechanism.docx
@@ -23,13 +23,11 @@
     <w:p>
       <w:pPr>
         <w:rPr>
-          <w:sz w:val="20"/>
-          <w:szCs w:val="20"/>
-        </w:rPr>
-      </w:pPr>
-      <w:r>
-        <w:rPr>
-          <w:sz w:val="20"/>
+          <w:szCs w:val="20"/>
+        </w:rPr>
+      </w:pPr>
+      <w:r>
+        <w:rPr>
           <w:szCs w:val="20"/>
         </w:rPr>
         <w:t>D. Gueorguiev    1/7/2023</w:t>
@@ -38,7 +36,6 @@
     <w:p>
       <w:pPr>
         <w:rPr>
-          <w:sz w:val="20"/>
           <w:szCs w:val="20"/>
         </w:rPr>
       </w:pPr>
@@ -63,6 +60,7 @@
       <w:sdtEndPr>
         <w:rPr>
           <w:noProof/>
+          <w:sz w:val="20"/>
         </w:rPr>
       </w:sdtEndPr>
       <w:sdtContent>
@@ -666,15 +664,13 @@
     <w:p>
       <w:pPr>
         <w:rPr>
-          <w:sz w:val="20"/>
-          <w:szCs w:val="20"/>
-        </w:rPr>
-      </w:pPr>
-    </w:p>
-    <w:p>
-      <w:pPr>
-        <w:rPr>
-          <w:sz w:val="20"/>
+          <w:szCs w:val="20"/>
+        </w:rPr>
+      </w:pPr>
+    </w:p>
+    <w:p>
+      <w:pPr>
+        <w:rPr>
           <w:szCs w:val="20"/>
         </w:rPr>
       </w:pPr>
@@ -692,20 +688,17 @@
     <w:p>
       <w:pPr>
         <w:rPr>
-          <w:sz w:val="20"/>
-          <w:szCs w:val="20"/>
-        </w:rPr>
-      </w:pPr>
-      <w:r>
-        <w:rPr>
-          <w:sz w:val="20"/>
+          <w:szCs w:val="20"/>
+        </w:rPr>
+      </w:pPr>
+      <w:r>
+        <w:rPr>
           <w:szCs w:val="20"/>
         </w:rPr>
         <w:t>In man</w:t>
       </w:r>
       <w:r>
         <w:rPr>
-          <w:sz w:val="20"/>
           <w:szCs w:val="20"/>
         </w:rPr>
         <w:t xml:space="preserve">y problems that involve the processing of natural language, the elements composing the source text are characterized by having each a different relevance to the task at hand. For instance, in aspect-based sentiment analysis, cue words, such as “good” or “bad”, could be relevant to some aspects under consideration but not to others. In machine translation, some words in the source text could be irrelevant in the translation of the next word. In a visual question-answering task, background pixels could be irrelevant in answering a question regarding an object in the foreground but relevant to questions regarding the scenery. </w:t>
@@ -714,13 +707,11 @@
     <w:p>
       <w:pPr>
         <w:rPr>
-          <w:sz w:val="20"/>
-          <w:szCs w:val="20"/>
-        </w:rPr>
-      </w:pPr>
-      <w:r>
-        <w:rPr>
-          <w:sz w:val="20"/>
+          <w:szCs w:val="20"/>
+        </w:rPr>
+      </w:pPr>
+      <w:r>
+        <w:rPr>
           <w:szCs w:val="20"/>
         </w:rPr>
         <w:t xml:space="preserve">The effective solutions to such problems should factor in a notion of relevance, so as to focus the computational resources on a restricted set of important elements. One possible approach would be to tailor solutions to the specific genre at hand, on order to better exploit known regularities of the input, by feature engineering. </w:t>
@@ -729,13 +720,11 @@
     <w:p>
       <w:pPr>
         <w:rPr>
-          <w:sz w:val="20"/>
-          <w:szCs w:val="20"/>
-        </w:rPr>
-      </w:pPr>
-      <w:r>
-        <w:rPr>
-          <w:sz w:val="20"/>
+          <w:szCs w:val="20"/>
+        </w:rPr>
+      </w:pPr>
+      <w:r>
+        <w:rPr>
           <w:szCs w:val="20"/>
         </w:rPr>
         <w:t xml:space="preserve">For example, in the argumentative analysis of persuasive essays, one could decide to give special emphasis to the final sentence. However, such an approach is not always viable, especially if the input is long or very information-rich, such as in text summarization, where the output is the condensed version of a possibly lengthy text sentence. </w:t>
@@ -744,27 +733,23 @@
     <w:p>
       <w:pPr>
         <w:rPr>
-          <w:sz w:val="20"/>
-          <w:szCs w:val="20"/>
-        </w:rPr>
-      </w:pPr>
-      <w:r>
-        <w:rPr>
-          <w:sz w:val="20"/>
+          <w:szCs w:val="20"/>
+        </w:rPr>
+      </w:pPr>
+      <w:r>
+        <w:rPr>
           <w:szCs w:val="20"/>
         </w:rPr>
         <w:t xml:space="preserve">Another approach of increasing popularity amounts to machine learning the relevance of input elements. In that way, neural architectures could automatically weigh the relevance of any region of the input and take such a weight into account while performing the main task. The most common solution </w:t>
       </w:r>
       <w:r>
         <w:rPr>
-          <w:sz w:val="20"/>
           <w:szCs w:val="20"/>
         </w:rPr>
         <w:t>to this pro</w:t>
       </w:r>
       <w:r>
         <w:rPr>
-          <w:sz w:val="20"/>
           <w:szCs w:val="20"/>
         </w:rPr>
         <w:t xml:space="preserve">blem is a mechanism known as attention. </w:t>
@@ -775,13 +760,11 @@
         <w:rPr>
           <w:b/>
           <w:bCs/>
-          <w:sz w:val="20"/>
-          <w:szCs w:val="20"/>
-        </w:rPr>
-      </w:pPr>
-      <w:r>
-        <w:rPr>
-          <w:sz w:val="20"/>
+          <w:szCs w:val="20"/>
+        </w:rPr>
+      </w:pPr>
+      <w:r>
+        <w:rPr>
           <w:szCs w:val="20"/>
         </w:rPr>
         <w:t xml:space="preserve">Attention was first introduced in NLP for machine translation tasks in </w:t>
@@ -790,7 +773,6 @@
         <w:r>
           <w:rPr>
             <w:rStyle w:val="Hyperlink"/>
-            <w:sz w:val="20"/>
             <w:szCs w:val="20"/>
           </w:rPr>
           <w:t>[4]</w:t>
@@ -798,7 +780,6 @@
       </w:hyperlink>
       <w:r>
         <w:rPr>
-          <w:sz w:val="20"/>
           <w:szCs w:val="20"/>
         </w:rPr>
         <w:t xml:space="preserve">. However, the idea of glimpses had already been proposed in Computer Vision by Larochelle and Hinton in </w:t>
@@ -807,7 +788,6 @@
         <w:r>
           <w:rPr>
             <w:rStyle w:val="Hyperlink"/>
-            <w:sz w:val="20"/>
             <w:szCs w:val="20"/>
           </w:rPr>
           <w:t>[19]</w:t>
@@ -815,14 +795,12 @@
       </w:hyperlink>
       <w:r>
         <w:rPr>
-          <w:sz w:val="20"/>
           <w:szCs w:val="20"/>
         </w:rPr>
         <w:t>, following the observation that biological retinas fixate on relevant parts of the optic array, while resolution falls off rapidly with eccentricity.</w:t>
       </w:r>
       <w:r>
         <w:rPr>
-          <w:sz w:val="20"/>
           <w:szCs w:val="20"/>
         </w:rPr>
         <w:t xml:space="preserve"> The term visual attention became especially popular after Mnih et al </w:t>
@@ -831,7 +809,6 @@
         <w:r>
           <w:rPr>
             <w:rStyle w:val="Hyperlink"/>
-            <w:sz w:val="20"/>
             <w:szCs w:val="20"/>
           </w:rPr>
           <w:t>[20]</w:t>
@@ -839,7 +816,6 @@
       </w:hyperlink>
       <w:r>
         <w:rPr>
-          <w:sz w:val="20"/>
           <w:szCs w:val="20"/>
         </w:rPr>
         <w:t xml:space="preserve"> significantly outperformed the state of the art in several image classification tasks as well as in dynamic visual control problems such as object tracking due to an architecture that could adaptively select and then process a sequence of regions or locations at high resolution and use a progressively lower resolution for further pixels.</w:t>
@@ -848,34 +824,29 @@
     <w:p>
       <w:pPr>
         <w:rPr>
-          <w:sz w:val="20"/>
-          <w:szCs w:val="20"/>
-        </w:rPr>
-      </w:pPr>
-      <w:r>
-        <w:rPr>
-          <w:sz w:val="20"/>
+          <w:szCs w:val="20"/>
+        </w:rPr>
+      </w:pPr>
+      <w:r>
+        <w:rPr>
           <w:szCs w:val="20"/>
         </w:rPr>
         <w:t xml:space="preserve">    Besides offering a performance gain, the attention mechanism can also be used as a tool for interpreting the behavior of neural architectures, which are notoriously difficult to understand. Indeed, neural networks are subsymbolic architectures; therefore, the knowledge they gather is stored in numeric elements that do not provide any means of interpretation by themselves. It is hard if not impossible to pinpoint the reasons behind the wrong output of a neural architecture.  </w:t>
       </w:r>
       <w:r>
         <w:rPr>
-          <w:sz w:val="20"/>
           <w:szCs w:val="20"/>
         </w:rPr>
         <w:t xml:space="preserve">Interestingly, attention could be used to partially interpret and explain neural network behavior even if it cannot be considered a reliable means of explanation. </w:t>
       </w:r>
       <w:r>
         <w:rPr>
-          <w:sz w:val="20"/>
           <w:szCs w:val="20"/>
         </w:rPr>
         <w:t xml:space="preserve">For instance, the weights computed by attention could point us to relevant information discarded by the neural network or to irrelevant </w:t>
       </w:r>
       <w:r>
         <w:rPr>
-          <w:sz w:val="20"/>
           <w:szCs w:val="20"/>
         </w:rPr>
         <w:lastRenderedPageBreak/>
@@ -885,22 +856,19 @@
     <w:p>
       <w:pPr>
         <w:rPr>
-          <w:sz w:val="20"/>
-          <w:szCs w:val="20"/>
-        </w:rPr>
-      </w:pPr>
-    </w:p>
-    <w:p>
-      <w:pPr>
-        <w:rPr>
-          <w:sz w:val="20"/>
+          <w:szCs w:val="20"/>
+        </w:rPr>
+      </w:pPr>
+    </w:p>
+    <w:p>
+      <w:pPr>
+        <w:rPr>
           <w:szCs w:val="20"/>
         </w:rPr>
       </w:pPr>
       <w:r>
         <w:rPr>
           <w:noProof/>
-          <w:sz w:val="20"/>
           <w:szCs w:val="20"/>
         </w:rPr>
         <w:drawing>
@@ -949,20 +917,17 @@
     <w:p>
       <w:pPr>
         <w:rPr>
-          <w:sz w:val="20"/>
-          <w:szCs w:val="20"/>
-        </w:rPr>
-      </w:pPr>
-      <w:r>
-        <w:rPr>
-          <w:sz w:val="20"/>
+          <w:szCs w:val="20"/>
+        </w:rPr>
+      </w:pPr>
+      <w:r>
+        <w:rPr>
           <w:szCs w:val="20"/>
         </w:rPr>
         <w:t xml:space="preserve">Figure: Example of attention visualization </w:t>
       </w:r>
       <w:r>
         <w:rPr>
-          <w:sz w:val="20"/>
           <w:szCs w:val="20"/>
         </w:rPr>
         <w:t xml:space="preserve">for an aspect-based sentiment analysis task from Fig 6, </w:t>
@@ -971,7 +936,6 @@
         <w:r>
           <w:rPr>
             <w:rStyle w:val="Hyperlink"/>
-            <w:sz w:val="20"/>
             <w:szCs w:val="20"/>
           </w:rPr>
           <w:t>[21]</w:t>
@@ -979,7 +943,6 @@
       </w:hyperlink>
       <w:r>
         <w:rPr>
-          <w:sz w:val="20"/>
           <w:szCs w:val="20"/>
         </w:rPr>
         <w:t>.</w:t>
@@ -988,57 +951,49 @@
     <w:p>
       <w:pPr>
         <w:rPr>
-          <w:sz w:val="20"/>
-          <w:szCs w:val="20"/>
-        </w:rPr>
-      </w:pPr>
-    </w:p>
-    <w:p>
-      <w:pPr>
-        <w:rPr>
-          <w:sz w:val="20"/>
-          <w:szCs w:val="20"/>
-        </w:rPr>
-      </w:pPr>
-    </w:p>
-    <w:p>
-      <w:pPr>
-        <w:rPr>
-          <w:sz w:val="20"/>
-          <w:szCs w:val="20"/>
-        </w:rPr>
-      </w:pPr>
-      <w:r>
-        <w:rPr>
-          <w:sz w:val="20"/>
+          <w:szCs w:val="20"/>
+        </w:rPr>
+      </w:pPr>
+    </w:p>
+    <w:p>
+      <w:pPr>
+        <w:rPr>
+          <w:szCs w:val="20"/>
+        </w:rPr>
+      </w:pPr>
+    </w:p>
+    <w:p>
+      <w:pPr>
+        <w:rPr>
+          <w:szCs w:val="20"/>
+        </w:rPr>
+      </w:pPr>
+      <w:r>
+        <w:rPr>
           <w:szCs w:val="20"/>
         </w:rPr>
         <w:t>The attention mechanism is a part of a neural architecture that enables dynamically to select relevant features in the input data which in NLP is typically a sequence of textual elements.</w:t>
       </w:r>
       <w:r>
         <w:rPr>
-          <w:sz w:val="20"/>
           <w:szCs w:val="20"/>
         </w:rPr>
         <w:t xml:space="preserve"> The idea behind attention is to compute a weight distribution on the input sequence, assigning higher values to more relevant elements.</w:t>
       </w:r>
       <w:r>
         <w:rPr>
-          <w:sz w:val="20"/>
           <w:szCs w:val="20"/>
         </w:rPr>
         <w:t xml:space="preserve"> To illustrate we will look into classic attention architecture RNNsearch</w:t>
       </w:r>
       <w:r>
         <w:rPr>
-          <w:sz w:val="20"/>
           <w:szCs w:val="20"/>
         </w:rPr>
         <w:t xml:space="preserve"> ([4])</w:t>
       </w:r>
       <w:r>
         <w:rPr>
-          <w:sz w:val="20"/>
           <w:szCs w:val="20"/>
         </w:rPr>
         <w:t xml:space="preserve">. </w:t>
@@ -1047,38 +1002,33 @@
     <w:p>
       <w:pPr>
         <w:rPr>
-          <w:sz w:val="20"/>
-          <w:szCs w:val="20"/>
-        </w:rPr>
-      </w:pPr>
-    </w:p>
-    <w:p>
-      <w:pPr>
-        <w:rPr>
-          <w:sz w:val="20"/>
-          <w:szCs w:val="20"/>
-        </w:rPr>
-      </w:pPr>
-    </w:p>
-    <w:p>
-      <w:pPr>
-        <w:rPr>
-          <w:sz w:val="20"/>
-          <w:szCs w:val="20"/>
-        </w:rPr>
-      </w:pPr>
-    </w:p>
-    <w:p>
-      <w:pPr>
-        <w:rPr>
-          <w:sz w:val="20"/>
+          <w:szCs w:val="20"/>
+        </w:rPr>
+      </w:pPr>
+    </w:p>
+    <w:p>
+      <w:pPr>
+        <w:rPr>
+          <w:szCs w:val="20"/>
+        </w:rPr>
+      </w:pPr>
+    </w:p>
+    <w:p>
+      <w:pPr>
+        <w:rPr>
+          <w:szCs w:val="20"/>
+        </w:rPr>
+      </w:pPr>
+    </w:p>
+    <w:p>
+      <w:pPr>
+        <w:rPr>
           <w:szCs w:val="20"/>
         </w:rPr>
       </w:pPr>
       <w:r>
         <w:rPr>
           <w:color w:val="FF0000"/>
-          <w:sz w:val="20"/>
           <w:szCs w:val="20"/>
         </w:rPr>
         <w:t>//TODO: finish this paragraph which corresponds to Section II of [1]</w:t>
@@ -1087,7 +1037,6 @@
     <w:p>
       <w:pPr>
         <w:rPr>
-          <w:sz w:val="20"/>
           <w:szCs w:val="20"/>
         </w:rPr>
       </w:pPr>
@@ -1108,7 +1057,6 @@
     <w:p>
       <w:pPr>
         <w:rPr>
-          <w:sz w:val="20"/>
           <w:szCs w:val="20"/>
         </w:rPr>
       </w:pPr>
@@ -1132,20 +1080,17 @@
           <w:b/>
           <w:bCs/>
           <w:iCs/>
-          <w:sz w:val="20"/>
-          <w:szCs w:val="20"/>
-        </w:rPr>
-      </w:pPr>
-      <w:r>
-        <w:rPr>
-          <w:sz w:val="20"/>
+          <w:szCs w:val="20"/>
+        </w:rPr>
+      </w:pPr>
+      <w:r>
+        <w:rPr>
           <w:szCs w:val="20"/>
         </w:rPr>
         <w:t>We consider</w:t>
       </w:r>
       <w:r>
         <w:rPr>
-          <w:sz w:val="20"/>
           <w:szCs w:val="20"/>
         </w:rPr>
         <w:t xml:space="preserve"> the problem of modelling a probability density function </w:t>
@@ -1154,7 +1099,6 @@
         <m:r>
           <w:rPr>
             <w:rFonts w:ascii="Cambria Math" w:hAnsi="Cambria Math"/>
-            <w:sz w:val="20"/>
             <w:szCs w:val="20"/>
           </w:rPr>
           <m:t>p</m:t>
@@ -1165,7 +1109,6 @@
               <w:rPr>
                 <w:rFonts w:ascii="Cambria Math" w:hAnsi="Cambria Math"/>
                 <w:i/>
-                <w:sz w:val="20"/>
                 <w:szCs w:val="20"/>
               </w:rPr>
             </m:ctrlPr>
@@ -1177,7 +1120,6 @@
               </m:rPr>
               <w:rPr>
                 <w:rFonts w:ascii="Cambria Math" w:hAnsi="Cambria Math"/>
-                <w:sz w:val="20"/>
                 <w:szCs w:val="20"/>
               </w:rPr>
               <m:t>x</m:t>
@@ -1187,7 +1129,6 @@
       </m:oMath>
       <w:r>
         <w:rPr>
-          <w:sz w:val="20"/>
           <w:szCs w:val="20"/>
         </w:rPr>
         <w:t xml:space="preserve">, given a finite number of data points </w:t>
@@ -1199,7 +1140,6 @@
               <w:rPr>
                 <w:rFonts w:ascii="Cambria Math" w:hAnsi="Cambria Math"/>
                 <w:i/>
-                <w:sz w:val="20"/>
                 <w:szCs w:val="20"/>
               </w:rPr>
             </m:ctrlPr>
@@ -1211,7 +1151,6 @@
               </m:rPr>
               <w:rPr>
                 <w:rFonts w:ascii="Cambria Math" w:hAnsi="Cambria Math"/>
-                <w:sz w:val="20"/>
                 <w:szCs w:val="20"/>
               </w:rPr>
               <m:t>x</m:t>
@@ -1221,7 +1160,6 @@
             <m:r>
               <w:rPr>
                 <w:rFonts w:ascii="Cambria Math" w:hAnsi="Cambria Math"/>
-                <w:sz w:val="20"/>
                 <w:szCs w:val="20"/>
               </w:rPr>
               <m:t>n</m:t>
@@ -1231,7 +1169,6 @@
         <m:r>
           <w:rPr>
             <w:rFonts w:ascii="Cambria Math" w:hAnsi="Cambria Math"/>
-            <w:sz w:val="20"/>
             <w:szCs w:val="20"/>
           </w:rPr>
           <m:t>,n=1,…,N</m:t>
@@ -1239,14 +1176,12 @@
       </m:oMath>
       <w:r>
         <w:rPr>
-          <w:sz w:val="20"/>
           <w:szCs w:val="20"/>
         </w:rPr>
         <w:t xml:space="preserve"> drawn from that density function. </w:t>
       </w:r>
       <w:r>
         <w:rPr>
-          <w:sz w:val="20"/>
           <w:szCs w:val="20"/>
         </w:rPr>
         <w:t xml:space="preserve">The methods for probability density estimation are used to build classifier systems by considering each of the classes </w:t>
@@ -1258,7 +1193,6 @@
               <w:rPr>
                 <w:rFonts w:ascii="Cambria Math" w:hAnsi="Cambria Math"/>
                 <w:i/>
-                <w:sz w:val="20"/>
                 <w:szCs w:val="20"/>
               </w:rPr>
             </m:ctrlPr>
@@ -1270,7 +1204,6 @@
               </m:rPr>
               <w:rPr>
                 <w:rFonts w:ascii="Cambria Math" w:hAnsi="Cambria Math"/>
-                <w:sz w:val="20"/>
                 <w:szCs w:val="20"/>
               </w:rPr>
               <m:t>C</m:t>
@@ -1280,7 +1213,6 @@
             <m:r>
               <w:rPr>
                 <w:rFonts w:ascii="Cambria Math" w:hAnsi="Cambria Math"/>
-                <w:sz w:val="20"/>
                 <w:szCs w:val="20"/>
               </w:rPr>
               <m:t>k</m:t>
@@ -1290,21 +1222,18 @@
       </m:oMath>
       <w:r>
         <w:rPr>
-          <w:sz w:val="20"/>
           <w:szCs w:val="20"/>
         </w:rPr>
         <w:t xml:space="preserve"> in </w:t>
       </w:r>
       <w:r>
         <w:rPr>
-          <w:sz w:val="20"/>
           <w:szCs w:val="20"/>
         </w:rPr>
         <w:t>turn and</w:t>
       </w:r>
       <w:r>
         <w:rPr>
-          <w:sz w:val="20"/>
           <w:szCs w:val="20"/>
         </w:rPr>
         <w:t xml:space="preserve"> estimating the corresponding class-conditional densities </w:t>
@@ -1313,7 +1242,6 @@
         <m:r>
           <w:rPr>
             <w:rFonts w:ascii="Cambria Math" w:hAnsi="Cambria Math"/>
-            <w:sz w:val="20"/>
             <w:szCs w:val="20"/>
           </w:rPr>
           <m:t>p</m:t>
@@ -1324,7 +1252,6 @@
               <w:rPr>
                 <w:rFonts w:ascii="Cambria Math" w:hAnsi="Cambria Math"/>
                 <w:i/>
-                <w:sz w:val="20"/>
                 <w:szCs w:val="20"/>
               </w:rPr>
             </m:ctrlPr>
@@ -1336,7 +1263,6 @@
               </m:rPr>
               <w:rPr>
                 <w:rFonts w:ascii="Cambria Math" w:hAnsi="Cambria Math"/>
-                <w:sz w:val="20"/>
                 <w:szCs w:val="20"/>
               </w:rPr>
               <m:t>x</m:t>
@@ -1344,7 +1270,6 @@
             <m:r>
               <w:rPr>
                 <w:rFonts w:ascii="Cambria Math" w:hAnsi="Cambria Math"/>
-                <w:sz w:val="20"/>
                 <w:szCs w:val="20"/>
               </w:rPr>
               <m:t>|</m:t>
@@ -1355,7 +1280,6 @@
                   <w:rPr>
                     <w:rFonts w:ascii="Cambria Math" w:hAnsi="Cambria Math"/>
                     <w:i/>
-                    <w:sz w:val="20"/>
                     <w:szCs w:val="20"/>
                   </w:rPr>
                 </m:ctrlPr>
@@ -1367,7 +1291,6 @@
                   </m:rPr>
                   <w:rPr>
                     <w:rFonts w:ascii="Cambria Math" w:hAnsi="Cambria Math"/>
-                    <w:sz w:val="20"/>
                     <w:szCs w:val="20"/>
                   </w:rPr>
                   <m:t>C</m:t>
@@ -1377,7 +1300,6 @@
                 <m:r>
                   <w:rPr>
                     <w:rFonts w:ascii="Cambria Math" w:hAnsi="Cambria Math"/>
-                    <w:sz w:val="20"/>
                     <w:szCs w:val="20"/>
                   </w:rPr>
                   <m:t>k</m:t>
@@ -1389,14 +1311,12 @@
       </m:oMath>
       <w:r>
         <w:rPr>
-          <w:sz w:val="20"/>
           <w:szCs w:val="20"/>
         </w:rPr>
         <w:t xml:space="preserve"> by making use of the fact that each data point is labelled according to its class. </w:t>
       </w:r>
       <w:r>
         <w:rPr>
-          <w:sz w:val="20"/>
           <w:szCs w:val="20"/>
         </w:rPr>
         <w:t xml:space="preserve">These densities can then be used with Bayes theorem to find the posterior probabilities corresponding to a new measurement of </w:t>
@@ -1408,7 +1328,6 @@
           </m:rPr>
           <w:rPr>
             <w:rFonts w:ascii="Cambria Math" w:hAnsi="Cambria Math"/>
-            <w:sz w:val="20"/>
             <w:szCs w:val="20"/>
           </w:rPr>
           <m:t>x</m:t>
@@ -1416,7 +1335,6 @@
       </m:oMath>
       <w:r>
         <w:rPr>
-          <w:sz w:val="20"/>
           <w:szCs w:val="20"/>
         </w:rPr>
         <w:t xml:space="preserve">, which can in turn be used to make a classification of </w:t>
@@ -1428,7 +1346,6 @@
           </m:rPr>
           <w:rPr>
             <w:rFonts w:ascii="Cambria Math" w:hAnsi="Cambria Math"/>
-            <w:sz w:val="20"/>
             <w:szCs w:val="20"/>
           </w:rPr>
           <m:t>x</m:t>
@@ -1439,7 +1356,6 @@
           <w:b/>
           <w:bCs/>
           <w:iCs/>
-          <w:sz w:val="20"/>
           <w:szCs w:val="20"/>
         </w:rPr>
         <w:t>.</w:t>
@@ -1448,21 +1364,18 @@
     <w:p>
       <w:pPr>
         <w:rPr>
-          <w:sz w:val="20"/>
           <w:szCs w:val="20"/>
         </w:rPr>
       </w:pPr>
       <w:r>
         <w:rPr>
           <w:iCs/>
-          <w:sz w:val="20"/>
           <w:szCs w:val="20"/>
         </w:rPr>
         <w:t xml:space="preserve">We </w:t>
       </w:r>
       <w:r>
         <w:rPr>
-          <w:sz w:val="20"/>
           <w:szCs w:val="20"/>
         </w:rPr>
         <w:t xml:space="preserve">consider three alternative approaches to density estimation. The first of these involves </w:t>
@@ -1471,28 +1384,24 @@
         <w:rPr>
           <w:i/>
           <w:iCs/>
-          <w:sz w:val="20"/>
           <w:szCs w:val="20"/>
         </w:rPr>
         <w:t>parametric</w:t>
       </w:r>
       <w:r>
         <w:rPr>
-          <w:sz w:val="20"/>
           <w:szCs w:val="20"/>
         </w:rPr>
         <w:t xml:space="preserve"> methods in which </w:t>
       </w:r>
       <w:r>
         <w:rPr>
-          <w:sz w:val="20"/>
           <w:szCs w:val="20"/>
         </w:rPr>
         <w:t xml:space="preserve">a specific functional form for the density model is assumed. </w:t>
       </w:r>
       <w:r>
         <w:rPr>
-          <w:sz w:val="20"/>
           <w:szCs w:val="20"/>
         </w:rPr>
         <w:t xml:space="preserve">This contains a number of parameters which are then optimized by fitting the model to the data set. </w:t>
@@ -1501,7 +1410,6 @@
     <w:p>
       <w:pPr>
         <w:rPr>
-          <w:sz w:val="20"/>
           <w:szCs w:val="20"/>
         </w:rPr>
       </w:pPr>
@@ -1514,17 +1422,17 @@
         <w:t>Parametric Methods</w:t>
       </w:r>
     </w:p>
-    <w:p>
-      <w:pPr>
-        <w:rPr>
-          <w:sz w:val="20"/>
+    <w:p/>
+    <w:p/>
+    <w:p>
+      <w:pPr>
+        <w:rPr>
           <w:szCs w:val="20"/>
         </w:rPr>
       </w:pPr>
       <w:r>
         <w:rPr>
           <w:color w:val="FF0000"/>
-          <w:sz w:val="20"/>
           <w:szCs w:val="20"/>
         </w:rPr>
         <w:t>//TODO: finish this paragraph and the corresponding Appendix section</w:t>
@@ -1532,7 +1440,6 @@
       <w:r>
         <w:rPr>
           <w:color w:val="FF0000"/>
-          <w:sz w:val="20"/>
           <w:szCs w:val="20"/>
         </w:rPr>
         <w:t xml:space="preserve"> which corresponds to Chapter 2 of [3]</w:t>
@@ -1541,7 +1448,6 @@
     <w:p>
       <w:pPr>
         <w:rPr>
-          <w:sz w:val="20"/>
           <w:szCs w:val="20"/>
         </w:rPr>
       </w:pPr>
@@ -1567,13 +1473,11 @@
     <w:p>
       <w:pPr>
         <w:rPr>
-          <w:sz w:val="20"/>
-          <w:szCs w:val="20"/>
-        </w:rPr>
-      </w:pPr>
-      <w:r>
-        <w:rPr>
-          <w:sz w:val="20"/>
+          <w:szCs w:val="20"/>
+        </w:rPr>
+      </w:pPr>
+      <w:r>
+        <w:rPr>
           <w:szCs w:val="20"/>
         </w:rPr>
         <w:t xml:space="preserve">Unlike the traditional phrase-based translation system which consists of many small sub-components that are tuned separately, neural machine translation attempts to build and train a single, large network that reads a sentence and outputs a correct translation. </w:t>
@@ -1582,13 +1486,11 @@
     <w:p>
       <w:pPr>
         <w:rPr>
-          <w:sz w:val="20"/>
-          <w:szCs w:val="20"/>
-        </w:rPr>
-      </w:pPr>
-      <w:r>
-        <w:rPr>
-          <w:sz w:val="20"/>
+          <w:szCs w:val="20"/>
+        </w:rPr>
+      </w:pPr>
+      <w:r>
+        <w:rPr>
           <w:szCs w:val="20"/>
         </w:rPr>
         <w:lastRenderedPageBreak/>
@@ -1596,7 +1498,6 @@
       </w:r>
       <w:r>
         <w:rPr>
-          <w:sz w:val="20"/>
           <w:szCs w:val="20"/>
         </w:rPr>
         <w:t xml:space="preserve"> An encoder neural network reads and encodes a source sentence into a fixed-length vector. </w:t>
@@ -1605,13 +1506,11 @@
     <w:p>
       <w:pPr>
         <w:rPr>
-          <w:sz w:val="20"/>
-          <w:szCs w:val="20"/>
-        </w:rPr>
-      </w:pPr>
-      <w:r>
-        <w:rPr>
-          <w:sz w:val="20"/>
+          <w:szCs w:val="20"/>
+        </w:rPr>
+      </w:pPr>
+      <w:r>
+        <w:rPr>
           <w:szCs w:val="20"/>
         </w:rPr>
         <w:t xml:space="preserve">A decoder then outputs a translation from the encoded vector. The whole encoder-decoder system, which contains of the encoder and the decoder for a language pair, is jointly trained to maximize the probability of a correct translation given a source sentence. </w:t>
@@ -1620,21 +1519,18 @@
     <w:p>
       <w:pPr>
         <w:rPr>
-          <w:sz w:val="20"/>
-          <w:szCs w:val="20"/>
-        </w:rPr>
-      </w:pPr>
-    </w:p>
-    <w:p>
-      <w:pPr>
-        <w:rPr>
-          <w:sz w:val="20"/>
-          <w:szCs w:val="20"/>
-        </w:rPr>
-      </w:pPr>
-      <w:r>
-        <w:rPr>
-          <w:sz w:val="20"/>
+          <w:szCs w:val="20"/>
+        </w:rPr>
+      </w:pPr>
+    </w:p>
+    <w:p>
+      <w:pPr>
+        <w:rPr>
+          <w:szCs w:val="20"/>
+        </w:rPr>
+      </w:pPr>
+      <w:r>
+        <w:rPr>
           <w:szCs w:val="20"/>
         </w:rPr>
         <w:t xml:space="preserve">A potential issue with the encoder-decoder approach is that a neural network needs to be able to compress all </w:t>
@@ -1642,7 +1538,6 @@
       <w:proofErr w:type="spellStart"/>
       <w:r>
         <w:rPr>
-          <w:sz w:val="20"/>
           <w:szCs w:val="20"/>
         </w:rPr>
         <w:t>he</w:t>
@@ -1650,28 +1545,24 @@
       <w:proofErr w:type="spellEnd"/>
       <w:r>
         <w:rPr>
-          <w:sz w:val="20"/>
           <w:szCs w:val="20"/>
         </w:rPr>
         <w:t xml:space="preserve"> necessary information of a source sentence into a fixed-length vector. </w:t>
       </w:r>
       <w:r>
         <w:rPr>
-          <w:sz w:val="20"/>
           <w:szCs w:val="20"/>
         </w:rPr>
         <w:t xml:space="preserve">This may make it difficult for the neural network to cope with long sentences, especially those that are longer than the sentences in the training corpus. </w:t>
       </w:r>
       <w:r>
         <w:rPr>
-          <w:sz w:val="20"/>
           <w:szCs w:val="20"/>
         </w:rPr>
         <w:t xml:space="preserve">It was shown that indeed the performance of the traditional encoder-decoder architectures deteriorates with the length of an input sentence increases. In order to address this deterioration it has been introduced an extension mechanism to the traditional encoder-decoder model which learns to align and translate jointly. </w:t>
       </w:r>
       <w:r>
         <w:rPr>
-          <w:sz w:val="20"/>
           <w:szCs w:val="20"/>
         </w:rPr>
         <w:t xml:space="preserve">Each time the proposed model generates a word in a translation, it soft-searches for a set of positions in a source sentence where the most relevant information is concentrated. The model then predicts a target word based on the context vectors associated with these source positions and all the previous generated target words. </w:t>
@@ -1680,35 +1571,30 @@
     <w:p>
       <w:pPr>
         <w:rPr>
-          <w:sz w:val="20"/>
-          <w:szCs w:val="20"/>
-        </w:rPr>
-      </w:pPr>
-    </w:p>
-    <w:p>
-      <w:pPr>
-        <w:rPr>
-          <w:sz w:val="20"/>
-          <w:szCs w:val="20"/>
-        </w:rPr>
-      </w:pPr>
-      <w:r>
-        <w:rPr>
-          <w:sz w:val="20"/>
+          <w:szCs w:val="20"/>
+        </w:rPr>
+      </w:pPr>
+    </w:p>
+    <w:p>
+      <w:pPr>
+        <w:rPr>
+          <w:szCs w:val="20"/>
+        </w:rPr>
+      </w:pPr>
+      <w:r>
+        <w:rPr>
           <w:szCs w:val="20"/>
         </w:rPr>
         <w:t xml:space="preserve">The most important distinguishing feature of this approach from the basic encoder-decoder is that it does not attempt to encode a while input sentence into a single fixed-length vector. Instead it encodes the input sentence into a sequence of vectors and chooses a subset of these vectors adaptively while decoding the translation. This frees a neural translation model from having to squash all the information of a source sentence, regardless of its length, into a fixed-length vector. </w:t>
       </w:r>
       <w:r>
         <w:rPr>
-          <w:sz w:val="20"/>
           <w:szCs w:val="20"/>
         </w:rPr>
         <w:t xml:space="preserve">Instead, it encodes the input sentence into a sequence of vectors and chooses a subset of these vectors adaptively while decoding the translation. This frees a neural translation model from having to squash all the information of a source sentence, regardless of its length, into a fixed-length vector. </w:t>
       </w:r>
       <w:r>
         <w:rPr>
-          <w:sz w:val="20"/>
           <w:szCs w:val="20"/>
         </w:rPr>
         <w:t xml:space="preserve">This allows the model to cope better with long sentences. This approach to jointly learning to align and translate achieves significantly improved translation performance over the basic encoder-decoder approach. The improvement is more apparent with longer sentences, but can be observed with sentences of any length. </w:t>
@@ -1717,7 +1603,6 @@
     <w:p>
       <w:pPr>
         <w:rPr>
-          <w:sz w:val="20"/>
           <w:szCs w:val="20"/>
         </w:rPr>
       </w:pPr>
@@ -1733,21 +1618,18 @@
     <w:p>
       <w:pPr>
         <w:rPr>
-          <w:sz w:val="20"/>
-          <w:szCs w:val="20"/>
-        </w:rPr>
-      </w:pPr>
-    </w:p>
-    <w:p>
-      <w:pPr>
-        <w:rPr>
-          <w:sz w:val="20"/>
-          <w:szCs w:val="20"/>
-        </w:rPr>
-      </w:pPr>
-      <w:r>
-        <w:rPr>
-          <w:sz w:val="20"/>
+          <w:szCs w:val="20"/>
+        </w:rPr>
+      </w:pPr>
+    </w:p>
+    <w:p>
+      <w:pPr>
+        <w:rPr>
+          <w:szCs w:val="20"/>
+        </w:rPr>
+      </w:pPr>
+      <w:r>
+        <w:rPr>
           <w:szCs w:val="20"/>
         </w:rPr>
         <w:t xml:space="preserve">From a probabilistic perspective, translation is equivalent to finding a target sentence </w:t>
@@ -1759,7 +1641,6 @@
           </m:rPr>
           <w:rPr>
             <w:rFonts w:ascii="Cambria Math" w:hAnsi="Cambria Math"/>
-            <w:sz w:val="20"/>
             <w:szCs w:val="20"/>
           </w:rPr>
           <m:t>y</m:t>
@@ -1767,7 +1648,6 @@
       </m:oMath>
       <w:r>
         <w:rPr>
-          <w:sz w:val="20"/>
           <w:szCs w:val="20"/>
         </w:rPr>
         <w:t xml:space="preserve"> that maximizes the conditional probability of </w:t>
@@ -1779,7 +1659,6 @@
           </m:rPr>
           <w:rPr>
             <w:rFonts w:ascii="Cambria Math" w:hAnsi="Cambria Math"/>
-            <w:sz w:val="20"/>
             <w:szCs w:val="20"/>
           </w:rPr>
           <m:t>y</m:t>
@@ -1787,7 +1666,6 @@
       </m:oMath>
       <w:r>
         <w:rPr>
-          <w:sz w:val="20"/>
           <w:szCs w:val="20"/>
         </w:rPr>
         <w:t xml:space="preserve"> given a source sentence </w:t>
@@ -1799,7 +1677,6 @@
           </m:rPr>
           <w:rPr>
             <w:rFonts w:ascii="Cambria Math" w:hAnsi="Cambria Math"/>
-            <w:sz w:val="20"/>
             <w:szCs w:val="20"/>
           </w:rPr>
           <m:t>x</m:t>
@@ -1807,14 +1684,12 @@
       </m:oMath>
       <w:r>
         <w:rPr>
-          <w:sz w:val="20"/>
           <w:szCs w:val="20"/>
         </w:rPr>
         <w:t>,</w:t>
       </w:r>
       <w:r>
         <w:rPr>
-          <w:sz w:val="20"/>
           <w:szCs w:val="20"/>
         </w:rPr>
         <w:t xml:space="preserve"> i.e. </w:t>
@@ -1826,7 +1701,6 @@
               <w:rPr>
                 <w:rFonts w:ascii="Cambria Math" w:hAnsi="Cambria Math"/>
                 <w:i/>
-                <w:sz w:val="20"/>
                 <w:szCs w:val="20"/>
               </w:rPr>
             </m:ctrlPr>
@@ -1838,7 +1712,6 @@
                   <w:rPr>
                     <w:rFonts w:ascii="Cambria Math" w:hAnsi="Cambria Math"/>
                     <w:i/>
-                    <w:sz w:val="20"/>
                     <w:szCs w:val="20"/>
                   </w:rPr>
                 </m:ctrlPr>
@@ -1850,7 +1723,6 @@
                   </m:rPr>
                   <w:rPr>
                     <w:rFonts w:ascii="Cambria Math" w:hAnsi="Cambria Math"/>
-                    <w:sz w:val="20"/>
                     <w:szCs w:val="20"/>
                   </w:rPr>
                   <m:t>argmax</m:t>
@@ -1863,7 +1735,6 @@
                   </m:rPr>
                   <w:rPr>
                     <w:rFonts w:ascii="Cambria Math" w:hAnsi="Cambria Math"/>
-                    <w:sz w:val="20"/>
                     <w:szCs w:val="20"/>
                   </w:rPr>
                   <m:t>y</m:t>
@@ -1875,7 +1746,6 @@
             <m:r>
               <w:rPr>
                 <w:rFonts w:ascii="Cambria Math" w:hAnsi="Cambria Math"/>
-                <w:sz w:val="20"/>
                 <w:szCs w:val="20"/>
               </w:rPr>
               <m:t>p</m:t>
@@ -1886,7 +1756,6 @@
                   <w:rPr>
                     <w:rFonts w:ascii="Cambria Math" w:hAnsi="Cambria Math"/>
                     <w:i/>
-                    <w:sz w:val="20"/>
                     <w:szCs w:val="20"/>
                   </w:rPr>
                 </m:ctrlPr>
@@ -1898,7 +1767,6 @@
                   </m:rPr>
                   <w:rPr>
                     <w:rFonts w:ascii="Cambria Math" w:hAnsi="Cambria Math"/>
-                    <w:sz w:val="20"/>
                     <w:szCs w:val="20"/>
                   </w:rPr>
                   <m:t>y</m:t>
@@ -1906,7 +1774,6 @@
                 <m:r>
                   <w:rPr>
                     <w:rFonts w:ascii="Cambria Math" w:hAnsi="Cambria Math"/>
-                    <w:sz w:val="20"/>
                     <w:szCs w:val="20"/>
                   </w:rPr>
                   <m:t xml:space="preserve"> | </m:t>
@@ -1917,7 +1784,6 @@
                   </m:rPr>
                   <w:rPr>
                     <w:rFonts w:ascii="Cambria Math" w:hAnsi="Cambria Math"/>
-                    <w:sz w:val="20"/>
                     <w:szCs w:val="20"/>
                   </w:rPr>
                   <m:t>x</m:t>
@@ -1929,42 +1795,36 @@
       </m:oMath>
       <w:r>
         <w:rPr>
-          <w:sz w:val="20"/>
           <w:szCs w:val="20"/>
         </w:rPr>
         <w:t>.</w:t>
       </w:r>
       <w:r>
         <w:rPr>
-          <w:sz w:val="20"/>
           <w:szCs w:val="20"/>
         </w:rPr>
         <w:t xml:space="preserve"> In neural machine translation </w:t>
       </w:r>
       <w:r>
         <w:rPr>
-          <w:sz w:val="20"/>
           <w:szCs w:val="20"/>
         </w:rPr>
         <w:t>a</w:t>
       </w:r>
       <w:r>
         <w:rPr>
-          <w:sz w:val="20"/>
           <w:szCs w:val="20"/>
         </w:rPr>
         <w:t xml:space="preserve"> </w:t>
       </w:r>
       <w:r>
         <w:rPr>
-          <w:sz w:val="20"/>
           <w:szCs w:val="20"/>
         </w:rPr>
         <w:t xml:space="preserve">parametrized model is fit to maximize the conditional probability of sentence pairs using a parallel training corpus. </w:t>
       </w:r>
       <w:r>
         <w:rPr>
-          <w:sz w:val="20"/>
           <w:szCs w:val="20"/>
         </w:rPr>
         <w:t>Once the conditional distribution is learned by a translation model, given a source sentence a corresponding translation can be generated by searching for the sentence that maximizes the conditional probability.</w:t>
@@ -1973,13 +1833,11 @@
     <w:p>
       <w:pPr>
         <w:rPr>
-          <w:sz w:val="20"/>
-          <w:szCs w:val="20"/>
-        </w:rPr>
-      </w:pPr>
-      <w:r>
-        <w:rPr>
-          <w:sz w:val="20"/>
+          <w:szCs w:val="20"/>
+        </w:rPr>
+      </w:pPr>
+      <w:r>
+        <w:rPr>
           <w:szCs w:val="20"/>
         </w:rPr>
         <w:t>Obviously neural networks can be used to directly learn this conditional distribution (see [7], [12], [13]).</w:t>
@@ -1988,13 +1846,11 @@
     <w:p>
       <w:pPr>
         <w:rPr>
-          <w:sz w:val="20"/>
-          <w:szCs w:val="20"/>
-        </w:rPr>
-      </w:pPr>
-      <w:r>
-        <w:rPr>
-          <w:sz w:val="20"/>
+          <w:szCs w:val="20"/>
+        </w:rPr>
+      </w:pPr>
+      <w:r>
+        <w:rPr>
           <w:szCs w:val="20"/>
         </w:rPr>
         <w:t xml:space="preserve">The neural network approach consists of two components , the first of which encodes a source sentence </w:t>
@@ -2006,7 +1862,6 @@
           </m:rPr>
           <w:rPr>
             <w:rFonts w:ascii="Cambria Math" w:hAnsi="Cambria Math"/>
-            <w:sz w:val="20"/>
             <w:szCs w:val="20"/>
           </w:rPr>
           <m:t>x</m:t>
@@ -2014,7 +1869,6 @@
       </m:oMath>
       <w:r>
         <w:rPr>
-          <w:sz w:val="20"/>
           <w:szCs w:val="20"/>
         </w:rPr>
         <w:t xml:space="preserve">, and the second decodes to a target sentence </w:t>
@@ -2026,7 +1880,6 @@
           </m:rPr>
           <w:rPr>
             <w:rFonts w:ascii="Cambria Math" w:hAnsi="Cambria Math"/>
-            <w:sz w:val="20"/>
             <w:szCs w:val="20"/>
           </w:rPr>
           <m:t>y</m:t>
@@ -2034,14 +1887,12 @@
       </m:oMath>
       <w:r>
         <w:rPr>
-          <w:sz w:val="20"/>
           <w:szCs w:val="20"/>
         </w:rPr>
         <w:t>. For example, two recurrent neural networks (RNN) were used in [7] and [12] to encode a variable-length source sentence into a fixed-length vector and to decode the vector into a variable-length target sentence.</w:t>
       </w:r>
       <w:r>
         <w:rPr>
-          <w:sz w:val="20"/>
           <w:szCs w:val="20"/>
         </w:rPr>
         <w:t xml:space="preserve"> In [12] long short term memory (LSTM) units were used to improve the performance of the translation. Neural components has been added to existing translation systems , for instance to score the phrase pairs in the phrase table ([7]) or to re-rank candidate translations ([12]) improves further the performance.</w:t>
@@ -2050,7 +1901,6 @@
     <w:p>
       <w:pPr>
         <w:rPr>
-          <w:sz w:val="20"/>
           <w:szCs w:val="20"/>
         </w:rPr>
       </w:pPr>
@@ -2077,13 +1927,11 @@
     <w:p>
       <w:pPr>
         <w:rPr>
-          <w:sz w:val="20"/>
-          <w:szCs w:val="20"/>
-        </w:rPr>
-      </w:pPr>
-      <w:r>
-        <w:rPr>
-          <w:sz w:val="20"/>
+          <w:szCs w:val="20"/>
+        </w:rPr>
+      </w:pPr>
+      <w:r>
+        <w:rPr>
           <w:szCs w:val="20"/>
         </w:rPr>
         <w:t xml:space="preserve">This is the framework which was adopted by [7] and [12] which can be used as a base framework to add attention mechanism to it. </w:t>
@@ -2092,21 +1940,18 @@
     <w:p>
       <w:pPr>
         <w:rPr>
-          <w:sz w:val="20"/>
-          <w:szCs w:val="20"/>
-        </w:rPr>
-      </w:pPr>
-    </w:p>
-    <w:p>
-      <w:pPr>
-        <w:rPr>
-          <w:sz w:val="20"/>
-          <w:szCs w:val="20"/>
-        </w:rPr>
-      </w:pPr>
-      <w:r>
-        <w:rPr>
-          <w:sz w:val="20"/>
+          <w:szCs w:val="20"/>
+        </w:rPr>
+      </w:pPr>
+    </w:p>
+    <w:p>
+      <w:pPr>
+        <w:rPr>
+          <w:szCs w:val="20"/>
+        </w:rPr>
+      </w:pPr>
+      <w:r>
+        <w:rPr>
           <w:szCs w:val="20"/>
         </w:rPr>
         <w:t xml:space="preserve">In the Encoder-Decoder framework, an encoder reads the input sentence, a sequence of vectors </w:t>
@@ -2115,7 +1960,6 @@
         <m:r>
           <w:rPr>
             <w:rFonts w:ascii="Cambria Math" w:hAnsi="Cambria Math"/>
-            <w:sz w:val="20"/>
             <w:szCs w:val="20"/>
           </w:rPr>
           <m:t>x=</m:t>
@@ -2126,7 +1970,6 @@
               <w:rPr>
                 <w:rFonts w:ascii="Cambria Math" w:hAnsi="Cambria Math"/>
                 <w:i/>
-                <w:sz w:val="20"/>
                 <w:szCs w:val="20"/>
               </w:rPr>
             </m:ctrlPr>
@@ -2138,7 +1981,6 @@
                   <w:rPr>
                     <w:rFonts w:ascii="Cambria Math" w:hAnsi="Cambria Math"/>
                     <w:i/>
-                    <w:sz w:val="20"/>
                     <w:szCs w:val="20"/>
                   </w:rPr>
                 </m:ctrlPr>
@@ -2147,7 +1989,6 @@
                 <m:r>
                   <w:rPr>
                     <w:rFonts w:ascii="Cambria Math" w:hAnsi="Cambria Math"/>
-                    <w:sz w:val="20"/>
                     <w:szCs w:val="20"/>
                   </w:rPr>
                   <m:t>x</m:t>
@@ -2157,7 +1998,6 @@
                 <m:r>
                   <w:rPr>
                     <w:rFonts w:ascii="Cambria Math" w:hAnsi="Cambria Math"/>
-                    <w:sz w:val="20"/>
                     <w:szCs w:val="20"/>
                   </w:rPr>
                   <m:t>1</m:t>
@@ -2167,7 +2007,6 @@
             <m:r>
               <w:rPr>
                 <w:rFonts w:ascii="Cambria Math" w:hAnsi="Cambria Math"/>
-                <w:sz w:val="20"/>
                 <w:szCs w:val="20"/>
               </w:rPr>
               <m:t>,…,</m:t>
@@ -2178,7 +2017,6 @@
                   <w:rPr>
                     <w:rFonts w:ascii="Cambria Math" w:hAnsi="Cambria Math"/>
                     <w:i/>
-                    <w:sz w:val="20"/>
                     <w:szCs w:val="20"/>
                   </w:rPr>
                 </m:ctrlPr>
@@ -2187,7 +2025,6 @@
                 <m:r>
                   <w:rPr>
                     <w:rFonts w:ascii="Cambria Math" w:hAnsi="Cambria Math"/>
-                    <w:sz w:val="20"/>
                     <w:szCs w:val="20"/>
                   </w:rPr>
                   <m:t>x</m:t>
@@ -2197,7 +2034,6 @@
                 <m:r>
                   <w:rPr>
                     <w:rFonts w:ascii="Cambria Math" w:hAnsi="Cambria Math"/>
-                    <w:sz w:val="20"/>
                     <w:szCs w:val="20"/>
                   </w:rPr>
                   <m:t>T</m:t>
@@ -2209,7 +2045,6 @@
       </m:oMath>
       <w:r>
         <w:rPr>
-          <w:sz w:val="20"/>
           <w:szCs w:val="20"/>
         </w:rPr>
         <w:t xml:space="preserve"> into a vector </w:t>
@@ -2218,7 +2053,6 @@
         <m:r>
           <w:rPr>
             <w:rFonts w:ascii="Cambria Math" w:hAnsi="Cambria Math"/>
-            <w:sz w:val="20"/>
             <w:szCs w:val="20"/>
           </w:rPr>
           <m:t>c</m:t>
@@ -2226,7 +2060,6 @@
       </m:oMath>
       <w:r>
         <w:rPr>
-          <w:sz w:val="20"/>
           <w:szCs w:val="20"/>
         </w:rPr>
         <w:t xml:space="preserve">. The most common approach is to use an RNN such that </w:t>
@@ -2235,15 +2068,13 @@
     <w:p>
       <w:pPr>
         <w:rPr>
-          <w:sz w:val="20"/>
-          <w:szCs w:val="20"/>
-        </w:rPr>
-      </w:pPr>
-    </w:p>
-    <w:p>
-      <w:pPr>
-        <w:rPr>
-          <w:sz w:val="20"/>
+          <w:szCs w:val="20"/>
+        </w:rPr>
+      </w:pPr>
+    </w:p>
+    <w:p>
+      <w:pPr>
+        <w:rPr>
           <w:szCs w:val="20"/>
         </w:rPr>
       </w:pPr>
@@ -2254,7 +2085,6 @@
               <w:rPr>
                 <w:rFonts w:ascii="Cambria Math" w:hAnsi="Cambria Math"/>
                 <w:i/>
-                <w:sz w:val="20"/>
                 <w:szCs w:val="20"/>
               </w:rPr>
             </m:ctrlPr>
@@ -2263,7 +2093,6 @@
             <m:r>
               <w:rPr>
                 <w:rFonts w:ascii="Cambria Math" w:hAnsi="Cambria Math"/>
-                <w:sz w:val="20"/>
                 <w:szCs w:val="20"/>
               </w:rPr>
               <m:t>h</m:t>
@@ -2273,7 +2102,6 @@
             <m:r>
               <w:rPr>
                 <w:rFonts w:ascii="Cambria Math" w:hAnsi="Cambria Math"/>
-                <w:sz w:val="20"/>
                 <w:szCs w:val="20"/>
               </w:rPr>
               <m:t>t</m:t>
@@ -2283,7 +2111,6 @@
         <m:r>
           <w:rPr>
             <w:rFonts w:ascii="Cambria Math" w:hAnsi="Cambria Math"/>
-            <w:sz w:val="20"/>
             <w:szCs w:val="20"/>
           </w:rPr>
           <m:t>=f</m:t>
@@ -2294,7 +2121,6 @@
               <w:rPr>
                 <w:rFonts w:ascii="Cambria Math" w:hAnsi="Cambria Math"/>
                 <w:i/>
-                <w:sz w:val="20"/>
                 <w:szCs w:val="20"/>
               </w:rPr>
             </m:ctrlPr>
@@ -2306,7 +2132,6 @@
                   <w:rPr>
                     <w:rFonts w:ascii="Cambria Math" w:hAnsi="Cambria Math"/>
                     <w:i/>
-                    <w:sz w:val="20"/>
                     <w:szCs w:val="20"/>
                   </w:rPr>
                 </m:ctrlPr>
@@ -2315,7 +2140,6 @@
                 <m:r>
                   <w:rPr>
                     <w:rFonts w:ascii="Cambria Math" w:hAnsi="Cambria Math"/>
-                    <w:sz w:val="20"/>
                     <w:szCs w:val="20"/>
                   </w:rPr>
                   <m:t>x</m:t>
@@ -2325,7 +2149,6 @@
                 <m:r>
                   <w:rPr>
                     <w:rFonts w:ascii="Cambria Math" w:hAnsi="Cambria Math"/>
-                    <w:sz w:val="20"/>
                     <w:szCs w:val="20"/>
                   </w:rPr>
                   <m:t>t</m:t>
@@ -2335,7 +2158,6 @@
             <m:r>
               <w:rPr>
                 <w:rFonts w:ascii="Cambria Math" w:hAnsi="Cambria Math"/>
-                <w:sz w:val="20"/>
                 <w:szCs w:val="20"/>
               </w:rPr>
               <m:t>,</m:t>
@@ -2346,7 +2168,6 @@
                   <w:rPr>
                     <w:rFonts w:ascii="Cambria Math" w:hAnsi="Cambria Math"/>
                     <w:i/>
-                    <w:sz w:val="20"/>
                     <w:szCs w:val="20"/>
                   </w:rPr>
                 </m:ctrlPr>
@@ -2355,7 +2176,6 @@
                 <m:r>
                   <w:rPr>
                     <w:rFonts w:ascii="Cambria Math" w:hAnsi="Cambria Math"/>
-                    <w:sz w:val="20"/>
                     <w:szCs w:val="20"/>
                   </w:rPr>
                   <m:t>h</m:t>
@@ -2365,7 +2185,6 @@
                 <m:r>
                   <w:rPr>
                     <w:rFonts w:ascii="Cambria Math" w:hAnsi="Cambria Math"/>
-                    <w:sz w:val="20"/>
                     <w:szCs w:val="20"/>
                   </w:rPr>
                   <m:t>t-1</m:t>
@@ -2377,21 +2196,18 @@
       </m:oMath>
       <w:r>
         <w:rPr>
-          <w:sz w:val="20"/>
           <w:szCs w:val="20"/>
         </w:rPr>
         <w:t xml:space="preserve">       (</w:t>
       </w:r>
       <w:r>
         <w:rPr>
-          <w:sz w:val="20"/>
           <w:szCs w:val="20"/>
         </w:rPr>
         <w:t>nmt.</w:t>
       </w:r>
       <w:r>
         <w:rPr>
-          <w:sz w:val="20"/>
           <w:szCs w:val="20"/>
         </w:rPr>
         <w:t>1)</w:t>
@@ -2400,21 +2216,18 @@
     <w:p>
       <w:pPr>
         <w:rPr>
-          <w:sz w:val="20"/>
-          <w:szCs w:val="20"/>
-        </w:rPr>
-      </w:pPr>
-    </w:p>
-    <w:p>
-      <w:pPr>
-        <w:rPr>
-          <w:sz w:val="20"/>
-          <w:szCs w:val="20"/>
-        </w:rPr>
-      </w:pPr>
-      <w:r>
-        <w:rPr>
-          <w:sz w:val="20"/>
+          <w:szCs w:val="20"/>
+        </w:rPr>
+      </w:pPr>
+    </w:p>
+    <w:p>
+      <w:pPr>
+        <w:rPr>
+          <w:szCs w:val="20"/>
+        </w:rPr>
+      </w:pPr>
+      <w:r>
+        <w:rPr>
           <w:szCs w:val="20"/>
         </w:rPr>
         <w:t>and</w:t>
@@ -2423,15 +2236,13 @@
     <w:p>
       <w:pPr>
         <w:rPr>
-          <w:sz w:val="20"/>
-          <w:szCs w:val="20"/>
-        </w:rPr>
-      </w:pPr>
-    </w:p>
-    <w:p>
-      <w:pPr>
-        <w:rPr>
-          <w:sz w:val="20"/>
+          <w:szCs w:val="20"/>
+        </w:rPr>
+      </w:pPr>
+    </w:p>
+    <w:p>
+      <w:pPr>
+        <w:rPr>
           <w:szCs w:val="20"/>
         </w:rPr>
       </w:pPr>
@@ -2439,7 +2250,6 @@
         <m:r>
           <w:rPr>
             <w:rFonts w:ascii="Cambria Math" w:hAnsi="Cambria Math"/>
-            <w:sz w:val="20"/>
             <w:szCs w:val="20"/>
           </w:rPr>
           <m:t>c = q</m:t>
@@ -2450,7 +2260,6 @@
               <w:rPr>
                 <w:rFonts w:ascii="Cambria Math" w:hAnsi="Cambria Math"/>
                 <w:i/>
-                <w:sz w:val="20"/>
                 <w:szCs w:val="20"/>
               </w:rPr>
             </m:ctrlPr>
@@ -2464,7 +2273,6 @@
                   <w:rPr>
                     <w:rFonts w:ascii="Cambria Math" w:hAnsi="Cambria Math"/>
                     <w:i/>
-                    <w:sz w:val="20"/>
                     <w:szCs w:val="20"/>
                   </w:rPr>
                 </m:ctrlPr>
@@ -2476,7 +2284,6 @@
                       <w:rPr>
                         <w:rFonts w:ascii="Cambria Math" w:hAnsi="Cambria Math"/>
                         <w:i/>
-                        <w:sz w:val="20"/>
                         <w:szCs w:val="20"/>
                       </w:rPr>
                     </m:ctrlPr>
@@ -2485,7 +2292,6 @@
                     <m:r>
                       <w:rPr>
                         <w:rFonts w:ascii="Cambria Math" w:hAnsi="Cambria Math"/>
-                        <w:sz w:val="20"/>
                         <w:szCs w:val="20"/>
                       </w:rPr>
                       <m:t>h</m:t>
@@ -2495,7 +2301,6 @@
                     <m:r>
                       <w:rPr>
                         <w:rFonts w:ascii="Cambria Math" w:hAnsi="Cambria Math"/>
-                        <w:sz w:val="20"/>
                         <w:szCs w:val="20"/>
                       </w:rPr>
                       <m:t>1</m:t>
@@ -2505,7 +2310,6 @@
                 <m:r>
                   <w:rPr>
                     <w:rFonts w:ascii="Cambria Math" w:hAnsi="Cambria Math"/>
-                    <w:sz w:val="20"/>
                     <w:szCs w:val="20"/>
                   </w:rPr>
                   <m:t>,…,</m:t>
@@ -2516,7 +2320,6 @@
                       <w:rPr>
                         <w:rFonts w:ascii="Cambria Math" w:hAnsi="Cambria Math"/>
                         <w:i/>
-                        <w:sz w:val="20"/>
                         <w:szCs w:val="20"/>
                       </w:rPr>
                     </m:ctrlPr>
@@ -2525,7 +2328,6 @@
                     <m:r>
                       <w:rPr>
                         <w:rFonts w:ascii="Cambria Math" w:hAnsi="Cambria Math"/>
-                        <w:sz w:val="20"/>
                         <w:szCs w:val="20"/>
                       </w:rPr>
                       <m:t>h</m:t>
@@ -2538,7 +2340,6 @@
                           <w:rPr>
                             <w:rFonts w:ascii="Cambria Math" w:hAnsi="Cambria Math"/>
                             <w:i/>
-                            <w:sz w:val="20"/>
                             <w:szCs w:val="20"/>
                           </w:rPr>
                         </m:ctrlPr>
@@ -2547,7 +2348,6 @@
                         <m:r>
                           <w:rPr>
                             <w:rFonts w:ascii="Cambria Math" w:hAnsi="Cambria Math"/>
-                            <w:sz w:val="20"/>
                             <w:szCs w:val="20"/>
                           </w:rPr>
                           <m:t>T</m:t>
@@ -2557,7 +2357,6 @@
                         <m:r>
                           <w:rPr>
                             <w:rFonts w:ascii="Cambria Math" w:hAnsi="Cambria Math"/>
-                            <w:sz w:val="20"/>
                             <w:szCs w:val="20"/>
                           </w:rPr>
                           <m:t>x</m:t>
@@ -2573,7 +2372,6 @@
       </m:oMath>
       <w:r>
         <w:rPr>
-          <w:sz w:val="20"/>
           <w:szCs w:val="20"/>
         </w:rPr>
         <w:t xml:space="preserve">, </w:t>
@@ -2582,21 +2380,18 @@
     <w:p>
       <w:pPr>
         <w:rPr>
-          <w:sz w:val="20"/>
-          <w:szCs w:val="20"/>
-        </w:rPr>
-      </w:pPr>
-    </w:p>
-    <w:p>
-      <w:pPr>
-        <w:rPr>
-          <w:sz w:val="20"/>
-          <w:szCs w:val="20"/>
-        </w:rPr>
-      </w:pPr>
-      <w:r>
-        <w:rPr>
-          <w:sz w:val="20"/>
+          <w:szCs w:val="20"/>
+        </w:rPr>
+      </w:pPr>
+    </w:p>
+    <w:p>
+      <w:pPr>
+        <w:rPr>
+          <w:szCs w:val="20"/>
+        </w:rPr>
+      </w:pPr>
+      <w:r>
+        <w:rPr>
           <w:szCs w:val="20"/>
         </w:rPr>
         <w:t xml:space="preserve">where </w:t>
@@ -2608,7 +2403,6 @@
               <w:rPr>
                 <w:rFonts w:ascii="Cambria Math" w:hAnsi="Cambria Math"/>
                 <w:i/>
-                <w:sz w:val="20"/>
                 <w:szCs w:val="20"/>
               </w:rPr>
             </m:ctrlPr>
@@ -2617,7 +2411,6 @@
             <m:r>
               <w:rPr>
                 <w:rFonts w:ascii="Cambria Math" w:hAnsi="Cambria Math"/>
-                <w:sz w:val="20"/>
                 <w:szCs w:val="20"/>
               </w:rPr>
               <m:t>h</m:t>
@@ -2630,7 +2423,6 @@
               </m:rPr>
               <w:rPr>
                 <w:rFonts w:ascii="Cambria Math" w:hAnsi="Cambria Math"/>
-                <w:sz w:val="20"/>
                 <w:szCs w:val="20"/>
               </w:rPr>
               <m:t>t</m:t>
@@ -2640,7 +2432,6 @@
         <m:r>
           <w:rPr>
             <w:rFonts w:ascii="Cambria Math" w:hAnsi="Cambria Math"/>
-            <w:sz w:val="20"/>
             <w:szCs w:val="20"/>
           </w:rPr>
           <m:t>∈</m:t>
@@ -2651,7 +2442,6 @@
               <w:rPr>
                 <w:rFonts w:ascii="Cambria Math" w:hAnsi="Cambria Math"/>
                 <w:i/>
-                <w:sz w:val="20"/>
                 <w:szCs w:val="20"/>
               </w:rPr>
             </m:ctrlPr>
@@ -2663,7 +2453,6 @@
               </m:rPr>
               <w:rPr>
                 <w:rFonts w:ascii="Cambria Math" w:hAnsi="Cambria Math"/>
-                <w:sz w:val="20"/>
                 <w:szCs w:val="20"/>
               </w:rPr>
               <m:t>R</m:t>
@@ -2673,7 +2462,6 @@
             <m:r>
               <w:rPr>
                 <w:rFonts w:ascii="Cambria Math" w:hAnsi="Cambria Math"/>
-                <w:sz w:val="20"/>
                 <w:szCs w:val="20"/>
               </w:rPr>
               <m:t>n</m:t>
@@ -2683,7 +2471,6 @@
       </m:oMath>
       <w:r>
         <w:rPr>
-          <w:sz w:val="20"/>
           <w:szCs w:val="20"/>
         </w:rPr>
         <w:t xml:space="preserve"> is a hidden state at time </w:t>
@@ -2692,7 +2479,6 @@
         <m:r>
           <w:rPr>
             <w:rFonts w:ascii="Cambria Math" w:hAnsi="Cambria Math"/>
-            <w:sz w:val="20"/>
             <w:szCs w:val="20"/>
           </w:rPr>
           <m:t>t</m:t>
@@ -2700,7 +2486,6 @@
       </m:oMath>
       <w:r>
         <w:rPr>
-          <w:sz w:val="20"/>
           <w:szCs w:val="20"/>
         </w:rPr>
         <w:t xml:space="preserve">, and </w:t>
@@ -2709,7 +2494,6 @@
         <m:r>
           <w:rPr>
             <w:rFonts w:ascii="Cambria Math" w:hAnsi="Cambria Math"/>
-            <w:sz w:val="20"/>
             <w:szCs w:val="20"/>
           </w:rPr>
           <m:t>c</m:t>
@@ -2717,7 +2501,6 @@
       </m:oMath>
       <w:r>
         <w:rPr>
-          <w:sz w:val="20"/>
           <w:szCs w:val="20"/>
         </w:rPr>
         <w:t xml:space="preserve"> is a vector generated from the sequence of the hidden states. Sutskever et al (2014) (</w:t>
@@ -2726,7 +2509,6 @@
         <w:r>
           <w:rPr>
             <w:rStyle w:val="Hyperlink"/>
-            <w:sz w:val="20"/>
             <w:szCs w:val="20"/>
           </w:rPr>
           <w:t>[22]</w:t>
@@ -2734,14 +2516,12 @@
       </w:hyperlink>
       <w:r>
         <w:rPr>
-          <w:sz w:val="20"/>
           <w:szCs w:val="20"/>
         </w:rPr>
         <w:t>)</w:t>
       </w:r>
       <w:r>
         <w:rPr>
-          <w:sz w:val="20"/>
           <w:szCs w:val="20"/>
         </w:rPr>
         <w:t xml:space="preserve"> used an LSTM as </w:t>
@@ -2750,7 +2530,6 @@
         <m:r>
           <w:rPr>
             <w:rFonts w:ascii="Cambria Math" w:hAnsi="Cambria Math"/>
-            <w:sz w:val="20"/>
             <w:szCs w:val="20"/>
           </w:rPr>
           <m:t>f</m:t>
@@ -2758,7 +2537,6 @@
       </m:oMath>
       <w:r>
         <w:rPr>
-          <w:sz w:val="20"/>
           <w:szCs w:val="20"/>
         </w:rPr>
         <w:t xml:space="preserve"> and </w:t>
@@ -2767,7 +2545,6 @@
         <m:r>
           <w:rPr>
             <w:rFonts w:ascii="Cambria Math" w:hAnsi="Cambria Math"/>
-            <w:sz w:val="20"/>
             <w:szCs w:val="20"/>
           </w:rPr>
           <m:t>q</m:t>
@@ -2778,7 +2555,6 @@
               <w:rPr>
                 <w:rFonts w:ascii="Cambria Math" w:hAnsi="Cambria Math"/>
                 <w:i/>
-                <w:sz w:val="20"/>
                 <w:szCs w:val="20"/>
               </w:rPr>
             </m:ctrlPr>
@@ -2792,7 +2568,6 @@
                   <w:rPr>
                     <w:rFonts w:ascii="Cambria Math" w:hAnsi="Cambria Math"/>
                     <w:i/>
-                    <w:sz w:val="20"/>
                     <w:szCs w:val="20"/>
                   </w:rPr>
                 </m:ctrlPr>
@@ -2804,7 +2579,6 @@
                       <w:rPr>
                         <w:rFonts w:ascii="Cambria Math" w:hAnsi="Cambria Math"/>
                         <w:i/>
-                        <w:sz w:val="20"/>
                         <w:szCs w:val="20"/>
                       </w:rPr>
                     </m:ctrlPr>
@@ -2813,7 +2587,6 @@
                     <m:r>
                       <w:rPr>
                         <w:rFonts w:ascii="Cambria Math" w:hAnsi="Cambria Math"/>
-                        <w:sz w:val="20"/>
                         <w:szCs w:val="20"/>
                       </w:rPr>
                       <m:t>h</m:t>
@@ -2823,7 +2596,6 @@
                     <m:r>
                       <w:rPr>
                         <w:rFonts w:ascii="Cambria Math" w:hAnsi="Cambria Math"/>
-                        <w:sz w:val="20"/>
                         <w:szCs w:val="20"/>
                       </w:rPr>
                       <m:t>1</m:t>
@@ -2833,7 +2605,6 @@
                 <m:r>
                   <w:rPr>
                     <w:rFonts w:ascii="Cambria Math" w:hAnsi="Cambria Math"/>
-                    <w:sz w:val="20"/>
                     <w:szCs w:val="20"/>
                   </w:rPr>
                   <m:t>,…,</m:t>
@@ -2844,7 +2615,6 @@
                       <w:rPr>
                         <w:rFonts w:ascii="Cambria Math" w:hAnsi="Cambria Math"/>
                         <w:i/>
-                        <w:sz w:val="20"/>
                         <w:szCs w:val="20"/>
                       </w:rPr>
                     </m:ctrlPr>
@@ -2853,7 +2623,6 @@
                     <m:r>
                       <w:rPr>
                         <w:rFonts w:ascii="Cambria Math" w:hAnsi="Cambria Math"/>
-                        <w:sz w:val="20"/>
                         <w:szCs w:val="20"/>
                       </w:rPr>
                       <m:t>h</m:t>
@@ -2866,7 +2635,6 @@
                           <w:rPr>
                             <w:rFonts w:ascii="Cambria Math" w:hAnsi="Cambria Math"/>
                             <w:i/>
-                            <w:sz w:val="20"/>
                             <w:szCs w:val="20"/>
                           </w:rPr>
                         </m:ctrlPr>
@@ -2875,7 +2643,6 @@
                         <m:r>
                           <w:rPr>
                             <w:rFonts w:ascii="Cambria Math" w:hAnsi="Cambria Math"/>
-                            <w:sz w:val="20"/>
                             <w:szCs w:val="20"/>
                           </w:rPr>
                           <m:t>T</m:t>
@@ -2885,7 +2652,6 @@
                         <m:r>
                           <w:rPr>
                             <w:rFonts w:ascii="Cambria Math" w:hAnsi="Cambria Math"/>
-                            <w:sz w:val="20"/>
                             <w:szCs w:val="20"/>
                           </w:rPr>
                           <m:t>x</m:t>
@@ -2901,7 +2667,6 @@
         <m:r>
           <w:rPr>
             <w:rFonts w:ascii="Cambria Math" w:hAnsi="Cambria Math"/>
-            <w:sz w:val="20"/>
             <w:szCs w:val="20"/>
           </w:rPr>
           <m:t>=</m:t>
@@ -2912,7 +2677,6 @@
               <w:rPr>
                 <w:rFonts w:ascii="Cambria Math" w:hAnsi="Cambria Math"/>
                 <w:i/>
-                <w:sz w:val="20"/>
                 <w:szCs w:val="20"/>
               </w:rPr>
             </m:ctrlPr>
@@ -2921,7 +2685,6 @@
             <m:r>
               <w:rPr>
                 <w:rFonts w:ascii="Cambria Math" w:hAnsi="Cambria Math"/>
-                <w:sz w:val="20"/>
                 <w:szCs w:val="20"/>
               </w:rPr>
               <m:t>h</m:t>
@@ -2931,7 +2694,6 @@
             <m:r>
               <w:rPr>
                 <w:rFonts w:ascii="Cambria Math" w:hAnsi="Cambria Math"/>
-                <w:sz w:val="20"/>
                 <w:szCs w:val="20"/>
               </w:rPr>
               <m:t>T</m:t>
@@ -2941,7 +2703,6 @@
       </m:oMath>
       <w:r>
         <w:rPr>
-          <w:sz w:val="20"/>
           <w:szCs w:val="20"/>
         </w:rPr>
         <w:t xml:space="preserve"> for instance.</w:t>
@@ -2950,24 +2711,21 @@
     <w:p>
       <w:pPr>
         <w:rPr>
-          <w:sz w:val="20"/>
-          <w:szCs w:val="20"/>
-        </w:rPr>
-      </w:pPr>
-    </w:p>
-    <w:p>
-      <w:pPr>
-        <w:rPr>
-          <w:sz w:val="20"/>
-          <w:szCs w:val="20"/>
-        </w:rPr>
-      </w:pPr>
-      <w:r>
-        <w:rPr>
-          <w:sz w:val="20"/>
-          <w:szCs w:val="20"/>
-        </w:rPr>
-        <w:t xml:space="preserve">The decoder is often trained to predict the next word </w:t>
+          <w:szCs w:val="20"/>
+        </w:rPr>
+      </w:pPr>
+    </w:p>
+    <w:p>
+      <w:pPr>
+        <w:rPr>
+          <w:szCs w:val="20"/>
+        </w:rPr>
+      </w:pPr>
+      <w:r>
+        <w:rPr>
+          <w:szCs w:val="20"/>
+        </w:rPr>
+        <w:t xml:space="preserve">The decoder is trained to predict the next word </w:t>
       </w:r>
       <m:oMath>
         <m:sSub>
@@ -2976,7 +2734,6 @@
               <w:rPr>
                 <w:rFonts w:ascii="Cambria Math" w:hAnsi="Cambria Math"/>
                 <w:i/>
-                <w:sz w:val="20"/>
                 <w:szCs w:val="20"/>
               </w:rPr>
             </m:ctrlPr>
@@ -2985,7 +2742,6 @@
             <m:r>
               <w:rPr>
                 <w:rFonts w:ascii="Cambria Math" w:hAnsi="Cambria Math"/>
-                <w:sz w:val="20"/>
                 <w:szCs w:val="20"/>
               </w:rPr>
               <m:t>y</m:t>
@@ -2998,7 +2754,6 @@
                   <w:rPr>
                     <w:rFonts w:ascii="Cambria Math" w:hAnsi="Cambria Math"/>
                     <w:i/>
-                    <w:sz w:val="20"/>
                     <w:szCs w:val="20"/>
                   </w:rPr>
                 </m:ctrlPr>
@@ -3007,7 +2762,6 @@
                 <m:r>
                   <w:rPr>
                     <w:rFonts w:ascii="Cambria Math" w:hAnsi="Cambria Math"/>
-                    <w:sz w:val="20"/>
                     <w:szCs w:val="20"/>
                   </w:rPr>
                   <m:t>t</m:t>
@@ -3017,7 +2771,6 @@
                 <m:r>
                   <w:rPr>
                     <w:rFonts w:ascii="Cambria Math" w:hAnsi="Cambria Math"/>
-                    <w:sz w:val="20"/>
                     <w:szCs w:val="20"/>
                   </w:rPr>
                   <m:t>'</m:t>
@@ -3029,7 +2782,6 @@
       </m:oMath>
       <w:r>
         <w:rPr>
-          <w:sz w:val="20"/>
           <w:szCs w:val="20"/>
         </w:rPr>
         <w:t xml:space="preserve"> given the context vector </w:t>
@@ -3038,7 +2790,6 @@
         <m:r>
           <w:rPr>
             <w:rFonts w:ascii="Cambria Math" w:hAnsi="Cambria Math"/>
-            <w:sz w:val="20"/>
             <w:szCs w:val="20"/>
           </w:rPr>
           <m:t>c</m:t>
@@ -3046,7 +2797,6 @@
       </m:oMath>
       <w:r>
         <w:rPr>
-          <w:sz w:val="20"/>
           <w:szCs w:val="20"/>
         </w:rPr>
         <w:t xml:space="preserve"> and all the previously predicted words </w:t>
@@ -3060,7 +2810,6 @@
               <w:rPr>
                 <w:rFonts w:ascii="Cambria Math" w:hAnsi="Cambria Math"/>
                 <w:i/>
-                <w:sz w:val="20"/>
                 <w:szCs w:val="20"/>
               </w:rPr>
             </m:ctrlPr>
@@ -3072,7 +2821,6 @@
                   <w:rPr>
                     <w:rFonts w:ascii="Cambria Math" w:hAnsi="Cambria Math"/>
                     <w:i/>
-                    <w:sz w:val="20"/>
                     <w:szCs w:val="20"/>
                   </w:rPr>
                 </m:ctrlPr>
@@ -3081,7 +2829,6 @@
                 <m:r>
                   <w:rPr>
                     <w:rFonts w:ascii="Cambria Math" w:hAnsi="Cambria Math"/>
-                    <w:sz w:val="20"/>
                     <w:szCs w:val="20"/>
                   </w:rPr>
                   <m:t>y</m:t>
@@ -3091,7 +2838,6 @@
                 <m:r>
                   <w:rPr>
                     <w:rFonts w:ascii="Cambria Math" w:hAnsi="Cambria Math"/>
-                    <w:sz w:val="20"/>
                     <w:szCs w:val="20"/>
                   </w:rPr>
                   <m:t>1</m:t>
@@ -3101,7 +2847,6 @@
             <m:r>
               <w:rPr>
                 <w:rFonts w:ascii="Cambria Math" w:hAnsi="Cambria Math"/>
-                <w:sz w:val="20"/>
                 <w:szCs w:val="20"/>
               </w:rPr>
               <m:t>,…,</m:t>
@@ -3112,7 +2857,6 @@
                   <w:rPr>
                     <w:rFonts w:ascii="Cambria Math" w:hAnsi="Cambria Math"/>
                     <w:i/>
-                    <w:sz w:val="20"/>
                     <w:szCs w:val="20"/>
                   </w:rPr>
                 </m:ctrlPr>
@@ -3121,7 +2865,6 @@
                 <m:r>
                   <w:rPr>
                     <w:rFonts w:ascii="Cambria Math" w:hAnsi="Cambria Math"/>
-                    <w:sz w:val="20"/>
                     <w:szCs w:val="20"/>
                   </w:rPr>
                   <m:t>y</m:t>
@@ -3134,7 +2877,6 @@
                       <w:rPr>
                         <w:rFonts w:ascii="Cambria Math" w:hAnsi="Cambria Math"/>
                         <w:i/>
-                        <w:sz w:val="20"/>
                         <w:szCs w:val="20"/>
                       </w:rPr>
                     </m:ctrlPr>
@@ -3143,7 +2885,6 @@
                     <m:r>
                       <w:rPr>
                         <w:rFonts w:ascii="Cambria Math" w:hAnsi="Cambria Math"/>
-                        <w:sz w:val="20"/>
                         <w:szCs w:val="20"/>
                       </w:rPr>
                       <m:t>t</m:t>
@@ -3153,7 +2894,6 @@
                     <m:r>
                       <w:rPr>
                         <w:rFonts w:ascii="Cambria Math" w:hAnsi="Cambria Math"/>
-                        <w:sz w:val="20"/>
                         <w:szCs w:val="20"/>
                       </w:rPr>
                       <m:t>'</m:t>
@@ -3163,7 +2903,6 @@
                 <m:r>
                   <w:rPr>
                     <w:rFonts w:ascii="Cambria Math" w:hAnsi="Cambria Math"/>
-                    <w:sz w:val="20"/>
                     <w:szCs w:val="20"/>
                   </w:rPr>
                   <m:t>-1</m:t>
@@ -3175,7 +2914,6 @@
       </m:oMath>
       <w:r>
         <w:rPr>
-          <w:sz w:val="20"/>
           <w:szCs w:val="20"/>
         </w:rPr>
         <w:t xml:space="preserve">. In other words, the decoder defines a probability over the translation </w:t>
@@ -3187,7 +2925,6 @@
           </m:rPr>
           <w:rPr>
             <w:rFonts w:ascii="Cambria Math" w:hAnsi="Cambria Math"/>
-            <w:sz w:val="20"/>
             <w:szCs w:val="20"/>
           </w:rPr>
           <m:t>y</m:t>
@@ -3195,7 +2932,6 @@
       </m:oMath>
       <w:r>
         <w:rPr>
-          <w:sz w:val="20"/>
           <w:szCs w:val="20"/>
         </w:rPr>
         <w:t xml:space="preserve"> by decomposing the joint probability into the ordered conditionals:</w:t>
@@ -3204,15 +2940,13 @@
     <w:p>
       <w:pPr>
         <w:rPr>
-          <w:sz w:val="20"/>
-          <w:szCs w:val="20"/>
-        </w:rPr>
-      </w:pPr>
-    </w:p>
-    <w:p>
-      <w:pPr>
-        <w:rPr>
-          <w:sz w:val="20"/>
+          <w:szCs w:val="20"/>
+        </w:rPr>
+      </w:pPr>
+    </w:p>
+    <w:p>
+      <w:pPr>
+        <w:rPr>
           <w:szCs w:val="20"/>
         </w:rPr>
       </w:pPr>
@@ -3220,7 +2954,6 @@
         <m:r>
           <w:rPr>
             <w:rFonts w:ascii="Cambria Math" w:hAnsi="Cambria Math"/>
-            <w:sz w:val="20"/>
             <w:szCs w:val="20"/>
           </w:rPr>
           <m:t>p</m:t>
@@ -3231,7 +2964,6 @@
               <w:rPr>
                 <w:rFonts w:ascii="Cambria Math" w:hAnsi="Cambria Math"/>
                 <w:i/>
-                <w:sz w:val="20"/>
                 <w:szCs w:val="20"/>
               </w:rPr>
             </m:ctrlPr>
@@ -3243,7 +2975,6 @@
               </m:rPr>
               <w:rPr>
                 <w:rFonts w:ascii="Cambria Math" w:hAnsi="Cambria Math"/>
-                <w:sz w:val="20"/>
                 <w:szCs w:val="20"/>
               </w:rPr>
               <m:t>y</m:t>
@@ -3253,7 +2984,6 @@
         <m:r>
           <w:rPr>
             <w:rFonts w:ascii="Cambria Math" w:hAnsi="Cambria Math"/>
-            <w:sz w:val="20"/>
             <w:szCs w:val="20"/>
           </w:rPr>
           <m:t>=</m:t>
@@ -3266,7 +2996,6 @@
               <w:rPr>
                 <w:rFonts w:ascii="Cambria Math" w:hAnsi="Cambria Math"/>
                 <w:i/>
-                <w:sz w:val="20"/>
                 <w:szCs w:val="20"/>
               </w:rPr>
             </m:ctrlPr>
@@ -3275,7 +3004,6 @@
             <m:r>
               <w:rPr>
                 <w:rFonts w:ascii="Cambria Math" w:hAnsi="Cambria Math"/>
-                <w:sz w:val="20"/>
                 <w:szCs w:val="20"/>
               </w:rPr>
               <m:t>i=1</m:t>
@@ -3285,7 +3013,6 @@
             <m:r>
               <w:rPr>
                 <w:rFonts w:ascii="Cambria Math" w:hAnsi="Cambria Math"/>
-                <w:sz w:val="20"/>
                 <w:szCs w:val="20"/>
               </w:rPr>
               <m:t>T</m:t>
@@ -3295,7 +3022,6 @@
             <m:r>
               <w:rPr>
                 <w:rFonts w:ascii="Cambria Math" w:hAnsi="Cambria Math"/>
-                <w:sz w:val="20"/>
                 <w:szCs w:val="20"/>
               </w:rPr>
               <m:t>p</m:t>
@@ -3306,7 +3032,6 @@
                   <w:rPr>
                     <w:rFonts w:ascii="Cambria Math" w:hAnsi="Cambria Math"/>
                     <w:i/>
-                    <w:sz w:val="20"/>
                     <w:szCs w:val="20"/>
                   </w:rPr>
                 </m:ctrlPr>
@@ -3318,7 +3043,6 @@
                       <w:rPr>
                         <w:rFonts w:ascii="Cambria Math" w:hAnsi="Cambria Math"/>
                         <w:i/>
-                        <w:sz w:val="20"/>
                         <w:szCs w:val="20"/>
                       </w:rPr>
                     </m:ctrlPr>
@@ -3327,7 +3051,6 @@
                     <m:r>
                       <w:rPr>
                         <w:rFonts w:ascii="Cambria Math" w:hAnsi="Cambria Math"/>
-                        <w:sz w:val="20"/>
                         <w:szCs w:val="20"/>
                       </w:rPr>
                       <m:t>y</m:t>
@@ -3337,7 +3060,6 @@
                     <m:r>
                       <w:rPr>
                         <w:rFonts w:ascii="Cambria Math" w:hAnsi="Cambria Math"/>
-                        <w:sz w:val="20"/>
                         <w:szCs w:val="20"/>
                       </w:rPr>
                       <m:t>t</m:t>
@@ -3347,7 +3069,6 @@
                 <m:r>
                   <w:rPr>
                     <w:rFonts w:ascii="Cambria Math" w:hAnsi="Cambria Math"/>
-                    <w:sz w:val="20"/>
                     <w:szCs w:val="20"/>
                   </w:rPr>
                   <m:t>|</m:t>
@@ -3360,7 +3081,6 @@
                       <w:rPr>
                         <w:rFonts w:ascii="Cambria Math" w:hAnsi="Cambria Math"/>
                         <w:i/>
-                        <w:sz w:val="20"/>
                         <w:szCs w:val="20"/>
                       </w:rPr>
                     </m:ctrlPr>
@@ -3372,7 +3092,6 @@
                           <w:rPr>
                             <w:rFonts w:ascii="Cambria Math" w:hAnsi="Cambria Math"/>
                             <w:i/>
-                            <w:sz w:val="20"/>
                             <w:szCs w:val="20"/>
                           </w:rPr>
                         </m:ctrlPr>
@@ -3381,7 +3100,6 @@
                         <m:r>
                           <w:rPr>
                             <w:rFonts w:ascii="Cambria Math" w:hAnsi="Cambria Math"/>
-                            <w:sz w:val="20"/>
                             <w:szCs w:val="20"/>
                           </w:rPr>
                           <m:t>y</m:t>
@@ -3391,7 +3109,6 @@
                         <m:r>
                           <w:rPr>
                             <w:rFonts w:ascii="Cambria Math" w:hAnsi="Cambria Math"/>
-                            <w:sz w:val="20"/>
                             <w:szCs w:val="20"/>
                           </w:rPr>
                           <m:t>1</m:t>
@@ -3401,7 +3118,6 @@
                     <m:r>
                       <w:rPr>
                         <w:rFonts w:ascii="Cambria Math" w:hAnsi="Cambria Math"/>
-                        <w:sz w:val="20"/>
                         <w:szCs w:val="20"/>
                       </w:rPr>
                       <m:t>,…,</m:t>
@@ -3412,7 +3128,6 @@
                           <w:rPr>
                             <w:rFonts w:ascii="Cambria Math" w:hAnsi="Cambria Math"/>
                             <w:i/>
-                            <w:sz w:val="20"/>
                             <w:szCs w:val="20"/>
                           </w:rPr>
                         </m:ctrlPr>
@@ -3421,7 +3136,6 @@
                         <m:r>
                           <w:rPr>
                             <w:rFonts w:ascii="Cambria Math" w:hAnsi="Cambria Math"/>
-                            <w:sz w:val="20"/>
                             <w:szCs w:val="20"/>
                           </w:rPr>
                           <m:t>y</m:t>
@@ -3431,7 +3145,6 @@
                         <m:r>
                           <w:rPr>
                             <w:rFonts w:ascii="Cambria Math" w:hAnsi="Cambria Math"/>
-                            <w:sz w:val="20"/>
                             <w:szCs w:val="20"/>
                           </w:rPr>
                           <m:t>t-1</m:t>
@@ -3443,7 +3156,6 @@
                 <m:r>
                   <w:rPr>
                     <w:rFonts w:ascii="Cambria Math" w:hAnsi="Cambria Math"/>
-                    <w:sz w:val="20"/>
                     <w:szCs w:val="20"/>
                   </w:rPr>
                   <m:t xml:space="preserve"> ,c</m:t>
@@ -3455,7 +3167,6 @@
       </m:oMath>
       <w:r>
         <w:rPr>
-          <w:sz w:val="20"/>
           <w:szCs w:val="20"/>
         </w:rPr>
         <w:t xml:space="preserve">      (nmt.2)</w:t>
@@ -3464,21 +3175,18 @@
     <w:p>
       <w:pPr>
         <w:rPr>
-          <w:sz w:val="20"/>
-          <w:szCs w:val="20"/>
-        </w:rPr>
-      </w:pPr>
-    </w:p>
-    <w:p>
-      <w:pPr>
-        <w:rPr>
-          <w:sz w:val="20"/>
-          <w:szCs w:val="20"/>
-        </w:rPr>
-      </w:pPr>
-      <w:r>
-        <w:rPr>
-          <w:sz w:val="20"/>
+          <w:szCs w:val="20"/>
+        </w:rPr>
+      </w:pPr>
+    </w:p>
+    <w:p>
+      <w:pPr>
+        <w:rPr>
+          <w:szCs w:val="20"/>
+        </w:rPr>
+      </w:pPr>
+      <w:r>
+        <w:rPr>
           <w:szCs w:val="20"/>
         </w:rPr>
         <w:t xml:space="preserve">where </w:t>
@@ -3490,7 +3198,6 @@
           </m:rPr>
           <w:rPr>
             <w:rFonts w:ascii="Cambria Math" w:hAnsi="Cambria Math"/>
-            <w:sz w:val="20"/>
             <w:szCs w:val="20"/>
           </w:rPr>
           <m:t>y</m:t>
@@ -3498,7 +3205,6 @@
         <m:r>
           <w:rPr>
             <w:rFonts w:ascii="Cambria Math" w:hAnsi="Cambria Math"/>
-            <w:sz w:val="20"/>
             <w:szCs w:val="20"/>
           </w:rPr>
           <m:t xml:space="preserve"> =</m:t>
@@ -3511,7 +3217,6 @@
               <w:rPr>
                 <w:rFonts w:ascii="Cambria Math" w:hAnsi="Cambria Math"/>
                 <w:i/>
-                <w:sz w:val="20"/>
                 <w:szCs w:val="20"/>
               </w:rPr>
             </m:ctrlPr>
@@ -3523,7 +3228,6 @@
                   <w:rPr>
                     <w:rFonts w:ascii="Cambria Math" w:hAnsi="Cambria Math"/>
                     <w:i/>
-                    <w:sz w:val="20"/>
                     <w:szCs w:val="20"/>
                   </w:rPr>
                 </m:ctrlPr>
@@ -3532,7 +3236,6 @@
                 <m:r>
                   <w:rPr>
                     <w:rFonts w:ascii="Cambria Math" w:hAnsi="Cambria Math"/>
-                    <w:sz w:val="20"/>
                     <w:szCs w:val="20"/>
                   </w:rPr>
                   <m:t>y</m:t>
@@ -3542,7 +3245,6 @@
                 <m:r>
                   <w:rPr>
                     <w:rFonts w:ascii="Cambria Math" w:hAnsi="Cambria Math"/>
-                    <w:sz w:val="20"/>
                     <w:szCs w:val="20"/>
                   </w:rPr>
                   <m:t>1</m:t>
@@ -3552,7 +3254,6 @@
             <m:r>
               <w:rPr>
                 <w:rFonts w:ascii="Cambria Math" w:hAnsi="Cambria Math"/>
-                <w:sz w:val="20"/>
                 <w:szCs w:val="20"/>
               </w:rPr>
               <m:t>,…,</m:t>
@@ -3563,7 +3264,6 @@
                   <w:rPr>
                     <w:rFonts w:ascii="Cambria Math" w:hAnsi="Cambria Math"/>
                     <w:i/>
-                    <w:sz w:val="20"/>
                     <w:szCs w:val="20"/>
                   </w:rPr>
                 </m:ctrlPr>
@@ -3572,7 +3272,6 @@
                 <m:r>
                   <w:rPr>
                     <w:rFonts w:ascii="Cambria Math" w:hAnsi="Cambria Math"/>
-                    <w:sz w:val="20"/>
                     <w:szCs w:val="20"/>
                   </w:rPr>
                   <m:t>y</m:t>
@@ -3585,7 +3284,6 @@
                       <w:rPr>
                         <w:rFonts w:ascii="Cambria Math" w:hAnsi="Cambria Math"/>
                         <w:i/>
-                        <w:sz w:val="20"/>
                         <w:szCs w:val="20"/>
                       </w:rPr>
                     </m:ctrlPr>
@@ -3594,7 +3292,6 @@
                     <m:r>
                       <w:rPr>
                         <w:rFonts w:ascii="Cambria Math" w:hAnsi="Cambria Math"/>
-                        <w:sz w:val="20"/>
                         <w:szCs w:val="20"/>
                       </w:rPr>
                       <m:t>T</m:t>
@@ -3604,7 +3301,6 @@
                     <m:r>
                       <w:rPr>
                         <w:rFonts w:ascii="Cambria Math" w:hAnsi="Cambria Math"/>
-                        <w:sz w:val="20"/>
                         <w:szCs w:val="20"/>
                       </w:rPr>
                       <m:t>y</m:t>
@@ -3618,7 +3314,6 @@
       </m:oMath>
       <w:r>
         <w:rPr>
-          <w:sz w:val="20"/>
           <w:szCs w:val="20"/>
         </w:rPr>
         <w:t>. With an RNN, each conditional probability is modeled as:</w:t>
@@ -3627,15 +3322,13 @@
     <w:p>
       <w:pPr>
         <w:rPr>
-          <w:sz w:val="20"/>
-          <w:szCs w:val="20"/>
-        </w:rPr>
-      </w:pPr>
-    </w:p>
-    <w:p>
-      <w:pPr>
-        <w:rPr>
-          <w:sz w:val="20"/>
+          <w:szCs w:val="20"/>
+        </w:rPr>
+      </w:pPr>
+    </w:p>
+    <w:p>
+      <w:pPr>
+        <w:rPr>
           <w:szCs w:val="20"/>
         </w:rPr>
       </w:pPr>
@@ -3643,7 +3336,6 @@
         <m:r>
           <w:rPr>
             <w:rFonts w:ascii="Cambria Math" w:hAnsi="Cambria Math"/>
-            <w:sz w:val="20"/>
             <w:szCs w:val="20"/>
           </w:rPr>
           <m:t>p</m:t>
@@ -3654,7 +3346,6 @@
               <w:rPr>
                 <w:rFonts w:ascii="Cambria Math" w:hAnsi="Cambria Math"/>
                 <w:i/>
-                <w:sz w:val="20"/>
                 <w:szCs w:val="20"/>
               </w:rPr>
             </m:ctrlPr>
@@ -3666,7 +3357,6 @@
                   <w:rPr>
                     <w:rFonts w:ascii="Cambria Math" w:hAnsi="Cambria Math"/>
                     <w:i/>
-                    <w:sz w:val="20"/>
                     <w:szCs w:val="20"/>
                   </w:rPr>
                 </m:ctrlPr>
@@ -3675,7 +3365,6 @@
                 <m:r>
                   <w:rPr>
                     <w:rFonts w:ascii="Cambria Math" w:hAnsi="Cambria Math"/>
-                    <w:sz w:val="20"/>
                     <w:szCs w:val="20"/>
                   </w:rPr>
                   <m:t>y</m:t>
@@ -3685,7 +3374,6 @@
                 <m:r>
                   <w:rPr>
                     <w:rFonts w:ascii="Cambria Math" w:hAnsi="Cambria Math"/>
-                    <w:sz w:val="20"/>
                     <w:szCs w:val="20"/>
                   </w:rPr>
                   <m:t>t</m:t>
@@ -3695,7 +3383,6 @@
             <m:r>
               <w:rPr>
                 <w:rFonts w:ascii="Cambria Math" w:hAnsi="Cambria Math"/>
-                <w:sz w:val="20"/>
                 <w:szCs w:val="20"/>
               </w:rPr>
               <m:t>|</m:t>
@@ -3708,7 +3395,6 @@
                   <w:rPr>
                     <w:rFonts w:ascii="Cambria Math" w:hAnsi="Cambria Math"/>
                     <w:i/>
-                    <w:sz w:val="20"/>
                     <w:szCs w:val="20"/>
                   </w:rPr>
                 </m:ctrlPr>
@@ -3720,7 +3406,6 @@
                       <w:rPr>
                         <w:rFonts w:ascii="Cambria Math" w:hAnsi="Cambria Math"/>
                         <w:i/>
-                        <w:sz w:val="20"/>
                         <w:szCs w:val="20"/>
                       </w:rPr>
                     </m:ctrlPr>
@@ -3729,7 +3414,6 @@
                     <m:r>
                       <w:rPr>
                         <w:rFonts w:ascii="Cambria Math" w:hAnsi="Cambria Math"/>
-                        <w:sz w:val="20"/>
                         <w:szCs w:val="20"/>
                       </w:rPr>
                       <m:t>y</m:t>
@@ -3739,7 +3423,6 @@
                     <m:r>
                       <w:rPr>
                         <w:rFonts w:ascii="Cambria Math" w:hAnsi="Cambria Math"/>
-                        <w:sz w:val="20"/>
                         <w:szCs w:val="20"/>
                       </w:rPr>
                       <m:t>1</m:t>
@@ -3749,7 +3432,6 @@
                 <m:r>
                   <w:rPr>
                     <w:rFonts w:ascii="Cambria Math" w:hAnsi="Cambria Math"/>
-                    <w:sz w:val="20"/>
                     <w:szCs w:val="20"/>
                   </w:rPr>
                   <m:t>,…,</m:t>
@@ -3760,7 +3442,6 @@
                       <w:rPr>
                         <w:rFonts w:ascii="Cambria Math" w:hAnsi="Cambria Math"/>
                         <w:i/>
-                        <w:sz w:val="20"/>
                         <w:szCs w:val="20"/>
                       </w:rPr>
                     </m:ctrlPr>
@@ -3769,7 +3450,6 @@
                     <m:r>
                       <w:rPr>
                         <w:rFonts w:ascii="Cambria Math" w:hAnsi="Cambria Math"/>
-                        <w:sz w:val="20"/>
                         <w:szCs w:val="20"/>
                       </w:rPr>
                       <m:t>y</m:t>
@@ -3779,7 +3459,6 @@
                     <m:r>
                       <w:rPr>
                         <w:rFonts w:ascii="Cambria Math" w:hAnsi="Cambria Math"/>
-                        <w:sz w:val="20"/>
                         <w:szCs w:val="20"/>
                       </w:rPr>
                       <m:t>t-1</m:t>
@@ -3791,7 +3470,6 @@
             <m:r>
               <w:rPr>
                 <w:rFonts w:ascii="Cambria Math" w:hAnsi="Cambria Math"/>
-                <w:sz w:val="20"/>
                 <w:szCs w:val="20"/>
               </w:rPr>
               <m:t>,c</m:t>
@@ -3801,7 +3479,6 @@
         <m:r>
           <w:rPr>
             <w:rFonts w:ascii="Cambria Math" w:hAnsi="Cambria Math"/>
-            <w:sz w:val="20"/>
             <w:szCs w:val="20"/>
           </w:rPr>
           <m:t>=g</m:t>
@@ -3812,7 +3489,6 @@
               <w:rPr>
                 <w:rFonts w:ascii="Cambria Math" w:hAnsi="Cambria Math"/>
                 <w:i/>
-                <w:sz w:val="20"/>
                 <w:szCs w:val="20"/>
               </w:rPr>
             </m:ctrlPr>
@@ -3824,7 +3500,6 @@
                   <w:rPr>
                     <w:rFonts w:ascii="Cambria Math" w:hAnsi="Cambria Math"/>
                     <w:i/>
-                    <w:sz w:val="20"/>
                     <w:szCs w:val="20"/>
                   </w:rPr>
                 </m:ctrlPr>
@@ -3833,7 +3508,6 @@
                 <m:r>
                   <w:rPr>
                     <w:rFonts w:ascii="Cambria Math" w:hAnsi="Cambria Math"/>
-                    <w:sz w:val="20"/>
                     <w:szCs w:val="20"/>
                   </w:rPr>
                   <m:t>y</m:t>
@@ -3843,7 +3517,6 @@
                 <m:r>
                   <w:rPr>
                     <w:rFonts w:ascii="Cambria Math" w:hAnsi="Cambria Math"/>
-                    <w:sz w:val="20"/>
                     <w:szCs w:val="20"/>
                   </w:rPr>
                   <m:t>t-1</m:t>
@@ -3853,7 +3526,6 @@
             <m:r>
               <w:rPr>
                 <w:rFonts w:ascii="Cambria Math" w:hAnsi="Cambria Math"/>
-                <w:sz w:val="20"/>
                 <w:szCs w:val="20"/>
               </w:rPr>
               <m:t>,</m:t>
@@ -3864,7 +3536,6 @@
                   <w:rPr>
                     <w:rFonts w:ascii="Cambria Math" w:hAnsi="Cambria Math"/>
                     <w:i/>
-                    <w:sz w:val="20"/>
                     <w:szCs w:val="20"/>
                   </w:rPr>
                 </m:ctrlPr>
@@ -3873,7 +3544,6 @@
                 <m:r>
                   <w:rPr>
                     <w:rFonts w:ascii="Cambria Math" w:hAnsi="Cambria Math"/>
-                    <w:sz w:val="20"/>
                     <w:szCs w:val="20"/>
                   </w:rPr>
                   <m:t>s</m:t>
@@ -3883,7 +3553,6 @@
                 <m:r>
                   <w:rPr>
                     <w:rFonts w:ascii="Cambria Math" w:hAnsi="Cambria Math"/>
-                    <w:sz w:val="20"/>
                     <w:szCs w:val="20"/>
                   </w:rPr>
                   <m:t>t</m:t>
@@ -3893,7 +3562,6 @@
             <m:r>
               <w:rPr>
                 <w:rFonts w:ascii="Cambria Math" w:hAnsi="Cambria Math"/>
-                <w:sz w:val="20"/>
                 <w:szCs w:val="20"/>
               </w:rPr>
               <m:t>,c</m:t>
@@ -3903,14 +3571,12 @@
       </m:oMath>
       <w:r>
         <w:rPr>
-          <w:sz w:val="20"/>
           <w:szCs w:val="20"/>
         </w:rPr>
         <w:t xml:space="preserve">      (nmt</w:t>
       </w:r>
       <w:r>
         <w:rPr>
-          <w:sz w:val="20"/>
           <w:szCs w:val="20"/>
         </w:rPr>
         <w:t>.3)</w:t>
@@ -3919,7 +3585,6 @@
     <w:p>
       <w:pPr>
         <w:rPr>
-          <w:sz w:val="20"/>
           <w:szCs w:val="20"/>
         </w:rPr>
       </w:pPr>
@@ -3929,14 +3594,12 @@
         <w:rPr>
           <w:i/>
           <w:iCs/>
-          <w:sz w:val="20"/>
           <w:szCs w:val="20"/>
           <w:u w:val="single"/>
         </w:rPr>
       </w:pPr>
       <w:r>
         <w:rPr>
-          <w:sz w:val="20"/>
           <w:szCs w:val="20"/>
         </w:rPr>
         <w:t xml:space="preserve">where </w:t>
@@ -3945,7 +3608,6 @@
         <m:r>
           <w:rPr>
             <w:rFonts w:ascii="Cambria Math" w:hAnsi="Cambria Math"/>
-            <w:sz w:val="20"/>
             <w:szCs w:val="20"/>
           </w:rPr>
           <m:t>g</m:t>
@@ -3953,21 +3615,18 @@
       </m:oMath>
       <w:r>
         <w:rPr>
-          <w:sz w:val="20"/>
           <w:szCs w:val="20"/>
         </w:rPr>
         <w:t xml:space="preserve"> is a non-linear, po</w:t>
       </w:r>
       <w:r>
         <w:rPr>
-          <w:sz w:val="20"/>
           <w:szCs w:val="20"/>
         </w:rPr>
         <w:t>tenti</w:t>
       </w:r>
       <w:r>
         <w:rPr>
-          <w:sz w:val="20"/>
           <w:szCs w:val="20"/>
         </w:rPr>
         <w:t xml:space="preserve">ally multi-layered, function (that is multilayered NN) that outputs the probability of </w:t>
@@ -3979,7 +3638,6 @@
               <w:rPr>
                 <w:rFonts w:ascii="Cambria Math" w:hAnsi="Cambria Math"/>
                 <w:i/>
-                <w:sz w:val="20"/>
                 <w:szCs w:val="20"/>
               </w:rPr>
             </m:ctrlPr>
@@ -3988,7 +3646,6 @@
             <m:r>
               <w:rPr>
                 <w:rFonts w:ascii="Cambria Math" w:hAnsi="Cambria Math"/>
-                <w:sz w:val="20"/>
                 <w:szCs w:val="20"/>
               </w:rPr>
               <m:t>y</m:t>
@@ -3998,7 +3655,6 @@
             <m:r>
               <w:rPr>
                 <w:rFonts w:ascii="Cambria Math" w:hAnsi="Cambria Math"/>
-                <w:sz w:val="20"/>
                 <w:szCs w:val="20"/>
               </w:rPr>
               <m:t>t</m:t>
@@ -4008,7 +3664,6 @@
       </m:oMath>
       <w:r>
         <w:rPr>
-          <w:sz w:val="20"/>
           <w:szCs w:val="20"/>
         </w:rPr>
         <w:t xml:space="preserve">, and </w:t>
@@ -4020,7 +3675,6 @@
               <w:rPr>
                 <w:rFonts w:ascii="Cambria Math" w:hAnsi="Cambria Math"/>
                 <w:i/>
-                <w:sz w:val="20"/>
                 <w:szCs w:val="20"/>
               </w:rPr>
             </m:ctrlPr>
@@ -4029,7 +3683,6 @@
             <m:r>
               <w:rPr>
                 <w:rFonts w:ascii="Cambria Math" w:hAnsi="Cambria Math"/>
-                <w:sz w:val="20"/>
                 <w:szCs w:val="20"/>
               </w:rPr>
               <m:t>s</m:t>
@@ -4039,7 +3692,6 @@
             <m:r>
               <w:rPr>
                 <w:rFonts w:ascii="Cambria Math" w:hAnsi="Cambria Math"/>
-                <w:sz w:val="20"/>
                 <w:szCs w:val="20"/>
               </w:rPr>
               <m:t>t</m:t>
@@ -4049,7 +3701,6 @@
       </m:oMath>
       <w:r>
         <w:rPr>
-          <w:sz w:val="20"/>
           <w:szCs w:val="20"/>
         </w:rPr>
         <w:t xml:space="preserve"> is the hidden state of the RNN. </w:t>
@@ -4058,7 +3709,6 @@
     <w:p>
       <w:pPr>
         <w:rPr>
-          <w:sz w:val="20"/>
           <w:szCs w:val="20"/>
         </w:rPr>
       </w:pPr>
@@ -4074,21 +3724,18 @@
     <w:p>
       <w:pPr>
         <w:rPr>
-          <w:sz w:val="20"/>
-          <w:szCs w:val="20"/>
-        </w:rPr>
-      </w:pPr>
-    </w:p>
-    <w:p>
-      <w:pPr>
-        <w:rPr>
-          <w:sz w:val="20"/>
-          <w:szCs w:val="20"/>
-        </w:rPr>
-      </w:pPr>
-      <w:r>
-        <w:rPr>
-          <w:sz w:val="20"/>
+          <w:szCs w:val="20"/>
+        </w:rPr>
+      </w:pPr>
+    </w:p>
+    <w:p>
+      <w:pPr>
+        <w:rPr>
+          <w:szCs w:val="20"/>
+        </w:rPr>
+      </w:pPr>
+      <w:r>
+        <w:rPr>
           <w:szCs w:val="20"/>
         </w:rPr>
         <w:t>The new neural architecture proposed by Bahdanau et al in [4] consists of bidirectional RNN as an encoder and a decoder that emulates searching through a source sentence during decoding a translation.</w:t>
@@ -4097,30 +3744,41 @@
     <w:p>
       <w:pPr>
         <w:rPr>
-          <w:sz w:val="20"/>
-          <w:szCs w:val="20"/>
-        </w:rPr>
-      </w:pPr>
-    </w:p>
-    <w:p>
-      <w:pPr>
-        <w:rPr>
-          <w:sz w:val="20"/>
-          <w:szCs w:val="20"/>
-        </w:rPr>
-      </w:pPr>
-    </w:p>
-    <w:p>
-      <w:pPr>
-        <w:rPr>
-          <w:sz w:val="20"/>
+          <w:szCs w:val="20"/>
+        </w:rPr>
+      </w:pPr>
+    </w:p>
+    <w:p>
+      <w:pPr>
+        <w:rPr>
+          <w:szCs w:val="20"/>
+          <w:u w:val="single"/>
+        </w:rPr>
+      </w:pPr>
+      <w:r>
+        <w:rPr>
+          <w:szCs w:val="20"/>
+          <w:u w:val="single"/>
+        </w:rPr>
+        <w:t>Description of the Decoder</w:t>
+      </w:r>
+    </w:p>
+    <w:p>
+      <w:pPr>
+        <w:rPr>
+          <w:szCs w:val="20"/>
+        </w:rPr>
+      </w:pPr>
+    </w:p>
+    <w:p>
+      <w:pPr>
+        <w:rPr>
           <w:szCs w:val="20"/>
         </w:rPr>
       </w:pPr>
       <w:r>
         <w:rPr>
           <w:color w:val="FF0000"/>
-          <w:sz w:val="20"/>
           <w:szCs w:val="20"/>
         </w:rPr>
         <w:t>//TODO: finish the section on Neural Machine Translation (mainly from [4])</w:t>
@@ -4129,15 +3787,13 @@
     <w:p>
       <w:pPr>
         <w:rPr>
-          <w:sz w:val="20"/>
-          <w:szCs w:val="20"/>
-        </w:rPr>
-      </w:pPr>
-    </w:p>
-    <w:p>
-      <w:pPr>
-        <w:rPr>
-          <w:sz w:val="20"/>
+          <w:szCs w:val="20"/>
+        </w:rPr>
+      </w:pPr>
+    </w:p>
+    <w:p>
+      <w:pPr>
+        <w:rPr>
           <w:szCs w:val="20"/>
         </w:rPr>
       </w:pPr>
@@ -4155,7 +3811,6 @@
     <w:p>
       <w:pPr>
         <w:rPr>
-          <w:sz w:val="20"/>
           <w:szCs w:val="20"/>
         </w:rPr>
       </w:pPr>
@@ -4172,7 +3827,6 @@
         <w:rPr>
           <w:i/>
           <w:iCs/>
-          <w:sz w:val="20"/>
           <w:szCs w:val="20"/>
           <w:u w:val="single"/>
         </w:rPr>
@@ -4182,13 +3836,11 @@
     <w:p>
       <w:pPr>
         <w:rPr>
-          <w:sz w:val="20"/>
-          <w:szCs w:val="20"/>
-        </w:rPr>
-      </w:pPr>
-      <w:r>
-        <w:rPr>
-          <w:sz w:val="20"/>
+          <w:szCs w:val="20"/>
+        </w:rPr>
+      </w:pPr>
+      <w:r>
+        <w:rPr>
           <w:szCs w:val="20"/>
         </w:rPr>
         <w:t>Consider a (time) sequence of input data vectors</w:t>
@@ -4197,7 +3849,6 @@
     <w:p>
       <w:pPr>
         <w:rPr>
-          <w:sz w:val="20"/>
           <w:szCs w:val="20"/>
         </w:rPr>
       </w:pPr>
@@ -4208,7 +3859,6 @@
               <w:rPr>
                 <w:rFonts w:ascii="Cambria Math" w:hAnsi="Cambria Math"/>
                 <w:i/>
-                <w:sz w:val="20"/>
                 <w:szCs w:val="20"/>
               </w:rPr>
             </m:ctrlPr>
@@ -4217,7 +3867,6 @@
             <m:r>
               <w:rPr>
                 <w:rFonts w:ascii="Cambria Math" w:hAnsi="Cambria Math"/>
-                <w:sz w:val="20"/>
                 <w:szCs w:val="20"/>
               </w:rPr>
               <m:t>X</m:t>
@@ -4227,7 +3876,6 @@
             <m:r>
               <w:rPr>
                 <w:rFonts w:ascii="Cambria Math" w:hAnsi="Cambria Math"/>
-                <w:sz w:val="20"/>
                 <w:szCs w:val="20"/>
               </w:rPr>
               <m:t>T</m:t>
@@ -4237,7 +3885,6 @@
         <m:r>
           <w:rPr>
             <w:rFonts w:ascii="Cambria Math" w:hAnsi="Cambria Math"/>
-            <w:sz w:val="20"/>
             <w:szCs w:val="20"/>
           </w:rPr>
           <m:t>=</m:t>
@@ -4250,7 +3897,6 @@
               <w:rPr>
                 <w:rFonts w:ascii="Cambria Math" w:hAnsi="Cambria Math"/>
                 <w:i/>
-                <w:sz w:val="20"/>
                 <w:szCs w:val="20"/>
               </w:rPr>
             </m:ctrlPr>
@@ -4262,7 +3908,6 @@
                   <w:rPr>
                     <w:rFonts w:ascii="Cambria Math" w:hAnsi="Cambria Math"/>
                     <w:i/>
-                    <w:sz w:val="20"/>
                     <w:szCs w:val="20"/>
                   </w:rPr>
                 </m:ctrlPr>
@@ -4274,7 +3919,6 @@
                   </m:rPr>
                   <w:rPr>
                     <w:rFonts w:ascii="Cambria Math" w:hAnsi="Cambria Math"/>
-                    <w:sz w:val="20"/>
                     <w:szCs w:val="20"/>
                   </w:rPr>
                   <m:t>x</m:t>
@@ -4284,7 +3928,6 @@
                 <m:r>
                   <w:rPr>
                     <w:rFonts w:ascii="Cambria Math" w:hAnsi="Cambria Math"/>
-                    <w:sz w:val="20"/>
                     <w:szCs w:val="20"/>
                   </w:rPr>
                   <m:t>1</m:t>
@@ -4294,7 +3937,6 @@
             <m:r>
               <w:rPr>
                 <w:rFonts w:ascii="Cambria Math" w:hAnsi="Cambria Math"/>
-                <w:sz w:val="20"/>
                 <w:szCs w:val="20"/>
               </w:rPr>
               <m:t>,</m:t>
@@ -4305,7 +3947,6 @@
                   <w:rPr>
                     <w:rFonts w:ascii="Cambria Math" w:hAnsi="Cambria Math"/>
                     <w:i/>
-                    <w:sz w:val="20"/>
                     <w:szCs w:val="20"/>
                   </w:rPr>
                 </m:ctrlPr>
@@ -4317,7 +3958,6 @@
                   </m:rPr>
                   <w:rPr>
                     <w:rFonts w:ascii="Cambria Math" w:hAnsi="Cambria Math"/>
-                    <w:sz w:val="20"/>
                     <w:szCs w:val="20"/>
                   </w:rPr>
                   <m:t>x</m:t>
@@ -4327,7 +3967,6 @@
                 <m:r>
                   <w:rPr>
                     <w:rFonts w:ascii="Cambria Math" w:hAnsi="Cambria Math"/>
-                    <w:sz w:val="20"/>
                     <w:szCs w:val="20"/>
                   </w:rPr>
                   <m:t>2</m:t>
@@ -4337,7 +3976,6 @@
             <m:r>
               <w:rPr>
                 <w:rFonts w:ascii="Cambria Math" w:hAnsi="Cambria Math"/>
-                <w:sz w:val="20"/>
                 <w:szCs w:val="20"/>
               </w:rPr>
               <m:t>,…,</m:t>
@@ -4348,7 +3986,6 @@
                   <w:rPr>
                     <w:rFonts w:ascii="Cambria Math" w:hAnsi="Cambria Math"/>
                     <w:i/>
-                    <w:sz w:val="20"/>
                     <w:szCs w:val="20"/>
                   </w:rPr>
                 </m:ctrlPr>
@@ -4360,7 +3997,6 @@
                   </m:rPr>
                   <w:rPr>
                     <w:rFonts w:ascii="Cambria Math" w:hAnsi="Cambria Math"/>
-                    <w:sz w:val="20"/>
                     <w:szCs w:val="20"/>
                   </w:rPr>
                   <m:t>x</m:t>
@@ -4370,7 +4006,6 @@
                 <m:r>
                   <w:rPr>
                     <w:rFonts w:ascii="Cambria Math" w:hAnsi="Cambria Math"/>
-                    <w:sz w:val="20"/>
                     <w:szCs w:val="20"/>
                   </w:rPr>
                   <m:t>T-1</m:t>
@@ -4380,7 +4015,6 @@
             <m:r>
               <w:rPr>
                 <w:rFonts w:ascii="Cambria Math" w:hAnsi="Cambria Math"/>
-                <w:sz w:val="20"/>
                 <w:szCs w:val="20"/>
               </w:rPr>
               <m:t>,</m:t>
@@ -4391,7 +4025,6 @@
                   <w:rPr>
                     <w:rFonts w:ascii="Cambria Math" w:hAnsi="Cambria Math"/>
                     <w:i/>
-                    <w:sz w:val="20"/>
                     <w:szCs w:val="20"/>
                   </w:rPr>
                 </m:ctrlPr>
@@ -4403,7 +4036,6 @@
                   </m:rPr>
                   <w:rPr>
                     <w:rFonts w:ascii="Cambria Math" w:hAnsi="Cambria Math"/>
-                    <w:sz w:val="20"/>
                     <w:szCs w:val="20"/>
                   </w:rPr>
                   <m:t>x</m:t>
@@ -4413,7 +4045,6 @@
                 <m:r>
                   <w:rPr>
                     <w:rFonts w:ascii="Cambria Math" w:hAnsi="Cambria Math"/>
-                    <w:sz w:val="20"/>
                     <w:szCs w:val="20"/>
                   </w:rPr>
                   <m:t>T</m:t>
@@ -4425,7 +4056,6 @@
       </m:oMath>
       <w:r>
         <w:rPr>
-          <w:sz w:val="20"/>
           <w:szCs w:val="20"/>
         </w:rPr>
         <w:t xml:space="preserve"> </w:t>
@@ -4434,13 +4064,11 @@
     <w:p>
       <w:pPr>
         <w:rPr>
-          <w:sz w:val="20"/>
-          <w:szCs w:val="20"/>
-        </w:rPr>
-      </w:pPr>
-      <w:r>
-        <w:rPr>
-          <w:sz w:val="20"/>
+          <w:szCs w:val="20"/>
+        </w:rPr>
+      </w:pPr>
+      <w:r>
+        <w:rPr>
           <w:szCs w:val="20"/>
         </w:rPr>
         <w:t>and a sequence of corresponding output data vectors</w:t>
@@ -4449,13 +4077,11 @@
     <w:p>
       <w:pPr>
         <w:rPr>
-          <w:sz w:val="20"/>
-          <w:szCs w:val="20"/>
-        </w:rPr>
-      </w:pPr>
-      <w:r>
-        <w:rPr>
-          <w:sz w:val="20"/>
+          <w:szCs w:val="20"/>
+        </w:rPr>
+      </w:pPr>
+      <w:r>
+        <w:rPr>
           <w:szCs w:val="20"/>
         </w:rPr>
         <w:t xml:space="preserve"> </w:t>
@@ -4467,7 +4093,6 @@
               <w:rPr>
                 <w:rFonts w:ascii="Cambria Math" w:hAnsi="Cambria Math"/>
                 <w:i/>
-                <w:sz w:val="20"/>
                 <w:szCs w:val="20"/>
               </w:rPr>
             </m:ctrlPr>
@@ -4476,7 +4101,6 @@
             <m:r>
               <w:rPr>
                 <w:rFonts w:ascii="Cambria Math" w:hAnsi="Cambria Math"/>
-                <w:sz w:val="20"/>
                 <w:szCs w:val="20"/>
               </w:rPr>
               <m:t>Y</m:t>
@@ -4486,7 +4110,6 @@
             <m:r>
               <w:rPr>
                 <w:rFonts w:ascii="Cambria Math" w:hAnsi="Cambria Math"/>
-                <w:sz w:val="20"/>
                 <w:szCs w:val="20"/>
               </w:rPr>
               <m:t>T</m:t>
@@ -4496,7 +4119,6 @@
         <m:r>
           <w:rPr>
             <w:rFonts w:ascii="Cambria Math" w:hAnsi="Cambria Math"/>
-            <w:sz w:val="20"/>
             <w:szCs w:val="20"/>
           </w:rPr>
           <m:t>=</m:t>
@@ -4509,7 +4131,6 @@
               <w:rPr>
                 <w:rFonts w:ascii="Cambria Math" w:hAnsi="Cambria Math"/>
                 <w:i/>
-                <w:sz w:val="20"/>
                 <w:szCs w:val="20"/>
               </w:rPr>
             </m:ctrlPr>
@@ -4521,7 +4142,6 @@
                   <w:rPr>
                     <w:rFonts w:ascii="Cambria Math" w:hAnsi="Cambria Math"/>
                     <w:i/>
-                    <w:sz w:val="20"/>
                     <w:szCs w:val="20"/>
                   </w:rPr>
                 </m:ctrlPr>
@@ -4533,7 +4153,6 @@
                   </m:rPr>
                   <w:rPr>
                     <w:rFonts w:ascii="Cambria Math" w:hAnsi="Cambria Math"/>
-                    <w:sz w:val="20"/>
                     <w:szCs w:val="20"/>
                   </w:rPr>
                   <m:t>y</m:t>
@@ -4543,7 +4162,6 @@
                 <m:r>
                   <w:rPr>
                     <w:rFonts w:ascii="Cambria Math" w:hAnsi="Cambria Math"/>
-                    <w:sz w:val="20"/>
                     <w:szCs w:val="20"/>
                   </w:rPr>
                   <m:t>1</m:t>
@@ -4553,7 +4171,6 @@
             <m:r>
               <w:rPr>
                 <w:rFonts w:ascii="Cambria Math" w:hAnsi="Cambria Math"/>
-                <w:sz w:val="20"/>
                 <w:szCs w:val="20"/>
               </w:rPr>
               <m:t>,</m:t>
@@ -4564,7 +4181,6 @@
                   <w:rPr>
                     <w:rFonts w:ascii="Cambria Math" w:hAnsi="Cambria Math"/>
                     <w:i/>
-                    <w:sz w:val="20"/>
                     <w:szCs w:val="20"/>
                   </w:rPr>
                 </m:ctrlPr>
@@ -4576,7 +4192,6 @@
                   </m:rPr>
                   <w:rPr>
                     <w:rFonts w:ascii="Cambria Math" w:hAnsi="Cambria Math"/>
-                    <w:sz w:val="20"/>
                     <w:szCs w:val="20"/>
                   </w:rPr>
                   <m:t>y</m:t>
@@ -4586,7 +4201,6 @@
                 <m:r>
                   <w:rPr>
                     <w:rFonts w:ascii="Cambria Math" w:hAnsi="Cambria Math"/>
-                    <w:sz w:val="20"/>
                     <w:szCs w:val="20"/>
                   </w:rPr>
                   <m:t>2</m:t>
@@ -4596,7 +4210,6 @@
             <m:r>
               <w:rPr>
                 <w:rFonts w:ascii="Cambria Math" w:hAnsi="Cambria Math"/>
-                <w:sz w:val="20"/>
                 <w:szCs w:val="20"/>
               </w:rPr>
               <m:t>,…,</m:t>
@@ -4607,7 +4220,6 @@
                   <w:rPr>
                     <w:rFonts w:ascii="Cambria Math" w:hAnsi="Cambria Math"/>
                     <w:i/>
-                    <w:sz w:val="20"/>
                     <w:szCs w:val="20"/>
                   </w:rPr>
                 </m:ctrlPr>
@@ -4619,7 +4231,6 @@
                   </m:rPr>
                   <w:rPr>
                     <w:rFonts w:ascii="Cambria Math" w:hAnsi="Cambria Math"/>
-                    <w:sz w:val="20"/>
                     <w:szCs w:val="20"/>
                   </w:rPr>
                   <m:t>y</m:t>
@@ -4629,7 +4240,6 @@
                 <m:r>
                   <w:rPr>
                     <w:rFonts w:ascii="Cambria Math" w:hAnsi="Cambria Math"/>
-                    <w:sz w:val="20"/>
                     <w:szCs w:val="20"/>
                   </w:rPr>
                   <m:t>T-1</m:t>
@@ -4639,7 +4249,6 @@
             <m:r>
               <w:rPr>
                 <w:rFonts w:ascii="Cambria Math" w:hAnsi="Cambria Math"/>
-                <w:sz w:val="20"/>
                 <w:szCs w:val="20"/>
               </w:rPr>
               <m:t>,</m:t>
@@ -4650,7 +4259,6 @@
                   <w:rPr>
                     <w:rFonts w:ascii="Cambria Math" w:hAnsi="Cambria Math"/>
                     <w:i/>
-                    <w:sz w:val="20"/>
                     <w:szCs w:val="20"/>
                   </w:rPr>
                 </m:ctrlPr>
@@ -4662,7 +4270,6 @@
                   </m:rPr>
                   <w:rPr>
                     <w:rFonts w:ascii="Cambria Math" w:hAnsi="Cambria Math"/>
-                    <w:sz w:val="20"/>
                     <w:szCs w:val="20"/>
                   </w:rPr>
                   <m:t>y</m:t>
@@ -4672,7 +4279,6 @@
                 <m:r>
                   <w:rPr>
                     <w:rFonts w:ascii="Cambria Math" w:hAnsi="Cambria Math"/>
-                    <w:sz w:val="20"/>
                     <w:szCs w:val="20"/>
                   </w:rPr>
                   <m:t>T</m:t>
@@ -4686,13 +4292,11 @@
     <w:p>
       <w:pPr>
         <w:rPr>
-          <w:sz w:val="20"/>
-          <w:szCs w:val="20"/>
-        </w:rPr>
-      </w:pPr>
-      <w:r>
-        <w:rPr>
-          <w:sz w:val="20"/>
+          <w:szCs w:val="20"/>
+        </w:rPr>
+      </w:pPr>
+      <w:r>
+        <w:rPr>
           <w:szCs w:val="20"/>
         </w:rPr>
         <w:t xml:space="preserve">with neighboring data-pairs in time being statistically independent. Given time sequences  </w:t>
@@ -4704,7 +4308,6 @@
               <w:rPr>
                 <w:rFonts w:ascii="Cambria Math" w:hAnsi="Cambria Math"/>
                 <w:i/>
-                <w:sz w:val="20"/>
                 <w:szCs w:val="20"/>
               </w:rPr>
             </m:ctrlPr>
@@ -4713,7 +4316,6 @@
             <m:r>
               <w:rPr>
                 <w:rFonts w:ascii="Cambria Math" w:hAnsi="Cambria Math"/>
-                <w:sz w:val="20"/>
                 <w:szCs w:val="20"/>
               </w:rPr>
               <m:t>X</m:t>
@@ -4723,7 +4325,6 @@
             <m:r>
               <w:rPr>
                 <w:rFonts w:ascii="Cambria Math" w:hAnsi="Cambria Math"/>
-                <w:sz w:val="20"/>
                 <w:szCs w:val="20"/>
               </w:rPr>
               <m:t>T</m:t>
@@ -4733,7 +4334,6 @@
       </m:oMath>
       <w:r>
         <w:rPr>
-          <w:sz w:val="20"/>
           <w:szCs w:val="20"/>
         </w:rPr>
         <w:t xml:space="preserve"> and </w:t>
@@ -4745,7 +4345,6 @@
               <w:rPr>
                 <w:rFonts w:ascii="Cambria Math" w:hAnsi="Cambria Math"/>
                 <w:i/>
-                <w:sz w:val="20"/>
                 <w:szCs w:val="20"/>
               </w:rPr>
             </m:ctrlPr>
@@ -4754,7 +4353,6 @@
             <m:r>
               <w:rPr>
                 <w:rFonts w:ascii="Cambria Math" w:hAnsi="Cambria Math"/>
-                <w:sz w:val="20"/>
                 <w:szCs w:val="20"/>
               </w:rPr>
               <m:t>Y</m:t>
@@ -4764,7 +4362,6 @@
             <m:r>
               <w:rPr>
                 <w:rFonts w:ascii="Cambria Math" w:hAnsi="Cambria Math"/>
-                <w:sz w:val="20"/>
                 <w:szCs w:val="20"/>
               </w:rPr>
               <m:t>T</m:t>
@@ -4774,21 +4371,18 @@
       </m:oMath>
       <w:r>
         <w:rPr>
-          <w:sz w:val="20"/>
           <w:szCs w:val="20"/>
         </w:rPr>
         <w:t xml:space="preserve"> as training data, the aim is to learn the rules to predict output data given the input data.</w:t>
       </w:r>
       <w:r>
         <w:rPr>
-          <w:sz w:val="20"/>
           <w:szCs w:val="20"/>
         </w:rPr>
         <w:t xml:space="preserve"> Inputs and outputs, can, in general, be continuous and/or categorical variables. </w:t>
       </w:r>
       <w:r>
         <w:rPr>
-          <w:sz w:val="20"/>
           <w:szCs w:val="20"/>
         </w:rPr>
         <w:t xml:space="preserve">When the outputs are continuous, we have </w:t>
@@ -4797,14 +4391,12 @@
         <w:rPr>
           <w:i/>
           <w:iCs/>
-          <w:sz w:val="20"/>
           <w:szCs w:val="20"/>
         </w:rPr>
         <w:t>regression problem</w:t>
       </w:r>
       <w:r>
         <w:rPr>
-          <w:sz w:val="20"/>
           <w:szCs w:val="20"/>
         </w:rPr>
         <w:t xml:space="preserve"> at hand and when they are categorical (class labels), the problem is known as a </w:t>
@@ -4813,14 +4405,12 @@
         <w:rPr>
           <w:i/>
           <w:iCs/>
-          <w:sz w:val="20"/>
           <w:szCs w:val="20"/>
         </w:rPr>
         <w:t>classification problem</w:t>
       </w:r>
       <w:r>
         <w:rPr>
-          <w:sz w:val="20"/>
           <w:szCs w:val="20"/>
         </w:rPr>
         <w:t xml:space="preserve">. In general we talk about </w:t>
@@ -4829,14 +4419,12 @@
         <w:rPr>
           <w:i/>
           <w:iCs/>
-          <w:sz w:val="20"/>
           <w:szCs w:val="20"/>
         </w:rPr>
         <w:t>prediction problem</w:t>
       </w:r>
       <w:r>
         <w:rPr>
-          <w:sz w:val="20"/>
           <w:szCs w:val="20"/>
         </w:rPr>
         <w:t xml:space="preserve"> which includes regression and classification.</w:t>
@@ -4845,7 +4433,6 @@
     <w:p>
       <w:pPr>
         <w:rPr>
-          <w:sz w:val="20"/>
           <w:szCs w:val="20"/>
         </w:rPr>
       </w:pPr>
@@ -4860,7 +4447,6 @@
         <w:rPr>
           <w:i/>
           <w:iCs/>
-          <w:sz w:val="20"/>
           <w:szCs w:val="20"/>
         </w:rPr>
       </w:pPr>
@@ -4868,7 +4454,6 @@
         <w:rPr>
           <w:i/>
           <w:iCs/>
-          <w:sz w:val="20"/>
           <w:szCs w:val="20"/>
         </w:rPr>
         <w:t>Unimodal Regression</w:t>
@@ -4877,20 +4462,17 @@
     <w:p>
       <w:pPr>
         <w:rPr>
-          <w:sz w:val="20"/>
-          <w:szCs w:val="20"/>
-        </w:rPr>
-      </w:pPr>
-      <w:r>
-        <w:rPr>
-          <w:sz w:val="20"/>
+          <w:szCs w:val="20"/>
+        </w:rPr>
+      </w:pPr>
+      <w:r>
+        <w:rPr>
           <w:szCs w:val="20"/>
         </w:rPr>
         <w:t>With unimodal regression or function approximation, the components of the output vectors are continuous variables.</w:t>
       </w:r>
       <w:r>
         <w:rPr>
-          <w:sz w:val="20"/>
           <w:szCs w:val="20"/>
         </w:rPr>
         <w:t xml:space="preserve"> The network parameters are estimated to maximize some predefined objective criterion e.g. maximize the likelihood of the output data. When the distribution of the errors between the desired and the estimated output vectors is assumed to be Gaussian with zero mean and a fixed global data-dependent variance, the likelihood criterion reduces to the Euclidean distance measure between the desired and the estimated output vectors or the </w:t>
@@ -4899,14 +4481,12 @@
         <w:rPr>
           <w:i/>
           <w:iCs/>
-          <w:sz w:val="20"/>
           <w:szCs w:val="20"/>
         </w:rPr>
         <w:t>mean-squared-error criterion</w:t>
       </w:r>
       <w:r>
         <w:rPr>
-          <w:sz w:val="20"/>
           <w:szCs w:val="20"/>
         </w:rPr>
         <w:t xml:space="preserve">, which has to be minimized during training.  </w:t>
@@ -4916,7 +4496,6 @@
       <w:pPr>
         <w:rPr>
           <w:color w:val="FF0000"/>
-          <w:sz w:val="20"/>
           <w:szCs w:val="20"/>
         </w:rPr>
       </w:pPr>
@@ -4925,7 +4504,6 @@
       <w:pPr>
         <w:rPr>
           <w:color w:val="FF0000"/>
-          <w:sz w:val="20"/>
           <w:szCs w:val="20"/>
         </w:rPr>
       </w:pPr>
@@ -4934,7 +4512,6 @@
       <w:pPr>
         <w:rPr>
           <w:color w:val="FF0000"/>
-          <w:sz w:val="20"/>
           <w:szCs w:val="20"/>
         </w:rPr>
       </w:pPr>
@@ -4943,7 +4520,6 @@
       <w:pPr>
         <w:rPr>
           <w:color w:val="FF0000"/>
-          <w:sz w:val="20"/>
           <w:szCs w:val="20"/>
         </w:rPr>
       </w:pPr>
@@ -4952,7 +4528,6 @@
       <w:pPr>
         <w:rPr>
           <w:color w:val="FF0000"/>
-          <w:sz w:val="20"/>
           <w:szCs w:val="20"/>
         </w:rPr>
       </w:pPr>
@@ -4961,14 +4536,12 @@
       <w:pPr>
         <w:rPr>
           <w:color w:val="FF0000"/>
-          <w:sz w:val="20"/>
           <w:szCs w:val="20"/>
         </w:rPr>
       </w:pPr>
       <w:r>
         <w:rPr>
           <w:noProof/>
-          <w:sz w:val="20"/>
           <w:szCs w:val="20"/>
         </w:rPr>
         <mc:AlternateContent>
@@ -7066,7 +6639,7 @@
                         <w:p>
                           <w:pPr>
                             <w:rPr>
-                              <w:rFonts w:ascii="Cambria Math" w:hAnsi="+mn-cs"/>
+                              <w:rFonts w:ascii="Cambria Math" w:hAnsi="+mn-cs" w:hint="eastAsia"/>
                               <w:i/>
                               <w:iCs/>
                               <w:color w:val="000000" w:themeColor="text1"/>
@@ -7289,7 +6862,7 @@
                         <w:p>
                           <w:pPr>
                             <w:rPr>
-                              <w:rFonts w:ascii="Cambria Math" w:hAnsi="+mn-cs"/>
+                              <w:rFonts w:ascii="Cambria Math" w:hAnsi="+mn-cs" w:hint="eastAsia"/>
                               <w:i/>
                               <w:iCs/>
                               <w:color w:val="000000" w:themeColor="text1"/>
@@ -7562,28 +7135,24 @@
       </w:r>
       <w:r>
         <w:rPr>
-          <w:sz w:val="20"/>
           <w:szCs w:val="20"/>
         </w:rPr>
         <w:t>Figure</w:t>
       </w:r>
       <w:r>
         <w:rPr>
-          <w:sz w:val="20"/>
           <w:szCs w:val="20"/>
         </w:rPr>
         <w:t xml:space="preserve"> brnn.1</w:t>
       </w:r>
       <w:r>
         <w:rPr>
-          <w:sz w:val="20"/>
           <w:szCs w:val="20"/>
         </w:rPr>
         <w:t>:</w:t>
       </w:r>
       <w:r>
         <w:rPr>
-          <w:sz w:val="20"/>
           <w:szCs w:val="20"/>
         </w:rPr>
         <w:t xml:space="preserve"> Structure of regular unidirectional RNN shown (a) with a delay line and (b) unfolded in time with two time steps</w:t>
@@ -7592,28 +7161,24 @@
     <w:p>
       <w:pPr>
         <w:rPr>
-          <w:sz w:val="20"/>
-          <w:szCs w:val="20"/>
-        </w:rPr>
-      </w:pPr>
-    </w:p>
-    <w:p>
-      <w:pPr>
-        <w:rPr>
-          <w:sz w:val="20"/>
-          <w:szCs w:val="20"/>
-        </w:rPr>
-      </w:pPr>
-      <w:r>
-        <w:rPr>
-          <w:sz w:val="20"/>
+          <w:szCs w:val="20"/>
+        </w:rPr>
+      </w:pPr>
+    </w:p>
+    <w:p>
+      <w:pPr>
+        <w:rPr>
+          <w:szCs w:val="20"/>
+        </w:rPr>
+      </w:pPr>
+      <w:r>
+        <w:rPr>
           <w:szCs w:val="20"/>
         </w:rPr>
         <w:t>It has be</w:t>
       </w:r>
       <w:r>
         <w:rPr>
-          <w:sz w:val="20"/>
           <w:szCs w:val="20"/>
         </w:rPr>
         <w:t xml:space="preserve">en shown that neural networks can estimate the conditional average of the desired output (or target) vectors at their network outputs i.e. </w:t>
@@ -7625,7 +7190,6 @@
               <w:rPr>
                 <w:rFonts w:ascii="Cambria Math" w:hAnsi="Cambria Math"/>
                 <w:i/>
-                <w:sz w:val="20"/>
                 <w:szCs w:val="20"/>
               </w:rPr>
             </m:ctrlPr>
@@ -7637,7 +7201,6 @@
                   <w:rPr>
                     <w:rFonts w:ascii="Cambria Math" w:hAnsi="Cambria Math"/>
                     <w:i/>
-                    <w:sz w:val="20"/>
                     <w:szCs w:val="20"/>
                   </w:rPr>
                 </m:ctrlPr>
@@ -7649,7 +7212,6 @@
                   </m:rPr>
                   <w:rPr>
                     <w:rFonts w:ascii="Cambria Math" w:hAnsi="Cambria Math"/>
-                    <w:sz w:val="20"/>
                     <w:szCs w:val="20"/>
                   </w:rPr>
                   <m:t>y</m:t>
@@ -7661,7 +7223,6 @@
             <m:r>
               <w:rPr>
                 <w:rFonts w:ascii="Cambria Math" w:hAnsi="Cambria Math"/>
-                <w:sz w:val="20"/>
                 <w:szCs w:val="20"/>
               </w:rPr>
               <m:t>t</m:t>
@@ -7674,7 +7235,6 @@
           </m:rPr>
           <w:rPr>
             <w:rFonts w:ascii="Cambria Math" w:hAnsi="Cambria Math"/>
-            <w:sz w:val="20"/>
             <w:szCs w:val="20"/>
           </w:rPr>
           <m:t>=E</m:t>
@@ -7687,7 +7247,6 @@
               <w:rPr>
                 <w:rFonts w:ascii="Cambria Math" w:hAnsi="Cambria Math"/>
                 <w:i/>
-                <w:sz w:val="20"/>
                 <w:szCs w:val="20"/>
               </w:rPr>
             </m:ctrlPr>
@@ -7699,7 +7258,6 @@
                   <w:rPr>
                     <w:rFonts w:ascii="Cambria Math" w:hAnsi="Cambria Math"/>
                     <w:i/>
-                    <w:sz w:val="20"/>
                     <w:szCs w:val="20"/>
                   </w:rPr>
                 </m:ctrlPr>
@@ -7711,7 +7269,6 @@
                   </m:rPr>
                   <w:rPr>
                     <w:rFonts w:ascii="Cambria Math" w:hAnsi="Cambria Math"/>
-                    <w:sz w:val="20"/>
                     <w:szCs w:val="20"/>
                   </w:rPr>
                   <m:t>y</m:t>
@@ -7721,7 +7278,6 @@
                 <m:r>
                   <w:rPr>
                     <w:rFonts w:ascii="Cambria Math" w:hAnsi="Cambria Math"/>
-                    <w:sz w:val="20"/>
                     <w:szCs w:val="20"/>
                   </w:rPr>
                   <m:t>t</m:t>
@@ -7731,7 +7287,6 @@
             <m:r>
               <w:rPr>
                 <w:rFonts w:ascii="Cambria Math" w:hAnsi="Cambria Math"/>
-                <w:sz w:val="20"/>
                 <w:szCs w:val="20"/>
               </w:rPr>
               <m:t>|</m:t>
@@ -7742,7 +7297,6 @@
                   <w:rPr>
                     <w:rFonts w:ascii="Cambria Math" w:hAnsi="Cambria Math"/>
                     <w:i/>
-                    <w:sz w:val="20"/>
                     <w:szCs w:val="20"/>
                   </w:rPr>
                 </m:ctrlPr>
@@ -7751,7 +7305,6 @@
                 <m:r>
                   <w:rPr>
                     <w:rFonts w:ascii="Cambria Math" w:hAnsi="Cambria Math"/>
-                    <w:sz w:val="20"/>
                     <w:szCs w:val="20"/>
                   </w:rPr>
                   <m:t>X</m:t>
@@ -7761,7 +7314,6 @@
                 <m:r>
                   <w:rPr>
                     <w:rFonts w:ascii="Cambria Math" w:hAnsi="Cambria Math"/>
-                    <w:sz w:val="20"/>
                     <w:szCs w:val="20"/>
                   </w:rPr>
                   <m:t>T</m:t>
@@ -7773,7 +7325,6 @@
       </m:oMath>
       <w:r>
         <w:rPr>
-          <w:sz w:val="20"/>
           <w:szCs w:val="20"/>
         </w:rPr>
         <w:t>.</w:t>
@@ -7782,7 +7333,6 @@
     <w:p>
       <w:pPr>
         <w:rPr>
-          <w:sz w:val="20"/>
           <w:szCs w:val="20"/>
         </w:rPr>
       </w:pPr>
@@ -7797,7 +7347,6 @@
         <w:rPr>
           <w:i/>
           <w:iCs/>
-          <w:sz w:val="20"/>
           <w:szCs w:val="20"/>
         </w:rPr>
       </w:pPr>
@@ -7805,7 +7354,6 @@
         <w:rPr>
           <w:i/>
           <w:iCs/>
-          <w:sz w:val="20"/>
           <w:szCs w:val="20"/>
         </w:rPr>
         <w:t>Classification</w:t>
@@ -7814,13 +7362,11 @@
     <w:p>
       <w:pPr>
         <w:rPr>
-          <w:sz w:val="20"/>
-          <w:szCs w:val="20"/>
-        </w:rPr>
-      </w:pPr>
-      <w:r>
-        <w:rPr>
-          <w:sz w:val="20"/>
+          <w:szCs w:val="20"/>
+        </w:rPr>
+      </w:pPr>
+      <w:r>
+        <w:rPr>
           <w:szCs w:val="20"/>
         </w:rPr>
         <w:t xml:space="preserve">In the case of a classification problem, one seeks the most probable class out of a given pool of </w:t>
@@ -7829,7 +7375,6 @@
         <m:r>
           <w:rPr>
             <w:rFonts w:ascii="Cambria Math" w:hAnsi="Cambria Math"/>
-            <w:sz w:val="20"/>
             <w:szCs w:val="20"/>
           </w:rPr>
           <m:t>K</m:t>
@@ -7837,7 +7382,6 @@
       </m:oMath>
       <w:r>
         <w:rPr>
-          <w:sz w:val="20"/>
           <w:szCs w:val="20"/>
         </w:rPr>
         <w:t xml:space="preserve"> classes for every time frame </w:t>
@@ -7846,7 +7390,6 @@
         <m:r>
           <w:rPr>
             <w:rFonts w:ascii="Cambria Math" w:hAnsi="Cambria Math"/>
-            <w:sz w:val="20"/>
             <w:szCs w:val="20"/>
           </w:rPr>
           <m:t>t</m:t>
@@ -7854,7 +7397,6 @@
       </m:oMath>
       <w:r>
         <w:rPr>
-          <w:sz w:val="20"/>
           <w:szCs w:val="20"/>
         </w:rPr>
         <w:t xml:space="preserve">, given an input vector sequence </w:t>
@@ -7866,7 +7408,6 @@
               <w:rPr>
                 <w:rFonts w:ascii="Cambria Math" w:hAnsi="Cambria Math"/>
                 <w:i/>
-                <w:sz w:val="20"/>
                 <w:szCs w:val="20"/>
               </w:rPr>
             </m:ctrlPr>
@@ -7875,7 +7416,6 @@
             <m:r>
               <w:rPr>
                 <w:rFonts w:ascii="Cambria Math" w:hAnsi="Cambria Math"/>
-                <w:sz w:val="20"/>
                 <w:szCs w:val="20"/>
               </w:rPr>
               <m:t>X</m:t>
@@ -7885,7 +7425,6 @@
             <m:r>
               <w:rPr>
                 <w:rFonts w:ascii="Cambria Math" w:hAnsi="Cambria Math"/>
-                <w:sz w:val="20"/>
                 <w:szCs w:val="20"/>
               </w:rPr>
               <m:t>T</m:t>
@@ -7895,14 +7434,12 @@
       </m:oMath>
       <w:r>
         <w:rPr>
-          <w:sz w:val="20"/>
           <w:szCs w:val="20"/>
         </w:rPr>
         <w:t>.</w:t>
       </w:r>
       <w:r>
         <w:rPr>
-          <w:sz w:val="20"/>
           <w:szCs w:val="20"/>
         </w:rPr>
         <w:t xml:space="preserve"> To make this kind of problem suitable to be solved by an NN, the categorical variables are usually coded as vectors as follows. Consider that </w:t>
@@ -7911,7 +7448,6 @@
         <m:r>
           <w:rPr>
             <w:rFonts w:ascii="Cambria Math" w:hAnsi="Cambria Math"/>
-            <w:sz w:val="20"/>
             <w:szCs w:val="20"/>
           </w:rPr>
           <m:t>i</m:t>
@@ -7919,7 +7455,6 @@
       </m:oMath>
       <w:r>
         <w:rPr>
-          <w:sz w:val="20"/>
           <w:szCs w:val="20"/>
         </w:rPr>
         <w:t xml:space="preserve"> is the desired class label for the frame at time </w:t>
@@ -7928,7 +7463,6 @@
         <m:r>
           <w:rPr>
             <w:rFonts w:ascii="Cambria Math" w:hAnsi="Cambria Math"/>
-            <w:sz w:val="20"/>
             <w:szCs w:val="20"/>
           </w:rPr>
           <m:t>t</m:t>
@@ -7936,7 +7470,6 @@
       </m:oMath>
       <w:r>
         <w:rPr>
-          <w:sz w:val="20"/>
           <w:szCs w:val="20"/>
         </w:rPr>
         <w:t xml:space="preserve">. Then, construct an output vector </w:t>
@@ -7948,7 +7481,6 @@
               <w:rPr>
                 <w:rFonts w:ascii="Cambria Math" w:hAnsi="Cambria Math"/>
                 <w:i/>
-                <w:sz w:val="20"/>
                 <w:szCs w:val="20"/>
               </w:rPr>
             </m:ctrlPr>
@@ -7960,7 +7492,6 @@
               </m:rPr>
               <w:rPr>
                 <w:rFonts w:ascii="Cambria Math" w:hAnsi="Cambria Math"/>
-                <w:sz w:val="20"/>
                 <w:szCs w:val="20"/>
               </w:rPr>
               <m:t>y</m:t>
@@ -7970,7 +7501,6 @@
             <m:r>
               <w:rPr>
                 <w:rFonts w:ascii="Cambria Math" w:hAnsi="Cambria Math"/>
-                <w:sz w:val="20"/>
                 <w:szCs w:val="20"/>
               </w:rPr>
               <m:t>t</m:t>
@@ -7980,7 +7510,6 @@
       </m:oMath>
       <w:r>
         <w:rPr>
-          <w:sz w:val="20"/>
           <w:szCs w:val="20"/>
         </w:rPr>
         <w:t xml:space="preserve"> such that its </w:t>
@@ -7989,7 +7518,6 @@
         <m:r>
           <w:rPr>
             <w:rFonts w:ascii="Cambria Math" w:hAnsi="Cambria Math"/>
-            <w:sz w:val="20"/>
             <w:szCs w:val="20"/>
           </w:rPr>
           <m:t>i</m:t>
@@ -7997,7 +7525,6 @@
       </m:oMath>
       <w:r>
         <w:rPr>
-          <w:sz w:val="20"/>
           <w:szCs w:val="20"/>
         </w:rPr>
         <w:t>th component is one and other components are zero.</w:t>
@@ -8006,13 +7533,11 @@
     <w:p>
       <w:pPr>
         <w:rPr>
-          <w:sz w:val="20"/>
-          <w:szCs w:val="20"/>
-        </w:rPr>
-      </w:pPr>
-      <w:r>
-        <w:rPr>
-          <w:sz w:val="20"/>
+          <w:szCs w:val="20"/>
+        </w:rPr>
+      </w:pPr>
+      <w:r>
+        <w:rPr>
           <w:szCs w:val="20"/>
         </w:rPr>
         <w:t xml:space="preserve">The output vector sequence </w:t>
@@ -8024,7 +7549,6 @@
               <w:rPr>
                 <w:rFonts w:ascii="Cambria Math" w:hAnsi="Cambria Math"/>
                 <w:i/>
-                <w:sz w:val="20"/>
                 <w:szCs w:val="20"/>
               </w:rPr>
             </m:ctrlPr>
@@ -8033,7 +7557,6 @@
             <m:r>
               <w:rPr>
                 <w:rFonts w:ascii="Cambria Math" w:hAnsi="Cambria Math"/>
-                <w:sz w:val="20"/>
                 <w:szCs w:val="20"/>
               </w:rPr>
               <m:t>Y</m:t>
@@ -8043,7 +7566,6 @@
             <m:r>
               <w:rPr>
                 <w:rFonts w:ascii="Cambria Math" w:hAnsi="Cambria Math"/>
-                <w:sz w:val="20"/>
                 <w:szCs w:val="20"/>
               </w:rPr>
               <m:t>T</m:t>
@@ -8053,7 +7575,6 @@
       </m:oMath>
       <w:r>
         <w:rPr>
-          <w:sz w:val="20"/>
           <w:szCs w:val="20"/>
         </w:rPr>
         <w:t xml:space="preserve"> constructed in this manner along with the input vector sequence </w:t>
@@ -8065,7 +7586,6 @@
               <w:rPr>
                 <w:rFonts w:ascii="Cambria Math" w:hAnsi="Cambria Math"/>
                 <w:i/>
-                <w:sz w:val="20"/>
                 <w:szCs w:val="20"/>
               </w:rPr>
             </m:ctrlPr>
@@ -8074,7 +7594,6 @@
             <m:r>
               <w:rPr>
                 <w:rFonts w:ascii="Cambria Math" w:hAnsi="Cambria Math"/>
-                <w:sz w:val="20"/>
                 <w:szCs w:val="20"/>
               </w:rPr>
               <m:t>X</m:t>
@@ -8084,7 +7603,6 @@
             <m:r>
               <w:rPr>
                 <w:rFonts w:ascii="Cambria Math" w:hAnsi="Cambria Math"/>
-                <w:sz w:val="20"/>
                 <w:szCs w:val="20"/>
               </w:rPr>
               <m:t>T</m:t>
@@ -8094,7 +7612,6 @@
       </m:oMath>
       <w:r>
         <w:rPr>
-          <w:sz w:val="20"/>
           <w:szCs w:val="20"/>
         </w:rPr>
         <w:t xml:space="preserve"> can be used to train the network under some optimality criterion, usually cross-entropy criterion, which results from a maximum likelihood estimation assuming a multinomial output distribution.</w:t>
@@ -8103,13 +7620,11 @@
     <w:p>
       <w:pPr>
         <w:rPr>
-          <w:sz w:val="20"/>
-          <w:szCs w:val="20"/>
-        </w:rPr>
-      </w:pPr>
-      <w:r>
-        <w:rPr>
-          <w:sz w:val="20"/>
+          <w:szCs w:val="20"/>
+        </w:rPr>
+      </w:pPr>
+      <w:r>
+        <w:rPr>
           <w:szCs w:val="20"/>
         </w:rPr>
         <w:t xml:space="preserve">It has been shown that the </w:t>
@@ -8118,7 +7633,6 @@
         <m:r>
           <w:rPr>
             <w:rFonts w:ascii="Cambria Math" w:hAnsi="Cambria Math"/>
-            <w:sz w:val="20"/>
             <w:szCs w:val="20"/>
           </w:rPr>
           <m:t>i</m:t>
@@ -8126,7 +7640,6 @@
       </m:oMath>
       <w:r>
         <w:rPr>
-          <w:sz w:val="20"/>
           <w:szCs w:val="20"/>
         </w:rPr>
         <w:t xml:space="preserve">th network output at each time point </w:t>
@@ -8135,7 +7648,6 @@
         <m:r>
           <w:rPr>
             <w:rFonts w:ascii="Cambria Math" w:hAnsi="Cambria Math"/>
-            <w:sz w:val="20"/>
             <w:szCs w:val="20"/>
           </w:rPr>
           <m:t>t</m:t>
@@ -8143,7 +7655,6 @@
       </m:oMath>
       <w:r>
         <w:rPr>
-          <w:sz w:val="20"/>
           <w:szCs w:val="20"/>
         </w:rPr>
         <w:t xml:space="preserve"> can be interpreted as an estimate of the conditional posterior probability of class membership </w:t>
@@ -8155,7 +7666,6 @@
               <w:rPr>
                 <w:rFonts w:ascii="Cambria Math" w:hAnsi="Cambria Math"/>
                 <w:i/>
-                <w:sz w:val="20"/>
                 <w:szCs w:val="20"/>
               </w:rPr>
             </m:ctrlPr>
@@ -8167,7 +7677,6 @@
                   <w:rPr>
                     <w:rFonts w:ascii="Cambria Math" w:hAnsi="Cambria Math"/>
                     <w:i/>
-                    <w:sz w:val="20"/>
                     <w:szCs w:val="20"/>
                   </w:rPr>
                 </m:ctrlPr>
@@ -8176,7 +7685,6 @@
                 <m:r>
                   <w:rPr>
                     <w:rFonts w:ascii="Cambria Math" w:hAnsi="Cambria Math"/>
-                    <w:sz w:val="20"/>
                     <w:szCs w:val="20"/>
                   </w:rPr>
                   <m:t>y</m:t>
@@ -8188,7 +7696,6 @@
             <m:r>
               <w:rPr>
                 <w:rFonts w:ascii="Cambria Math" w:hAnsi="Cambria Math"/>
-                <w:sz w:val="20"/>
                 <w:szCs w:val="20"/>
               </w:rPr>
               <m:t>t</m:t>
@@ -8201,7 +7708,6 @@
                   <w:rPr>
                     <w:rFonts w:ascii="Cambria Math" w:hAnsi="Cambria Math"/>
                     <w:i/>
-                    <w:sz w:val="20"/>
                     <w:szCs w:val="20"/>
                   </w:rPr>
                 </m:ctrlPr>
@@ -8210,7 +7716,6 @@
                 <m:r>
                   <w:rPr>
                     <w:rFonts w:ascii="Cambria Math" w:hAnsi="Cambria Math"/>
-                    <w:sz w:val="20"/>
                     <w:szCs w:val="20"/>
                   </w:rPr>
                   <m:t>k</m:t>
@@ -8222,7 +7727,6 @@
         <m:r>
           <w:rPr>
             <w:rFonts w:ascii="Cambria Math" w:hAnsi="Cambria Math"/>
-            <w:sz w:val="20"/>
             <w:szCs w:val="20"/>
           </w:rPr>
           <m:t>=P</m:t>
@@ -8233,7 +7737,6 @@
               <w:rPr>
                 <w:rFonts w:ascii="Cambria Math" w:hAnsi="Cambria Math"/>
                 <w:i/>
-                <w:sz w:val="20"/>
                 <w:szCs w:val="20"/>
               </w:rPr>
             </m:ctrlPr>
@@ -8245,7 +7748,6 @@
                   <w:rPr>
                     <w:rFonts w:ascii="Cambria Math" w:hAnsi="Cambria Math"/>
                     <w:i/>
-                    <w:sz w:val="20"/>
                     <w:szCs w:val="20"/>
                   </w:rPr>
                 </m:ctrlPr>
@@ -8254,7 +7756,6 @@
                 <m:r>
                   <w:rPr>
                     <w:rFonts w:ascii="Cambria Math" w:hAnsi="Cambria Math"/>
-                    <w:sz w:val="20"/>
                     <w:szCs w:val="20"/>
                   </w:rPr>
                   <m:t>C</m:t>
@@ -8264,7 +7765,6 @@
                 <m:r>
                   <w:rPr>
                     <w:rFonts w:ascii="Cambria Math" w:hAnsi="Cambria Math"/>
-                    <w:sz w:val="20"/>
                     <w:szCs w:val="20"/>
                   </w:rPr>
                   <m:t>t</m:t>
@@ -8274,7 +7774,6 @@
             <m:r>
               <w:rPr>
                 <w:rFonts w:ascii="Cambria Math" w:hAnsi="Cambria Math"/>
-                <w:sz w:val="20"/>
                 <w:szCs w:val="20"/>
               </w:rPr>
               <m:t>=k|</m:t>
@@ -8285,7 +7784,6 @@
                   <w:rPr>
                     <w:rFonts w:ascii="Cambria Math" w:hAnsi="Cambria Math"/>
                     <w:i/>
-                    <w:sz w:val="20"/>
                     <w:szCs w:val="20"/>
                   </w:rPr>
                 </m:ctrlPr>
@@ -8294,7 +7792,6 @@
                 <m:r>
                   <w:rPr>
                     <w:rFonts w:ascii="Cambria Math" w:hAnsi="Cambria Math"/>
-                    <w:sz w:val="20"/>
                     <w:szCs w:val="20"/>
                   </w:rPr>
                   <m:t>X</m:t>
@@ -8304,7 +7801,6 @@
                 <m:r>
                   <w:rPr>
                     <w:rFonts w:ascii="Cambria Math" w:hAnsi="Cambria Math"/>
-                    <w:sz w:val="20"/>
                     <w:szCs w:val="20"/>
                   </w:rPr>
                   <m:t>T</m:t>
@@ -8316,7 +7812,6 @@
       </m:oMath>
       <w:r>
         <w:rPr>
-          <w:sz w:val="20"/>
           <w:szCs w:val="20"/>
         </w:rPr>
         <w:t xml:space="preserve"> for class </w:t>
@@ -8325,7 +7820,6 @@
         <m:r>
           <w:rPr>
             <w:rFonts w:ascii="Cambria Math" w:hAnsi="Cambria Math"/>
-            <w:sz w:val="20"/>
             <w:szCs w:val="20"/>
           </w:rPr>
           <m:t>k</m:t>
@@ -8333,7 +7827,6 @@
       </m:oMath>
       <w:r>
         <w:rPr>
-          <w:sz w:val="20"/>
           <w:szCs w:val="20"/>
         </w:rPr>
         <w:t xml:space="preserve">, with the quality of the estimate depending on the size of the training data and he complexity of the network. </w:t>
@@ -8342,13 +7835,11 @@
     <w:p>
       <w:pPr>
         <w:rPr>
-          <w:sz w:val="20"/>
-          <w:szCs w:val="20"/>
-        </w:rPr>
-      </w:pPr>
-      <w:r>
-        <w:rPr>
-          <w:sz w:val="20"/>
+          <w:szCs w:val="20"/>
+        </w:rPr>
+      </w:pPr>
+      <w:r>
+        <w:rPr>
           <w:szCs w:val="20"/>
         </w:rPr>
         <w:t xml:space="preserve">For some applications, it is not necessary to estimate the conditional posterior probability </w:t>
@@ -8357,7 +7848,6 @@
         <m:r>
           <w:rPr>
             <w:rFonts w:ascii="Cambria Math" w:hAnsi="Cambria Math"/>
-            <w:sz w:val="20"/>
             <w:szCs w:val="20"/>
           </w:rPr>
           <m:t>P</m:t>
@@ -8368,7 +7858,6 @@
               <w:rPr>
                 <w:rFonts w:ascii="Cambria Math" w:hAnsi="Cambria Math"/>
                 <w:i/>
-                <w:sz w:val="20"/>
                 <w:szCs w:val="20"/>
               </w:rPr>
             </m:ctrlPr>
@@ -8380,7 +7869,6 @@
                   <w:rPr>
                     <w:rFonts w:ascii="Cambria Math" w:hAnsi="Cambria Math"/>
                     <w:i/>
-                    <w:sz w:val="20"/>
                     <w:szCs w:val="20"/>
                   </w:rPr>
                 </m:ctrlPr>
@@ -8389,7 +7877,6 @@
                 <m:r>
                   <w:rPr>
                     <w:rFonts w:ascii="Cambria Math" w:hAnsi="Cambria Math"/>
-                    <w:sz w:val="20"/>
                     <w:szCs w:val="20"/>
                   </w:rPr>
                   <m:t>C</m:t>
@@ -8399,7 +7886,6 @@
                 <m:r>
                   <w:rPr>
                     <w:rFonts w:ascii="Cambria Math" w:hAnsi="Cambria Math"/>
-                    <w:sz w:val="20"/>
                     <w:szCs w:val="20"/>
                   </w:rPr>
                   <m:t>t</m:t>
@@ -8409,7 +7895,6 @@
             <m:r>
               <w:rPr>
                 <w:rFonts w:ascii="Cambria Math" w:hAnsi="Cambria Math"/>
-                <w:sz w:val="20"/>
                 <w:szCs w:val="20"/>
               </w:rPr>
               <m:t>=k|</m:t>
@@ -8420,7 +7905,6 @@
                   <w:rPr>
                     <w:rFonts w:ascii="Cambria Math" w:hAnsi="Cambria Math"/>
                     <w:i/>
-                    <w:sz w:val="20"/>
                     <w:szCs w:val="20"/>
                   </w:rPr>
                 </m:ctrlPr>
@@ -8429,7 +7913,6 @@
                 <m:r>
                   <w:rPr>
                     <w:rFonts w:ascii="Cambria Math" w:hAnsi="Cambria Math"/>
-                    <w:sz w:val="20"/>
                     <w:szCs w:val="20"/>
                   </w:rPr>
                   <m:t>X</m:t>
@@ -8439,7 +7922,6 @@
                 <m:r>
                   <w:rPr>
                     <w:rFonts w:ascii="Cambria Math" w:hAnsi="Cambria Math"/>
-                    <w:sz w:val="20"/>
                     <w:szCs w:val="20"/>
                   </w:rPr>
                   <m:t>T</m:t>
@@ -8451,7 +7933,6 @@
       </m:oMath>
       <w:r>
         <w:rPr>
-          <w:sz w:val="20"/>
           <w:szCs w:val="20"/>
         </w:rPr>
         <w:t xml:space="preserve"> of a </w:t>
@@ -8460,14 +7941,12 @@
         <w:rPr>
           <w:i/>
           <w:iCs/>
-          <w:sz w:val="20"/>
           <w:szCs w:val="20"/>
         </w:rPr>
         <w:t>single class</w:t>
       </w:r>
       <w:r>
         <w:rPr>
-          <w:sz w:val="20"/>
           <w:szCs w:val="20"/>
         </w:rPr>
         <w:t xml:space="preserve"> given the sequence of input vectors but the conditional posterior probability </w:t>
@@ -8476,7 +7955,6 @@
         <m:r>
           <w:rPr>
             <w:rFonts w:ascii="Cambria Math" w:hAnsi="Cambria Math"/>
-            <w:sz w:val="20"/>
             <w:szCs w:val="20"/>
           </w:rPr>
           <m:t>P</m:t>
@@ -8487,7 +7965,6 @@
               <w:rPr>
                 <w:rFonts w:ascii="Cambria Math" w:hAnsi="Cambria Math"/>
                 <w:i/>
-                <w:sz w:val="20"/>
                 <w:szCs w:val="20"/>
               </w:rPr>
             </m:ctrlPr>
@@ -8499,7 +7976,6 @@
                   <w:rPr>
                     <w:rFonts w:ascii="Cambria Math" w:hAnsi="Cambria Math"/>
                     <w:i/>
-                    <w:sz w:val="20"/>
                     <w:szCs w:val="20"/>
                   </w:rPr>
                 </m:ctrlPr>
@@ -8508,7 +7984,6 @@
                 <m:r>
                   <w:rPr>
                     <w:rFonts w:ascii="Cambria Math" w:hAnsi="Cambria Math"/>
-                    <w:sz w:val="20"/>
                     <w:szCs w:val="20"/>
                   </w:rPr>
                   <m:t>c</m:t>
@@ -8518,7 +7993,6 @@
                 <m:r>
                   <w:rPr>
                     <w:rFonts w:ascii="Cambria Math" w:hAnsi="Cambria Math"/>
-                    <w:sz w:val="20"/>
                     <w:szCs w:val="20"/>
                   </w:rPr>
                   <m:t>1</m:t>
@@ -8528,7 +8002,6 @@
             <m:r>
               <w:rPr>
                 <w:rFonts w:ascii="Cambria Math" w:hAnsi="Cambria Math"/>
-                <w:sz w:val="20"/>
                 <w:szCs w:val="20"/>
               </w:rPr>
               <m:t>,</m:t>
@@ -8539,7 +8012,6 @@
                   <w:rPr>
                     <w:rFonts w:ascii="Cambria Math" w:hAnsi="Cambria Math"/>
                     <w:i/>
-                    <w:sz w:val="20"/>
                     <w:szCs w:val="20"/>
                   </w:rPr>
                 </m:ctrlPr>
@@ -8548,7 +8020,6 @@
                 <m:r>
                   <w:rPr>
                     <w:rFonts w:ascii="Cambria Math" w:hAnsi="Cambria Math"/>
-                    <w:sz w:val="20"/>
                     <w:szCs w:val="20"/>
                   </w:rPr>
                   <m:t>c</m:t>
@@ -8558,7 +8029,6 @@
                 <m:r>
                   <w:rPr>
                     <w:rFonts w:ascii="Cambria Math" w:hAnsi="Cambria Math"/>
-                    <w:sz w:val="20"/>
                     <w:szCs w:val="20"/>
                   </w:rPr>
                   <m:t>2</m:t>
@@ -8568,7 +8038,6 @@
             <m:r>
               <w:rPr>
                 <w:rFonts w:ascii="Cambria Math" w:hAnsi="Cambria Math"/>
-                <w:sz w:val="20"/>
                 <w:szCs w:val="20"/>
               </w:rPr>
               <m:t>,…,</m:t>
@@ -8579,7 +8048,6 @@
                   <w:rPr>
                     <w:rFonts w:ascii="Cambria Math" w:hAnsi="Cambria Math"/>
                     <w:i/>
-                    <w:sz w:val="20"/>
                     <w:szCs w:val="20"/>
                   </w:rPr>
                 </m:ctrlPr>
@@ -8588,7 +8056,6 @@
                 <m:r>
                   <w:rPr>
                     <w:rFonts w:ascii="Cambria Math" w:hAnsi="Cambria Math"/>
-                    <w:sz w:val="20"/>
                     <w:szCs w:val="20"/>
                   </w:rPr>
                   <m:t>c</m:t>
@@ -8598,7 +8065,6 @@
                 <m:r>
                   <w:rPr>
                     <w:rFonts w:ascii="Cambria Math" w:hAnsi="Cambria Math"/>
-                    <w:sz w:val="20"/>
                     <w:szCs w:val="20"/>
                   </w:rPr>
                   <m:t>T</m:t>
@@ -8608,7 +8074,6 @@
             <m:r>
               <w:rPr>
                 <w:rFonts w:ascii="Cambria Math" w:hAnsi="Cambria Math"/>
-                <w:sz w:val="20"/>
                 <w:szCs w:val="20"/>
               </w:rPr>
               <m:t>|</m:t>
@@ -8619,7 +8084,6 @@
                   <w:rPr>
                     <w:rFonts w:ascii="Cambria Math" w:hAnsi="Cambria Math"/>
                     <w:i/>
-                    <w:sz w:val="20"/>
                     <w:szCs w:val="20"/>
                   </w:rPr>
                 </m:ctrlPr>
@@ -8628,7 +8092,6 @@
                 <m:r>
                   <w:rPr>
                     <w:rFonts w:ascii="Cambria Math" w:hAnsi="Cambria Math"/>
-                    <w:sz w:val="20"/>
                     <w:szCs w:val="20"/>
                   </w:rPr>
                   <m:t>X</m:t>
@@ -8638,7 +8101,6 @@
                 <m:r>
                   <w:rPr>
                     <w:rFonts w:ascii="Cambria Math" w:hAnsi="Cambria Math"/>
-                    <w:sz w:val="20"/>
                     <w:szCs w:val="20"/>
                   </w:rPr>
                   <m:t>T</m:t>
@@ -8650,7 +8112,6 @@
       </m:oMath>
       <w:r>
         <w:rPr>
-          <w:sz w:val="20"/>
           <w:szCs w:val="20"/>
         </w:rPr>
         <w:t xml:space="preserve"> of a </w:t>
@@ -8659,14 +8120,12 @@
         <w:rPr>
           <w:i/>
           <w:iCs/>
-          <w:sz w:val="20"/>
           <w:szCs w:val="20"/>
         </w:rPr>
         <w:t>sequence</w:t>
       </w:r>
       <w:r>
         <w:rPr>
-          <w:sz w:val="20"/>
           <w:szCs w:val="20"/>
         </w:rPr>
         <w:t xml:space="preserve"> of classes given the sequence of input vectors.</w:t>
@@ -8675,21 +8134,18 @@
     <w:p>
       <w:pPr>
         <w:rPr>
-          <w:sz w:val="20"/>
-          <w:szCs w:val="20"/>
-        </w:rPr>
-      </w:pPr>
-    </w:p>
-    <w:p>
-      <w:pPr>
-        <w:rPr>
-          <w:sz w:val="20"/>
-          <w:szCs w:val="20"/>
-        </w:rPr>
-      </w:pPr>
-      <w:r>
-        <w:rPr>
-          <w:sz w:val="20"/>
+          <w:szCs w:val="20"/>
+        </w:rPr>
+      </w:pPr>
+    </w:p>
+    <w:p>
+      <w:pPr>
+        <w:rPr>
+          <w:szCs w:val="20"/>
+        </w:rPr>
+      </w:pPr>
+      <w:r>
+        <w:rPr>
           <w:szCs w:val="20"/>
         </w:rPr>
         <w:t xml:space="preserve">Given a series of paired input/output vectors </w:t>
@@ -8703,7 +8159,6 @@
               <w:rPr>
                 <w:rFonts w:ascii="Cambria Math" w:hAnsi="Cambria Math"/>
                 <w:i/>
-                <w:sz w:val="20"/>
                 <w:szCs w:val="20"/>
               </w:rPr>
             </m:ctrlPr>
@@ -8715,7 +8170,6 @@
                   <w:rPr>
                     <w:rFonts w:ascii="Cambria Math" w:hAnsi="Cambria Math"/>
                     <w:i/>
-                    <w:sz w:val="20"/>
                     <w:szCs w:val="20"/>
                   </w:rPr>
                 </m:ctrlPr>
@@ -8727,7 +8181,6 @@
                       <w:rPr>
                         <w:rFonts w:ascii="Cambria Math" w:hAnsi="Cambria Math"/>
                         <w:i/>
-                        <w:sz w:val="20"/>
                         <w:szCs w:val="20"/>
                       </w:rPr>
                     </m:ctrlPr>
@@ -8739,7 +8192,6 @@
                       </m:rPr>
                       <w:rPr>
                         <w:rFonts w:ascii="Cambria Math" w:hAnsi="Cambria Math"/>
-                        <w:sz w:val="20"/>
                         <w:szCs w:val="20"/>
                       </w:rPr>
                       <m:t>x</m:t>
@@ -8749,7 +8201,6 @@
                     <m:r>
                       <w:rPr>
                         <w:rFonts w:ascii="Cambria Math" w:hAnsi="Cambria Math"/>
-                        <w:sz w:val="20"/>
                         <w:szCs w:val="20"/>
                       </w:rPr>
                       <m:t>t</m:t>
@@ -8759,7 +8210,6 @@
                 <m:r>
                   <w:rPr>
                     <w:rFonts w:ascii="Cambria Math" w:hAnsi="Cambria Math"/>
-                    <w:sz w:val="20"/>
                     <w:szCs w:val="20"/>
                   </w:rPr>
                   <m:t>,</m:t>
@@ -8770,7 +8220,6 @@
                       <w:rPr>
                         <w:rFonts w:ascii="Cambria Math" w:hAnsi="Cambria Math"/>
                         <w:i/>
-                        <w:sz w:val="20"/>
                         <w:szCs w:val="20"/>
                       </w:rPr>
                     </m:ctrlPr>
@@ -8782,7 +8231,6 @@
                       </m:rPr>
                       <w:rPr>
                         <w:rFonts w:ascii="Cambria Math" w:hAnsi="Cambria Math"/>
-                        <w:sz w:val="20"/>
                         <w:szCs w:val="20"/>
                       </w:rPr>
                       <m:t>y</m:t>
@@ -8792,7 +8240,6 @@
                     <m:r>
                       <w:rPr>
                         <w:rFonts w:ascii="Cambria Math" w:hAnsi="Cambria Math"/>
-                        <w:sz w:val="20"/>
                         <w:szCs w:val="20"/>
                       </w:rPr>
                       <m:t>t</m:t>
@@ -8804,7 +8251,6 @@
             <m:r>
               <w:rPr>
                 <w:rFonts w:ascii="Cambria Math" w:hAnsi="Cambria Math"/>
-                <w:sz w:val="20"/>
                 <w:szCs w:val="20"/>
               </w:rPr>
               <m:t>, t=1,2,…,T</m:t>
@@ -8814,7 +8260,6 @@
       </m:oMath>
       <w:r>
         <w:rPr>
-          <w:sz w:val="20"/>
           <w:szCs w:val="20"/>
         </w:rPr>
         <w:t xml:space="preserve"> we want to train bidirectional recurrent neural nets (BRNN) to perform the following tasks:</w:t>
@@ -8823,28 +8268,24 @@
     <w:p>
       <w:pPr>
         <w:rPr>
-          <w:sz w:val="20"/>
-          <w:szCs w:val="20"/>
-        </w:rPr>
-      </w:pPr>
-    </w:p>
-    <w:p>
-      <w:pPr>
-        <w:rPr>
-          <w:sz w:val="20"/>
-          <w:szCs w:val="20"/>
-        </w:rPr>
-      </w:pPr>
-      <w:r>
-        <w:rPr>
-          <w:sz w:val="20"/>
+          <w:szCs w:val="20"/>
+        </w:rPr>
+      </w:pPr>
+    </w:p>
+    <w:p>
+      <w:pPr>
+        <w:rPr>
+          <w:szCs w:val="20"/>
+        </w:rPr>
+      </w:pPr>
+      <w:r>
+        <w:rPr>
           <w:szCs w:val="20"/>
         </w:rPr>
         <w:t xml:space="preserve">   1 ) </w:t>
       </w:r>
       <w:r>
         <w:rPr>
-          <w:sz w:val="20"/>
           <w:szCs w:val="20"/>
         </w:rPr>
         <w:t xml:space="preserve">Unimodal regression – compute </w:t>
@@ -8856,7 +8297,6 @@
               <w:rPr>
                 <w:rFonts w:ascii="Cambria Math" w:hAnsi="Cambria Math"/>
                 <w:i/>
-                <w:sz w:val="20"/>
                 <w:szCs w:val="20"/>
               </w:rPr>
             </m:ctrlPr>
@@ -8868,7 +8308,6 @@
                   <w:rPr>
                     <w:rFonts w:ascii="Cambria Math" w:hAnsi="Cambria Math"/>
                     <w:i/>
-                    <w:sz w:val="20"/>
                     <w:szCs w:val="20"/>
                   </w:rPr>
                 </m:ctrlPr>
@@ -8880,7 +8319,6 @@
                   </m:rPr>
                   <w:rPr>
                     <w:rFonts w:ascii="Cambria Math" w:hAnsi="Cambria Math"/>
-                    <w:sz w:val="20"/>
                     <w:szCs w:val="20"/>
                   </w:rPr>
                   <m:t>y</m:t>
@@ -8892,7 +8330,6 @@
             <m:r>
               <w:rPr>
                 <w:rFonts w:ascii="Cambria Math" w:hAnsi="Cambria Math"/>
-                <w:sz w:val="20"/>
                 <w:szCs w:val="20"/>
               </w:rPr>
               <m:t>t</m:t>
@@ -8905,7 +8342,6 @@
           </m:rPr>
           <w:rPr>
             <w:rFonts w:ascii="Cambria Math" w:hAnsi="Cambria Math"/>
-            <w:sz w:val="20"/>
             <w:szCs w:val="20"/>
           </w:rPr>
           <m:t>=E</m:t>
@@ -8918,7 +8354,6 @@
               <w:rPr>
                 <w:rFonts w:ascii="Cambria Math" w:hAnsi="Cambria Math"/>
                 <w:i/>
-                <w:sz w:val="20"/>
                 <w:szCs w:val="20"/>
               </w:rPr>
             </m:ctrlPr>
@@ -8930,7 +8365,6 @@
                   <w:rPr>
                     <w:rFonts w:ascii="Cambria Math" w:hAnsi="Cambria Math"/>
                     <w:i/>
-                    <w:sz w:val="20"/>
                     <w:szCs w:val="20"/>
                   </w:rPr>
                 </m:ctrlPr>
@@ -8942,7 +8376,6 @@
                   </m:rPr>
                   <w:rPr>
                     <w:rFonts w:ascii="Cambria Math" w:hAnsi="Cambria Math"/>
-                    <w:sz w:val="20"/>
                     <w:szCs w:val="20"/>
                   </w:rPr>
                   <m:t>y</m:t>
@@ -8952,7 +8385,6 @@
                 <m:r>
                   <w:rPr>
                     <w:rFonts w:ascii="Cambria Math" w:hAnsi="Cambria Math"/>
-                    <w:sz w:val="20"/>
                     <w:szCs w:val="20"/>
                   </w:rPr>
                   <m:t>t</m:t>
@@ -8962,7 +8394,6 @@
             <m:r>
               <w:rPr>
                 <w:rFonts w:ascii="Cambria Math" w:hAnsi="Cambria Math"/>
-                <w:sz w:val="20"/>
                 <w:szCs w:val="20"/>
               </w:rPr>
               <m:t>|</m:t>
@@ -8973,7 +8404,6 @@
                   <w:rPr>
                     <w:rFonts w:ascii="Cambria Math" w:hAnsi="Cambria Math"/>
                     <w:i/>
-                    <w:sz w:val="20"/>
                     <w:szCs w:val="20"/>
                   </w:rPr>
                 </m:ctrlPr>
@@ -8982,7 +8412,6 @@
                 <m:r>
                   <w:rPr>
                     <w:rFonts w:ascii="Cambria Math" w:hAnsi="Cambria Math"/>
-                    <w:sz w:val="20"/>
                     <w:szCs w:val="20"/>
                   </w:rPr>
                   <m:t>X</m:t>
@@ -8992,7 +8421,6 @@
                 <m:r>
                   <w:rPr>
                     <w:rFonts w:ascii="Cambria Math" w:hAnsi="Cambria Math"/>
-                    <w:sz w:val="20"/>
                     <w:szCs w:val="20"/>
                   </w:rPr>
                   <m:t>T</m:t>
@@ -9006,20 +8434,17 @@
     <w:p>
       <w:pPr>
         <w:rPr>
-          <w:sz w:val="20"/>
-          <w:szCs w:val="20"/>
-        </w:rPr>
-      </w:pPr>
-      <w:r>
-        <w:rPr>
-          <w:sz w:val="20"/>
+          <w:szCs w:val="20"/>
+        </w:rPr>
+      </w:pPr>
+      <w:r>
+        <w:rPr>
           <w:szCs w:val="20"/>
         </w:rPr>
         <w:t xml:space="preserve">   2 ) </w:t>
       </w:r>
       <w:r>
         <w:rPr>
-          <w:sz w:val="20"/>
           <w:szCs w:val="20"/>
         </w:rPr>
         <w:t xml:space="preserve">Classification – compute </w:t>
@@ -9031,7 +8456,6 @@
               <w:rPr>
                 <w:rFonts w:ascii="Cambria Math" w:hAnsi="Cambria Math"/>
                 <w:i/>
-                <w:sz w:val="20"/>
                 <w:szCs w:val="20"/>
               </w:rPr>
             </m:ctrlPr>
@@ -9043,7 +8467,6 @@
                   <w:rPr>
                     <w:rFonts w:ascii="Cambria Math" w:hAnsi="Cambria Math"/>
                     <w:i/>
-                    <w:sz w:val="20"/>
                     <w:szCs w:val="20"/>
                   </w:rPr>
                 </m:ctrlPr>
@@ -9052,7 +8475,6 @@
                 <m:r>
                   <w:rPr>
                     <w:rFonts w:ascii="Cambria Math" w:hAnsi="Cambria Math"/>
-                    <w:sz w:val="20"/>
                     <w:szCs w:val="20"/>
                   </w:rPr>
                   <m:t>y</m:t>
@@ -9064,7 +8486,6 @@
             <m:r>
               <w:rPr>
                 <w:rFonts w:ascii="Cambria Math" w:hAnsi="Cambria Math"/>
-                <w:sz w:val="20"/>
                 <w:szCs w:val="20"/>
               </w:rPr>
               <m:t>t</m:t>
@@ -9077,7 +8498,6 @@
                   <w:rPr>
                     <w:rFonts w:ascii="Cambria Math" w:hAnsi="Cambria Math"/>
                     <w:i/>
-                    <w:sz w:val="20"/>
                     <w:szCs w:val="20"/>
                   </w:rPr>
                 </m:ctrlPr>
@@ -9086,7 +8506,6 @@
                 <m:r>
                   <w:rPr>
                     <w:rFonts w:ascii="Cambria Math" w:hAnsi="Cambria Math"/>
-                    <w:sz w:val="20"/>
                     <w:szCs w:val="20"/>
                   </w:rPr>
                   <m:t>k</m:t>
@@ -9098,7 +8517,6 @@
         <m:r>
           <w:rPr>
             <w:rFonts w:ascii="Cambria Math" w:hAnsi="Cambria Math"/>
-            <w:sz w:val="20"/>
             <w:szCs w:val="20"/>
           </w:rPr>
           <m:t>=P</m:t>
@@ -9109,7 +8527,6 @@
               <w:rPr>
                 <w:rFonts w:ascii="Cambria Math" w:hAnsi="Cambria Math"/>
                 <w:i/>
-                <w:sz w:val="20"/>
                 <w:szCs w:val="20"/>
               </w:rPr>
             </m:ctrlPr>
@@ -9121,7 +8538,6 @@
                   <w:rPr>
                     <w:rFonts w:ascii="Cambria Math" w:hAnsi="Cambria Math"/>
                     <w:i/>
-                    <w:sz w:val="20"/>
                     <w:szCs w:val="20"/>
                   </w:rPr>
                 </m:ctrlPr>
@@ -9130,7 +8546,6 @@
                 <m:r>
                   <w:rPr>
                     <w:rFonts w:ascii="Cambria Math" w:hAnsi="Cambria Math"/>
-                    <w:sz w:val="20"/>
                     <w:szCs w:val="20"/>
                   </w:rPr>
                   <m:t>C</m:t>
@@ -9140,7 +8555,6 @@
                 <m:r>
                   <w:rPr>
                     <w:rFonts w:ascii="Cambria Math" w:hAnsi="Cambria Math"/>
-                    <w:sz w:val="20"/>
                     <w:szCs w:val="20"/>
                   </w:rPr>
                   <m:t>t</m:t>
@@ -9150,7 +8564,6 @@
             <m:r>
               <w:rPr>
                 <w:rFonts w:ascii="Cambria Math" w:hAnsi="Cambria Math"/>
-                <w:sz w:val="20"/>
                 <w:szCs w:val="20"/>
               </w:rPr>
               <m:t>=k|</m:t>
@@ -9161,7 +8574,6 @@
                   <w:rPr>
                     <w:rFonts w:ascii="Cambria Math" w:hAnsi="Cambria Math"/>
                     <w:i/>
-                    <w:sz w:val="20"/>
                     <w:szCs w:val="20"/>
                   </w:rPr>
                 </m:ctrlPr>
@@ -9170,7 +8582,6 @@
                 <m:r>
                   <w:rPr>
                     <w:rFonts w:ascii="Cambria Math" w:hAnsi="Cambria Math"/>
-                    <w:sz w:val="20"/>
                     <w:szCs w:val="20"/>
                   </w:rPr>
                   <m:t>X</m:t>
@@ -9180,7 +8591,6 @@
                 <m:r>
                   <w:rPr>
                     <w:rFonts w:ascii="Cambria Math" w:hAnsi="Cambria Math"/>
-                    <w:sz w:val="20"/>
                     <w:szCs w:val="20"/>
                   </w:rPr>
                   <m:t>T</m:t>
@@ -9192,7 +8602,6 @@
         <m:r>
           <w:rPr>
             <w:rFonts w:ascii="Cambria Math" w:hAnsi="Cambria Math"/>
-            <w:sz w:val="20"/>
             <w:szCs w:val="20"/>
           </w:rPr>
           <m:t xml:space="preserve"> </m:t>
@@ -9200,7 +8609,6 @@
       </m:oMath>
       <w:r>
         <w:rPr>
-          <w:sz w:val="20"/>
           <w:szCs w:val="20"/>
         </w:rPr>
         <w:t xml:space="preserve">for every output class </w:t>
@@ -9209,7 +8617,6 @@
         <m:r>
           <w:rPr>
             <w:rFonts w:ascii="Cambria Math" w:hAnsi="Cambria Math"/>
-            <w:sz w:val="20"/>
             <w:szCs w:val="20"/>
           </w:rPr>
           <m:t>k</m:t>
@@ -9217,7 +8624,6 @@
       </m:oMath>
       <w:r>
         <w:rPr>
-          <w:sz w:val="20"/>
           <w:szCs w:val="20"/>
         </w:rPr>
         <w:t xml:space="preserve"> and decide the class using the maximum </w:t>
@@ -9226,21 +8632,18 @@
         <w:rPr>
           <w:i/>
           <w:iCs/>
-          <w:sz w:val="20"/>
           <w:szCs w:val="20"/>
         </w:rPr>
         <w:t>a posteriori</w:t>
       </w:r>
       <w:r>
         <w:rPr>
-          <w:sz w:val="20"/>
           <w:szCs w:val="20"/>
         </w:rPr>
         <w:t xml:space="preserve"> decision rule.</w:t>
       </w:r>
       <w:r>
         <w:rPr>
-          <w:sz w:val="20"/>
           <w:szCs w:val="20"/>
         </w:rPr>
         <w:t xml:space="preserve"> In this case the outputs are treated as statistically independent.</w:t>
@@ -9249,27 +8652,23 @@
     <w:p>
       <w:pPr>
         <w:rPr>
-          <w:sz w:val="20"/>
-          <w:szCs w:val="20"/>
-        </w:rPr>
-      </w:pPr>
-      <w:r>
-        <w:rPr>
-          <w:sz w:val="20"/>
+          <w:szCs w:val="20"/>
+        </w:rPr>
+      </w:pPr>
+      <w:r>
+        <w:rPr>
           <w:szCs w:val="20"/>
         </w:rPr>
         <w:t xml:space="preserve">   3 ) </w:t>
       </w:r>
       <w:r>
         <w:rPr>
-          <w:sz w:val="20"/>
           <w:szCs w:val="20"/>
         </w:rPr>
         <w:t xml:space="preserve">Estimation of the conditional probability of a complete sequence of classes of length T using all available input </w:t>
       </w:r>
       <w:r>
         <w:rPr>
-          <w:sz w:val="20"/>
           <w:szCs w:val="20"/>
         </w:rPr>
         <w:t xml:space="preserve">information i.e. compute </w:t>
@@ -9278,7 +8677,6 @@
         <m:r>
           <w:rPr>
             <w:rFonts w:ascii="Cambria Math" w:hAnsi="Cambria Math"/>
-            <w:sz w:val="20"/>
             <w:szCs w:val="20"/>
           </w:rPr>
           <m:t>P</m:t>
@@ -9289,7 +8687,6 @@
               <w:rPr>
                 <w:rFonts w:ascii="Cambria Math" w:hAnsi="Cambria Math"/>
                 <w:i/>
-                <w:sz w:val="20"/>
                 <w:szCs w:val="20"/>
               </w:rPr>
             </m:ctrlPr>
@@ -9301,7 +8698,6 @@
                   <w:rPr>
                     <w:rFonts w:ascii="Cambria Math" w:hAnsi="Cambria Math"/>
                     <w:i/>
-                    <w:sz w:val="20"/>
                     <w:szCs w:val="20"/>
                   </w:rPr>
                 </m:ctrlPr>
@@ -9310,7 +8706,6 @@
                 <m:r>
                   <w:rPr>
                     <w:rFonts w:ascii="Cambria Math" w:hAnsi="Cambria Math"/>
-                    <w:sz w:val="20"/>
                     <w:szCs w:val="20"/>
                   </w:rPr>
                   <m:t>c</m:t>
@@ -9320,7 +8715,6 @@
                 <m:r>
                   <w:rPr>
                     <w:rFonts w:ascii="Cambria Math" w:hAnsi="Cambria Math"/>
-                    <w:sz w:val="20"/>
                     <w:szCs w:val="20"/>
                   </w:rPr>
                   <m:t>1</m:t>
@@ -9330,7 +8724,6 @@
             <m:r>
               <w:rPr>
                 <w:rFonts w:ascii="Cambria Math" w:hAnsi="Cambria Math"/>
-                <w:sz w:val="20"/>
                 <w:szCs w:val="20"/>
               </w:rPr>
               <m:t>,</m:t>
@@ -9341,7 +8734,6 @@
                   <w:rPr>
                     <w:rFonts w:ascii="Cambria Math" w:hAnsi="Cambria Math"/>
                     <w:i/>
-                    <w:sz w:val="20"/>
                     <w:szCs w:val="20"/>
                   </w:rPr>
                 </m:ctrlPr>
@@ -9350,7 +8742,6 @@
                 <m:r>
                   <w:rPr>
                     <w:rFonts w:ascii="Cambria Math" w:hAnsi="Cambria Math"/>
-                    <w:sz w:val="20"/>
                     <w:szCs w:val="20"/>
                   </w:rPr>
                   <m:t>c</m:t>
@@ -9360,7 +8751,6 @@
                 <m:r>
                   <w:rPr>
                     <w:rFonts w:ascii="Cambria Math" w:hAnsi="Cambria Math"/>
-                    <w:sz w:val="20"/>
                     <w:szCs w:val="20"/>
                   </w:rPr>
                   <m:t>2</m:t>
@@ -9370,7 +8760,6 @@
             <m:r>
               <w:rPr>
                 <w:rFonts w:ascii="Cambria Math" w:hAnsi="Cambria Math"/>
-                <w:sz w:val="20"/>
                 <w:szCs w:val="20"/>
               </w:rPr>
               <m:t>,…,</m:t>
@@ -9381,7 +8770,6 @@
                   <w:rPr>
                     <w:rFonts w:ascii="Cambria Math" w:hAnsi="Cambria Math"/>
                     <w:i/>
-                    <w:sz w:val="20"/>
                     <w:szCs w:val="20"/>
                   </w:rPr>
                 </m:ctrlPr>
@@ -9390,7 +8778,6 @@
                 <m:r>
                   <w:rPr>
                     <w:rFonts w:ascii="Cambria Math" w:hAnsi="Cambria Math"/>
-                    <w:sz w:val="20"/>
                     <w:szCs w:val="20"/>
                   </w:rPr>
                   <m:t>c</m:t>
@@ -9400,7 +8787,6 @@
                 <m:r>
                   <w:rPr>
                     <w:rFonts w:ascii="Cambria Math" w:hAnsi="Cambria Math"/>
-                    <w:sz w:val="20"/>
                     <w:szCs w:val="20"/>
                   </w:rPr>
                   <m:t>T</m:t>
@@ -9410,7 +8796,6 @@
             <m:r>
               <w:rPr>
                 <w:rFonts w:ascii="Cambria Math" w:hAnsi="Cambria Math"/>
-                <w:sz w:val="20"/>
                 <w:szCs w:val="20"/>
               </w:rPr>
               <m:t>|</m:t>
@@ -9421,7 +8806,6 @@
                   <w:rPr>
                     <w:rFonts w:ascii="Cambria Math" w:hAnsi="Cambria Math"/>
                     <w:i/>
-                    <w:sz w:val="20"/>
                     <w:szCs w:val="20"/>
                   </w:rPr>
                 </m:ctrlPr>
@@ -9430,7 +8814,6 @@
                 <m:r>
                   <w:rPr>
                     <w:rFonts w:ascii="Cambria Math" w:hAnsi="Cambria Math"/>
-                    <w:sz w:val="20"/>
                     <w:szCs w:val="20"/>
                   </w:rPr>
                   <m:t>X</m:t>
@@ -9440,7 +8823,6 @@
                 <m:r>
                   <w:rPr>
                     <w:rFonts w:ascii="Cambria Math" w:hAnsi="Cambria Math"/>
-                    <w:sz w:val="20"/>
                     <w:szCs w:val="20"/>
                   </w:rPr>
                   <m:t>T</m:t>
@@ -9452,7 +8834,6 @@
       </m:oMath>
       <w:r>
         <w:rPr>
-          <w:sz w:val="20"/>
           <w:szCs w:val="20"/>
         </w:rPr>
         <w:t>. In this case, the outputs are treated as being statistically dependent, which makes the estimation more difficult and requires slightly different network structure.</w:t>
@@ -9461,7 +8842,6 @@
     <w:p>
       <w:pPr>
         <w:rPr>
-          <w:sz w:val="20"/>
           <w:szCs w:val="20"/>
         </w:rPr>
       </w:pPr>
@@ -9478,7 +8858,6 @@
     <w:p>
       <w:pPr>
         <w:rPr>
-          <w:sz w:val="20"/>
           <w:szCs w:val="20"/>
         </w:rPr>
       </w:pPr>
@@ -9488,7 +8867,6 @@
         <w:rPr>
           <w:i/>
           <w:iCs/>
-          <w:sz w:val="20"/>
           <w:szCs w:val="20"/>
         </w:rPr>
       </w:pPr>
@@ -9496,7 +8874,6 @@
         <w:rPr>
           <w:i/>
           <w:iCs/>
-          <w:sz w:val="20"/>
           <w:szCs w:val="20"/>
         </w:rPr>
         <w:t>Recurrent Neural Networks</w:t>
@@ -9505,7 +8882,6 @@
         <w:rPr>
           <w:i/>
           <w:iCs/>
-          <w:sz w:val="20"/>
           <w:szCs w:val="20"/>
         </w:rPr>
         <w:t xml:space="preserve"> (RNNs)</w:t>
@@ -9514,13 +8890,11 @@
     <w:p>
       <w:pPr>
         <w:rPr>
-          <w:sz w:val="20"/>
-          <w:szCs w:val="20"/>
-        </w:rPr>
-      </w:pPr>
-      <w:r>
-        <w:rPr>
-          <w:sz w:val="20"/>
+          <w:szCs w:val="20"/>
+        </w:rPr>
+      </w:pPr>
+      <w:r>
+        <w:rPr>
           <w:szCs w:val="20"/>
         </w:rPr>
         <w:t xml:space="preserve">RNNs provide a way of dealing with time sequential data that embodies correlations between data points that are close in the sequence. Figure brnn.1 shows a basic RNN architecture with a delay line and unfolded in time for two time steps. In this structure, the input vectors </w:t>
@@ -9532,7 +8906,6 @@
               <w:rPr>
                 <w:rFonts w:ascii="Cambria Math" w:hAnsi="Cambria Math"/>
                 <w:i/>
-                <w:sz w:val="20"/>
                 <w:szCs w:val="20"/>
               </w:rPr>
             </m:ctrlPr>
@@ -9541,7 +8914,6 @@
             <m:r>
               <w:rPr>
                 <w:rFonts w:ascii="Cambria Math" w:hAnsi="Cambria Math"/>
-                <w:sz w:val="20"/>
                 <w:szCs w:val="20"/>
               </w:rPr>
               <m:t>x</m:t>
@@ -9551,7 +8923,6 @@
             <m:r>
               <w:rPr>
                 <w:rFonts w:ascii="Cambria Math" w:hAnsi="Cambria Math"/>
-                <w:sz w:val="20"/>
                 <w:szCs w:val="20"/>
               </w:rPr>
               <m:t>t</m:t>
@@ -9561,7 +8932,6 @@
       </m:oMath>
       <w:r>
         <w:rPr>
-          <w:sz w:val="20"/>
           <w:szCs w:val="20"/>
         </w:rPr>
         <w:t xml:space="preserve"> are fed one at a time into the RNN. Instead of using a fixed number of input vectors as done in MLP and TDNN, this architecture can make use of all the available input information up to the current time frame </w:t>
@@ -9573,7 +8943,6 @@
               <w:rPr>
                 <w:rFonts w:ascii="Cambria Math" w:hAnsi="Cambria Math"/>
                 <w:i/>
-                <w:sz w:val="20"/>
                 <w:szCs w:val="20"/>
               </w:rPr>
             </m:ctrlPr>
@@ -9582,7 +8951,6 @@
             <m:r>
               <w:rPr>
                 <w:rFonts w:ascii="Cambria Math" w:hAnsi="Cambria Math"/>
-                <w:sz w:val="20"/>
                 <w:szCs w:val="20"/>
               </w:rPr>
               <m:t>t</m:t>
@@ -9592,7 +8960,6 @@
             <m:r>
               <w:rPr>
                 <w:rFonts w:ascii="Cambria Math" w:hAnsi="Cambria Math"/>
-                <w:sz w:val="20"/>
                 <w:szCs w:val="20"/>
               </w:rPr>
               <m:t>c</m:t>
@@ -9602,7 +8969,6 @@
       </m:oMath>
       <w:r>
         <w:rPr>
-          <w:sz w:val="20"/>
           <w:szCs w:val="20"/>
         </w:rPr>
         <w:t xml:space="preserve"> (i.e. </w:t>
@@ -9616,7 +8982,6 @@
               <w:rPr>
                 <w:rFonts w:ascii="Cambria Math" w:hAnsi="Cambria Math"/>
                 <w:i/>
-                <w:sz w:val="20"/>
                 <w:szCs w:val="20"/>
               </w:rPr>
             </m:ctrlPr>
@@ -9628,7 +8993,6 @@
                   <w:rPr>
                     <w:rFonts w:ascii="Cambria Math" w:hAnsi="Cambria Math"/>
                     <w:i/>
-                    <w:sz w:val="20"/>
                     <w:szCs w:val="20"/>
                   </w:rPr>
                 </m:ctrlPr>
@@ -9640,7 +9004,6 @@
                   </m:rPr>
                   <w:rPr>
                     <w:rFonts w:ascii="Cambria Math" w:hAnsi="Cambria Math"/>
-                    <w:sz w:val="20"/>
                     <w:szCs w:val="20"/>
                   </w:rPr>
                   <m:t>x</m:t>
@@ -9650,7 +9013,6 @@
                 <m:r>
                   <w:rPr>
                     <w:rFonts w:ascii="Cambria Math" w:hAnsi="Cambria Math"/>
-                    <w:sz w:val="20"/>
                     <w:szCs w:val="20"/>
                   </w:rPr>
                   <m:t>t</m:t>
@@ -9660,7 +9022,6 @@
             <m:r>
               <w:rPr>
                 <w:rFonts w:ascii="Cambria Math" w:hAnsi="Cambria Math"/>
-                <w:sz w:val="20"/>
                 <w:szCs w:val="20"/>
               </w:rPr>
               <m:t>,t=1,2,…,</m:t>
@@ -9671,7 +9032,6 @@
                   <w:rPr>
                     <w:rFonts w:ascii="Cambria Math" w:hAnsi="Cambria Math"/>
                     <w:i/>
-                    <w:sz w:val="20"/>
                     <w:szCs w:val="20"/>
                   </w:rPr>
                 </m:ctrlPr>
@@ -9680,7 +9040,6 @@
                 <m:r>
                   <w:rPr>
                     <w:rFonts w:ascii="Cambria Math" w:hAnsi="Cambria Math"/>
-                    <w:sz w:val="20"/>
                     <w:szCs w:val="20"/>
                   </w:rPr>
                   <m:t>t</m:t>
@@ -9690,7 +9049,6 @@
                 <m:r>
                   <w:rPr>
                     <w:rFonts w:ascii="Cambria Math" w:hAnsi="Cambria Math"/>
-                    <w:sz w:val="20"/>
                     <w:szCs w:val="20"/>
                   </w:rPr>
                   <m:t>c</m:t>
@@ -9702,7 +9060,6 @@
       </m:oMath>
       <w:r>
         <w:rPr>
-          <w:sz w:val="20"/>
           <w:szCs w:val="20"/>
         </w:rPr>
         <w:t xml:space="preserve">) to predict </w:t>
@@ -9714,7 +9071,6 @@
               <w:rPr>
                 <w:rFonts w:ascii="Cambria Math" w:hAnsi="Cambria Math"/>
                 <w:i/>
-                <w:sz w:val="20"/>
                 <w:szCs w:val="20"/>
               </w:rPr>
             </m:ctrlPr>
@@ -9726,7 +9082,6 @@
               </m:rPr>
               <w:rPr>
                 <w:rFonts w:ascii="Cambria Math" w:hAnsi="Cambria Math"/>
-                <w:sz w:val="20"/>
                 <w:szCs w:val="20"/>
               </w:rPr>
               <m:t>y</m:t>
@@ -9736,7 +9091,6 @@
             <m:r>
               <w:rPr>
                 <w:rFonts w:ascii="Cambria Math" w:hAnsi="Cambria Math"/>
-                <w:sz w:val="20"/>
                 <w:szCs w:val="20"/>
               </w:rPr>
               <m:t>t</m:t>
@@ -9746,7 +9100,6 @@
       </m:oMath>
       <w:r>
         <w:rPr>
-          <w:sz w:val="20"/>
           <w:szCs w:val="20"/>
         </w:rPr>
         <w:t xml:space="preserve">. How much of this information is captured by a particular RNN depends on its structure and the training algorithm. </w:t>
@@ -9755,20 +9108,17 @@
     <w:p>
       <w:pPr>
         <w:rPr>
-          <w:sz w:val="20"/>
-          <w:szCs w:val="20"/>
-        </w:rPr>
-      </w:pPr>
-      <w:r>
-        <w:rPr>
-          <w:sz w:val="20"/>
+          <w:szCs w:val="20"/>
+        </w:rPr>
+      </w:pPr>
+      <w:r>
+        <w:rPr>
           <w:szCs w:val="20"/>
         </w:rPr>
         <w:t>T</w:t>
       </w:r>
       <w:r>
         <w:rPr>
-          <w:sz w:val="20"/>
           <w:szCs w:val="20"/>
         </w:rPr>
         <w:t>he amount of input information used for prediction with different kinds of NN’s is given as</w:t>
@@ -9777,21 +9127,18 @@
     <w:p>
       <w:pPr>
         <w:rPr>
-          <w:sz w:val="20"/>
-          <w:szCs w:val="20"/>
-        </w:rPr>
-      </w:pPr>
-    </w:p>
-    <w:p>
-      <w:pPr>
-        <w:rPr>
-          <w:sz w:val="20"/>
-          <w:szCs w:val="20"/>
-        </w:rPr>
-      </w:pPr>
-      <w:r>
-        <w:rPr>
-          <w:sz w:val="20"/>
+          <w:szCs w:val="20"/>
+        </w:rPr>
+      </w:pPr>
+    </w:p>
+    <w:p>
+      <w:pPr>
+        <w:rPr>
+          <w:szCs w:val="20"/>
+        </w:rPr>
+      </w:pPr>
+      <w:r>
+        <w:rPr>
           <w:szCs w:val="20"/>
         </w:rPr>
         <w:t xml:space="preserve">MLP/TDNN:    </w:t>
@@ -9805,7 +9152,6 @@
               <w:rPr>
                 <w:rFonts w:ascii="Cambria Math" w:hAnsi="Cambria Math"/>
                 <w:i/>
-                <w:sz w:val="20"/>
                 <w:szCs w:val="20"/>
               </w:rPr>
             </m:ctrlPr>
@@ -9817,7 +9163,6 @@
                   <w:rPr>
                     <w:rFonts w:ascii="Cambria Math" w:hAnsi="Cambria Math"/>
                     <w:i/>
-                    <w:sz w:val="20"/>
                     <w:szCs w:val="20"/>
                   </w:rPr>
                 </m:ctrlPr>
@@ -9826,7 +9171,6 @@
                 <m:r>
                   <w:rPr>
                     <w:rFonts w:ascii="Cambria Math" w:hAnsi="Cambria Math"/>
-                    <w:sz w:val="20"/>
                     <w:szCs w:val="20"/>
                   </w:rPr>
                   <m:t>t</m:t>
@@ -9836,7 +9180,6 @@
                 <m:r>
                   <w:rPr>
                     <w:rFonts w:ascii="Cambria Math" w:hAnsi="Cambria Math"/>
-                    <w:sz w:val="20"/>
                     <w:szCs w:val="20"/>
                   </w:rPr>
                   <m:t>C-M</m:t>
@@ -9846,7 +9189,6 @@
             <m:r>
               <w:rPr>
                 <w:rFonts w:ascii="Cambria Math" w:hAnsi="Cambria Math"/>
-                <w:sz w:val="20"/>
                 <w:szCs w:val="20"/>
               </w:rPr>
               <m:t>,</m:t>
@@ -9857,7 +9199,6 @@
                   <w:rPr>
                     <w:rFonts w:ascii="Cambria Math" w:hAnsi="Cambria Math"/>
                     <w:i/>
-                    <w:sz w:val="20"/>
                     <w:szCs w:val="20"/>
                   </w:rPr>
                 </m:ctrlPr>
@@ -9866,7 +9207,6 @@
                 <m:r>
                   <w:rPr>
                     <w:rFonts w:ascii="Cambria Math" w:hAnsi="Cambria Math"/>
-                    <w:sz w:val="20"/>
                     <w:szCs w:val="20"/>
                   </w:rPr>
                   <m:t>t</m:t>
@@ -9876,7 +9216,6 @@
                 <m:r>
                   <w:rPr>
                     <w:rFonts w:ascii="Cambria Math" w:hAnsi="Cambria Math"/>
-                    <w:sz w:val="20"/>
                     <w:szCs w:val="20"/>
                   </w:rPr>
                   <m:t>C-M+1</m:t>
@@ -9886,7 +9225,6 @@
             <m:r>
               <w:rPr>
                 <w:rFonts w:ascii="Cambria Math" w:hAnsi="Cambria Math"/>
-                <w:sz w:val="20"/>
                 <w:szCs w:val="20"/>
               </w:rPr>
               <m:t>,…,</m:t>
@@ -9897,7 +9235,6 @@
                   <w:rPr>
                     <w:rFonts w:ascii="Cambria Math" w:hAnsi="Cambria Math"/>
                     <w:i/>
-                    <w:sz w:val="20"/>
                     <w:szCs w:val="20"/>
                   </w:rPr>
                 </m:ctrlPr>
@@ -9906,7 +9243,6 @@
                 <m:r>
                   <w:rPr>
                     <w:rFonts w:ascii="Cambria Math" w:hAnsi="Cambria Math"/>
-                    <w:sz w:val="20"/>
                     <w:szCs w:val="20"/>
                   </w:rPr>
                   <m:t>t</m:t>
@@ -9916,7 +9252,6 @@
                 <m:r>
                   <w:rPr>
                     <w:rFonts w:ascii="Cambria Math" w:hAnsi="Cambria Math"/>
-                    <w:sz w:val="20"/>
                     <w:szCs w:val="20"/>
                   </w:rPr>
                   <m:t>C</m:t>
@@ -9926,7 +9261,6 @@
             <m:r>
               <w:rPr>
                 <w:rFonts w:ascii="Cambria Math" w:hAnsi="Cambria Math"/>
-                <w:sz w:val="20"/>
                 <w:szCs w:val="20"/>
               </w:rPr>
               <m:t>,</m:t>
@@ -9937,7 +9271,6 @@
                   <w:rPr>
                     <w:rFonts w:ascii="Cambria Math" w:hAnsi="Cambria Math"/>
                     <w:i/>
-                    <w:sz w:val="20"/>
                     <w:szCs w:val="20"/>
                   </w:rPr>
                 </m:ctrlPr>
@@ -9946,7 +9279,6 @@
                 <m:r>
                   <w:rPr>
                     <w:rFonts w:ascii="Cambria Math" w:hAnsi="Cambria Math"/>
-                    <w:sz w:val="20"/>
                     <w:szCs w:val="20"/>
                   </w:rPr>
                   <m:t>t</m:t>
@@ -9956,7 +9288,6 @@
                 <m:r>
                   <w:rPr>
                     <w:rFonts w:ascii="Cambria Math" w:hAnsi="Cambria Math"/>
-                    <w:sz w:val="20"/>
                     <w:szCs w:val="20"/>
                   </w:rPr>
                   <m:t>C+1</m:t>
@@ -9966,7 +9297,6 @@
             <m:r>
               <w:rPr>
                 <w:rFonts w:ascii="Cambria Math" w:hAnsi="Cambria Math"/>
-                <w:sz w:val="20"/>
                 <w:szCs w:val="20"/>
               </w:rPr>
               <m:t>,…,</m:t>
@@ -9977,7 +9307,6 @@
                   <w:rPr>
                     <w:rFonts w:ascii="Cambria Math" w:hAnsi="Cambria Math"/>
                     <w:i/>
-                    <w:sz w:val="20"/>
                     <w:szCs w:val="20"/>
                   </w:rPr>
                 </m:ctrlPr>
@@ -9986,7 +9315,6 @@
                 <m:r>
                   <w:rPr>
                     <w:rFonts w:ascii="Cambria Math" w:hAnsi="Cambria Math"/>
-                    <w:sz w:val="20"/>
                     <w:szCs w:val="20"/>
                   </w:rPr>
                   <m:t>t</m:t>
@@ -9996,7 +9324,6 @@
                 <m:r>
                   <w:rPr>
                     <w:rFonts w:ascii="Cambria Math" w:hAnsi="Cambria Math"/>
-                    <w:sz w:val="20"/>
                     <w:szCs w:val="20"/>
                   </w:rPr>
                   <m:t>C+M</m:t>
@@ -10006,7 +9333,6 @@
             <m:r>
               <w:rPr>
                 <w:rFonts w:ascii="Cambria Math" w:hAnsi="Cambria Math"/>
-                <w:sz w:val="20"/>
                 <w:szCs w:val="20"/>
               </w:rPr>
               <m:t xml:space="preserve"> </m:t>
@@ -10016,7 +9342,6 @@
       </m:oMath>
       <w:r>
         <w:rPr>
-          <w:sz w:val="20"/>
           <w:szCs w:val="20"/>
         </w:rPr>
         <w:t xml:space="preserve">, </w:t>
@@ -10025,7 +9350,6 @@
         <m:r>
           <w:rPr>
             <w:rFonts w:ascii="Cambria Math" w:hAnsi="Cambria Math"/>
-            <w:sz w:val="20"/>
             <w:szCs w:val="20"/>
           </w:rPr>
           <m:t>M&lt;C</m:t>
@@ -10035,13 +9359,11 @@
     <w:p>
       <w:pPr>
         <w:rPr>
-          <w:sz w:val="20"/>
-          <w:szCs w:val="20"/>
-        </w:rPr>
-      </w:pPr>
-      <w:r>
-        <w:rPr>
-          <w:sz w:val="20"/>
+          <w:szCs w:val="20"/>
+        </w:rPr>
+      </w:pPr>
+      <w:r>
+        <w:rPr>
           <w:szCs w:val="20"/>
         </w:rPr>
         <w:t xml:space="preserve">RNN:  </w:t>
@@ -10055,7 +9377,6 @@
               <w:rPr>
                 <w:rFonts w:ascii="Cambria Math" w:hAnsi="Cambria Math"/>
                 <w:i/>
-                <w:sz w:val="20"/>
                 <w:szCs w:val="20"/>
               </w:rPr>
             </m:ctrlPr>
@@ -10067,7 +9388,6 @@
                   <w:rPr>
                     <w:rFonts w:ascii="Cambria Math" w:hAnsi="Cambria Math"/>
                     <w:i/>
-                    <w:sz w:val="20"/>
                     <w:szCs w:val="20"/>
                   </w:rPr>
                 </m:ctrlPr>
@@ -10076,7 +9396,6 @@
                 <m:r>
                   <w:rPr>
                     <w:rFonts w:ascii="Cambria Math" w:hAnsi="Cambria Math"/>
-                    <w:sz w:val="20"/>
                     <w:szCs w:val="20"/>
                   </w:rPr>
                   <m:t>t</m:t>
@@ -10086,7 +9405,6 @@
                 <m:r>
                   <w:rPr>
                     <w:rFonts w:ascii="Cambria Math" w:hAnsi="Cambria Math"/>
-                    <w:sz w:val="20"/>
                     <w:szCs w:val="20"/>
                   </w:rPr>
                   <m:t>0</m:t>
@@ -10096,7 +9414,6 @@
             <m:r>
               <w:rPr>
                 <w:rFonts w:ascii="Cambria Math" w:hAnsi="Cambria Math"/>
-                <w:sz w:val="20"/>
                 <w:szCs w:val="20"/>
               </w:rPr>
               <m:t>,</m:t>
@@ -10107,7 +9424,6 @@
                   <w:rPr>
                     <w:rFonts w:ascii="Cambria Math" w:hAnsi="Cambria Math"/>
                     <w:i/>
-                    <w:sz w:val="20"/>
                     <w:szCs w:val="20"/>
                   </w:rPr>
                 </m:ctrlPr>
@@ -10116,7 +9432,6 @@
                 <m:r>
                   <w:rPr>
                     <w:rFonts w:ascii="Cambria Math" w:hAnsi="Cambria Math"/>
-                    <w:sz w:val="20"/>
                     <w:szCs w:val="20"/>
                   </w:rPr>
                   <m:t>t</m:t>
@@ -10126,7 +9441,6 @@
                 <m:r>
                   <w:rPr>
                     <w:rFonts w:ascii="Cambria Math" w:hAnsi="Cambria Math"/>
-                    <w:sz w:val="20"/>
                     <w:szCs w:val="20"/>
                   </w:rPr>
                   <m:t>1</m:t>
@@ -10136,7 +9450,6 @@
             <m:r>
               <w:rPr>
                 <w:rFonts w:ascii="Cambria Math" w:hAnsi="Cambria Math"/>
-                <w:sz w:val="20"/>
                 <w:szCs w:val="20"/>
               </w:rPr>
               <m:t>,…,</m:t>
@@ -10147,7 +9460,6 @@
                   <w:rPr>
                     <w:rFonts w:ascii="Cambria Math" w:hAnsi="Cambria Math"/>
                     <w:i/>
-                    <w:sz w:val="20"/>
                     <w:szCs w:val="20"/>
                   </w:rPr>
                 </m:ctrlPr>
@@ -10156,7 +9468,6 @@
                 <m:r>
                   <w:rPr>
                     <w:rFonts w:ascii="Cambria Math" w:hAnsi="Cambria Math"/>
-                    <w:sz w:val="20"/>
                     <w:szCs w:val="20"/>
                   </w:rPr>
                   <m:t>t</m:t>
@@ -10166,7 +9477,6 @@
                 <m:r>
                   <w:rPr>
                     <w:rFonts w:ascii="Cambria Math" w:hAnsi="Cambria Math"/>
-                    <w:sz w:val="20"/>
                     <w:szCs w:val="20"/>
                   </w:rPr>
                   <m:t>C</m:t>
@@ -10180,13 +9490,11 @@
     <w:p>
       <w:pPr>
         <w:rPr>
-          <w:sz w:val="20"/>
-          <w:szCs w:val="20"/>
-        </w:rPr>
-      </w:pPr>
-      <w:r>
-        <w:rPr>
-          <w:sz w:val="20"/>
+          <w:szCs w:val="20"/>
+        </w:rPr>
+      </w:pPr>
+      <w:r>
+        <w:rPr>
           <w:szCs w:val="20"/>
         </w:rPr>
         <w:t xml:space="preserve">Forward RNN with delay: </w:t>
@@ -10200,7 +9508,6 @@
               <w:rPr>
                 <w:rFonts w:ascii="Cambria Math" w:hAnsi="Cambria Math"/>
                 <w:i/>
-                <w:sz w:val="20"/>
                 <w:szCs w:val="20"/>
               </w:rPr>
             </m:ctrlPr>
@@ -10212,7 +9519,6 @@
                   <w:rPr>
                     <w:rFonts w:ascii="Cambria Math" w:hAnsi="Cambria Math"/>
                     <w:i/>
-                    <w:sz w:val="20"/>
                     <w:szCs w:val="20"/>
                   </w:rPr>
                 </m:ctrlPr>
@@ -10221,7 +9527,6 @@
                 <m:r>
                   <w:rPr>
                     <w:rFonts w:ascii="Cambria Math" w:hAnsi="Cambria Math"/>
-                    <w:sz w:val="20"/>
                     <w:szCs w:val="20"/>
                   </w:rPr>
                   <m:t>t</m:t>
@@ -10231,7 +9536,6 @@
                 <m:r>
                   <w:rPr>
                     <w:rFonts w:ascii="Cambria Math" w:hAnsi="Cambria Math"/>
-                    <w:sz w:val="20"/>
                     <w:szCs w:val="20"/>
                   </w:rPr>
                   <m:t>0</m:t>
@@ -10241,7 +9545,6 @@
             <m:r>
               <w:rPr>
                 <w:rFonts w:ascii="Cambria Math" w:hAnsi="Cambria Math"/>
-                <w:sz w:val="20"/>
                 <w:szCs w:val="20"/>
               </w:rPr>
               <m:t>,</m:t>
@@ -10252,7 +9555,6 @@
                   <w:rPr>
                     <w:rFonts w:ascii="Cambria Math" w:hAnsi="Cambria Math"/>
                     <w:i/>
-                    <w:sz w:val="20"/>
                     <w:szCs w:val="20"/>
                   </w:rPr>
                 </m:ctrlPr>
@@ -10261,7 +9563,6 @@
                 <m:r>
                   <w:rPr>
                     <w:rFonts w:ascii="Cambria Math" w:hAnsi="Cambria Math"/>
-                    <w:sz w:val="20"/>
                     <w:szCs w:val="20"/>
                   </w:rPr>
                   <m:t>t</m:t>
@@ -10271,7 +9572,6 @@
                 <m:r>
                   <w:rPr>
                     <w:rFonts w:ascii="Cambria Math" w:hAnsi="Cambria Math"/>
-                    <w:sz w:val="20"/>
                     <w:szCs w:val="20"/>
                   </w:rPr>
                   <m:t>1</m:t>
@@ -10281,7 +9581,6 @@
             <m:r>
               <w:rPr>
                 <w:rFonts w:ascii="Cambria Math" w:hAnsi="Cambria Math"/>
-                <w:sz w:val="20"/>
                 <w:szCs w:val="20"/>
               </w:rPr>
               <m:t>,…,</m:t>
@@ -10292,7 +9591,6 @@
                   <w:rPr>
                     <w:rFonts w:ascii="Cambria Math" w:hAnsi="Cambria Math"/>
                     <w:i/>
-                    <w:sz w:val="20"/>
                     <w:szCs w:val="20"/>
                   </w:rPr>
                 </m:ctrlPr>
@@ -10301,7 +9599,6 @@
                 <m:r>
                   <w:rPr>
                     <w:rFonts w:ascii="Cambria Math" w:hAnsi="Cambria Math"/>
-                    <w:sz w:val="20"/>
                     <w:szCs w:val="20"/>
                   </w:rPr>
                   <m:t>t</m:t>
@@ -10311,7 +9608,6 @@
                 <m:r>
                   <w:rPr>
                     <w:rFonts w:ascii="Cambria Math" w:hAnsi="Cambria Math"/>
-                    <w:sz w:val="20"/>
                     <w:szCs w:val="20"/>
                   </w:rPr>
                   <m:t>C</m:t>
@@ -10321,7 +9617,6 @@
             <m:r>
               <w:rPr>
                 <w:rFonts w:ascii="Cambria Math" w:hAnsi="Cambria Math"/>
-                <w:sz w:val="20"/>
                 <w:szCs w:val="20"/>
               </w:rPr>
               <m:t>,</m:t>
@@ -10332,7 +9627,6 @@
                   <w:rPr>
                     <w:rFonts w:ascii="Cambria Math" w:hAnsi="Cambria Math"/>
                     <w:i/>
-                    <w:sz w:val="20"/>
                     <w:szCs w:val="20"/>
                   </w:rPr>
                 </m:ctrlPr>
@@ -10341,7 +9635,6 @@
                 <m:r>
                   <w:rPr>
                     <w:rFonts w:ascii="Cambria Math" w:hAnsi="Cambria Math"/>
-                    <w:sz w:val="20"/>
                     <w:szCs w:val="20"/>
                   </w:rPr>
                   <m:t>t</m:t>
@@ -10351,7 +9644,6 @@
                 <m:r>
                   <w:rPr>
                     <w:rFonts w:ascii="Cambria Math" w:hAnsi="Cambria Math"/>
-                    <w:sz w:val="20"/>
                     <w:szCs w:val="20"/>
                   </w:rPr>
                   <m:t>C+1</m:t>
@@ -10361,7 +9653,6 @@
             <m:r>
               <w:rPr>
                 <w:rFonts w:ascii="Cambria Math" w:hAnsi="Cambria Math"/>
-                <w:sz w:val="20"/>
                 <w:szCs w:val="20"/>
               </w:rPr>
               <m:t>,…,</m:t>
@@ -10372,7 +9663,6 @@
                   <w:rPr>
                     <w:rFonts w:ascii="Cambria Math" w:hAnsi="Cambria Math"/>
                     <w:i/>
-                    <w:sz w:val="20"/>
                     <w:szCs w:val="20"/>
                   </w:rPr>
                 </m:ctrlPr>
@@ -10381,7 +9671,6 @@
                 <m:r>
                   <w:rPr>
                     <w:rFonts w:ascii="Cambria Math" w:hAnsi="Cambria Math"/>
-                    <w:sz w:val="20"/>
                     <w:szCs w:val="20"/>
                   </w:rPr>
                   <m:t>t</m:t>
@@ -10391,7 +9680,6 @@
                 <m:r>
                   <w:rPr>
                     <w:rFonts w:ascii="Cambria Math" w:hAnsi="Cambria Math"/>
-                    <w:sz w:val="20"/>
                     <w:szCs w:val="20"/>
                   </w:rPr>
                   <m:t>C+M</m:t>
@@ -10405,13 +9693,11 @@
     <w:p>
       <w:pPr>
         <w:rPr>
-          <w:sz w:val="20"/>
-          <w:szCs w:val="20"/>
-        </w:rPr>
-      </w:pPr>
-      <w:r>
-        <w:rPr>
-          <w:sz w:val="20"/>
+          <w:szCs w:val="20"/>
+        </w:rPr>
+      </w:pPr>
+      <w:r>
+        <w:rPr>
           <w:szCs w:val="20"/>
         </w:rPr>
         <w:t xml:space="preserve">Backward RNN with delay: </w:t>
@@ -10425,7 +9711,6 @@
               <w:rPr>
                 <w:rFonts w:ascii="Cambria Math" w:hAnsi="Cambria Math"/>
                 <w:i/>
-                <w:sz w:val="20"/>
                 <w:szCs w:val="20"/>
               </w:rPr>
             </m:ctrlPr>
@@ -10437,7 +9722,6 @@
                   <w:rPr>
                     <w:rFonts w:ascii="Cambria Math" w:hAnsi="Cambria Math"/>
                     <w:i/>
-                    <w:sz w:val="20"/>
                     <w:szCs w:val="20"/>
                   </w:rPr>
                 </m:ctrlPr>
@@ -10446,7 +9730,6 @@
                 <m:r>
                   <w:rPr>
                     <w:rFonts w:ascii="Cambria Math" w:hAnsi="Cambria Math"/>
-                    <w:sz w:val="20"/>
                     <w:szCs w:val="20"/>
                   </w:rPr>
                   <m:t>t</m:t>
@@ -10456,7 +9739,6 @@
                 <m:r>
                   <w:rPr>
                     <w:rFonts w:ascii="Cambria Math" w:hAnsi="Cambria Math"/>
-                    <w:sz w:val="20"/>
                     <w:szCs w:val="20"/>
                   </w:rPr>
                   <m:t>C-M</m:t>
@@ -10466,7 +9748,6 @@
             <m:r>
               <w:rPr>
                 <w:rFonts w:ascii="Cambria Math" w:hAnsi="Cambria Math"/>
-                <w:sz w:val="20"/>
                 <w:szCs w:val="20"/>
               </w:rPr>
               <m:t>,</m:t>
@@ -10477,7 +9758,6 @@
                   <w:rPr>
                     <w:rFonts w:ascii="Cambria Math" w:hAnsi="Cambria Math"/>
                     <w:i/>
-                    <w:sz w:val="20"/>
                     <w:szCs w:val="20"/>
                   </w:rPr>
                 </m:ctrlPr>
@@ -10486,7 +9766,6 @@
                 <m:r>
                   <w:rPr>
                     <w:rFonts w:ascii="Cambria Math" w:hAnsi="Cambria Math"/>
-                    <w:sz w:val="20"/>
                     <w:szCs w:val="20"/>
                   </w:rPr>
                   <m:t>t</m:t>
@@ -10496,7 +9775,6 @@
                 <m:r>
                   <w:rPr>
                     <w:rFonts w:ascii="Cambria Math" w:hAnsi="Cambria Math"/>
-                    <w:sz w:val="20"/>
                     <w:szCs w:val="20"/>
                   </w:rPr>
                   <m:t>C-M+1</m:t>
@@ -10506,7 +9784,6 @@
             <m:r>
               <w:rPr>
                 <w:rFonts w:ascii="Cambria Math" w:hAnsi="Cambria Math"/>
-                <w:sz w:val="20"/>
                 <w:szCs w:val="20"/>
               </w:rPr>
               <m:t>,…,</m:t>
@@ -10517,7 +9794,6 @@
                   <w:rPr>
                     <w:rFonts w:ascii="Cambria Math" w:hAnsi="Cambria Math"/>
                     <w:i/>
-                    <w:sz w:val="20"/>
                     <w:szCs w:val="20"/>
                   </w:rPr>
                 </m:ctrlPr>
@@ -10526,7 +9802,6 @@
                 <m:r>
                   <w:rPr>
                     <w:rFonts w:ascii="Cambria Math" w:hAnsi="Cambria Math"/>
-                    <w:sz w:val="20"/>
                     <w:szCs w:val="20"/>
                   </w:rPr>
                   <m:t>t</m:t>
@@ -10536,7 +9811,6 @@
                 <m:r>
                   <w:rPr>
                     <w:rFonts w:ascii="Cambria Math" w:hAnsi="Cambria Math"/>
-                    <w:sz w:val="20"/>
                     <w:szCs w:val="20"/>
                   </w:rPr>
                   <m:t>C</m:t>
@@ -10546,7 +9820,6 @@
             <m:r>
               <w:rPr>
                 <w:rFonts w:ascii="Cambria Math" w:hAnsi="Cambria Math"/>
-                <w:sz w:val="20"/>
                 <w:szCs w:val="20"/>
               </w:rPr>
               <m:t>,</m:t>
@@ -10557,7 +9830,6 @@
                   <w:rPr>
                     <w:rFonts w:ascii="Cambria Math" w:hAnsi="Cambria Math"/>
                     <w:i/>
-                    <w:sz w:val="20"/>
                     <w:szCs w:val="20"/>
                   </w:rPr>
                 </m:ctrlPr>
@@ -10566,7 +9838,6 @@
                 <m:r>
                   <w:rPr>
                     <w:rFonts w:ascii="Cambria Math" w:hAnsi="Cambria Math"/>
-                    <w:sz w:val="20"/>
                     <w:szCs w:val="20"/>
                   </w:rPr>
                   <m:t>t</m:t>
@@ -10576,7 +9847,6 @@
                 <m:r>
                   <w:rPr>
                     <w:rFonts w:ascii="Cambria Math" w:hAnsi="Cambria Math"/>
-                    <w:sz w:val="20"/>
                     <w:szCs w:val="20"/>
                   </w:rPr>
                   <m:t>C+1</m:t>
@@ -10586,7 +9856,6 @@
             <m:r>
               <w:rPr>
                 <w:rFonts w:ascii="Cambria Math" w:hAnsi="Cambria Math"/>
-                <w:sz w:val="20"/>
                 <w:szCs w:val="20"/>
               </w:rPr>
               <m:t>,…,</m:t>
@@ -10597,7 +9866,6 @@
                   <w:rPr>
                     <w:rFonts w:ascii="Cambria Math" w:hAnsi="Cambria Math"/>
                     <w:i/>
-                    <w:sz w:val="20"/>
                     <w:szCs w:val="20"/>
                   </w:rPr>
                 </m:ctrlPr>
@@ -10606,7 +9874,6 @@
                 <m:r>
                   <w:rPr>
                     <w:rFonts w:ascii="Cambria Math" w:hAnsi="Cambria Math"/>
-                    <w:sz w:val="20"/>
                     <w:szCs w:val="20"/>
                   </w:rPr>
                   <m:t>t</m:t>
@@ -10616,7 +9883,6 @@
                 <m:r>
                   <w:rPr>
                     <w:rFonts w:ascii="Cambria Math" w:hAnsi="Cambria Math"/>
-                    <w:sz w:val="20"/>
                     <w:szCs w:val="20"/>
                   </w:rPr>
                   <m:t>F</m:t>
@@ -10626,7 +9892,6 @@
             <m:r>
               <w:rPr>
                 <w:rFonts w:ascii="Cambria Math" w:hAnsi="Cambria Math"/>
-                <w:sz w:val="20"/>
                 <w:szCs w:val="20"/>
               </w:rPr>
               <m:t xml:space="preserve"> </m:t>
@@ -10636,7 +9901,6 @@
       </m:oMath>
       <w:r>
         <w:rPr>
-          <w:sz w:val="20"/>
           <w:szCs w:val="20"/>
         </w:rPr>
         <w:t xml:space="preserve">, </w:t>
@@ -10645,7 +9909,6 @@
         <m:r>
           <w:rPr>
             <w:rFonts w:ascii="Cambria Math" w:hAnsi="Cambria Math"/>
-            <w:sz w:val="20"/>
             <w:szCs w:val="20"/>
           </w:rPr>
           <m:t>M&lt;C</m:t>
@@ -10653,7 +9916,6 @@
       </m:oMath>
       <w:r>
         <w:rPr>
-          <w:sz w:val="20"/>
           <w:szCs w:val="20"/>
         </w:rPr>
         <w:t xml:space="preserve">, </w:t>
@@ -10662,7 +9924,6 @@
         <m:r>
           <w:rPr>
             <w:rFonts w:ascii="Cambria Math" w:hAnsi="Cambria Math"/>
-            <w:sz w:val="20"/>
             <w:szCs w:val="20"/>
           </w:rPr>
           <m:t>F</m:t>
@@ -10670,7 +9931,6 @@
       </m:oMath>
       <w:r>
         <w:rPr>
-          <w:sz w:val="20"/>
           <w:szCs w:val="20"/>
         </w:rPr>
         <w:t xml:space="preserve"> – the index of the final frame</w:t>
@@ -10679,13 +9939,11 @@
     <w:p>
       <w:pPr>
         <w:rPr>
-          <w:sz w:val="20"/>
-          <w:szCs w:val="20"/>
-        </w:rPr>
-      </w:pPr>
-      <w:r>
-        <w:rPr>
-          <w:sz w:val="20"/>
+          <w:szCs w:val="20"/>
+        </w:rPr>
+      </w:pPr>
+      <w:r>
+        <w:rPr>
           <w:szCs w:val="20"/>
         </w:rPr>
         <w:t xml:space="preserve">BRNN (Bidirectional RNN): </w:t>
@@ -10699,7 +9957,6 @@
               <w:rPr>
                 <w:rFonts w:ascii="Cambria Math" w:hAnsi="Cambria Math"/>
                 <w:i/>
-                <w:sz w:val="20"/>
                 <w:szCs w:val="20"/>
               </w:rPr>
             </m:ctrlPr>
@@ -10711,7 +9968,6 @@
                   <w:rPr>
                     <w:rFonts w:ascii="Cambria Math" w:hAnsi="Cambria Math"/>
                     <w:i/>
-                    <w:sz w:val="20"/>
                     <w:szCs w:val="20"/>
                   </w:rPr>
                 </m:ctrlPr>
@@ -10720,7 +9976,6 @@
                 <m:r>
                   <w:rPr>
                     <w:rFonts w:ascii="Cambria Math" w:hAnsi="Cambria Math"/>
-                    <w:sz w:val="20"/>
                     <w:szCs w:val="20"/>
                   </w:rPr>
                   <m:t>t</m:t>
@@ -10730,7 +9985,6 @@
                 <m:r>
                   <w:rPr>
                     <w:rFonts w:ascii="Cambria Math" w:hAnsi="Cambria Math"/>
-                    <w:sz w:val="20"/>
                     <w:szCs w:val="20"/>
                   </w:rPr>
                   <m:t>0</m:t>
@@ -10740,7 +9994,6 @@
             <m:r>
               <w:rPr>
                 <w:rFonts w:ascii="Cambria Math" w:hAnsi="Cambria Math"/>
-                <w:sz w:val="20"/>
                 <w:szCs w:val="20"/>
               </w:rPr>
               <m:t>,</m:t>
@@ -10751,7 +10004,6 @@
                   <w:rPr>
                     <w:rFonts w:ascii="Cambria Math" w:hAnsi="Cambria Math"/>
                     <w:i/>
-                    <w:sz w:val="20"/>
                     <w:szCs w:val="20"/>
                   </w:rPr>
                 </m:ctrlPr>
@@ -10760,7 +10012,6 @@
                 <m:r>
                   <w:rPr>
                     <w:rFonts w:ascii="Cambria Math" w:hAnsi="Cambria Math"/>
-                    <w:sz w:val="20"/>
                     <w:szCs w:val="20"/>
                   </w:rPr>
                   <m:t>t</m:t>
@@ -10770,7 +10021,6 @@
                 <m:r>
                   <w:rPr>
                     <w:rFonts w:ascii="Cambria Math" w:hAnsi="Cambria Math"/>
-                    <w:sz w:val="20"/>
                     <w:szCs w:val="20"/>
                   </w:rPr>
                   <m:t>1</m:t>
@@ -10780,7 +10030,6 @@
             <m:r>
               <w:rPr>
                 <w:rFonts w:ascii="Cambria Math" w:hAnsi="Cambria Math"/>
-                <w:sz w:val="20"/>
                 <w:szCs w:val="20"/>
               </w:rPr>
               <m:t>,…,</m:t>
@@ -10791,7 +10040,6 @@
                   <w:rPr>
                     <w:rFonts w:ascii="Cambria Math" w:hAnsi="Cambria Math"/>
                     <w:i/>
-                    <w:sz w:val="20"/>
                     <w:szCs w:val="20"/>
                   </w:rPr>
                 </m:ctrlPr>
@@ -10800,7 +10048,6 @@
                 <m:r>
                   <w:rPr>
                     <w:rFonts w:ascii="Cambria Math" w:hAnsi="Cambria Math"/>
-                    <w:sz w:val="20"/>
                     <w:szCs w:val="20"/>
                   </w:rPr>
                   <m:t>t</m:t>
@@ -10810,7 +10057,6 @@
                 <m:r>
                   <w:rPr>
                     <w:rFonts w:ascii="Cambria Math" w:hAnsi="Cambria Math"/>
-                    <w:sz w:val="20"/>
                     <w:szCs w:val="20"/>
                   </w:rPr>
                   <m:t>C</m:t>
@@ -10820,7 +10066,6 @@
             <m:r>
               <w:rPr>
                 <w:rFonts w:ascii="Cambria Math" w:hAnsi="Cambria Math"/>
-                <w:sz w:val="20"/>
                 <w:szCs w:val="20"/>
               </w:rPr>
               <m:t>,</m:t>
@@ -10831,7 +10076,6 @@
                   <w:rPr>
                     <w:rFonts w:ascii="Cambria Math" w:hAnsi="Cambria Math"/>
                     <w:i/>
-                    <w:sz w:val="20"/>
                     <w:szCs w:val="20"/>
                   </w:rPr>
                 </m:ctrlPr>
@@ -10840,7 +10084,6 @@
                 <m:r>
                   <w:rPr>
                     <w:rFonts w:ascii="Cambria Math" w:hAnsi="Cambria Math"/>
-                    <w:sz w:val="20"/>
                     <w:szCs w:val="20"/>
                   </w:rPr>
                   <m:t>t</m:t>
@@ -10850,7 +10093,6 @@
                 <m:r>
                   <w:rPr>
                     <w:rFonts w:ascii="Cambria Math" w:hAnsi="Cambria Math"/>
-                    <w:sz w:val="20"/>
                     <w:szCs w:val="20"/>
                   </w:rPr>
                   <m:t>C+1</m:t>
@@ -10860,7 +10102,6 @@
             <m:r>
               <w:rPr>
                 <w:rFonts w:ascii="Cambria Math" w:hAnsi="Cambria Math"/>
-                <w:sz w:val="20"/>
                 <w:szCs w:val="20"/>
               </w:rPr>
               <m:t>,…,</m:t>
@@ -10871,7 +10112,6 @@
                   <w:rPr>
                     <w:rFonts w:ascii="Cambria Math" w:hAnsi="Cambria Math"/>
                     <w:i/>
-                    <w:sz w:val="20"/>
                     <w:szCs w:val="20"/>
                   </w:rPr>
                 </m:ctrlPr>
@@ -10880,7 +10120,6 @@
                 <m:r>
                   <w:rPr>
                     <w:rFonts w:ascii="Cambria Math" w:hAnsi="Cambria Math"/>
-                    <w:sz w:val="20"/>
                     <w:szCs w:val="20"/>
                   </w:rPr>
                   <m:t>t</m:t>
@@ -10890,7 +10129,6 @@
                 <m:r>
                   <w:rPr>
                     <w:rFonts w:ascii="Cambria Math" w:hAnsi="Cambria Math"/>
-                    <w:sz w:val="20"/>
                     <w:szCs w:val="20"/>
                   </w:rPr>
                   <m:t>F</m:t>
@@ -10902,7 +10140,6 @@
       </m:oMath>
       <w:r>
         <w:rPr>
-          <w:sz w:val="20"/>
           <w:szCs w:val="20"/>
         </w:rPr>
         <w:t xml:space="preserve">, </w:t>
@@ -10911,7 +10148,6 @@
         <m:r>
           <w:rPr>
             <w:rFonts w:ascii="Cambria Math" w:hAnsi="Cambria Math"/>
-            <w:sz w:val="20"/>
             <w:szCs w:val="20"/>
           </w:rPr>
           <m:t>F</m:t>
@@ -10919,7 +10155,6 @@
       </m:oMath>
       <w:r>
         <w:rPr>
-          <w:sz w:val="20"/>
           <w:szCs w:val="20"/>
         </w:rPr>
         <w:t xml:space="preserve"> – the index of the final frame</w:t>
@@ -10928,21 +10163,18 @@
     <w:p>
       <w:pPr>
         <w:rPr>
-          <w:sz w:val="20"/>
-          <w:szCs w:val="20"/>
-        </w:rPr>
-      </w:pPr>
-    </w:p>
-    <w:p>
-      <w:pPr>
-        <w:rPr>
-          <w:sz w:val="20"/>
-          <w:szCs w:val="20"/>
-        </w:rPr>
-      </w:pPr>
-      <w:r>
-        <w:rPr>
-          <w:sz w:val="20"/>
+          <w:szCs w:val="20"/>
+        </w:rPr>
+      </w:pPr>
+    </w:p>
+    <w:p>
+      <w:pPr>
+        <w:rPr>
+          <w:szCs w:val="20"/>
+        </w:rPr>
+      </w:pPr>
+      <w:r>
+        <w:rPr>
           <w:szCs w:val="20"/>
         </w:rPr>
         <w:t xml:space="preserve">Future input information coming up later than </w:t>
@@ -10954,7 +10186,6 @@
               <w:rPr>
                 <w:rFonts w:ascii="Cambria Math" w:hAnsi="Cambria Math"/>
                 <w:i/>
-                <w:sz w:val="20"/>
                 <w:szCs w:val="20"/>
               </w:rPr>
             </m:ctrlPr>
@@ -10963,7 +10194,6 @@
             <m:r>
               <w:rPr>
                 <w:rFonts w:ascii="Cambria Math" w:hAnsi="Cambria Math"/>
-                <w:sz w:val="20"/>
                 <w:szCs w:val="20"/>
               </w:rPr>
               <m:t>t</m:t>
@@ -10973,7 +10203,6 @@
             <m:r>
               <w:rPr>
                 <w:rFonts w:ascii="Cambria Math" w:hAnsi="Cambria Math"/>
-                <w:sz w:val="20"/>
                 <w:szCs w:val="20"/>
               </w:rPr>
               <m:t>C</m:t>
@@ -10983,7 +10212,6 @@
       </m:oMath>
       <w:r>
         <w:rPr>
-          <w:sz w:val="20"/>
           <w:szCs w:val="20"/>
         </w:rPr>
         <w:t xml:space="preserve"> is usually also useful for prediction. With an RNN, this can be partially achieved by delaying the output by a certain number of M time frames to include future information up to </w:t>
@@ -10992,7 +10220,6 @@
     <w:p>
       <w:pPr>
         <w:rPr>
-          <w:sz w:val="20"/>
           <w:szCs w:val="20"/>
         </w:rPr>
       </w:pPr>
@@ -11003,7 +10230,6 @@
               <w:rPr>
                 <w:rFonts w:ascii="Cambria Math" w:hAnsi="Cambria Math"/>
                 <w:i/>
-                <w:sz w:val="20"/>
                 <w:szCs w:val="20"/>
               </w:rPr>
             </m:ctrlPr>
@@ -11012,7 +10238,6 @@
             <m:r>
               <w:rPr>
                 <w:rFonts w:ascii="Cambria Math" w:hAnsi="Cambria Math"/>
-                <w:sz w:val="20"/>
                 <w:szCs w:val="20"/>
               </w:rPr>
               <m:t>t</m:t>
@@ -11022,7 +10247,6 @@
             <m:r>
               <w:rPr>
                 <w:rFonts w:ascii="Cambria Math" w:hAnsi="Cambria Math"/>
-                <w:sz w:val="20"/>
                 <w:szCs w:val="20"/>
               </w:rPr>
               <m:t>C+M</m:t>
@@ -11032,7 +10256,6 @@
       </m:oMath>
       <w:r>
         <w:rPr>
-          <w:sz w:val="20"/>
           <w:szCs w:val="20"/>
         </w:rPr>
         <w:t xml:space="preserve"> to predict </w:t>
@@ -11044,7 +10267,6 @@
               <w:rPr>
                 <w:rFonts w:ascii="Cambria Math" w:hAnsi="Cambria Math"/>
                 <w:i/>
-                <w:sz w:val="20"/>
                 <w:szCs w:val="20"/>
               </w:rPr>
             </m:ctrlPr>
@@ -11056,7 +10278,6 @@
               </m:rPr>
               <w:rPr>
                 <w:rFonts w:ascii="Cambria Math" w:hAnsi="Cambria Math"/>
-                <w:sz w:val="20"/>
                 <w:szCs w:val="20"/>
               </w:rPr>
               <m:t>y</m:t>
@@ -11069,7 +10290,6 @@
                   <w:rPr>
                     <w:rFonts w:ascii="Cambria Math" w:hAnsi="Cambria Math"/>
                     <w:i/>
-                    <w:sz w:val="20"/>
                     <w:szCs w:val="20"/>
                   </w:rPr>
                 </m:ctrlPr>
@@ -11078,7 +10298,6 @@
                 <m:r>
                   <w:rPr>
                     <w:rFonts w:ascii="Cambria Math" w:hAnsi="Cambria Math"/>
-                    <w:sz w:val="20"/>
                     <w:szCs w:val="20"/>
                   </w:rPr>
                   <m:t>t</m:t>
@@ -11088,7 +10307,6 @@
                 <m:r>
                   <w:rPr>
                     <w:rFonts w:ascii="Cambria Math" w:hAnsi="Cambria Math"/>
-                    <w:sz w:val="20"/>
                     <w:szCs w:val="20"/>
                   </w:rPr>
                   <m:t>C</m:t>
@@ -11100,14 +10318,12 @@
       </m:oMath>
       <w:r>
         <w:rPr>
-          <w:sz w:val="20"/>
           <w:szCs w:val="20"/>
         </w:rPr>
         <w:t>.</w:t>
       </w:r>
       <w:r>
         <w:rPr>
-          <w:sz w:val="20"/>
           <w:szCs w:val="20"/>
         </w:rPr>
         <w:t xml:space="preserve"> </w:t>
@@ -11116,7 +10332,6 @@
         <m:r>
           <w:rPr>
             <w:rFonts w:ascii="Cambria Math" w:hAnsi="Cambria Math"/>
-            <w:sz w:val="20"/>
             <w:szCs w:val="20"/>
           </w:rPr>
           <m:t>M</m:t>
@@ -11124,7 +10339,6 @@
       </m:oMath>
       <w:r>
         <w:rPr>
-          <w:sz w:val="20"/>
           <w:szCs w:val="20"/>
         </w:rPr>
         <w:t xml:space="preserve"> could be made very large to capture all the available future information, but in practice, it is found that prediction results drop if </w:t>
@@ -11133,7 +10347,6 @@
         <m:r>
           <w:rPr>
             <w:rFonts w:ascii="Cambria Math" w:hAnsi="Cambria Math"/>
-            <w:sz w:val="20"/>
             <w:szCs w:val="20"/>
           </w:rPr>
           <m:t>M</m:t>
@@ -11141,14 +10354,12 @@
       </m:oMath>
       <w:r>
         <w:rPr>
-          <w:sz w:val="20"/>
           <w:szCs w:val="20"/>
         </w:rPr>
         <w:t xml:space="preserve"> is too large. </w:t>
       </w:r>
       <w:r>
         <w:rPr>
-          <w:sz w:val="20"/>
           <w:szCs w:val="20"/>
         </w:rPr>
         <w:t xml:space="preserve">A possible explanation for this could be that with rising </w:t>
@@ -11157,7 +10368,6 @@
         <m:r>
           <w:rPr>
             <w:rFonts w:ascii="Cambria Math" w:hAnsi="Cambria Math"/>
-            <w:sz w:val="20"/>
             <w:szCs w:val="20"/>
           </w:rPr>
           <m:t>M</m:t>
@@ -11165,7 +10375,6 @@
       </m:oMath>
       <w:r>
         <w:rPr>
-          <w:sz w:val="20"/>
           <w:szCs w:val="20"/>
         </w:rPr>
         <w:t xml:space="preserve">, the modeling power of the RNN is increasingly concentrated on remembering the input information up to </w:t>
@@ -11177,7 +10386,6 @@
               <w:rPr>
                 <w:rFonts w:ascii="Cambria Math" w:hAnsi="Cambria Math"/>
                 <w:i/>
-                <w:sz w:val="20"/>
                 <w:szCs w:val="20"/>
               </w:rPr>
             </m:ctrlPr>
@@ -11186,7 +10394,6 @@
             <m:r>
               <w:rPr>
                 <w:rFonts w:ascii="Cambria Math" w:hAnsi="Cambria Math"/>
-                <w:sz w:val="20"/>
                 <w:szCs w:val="20"/>
               </w:rPr>
               <m:t>x</m:t>
@@ -11199,7 +10406,6 @@
                   <w:rPr>
                     <w:rFonts w:ascii="Cambria Math" w:hAnsi="Cambria Math"/>
                     <w:i/>
-                    <w:sz w:val="20"/>
                     <w:szCs w:val="20"/>
                   </w:rPr>
                 </m:ctrlPr>
@@ -11208,7 +10414,6 @@
                 <m:r>
                   <w:rPr>
                     <w:rFonts w:ascii="Cambria Math" w:hAnsi="Cambria Math"/>
-                    <w:sz w:val="20"/>
                     <w:szCs w:val="20"/>
                   </w:rPr>
                   <m:t>t</m:t>
@@ -11218,7 +10423,6 @@
                 <m:r>
                   <w:rPr>
                     <w:rFonts w:ascii="Cambria Math" w:hAnsi="Cambria Math"/>
-                    <w:sz w:val="20"/>
                     <w:szCs w:val="20"/>
                   </w:rPr>
                   <m:t>C+M</m:t>
@@ -11230,7 +10434,6 @@
       </m:oMath>
       <w:r>
         <w:rPr>
-          <w:sz w:val="20"/>
           <w:szCs w:val="20"/>
         </w:rPr>
         <w:t xml:space="preserve"> for the prediction of </w:t>
@@ -11242,7 +10445,6 @@
               <w:rPr>
                 <w:rFonts w:ascii="Cambria Math" w:hAnsi="Cambria Math"/>
                 <w:i/>
-                <w:sz w:val="20"/>
                 <w:szCs w:val="20"/>
               </w:rPr>
             </m:ctrlPr>
@@ -11254,7 +10456,6 @@
               </m:rPr>
               <w:rPr>
                 <w:rFonts w:ascii="Cambria Math" w:hAnsi="Cambria Math"/>
-                <w:sz w:val="20"/>
                 <w:szCs w:val="20"/>
               </w:rPr>
               <m:t>y</m:t>
@@ -11267,7 +10468,6 @@
                   <w:rPr>
                     <w:rFonts w:ascii="Cambria Math" w:hAnsi="Cambria Math"/>
                     <w:i/>
-                    <w:sz w:val="20"/>
                     <w:szCs w:val="20"/>
                   </w:rPr>
                 </m:ctrlPr>
@@ -11276,7 +10476,6 @@
                 <m:r>
                   <w:rPr>
                     <w:rFonts w:ascii="Cambria Math" w:hAnsi="Cambria Math"/>
-                    <w:sz w:val="20"/>
                     <w:szCs w:val="20"/>
                   </w:rPr>
                   <m:t>t</m:t>
@@ -11286,7 +10485,6 @@
                 <m:r>
                   <w:rPr>
                     <w:rFonts w:ascii="Cambria Math" w:hAnsi="Cambria Math"/>
-                    <w:sz w:val="20"/>
                     <w:szCs w:val="20"/>
                   </w:rPr>
                   <m:t>C</m:t>
@@ -11298,7 +10496,6 @@
       </m:oMath>
       <w:r>
         <w:rPr>
-          <w:sz w:val="20"/>
           <w:szCs w:val="20"/>
         </w:rPr>
         <w:t>, leaving less modeling power for combining the prediction knowledge from different input vectors. The optimal delay is task dependent and has to be found by the trial and error method on the validation test set. More elegant approach is desirable.</w:t>
@@ -11307,20 +10504,17 @@
     <w:p>
       <w:pPr>
         <w:rPr>
-          <w:sz w:val="20"/>
-          <w:szCs w:val="20"/>
-        </w:rPr>
-      </w:pPr>
-      <w:r>
-        <w:rPr>
-          <w:sz w:val="20"/>
+          <w:szCs w:val="20"/>
+        </w:rPr>
+      </w:pPr>
+      <w:r>
+        <w:rPr>
           <w:szCs w:val="20"/>
         </w:rPr>
         <w:t xml:space="preserve">To use all available input information, it is possible to use two separate networks (one for each time direction) and then somehow merge the results. Both networks can then be called experts for the specific problem on which the networks are trained. </w:t>
       </w:r>
       <w:r>
         <w:rPr>
-          <w:sz w:val="20"/>
           <w:szCs w:val="20"/>
         </w:rPr>
         <w:t xml:space="preserve">Both networks can then be called </w:t>
@@ -11329,21 +10523,18 @@
         <w:rPr>
           <w:i/>
           <w:iCs/>
-          <w:sz w:val="20"/>
           <w:szCs w:val="20"/>
         </w:rPr>
         <w:t>experts</w:t>
       </w:r>
       <w:r>
         <w:rPr>
-          <w:sz w:val="20"/>
           <w:szCs w:val="20"/>
         </w:rPr>
         <w:t xml:space="preserve"> for the specific problem on which the networks are trained. </w:t>
       </w:r>
       <w:r>
         <w:rPr>
-          <w:sz w:val="20"/>
           <w:szCs w:val="20"/>
         </w:rPr>
         <w:t xml:space="preserve">One way of </w:t>
@@ -11352,14 +10543,12 @@
         <w:rPr>
           <w:i/>
           <w:iCs/>
-          <w:sz w:val="20"/>
           <w:szCs w:val="20"/>
         </w:rPr>
         <w:t>merging the opinions of different experts</w:t>
       </w:r>
       <w:r>
         <w:rPr>
-          <w:sz w:val="20"/>
           <w:szCs w:val="20"/>
         </w:rPr>
         <w:t xml:space="preserve"> is to assume the opinions to be independent, which leads to arithmetic averaging for regression and to geometric averaging (or equivalently arithmetic averaging in log domain) for classification.</w:t>
@@ -11368,30 +10557,26 @@
     <w:p>
       <w:pPr>
         <w:rPr>
-          <w:sz w:val="20"/>
-          <w:szCs w:val="20"/>
-        </w:rPr>
-      </w:pPr>
-    </w:p>
-    <w:p>
-      <w:pPr>
-        <w:rPr>
-          <w:sz w:val="20"/>
-          <w:szCs w:val="20"/>
-        </w:rPr>
-      </w:pPr>
-    </w:p>
-    <w:p>
-      <w:pPr>
-        <w:rPr>
-          <w:sz w:val="20"/>
+          <w:szCs w:val="20"/>
+        </w:rPr>
+      </w:pPr>
+    </w:p>
+    <w:p>
+      <w:pPr>
+        <w:rPr>
+          <w:szCs w:val="20"/>
+        </w:rPr>
+      </w:pPr>
+    </w:p>
+    <w:p>
+      <w:pPr>
+        <w:rPr>
           <w:szCs w:val="20"/>
         </w:rPr>
       </w:pPr>
       <w:r>
         <w:rPr>
           <w:noProof/>
-          <w:sz w:val="20"/>
           <w:szCs w:val="20"/>
         </w:rPr>
         <mc:AlternateContent>
@@ -14124,142 +13309,124 @@
     <w:p>
       <w:pPr>
         <w:rPr>
-          <w:sz w:val="20"/>
-          <w:szCs w:val="20"/>
-        </w:rPr>
-      </w:pPr>
-    </w:p>
-    <w:p>
-      <w:pPr>
-        <w:rPr>
-          <w:sz w:val="20"/>
-          <w:szCs w:val="20"/>
-        </w:rPr>
-      </w:pPr>
-    </w:p>
-    <w:p>
-      <w:pPr>
-        <w:rPr>
-          <w:sz w:val="20"/>
-          <w:szCs w:val="20"/>
-        </w:rPr>
-      </w:pPr>
-    </w:p>
-    <w:p>
-      <w:pPr>
-        <w:rPr>
-          <w:sz w:val="20"/>
-          <w:szCs w:val="20"/>
-        </w:rPr>
-      </w:pPr>
-    </w:p>
-    <w:p>
-      <w:pPr>
-        <w:rPr>
-          <w:sz w:val="20"/>
-          <w:szCs w:val="20"/>
-        </w:rPr>
-      </w:pPr>
-    </w:p>
-    <w:p>
-      <w:pPr>
-        <w:rPr>
-          <w:sz w:val="20"/>
-          <w:szCs w:val="20"/>
-        </w:rPr>
-      </w:pPr>
-    </w:p>
-    <w:p>
-      <w:pPr>
-        <w:rPr>
-          <w:sz w:val="20"/>
-          <w:szCs w:val="20"/>
-        </w:rPr>
-      </w:pPr>
-    </w:p>
-    <w:p>
-      <w:pPr>
-        <w:rPr>
-          <w:sz w:val="20"/>
-          <w:szCs w:val="20"/>
-        </w:rPr>
-      </w:pPr>
-    </w:p>
-    <w:p>
-      <w:pPr>
-        <w:rPr>
-          <w:sz w:val="20"/>
-          <w:szCs w:val="20"/>
-        </w:rPr>
-      </w:pPr>
-    </w:p>
-    <w:p>
-      <w:pPr>
-        <w:rPr>
-          <w:sz w:val="20"/>
-          <w:szCs w:val="20"/>
-        </w:rPr>
-      </w:pPr>
-    </w:p>
-    <w:p>
-      <w:pPr>
-        <w:rPr>
-          <w:sz w:val="20"/>
-          <w:szCs w:val="20"/>
-        </w:rPr>
-      </w:pPr>
-    </w:p>
-    <w:p>
-      <w:pPr>
-        <w:rPr>
-          <w:sz w:val="20"/>
-          <w:szCs w:val="20"/>
-        </w:rPr>
-      </w:pPr>
-    </w:p>
-    <w:p>
-      <w:pPr>
-        <w:rPr>
-          <w:sz w:val="20"/>
-          <w:szCs w:val="20"/>
-        </w:rPr>
-      </w:pPr>
-    </w:p>
-    <w:p>
-      <w:pPr>
-        <w:rPr>
-          <w:sz w:val="20"/>
-          <w:szCs w:val="20"/>
-        </w:rPr>
-      </w:pPr>
-    </w:p>
-    <w:p>
-      <w:pPr>
-        <w:rPr>
-          <w:sz w:val="20"/>
-          <w:szCs w:val="20"/>
-        </w:rPr>
-      </w:pPr>
-    </w:p>
-    <w:p>
-      <w:pPr>
-        <w:rPr>
-          <w:sz w:val="20"/>
-          <w:szCs w:val="20"/>
-        </w:rPr>
-      </w:pPr>
-    </w:p>
-    <w:p>
-      <w:pPr>
-        <w:rPr>
-          <w:sz w:val="20"/>
+          <w:szCs w:val="20"/>
+        </w:rPr>
+      </w:pPr>
+    </w:p>
+    <w:p>
+      <w:pPr>
+        <w:rPr>
+          <w:szCs w:val="20"/>
+        </w:rPr>
+      </w:pPr>
+    </w:p>
+    <w:p>
+      <w:pPr>
+        <w:rPr>
+          <w:szCs w:val="20"/>
+        </w:rPr>
+      </w:pPr>
+    </w:p>
+    <w:p>
+      <w:pPr>
+        <w:rPr>
+          <w:szCs w:val="20"/>
+        </w:rPr>
+      </w:pPr>
+    </w:p>
+    <w:p>
+      <w:pPr>
+        <w:rPr>
+          <w:szCs w:val="20"/>
+        </w:rPr>
+      </w:pPr>
+    </w:p>
+    <w:p>
+      <w:pPr>
+        <w:rPr>
+          <w:szCs w:val="20"/>
+        </w:rPr>
+      </w:pPr>
+    </w:p>
+    <w:p>
+      <w:pPr>
+        <w:rPr>
+          <w:szCs w:val="20"/>
+        </w:rPr>
+      </w:pPr>
+    </w:p>
+    <w:p>
+      <w:pPr>
+        <w:rPr>
+          <w:szCs w:val="20"/>
+        </w:rPr>
+      </w:pPr>
+    </w:p>
+    <w:p>
+      <w:pPr>
+        <w:rPr>
+          <w:szCs w:val="20"/>
+        </w:rPr>
+      </w:pPr>
+    </w:p>
+    <w:p>
+      <w:pPr>
+        <w:rPr>
+          <w:szCs w:val="20"/>
+        </w:rPr>
+      </w:pPr>
+    </w:p>
+    <w:p>
+      <w:pPr>
+        <w:rPr>
+          <w:szCs w:val="20"/>
+        </w:rPr>
+      </w:pPr>
+    </w:p>
+    <w:p>
+      <w:pPr>
+        <w:rPr>
+          <w:szCs w:val="20"/>
+        </w:rPr>
+      </w:pPr>
+    </w:p>
+    <w:p>
+      <w:pPr>
+        <w:rPr>
+          <w:szCs w:val="20"/>
+        </w:rPr>
+      </w:pPr>
+    </w:p>
+    <w:p>
+      <w:pPr>
+        <w:rPr>
+          <w:szCs w:val="20"/>
+        </w:rPr>
+      </w:pPr>
+    </w:p>
+    <w:p>
+      <w:pPr>
+        <w:rPr>
+          <w:szCs w:val="20"/>
+        </w:rPr>
+      </w:pPr>
+    </w:p>
+    <w:p>
+      <w:pPr>
+        <w:rPr>
+          <w:szCs w:val="20"/>
+        </w:rPr>
+      </w:pPr>
+    </w:p>
+    <w:p>
+      <w:pPr>
+        <w:rPr>
           <w:szCs w:val="20"/>
         </w:rPr>
       </w:pPr>
       <w:r>
         <w:rPr>
           <w:color w:val="FF0000"/>
-          <w:sz w:val="20"/>
           <w:szCs w:val="20"/>
         </w:rPr>
         <w:t>//TODO: finish this paragraph and the corresponding Appendix section</w:t>
@@ -14267,7 +13434,6 @@
       <w:r>
         <w:rPr>
           <w:color w:val="FF0000"/>
-          <w:sz w:val="20"/>
           <w:szCs w:val="20"/>
         </w:rPr>
         <w:t xml:space="preserve"> which corresponds </w:t>
@@ -14275,7 +13441,6 @@
       <w:r>
         <w:rPr>
           <w:color w:val="FF0000"/>
-          <w:sz w:val="20"/>
           <w:szCs w:val="20"/>
         </w:rPr>
         <w:t xml:space="preserve">to Section B of </w:t>
@@ -14283,7 +13448,6 @@
       <w:r>
         <w:rPr>
           <w:color w:val="FF0000"/>
-          <w:sz w:val="20"/>
           <w:szCs w:val="20"/>
         </w:rPr>
         <w:t>[</w:t>
@@ -14291,7 +13455,6 @@
       <w:r>
         <w:rPr>
           <w:color w:val="FF0000"/>
-          <w:sz w:val="20"/>
           <w:szCs w:val="20"/>
         </w:rPr>
         <w:t>2</w:t>
@@ -14299,7 +13462,6 @@
       <w:r>
         <w:rPr>
           <w:color w:val="FF0000"/>
-          <w:sz w:val="20"/>
           <w:szCs w:val="20"/>
         </w:rPr>
         <w:t>]</w:t>
@@ -14308,7 +13470,6 @@
     <w:p>
       <w:pPr>
         <w:rPr>
-          <w:sz w:val="20"/>
           <w:szCs w:val="20"/>
         </w:rPr>
       </w:pPr>
@@ -14326,35 +13487,30 @@
     <w:p>
       <w:pPr>
         <w:rPr>
-          <w:sz w:val="20"/>
-          <w:szCs w:val="20"/>
-        </w:rPr>
-      </w:pPr>
-    </w:p>
-    <w:p>
-      <w:pPr>
-        <w:rPr>
-          <w:sz w:val="20"/>
-          <w:szCs w:val="20"/>
-        </w:rPr>
-      </w:pPr>
-      <w:r>
-        <w:rPr>
-          <w:sz w:val="20"/>
+          <w:szCs w:val="20"/>
+        </w:rPr>
+      </w:pPr>
+    </w:p>
+    <w:p>
+      <w:pPr>
+        <w:rPr>
+          <w:szCs w:val="20"/>
+        </w:rPr>
+      </w:pPr>
+      <w:r>
+        <w:rPr>
           <w:szCs w:val="20"/>
         </w:rPr>
         <w:t>Attention-based models are successful when trained on large amounts of data.</w:t>
       </w:r>
       <w:r>
         <w:rPr>
-          <w:sz w:val="20"/>
           <w:szCs w:val="20"/>
         </w:rPr>
         <w:t xml:space="preserve"> Attention is often used as a proxy for human interpretable rationales.</w:t>
       </w:r>
       <w:r>
         <w:rPr>
-          <w:sz w:val="20"/>
           <w:szCs w:val="20"/>
         </w:rPr>
         <w:t xml:space="preserve"> </w:t>
@@ -14363,21 +13519,18 @@
     <w:p>
       <w:pPr>
         <w:rPr>
-          <w:sz w:val="20"/>
-          <w:szCs w:val="20"/>
-        </w:rPr>
-      </w:pPr>
-    </w:p>
-    <w:p>
-      <w:pPr>
-        <w:rPr>
-          <w:sz w:val="20"/>
-          <w:szCs w:val="20"/>
-        </w:rPr>
-      </w:pPr>
-      <w:r>
-        <w:rPr>
-          <w:sz w:val="20"/>
+          <w:szCs w:val="20"/>
+        </w:rPr>
+      </w:pPr>
+    </w:p>
+    <w:p>
+      <w:pPr>
+        <w:rPr>
+          <w:szCs w:val="20"/>
+        </w:rPr>
+      </w:pPr>
+      <w:r>
+        <w:rPr>
           <w:szCs w:val="20"/>
         </w:rPr>
         <w:t xml:space="preserve"> In </w:t>
@@ -14386,7 +13539,6 @@
         <w:r>
           <w:rPr>
             <w:rStyle w:val="Hyperlink"/>
-            <w:sz w:val="20"/>
             <w:szCs w:val="20"/>
           </w:rPr>
           <w:t>[21]</w:t>
@@ -14394,28 +13546,24 @@
       </w:hyperlink>
       <w:r>
         <w:rPr>
-          <w:sz w:val="20"/>
           <w:szCs w:val="20"/>
         </w:rPr>
         <w:t xml:space="preserve"> it is demonstrated </w:t>
       </w:r>
       <w:r>
         <w:rPr>
-          <w:sz w:val="20"/>
           <w:szCs w:val="20"/>
         </w:rPr>
         <w:t>that even with small amounts of data attention can be learned effect</w:t>
       </w:r>
       <w:r>
         <w:rPr>
-          <w:sz w:val="20"/>
           <w:szCs w:val="20"/>
         </w:rPr>
         <w:t>ively.</w:t>
       </w:r>
       <w:r>
         <w:rPr>
-          <w:sz w:val="20"/>
           <w:szCs w:val="20"/>
         </w:rPr>
         <w:t xml:space="preserve"> The authors start with discrete human annotated rationales and map those into continuous attention. The premise is that the mapping is general across domains, and this can be transferred from resource-rich domains to low-resource ones. The model presented in [21] jointly learns a domain-invariant representation and induces the desired mapping between rationales and attention.</w:t>
@@ -14424,35 +13572,30 @@
     <w:p>
       <w:pPr>
         <w:rPr>
-          <w:sz w:val="20"/>
-          <w:szCs w:val="20"/>
-        </w:rPr>
-      </w:pPr>
-    </w:p>
-    <w:p>
-      <w:pPr>
-        <w:rPr>
-          <w:sz w:val="20"/>
-          <w:szCs w:val="20"/>
-        </w:rPr>
-      </w:pPr>
-      <w:r>
-        <w:rPr>
-          <w:sz w:val="20"/>
+          <w:szCs w:val="20"/>
+        </w:rPr>
+      </w:pPr>
+    </w:p>
+    <w:p>
+      <w:pPr>
+        <w:rPr>
+          <w:szCs w:val="20"/>
+        </w:rPr>
+      </w:pPr>
+      <w:r>
+        <w:rPr>
           <w:szCs w:val="20"/>
         </w:rPr>
         <w:t>The notion of rationale and attention are closely related. Both of them highlight</w:t>
       </w:r>
       <w:r>
         <w:rPr>
-          <w:sz w:val="20"/>
           <w:szCs w:val="20"/>
         </w:rPr>
         <w:t xml:space="preserve"> word</w:t>
       </w:r>
       <w:r>
         <w:rPr>
-          <w:sz w:val="20"/>
           <w:szCs w:val="20"/>
         </w:rPr>
         <w:t xml:space="preserve"> importance for the final prediction. In the case of rationale, the importance is expressed as a hard selection, while attention provides a soft distribution over the words. The Figure below illustrates this relatedness:</w:t>
@@ -14461,22 +13604,19 @@
     <w:p>
       <w:pPr>
         <w:rPr>
-          <w:sz w:val="20"/>
-          <w:szCs w:val="20"/>
-        </w:rPr>
-      </w:pPr>
-    </w:p>
-    <w:p>
-      <w:pPr>
-        <w:rPr>
-          <w:sz w:val="20"/>
+          <w:szCs w:val="20"/>
+        </w:rPr>
+      </w:pPr>
+    </w:p>
+    <w:p>
+      <w:pPr>
+        <w:rPr>
           <w:szCs w:val="20"/>
         </w:rPr>
       </w:pPr>
       <w:r>
         <w:rPr>
           <w:noProof/>
-          <w:sz w:val="20"/>
           <w:szCs w:val="20"/>
         </w:rPr>
         <w:drawing>
@@ -14537,7 +13677,6 @@
       </w:r>
       <w:r>
         <w:rPr>
-          <w:sz w:val="20"/>
           <w:szCs w:val="20"/>
         </w:rPr>
         <w:t>Figure: Examples of rationales versus oracle attention. Words are highlighted according to their relative attention scores. Human rationales are shown in bold with underlines.</w:t>
@@ -14546,57 +13685,49 @@
     <w:p>
       <w:pPr>
         <w:rPr>
-          <w:sz w:val="20"/>
-          <w:szCs w:val="20"/>
-        </w:rPr>
-      </w:pPr>
-    </w:p>
-    <w:p>
-      <w:pPr>
-        <w:rPr>
-          <w:sz w:val="20"/>
-          <w:szCs w:val="20"/>
-        </w:rPr>
-      </w:pPr>
-      <w:r>
-        <w:rPr>
-          <w:sz w:val="20"/>
+          <w:szCs w:val="20"/>
+        </w:rPr>
+      </w:pPr>
+    </w:p>
+    <w:p>
+      <w:pPr>
+        <w:rPr>
+          <w:szCs w:val="20"/>
+        </w:rPr>
+      </w:pPr>
+      <w:r>
+        <w:rPr>
           <w:szCs w:val="20"/>
         </w:rPr>
         <w:t>One obvious approach to improve low-resource performance (that is, small amounts of training data) is to directly use human rationales as a supervision for attention generation.</w:t>
       </w:r>
       <w:r>
         <w:rPr>
-          <w:sz w:val="20"/>
           <w:szCs w:val="20"/>
         </w:rPr>
         <w:t xml:space="preserve"> The implicit assumption behind this method is that machine-generated attention should mimic human rationales. However, rationales on their own are not adequate substitutes for machine attention. </w:t>
       </w:r>
       <w:r>
         <w:rPr>
-          <w:sz w:val="20"/>
-          <w:szCs w:val="20"/>
-        </w:rPr>
-        <w:t xml:space="preserve"> Instead of providing soft distribution human rationales only provide the binary </w:t>
-      </w:r>
-      <w:r>
-        <w:rPr>
-          <w:sz w:val="20"/>
+          <w:szCs w:val="20"/>
+        </w:rPr>
+        <w:t xml:space="preserve"> Instead of providing soft distribution human rationales only provide the binary indication about relevance. Furthermore, rationales are subjectively defined and often vary across annotators. </w:t>
+      </w:r>
+      <w:r>
+        <w:rPr>
           <w:szCs w:val="20"/>
         </w:rPr>
         <w:lastRenderedPageBreak/>
-        <w:t>indication about relevance. Furthermore, rationales are subjectively defined and often vary across annotators. Finally, human rationales are not customized for a given model architecture. In contrast, machine attention is always derived as a p</w:t>
-      </w:r>
-      <w:r>
-        <w:rPr>
-          <w:sz w:val="20"/>
+        <w:t>Finally, human rationales are not customized for a given model architecture. In contrast, machine attention is always derived as a p</w:t>
+      </w:r>
+      <w:r>
+        <w:rPr>
           <w:szCs w:val="20"/>
         </w:rPr>
         <w:t>a</w:t>
       </w:r>
       <w:r>
         <w:rPr>
-          <w:sz w:val="20"/>
           <w:szCs w:val="20"/>
         </w:rPr>
         <w:t>rt of a specific model architecture.</w:t>
@@ -14605,13 +13736,11 @@
     <w:p>
       <w:pPr>
         <w:rPr>
-          <w:sz w:val="20"/>
-          <w:szCs w:val="20"/>
-        </w:rPr>
-      </w:pPr>
-      <w:r>
-        <w:rPr>
-          <w:sz w:val="20"/>
+          <w:szCs w:val="20"/>
+        </w:rPr>
+      </w:pPr>
+      <w:r>
+        <w:rPr>
           <w:szCs w:val="20"/>
         </w:rPr>
         <w:t xml:space="preserve">To further understand the connections, the authors of </w:t>
@@ -14620,7 +13749,6 @@
         <w:r>
           <w:rPr>
             <w:rStyle w:val="Hyperlink"/>
-            <w:sz w:val="20"/>
             <w:szCs w:val="20"/>
           </w:rPr>
           <w:t>[21]</w:t>
@@ -14628,14 +13756,12 @@
       </w:hyperlink>
       <w:r>
         <w:rPr>
-          <w:sz w:val="20"/>
           <w:szCs w:val="20"/>
         </w:rPr>
         <w:t xml:space="preserve"> empirically compare models informed by human rationales and those by high-quality attention. To obtain high-quality attention </w:t>
       </w:r>
       <w:r>
         <w:rPr>
-          <w:sz w:val="20"/>
           <w:szCs w:val="20"/>
         </w:rPr>
         <w:t xml:space="preserve">an </w:t>
@@ -14644,14 +13770,12 @@
         <w:rPr>
           <w:i/>
           <w:iCs/>
-          <w:sz w:val="20"/>
           <w:szCs w:val="20"/>
         </w:rPr>
         <w:t>oracle attention</w:t>
       </w:r>
       <w:r>
         <w:rPr>
-          <w:sz w:val="20"/>
           <w:szCs w:val="20"/>
         </w:rPr>
         <w:t xml:space="preserve"> concept is defined by the authors who used large amounts of annotations for it. This </w:t>
@@ -14660,14 +13784,12 @@
         <w:rPr>
           <w:i/>
           <w:iCs/>
-          <w:sz w:val="20"/>
           <w:szCs w:val="20"/>
         </w:rPr>
         <w:t>oracle attention</w:t>
       </w:r>
       <w:r>
         <w:rPr>
-          <w:sz w:val="20"/>
           <w:szCs w:val="20"/>
         </w:rPr>
         <w:t xml:space="preserve"> is then </w:t>
@@ -14676,23 +13798,20 @@
     <w:p>
       <w:pPr>
         <w:rPr>
-          <w:sz w:val="20"/>
-          <w:szCs w:val="20"/>
-        </w:rPr>
-      </w:pPr>
-    </w:p>
-    <w:p>
-      <w:pPr>
-        <w:rPr>
-          <w:sz w:val="20"/>
-          <w:szCs w:val="20"/>
-        </w:rPr>
-      </w:pPr>
-    </w:p>
-    <w:p>
-      <w:pPr>
-        <w:rPr>
-          <w:sz w:val="20"/>
+          <w:szCs w:val="20"/>
+        </w:rPr>
+      </w:pPr>
+    </w:p>
+    <w:p>
+      <w:pPr>
+        <w:rPr>
+          <w:szCs w:val="20"/>
+        </w:rPr>
+      </w:pPr>
+    </w:p>
+    <w:p>
+      <w:pPr>
+        <w:rPr>
           <w:szCs w:val="20"/>
         </w:rPr>
       </w:pPr>
@@ -14702,15 +13821,13 @@
         <w:rPr>
           <w:b/>
           <w:bCs/>
-          <w:sz w:val="20"/>
-          <w:szCs w:val="20"/>
-        </w:rPr>
-      </w:pPr>
-    </w:p>
-    <w:p>
-      <w:pPr>
-        <w:rPr>
-          <w:sz w:val="20"/>
+          <w:szCs w:val="20"/>
+        </w:rPr>
+      </w:pPr>
+    </w:p>
+    <w:p>
+      <w:pPr>
+        <w:rPr>
           <w:szCs w:val="20"/>
         </w:rPr>
       </w:pPr>
@@ -14719,14 +13836,12 @@
       <w:pPr>
         <w:rPr>
           <w:color w:val="FF0000"/>
-          <w:sz w:val="20"/>
           <w:szCs w:val="20"/>
         </w:rPr>
       </w:pPr>
       <w:r>
         <w:rPr>
           <w:color w:val="FF0000"/>
-          <w:sz w:val="20"/>
           <w:szCs w:val="20"/>
         </w:rPr>
         <w:t>//TODO: finish this paragraph and the corresponding Appendix section which corresponds to Section x of [21]</w:t>
@@ -14735,7 +13850,6 @@
     <w:p>
       <w:pPr>
         <w:rPr>
-          <w:sz w:val="20"/>
           <w:szCs w:val="20"/>
         </w:rPr>
       </w:pPr>
@@ -16437,7 +15551,10 @@
   <w:style w:type="paragraph" w:default="1" w:styleId="Normal">
     <w:name w:val="Normal"/>
     <w:qFormat/>
-    <w:rsid w:val="005555C0"/>
+    <w:rsid w:val="00383A7E"/>
+    <w:rPr>
+      <w:sz w:val="20"/>
+    </w:rPr>
   </w:style>
   <w:style w:type="paragraph" w:styleId="Heading1">
     <w:name w:val="heading 1"/>
@@ -16490,16 +15607,16 @@
     <w:uiPriority w:val="9"/>
     <w:unhideWhenUsed/>
     <w:qFormat/>
-    <w:rsid w:val="00D55AEC"/>
+    <w:rsid w:val="00383A7E"/>
     <w:pPr>
       <w:keepNext/>
       <w:keepLines/>
-      <w:spacing w:before="40"/>
       <w:outlineLvl w:val="2"/>
     </w:pPr>
     <w:rPr>
       <w:rFonts w:asciiTheme="majorHAnsi" w:eastAsiaTheme="majorEastAsia" w:hAnsiTheme="majorHAnsi" w:cstheme="majorBidi"/>
       <w:color w:val="1F3763" w:themeColor="accent1" w:themeShade="7F"/>
+      <w:sz w:val="24"/>
     </w:rPr>
   </w:style>
   <w:style w:type="paragraph" w:styleId="Heading4">
@@ -16510,11 +15627,10 @@
     <w:uiPriority w:val="9"/>
     <w:unhideWhenUsed/>
     <w:qFormat/>
-    <w:rsid w:val="00B51C49"/>
+    <w:rsid w:val="00383A7E"/>
     <w:pPr>
       <w:keepNext/>
       <w:keepLines/>
-      <w:spacing w:before="40"/>
       <w:outlineLvl w:val="3"/>
     </w:pPr>
     <w:rPr>
@@ -16522,6 +15638,7 @@
       <w:i/>
       <w:iCs/>
       <w:color w:val="2F5496" w:themeColor="accent1" w:themeShade="BF"/>
+      <w:sz w:val="22"/>
     </w:rPr>
   </w:style>
   <w:style w:type="paragraph" w:styleId="Heading5">
@@ -16637,7 +15754,7 @@
     <w:basedOn w:val="DefaultParagraphFont"/>
     <w:link w:val="Heading3"/>
     <w:uiPriority w:val="9"/>
-    <w:rsid w:val="00D55AEC"/>
+    <w:rsid w:val="00383A7E"/>
     <w:rPr>
       <w:rFonts w:asciiTheme="majorHAnsi" w:eastAsiaTheme="majorEastAsia" w:hAnsiTheme="majorHAnsi" w:cstheme="majorBidi"/>
       <w:color w:val="1F3763" w:themeColor="accent1" w:themeShade="7F"/>
@@ -16659,12 +15776,13 @@
     <w:basedOn w:val="DefaultParagraphFont"/>
     <w:link w:val="Heading4"/>
     <w:uiPriority w:val="9"/>
-    <w:rsid w:val="00B51C49"/>
+    <w:rsid w:val="00383A7E"/>
     <w:rPr>
       <w:rFonts w:asciiTheme="majorHAnsi" w:eastAsiaTheme="majorEastAsia" w:hAnsiTheme="majorHAnsi" w:cstheme="majorBidi"/>
       <w:i/>
       <w:iCs/>
       <w:color w:val="2F5496" w:themeColor="accent1" w:themeShade="BF"/>
+      <w:sz w:val="22"/>
     </w:rPr>
   </w:style>
   <w:style w:type="character" w:styleId="PlaceholderText">
@@ -16753,7 +15871,6 @@
     <w:rPr>
       <w:rFonts w:cstheme="minorHAnsi"/>
       <w:noProof/>
-      <w:sz w:val="20"/>
       <w:szCs w:val="20"/>
     </w:rPr>
   </w:style>
@@ -16771,7 +15888,6 @@
     </w:pPr>
     <w:rPr>
       <w:rFonts w:cstheme="minorHAnsi"/>
-      <w:sz w:val="20"/>
       <w:szCs w:val="20"/>
     </w:rPr>
   </w:style>
@@ -16789,7 +15905,6 @@
     </w:pPr>
     <w:rPr>
       <w:rFonts w:cstheme="minorHAnsi"/>
-      <w:sz w:val="20"/>
       <w:szCs w:val="20"/>
     </w:rPr>
   </w:style>
@@ -16807,7 +15922,6 @@
     </w:pPr>
     <w:rPr>
       <w:rFonts w:cstheme="minorHAnsi"/>
-      <w:sz w:val="20"/>
       <w:szCs w:val="20"/>
     </w:rPr>
   </w:style>
@@ -16825,7 +15939,6 @@
     </w:pPr>
     <w:rPr>
       <w:rFonts w:cstheme="minorHAnsi"/>
-      <w:sz w:val="20"/>
       <w:szCs w:val="20"/>
     </w:rPr>
   </w:style>
@@ -16843,7 +15956,6 @@
     </w:pPr>
     <w:rPr>
       <w:rFonts w:cstheme="minorHAnsi"/>
-      <w:sz w:val="20"/>
       <w:szCs w:val="20"/>
     </w:rPr>
   </w:style>
@@ -16861,7 +15973,6 @@
     </w:pPr>
     <w:rPr>
       <w:rFonts w:cstheme="minorHAnsi"/>
-      <w:sz w:val="20"/>
       <w:szCs w:val="20"/>
     </w:rPr>
   </w:style>

--- a/docs/TheAttentionMechanism.docx
+++ b/docs/TheAttentionMechanism.docx
@@ -1423,8 +1423,1217 @@
       </w:r>
     </w:p>
     <w:p/>
+    <w:p>
+      <w:pPr>
+        <w:rPr>
+          <w:szCs w:val="20"/>
+        </w:rPr>
+      </w:pPr>
+      <w:r>
+        <w:t xml:space="preserve">One way to estimate the probability density </w:t>
+      </w:r>
+      <m:oMath>
+        <m:r>
+          <w:rPr>
+            <w:rFonts w:ascii="Cambria Math" w:hAnsi="Cambria Math"/>
+            <w:szCs w:val="20"/>
+          </w:rPr>
+          <m:t>p</m:t>
+        </m:r>
+        <m:d>
+          <m:dPr>
+            <m:ctrlPr>
+              <w:rPr>
+                <w:rFonts w:ascii="Cambria Math" w:hAnsi="Cambria Math"/>
+                <w:i/>
+                <w:szCs w:val="20"/>
+              </w:rPr>
+            </m:ctrlPr>
+          </m:dPr>
+          <m:e>
+            <m:r>
+              <m:rPr>
+                <m:sty m:val="b"/>
+              </m:rPr>
+              <w:rPr>
+                <w:rFonts w:ascii="Cambria Math" w:hAnsi="Cambria Math"/>
+                <w:szCs w:val="20"/>
+              </w:rPr>
+              <m:t>x</m:t>
+            </m:r>
+          </m:e>
+        </m:d>
+      </m:oMath>
+      <w:r>
+        <w:rPr>
+          <w:szCs w:val="20"/>
+        </w:rPr>
+        <w:t xml:space="preserve"> is to represent it in a specific functional form which contains a set of unknown parameters. The values of these parameters can be optimized to get the best fit of the data. This function with unknown parameter set will be denoted as a </w:t>
+      </w:r>
+      <w:r>
+        <w:rPr>
+          <w:i/>
+          <w:iCs/>
+          <w:szCs w:val="20"/>
+        </w:rPr>
+        <w:t>parametric model</w:t>
+      </w:r>
+      <w:r>
+        <w:rPr>
+          <w:szCs w:val="20"/>
+        </w:rPr>
+        <w:t xml:space="preserve">. A popular parametric model is the normal distribution. </w:t>
+      </w:r>
+    </w:p>
+    <w:p>
+      <w:pPr>
+        <w:rPr>
+          <w:szCs w:val="20"/>
+        </w:rPr>
+      </w:pPr>
+    </w:p>
+    <w:p>
+      <w:pPr>
+        <w:rPr>
+          <w:u w:val="single"/>
+        </w:rPr>
+      </w:pPr>
+      <w:r>
+        <w:rPr>
+          <w:szCs w:val="20"/>
+          <w:u w:val="single"/>
+        </w:rPr>
+        <w:t>Techniques for obtaining the parameters of a parametric model</w:t>
+      </w:r>
+    </w:p>
     <w:p/>
     <w:p>
+      <w:r>
+        <w:t>1 ) maximum likelihood</w:t>
+      </w:r>
+    </w:p>
+    <w:p>
+      <w:r>
+        <w:t>2 ) Bayesian inference</w:t>
+      </w:r>
+    </w:p>
+    <w:p/>
+    <w:p>
+      <w:r>
+        <w:lastRenderedPageBreak/>
+        <w:t>Before we move on to the techniques 1) and 2) we lay out few preliminaries:</w:t>
+      </w:r>
+    </w:p>
+    <w:p/>
+    <w:p>
+      <w:pPr>
+        <w:rPr>
+          <w:u w:val="single"/>
+        </w:rPr>
+      </w:pPr>
+      <w:r>
+        <w:rPr>
+          <w:u w:val="single"/>
+        </w:rPr>
+        <w:t>Decision Boundaries</w:t>
+      </w:r>
+    </w:p>
+    <w:p/>
+    <w:p>
+      <w:r>
+        <w:t>The p</w:t>
+      </w:r>
+      <w:r>
+        <w:t xml:space="preserve">osterior probability </w:t>
+      </w:r>
+      <m:oMath>
+        <m:r>
+          <w:rPr>
+            <w:rFonts w:ascii="Cambria Math" w:hAnsi="Cambria Math"/>
+          </w:rPr>
+          <m:t>P</m:t>
+        </m:r>
+        <m:d>
+          <m:dPr>
+            <m:ctrlPr>
+              <w:rPr>
+                <w:rFonts w:ascii="Cambria Math" w:hAnsi="Cambria Math"/>
+                <w:i/>
+              </w:rPr>
+            </m:ctrlPr>
+          </m:dPr>
+          <m:e>
+            <m:sSub>
+              <m:sSubPr>
+                <m:ctrlPr>
+                  <w:rPr>
+                    <w:rFonts w:ascii="Cambria Math" w:hAnsi="Cambria Math"/>
+                    <w:i/>
+                  </w:rPr>
+                </m:ctrlPr>
+              </m:sSubPr>
+              <m:e>
+                <m:r>
+                  <m:rPr>
+                    <m:scr m:val="script"/>
+                  </m:rPr>
+                  <w:rPr>
+                    <w:rFonts w:ascii="Cambria Math" w:hAnsi="Cambria Math"/>
+                  </w:rPr>
+                  <m:t>C</m:t>
+                </m:r>
+              </m:e>
+              <m:sub>
+                <m:r>
+                  <w:rPr>
+                    <w:rFonts w:ascii="Cambria Math" w:hAnsi="Cambria Math"/>
+                  </w:rPr>
+                  <m:t>k</m:t>
+                </m:r>
+              </m:sub>
+            </m:sSub>
+            <m:r>
+              <w:rPr>
+                <w:rFonts w:ascii="Cambria Math" w:hAnsi="Cambria Math"/>
+              </w:rPr>
+              <m:t>|</m:t>
+            </m:r>
+            <m:r>
+              <m:rPr>
+                <m:sty m:val="b"/>
+              </m:rPr>
+              <w:rPr>
+                <w:rFonts w:ascii="Cambria Math" w:hAnsi="Cambria Math"/>
+              </w:rPr>
+              <m:t>x</m:t>
+            </m:r>
+          </m:e>
+        </m:d>
+      </m:oMath>
+      <w:r>
+        <w:t xml:space="preserve"> gives the probability of the pattern belonging t</w:t>
+      </w:r>
+      <w:r>
+        <w:t xml:space="preserve">o class </w:t>
+      </w:r>
+      <m:oMath>
+        <m:sSub>
+          <m:sSubPr>
+            <m:ctrlPr>
+              <w:rPr>
+                <w:rFonts w:ascii="Cambria Math" w:hAnsi="Cambria Math"/>
+                <w:i/>
+              </w:rPr>
+            </m:ctrlPr>
+          </m:sSubPr>
+          <m:e>
+            <m:r>
+              <m:rPr>
+                <m:scr m:val="script"/>
+              </m:rPr>
+              <w:rPr>
+                <w:rFonts w:ascii="Cambria Math" w:hAnsi="Cambria Math"/>
+              </w:rPr>
+              <m:t>C</m:t>
+            </m:r>
+          </m:e>
+          <m:sub>
+            <m:r>
+              <w:rPr>
+                <w:rFonts w:ascii="Cambria Math" w:hAnsi="Cambria Math"/>
+              </w:rPr>
+              <m:t>k</m:t>
+            </m:r>
+          </m:sub>
+        </m:sSub>
+      </m:oMath>
+      <w:r>
+        <w:t xml:space="preserve"> once we have observed the feature vector </w:t>
+      </w:r>
+      <m:oMath>
+        <m:r>
+          <m:rPr>
+            <m:sty m:val="b"/>
+          </m:rPr>
+          <w:rPr>
+            <w:rFonts w:ascii="Cambria Math" w:hAnsi="Cambria Math"/>
+          </w:rPr>
+          <m:t>x</m:t>
+        </m:r>
+      </m:oMath>
+      <w:r>
+        <w:t>.</w:t>
+      </w:r>
+      <w:r>
+        <w:t xml:space="preserve"> The probability of misclassification is minimized by selecting the class </w:t>
+      </w:r>
+      <m:oMath>
+        <m:sSub>
+          <m:sSubPr>
+            <m:ctrlPr>
+              <w:rPr>
+                <w:rFonts w:ascii="Cambria Math" w:hAnsi="Cambria Math"/>
+                <w:i/>
+              </w:rPr>
+            </m:ctrlPr>
+          </m:sSubPr>
+          <m:e>
+            <m:r>
+              <m:rPr>
+                <m:scr m:val="script"/>
+              </m:rPr>
+              <w:rPr>
+                <w:rFonts w:ascii="Cambria Math" w:hAnsi="Cambria Math"/>
+              </w:rPr>
+              <m:t>C</m:t>
+            </m:r>
+          </m:e>
+          <m:sub>
+            <m:r>
+              <w:rPr>
+                <w:rFonts w:ascii="Cambria Math" w:hAnsi="Cambria Math"/>
+              </w:rPr>
+              <m:t>k</m:t>
+            </m:r>
+          </m:sub>
+        </m:sSub>
+      </m:oMath>
+      <w:r>
+        <w:t xml:space="preserve"> having the largest posterior probability, so that a feature vector </w:t>
+      </w:r>
+      <m:oMath>
+        <m:r>
+          <m:rPr>
+            <m:sty m:val="b"/>
+          </m:rPr>
+          <w:rPr>
+            <w:rFonts w:ascii="Cambria Math" w:hAnsi="Cambria Math"/>
+          </w:rPr>
+          <m:t>x</m:t>
+        </m:r>
+      </m:oMath>
+      <w:r>
+        <w:t xml:space="preserve"> is assigned to class </w:t>
+      </w:r>
+      <m:oMath>
+        <m:sSub>
+          <m:sSubPr>
+            <m:ctrlPr>
+              <w:rPr>
+                <w:rFonts w:ascii="Cambria Math" w:hAnsi="Cambria Math"/>
+                <w:i/>
+              </w:rPr>
+            </m:ctrlPr>
+          </m:sSubPr>
+          <m:e>
+            <m:r>
+              <m:rPr>
+                <m:scr m:val="script"/>
+              </m:rPr>
+              <w:rPr>
+                <w:rFonts w:ascii="Cambria Math" w:hAnsi="Cambria Math"/>
+              </w:rPr>
+              <m:t>C</m:t>
+            </m:r>
+          </m:e>
+          <m:sub>
+            <m:r>
+              <w:rPr>
+                <w:rFonts w:ascii="Cambria Math" w:hAnsi="Cambria Math"/>
+              </w:rPr>
+              <m:t>k</m:t>
+            </m:r>
+          </m:sub>
+        </m:sSub>
+      </m:oMath>
+      <w:r>
+        <w:t xml:space="preserve"> if </w:t>
+      </w:r>
+    </w:p>
+    <w:p/>
+    <w:p>
+      <w:pPr>
+        <w:rPr>
+          <w:b/>
+          <w:bCs/>
+          <w:u w:val="single"/>
+        </w:rPr>
+      </w:pPr>
+      <m:oMath>
+        <m:r>
+          <w:rPr>
+            <w:rFonts w:ascii="Cambria Math" w:hAnsi="Cambria Math"/>
+          </w:rPr>
+          <m:t>P</m:t>
+        </m:r>
+        <m:d>
+          <m:dPr>
+            <m:ctrlPr>
+              <w:rPr>
+                <w:rFonts w:ascii="Cambria Math" w:hAnsi="Cambria Math"/>
+                <w:i/>
+              </w:rPr>
+            </m:ctrlPr>
+          </m:dPr>
+          <m:e>
+            <m:sSub>
+              <m:sSubPr>
+                <m:ctrlPr>
+                  <w:rPr>
+                    <w:rFonts w:ascii="Cambria Math" w:hAnsi="Cambria Math"/>
+                    <w:i/>
+                  </w:rPr>
+                </m:ctrlPr>
+              </m:sSubPr>
+              <m:e>
+                <m:r>
+                  <m:rPr>
+                    <m:scr m:val="script"/>
+                  </m:rPr>
+                  <w:rPr>
+                    <w:rFonts w:ascii="Cambria Math" w:hAnsi="Cambria Math"/>
+                  </w:rPr>
+                  <m:t>C</m:t>
+                </m:r>
+              </m:e>
+              <m:sub>
+                <m:r>
+                  <w:rPr>
+                    <w:rFonts w:ascii="Cambria Math" w:hAnsi="Cambria Math"/>
+                  </w:rPr>
+                  <m:t>k</m:t>
+                </m:r>
+              </m:sub>
+            </m:sSub>
+            <m:r>
+              <w:rPr>
+                <w:rFonts w:ascii="Cambria Math" w:hAnsi="Cambria Math"/>
+              </w:rPr>
+              <m:t>|</m:t>
+            </m:r>
+            <m:r>
+              <m:rPr>
+                <m:sty m:val="b"/>
+              </m:rPr>
+              <w:rPr>
+                <w:rFonts w:ascii="Cambria Math" w:hAnsi="Cambria Math"/>
+              </w:rPr>
+              <m:t>x</m:t>
+            </m:r>
+          </m:e>
+        </m:d>
+        <m:r>
+          <w:rPr>
+            <w:rFonts w:ascii="Cambria Math" w:hAnsi="Cambria Math"/>
+          </w:rPr>
+          <m:t>&gt;</m:t>
+        </m:r>
+        <m:r>
+          <w:rPr>
+            <w:rFonts w:ascii="Cambria Math" w:hAnsi="Cambria Math"/>
+          </w:rPr>
+          <m:t>P</m:t>
+        </m:r>
+        <m:d>
+          <m:dPr>
+            <m:ctrlPr>
+              <w:rPr>
+                <w:rFonts w:ascii="Cambria Math" w:hAnsi="Cambria Math"/>
+                <w:i/>
+              </w:rPr>
+            </m:ctrlPr>
+          </m:dPr>
+          <m:e>
+            <m:sSub>
+              <m:sSubPr>
+                <m:ctrlPr>
+                  <w:rPr>
+                    <w:rFonts w:ascii="Cambria Math" w:hAnsi="Cambria Math"/>
+                    <w:i/>
+                  </w:rPr>
+                </m:ctrlPr>
+              </m:sSubPr>
+              <m:e>
+                <m:r>
+                  <m:rPr>
+                    <m:scr m:val="script"/>
+                  </m:rPr>
+                  <w:rPr>
+                    <w:rFonts w:ascii="Cambria Math" w:hAnsi="Cambria Math"/>
+                  </w:rPr>
+                  <m:t>C</m:t>
+                </m:r>
+              </m:e>
+              <m:sub>
+                <m:r>
+                  <w:rPr>
+                    <w:rFonts w:ascii="Cambria Math" w:hAnsi="Cambria Math"/>
+                  </w:rPr>
+                  <m:t>j</m:t>
+                </m:r>
+              </m:sub>
+            </m:sSub>
+            <m:r>
+              <w:rPr>
+                <w:rFonts w:ascii="Cambria Math" w:hAnsi="Cambria Math"/>
+              </w:rPr>
+              <m:t>|</m:t>
+            </m:r>
+            <m:r>
+              <m:rPr>
+                <m:sty m:val="b"/>
+              </m:rPr>
+              <w:rPr>
+                <w:rFonts w:ascii="Cambria Math" w:hAnsi="Cambria Math"/>
+              </w:rPr>
+              <m:t>x</m:t>
+            </m:r>
+          </m:e>
+        </m:d>
+      </m:oMath>
+      <w:r>
+        <w:t xml:space="preserve">  for all </w:t>
+      </w:r>
+      <m:oMath>
+        <m:r>
+          <w:rPr>
+            <w:rFonts w:ascii="Cambria Math" w:hAnsi="Cambria Math"/>
+          </w:rPr>
+          <m:t>j</m:t>
+        </m:r>
+        <m:r>
+          <w:rPr>
+            <w:rFonts w:ascii="Cambria Math" w:hAnsi="Cambria Math"/>
+          </w:rPr>
+          <m:t>≠k</m:t>
+        </m:r>
+      </m:oMath>
+      <w:r>
+        <w:t xml:space="preserve">      (db.1)</w:t>
+      </w:r>
+    </w:p>
+    <w:p/>
+    <w:p>
+      <w:pPr>
+        <w:rPr>
+          <w:szCs w:val="20"/>
+        </w:rPr>
+      </w:pPr>
+      <w:r>
+        <w:t>Since t</w:t>
+      </w:r>
+      <w:r>
+        <w:t xml:space="preserve">he unconditional density </w:t>
+      </w:r>
+      <m:oMath>
+        <m:r>
+          <w:rPr>
+            <w:rFonts w:ascii="Cambria Math" w:hAnsi="Cambria Math"/>
+            <w:szCs w:val="20"/>
+          </w:rPr>
+          <m:t>p</m:t>
+        </m:r>
+        <m:d>
+          <m:dPr>
+            <m:ctrlPr>
+              <w:rPr>
+                <w:rFonts w:ascii="Cambria Math" w:hAnsi="Cambria Math"/>
+                <w:i/>
+                <w:szCs w:val="20"/>
+              </w:rPr>
+            </m:ctrlPr>
+          </m:dPr>
+          <m:e>
+            <m:r>
+              <m:rPr>
+                <m:sty m:val="b"/>
+              </m:rPr>
+              <w:rPr>
+                <w:rFonts w:ascii="Cambria Math" w:hAnsi="Cambria Math"/>
+                <w:szCs w:val="20"/>
+              </w:rPr>
+              <m:t>x</m:t>
+            </m:r>
+          </m:e>
+        </m:d>
+      </m:oMath>
+      <w:r>
+        <w:rPr>
+          <w:szCs w:val="20"/>
+        </w:rPr>
+        <w:t xml:space="preserve"> is independent of t</w:t>
+      </w:r>
+      <w:r>
+        <w:rPr>
+          <w:szCs w:val="20"/>
+        </w:rPr>
+        <w:t>he class</w:t>
+      </w:r>
+      <w:r>
+        <w:rPr>
+          <w:szCs w:val="20"/>
+        </w:rPr>
+        <w:t>, it may be dropped from the Bayes’ formula when comparing the posterior probabilities. Thus, the criterion (db.1) can be rewritten in the form</w:t>
+      </w:r>
+    </w:p>
+    <w:p>
+      <w:pPr>
+        <w:rPr>
+          <w:szCs w:val="20"/>
+        </w:rPr>
+      </w:pPr>
+    </w:p>
+    <w:p>
+      <m:oMath>
+        <m:r>
+          <w:rPr>
+            <w:rFonts w:ascii="Cambria Math" w:hAnsi="Cambria Math"/>
+          </w:rPr>
+          <m:t>p</m:t>
+        </m:r>
+        <m:d>
+          <m:dPr>
+            <m:ctrlPr>
+              <w:rPr>
+                <w:rFonts w:ascii="Cambria Math" w:hAnsi="Cambria Math"/>
+                <w:i/>
+              </w:rPr>
+            </m:ctrlPr>
+          </m:dPr>
+          <m:e>
+            <m:r>
+              <m:rPr>
+                <m:sty m:val="b"/>
+              </m:rPr>
+              <w:rPr>
+                <w:rFonts w:ascii="Cambria Math" w:hAnsi="Cambria Math"/>
+              </w:rPr>
+              <m:t>x</m:t>
+            </m:r>
+            <m:r>
+              <m:rPr>
+                <m:sty m:val="b"/>
+              </m:rPr>
+              <w:rPr>
+                <w:rFonts w:ascii="Cambria Math" w:hAnsi="Cambria Math"/>
+              </w:rPr>
+              <m:t>|</m:t>
+            </m:r>
+            <m:sSub>
+              <m:sSubPr>
+                <m:ctrlPr>
+                  <w:rPr>
+                    <w:rFonts w:ascii="Cambria Math" w:hAnsi="Cambria Math"/>
+                    <w:i/>
+                  </w:rPr>
+                </m:ctrlPr>
+              </m:sSubPr>
+              <m:e>
+                <m:r>
+                  <m:rPr>
+                    <m:scr m:val="script"/>
+                  </m:rPr>
+                  <w:rPr>
+                    <w:rFonts w:ascii="Cambria Math" w:hAnsi="Cambria Math"/>
+                  </w:rPr>
+                  <m:t>C</m:t>
+                </m:r>
+              </m:e>
+              <m:sub>
+                <m:r>
+                  <w:rPr>
+                    <w:rFonts w:ascii="Cambria Math" w:hAnsi="Cambria Math"/>
+                  </w:rPr>
+                  <m:t>k</m:t>
+                </m:r>
+              </m:sub>
+            </m:sSub>
+          </m:e>
+        </m:d>
+        <m:r>
+          <w:rPr>
+            <w:rFonts w:ascii="Cambria Math" w:hAnsi="Cambria Math"/>
+          </w:rPr>
+          <m:t>P</m:t>
+        </m:r>
+        <m:d>
+          <m:dPr>
+            <m:ctrlPr>
+              <w:rPr>
+                <w:rFonts w:ascii="Cambria Math" w:hAnsi="Cambria Math"/>
+                <w:i/>
+              </w:rPr>
+            </m:ctrlPr>
+          </m:dPr>
+          <m:e>
+            <m:sSub>
+              <m:sSubPr>
+                <m:ctrlPr>
+                  <w:rPr>
+                    <w:rFonts w:ascii="Cambria Math" w:hAnsi="Cambria Math"/>
+                    <w:i/>
+                  </w:rPr>
+                </m:ctrlPr>
+              </m:sSubPr>
+              <m:e>
+                <m:r>
+                  <m:rPr>
+                    <m:scr m:val="script"/>
+                  </m:rPr>
+                  <w:rPr>
+                    <w:rFonts w:ascii="Cambria Math" w:hAnsi="Cambria Math"/>
+                  </w:rPr>
+                  <m:t>C</m:t>
+                </m:r>
+              </m:e>
+              <m:sub>
+                <m:r>
+                  <w:rPr>
+                    <w:rFonts w:ascii="Cambria Math" w:hAnsi="Cambria Math"/>
+                  </w:rPr>
+                  <m:t>k</m:t>
+                </m:r>
+              </m:sub>
+            </m:sSub>
+          </m:e>
+        </m:d>
+        <m:r>
+          <w:rPr>
+            <w:rFonts w:ascii="Cambria Math" w:hAnsi="Cambria Math"/>
+          </w:rPr>
+          <m:t>&gt;</m:t>
+        </m:r>
+        <m:r>
+          <w:rPr>
+            <w:rFonts w:ascii="Cambria Math" w:hAnsi="Cambria Math"/>
+          </w:rPr>
+          <m:t>p</m:t>
+        </m:r>
+        <m:d>
+          <m:dPr>
+            <m:ctrlPr>
+              <w:rPr>
+                <w:rFonts w:ascii="Cambria Math" w:hAnsi="Cambria Math"/>
+                <w:i/>
+              </w:rPr>
+            </m:ctrlPr>
+          </m:dPr>
+          <m:e>
+            <m:sSub>
+              <m:sSubPr>
+                <m:ctrlPr>
+                  <w:rPr>
+                    <w:rFonts w:ascii="Cambria Math" w:hAnsi="Cambria Math"/>
+                    <w:i/>
+                  </w:rPr>
+                </m:ctrlPr>
+              </m:sSubPr>
+              <m:e>
+                <m:r>
+                  <m:rPr>
+                    <m:sty m:val="b"/>
+                  </m:rPr>
+                  <w:rPr>
+                    <w:rFonts w:ascii="Cambria Math" w:hAnsi="Cambria Math"/>
+                  </w:rPr>
+                  <m:t>x</m:t>
+                </m:r>
+                <m:r>
+                  <m:rPr>
+                    <m:sty m:val="b"/>
+                  </m:rPr>
+                  <w:rPr>
+                    <w:rFonts w:ascii="Cambria Math" w:hAnsi="Cambria Math"/>
+                  </w:rPr>
+                  <m:t>|</m:t>
+                </m:r>
+                <m:r>
+                  <m:rPr>
+                    <m:scr m:val="script"/>
+                  </m:rPr>
+                  <w:rPr>
+                    <w:rFonts w:ascii="Cambria Math" w:hAnsi="Cambria Math"/>
+                  </w:rPr>
+                  <m:t>C</m:t>
+                </m:r>
+              </m:e>
+              <m:sub>
+                <m:r>
+                  <w:rPr>
+                    <w:rFonts w:ascii="Cambria Math" w:hAnsi="Cambria Math"/>
+                  </w:rPr>
+                  <m:t>j</m:t>
+                </m:r>
+              </m:sub>
+            </m:sSub>
+          </m:e>
+        </m:d>
+        <m:r>
+          <w:rPr>
+            <w:rFonts w:ascii="Cambria Math" w:hAnsi="Cambria Math"/>
+          </w:rPr>
+          <m:t>P</m:t>
+        </m:r>
+        <m:d>
+          <m:dPr>
+            <m:ctrlPr>
+              <w:rPr>
+                <w:rFonts w:ascii="Cambria Math" w:hAnsi="Cambria Math"/>
+                <w:i/>
+              </w:rPr>
+            </m:ctrlPr>
+          </m:dPr>
+          <m:e>
+            <m:sSub>
+              <m:sSubPr>
+                <m:ctrlPr>
+                  <w:rPr>
+                    <w:rFonts w:ascii="Cambria Math" w:hAnsi="Cambria Math"/>
+                    <w:i/>
+                  </w:rPr>
+                </m:ctrlPr>
+              </m:sSubPr>
+              <m:e>
+                <m:r>
+                  <m:rPr>
+                    <m:scr m:val="script"/>
+                  </m:rPr>
+                  <w:rPr>
+                    <w:rFonts w:ascii="Cambria Math" w:hAnsi="Cambria Math"/>
+                  </w:rPr>
+                  <m:t>C</m:t>
+                </m:r>
+              </m:e>
+              <m:sub>
+                <m:r>
+                  <w:rPr>
+                    <w:rFonts w:ascii="Cambria Math" w:hAnsi="Cambria Math"/>
+                  </w:rPr>
+                  <m:t>j</m:t>
+                </m:r>
+              </m:sub>
+            </m:sSub>
+          </m:e>
+        </m:d>
+      </m:oMath>
+      <w:r>
+        <w:t xml:space="preserve">  for all </w:t>
+      </w:r>
+      <m:oMath>
+        <m:r>
+          <w:rPr>
+            <w:rFonts w:ascii="Cambria Math" w:hAnsi="Cambria Math"/>
+          </w:rPr>
+          <m:t>j≠k</m:t>
+        </m:r>
+      </m:oMath>
+      <w:r>
+        <w:t xml:space="preserve">      (db.2)</w:t>
+      </w:r>
+    </w:p>
+    <w:p/>
+    <w:p>
+      <w:r>
+        <w:t xml:space="preserve">A pattern classifier provides a rule for assigning each point of feature space to one of </w:t>
+      </w:r>
+      <m:oMath>
+        <m:r>
+          <m:rPr>
+            <m:scr m:val="script"/>
+          </m:rPr>
+          <w:rPr>
+            <w:rFonts w:ascii="Cambria Math" w:hAnsi="Cambria Math"/>
+          </w:rPr>
+          <m:t>c</m:t>
+        </m:r>
+      </m:oMath>
+      <w:r>
+        <w:t xml:space="preserve"> classes. We can therefore regard the feature space as being divided up into </w:t>
+      </w:r>
+      <m:oMath>
+        <m:r>
+          <m:rPr>
+            <m:scr m:val="script"/>
+          </m:rPr>
+          <w:rPr>
+            <w:rFonts w:ascii="Cambria Math" w:hAnsi="Cambria Math"/>
+          </w:rPr>
+          <m:t>c</m:t>
+        </m:r>
+      </m:oMath>
+      <w:r>
+        <w:t xml:space="preserve"> </w:t>
+      </w:r>
+      <w:r>
+        <w:rPr>
+          <w:i/>
+          <w:iCs/>
+        </w:rPr>
+        <w:t>decision regions</w:t>
+      </w:r>
+      <w:r>
+        <w:t xml:space="preserve"> </w:t>
+      </w:r>
+      <m:oMath>
+        <m:sSub>
+          <m:sSubPr>
+            <m:ctrlPr>
+              <w:rPr>
+                <w:rFonts w:ascii="Cambria Math" w:hAnsi="Cambria Math"/>
+                <w:i/>
+              </w:rPr>
+            </m:ctrlPr>
+          </m:sSubPr>
+          <m:e>
+            <m:r>
+              <m:rPr>
+                <m:scr m:val="script"/>
+              </m:rPr>
+              <w:rPr>
+                <w:rFonts w:ascii="Cambria Math" w:hAnsi="Cambria Math"/>
+              </w:rPr>
+              <m:t>R</m:t>
+            </m:r>
+          </m:e>
+          <m:sub>
+            <m:r>
+              <w:rPr>
+                <w:rFonts w:ascii="Cambria Math" w:hAnsi="Cambria Math"/>
+              </w:rPr>
+              <m:t>1</m:t>
+            </m:r>
+          </m:sub>
+        </m:sSub>
+        <m:r>
+          <w:rPr>
+            <w:rFonts w:ascii="Cambria Math" w:hAnsi="Cambria Math"/>
+          </w:rPr>
+          <m:t>,…,</m:t>
+        </m:r>
+        <m:sSub>
+          <m:sSubPr>
+            <m:ctrlPr>
+              <w:rPr>
+                <w:rFonts w:ascii="Cambria Math" w:hAnsi="Cambria Math"/>
+                <w:i/>
+              </w:rPr>
+            </m:ctrlPr>
+          </m:sSubPr>
+          <m:e>
+            <m:r>
+              <m:rPr>
+                <m:scr m:val="script"/>
+              </m:rPr>
+              <w:rPr>
+                <w:rFonts w:ascii="Cambria Math" w:hAnsi="Cambria Math"/>
+              </w:rPr>
+              <m:t>R</m:t>
+            </m:r>
+          </m:e>
+          <m:sub>
+            <m:r>
+              <w:rPr>
+                <w:rFonts w:ascii="Cambria Math" w:hAnsi="Cambria Math"/>
+              </w:rPr>
+              <m:t>c</m:t>
+            </m:r>
+          </m:sub>
+        </m:sSub>
+      </m:oMath>
+      <w:r>
+        <w:t xml:space="preserve"> such that a point in region </w:t>
+      </w:r>
+      <m:oMath>
+        <m:sSub>
+          <m:sSubPr>
+            <m:ctrlPr>
+              <w:rPr>
+                <w:rFonts w:ascii="Cambria Math" w:hAnsi="Cambria Math"/>
+                <w:i/>
+              </w:rPr>
+            </m:ctrlPr>
+          </m:sSubPr>
+          <m:e>
+            <m:r>
+              <m:rPr>
+                <m:scr m:val="script"/>
+              </m:rPr>
+              <w:rPr>
+                <w:rFonts w:ascii="Cambria Math" w:hAnsi="Cambria Math"/>
+              </w:rPr>
+              <m:t>R</m:t>
+            </m:r>
+          </m:e>
+          <m:sub>
+            <m:r>
+              <w:rPr>
+                <w:rFonts w:ascii="Cambria Math" w:hAnsi="Cambria Math"/>
+              </w:rPr>
+              <m:t>k</m:t>
+            </m:r>
+          </m:sub>
+        </m:sSub>
+      </m:oMath>
+      <w:r>
+        <w:t xml:space="preserve"> is assigned to class </w:t>
+      </w:r>
+      <m:oMath>
+        <m:sSub>
+          <m:sSubPr>
+            <m:ctrlPr>
+              <w:rPr>
+                <w:rFonts w:ascii="Cambria Math" w:hAnsi="Cambria Math"/>
+                <w:i/>
+              </w:rPr>
+            </m:ctrlPr>
+          </m:sSubPr>
+          <m:e>
+            <m:r>
+              <m:rPr>
+                <m:scr m:val="script"/>
+              </m:rPr>
+              <w:rPr>
+                <w:rFonts w:ascii="Cambria Math" w:hAnsi="Cambria Math"/>
+              </w:rPr>
+              <m:t>C</m:t>
+            </m:r>
+          </m:e>
+          <m:sub>
+            <m:r>
+              <w:rPr>
+                <w:rFonts w:ascii="Cambria Math" w:hAnsi="Cambria Math"/>
+              </w:rPr>
+              <m:t>k</m:t>
+            </m:r>
+          </m:sub>
+        </m:sSub>
+      </m:oMath>
+      <w:r>
+        <w:t>.</w:t>
+      </w:r>
+      <w:r>
+        <w:t xml:space="preserve"> </w:t>
+      </w:r>
+      <w:r>
+        <w:t xml:space="preserve">Note that each of those regions need not be </w:t>
+      </w:r>
+      <w:r>
+        <w:t>contiguous but</w:t>
+      </w:r>
+      <w:r>
+        <w:t xml:space="preserve"> may itself be divided into several disjoint regions all of which are associated with the same class. The boundaries between these regions are known as </w:t>
+      </w:r>
+      <w:r>
+        <w:rPr>
+          <w:i/>
+          <w:iCs/>
+        </w:rPr>
+        <w:t>decision surfaces</w:t>
+      </w:r>
+      <w:r>
+        <w:t xml:space="preserve"> or </w:t>
+      </w:r>
+      <w:r>
+        <w:rPr>
+          <w:i/>
+          <w:iCs/>
+        </w:rPr>
+        <w:t>decision boundaries</w:t>
+      </w:r>
+      <w:r>
+        <w:t xml:space="preserve">. </w:t>
+      </w:r>
+    </w:p>
+    <w:p/>
+    <w:p>
+      <w:r>
+        <w:rPr>
+          <w:noProof/>
+        </w:rPr>
+        <w:drawing>
+          <wp:anchor distT="0" distB="0" distL="114300" distR="114300" simplePos="0" relativeHeight="251663360" behindDoc="0" locked="0" layoutInCell="1" allowOverlap="1" wp14:anchorId="554C22B3" wp14:editId="0613FD72">
+            <wp:simplePos x="0" y="0"/>
+            <wp:positionH relativeFrom="column">
+              <wp:posOffset>955302</wp:posOffset>
+            </wp:positionH>
+            <wp:positionV relativeFrom="paragraph">
+              <wp:posOffset>372446</wp:posOffset>
+            </wp:positionV>
+            <wp:extent cx="3059430" cy="3018790"/>
+            <wp:effectExtent l="0" t="0" r="1270" b="3810"/>
+            <wp:wrapTopAndBottom/>
+            <wp:docPr id="981869304" name="Picture 1" descr="A diagram of a neighborhood&#10;&#10;Description automatically generated"/>
+            <wp:cNvGraphicFramePr>
+              <a:graphicFrameLocks xmlns:a="http://schemas.openxmlformats.org/drawingml/2006/main" noChangeAspect="1"/>
+            </wp:cNvGraphicFramePr>
+            <a:graphic xmlns:a="http://schemas.openxmlformats.org/drawingml/2006/main">
+              <a:graphicData uri="http://schemas.openxmlformats.org/drawingml/2006/picture">
+                <pic:pic xmlns:pic="http://schemas.openxmlformats.org/drawingml/2006/picture">
+                  <pic:nvPicPr>
+                    <pic:cNvPr id="981869304" name="Picture 1" descr="A diagram of a neighborhood&#10;&#10;Description automatically generated"/>
+                    <pic:cNvPicPr/>
+                  </pic:nvPicPr>
+                  <pic:blipFill>
+                    <a:blip r:embed="rId11" cstate="print">
+                      <a:extLst>
+                        <a:ext uri="{28A0092B-C50C-407E-A947-70E740481C1C}">
+                          <a14:useLocalDpi xmlns:a14="http://schemas.microsoft.com/office/drawing/2010/main" val="0"/>
+                        </a:ext>
+                      </a:extLst>
+                    </a:blip>
+                    <a:stretch>
+                      <a:fillRect/>
+                    </a:stretch>
+                  </pic:blipFill>
+                  <pic:spPr>
+                    <a:xfrm>
+                      <a:off x="0" y="0"/>
+                      <a:ext cx="3059430" cy="3018790"/>
+                    </a:xfrm>
+                    <a:prstGeom prst="rect">
+                      <a:avLst/>
+                    </a:prstGeom>
+                  </pic:spPr>
+                </pic:pic>
+              </a:graphicData>
+            </a:graphic>
+            <wp14:sizeRelH relativeFrom="page">
+              <wp14:pctWidth>0</wp14:pctWidth>
+            </wp14:sizeRelH>
+            <wp14:sizeRelV relativeFrom="page">
+              <wp14:pctHeight>0</wp14:pctHeight>
+            </wp14:sizeRelV>
+          </wp:anchor>
+        </w:drawing>
+      </w:r>
+      <w:r>
+        <w:t>In fact , as we will see later that the decision boundaries can be viewed as the byproduct of K-nearest neighbor algorithm operating on the posterior probabilities.</w:t>
+      </w:r>
+    </w:p>
+    <w:p/>
+    <w:p>
+      <w:proofErr w:type="gramStart"/>
+      <w:r>
+        <w:t>In order to</w:t>
+      </w:r>
+      <w:proofErr w:type="gramEnd"/>
+      <w:r>
+        <w:t xml:space="preserve"> find the optimal criterion for placement of decision boundaries, let us consider the case of a one-dimensional feature space </w:t>
+      </w:r>
+      <m:oMath>
+        <m:r>
+          <w:rPr>
+            <w:rFonts w:ascii="Cambria Math" w:hAnsi="Cambria Math"/>
+          </w:rPr>
+          <m:t>x</m:t>
+        </m:r>
+      </m:oMath>
+      <w:r>
+        <w:t xml:space="preserve"> and two classes </w:t>
+      </w:r>
+      <m:oMath>
+        <m:sSub>
+          <m:sSubPr>
+            <m:ctrlPr>
+              <w:rPr>
+                <w:rFonts w:ascii="Cambria Math" w:hAnsi="Cambria Math"/>
+                <w:i/>
+              </w:rPr>
+            </m:ctrlPr>
+          </m:sSubPr>
+          <m:e>
+            <m:r>
+              <m:rPr>
+                <m:scr m:val="script"/>
+              </m:rPr>
+              <w:rPr>
+                <w:rFonts w:ascii="Cambria Math" w:hAnsi="Cambria Math"/>
+              </w:rPr>
+              <m:t>C</m:t>
+            </m:r>
+          </m:e>
+          <m:sub>
+            <m:r>
+              <w:rPr>
+                <w:rFonts w:ascii="Cambria Math" w:hAnsi="Cambria Math"/>
+              </w:rPr>
+              <m:t>1</m:t>
+            </m:r>
+          </m:sub>
+        </m:sSub>
+      </m:oMath>
+      <w:r>
+        <w:t xml:space="preserve"> and </w:t>
+      </w:r>
+      <m:oMath>
+        <m:sSub>
+          <m:sSubPr>
+            <m:ctrlPr>
+              <w:rPr>
+                <w:rFonts w:ascii="Cambria Math" w:hAnsi="Cambria Math"/>
+                <w:i/>
+              </w:rPr>
+            </m:ctrlPr>
+          </m:sSubPr>
+          <m:e>
+            <m:r>
+              <m:rPr>
+                <m:scr m:val="script"/>
+              </m:rPr>
+              <w:rPr>
+                <w:rFonts w:ascii="Cambria Math" w:hAnsi="Cambria Math"/>
+              </w:rPr>
+              <m:t>C</m:t>
+            </m:r>
+          </m:e>
+          <m:sub>
+            <m:r>
+              <w:rPr>
+                <w:rFonts w:ascii="Cambria Math" w:hAnsi="Cambria Math"/>
+              </w:rPr>
+              <m:t>2</m:t>
+            </m:r>
+          </m:sub>
+        </m:sSub>
+      </m:oMath>
+      <w:r>
+        <w:t xml:space="preserve">. </w:t>
+      </w:r>
+      <w:r>
+        <w:t>We seek a decision boundary which minimizes the probability of misclassification, as illustrated on the Figure below</w:t>
+      </w:r>
+    </w:p>
+    <w:p/>
+    <w:p/>
+    <w:p/>
+    <w:p/>
+    <w:p/>
+    <w:p>
+      <w:pPr>
+        <w:rPr>
+          <w:b/>
+          <w:bCs/>
+        </w:rPr>
+      </w:pPr>
+    </w:p>
+    <w:p/>
+    <w:p>
+      <w:pPr>
+        <w:rPr>
+          <w:u w:val="single"/>
+        </w:rPr>
+      </w:pPr>
+      <w:r>
+        <w:rPr>
+          <w:u w:val="single"/>
+        </w:rPr>
+        <w:t>Discriminant Functions</w:t>
+      </w:r>
+    </w:p>
+    <w:p/>
+    <w:p/>
+    <w:p/>
+    <w:p>
       <w:pPr>
         <w:rPr>
           <w:szCs w:val="20"/>
@@ -1493,7 +2702,6 @@
         <w:rPr>
           <w:szCs w:val="20"/>
         </w:rPr>
-        <w:lastRenderedPageBreak/>
         <w:t>Most of the proposed neural machine translation models belong to a family of encoder-decoders, with an encoder and a decoder for each language, or involve a language-specific encoder applied to each sentence whose outputs are then compared.</w:t>
       </w:r>
       <w:r>
@@ -1889,7 +3097,14 @@
         <w:rPr>
           <w:szCs w:val="20"/>
         </w:rPr>
-        <w:t>. For example, two recurrent neural networks (RNN) were used in [7] and [12] to encode a variable-length source sentence into a fixed-length vector and to decode the vector into a variable-length target sentence.</w:t>
+        <w:t xml:space="preserve">. For example, two recurrent neural networks (RNN) were used in [7] and [12] to encode a variable-length source sentence into a fixed-length vector and to decode the vector into a </w:t>
+      </w:r>
+      <w:r>
+        <w:rPr>
+          <w:szCs w:val="20"/>
+        </w:rPr>
+        <w:lastRenderedPageBreak/>
+        <w:t>variable-length target sentence.</w:t>
       </w:r>
       <w:r>
         <w:rPr>
@@ -2505,7 +3720,7 @@
         </w:rPr>
         <w:t xml:space="preserve"> is a vector generated from the sequence of the hidden states. Sutskever et al (2014) (</w:t>
       </w:r>
-      <w:hyperlink r:id="rId11" w:history="1">
+      <w:hyperlink r:id="rId12" w:history="1">
         <w:r>
           <w:rPr>
             <w:rStyle w:val="Hyperlink"/>
@@ -4299,6 +5514,7 @@
         <w:rPr>
           <w:szCs w:val="20"/>
         </w:rPr>
+        <w:lastRenderedPageBreak/>
         <w:t xml:space="preserve">with neighboring data-pairs in time being statistically independent. Given time sequences  </w:t>
       </w:r>
       <m:oMath>
@@ -6706,7 +7922,7 @@
                   <v:fill opacity="49858f"/>
                 </v:rect>
                 <v:rect id="Rectangle 239673670" o:spid="_x0000_s1032" style="position:absolute;left:16565;top:17652;width:2428;height:2390;visibility:visible;mso-wrap-style:square;v-text-anchor:middle" o:gfxdata="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" fillcolor="#4472c4 [3204]" strokecolor="#09101d [484]" strokeweight="1pt">
-                  <v:fill r:id="rId12" o:title="" color2="white [3212]" type="pattern"/>
+                  <v:fill r:id="rId13" o:title="" color2="white [3212]" type="pattern"/>
                 </v:rect>
                 <v:rect id="Rectangle 1413889499" o:spid="_x0000_s1033" style="position:absolute;left:31899;top:9868;width:2428;height:2390;visibility:visible;mso-wrap-style:square;v-text-anchor:middle" o:gfxdata="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" fillcolor="#4472c4 [3204]" strokecolor="#09101d [484]" strokeweight="1pt">
                   <v:fill opacity="20046f"/>
@@ -6715,7 +7931,7 @@
                   <v:fill opacity="49858f"/>
                 </v:rect>
                 <v:rect id="Rectangle 1227391468" o:spid="_x0000_s1035" style="position:absolute;left:31899;top:17652;width:2428;height:2390;visibility:visible;mso-wrap-style:square;v-text-anchor:middle" o:gfxdata="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" fillcolor="#4472c4 [3204]" strokecolor="#09101d [484]" strokeweight="1pt">
-                  <v:fill r:id="rId12" o:title="" color2="white [3212]" type="pattern"/>
+                  <v:fill r:id="rId13" o:title="" color2="white [3212]" type="pattern"/>
                 </v:rect>
                 <v:shapetype id="_x0000_t32" coordsize="21600,21600" o:spt="32" o:oned="t" path="m,l21600,21600e" filled="f">
                   <v:path arrowok="t" fillok="f" o:connecttype="none"/>
@@ -6750,7 +7966,7 @@
                   <v:fill opacity="49858f"/>
                 </v:rect>
                 <v:rect id="Rectangle 1705586346" o:spid="_x0000_s1044" style="position:absolute;left:48448;top:17652;width:2428;height:2390;visibility:visible;mso-wrap-style:square;v-text-anchor:middle" o:gfxdata="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" fillcolor="#4472c4 [3204]" strokecolor="#09101d [484]" strokeweight="1pt">
-                  <v:fill r:id="rId12" o:title="" color2="white [3212]" type="pattern"/>
+                  <v:fill r:id="rId13" o:title="" color2="white [3212]" type="pattern"/>
                 </v:rect>
                 <v:shape id="Straight Arrow Connector 764420011" o:spid="_x0000_s1045" type="#_x0000_t32" style="position:absolute;left:49663;top:3879;width:0;height:5989;flip:y;visibility:visible;mso-wrap-style:square" o:connectortype="straight" o:gfxdata="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" strokecolor="#4472c4 [3204]">
                   <v:stroke endarrow="block" joinstyle="miter"/>
@@ -6853,7 +8069,7 @@
                   <v:fill opacity="20046f"/>
                 </v:rect>
                 <v:rect id="Rectangle 870800846" o:spid="_x0000_s1056" style="position:absolute;left:707;top:11691;width:2428;height:2390;visibility:visible;mso-wrap-style:square;v-text-anchor:middle" o:gfxdata="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" fillcolor="#4472c4 [3204]" strokecolor="#09101d [484]" strokeweight="1pt">
-                  <v:fill r:id="rId12" o:title="" color2="white [3212]" type="pattern"/>
+                  <v:fill r:id="rId13" o:title="" color2="white [3212]" type="pattern"/>
                 </v:rect>
                 <v:group id="Group 1856405223" o:spid="_x0000_s1057" style="position:absolute;top:16537;width:3568;height:2310" coordorigin=",16537" coordsize="3568,2310" o:gfxdata="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">
                   <v:shape id="TextBox 40" o:spid="_x0000_s1058" type="#_x0000_t202" style="position:absolute;top:16537;width:3568;height:2273;visibility:visible;mso-wrap-style:none;v-text-anchor:top" o:gfxdata="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" filled="f" stroked="f">
@@ -7842,6 +9058,7 @@
         <w:rPr>
           <w:szCs w:val="20"/>
         </w:rPr>
+        <w:lastRenderedPageBreak/>
         <w:t xml:space="preserve">For some applications, it is not necessary to estimate the conditional posterior probability </w:t>
       </w:r>
       <m:oMath>
@@ -8851,7 +10068,6 @@
         <w:pStyle w:val="Heading4"/>
       </w:pPr>
       <w:r>
-        <w:lastRenderedPageBreak/>
         <w:t>Prediction Assuming Independent Outputs</w:t>
       </w:r>
     </w:p>
@@ -10579,6 +11795,7 @@
           <w:noProof/>
           <w:szCs w:val="20"/>
         </w:rPr>
+        <w:lastRenderedPageBreak/>
         <mc:AlternateContent>
           <mc:Choice Requires="wpg">
             <w:drawing>
@@ -12794,7 +14011,7 @@
                   <v:fill opacity="49858f"/>
                 </v:rect>
                 <v:rect id="Rectangle 1916537258" o:spid="_x0000_s1069" style="position:absolute;left:34532;top:17529;width:2429;height:2390;visibility:visible;mso-wrap-style:square;v-text-anchor:middle" o:gfxdata="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" fillcolor="#4472c4 [3204]" strokecolor="#09101d [484]" strokeweight="1pt">
-                  <v:fill r:id="rId12" o:title="" color2="white [3212]" type="pattern"/>
+                  <v:fill r:id="rId13" o:title="" color2="white [3212]" type="pattern"/>
                 </v:rect>
                 <v:shape id="Straight Arrow Connector 1036554222" o:spid="_x0000_s1070" type="#_x0000_t32" style="position:absolute;left:35746;top:3756;width:1479;height:4501;flip:x y;visibility:visible;mso-wrap-style:square" o:connectortype="straight" o:gfxdata="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" strokecolor="#4472c4 [3204]">
                   <v:stroke endarrow="block" joinstyle="miter"/>
@@ -12811,7 +14028,7 @@
                   <v:fill opacity="49858f"/>
                 </v:rect>
                 <v:rect id="Rectangle 269461799" o:spid="_x0000_s1074" style="position:absolute;left:49042;top:17582;width:2428;height:2391;visibility:visible;mso-wrap-style:square;v-text-anchor:middle" o:gfxdata="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" fillcolor="#4472c4 [3204]" strokecolor="#09101d [484]" strokeweight="1pt">
-                  <v:fill r:id="rId12" o:title="" color2="white [3212]" type="pattern"/>
+                  <v:fill r:id="rId13" o:title="" color2="white [3212]" type="pattern"/>
                 </v:rect>
                 <v:shape id="Straight Arrow Connector 480952822" o:spid="_x0000_s1075" type="#_x0000_t32" style="position:absolute;left:50176;top:3795;width:1103;height:4462;flip:x y;visibility:visible;mso-wrap-style:square" o:connectortype="straight" o:gfxdata="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" strokecolor="#4472c4 [3204]">
                   <v:stroke endarrow="block" joinstyle="miter"/>
@@ -12917,7 +14134,7 @@
                   <v:fill opacity="20046f"/>
                 </v:rect>
                 <v:rect id="Rectangle 1715712158" o:spid="_x0000_s1086" style="position:absolute;top:12111;width:2428;height:2391;visibility:visible;mso-wrap-style:square;v-text-anchor:middle" o:gfxdata="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" fillcolor="#4472c4 [3204]" strokecolor="#09101d [484]" strokeweight="1pt">
-                  <v:fill r:id="rId12" o:title="" color2="white [3212]" type="pattern"/>
+                  <v:fill r:id="rId13" o:title="" color2="white [3212]" type="pattern"/>
                 </v:rect>
                 <v:shape id="TextBox 33" o:spid="_x0000_s1087" type="#_x0000_t202" style="position:absolute;left:2954;top:1258;width:8630;height:3702;visibility:visible;mso-wrap-style:none;v-text-anchor:top" o:gfxdata="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" filled="f" stroked="f">
                   <v:textbox style="mso-fit-shape-to-text:t">
@@ -13127,7 +14344,7 @@
                   <v:fill opacity="49858f"/>
                 </v:rect>
                 <v:rect id="Rectangle 602303398" o:spid="_x0000_s1101" style="position:absolute;left:20775;top:17529;width:2428;height:2390;visibility:visible;mso-wrap-style:square;v-text-anchor:middle" o:gfxdata="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" fillcolor="#4472c4 [3204]" strokecolor="#09101d [484]" strokeweight="1pt">
-                  <v:fill r:id="rId12" o:title="" color2="white [3212]" type="pattern"/>
+                  <v:fill r:id="rId13" o:title="" color2="white [3212]" type="pattern"/>
                 </v:rect>
                 <v:shape id="Straight Arrow Connector 1409305261" o:spid="_x0000_s1102" type="#_x0000_t32" style="position:absolute;left:21989;top:3756;width:1479;height:4501;flip:x y;visibility:visible;mso-wrap-style:square" o:connectortype="straight" o:gfxdata="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" strokecolor="#4472c4 [3204]">
                   <v:stroke endarrow="block" joinstyle="miter"/>
@@ -13535,7 +14752,7 @@
         </w:rPr>
         <w:t xml:space="preserve"> In </w:t>
       </w:r>
-      <w:hyperlink r:id="rId13" w:history="1">
+      <w:hyperlink r:id="rId14" w:history="1">
         <w:r>
           <w:rPr>
             <w:rStyle w:val="Hyperlink"/>
@@ -13619,6 +14836,7 @@
           <w:noProof/>
           <w:szCs w:val="20"/>
         </w:rPr>
+        <w:lastRenderedPageBreak/>
         <w:drawing>
           <wp:anchor distT="0" distB="0" distL="114300" distR="114300" simplePos="0" relativeHeight="251658240" behindDoc="0" locked="0" layoutInCell="1" allowOverlap="1" wp14:anchorId="5B5C6299" wp14:editId="138CDA5A">
             <wp:simplePos x="0" y="0"/>
@@ -13643,7 +14861,7 @@
                     <pic:cNvPicPr/>
                   </pic:nvPicPr>
                   <pic:blipFill>
-                    <a:blip r:embed="rId14" cstate="print">
+                    <a:blip r:embed="rId15" cstate="print">
                       <a:extLst>
                         <a:ext uri="{28A0092B-C50C-407E-A947-70E740481C1C}">
                           <a14:useLocalDpi xmlns:a14="http://schemas.microsoft.com/office/drawing/2010/main" val="0"/>
@@ -13711,14 +14929,7 @@
         <w:rPr>
           <w:szCs w:val="20"/>
         </w:rPr>
-        <w:t xml:space="preserve"> Instead of providing soft distribution human rationales only provide the binary indication about relevance. Furthermore, rationales are subjectively defined and often vary across annotators. </w:t>
-      </w:r>
-      <w:r>
-        <w:rPr>
-          <w:szCs w:val="20"/>
-        </w:rPr>
-        <w:lastRenderedPageBreak/>
-        <w:t>Finally, human rationales are not customized for a given model architecture. In contrast, machine attention is always derived as a p</w:t>
+        <w:t xml:space="preserve"> Instead of providing soft distribution human rationales only provide the binary indication about relevance. Furthermore, rationales are subjectively defined and often vary across annotators. Finally, human rationales are not customized for a given model architecture. In contrast, machine attention is always derived as a p</w:t>
       </w:r>
       <w:r>
         <w:rPr>
@@ -13745,7 +14956,7 @@
         </w:rPr>
         <w:t xml:space="preserve">To further understand the connections, the authors of </w:t>
       </w:r>
-      <w:hyperlink r:id="rId15" w:history="1">
+      <w:hyperlink r:id="rId16" w:history="1">
         <w:r>
           <w:rPr>
             <w:rStyle w:val="Hyperlink"/>
@@ -13878,7 +15089,7 @@
         </w:rPr>
         <w:t xml:space="preserve">[1] </w:t>
       </w:r>
-      <w:hyperlink r:id="rId16" w:history="1">
+      <w:hyperlink r:id="rId17" w:history="1">
         <w:r>
           <w:rPr>
             <w:rStyle w:val="Hyperlink"/>
@@ -13921,7 +15132,7 @@
         </w:rPr>
         <w:t xml:space="preserve">[2] </w:t>
       </w:r>
-      <w:hyperlink r:id="rId17" w:history="1">
+      <w:hyperlink r:id="rId18" w:history="1">
         <w:r>
           <w:rPr>
             <w:rStyle w:val="Hyperlink"/>
@@ -13946,7 +15157,7 @@
         </w:rPr>
         <w:t xml:space="preserve">[3] </w:t>
       </w:r>
-      <w:hyperlink r:id="rId18" w:history="1">
+      <w:hyperlink r:id="rId19" w:history="1">
         <w:r>
           <w:rPr>
             <w:rStyle w:val="Hyperlink"/>
@@ -13989,7 +15200,7 @@
         </w:rPr>
         <w:t xml:space="preserve">] </w:t>
       </w:r>
-      <w:hyperlink r:id="rId19" w:history="1">
+      <w:hyperlink r:id="rId20" w:history="1">
         <w:r>
           <w:rPr>
             <w:rStyle w:val="Hyperlink"/>
@@ -14033,7 +15244,7 @@
         </w:rPr>
         <w:t xml:space="preserve">] </w:t>
       </w:r>
-      <w:hyperlink r:id="rId20" w:history="1">
+      <w:hyperlink r:id="rId21" w:history="1">
         <w:r>
           <w:rPr>
             <w:rStyle w:val="Hyperlink"/>
@@ -14133,7 +15344,7 @@
         </w:rPr>
         <w:t xml:space="preserve">] </w:t>
       </w:r>
-      <w:hyperlink r:id="rId21" w:history="1">
+      <w:hyperlink r:id="rId22" w:history="1">
         <w:r>
           <w:rPr>
             <w:rStyle w:val="Hyperlink"/>
@@ -14172,7 +15383,7 @@
         </w:rPr>
         <w:t xml:space="preserve">] </w:t>
       </w:r>
-      <w:hyperlink r:id="rId22" w:history="1">
+      <w:hyperlink r:id="rId23" w:history="1">
         <w:r>
           <w:rPr>
             <w:rStyle w:val="Hyperlink"/>
@@ -14283,7 +15494,7 @@
         </w:rPr>
         <w:t xml:space="preserve">] </w:t>
       </w:r>
-      <w:hyperlink r:id="rId23" w:history="1">
+      <w:hyperlink r:id="rId24" w:history="1">
         <w:r>
           <w:rPr>
             <w:rStyle w:val="Hyperlink"/>
@@ -14376,7 +15587,7 @@
         </w:rPr>
         <w:t xml:space="preserve">] </w:t>
       </w:r>
-      <w:hyperlink r:id="rId24" w:history="1">
+      <w:hyperlink r:id="rId25" w:history="1">
         <w:r>
           <w:rPr>
             <w:rStyle w:val="Hyperlink"/>
@@ -14449,7 +15660,7 @@
         </w:rPr>
         <w:t xml:space="preserve">] </w:t>
       </w:r>
-      <w:hyperlink r:id="rId25" w:history="1">
+      <w:hyperlink r:id="rId26" w:history="1">
         <w:r>
           <w:rPr>
             <w:rStyle w:val="Hyperlink"/>
@@ -14488,7 +15699,7 @@
         </w:rPr>
         <w:t xml:space="preserve">] </w:t>
       </w:r>
-      <w:hyperlink r:id="rId26" w:history="1">
+      <w:hyperlink r:id="rId27" w:history="1">
         <w:r>
           <w:rPr>
             <w:rStyle w:val="Hyperlink"/>
@@ -14527,7 +15738,7 @@
         </w:rPr>
         <w:t xml:space="preserve">] </w:t>
       </w:r>
-      <w:hyperlink r:id="rId27" w:history="1">
+      <w:hyperlink r:id="rId28" w:history="1">
         <w:r>
           <w:rPr>
             <w:rStyle w:val="Hyperlink"/>
@@ -14566,7 +15777,7 @@
         </w:rPr>
         <w:t xml:space="preserve">] </w:t>
       </w:r>
-      <w:hyperlink r:id="rId28" w:history="1">
+      <w:hyperlink r:id="rId29" w:history="1">
         <w:r>
           <w:rPr>
             <w:rStyle w:val="Hyperlink"/>
@@ -14605,7 +15816,7 @@
         </w:rPr>
         <w:t xml:space="preserve">] </w:t>
       </w:r>
-      <w:hyperlink r:id="rId29" w:history="1">
+      <w:hyperlink r:id="rId30" w:history="1">
         <w:r>
           <w:rPr>
             <w:rStyle w:val="Hyperlink"/>
@@ -14644,7 +15855,7 @@
         </w:rPr>
         <w:t xml:space="preserve">] </w:t>
       </w:r>
-      <w:hyperlink r:id="rId30" w:history="1">
+      <w:hyperlink r:id="rId31" w:history="1">
         <w:r>
           <w:rPr>
             <w:rStyle w:val="Hyperlink"/>
@@ -14667,6 +15878,7 @@
           <w:sz w:val="18"/>
           <w:szCs w:val="18"/>
         </w:rPr>
+        <w:lastRenderedPageBreak/>
         <w:t>[1</w:t>
       </w:r>
       <w:r>
@@ -14683,7 +15895,7 @@
         </w:rPr>
         <w:t xml:space="preserve">] </w:t>
       </w:r>
-      <w:hyperlink r:id="rId31" w:history="1">
+      <w:hyperlink r:id="rId32" w:history="1">
         <w:r>
           <w:rPr>
             <w:rStyle w:val="Hyperlink"/>
@@ -14722,7 +15934,7 @@
         </w:rPr>
         <w:t xml:space="preserve">] </w:t>
       </w:r>
-      <w:hyperlink r:id="rId32" w:history="1">
+      <w:hyperlink r:id="rId33" w:history="1">
         <w:r>
           <w:rPr>
             <w:rStyle w:val="Hyperlink"/>
@@ -14778,7 +15990,7 @@
         </w:rPr>
         <w:t xml:space="preserve">] </w:t>
       </w:r>
-      <w:hyperlink r:id="rId33" w:history="1">
+      <w:hyperlink r:id="rId34" w:history="1">
         <w:r>
           <w:rPr>
             <w:rStyle w:val="Hyperlink"/>
@@ -14809,7 +16021,7 @@
         </w:rPr>
         <w:t xml:space="preserve">[19] </w:t>
       </w:r>
-      <w:hyperlink r:id="rId34" w:history="1">
+      <w:hyperlink r:id="rId35" w:history="1">
         <w:r>
           <w:rPr>
             <w:rStyle w:val="Hyperlink"/>
@@ -14840,7 +16052,7 @@
         </w:rPr>
         <w:t xml:space="preserve">[20] </w:t>
       </w:r>
-      <w:hyperlink r:id="rId35" w:history="1">
+      <w:hyperlink r:id="rId36" w:history="1">
         <w:r>
           <w:rPr>
             <w:rStyle w:val="Hyperlink"/>
@@ -14869,7 +16081,7 @@
         </w:rPr>
         <w:t xml:space="preserve">[21] </w:t>
       </w:r>
-      <w:hyperlink r:id="rId36" w:history="1">
+      <w:hyperlink r:id="rId37" w:history="1">
         <w:r>
           <w:rPr>
             <w:rStyle w:val="Hyperlink"/>
@@ -14907,7 +16119,7 @@
         </w:rPr>
         <w:t xml:space="preserve"> </w:t>
       </w:r>
-      <w:hyperlink r:id="rId37" w:history="1">
+      <w:hyperlink r:id="rId38" w:history="1">
         <w:r>
           <w:rPr>
             <w:rStyle w:val="Hyperlink"/>

--- a/docs/TheAttentionMechanism.docx
+++ b/docs/TheAttentionMechanism.docx
@@ -2510,6 +2510,30 @@
         <w:t>In fact , as we will see later that the decision boundaries can be viewed as the byproduct of K-nearest neighbor algorithm operating on the posterior probabilities.</w:t>
       </w:r>
     </w:p>
+    <w:p>
+      <w:pPr>
+        <w:tabs>
+          <w:tab w:val="left" w:pos="5205"/>
+        </w:tabs>
+      </w:pPr>
+      <w:r>
+        <w:t xml:space="preserve">               Figure: Example of the decision boundary of the 1-nearest neighbor classifier</w:t>
+      </w:r>
+    </w:p>
+    <w:p>
+      <w:pPr>
+        <w:tabs>
+          <w:tab w:val="left" w:pos="5205"/>
+        </w:tabs>
+      </w:pPr>
+      <w:r>
+        <w:t xml:space="preserve">                            (taken from Elements of Statistical Learning by Hastie and Tibshirani)</w:t>
+      </w:r>
+      <w:r>
+        <w:t xml:space="preserve"> </w:t>
+      </w:r>
+    </w:p>
+    <w:p/>
     <w:p/>
     <w:p>
       <w:proofErr w:type="gramStart"/>
@@ -2607,7 +2631,2453 @@
     <w:p/>
     <w:p/>
     <w:p/>
+    <w:p>
+      <w:r>
+        <mc:AlternateContent>
+          <mc:Choice Requires="wpg">
+            <w:drawing>
+              <wp:anchor distT="0" distB="0" distL="114300" distR="114300" simplePos="0" relativeHeight="251665408" behindDoc="0" locked="0" layoutInCell="1" allowOverlap="1" wp14:anchorId="4FE0A75B" wp14:editId="0DFE7278">
+                <wp:simplePos x="0" y="0"/>
+                <wp:positionH relativeFrom="column">
+                  <wp:posOffset>1102995</wp:posOffset>
+                </wp:positionH>
+                <wp:positionV relativeFrom="paragraph">
+                  <wp:posOffset>181610</wp:posOffset>
+                </wp:positionV>
+                <wp:extent cx="2352675" cy="1911985"/>
+                <wp:effectExtent l="63500" t="25400" r="9525" b="31115"/>
+                <wp:wrapTopAndBottom/>
+                <wp:docPr id="34" name="Group 33">
+                  <a:extLst xmlns:a="http://schemas.openxmlformats.org/drawingml/2006/main">
+                    <a:ext uri="{FF2B5EF4-FFF2-40B4-BE49-F238E27FC236}">
+                      <a16:creationId xmlns:a16="http://schemas.microsoft.com/office/drawing/2014/main" id="{E67EE5F7-C0D7-0D32-B91C-0111E378F942}"/>
+                    </a:ext>
+                  </a:extLst>
+                </wp:docPr>
+                <wp:cNvGraphicFramePr/>
+                <a:graphic xmlns:a="http://schemas.openxmlformats.org/drawingml/2006/main">
+                  <a:graphicData uri="http://schemas.microsoft.com/office/word/2010/wordprocessingGroup">
+                    <wpg:wgp>
+                      <wpg:cNvGrpSpPr/>
+                      <wpg:grpSpPr>
+                        <a:xfrm>
+                          <a:off x="0" y="0"/>
+                          <a:ext cx="2352675" cy="1911985"/>
+                          <a:chOff x="0" y="0"/>
+                          <a:chExt cx="2352908" cy="1912484"/>
+                        </a:xfrm>
+                      </wpg:grpSpPr>
+                      <wps:wsp>
+                        <wps:cNvPr id="202922469" name="Straight Connector 202922469">
+                          <a:extLst>
+                            <a:ext uri="{FF2B5EF4-FFF2-40B4-BE49-F238E27FC236}">
+                              <a16:creationId xmlns:a16="http://schemas.microsoft.com/office/drawing/2014/main" id="{D8E765FA-AB64-8D67-EFE3-E75C3C26DCCF}"/>
+                            </a:ext>
+                          </a:extLst>
+                        </wps:cNvPr>
+                        <wps:cNvCnPr/>
+                        <wps:spPr>
+                          <a:xfrm>
+                            <a:off x="0" y="0"/>
+                            <a:ext cx="0" cy="1728439"/>
+                          </a:xfrm>
+                          <a:prstGeom prst="line">
+                            <a:avLst/>
+                          </a:prstGeom>
+                          <a:ln>
+                            <a:headEnd type="triangle"/>
+                            <a:tailEnd type="none"/>
+                          </a:ln>
+                        </wps:spPr>
+                        <wps:style>
+                          <a:lnRef idx="2">
+                            <a:schemeClr val="accent1"/>
+                          </a:lnRef>
+                          <a:fillRef idx="0">
+                            <a:schemeClr val="accent1"/>
+                          </a:fillRef>
+                          <a:effectRef idx="1">
+                            <a:schemeClr val="accent1"/>
+                          </a:effectRef>
+                          <a:fontRef idx="minor">
+                            <a:schemeClr val="tx1"/>
+                          </a:fontRef>
+                        </wps:style>
+                        <wps:bodyPr/>
+                      </wps:wsp>
+                      <wps:wsp>
+                        <wps:cNvPr id="354568136" name="Straight Connector 354568136">
+                          <a:extLst>
+                            <a:ext uri="{FF2B5EF4-FFF2-40B4-BE49-F238E27FC236}">
+                              <a16:creationId xmlns:a16="http://schemas.microsoft.com/office/drawing/2014/main" id="{45DE9FD6-EB7D-1F4E-6470-53968C5C4B2C}"/>
+                            </a:ext>
+                          </a:extLst>
+                        </wps:cNvPr>
+                        <wps:cNvCnPr>
+                          <a:cxnSpLocks/>
+                        </wps:cNvCnPr>
+                        <wps:spPr>
+                          <a:xfrm flipH="1">
+                            <a:off x="0" y="1728439"/>
+                            <a:ext cx="2352908" cy="0"/>
+                          </a:xfrm>
+                          <a:prstGeom prst="line">
+                            <a:avLst/>
+                          </a:prstGeom>
+                          <a:ln>
+                            <a:headEnd type="triangle"/>
+                            <a:tailEnd type="none"/>
+                          </a:ln>
+                        </wps:spPr>
+                        <wps:style>
+                          <a:lnRef idx="2">
+                            <a:schemeClr val="accent1"/>
+                          </a:lnRef>
+                          <a:fillRef idx="0">
+                            <a:schemeClr val="accent1"/>
+                          </a:fillRef>
+                          <a:effectRef idx="1">
+                            <a:schemeClr val="accent1"/>
+                          </a:effectRef>
+                          <a:fontRef idx="minor">
+                            <a:schemeClr val="tx1"/>
+                          </a:fontRef>
+                        </wps:style>
+                        <wps:bodyPr/>
+                      </wps:wsp>
+                      <wps:wsp>
+                        <wps:cNvPr id="1758374959" name="Straight Connector 1758374959">
+                          <a:extLst>
+                            <a:ext uri="{FF2B5EF4-FFF2-40B4-BE49-F238E27FC236}">
+                              <a16:creationId xmlns:a16="http://schemas.microsoft.com/office/drawing/2014/main" id="{042CC93E-DB1E-045D-E010-D36E20277009}"/>
+                            </a:ext>
+                          </a:extLst>
+                        </wps:cNvPr>
+                        <wps:cNvCnPr>
+                          <a:cxnSpLocks/>
+                        </wps:cNvCnPr>
+                        <wps:spPr>
+                          <a:xfrm flipV="1">
+                            <a:off x="1163993" y="674649"/>
+                            <a:ext cx="4224" cy="1206500"/>
+                          </a:xfrm>
+                          <a:prstGeom prst="line">
+                            <a:avLst/>
+                          </a:prstGeom>
+                          <a:ln w="9525">
+                            <a:prstDash val="dash"/>
+                          </a:ln>
+                        </wps:spPr>
+                        <wps:style>
+                          <a:lnRef idx="2">
+                            <a:schemeClr val="accent1"/>
+                          </a:lnRef>
+                          <a:fillRef idx="0">
+                            <a:schemeClr val="accent1"/>
+                          </a:fillRef>
+                          <a:effectRef idx="1">
+                            <a:schemeClr val="accent1"/>
+                          </a:effectRef>
+                          <a:fontRef idx="minor">
+                            <a:schemeClr val="tx1"/>
+                          </a:fontRef>
+                        </wps:style>
+                        <wps:bodyPr/>
+                      </wps:wsp>
+                      <wps:wsp>
+                        <wps:cNvPr id="1475143316" name="Freeform 1475143316">
+                          <a:extLst>
+                            <a:ext uri="{FF2B5EF4-FFF2-40B4-BE49-F238E27FC236}">
+                              <a16:creationId xmlns:a16="http://schemas.microsoft.com/office/drawing/2014/main" id="{ED4069DB-9E04-3BDA-2519-4FD81760ACFF}"/>
+                            </a:ext>
+                          </a:extLst>
+                        </wps:cNvPr>
+                        <wps:cNvSpPr/>
+                        <wps:spPr>
+                          <a:xfrm>
+                            <a:off x="133815" y="816619"/>
+                            <a:ext cx="1219200" cy="911820"/>
+                          </a:xfrm>
+                          <a:custGeom>
+                            <a:avLst/>
+                            <a:gdLst>
+                              <a:gd name="connsiteX0" fmla="*/ 0 w 1219200"/>
+                              <a:gd name="connsiteY0" fmla="*/ 911820 h 911820"/>
+                              <a:gd name="connsiteX1" fmla="*/ 133815 w 1219200"/>
+                              <a:gd name="connsiteY1" fmla="*/ 889518 h 911820"/>
+                              <a:gd name="connsiteX2" fmla="*/ 260195 w 1219200"/>
+                              <a:gd name="connsiteY2" fmla="*/ 841196 h 911820"/>
+                              <a:gd name="connsiteX3" fmla="*/ 327103 w 1219200"/>
+                              <a:gd name="connsiteY3" fmla="*/ 796591 h 911820"/>
+                              <a:gd name="connsiteX4" fmla="*/ 379142 w 1219200"/>
+                              <a:gd name="connsiteY4" fmla="*/ 744552 h 911820"/>
+                              <a:gd name="connsiteX5" fmla="*/ 434898 w 1219200"/>
+                              <a:gd name="connsiteY5" fmla="*/ 666493 h 911820"/>
+                              <a:gd name="connsiteX6" fmla="*/ 475785 w 1219200"/>
+                              <a:gd name="connsiteY6" fmla="*/ 588435 h 911820"/>
+                              <a:gd name="connsiteX7" fmla="*/ 486937 w 1219200"/>
+                              <a:gd name="connsiteY7" fmla="*/ 536396 h 911820"/>
+                              <a:gd name="connsiteX8" fmla="*/ 524107 w 1219200"/>
+                              <a:gd name="connsiteY8" fmla="*/ 369128 h 911820"/>
+                              <a:gd name="connsiteX9" fmla="*/ 550127 w 1219200"/>
+                              <a:gd name="connsiteY9" fmla="*/ 253898 h 911820"/>
+                              <a:gd name="connsiteX10" fmla="*/ 579863 w 1219200"/>
+                              <a:gd name="connsiteY10" fmla="*/ 112650 h 911820"/>
+                              <a:gd name="connsiteX11" fmla="*/ 598449 w 1219200"/>
+                              <a:gd name="connsiteY11" fmla="*/ 53176 h 911820"/>
+                              <a:gd name="connsiteX12" fmla="*/ 617034 w 1219200"/>
+                              <a:gd name="connsiteY12" fmla="*/ 16006 h 911820"/>
+                              <a:gd name="connsiteX13" fmla="*/ 635620 w 1219200"/>
+                              <a:gd name="connsiteY13" fmla="*/ 8571 h 911820"/>
+                              <a:gd name="connsiteX14" fmla="*/ 676507 w 1219200"/>
+                              <a:gd name="connsiteY14" fmla="*/ 1137 h 911820"/>
+                              <a:gd name="connsiteX15" fmla="*/ 728546 w 1219200"/>
+                              <a:gd name="connsiteY15" fmla="*/ 34591 h 911820"/>
+                              <a:gd name="connsiteX16" fmla="*/ 747132 w 1219200"/>
+                              <a:gd name="connsiteY16" fmla="*/ 134952 h 911820"/>
+                              <a:gd name="connsiteX17" fmla="*/ 765717 w 1219200"/>
+                              <a:gd name="connsiteY17" fmla="*/ 227879 h 911820"/>
+                              <a:gd name="connsiteX18" fmla="*/ 780585 w 1219200"/>
+                              <a:gd name="connsiteY18" fmla="*/ 357976 h 911820"/>
+                              <a:gd name="connsiteX19" fmla="*/ 802888 w 1219200"/>
+                              <a:gd name="connsiteY19" fmla="*/ 473206 h 911820"/>
+                              <a:gd name="connsiteX20" fmla="*/ 821473 w 1219200"/>
+                              <a:gd name="connsiteY20" fmla="*/ 584718 h 911820"/>
+                              <a:gd name="connsiteX21" fmla="*/ 866078 w 1219200"/>
+                              <a:gd name="connsiteY21" fmla="*/ 662776 h 911820"/>
+                              <a:gd name="connsiteX22" fmla="*/ 910683 w 1219200"/>
+                              <a:gd name="connsiteY22" fmla="*/ 733401 h 911820"/>
+                              <a:gd name="connsiteX23" fmla="*/ 973873 w 1219200"/>
+                              <a:gd name="connsiteY23" fmla="*/ 785440 h 911820"/>
+                              <a:gd name="connsiteX24" fmla="*/ 1011044 w 1219200"/>
+                              <a:gd name="connsiteY24" fmla="*/ 822610 h 911820"/>
+                              <a:gd name="connsiteX25" fmla="*/ 1111405 w 1219200"/>
+                              <a:gd name="connsiteY25" fmla="*/ 870932 h 911820"/>
+                              <a:gd name="connsiteX26" fmla="*/ 1167161 w 1219200"/>
+                              <a:gd name="connsiteY26" fmla="*/ 889518 h 911820"/>
+                              <a:gd name="connsiteX27" fmla="*/ 1219200 w 1219200"/>
+                              <a:gd name="connsiteY27" fmla="*/ 900669 h 911820"/>
+                            </a:gdLst>
+                            <a:ahLst/>
+                            <a:cxnLst>
+                              <a:cxn ang="0">
+                                <a:pos x="connsiteX0" y="connsiteY0"/>
+                              </a:cxn>
+                              <a:cxn ang="0">
+                                <a:pos x="connsiteX1" y="connsiteY1"/>
+                              </a:cxn>
+                              <a:cxn ang="0">
+                                <a:pos x="connsiteX2" y="connsiteY2"/>
+                              </a:cxn>
+                              <a:cxn ang="0">
+                                <a:pos x="connsiteX3" y="connsiteY3"/>
+                              </a:cxn>
+                              <a:cxn ang="0">
+                                <a:pos x="connsiteX4" y="connsiteY4"/>
+                              </a:cxn>
+                              <a:cxn ang="0">
+                                <a:pos x="connsiteX5" y="connsiteY5"/>
+                              </a:cxn>
+                              <a:cxn ang="0">
+                                <a:pos x="connsiteX6" y="connsiteY6"/>
+                              </a:cxn>
+                              <a:cxn ang="0">
+                                <a:pos x="connsiteX7" y="connsiteY7"/>
+                              </a:cxn>
+                              <a:cxn ang="0">
+                                <a:pos x="connsiteX8" y="connsiteY8"/>
+                              </a:cxn>
+                              <a:cxn ang="0">
+                                <a:pos x="connsiteX9" y="connsiteY9"/>
+                              </a:cxn>
+                              <a:cxn ang="0">
+                                <a:pos x="connsiteX10" y="connsiteY10"/>
+                              </a:cxn>
+                              <a:cxn ang="0">
+                                <a:pos x="connsiteX11" y="connsiteY11"/>
+                              </a:cxn>
+                              <a:cxn ang="0">
+                                <a:pos x="connsiteX12" y="connsiteY12"/>
+                              </a:cxn>
+                              <a:cxn ang="0">
+                                <a:pos x="connsiteX13" y="connsiteY13"/>
+                              </a:cxn>
+                              <a:cxn ang="0">
+                                <a:pos x="connsiteX14" y="connsiteY14"/>
+                              </a:cxn>
+                              <a:cxn ang="0">
+                                <a:pos x="connsiteX15" y="connsiteY15"/>
+                              </a:cxn>
+                              <a:cxn ang="0">
+                                <a:pos x="connsiteX16" y="connsiteY16"/>
+                              </a:cxn>
+                              <a:cxn ang="0">
+                                <a:pos x="connsiteX17" y="connsiteY17"/>
+                              </a:cxn>
+                              <a:cxn ang="0">
+                                <a:pos x="connsiteX18" y="connsiteY18"/>
+                              </a:cxn>
+                              <a:cxn ang="0">
+                                <a:pos x="connsiteX19" y="connsiteY19"/>
+                              </a:cxn>
+                              <a:cxn ang="0">
+                                <a:pos x="connsiteX20" y="connsiteY20"/>
+                              </a:cxn>
+                              <a:cxn ang="0">
+                                <a:pos x="connsiteX21" y="connsiteY21"/>
+                              </a:cxn>
+                              <a:cxn ang="0">
+                                <a:pos x="connsiteX22" y="connsiteY22"/>
+                              </a:cxn>
+                              <a:cxn ang="0">
+                                <a:pos x="connsiteX23" y="connsiteY23"/>
+                              </a:cxn>
+                              <a:cxn ang="0">
+                                <a:pos x="connsiteX24" y="connsiteY24"/>
+                              </a:cxn>
+                              <a:cxn ang="0">
+                                <a:pos x="connsiteX25" y="connsiteY25"/>
+                              </a:cxn>
+                              <a:cxn ang="0">
+                                <a:pos x="connsiteX26" y="connsiteY26"/>
+                              </a:cxn>
+                              <a:cxn ang="0">
+                                <a:pos x="connsiteX27" y="connsiteY27"/>
+                              </a:cxn>
+                            </a:cxnLst>
+                            <a:rect l="l" t="t" r="r" b="b"/>
+                            <a:pathLst>
+                              <a:path w="1219200" h="911820">
+                                <a:moveTo>
+                                  <a:pt x="0" y="911820"/>
+                                </a:moveTo>
+                                <a:cubicBezTo>
+                                  <a:pt x="45224" y="906554"/>
+                                  <a:pt x="90449" y="901289"/>
+                                  <a:pt x="133815" y="889518"/>
+                                </a:cubicBezTo>
+                                <a:cubicBezTo>
+                                  <a:pt x="177181" y="877747"/>
+                                  <a:pt x="227980" y="856684"/>
+                                  <a:pt x="260195" y="841196"/>
+                                </a:cubicBezTo>
+                                <a:cubicBezTo>
+                                  <a:pt x="292410" y="825708"/>
+                                  <a:pt x="307279" y="812698"/>
+                                  <a:pt x="327103" y="796591"/>
+                                </a:cubicBezTo>
+                                <a:cubicBezTo>
+                                  <a:pt x="346927" y="780484"/>
+                                  <a:pt x="361176" y="766235"/>
+                                  <a:pt x="379142" y="744552"/>
+                                </a:cubicBezTo>
+                                <a:cubicBezTo>
+                                  <a:pt x="397108" y="722869"/>
+                                  <a:pt x="418791" y="692512"/>
+                                  <a:pt x="434898" y="666493"/>
+                                </a:cubicBezTo>
+                                <a:cubicBezTo>
+                                  <a:pt x="451005" y="640474"/>
+                                  <a:pt x="467112" y="610118"/>
+                                  <a:pt x="475785" y="588435"/>
+                                </a:cubicBezTo>
+                                <a:cubicBezTo>
+                                  <a:pt x="484458" y="566752"/>
+                                  <a:pt x="478883" y="572947"/>
+                                  <a:pt x="486937" y="536396"/>
+                                </a:cubicBezTo>
+                                <a:cubicBezTo>
+                                  <a:pt x="494991" y="499845"/>
+                                  <a:pt x="513575" y="416211"/>
+                                  <a:pt x="524107" y="369128"/>
+                                </a:cubicBezTo>
+                                <a:cubicBezTo>
+                                  <a:pt x="534639" y="322045"/>
+                                  <a:pt x="540834" y="296644"/>
+                                  <a:pt x="550127" y="253898"/>
+                                </a:cubicBezTo>
+                                <a:cubicBezTo>
+                                  <a:pt x="559420" y="211152"/>
+                                  <a:pt x="571809" y="146104"/>
+                                  <a:pt x="579863" y="112650"/>
+                                </a:cubicBezTo>
+                                <a:cubicBezTo>
+                                  <a:pt x="587917" y="79196"/>
+                                  <a:pt x="592254" y="69283"/>
+                                  <a:pt x="598449" y="53176"/>
+                                </a:cubicBezTo>
+                                <a:cubicBezTo>
+                                  <a:pt x="604644" y="37069"/>
+                                  <a:pt x="617034" y="16006"/>
+                                  <a:pt x="617034" y="16006"/>
+                                </a:cubicBezTo>
+                                <a:cubicBezTo>
+                                  <a:pt x="623229" y="8572"/>
+                                  <a:pt x="625708" y="11049"/>
+                                  <a:pt x="635620" y="8571"/>
+                                </a:cubicBezTo>
+                                <a:cubicBezTo>
+                                  <a:pt x="645532" y="6093"/>
+                                  <a:pt x="661019" y="-3200"/>
+                                  <a:pt x="676507" y="1137"/>
+                                </a:cubicBezTo>
+                                <a:cubicBezTo>
+                                  <a:pt x="691995" y="5474"/>
+                                  <a:pt x="716775" y="12289"/>
+                                  <a:pt x="728546" y="34591"/>
+                                </a:cubicBezTo>
+                                <a:cubicBezTo>
+                                  <a:pt x="740317" y="56893"/>
+                                  <a:pt x="740937" y="102737"/>
+                                  <a:pt x="747132" y="134952"/>
+                                </a:cubicBezTo>
+                                <a:cubicBezTo>
+                                  <a:pt x="753327" y="167167"/>
+                                  <a:pt x="760142" y="190708"/>
+                                  <a:pt x="765717" y="227879"/>
+                                </a:cubicBezTo>
+                                <a:cubicBezTo>
+                                  <a:pt x="771292" y="265050"/>
+                                  <a:pt x="774390" y="317088"/>
+                                  <a:pt x="780585" y="357976"/>
+                                </a:cubicBezTo>
+                                <a:cubicBezTo>
+                                  <a:pt x="786780" y="398864"/>
+                                  <a:pt x="796073" y="435416"/>
+                                  <a:pt x="802888" y="473206"/>
+                                </a:cubicBezTo>
+                                <a:cubicBezTo>
+                                  <a:pt x="809703" y="510996"/>
+                                  <a:pt x="810941" y="553123"/>
+                                  <a:pt x="821473" y="584718"/>
+                                </a:cubicBezTo>
+                                <a:cubicBezTo>
+                                  <a:pt x="832005" y="616313"/>
+                                  <a:pt x="851210" y="637996"/>
+                                  <a:pt x="866078" y="662776"/>
+                                </a:cubicBezTo>
+                                <a:cubicBezTo>
+                                  <a:pt x="880946" y="687556"/>
+                                  <a:pt x="892717" y="712957"/>
+                                  <a:pt x="910683" y="733401"/>
+                                </a:cubicBezTo>
+                                <a:cubicBezTo>
+                                  <a:pt x="928649" y="753845"/>
+                                  <a:pt x="957146" y="770572"/>
+                                  <a:pt x="973873" y="785440"/>
+                                </a:cubicBezTo>
+                                <a:cubicBezTo>
+                                  <a:pt x="990600" y="800308"/>
+                                  <a:pt x="988122" y="808361"/>
+                                  <a:pt x="1011044" y="822610"/>
+                                </a:cubicBezTo>
+                                <a:cubicBezTo>
+                                  <a:pt x="1033966" y="836859"/>
+                                  <a:pt x="1085386" y="859781"/>
+                                  <a:pt x="1111405" y="870932"/>
+                                </a:cubicBezTo>
+                                <a:cubicBezTo>
+                                  <a:pt x="1137424" y="882083"/>
+                                  <a:pt x="1149195" y="884562"/>
+                                  <a:pt x="1167161" y="889518"/>
+                                </a:cubicBezTo>
+                                <a:cubicBezTo>
+                                  <a:pt x="1185127" y="894474"/>
+                                  <a:pt x="1202163" y="897571"/>
+                                  <a:pt x="1219200" y="900669"/>
+                                </a:cubicBezTo>
+                              </a:path>
+                            </a:pathLst>
+                          </a:custGeom>
+                          <a:noFill/>
+                          <a:ln w="12700">
+                            <a:solidFill>
+                              <a:schemeClr val="accent2"/>
+                            </a:solidFill>
+                          </a:ln>
+                        </wps:spPr>
+                        <wps:style>
+                          <a:lnRef idx="2">
+                            <a:schemeClr val="accent1">
+                              <a:shade val="15000"/>
+                            </a:schemeClr>
+                          </a:lnRef>
+                          <a:fillRef idx="1">
+                            <a:schemeClr val="accent1"/>
+                          </a:fillRef>
+                          <a:effectRef idx="0">
+                            <a:schemeClr val="accent1"/>
+                          </a:effectRef>
+                          <a:fontRef idx="minor">
+                            <a:schemeClr val="lt1"/>
+                          </a:fontRef>
+                        </wps:style>
+                        <wps:bodyPr rtlCol="0" anchor="ctr"/>
+                      </wps:wsp>
+                      <wps:wsp>
+                        <wps:cNvPr id="270631068" name="Freeform 270631068">
+                          <a:extLst>
+                            <a:ext uri="{FF2B5EF4-FFF2-40B4-BE49-F238E27FC236}">
+                              <a16:creationId xmlns:a16="http://schemas.microsoft.com/office/drawing/2014/main" id="{5B2F08F5-AFC5-C26A-4408-F33739D959FD}"/>
+                            </a:ext>
+                          </a:extLst>
+                        </wps:cNvPr>
+                        <wps:cNvSpPr/>
+                        <wps:spPr>
+                          <a:xfrm>
+                            <a:off x="635620" y="1347335"/>
+                            <a:ext cx="1360449" cy="381104"/>
+                          </a:xfrm>
+                          <a:custGeom>
+                            <a:avLst/>
+                            <a:gdLst>
+                              <a:gd name="connsiteX0" fmla="*/ 0 w 1360449"/>
+                              <a:gd name="connsiteY0" fmla="*/ 381104 h 381104"/>
+                              <a:gd name="connsiteX1" fmla="*/ 167268 w 1360449"/>
+                              <a:gd name="connsiteY1" fmla="*/ 343934 h 381104"/>
+                              <a:gd name="connsiteX2" fmla="*/ 226741 w 1360449"/>
+                              <a:gd name="connsiteY2" fmla="*/ 321631 h 381104"/>
+                              <a:gd name="connsiteX3" fmla="*/ 249044 w 1360449"/>
+                              <a:gd name="connsiteY3" fmla="*/ 303046 h 381104"/>
+                              <a:gd name="connsiteX4" fmla="*/ 304800 w 1360449"/>
+                              <a:gd name="connsiteY4" fmla="*/ 243573 h 381104"/>
+                              <a:gd name="connsiteX5" fmla="*/ 315951 w 1360449"/>
+                              <a:gd name="connsiteY5" fmla="*/ 217553 h 381104"/>
+                              <a:gd name="connsiteX6" fmla="*/ 360556 w 1360449"/>
+                              <a:gd name="connsiteY6" fmla="*/ 165514 h 381104"/>
+                              <a:gd name="connsiteX7" fmla="*/ 412595 w 1360449"/>
+                              <a:gd name="connsiteY7" fmla="*/ 94890 h 381104"/>
+                              <a:gd name="connsiteX8" fmla="*/ 509239 w 1360449"/>
+                              <a:gd name="connsiteY8" fmla="*/ 31699 h 381104"/>
+                              <a:gd name="connsiteX9" fmla="*/ 572429 w 1360449"/>
+                              <a:gd name="connsiteY9" fmla="*/ 9397 h 381104"/>
+                              <a:gd name="connsiteX10" fmla="*/ 620751 w 1360449"/>
+                              <a:gd name="connsiteY10" fmla="*/ 1963 h 381104"/>
+                              <a:gd name="connsiteX11" fmla="*/ 698810 w 1360449"/>
+                              <a:gd name="connsiteY11" fmla="*/ 1963 h 381104"/>
+                              <a:gd name="connsiteX12" fmla="*/ 788019 w 1360449"/>
+                              <a:gd name="connsiteY12" fmla="*/ 24265 h 381104"/>
+                              <a:gd name="connsiteX13" fmla="*/ 843776 w 1360449"/>
+                              <a:gd name="connsiteY13" fmla="*/ 54002 h 381104"/>
+                              <a:gd name="connsiteX14" fmla="*/ 914400 w 1360449"/>
+                              <a:gd name="connsiteY14" fmla="*/ 94890 h 381104"/>
+                              <a:gd name="connsiteX15" fmla="*/ 947854 w 1360449"/>
+                              <a:gd name="connsiteY15" fmla="*/ 132060 h 381104"/>
+                              <a:gd name="connsiteX16" fmla="*/ 1011044 w 1360449"/>
+                              <a:gd name="connsiteY16" fmla="*/ 206402 h 381104"/>
+                              <a:gd name="connsiteX17" fmla="*/ 1040780 w 1360449"/>
+                              <a:gd name="connsiteY17" fmla="*/ 258441 h 381104"/>
+                              <a:gd name="connsiteX18" fmla="*/ 1074234 w 1360449"/>
+                              <a:gd name="connsiteY18" fmla="*/ 295612 h 381104"/>
+                              <a:gd name="connsiteX19" fmla="*/ 1122556 w 1360449"/>
+                              <a:gd name="connsiteY19" fmla="*/ 329065 h 381104"/>
+                              <a:gd name="connsiteX20" fmla="*/ 1152293 w 1360449"/>
+                              <a:gd name="connsiteY20" fmla="*/ 336499 h 381104"/>
+                              <a:gd name="connsiteX21" fmla="*/ 1182029 w 1360449"/>
+                              <a:gd name="connsiteY21" fmla="*/ 351368 h 381104"/>
+                              <a:gd name="connsiteX22" fmla="*/ 1252654 w 1360449"/>
+                              <a:gd name="connsiteY22" fmla="*/ 366236 h 381104"/>
+                              <a:gd name="connsiteX23" fmla="*/ 1315844 w 1360449"/>
+                              <a:gd name="connsiteY23" fmla="*/ 373670 h 381104"/>
+                              <a:gd name="connsiteX24" fmla="*/ 1360449 w 1360449"/>
+                              <a:gd name="connsiteY24" fmla="*/ 381104 h 381104"/>
+                            </a:gdLst>
+                            <a:ahLst/>
+                            <a:cxnLst>
+                              <a:cxn ang="0">
+                                <a:pos x="connsiteX0" y="connsiteY0"/>
+                              </a:cxn>
+                              <a:cxn ang="0">
+                                <a:pos x="connsiteX1" y="connsiteY1"/>
+                              </a:cxn>
+                              <a:cxn ang="0">
+                                <a:pos x="connsiteX2" y="connsiteY2"/>
+                              </a:cxn>
+                              <a:cxn ang="0">
+                                <a:pos x="connsiteX3" y="connsiteY3"/>
+                              </a:cxn>
+                              <a:cxn ang="0">
+                                <a:pos x="connsiteX4" y="connsiteY4"/>
+                              </a:cxn>
+                              <a:cxn ang="0">
+                                <a:pos x="connsiteX5" y="connsiteY5"/>
+                              </a:cxn>
+                              <a:cxn ang="0">
+                                <a:pos x="connsiteX6" y="connsiteY6"/>
+                              </a:cxn>
+                              <a:cxn ang="0">
+                                <a:pos x="connsiteX7" y="connsiteY7"/>
+                              </a:cxn>
+                              <a:cxn ang="0">
+                                <a:pos x="connsiteX8" y="connsiteY8"/>
+                              </a:cxn>
+                              <a:cxn ang="0">
+                                <a:pos x="connsiteX9" y="connsiteY9"/>
+                              </a:cxn>
+                              <a:cxn ang="0">
+                                <a:pos x="connsiteX10" y="connsiteY10"/>
+                              </a:cxn>
+                              <a:cxn ang="0">
+                                <a:pos x="connsiteX11" y="connsiteY11"/>
+                              </a:cxn>
+                              <a:cxn ang="0">
+                                <a:pos x="connsiteX12" y="connsiteY12"/>
+                              </a:cxn>
+                              <a:cxn ang="0">
+                                <a:pos x="connsiteX13" y="connsiteY13"/>
+                              </a:cxn>
+                              <a:cxn ang="0">
+                                <a:pos x="connsiteX14" y="connsiteY14"/>
+                              </a:cxn>
+                              <a:cxn ang="0">
+                                <a:pos x="connsiteX15" y="connsiteY15"/>
+                              </a:cxn>
+                              <a:cxn ang="0">
+                                <a:pos x="connsiteX16" y="connsiteY16"/>
+                              </a:cxn>
+                              <a:cxn ang="0">
+                                <a:pos x="connsiteX17" y="connsiteY17"/>
+                              </a:cxn>
+                              <a:cxn ang="0">
+                                <a:pos x="connsiteX18" y="connsiteY18"/>
+                              </a:cxn>
+                              <a:cxn ang="0">
+                                <a:pos x="connsiteX19" y="connsiteY19"/>
+                              </a:cxn>
+                              <a:cxn ang="0">
+                                <a:pos x="connsiteX20" y="connsiteY20"/>
+                              </a:cxn>
+                              <a:cxn ang="0">
+                                <a:pos x="connsiteX21" y="connsiteY21"/>
+                              </a:cxn>
+                              <a:cxn ang="0">
+                                <a:pos x="connsiteX22" y="connsiteY22"/>
+                              </a:cxn>
+                              <a:cxn ang="0">
+                                <a:pos x="connsiteX23" y="connsiteY23"/>
+                              </a:cxn>
+                              <a:cxn ang="0">
+                                <a:pos x="connsiteX24" y="connsiteY24"/>
+                              </a:cxn>
+                            </a:cxnLst>
+                            <a:rect l="l" t="t" r="r" b="b"/>
+                            <a:pathLst>
+                              <a:path w="1360449" h="381104">
+                                <a:moveTo>
+                                  <a:pt x="0" y="381104"/>
+                                </a:moveTo>
+                                <a:cubicBezTo>
+                                  <a:pt x="64739" y="367475"/>
+                                  <a:pt x="129478" y="353846"/>
+                                  <a:pt x="167268" y="343934"/>
+                                </a:cubicBezTo>
+                                <a:cubicBezTo>
+                                  <a:pt x="205058" y="334022"/>
+                                  <a:pt x="226741" y="321631"/>
+                                  <a:pt x="226741" y="321631"/>
+                                </a:cubicBezTo>
+                                <a:cubicBezTo>
+                                  <a:pt x="240370" y="314816"/>
+                                  <a:pt x="236034" y="316056"/>
+                                  <a:pt x="249044" y="303046"/>
+                                </a:cubicBezTo>
+                                <a:cubicBezTo>
+                                  <a:pt x="262054" y="290036"/>
+                                  <a:pt x="293649" y="257822"/>
+                                  <a:pt x="304800" y="243573"/>
+                                </a:cubicBezTo>
+                                <a:cubicBezTo>
+                                  <a:pt x="315951" y="229324"/>
+                                  <a:pt x="306658" y="230563"/>
+                                  <a:pt x="315951" y="217553"/>
+                                </a:cubicBezTo>
+                                <a:cubicBezTo>
+                                  <a:pt x="325244" y="204543"/>
+                                  <a:pt x="344449" y="185958"/>
+                                  <a:pt x="360556" y="165514"/>
+                                </a:cubicBezTo>
+                                <a:cubicBezTo>
+                                  <a:pt x="376663" y="145070"/>
+                                  <a:pt x="387815" y="117192"/>
+                                  <a:pt x="412595" y="94890"/>
+                                </a:cubicBezTo>
+                                <a:cubicBezTo>
+                                  <a:pt x="437375" y="72588"/>
+                                  <a:pt x="482600" y="45948"/>
+                                  <a:pt x="509239" y="31699"/>
+                                </a:cubicBezTo>
+                                <a:cubicBezTo>
+                                  <a:pt x="535878" y="17450"/>
+                                  <a:pt x="553844" y="14353"/>
+                                  <a:pt x="572429" y="9397"/>
+                                </a:cubicBezTo>
+                                <a:cubicBezTo>
+                                  <a:pt x="591014" y="4441"/>
+                                  <a:pt x="599688" y="3202"/>
+                                  <a:pt x="620751" y="1963"/>
+                                </a:cubicBezTo>
+                                <a:cubicBezTo>
+                                  <a:pt x="641814" y="724"/>
+                                  <a:pt x="670932" y="-1754"/>
+                                  <a:pt x="698810" y="1963"/>
+                                </a:cubicBezTo>
+                                <a:cubicBezTo>
+                                  <a:pt x="726688" y="5680"/>
+                                  <a:pt x="763858" y="15592"/>
+                                  <a:pt x="788019" y="24265"/>
+                                </a:cubicBezTo>
+                                <a:cubicBezTo>
+                                  <a:pt x="812180" y="32938"/>
+                                  <a:pt x="822713" y="42231"/>
+                                  <a:pt x="843776" y="54002"/>
+                                </a:cubicBezTo>
+                                <a:cubicBezTo>
+                                  <a:pt x="864839" y="65773"/>
+                                  <a:pt x="897054" y="81880"/>
+                                  <a:pt x="914400" y="94890"/>
+                                </a:cubicBezTo>
+                                <a:cubicBezTo>
+                                  <a:pt x="931746" y="107900"/>
+                                  <a:pt x="931747" y="113475"/>
+                                  <a:pt x="947854" y="132060"/>
+                                </a:cubicBezTo>
+                                <a:cubicBezTo>
+                                  <a:pt x="963961" y="150645"/>
+                                  <a:pt x="995556" y="185338"/>
+                                  <a:pt x="1011044" y="206402"/>
+                                </a:cubicBezTo>
+                                <a:cubicBezTo>
+                                  <a:pt x="1026532" y="227465"/>
+                                  <a:pt x="1030248" y="243573"/>
+                                  <a:pt x="1040780" y="258441"/>
+                                </a:cubicBezTo>
+                                <a:cubicBezTo>
+                                  <a:pt x="1051312" y="273309"/>
+                                  <a:pt x="1060605" y="283841"/>
+                                  <a:pt x="1074234" y="295612"/>
+                                </a:cubicBezTo>
+                                <a:cubicBezTo>
+                                  <a:pt x="1087863" y="307383"/>
+                                  <a:pt x="1109546" y="322251"/>
+                                  <a:pt x="1122556" y="329065"/>
+                                </a:cubicBezTo>
+                                <a:cubicBezTo>
+                                  <a:pt x="1135566" y="335879"/>
+                                  <a:pt x="1142381" y="332782"/>
+                                  <a:pt x="1152293" y="336499"/>
+                                </a:cubicBezTo>
+                                <a:cubicBezTo>
+                                  <a:pt x="1162205" y="340216"/>
+                                  <a:pt x="1165302" y="346412"/>
+                                  <a:pt x="1182029" y="351368"/>
+                                </a:cubicBezTo>
+                                <a:cubicBezTo>
+                                  <a:pt x="1198756" y="356324"/>
+                                  <a:pt x="1230352" y="362519"/>
+                                  <a:pt x="1252654" y="366236"/>
+                                </a:cubicBezTo>
+                                <a:cubicBezTo>
+                                  <a:pt x="1274956" y="369953"/>
+                                  <a:pt x="1297878" y="371192"/>
+                                  <a:pt x="1315844" y="373670"/>
+                                </a:cubicBezTo>
+                                <a:cubicBezTo>
+                                  <a:pt x="1333810" y="376148"/>
+                                  <a:pt x="1347129" y="378626"/>
+                                  <a:pt x="1360449" y="381104"/>
+                                </a:cubicBezTo>
+                              </a:path>
+                            </a:pathLst>
+                          </a:custGeom>
+                          <a:noFill/>
+                          <a:ln w="12700">
+                            <a:solidFill>
+                              <a:schemeClr val="accent5"/>
+                            </a:solidFill>
+                          </a:ln>
+                        </wps:spPr>
+                        <wps:style>
+                          <a:lnRef idx="2">
+                            <a:schemeClr val="accent1">
+                              <a:shade val="15000"/>
+                            </a:schemeClr>
+                          </a:lnRef>
+                          <a:fillRef idx="1">
+                            <a:schemeClr val="accent1"/>
+                          </a:fillRef>
+                          <a:effectRef idx="0">
+                            <a:schemeClr val="accent1"/>
+                          </a:effectRef>
+                          <a:fontRef idx="minor">
+                            <a:schemeClr val="lt1"/>
+                          </a:fontRef>
+                        </wps:style>
+                        <wps:bodyPr rtlCol="0" anchor="ctr"/>
+                      </wps:wsp>
+                      <w14:contentPart bwMode="auto" r:id="rId12">
+                        <w14:nvContentPartPr>
+                          <w14:cNvPr id="1976082487" name="Ink 1976082487">
+                            <a:extLst>
+                              <a:ext uri="{FF2B5EF4-FFF2-40B4-BE49-F238E27FC236}">
+                                <a16:creationId xmlns:a16="http://schemas.microsoft.com/office/drawing/2014/main" id="{8618A8A1-4324-6057-2D0B-1B563A28A6D6}"/>
+                              </a:ext>
+                            </a:extLst>
+                          </w14:cNvPr>
+                          <w14:cNvContentPartPr/>
+                        </w14:nvContentPartPr>
+                        <w14:xfrm>
+                          <a:off x="1171553" y="1670359"/>
+                          <a:ext cx="133920" cy="53640"/>
+                        </w14:xfrm>
+                      </w14:contentPart>
+                      <w14:contentPart bwMode="auto" r:id="rId13">
+                        <w14:nvContentPartPr>
+                          <w14:cNvPr id="1541332657" name="Ink 1541332657">
+                            <a:extLst>
+                              <a:ext uri="{FF2B5EF4-FFF2-40B4-BE49-F238E27FC236}">
+                                <a16:creationId xmlns:a16="http://schemas.microsoft.com/office/drawing/2014/main" id="{39C9C4CF-7BF9-94F6-2315-A27E5945B9AE}"/>
+                              </a:ext>
+                            </a:extLst>
+                          </w14:cNvPr>
+                          <w14:cNvContentPartPr/>
+                        </w14:nvContentPartPr>
+                        <w14:xfrm>
+                          <a:off x="816593" y="1531399"/>
+                          <a:ext cx="192240" cy="187920"/>
+                        </w14:xfrm>
+                      </w14:contentPart>
+                      <w14:contentPart bwMode="auto" r:id="rId14">
+                        <w14:nvContentPartPr>
+                          <w14:cNvPr id="898019909" name="Ink 898019909">
+                            <a:extLst>
+                              <a:ext uri="{FF2B5EF4-FFF2-40B4-BE49-F238E27FC236}">
+                                <a16:creationId xmlns:a16="http://schemas.microsoft.com/office/drawing/2014/main" id="{FA91CDB5-B051-EAC6-EEFF-84DF9F2146D1}"/>
+                              </a:ext>
+                            </a:extLst>
+                          </w14:cNvPr>
+                          <w14:cNvContentPartPr/>
+                        </w14:nvContentPartPr>
+                        <w14:xfrm>
+                          <a:off x="736313" y="1518439"/>
+                          <a:ext cx="380160" cy="205560"/>
+                        </w14:xfrm>
+                      </w14:contentPart>
+                      <w14:contentPart bwMode="auto" r:id="rId15">
+                        <w14:nvContentPartPr>
+                          <w14:cNvPr id="1965938566" name="Ink 1965938566">
+                            <a:extLst>
+                              <a:ext uri="{FF2B5EF4-FFF2-40B4-BE49-F238E27FC236}">
+                                <a16:creationId xmlns:a16="http://schemas.microsoft.com/office/drawing/2014/main" id="{A6E6E6DD-B4AB-85BD-6C91-65D28EBF6FFD}"/>
+                              </a:ext>
+                            </a:extLst>
+                          </w14:cNvPr>
+                          <w14:cNvContentPartPr/>
+                        </w14:nvContentPartPr>
+                        <w14:xfrm>
+                          <a:off x="864113" y="1577479"/>
+                          <a:ext cx="286200" cy="134280"/>
+                        </w14:xfrm>
+                      </w14:contentPart>
+                      <w14:contentPart bwMode="auto" r:id="rId16">
+                        <w14:nvContentPartPr>
+                          <w14:cNvPr id="1912237283" name="Ink 1912237283">
+                            <a:extLst>
+                              <a:ext uri="{FF2B5EF4-FFF2-40B4-BE49-F238E27FC236}">
+                                <a16:creationId xmlns:a16="http://schemas.microsoft.com/office/drawing/2014/main" id="{1B2FFCDE-5C4F-92C8-27CF-40660F8F8C87}"/>
+                              </a:ext>
+                            </a:extLst>
+                          </w14:cNvPr>
+                          <w14:cNvContentPartPr/>
+                        </w14:nvContentPartPr>
+                        <w14:xfrm>
+                          <a:off x="1031873" y="1395319"/>
+                          <a:ext cx="120240" cy="221400"/>
+                        </w14:xfrm>
+                      </w14:contentPart>
+                      <wps:wsp>
+                        <wps:cNvPr id="150111421" name="Straight Arrow Connector 150111421">
+                          <a:extLst>
+                            <a:ext uri="{FF2B5EF4-FFF2-40B4-BE49-F238E27FC236}">
+                              <a16:creationId xmlns:a16="http://schemas.microsoft.com/office/drawing/2014/main" id="{B3969938-AE36-24A0-D9A0-B579CC517EC9}"/>
+                            </a:ext>
+                          </a:extLst>
+                        </wps:cNvPr>
+                        <wps:cNvCnPr>
+                          <a:cxnSpLocks/>
+                        </wps:cNvCnPr>
+                        <wps:spPr>
+                          <a:xfrm>
+                            <a:off x="1007213" y="1141374"/>
+                            <a:ext cx="0" cy="331180"/>
+                          </a:xfrm>
+                          <a:prstGeom prst="straightConnector1">
+                            <a:avLst/>
+                          </a:prstGeom>
+                          <a:ln w="6350">
+                            <a:prstDash val="dash"/>
+                            <a:tailEnd type="triangle" w="sm" len="sm"/>
+                          </a:ln>
+                        </wps:spPr>
+                        <wps:style>
+                          <a:lnRef idx="2">
+                            <a:schemeClr val="accent1"/>
+                          </a:lnRef>
+                          <a:fillRef idx="0">
+                            <a:schemeClr val="accent1"/>
+                          </a:fillRef>
+                          <a:effectRef idx="1">
+                            <a:schemeClr val="accent1"/>
+                          </a:effectRef>
+                          <a:fontRef idx="minor">
+                            <a:schemeClr val="tx1"/>
+                          </a:fontRef>
+                        </wps:style>
+                        <wps:bodyPr/>
+                      </wps:wsp>
+                      <wps:wsp>
+                        <wps:cNvPr id="41834629" name="TextBox 23">
+                          <a:extLst>
+                            <a:ext uri="{FF2B5EF4-FFF2-40B4-BE49-F238E27FC236}">
+                              <a16:creationId xmlns:a16="http://schemas.microsoft.com/office/drawing/2014/main" id="{D788361A-7D8E-7094-7AB0-02FA13D6C5CA}"/>
+                            </a:ext>
+                          </a:extLst>
+                        </wps:cNvPr>
+                        <wps:cNvSpPr txBox="1"/>
+                        <wps:spPr>
+                          <a:xfrm>
+                            <a:off x="246222" y="637785"/>
+                            <a:ext cx="766445" cy="210820"/>
+                          </a:xfrm>
+                          <a:prstGeom prst="rect">
+                            <a:avLst/>
+                          </a:prstGeom>
+                          <a:noFill/>
+                        </wps:spPr>
+                        <wps:txbx>
+                          <w:txbxContent>
+                            <w:p>
+                              <w:pPr>
+                                <w:rPr>
+                                  <w:rFonts w:ascii="Cambria Math" w:hAnsi="Cambria Math"/>
+                                  <w:i/>
+                                  <w:iCs/>
+                                  <w:color w:val="000000" w:themeColor="text1"/>
+                                  <w:kern w:val="24"/>
+                                  <w:sz w:val="16"/>
+                                  <w:szCs w:val="16"/>
+                                </w:rPr>
+                              </w:pPr>
+                              <m:oMathPara>
+                                <m:oMathParaPr>
+                                  <m:jc m:val="centerGroup"/>
+                                </m:oMathParaPr>
+                                <m:oMath>
+                                  <m:r>
+                                    <w:rPr>
+                                      <w:rFonts w:ascii="Cambria Math" w:hAnsi="Cambria Math"/>
+                                      <w:color w:val="000000" w:themeColor="text1"/>
+                                      <w:kern w:val="24"/>
+                                      <w:sz w:val="16"/>
+                                      <w:szCs w:val="16"/>
+                                    </w:rPr>
+                                    <m:t>p</m:t>
+                                  </m:r>
+                                  <m:d>
+                                    <m:dPr>
+                                      <m:ctrlPr>
+                                        <w:rPr>
+                                          <w:rFonts w:ascii="Cambria Math" w:hAnsi="Cambria Math"/>
+                                          <w:i/>
+                                          <w:iCs/>
+                                          <w:color w:val="000000" w:themeColor="text1"/>
+                                          <w:kern w:val="24"/>
+                                          <w:sz w:val="16"/>
+                                          <w:szCs w:val="16"/>
+                                        </w:rPr>
+                                      </m:ctrlPr>
+                                    </m:dPr>
+                                    <m:e>
+                                      <m:r>
+                                        <w:rPr>
+                                          <w:rFonts w:ascii="Cambria Math" w:hAnsi="Cambria Math"/>
+                                          <w:color w:val="000000" w:themeColor="text1"/>
+                                          <w:kern w:val="24"/>
+                                          <w:sz w:val="16"/>
+                                          <w:szCs w:val="16"/>
+                                        </w:rPr>
+                                        <m:t>x|</m:t>
+                                      </m:r>
+                                      <m:sSub>
+                                        <m:sSubPr>
+                                          <m:ctrlPr>
+                                            <w:rPr>
+                                              <w:rFonts w:ascii="Cambria Math" w:hAnsi="Cambria Math"/>
+                                              <w:i/>
+                                              <w:iCs/>
+                                              <w:color w:val="000000" w:themeColor="text1"/>
+                                              <w:kern w:val="24"/>
+                                              <w:sz w:val="16"/>
+                                              <w:szCs w:val="16"/>
+                                            </w:rPr>
+                                          </m:ctrlPr>
+                                        </m:sSubPr>
+                                        <m:e>
+                                          <m:r>
+                                            <m:rPr>
+                                              <m:scr m:val="script"/>
+                                            </m:rPr>
+                                            <w:rPr>
+                                              <w:rFonts w:ascii="Cambria Math" w:eastAsia="Cambria Math" w:hAnsi="Cambria Math"/>
+                                              <w:color w:val="000000" w:themeColor="text1"/>
+                                              <w:kern w:val="24"/>
+                                              <w:sz w:val="16"/>
+                                              <w:szCs w:val="16"/>
+                                            </w:rPr>
+                                            <m:t>C</m:t>
+                                          </m:r>
+                                        </m:e>
+                                        <m:sub>
+                                          <m:r>
+                                            <w:rPr>
+                                              <w:rFonts w:ascii="Cambria Math" w:hAnsi="Cambria Math"/>
+                                              <w:color w:val="000000" w:themeColor="text1"/>
+                                              <w:kern w:val="24"/>
+                                              <w:sz w:val="16"/>
+                                              <w:szCs w:val="16"/>
+                                            </w:rPr>
+                                            <m:t>1</m:t>
+                                          </m:r>
+                                        </m:sub>
+                                      </m:sSub>
+                                    </m:e>
+                                  </m:d>
+                                  <m:r>
+                                    <w:rPr>
+                                      <w:rFonts w:ascii="Cambria Math" w:hAnsi="Cambria Math"/>
+                                      <w:color w:val="000000" w:themeColor="text1"/>
+                                      <w:kern w:val="24"/>
+                                      <w:sz w:val="16"/>
+                                      <w:szCs w:val="16"/>
+                                    </w:rPr>
+                                    <m:t>P</m:t>
+                                  </m:r>
+                                  <m:d>
+                                    <m:dPr>
+                                      <m:ctrlPr>
+                                        <w:rPr>
+                                          <w:rFonts w:ascii="Cambria Math" w:hAnsi="Cambria Math"/>
+                                          <w:i/>
+                                          <w:iCs/>
+                                          <w:color w:val="000000" w:themeColor="text1"/>
+                                          <w:kern w:val="24"/>
+                                          <w:sz w:val="16"/>
+                                          <w:szCs w:val="16"/>
+                                        </w:rPr>
+                                      </m:ctrlPr>
+                                    </m:dPr>
+                                    <m:e>
+                                      <m:sSub>
+                                        <m:sSubPr>
+                                          <m:ctrlPr>
+                                            <w:rPr>
+                                              <w:rFonts w:ascii="Cambria Math" w:hAnsi="Cambria Math"/>
+                                              <w:i/>
+                                              <w:iCs/>
+                                              <w:color w:val="000000" w:themeColor="text1"/>
+                                              <w:kern w:val="24"/>
+                                              <w:sz w:val="16"/>
+                                              <w:szCs w:val="16"/>
+                                            </w:rPr>
+                                          </m:ctrlPr>
+                                        </m:sSubPr>
+                                        <m:e>
+                                          <m:r>
+                                            <m:rPr>
+                                              <m:scr m:val="script"/>
+                                            </m:rPr>
+                                            <w:rPr>
+                                              <w:rFonts w:ascii="Cambria Math" w:eastAsia="Cambria Math" w:hAnsi="Cambria Math"/>
+                                              <w:color w:val="000000" w:themeColor="text1"/>
+                                              <w:kern w:val="24"/>
+                                              <w:sz w:val="16"/>
+                                              <w:szCs w:val="16"/>
+                                            </w:rPr>
+                                            <m:t>C</m:t>
+                                          </m:r>
+                                        </m:e>
+                                        <m:sub>
+                                          <m:r>
+                                            <w:rPr>
+                                              <w:rFonts w:ascii="Cambria Math" w:hAnsi="Cambria Math"/>
+                                              <w:color w:val="000000" w:themeColor="text1"/>
+                                              <w:kern w:val="24"/>
+                                              <w:sz w:val="16"/>
+                                              <w:szCs w:val="16"/>
+                                            </w:rPr>
+                                            <m:t>1</m:t>
+                                          </m:r>
+                                        </m:sub>
+                                      </m:sSub>
+                                    </m:e>
+                                  </m:d>
+                                </m:oMath>
+                              </m:oMathPara>
+                            </w:p>
+                          </w:txbxContent>
+                        </wps:txbx>
+                        <wps:bodyPr wrap="none" rtlCol="0">
+                          <a:spAutoFit/>
+                        </wps:bodyPr>
+                      </wps:wsp>
+                      <wps:wsp>
+                        <wps:cNvPr id="1751138938" name="TextBox 24">
+                          <a:extLst>
+                            <a:ext uri="{FF2B5EF4-FFF2-40B4-BE49-F238E27FC236}">
+                              <a16:creationId xmlns:a16="http://schemas.microsoft.com/office/drawing/2014/main" id="{17D62309-A34E-EA80-DCB2-A629764000A7}"/>
+                            </a:ext>
+                          </a:extLst>
+                        </wps:cNvPr>
+                        <wps:cNvSpPr txBox="1"/>
+                        <wps:spPr>
+                          <a:xfrm>
+                            <a:off x="1106570" y="1138890"/>
+                            <a:ext cx="808142" cy="210820"/>
+                          </a:xfrm>
+                          <a:prstGeom prst="rect">
+                            <a:avLst/>
+                          </a:prstGeom>
+                          <a:noFill/>
+                        </wps:spPr>
+                        <wps:txbx>
+                          <w:txbxContent>
+                            <w:p>
+                              <w:pPr>
+                                <w:rPr>
+                                  <w:rFonts w:ascii="Cambria Math" w:hAnsi="Cambria Math"/>
+                                  <w:i/>
+                                  <w:iCs/>
+                                  <w:color w:val="000000" w:themeColor="text1"/>
+                                  <w:kern w:val="24"/>
+                                  <w:sz w:val="16"/>
+                                  <w:szCs w:val="16"/>
+                                </w:rPr>
+                              </w:pPr>
+                              <m:oMathPara>
+                                <m:oMathParaPr>
+                                  <m:jc m:val="centerGroup"/>
+                                </m:oMathParaPr>
+                                <m:oMath>
+                                  <m:r>
+                                    <w:rPr>
+                                      <w:rFonts w:ascii="Cambria Math" w:hAnsi="Cambria Math"/>
+                                      <w:color w:val="000000" w:themeColor="text1"/>
+                                      <w:kern w:val="24"/>
+                                      <w:sz w:val="16"/>
+                                      <w:szCs w:val="16"/>
+                                    </w:rPr>
+                                    <m:t>p</m:t>
+                                  </m:r>
+                                  <m:d>
+                                    <m:dPr>
+                                      <m:ctrlPr>
+                                        <w:rPr>
+                                          <w:rFonts w:ascii="Cambria Math" w:hAnsi="Cambria Math"/>
+                                          <w:i/>
+                                          <w:iCs/>
+                                          <w:color w:val="000000" w:themeColor="text1"/>
+                                          <w:kern w:val="24"/>
+                                          <w:sz w:val="16"/>
+                                          <w:szCs w:val="16"/>
+                                        </w:rPr>
+                                      </m:ctrlPr>
+                                    </m:dPr>
+                                    <m:e>
+                                      <m:r>
+                                        <w:rPr>
+                                          <w:rFonts w:ascii="Cambria Math" w:hAnsi="Cambria Math"/>
+                                          <w:color w:val="000000" w:themeColor="text1"/>
+                                          <w:kern w:val="24"/>
+                                          <w:sz w:val="16"/>
+                                          <w:szCs w:val="16"/>
+                                        </w:rPr>
+                                        <m:t>x|</m:t>
+                                      </m:r>
+                                      <m:sSub>
+                                        <m:sSubPr>
+                                          <m:ctrlPr>
+                                            <w:rPr>
+                                              <w:rFonts w:ascii="Cambria Math" w:hAnsi="Cambria Math"/>
+                                              <w:i/>
+                                              <w:iCs/>
+                                              <w:color w:val="000000" w:themeColor="text1"/>
+                                              <w:kern w:val="24"/>
+                                              <w:sz w:val="16"/>
+                                              <w:szCs w:val="16"/>
+                                            </w:rPr>
+                                          </m:ctrlPr>
+                                        </m:sSubPr>
+                                        <m:e>
+                                          <m:r>
+                                            <m:rPr>
+                                              <m:scr m:val="script"/>
+                                            </m:rPr>
+                                            <w:rPr>
+                                              <w:rFonts w:ascii="Cambria Math" w:eastAsia="Cambria Math" w:hAnsi="Cambria Math"/>
+                                              <w:color w:val="000000" w:themeColor="text1"/>
+                                              <w:kern w:val="24"/>
+                                              <w:sz w:val="16"/>
+                                              <w:szCs w:val="16"/>
+                                            </w:rPr>
+                                            <m:t>C</m:t>
+                                          </m:r>
+                                        </m:e>
+                                        <m:sub>
+                                          <m:r>
+                                            <w:rPr>
+                                              <w:rFonts w:ascii="Cambria Math" w:hAnsi="Cambria Math"/>
+                                              <w:color w:val="000000" w:themeColor="text1"/>
+                                              <w:kern w:val="24"/>
+                                              <w:sz w:val="16"/>
+                                              <w:szCs w:val="16"/>
+                                            </w:rPr>
+                                            <m:t>2</m:t>
+                                          </m:r>
+                                        </m:sub>
+                                      </m:sSub>
+                                    </m:e>
+                                  </m:d>
+                                  <m:r>
+                                    <w:rPr>
+                                      <w:rFonts w:ascii="Cambria Math" w:hAnsi="Cambria Math"/>
+                                      <w:color w:val="000000" w:themeColor="text1"/>
+                                      <w:kern w:val="24"/>
+                                      <w:sz w:val="16"/>
+                                      <w:szCs w:val="16"/>
+                                    </w:rPr>
+                                    <m:t>P</m:t>
+                                  </m:r>
+                                  <m:d>
+                                    <m:dPr>
+                                      <m:ctrlPr>
+                                        <w:rPr>
+                                          <w:rFonts w:ascii="Cambria Math" w:hAnsi="Cambria Math"/>
+                                          <w:i/>
+                                          <w:iCs/>
+                                          <w:color w:val="000000" w:themeColor="text1"/>
+                                          <w:kern w:val="24"/>
+                                          <w:sz w:val="16"/>
+                                          <w:szCs w:val="16"/>
+                                        </w:rPr>
+                                      </m:ctrlPr>
+                                    </m:dPr>
+                                    <m:e>
+                                      <m:sSub>
+                                        <m:sSubPr>
+                                          <m:ctrlPr>
+                                            <w:rPr>
+                                              <w:rFonts w:ascii="Cambria Math" w:hAnsi="Cambria Math"/>
+                                              <w:i/>
+                                              <w:iCs/>
+                                              <w:color w:val="000000" w:themeColor="text1"/>
+                                              <w:kern w:val="24"/>
+                                              <w:sz w:val="16"/>
+                                              <w:szCs w:val="16"/>
+                                            </w:rPr>
+                                          </m:ctrlPr>
+                                        </m:sSubPr>
+                                        <m:e>
+                                          <m:r>
+                                            <m:rPr>
+                                              <m:scr m:val="script"/>
+                                            </m:rPr>
+                                            <w:rPr>
+                                              <w:rFonts w:ascii="Cambria Math" w:eastAsia="Cambria Math" w:hAnsi="Cambria Math"/>
+                                              <w:color w:val="000000" w:themeColor="text1"/>
+                                              <w:kern w:val="24"/>
+                                              <w:sz w:val="16"/>
+                                              <w:szCs w:val="16"/>
+                                            </w:rPr>
+                                            <m:t>C</m:t>
+                                          </m:r>
+                                        </m:e>
+                                        <m:sub>
+                                          <m:r>
+                                            <w:rPr>
+                                              <w:rFonts w:ascii="Cambria Math" w:hAnsi="Cambria Math"/>
+                                              <w:color w:val="000000" w:themeColor="text1"/>
+                                              <w:kern w:val="24"/>
+                                              <w:sz w:val="16"/>
+                                              <w:szCs w:val="16"/>
+                                            </w:rPr>
+                                            <m:t>2</m:t>
+                                          </m:r>
+                                        </m:sub>
+                                      </m:sSub>
+                                    </m:e>
+                                  </m:d>
+                                </m:oMath>
+                              </m:oMathPara>
+                            </w:p>
+                          </w:txbxContent>
+                        </wps:txbx>
+                        <wps:bodyPr wrap="square" rtlCol="0">
+                          <a:spAutoFit/>
+                        </wps:bodyPr>
+                      </wps:wsp>
+                      <wps:wsp>
+                        <wps:cNvPr id="1924086383" name="TextBox 25">
+                          <a:extLst>
+                            <a:ext uri="{FF2B5EF4-FFF2-40B4-BE49-F238E27FC236}">
+                              <a16:creationId xmlns:a16="http://schemas.microsoft.com/office/drawing/2014/main" id="{489E2E2F-5724-0493-AD89-8E559B822D36}"/>
+                            </a:ext>
+                          </a:extLst>
+                        </wps:cNvPr>
+                        <wps:cNvSpPr txBox="1"/>
+                        <wps:spPr>
+                          <a:xfrm>
+                            <a:off x="2108064" y="1496018"/>
+                            <a:ext cx="240665" cy="210820"/>
+                          </a:xfrm>
+                          <a:prstGeom prst="rect">
+                            <a:avLst/>
+                          </a:prstGeom>
+                          <a:noFill/>
+                        </wps:spPr>
+                        <wps:txbx>
+                          <w:txbxContent>
+                            <w:p>
+                              <w:pPr>
+                                <w:rPr>
+                                  <w:rFonts w:ascii="Cambria Math" w:hAnsi="Cambria Math"/>
+                                  <w:i/>
+                                  <w:iCs/>
+                                  <w:color w:val="000000" w:themeColor="text1"/>
+                                  <w:kern w:val="24"/>
+                                  <w:sz w:val="16"/>
+                                  <w:szCs w:val="16"/>
+                                </w:rPr>
+                              </w:pPr>
+                              <m:oMathPara>
+                                <m:oMathParaPr>
+                                  <m:jc m:val="centerGroup"/>
+                                </m:oMathParaPr>
+                                <m:oMath>
+                                  <m:r>
+                                    <w:rPr>
+                                      <w:rFonts w:ascii="Cambria Math" w:hAnsi="Cambria Math"/>
+                                      <w:color w:val="000000" w:themeColor="text1"/>
+                                      <w:kern w:val="24"/>
+                                      <w:sz w:val="16"/>
+                                      <w:szCs w:val="16"/>
+                                    </w:rPr>
+                                    <m:t>x</m:t>
+                                  </m:r>
+                                </m:oMath>
+                              </m:oMathPara>
+                            </w:p>
+                          </w:txbxContent>
+                        </wps:txbx>
+                        <wps:bodyPr wrap="none" rtlCol="0">
+                          <a:spAutoFit/>
+                        </wps:bodyPr>
+                      </wps:wsp>
+                      <wps:wsp>
+                        <wps:cNvPr id="153673356" name="Straight Connector 153673356">
+                          <a:extLst>
+                            <a:ext uri="{FF2B5EF4-FFF2-40B4-BE49-F238E27FC236}">
+                              <a16:creationId xmlns:a16="http://schemas.microsoft.com/office/drawing/2014/main" id="{7EF82A68-EAE9-F8D5-86A4-9765E5E6217E}"/>
+                            </a:ext>
+                          </a:extLst>
+                        </wps:cNvPr>
+                        <wps:cNvCnPr>
+                          <a:cxnSpLocks/>
+                        </wps:cNvCnPr>
+                        <wps:spPr>
+                          <a:xfrm>
+                            <a:off x="0" y="1881149"/>
+                            <a:ext cx="1160109" cy="0"/>
+                          </a:xfrm>
+                          <a:prstGeom prst="line">
+                            <a:avLst/>
+                          </a:prstGeom>
+                          <a:ln w="9525">
+                            <a:solidFill>
+                              <a:schemeClr val="tx1"/>
+                            </a:solidFill>
+                            <a:headEnd type="triangle" w="sm" len="sm"/>
+                            <a:tailEnd type="triangle" w="sm" len="sm"/>
+                          </a:ln>
+                        </wps:spPr>
+                        <wps:style>
+                          <a:lnRef idx="2">
+                            <a:schemeClr val="accent1"/>
+                          </a:lnRef>
+                          <a:fillRef idx="0">
+                            <a:schemeClr val="accent1"/>
+                          </a:fillRef>
+                          <a:effectRef idx="1">
+                            <a:schemeClr val="accent1"/>
+                          </a:effectRef>
+                          <a:fontRef idx="minor">
+                            <a:schemeClr val="tx1"/>
+                          </a:fontRef>
+                        </wps:style>
+                        <wps:bodyPr/>
+                      </wps:wsp>
+                      <wps:wsp>
+                        <wps:cNvPr id="1235133640" name="Straight Connector 1235133640">
+                          <a:extLst>
+                            <a:ext uri="{FF2B5EF4-FFF2-40B4-BE49-F238E27FC236}">
+                              <a16:creationId xmlns:a16="http://schemas.microsoft.com/office/drawing/2014/main" id="{49881BBB-2AE5-D9BC-4886-DA3497FCED81}"/>
+                            </a:ext>
+                          </a:extLst>
+                        </wps:cNvPr>
+                        <wps:cNvCnPr>
+                          <a:cxnSpLocks/>
+                        </wps:cNvCnPr>
+                        <wps:spPr>
+                          <a:xfrm>
+                            <a:off x="1160109" y="1881149"/>
+                            <a:ext cx="1160109" cy="0"/>
+                          </a:xfrm>
+                          <a:prstGeom prst="line">
+                            <a:avLst/>
+                          </a:prstGeom>
+                          <a:ln w="9525">
+                            <a:solidFill>
+                              <a:schemeClr val="tx1"/>
+                            </a:solidFill>
+                            <a:headEnd type="triangle" w="sm" len="sm"/>
+                            <a:tailEnd type="triangle" w="sm" len="sm"/>
+                          </a:ln>
+                        </wps:spPr>
+                        <wps:style>
+                          <a:lnRef idx="2">
+                            <a:schemeClr val="accent1"/>
+                          </a:lnRef>
+                          <a:fillRef idx="0">
+                            <a:schemeClr val="accent1"/>
+                          </a:fillRef>
+                          <a:effectRef idx="1">
+                            <a:schemeClr val="accent1"/>
+                          </a:effectRef>
+                          <a:fontRef idx="minor">
+                            <a:schemeClr val="tx1"/>
+                          </a:fontRef>
+                        </wps:style>
+                        <wps:bodyPr/>
+                      </wps:wsp>
+                      <wps:wsp>
+                        <wps:cNvPr id="1858619597" name="TextBox 31">
+                          <a:extLst>
+                            <a:ext uri="{FF2B5EF4-FFF2-40B4-BE49-F238E27FC236}">
+                              <a16:creationId xmlns:a16="http://schemas.microsoft.com/office/drawing/2014/main" id="{6FAB2AEB-C2D0-5A35-D1EE-A5ECBE454863}"/>
+                            </a:ext>
+                          </a:extLst>
+                        </wps:cNvPr>
+                        <wps:cNvSpPr txBox="1"/>
+                        <wps:spPr>
+                          <a:xfrm>
+                            <a:off x="482521" y="1701664"/>
+                            <a:ext cx="288925" cy="210820"/>
+                          </a:xfrm>
+                          <a:prstGeom prst="rect">
+                            <a:avLst/>
+                          </a:prstGeom>
+                          <a:noFill/>
+                        </wps:spPr>
+                        <wps:txbx>
+                          <w:txbxContent>
+                            <w:p>
+                              <w:pPr>
+                                <w:rPr>
+                                  <w:rFonts w:ascii="Cambria Math" w:hAnsi="+mn-cs"/>
+                                  <w:i/>
+                                  <w:iCs/>
+                                  <w:color w:val="000000" w:themeColor="text1"/>
+                                  <w:kern w:val="24"/>
+                                  <w:sz w:val="16"/>
+                                  <w:szCs w:val="16"/>
+                                </w:rPr>
+                              </w:pPr>
+                              <m:oMathPara>
+                                <m:oMathParaPr>
+                                  <m:jc m:val="centerGroup"/>
+                                </m:oMathParaPr>
+                                <m:oMath>
+                                  <m:sSub>
+                                    <m:sSubPr>
+                                      <m:ctrlPr>
+                                        <w:rPr>
+                                          <w:rFonts w:ascii="Cambria Math" w:hAnsi="Cambria Math"/>
+                                          <w:i/>
+                                          <w:iCs/>
+                                          <w:color w:val="000000" w:themeColor="text1"/>
+                                          <w:kern w:val="24"/>
+                                          <w:sz w:val="16"/>
+                                          <w:szCs w:val="16"/>
+                                        </w:rPr>
+                                      </m:ctrlPr>
+                                    </m:sSubPr>
+                                    <m:e>
+                                      <m:r>
+                                        <w:rPr>
+                                          <w:rFonts w:ascii="Cambria Math" w:eastAsia="Cambria Math" w:hAnsi="Cambria Math"/>
+                                          <w:color w:val="000000" w:themeColor="text1"/>
+                                          <w:kern w:val="24"/>
+                                          <w:sz w:val="16"/>
+                                          <w:szCs w:val="16"/>
+                                        </w:rPr>
+                                        <m:t>R</m:t>
+                                      </m:r>
+                                    </m:e>
+                                    <m:sub>
+                                      <m:r>
+                                        <w:rPr>
+                                          <w:rFonts w:ascii="Cambria Math" w:hAnsi="Cambria Math"/>
+                                          <w:color w:val="000000" w:themeColor="text1"/>
+                                          <w:kern w:val="24"/>
+                                          <w:sz w:val="16"/>
+                                          <w:szCs w:val="16"/>
+                                        </w:rPr>
+                                        <m:t>1</m:t>
+                                      </m:r>
+                                    </m:sub>
+                                  </m:sSub>
+                                </m:oMath>
+                              </m:oMathPara>
+                            </w:p>
+                          </w:txbxContent>
+                        </wps:txbx>
+                        <wps:bodyPr wrap="none" rtlCol="0">
+                          <a:spAutoFit/>
+                        </wps:bodyPr>
+                      </wps:wsp>
+                      <wps:wsp>
+                        <wps:cNvPr id="1668991709" name="TextBox 32">
+                          <a:extLst>
+                            <a:ext uri="{FF2B5EF4-FFF2-40B4-BE49-F238E27FC236}">
+                              <a16:creationId xmlns:a16="http://schemas.microsoft.com/office/drawing/2014/main" id="{1AAE712B-880E-E7D8-9A88-942729031C6A}"/>
+                            </a:ext>
+                          </a:extLst>
+                        </wps:cNvPr>
+                        <wps:cNvSpPr txBox="1"/>
+                        <wps:spPr>
+                          <a:xfrm>
+                            <a:off x="1585183" y="1693683"/>
+                            <a:ext cx="290830" cy="210820"/>
+                          </a:xfrm>
+                          <a:prstGeom prst="rect">
+                            <a:avLst/>
+                          </a:prstGeom>
+                          <a:noFill/>
+                        </wps:spPr>
+                        <wps:txbx>
+                          <w:txbxContent>
+                            <w:p>
+                              <w:pPr>
+                                <w:rPr>
+                                  <w:rFonts w:ascii="Cambria Math" w:hAnsi="+mn-cs"/>
+                                  <w:i/>
+                                  <w:iCs/>
+                                  <w:color w:val="000000" w:themeColor="text1"/>
+                                  <w:kern w:val="24"/>
+                                  <w:sz w:val="16"/>
+                                  <w:szCs w:val="16"/>
+                                </w:rPr>
+                              </w:pPr>
+                              <m:oMathPara>
+                                <m:oMathParaPr>
+                                  <m:jc m:val="centerGroup"/>
+                                </m:oMathParaPr>
+                                <m:oMath>
+                                  <m:sSub>
+                                    <m:sSubPr>
+                                      <m:ctrlPr>
+                                        <w:rPr>
+                                          <w:rFonts w:ascii="Cambria Math" w:hAnsi="Cambria Math"/>
+                                          <w:i/>
+                                          <w:iCs/>
+                                          <w:color w:val="000000" w:themeColor="text1"/>
+                                          <w:kern w:val="24"/>
+                                          <w:sz w:val="16"/>
+                                          <w:szCs w:val="16"/>
+                                        </w:rPr>
+                                      </m:ctrlPr>
+                                    </m:sSubPr>
+                                    <m:e>
+                                      <m:r>
+                                        <w:rPr>
+                                          <w:rFonts w:ascii="Cambria Math" w:eastAsia="Cambria Math" w:hAnsi="Cambria Math"/>
+                                          <w:color w:val="000000" w:themeColor="text1"/>
+                                          <w:kern w:val="24"/>
+                                          <w:sz w:val="16"/>
+                                          <w:szCs w:val="16"/>
+                                        </w:rPr>
+                                        <m:t>R</m:t>
+                                      </m:r>
+                                    </m:e>
+                                    <m:sub>
+                                      <m:r>
+                                        <w:rPr>
+                                          <w:rFonts w:ascii="Cambria Math" w:eastAsia="Cambria Math" w:hAnsi="Cambria Math"/>
+                                          <w:color w:val="000000" w:themeColor="text1"/>
+                                          <w:kern w:val="24"/>
+                                          <w:sz w:val="16"/>
+                                          <w:szCs w:val="16"/>
+                                        </w:rPr>
+                                        <m:t>2</m:t>
+                                      </m:r>
+                                    </m:sub>
+                                  </m:sSub>
+                                </m:oMath>
+                              </m:oMathPara>
+                            </w:p>
+                          </w:txbxContent>
+                        </wps:txbx>
+                        <wps:bodyPr wrap="none" rtlCol="0">
+                          <a:spAutoFit/>
+                        </wps:bodyPr>
+                      </wps:wsp>
+                    </wpg:wgp>
+                  </a:graphicData>
+                </a:graphic>
+              </wp:anchor>
+            </w:drawing>
+          </mc:Choice>
+          <mc:Fallback>
+            <w:pict>
+              <v:group w14:anchorId="4FE0A75B" id="Group 33" o:spid="_x0000_s1026" style="position:absolute;margin-left:86.85pt;margin-top:14.3pt;width:185.25pt;height:150.55pt;z-index:251665408" coordsize="23529,19124" o:gfxdata="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">
+                <v:line id="Straight Connector 202922469" o:spid="_x0000_s1027" style="position:absolute;visibility:visible;mso-wrap-style:square" from="0,0" to="0,17284" o:connectortype="straight" o:gfxdata="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" strokecolor="#4472c4 [3204]" strokeweight="1pt">
+                  <v:stroke startarrow="block" joinstyle="miter"/>
+                </v:line>
+                <v:line id="Straight Connector 354568136" o:spid="_x0000_s1028" style="position:absolute;flip:x;visibility:visible;mso-wrap-style:square" from="0,17284" to="23529,17284" o:connectortype="straight" o:gfxdata="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" strokecolor="#4472c4 [3204]" strokeweight="1pt">
+                  <v:stroke startarrow="block" joinstyle="miter"/>
+                  <o:lock v:ext="edit" shapetype="f"/>
+                </v:line>
+                <v:line id="Straight Connector 1758374959" o:spid="_x0000_s1029" style="position:absolute;flip:y;visibility:visible;mso-wrap-style:square" from="11639,6746" to="11682,18811" o:connectortype="straight" o:gfxdata="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" strokecolor="#4472c4 [3204]">
+                  <v:stroke dashstyle="dash" joinstyle="miter"/>
+                  <o:lock v:ext="edit" shapetype="f"/>
+                </v:line>
+                <v:shape id="Freeform 1475143316" o:spid="_x0000_s1030" style="position:absolute;left:1338;top:8166;width:12192;height:9118;visibility:visible;mso-wrap-style:square;v-text-anchor:middle" coordsize="1219200,911820" o:gfxdata="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" path="m,911820v45224,-5266,90449,-10531,133815,-22302c177181,877747,227980,856684,260195,841196v32215,-15488,47084,-28498,66908,-44605c346927,780484,361176,766235,379142,744552v17966,-21683,39649,-52040,55756,-78059c451005,640474,467112,610118,475785,588435v8673,-21683,3098,-15488,11152,-52039c494991,499845,513575,416211,524107,369128v10532,-47083,16727,-72484,26020,-115230c559420,211152,571809,146104,579863,112650v8054,-33454,12391,-43367,18586,-59474c604644,37069,617034,16006,617034,16006v6195,-7434,8674,-4957,18586,-7435c645532,6093,661019,-3200,676507,1137v15488,4337,40268,11152,52039,33454c740317,56893,740937,102737,747132,134952v6195,32215,13010,55756,18585,92927c771292,265050,774390,317088,780585,357976v6195,40888,15488,77440,22303,115230c809703,510996,810941,553123,821473,584718v10532,31595,29737,53278,44605,78058c880946,687556,892717,712957,910683,733401v17966,20444,46463,37171,63190,52039c990600,800308,988122,808361,1011044,822610v22922,14249,74342,37171,100361,48322c1137424,882083,1149195,884562,1167161,889518v17966,4956,35002,8053,52039,11151e" filled="f" strokecolor="#ed7d31 [3205]" strokeweight="1pt">
+                  <v:stroke joinstyle="miter"/>
+                  <v:path arrowok="t" o:connecttype="custom" o:connectlocs="0,911820;133815,889518;260195,841196;327103,796591;379142,744552;434898,666493;475785,588435;486937,536396;524107,369128;550127,253898;579863,112650;598449,53176;617034,16006;635620,8571;676507,1137;728546,34591;747132,134952;765717,227879;780585,357976;802888,473206;821473,584718;866078,662776;910683,733401;973873,785440;1011044,822610;1111405,870932;1167161,889518;1219200,900669" o:connectangles="0,0,0,0,0,0,0,0,0,0,0,0,0,0,0,0,0,0,0,0,0,0,0,0,0,0,0,0"/>
+                </v:shape>
+                <v:shape id="Freeform 270631068" o:spid="_x0000_s1031" style="position:absolute;left:6356;top:13473;width:13604;height:3811;visibility:visible;mso-wrap-style:square;v-text-anchor:middle" coordsize="1360449,381104" o:gfxdata="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" path="m,381104c64739,367475,129478,353846,167268,343934v37790,-9912,59473,-22303,59473,-22303c240370,314816,236034,316056,249044,303046v13010,-13010,44605,-45224,55756,-59473c315951,229324,306658,230563,315951,217553v9293,-13010,28498,-31595,44605,-52039c376663,145070,387815,117192,412595,94890,437375,72588,482600,45948,509239,31699,535878,17450,553844,14353,572429,9397,591014,4441,599688,3202,620751,1963v21063,-1239,50181,-3717,78059,c726688,5680,763858,15592,788019,24265v24161,8673,34694,17966,55757,29737c864839,65773,897054,81880,914400,94890v17346,13010,17347,18585,33454,37170c963961,150645,995556,185338,1011044,206402v15488,21063,19204,37171,29736,52039c1051312,273309,1060605,283841,1074234,295612v13629,11771,35312,26639,48322,33453c1135566,335879,1142381,332782,1152293,336499v9912,3717,13009,9913,29736,14869c1198756,356324,1230352,362519,1252654,366236v22302,3717,45224,4956,63190,7434c1333810,376148,1347129,378626,1360449,381104e" filled="f" strokecolor="#5b9bd5 [3208]" strokeweight="1pt">
+                  <v:stroke joinstyle="miter"/>
+                  <v:path arrowok="t" o:connecttype="custom" o:connectlocs="0,381104;167268,343934;226741,321631;249044,303046;304800,243573;315951,217553;360556,165514;412595,94890;509239,31699;572429,9397;620751,1963;698810,1963;788019,24265;843776,54002;914400,94890;947854,132060;1011044,206402;1040780,258441;1074234,295612;1122556,329065;1152293,336499;1182029,351368;1252654,366236;1315844,373670;1360449,381104" o:connectangles="0,0,0,0,0,0,0,0,0,0,0,0,0,0,0,0,0,0,0,0,0,0,0,0,0"/>
+                </v:shape>
+                <v:shapetype id="_x0000_t75" coordsize="21600,21600" o:spt="75" o:preferrelative="t" path="m@4@5l@4@11@9@11@9@5xe" filled="f" stroked="f">
+                  <v:stroke joinstyle="miter"/>
+                  <v:formulas>
+                    <v:f eqn="if lineDrawn pixelLineWidth 0"/>
+                    <v:f eqn="sum @0 1 0"/>
+                    <v:f eqn="sum 0 0 @1"/>
+                    <v:f eqn="prod @2 1 2"/>
+                    <v:f eqn="prod @3 21600 pixelWidth"/>
+                    <v:f eqn="prod @3 21600 pixelHeight"/>
+                    <v:f eqn="sum @0 0 1"/>
+                    <v:f eqn="prod @6 1 2"/>
+                    <v:f eqn="prod @7 21600 pixelWidth"/>
+                    <v:f eqn="sum @8 21600 0"/>
+                    <v:f eqn="prod @7 21600 pixelHeight"/>
+                    <v:f eqn="sum @10 21600 0"/>
+                  </v:formulas>
+                  <v:path o:extrusionok="f" gradientshapeok="t" o:connecttype="rect"/>
+                  <o:lock v:ext="edit" aspectratio="t"/>
+                </v:shapetype>
+                <v:shape id="Ink 1976082487" o:spid="_x0000_s1032" type="#_x0000_t75" style="position:absolute;left:11629;top:16614;width:1515;height:711;visibility:visible;mso-wrap-style:square" o:gfxdata="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">
+                  <v:imagedata r:id="rId17" o:title=""/>
+                </v:shape>
+                <v:shape id="Ink 1541332657" o:spid="_x0000_s1033" type="#_x0000_t75" style="position:absolute;left:8075;top:15223;width:2099;height:2056;visibility:visible;mso-wrap-style:square" o:gfxdata="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">
+                  <v:imagedata r:id="rId18" o:title=""/>
+                </v:shape>
+                <v:shape id="Ink 898019909" o:spid="_x0000_s1034" type="#_x0000_t75" style="position:absolute;left:7273;top:15094;width:3978;height:2232;visibility:visible;mso-wrap-style:square" o:gfxdata="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">
+                  <v:imagedata r:id="rId19" o:title=""/>
+                </v:shape>
+                <v:shape id="Ink 1965938566" o:spid="_x0000_s1035" type="#_x0000_t75" style="position:absolute;left:8554;top:15688;width:3039;height:1519;visibility:visible;mso-wrap-style:square" o:gfxdata="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">
+                  <v:imagedata r:id="rId20" o:title=""/>
+                </v:shape>
+                <v:shape id="Ink 1912237283" o:spid="_x0000_s1036" type="#_x0000_t75" style="position:absolute;left:10228;top:13863;width:1379;height:2390;visibility:visible;mso-wrap-style:square" o:gfxdata="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">
+                  <v:imagedata r:id="rId21" o:title=""/>
+                </v:shape>
+                <v:shapetype id="_x0000_t32" coordsize="21600,21600" o:spt="32" o:oned="t" path="m,l21600,21600e" filled="f">
+                  <v:path arrowok="t" fillok="f" o:connecttype="none"/>
+                  <o:lock v:ext="edit" shapetype="t"/>
+                </v:shapetype>
+                <v:shape id="Straight Arrow Connector 150111421" o:spid="_x0000_s1037" type="#_x0000_t32" style="position:absolute;left:10072;top:11413;width:0;height:3312;visibility:visible;mso-wrap-style:square" o:connectortype="straight" o:gfxdata="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" strokecolor="#4472c4 [3204]" strokeweight=".5pt">
+                  <v:stroke dashstyle="dash" endarrow="block" endarrowwidth="narrow" endarrowlength="short" joinstyle="miter"/>
+                  <o:lock v:ext="edit" shapetype="f"/>
+                </v:shape>
+                <v:shapetype id="_x0000_t202" coordsize="21600,21600" o:spt="202" path="m,l,21600r21600,l21600,xe">
+                  <v:stroke joinstyle="miter"/>
+                  <v:path gradientshapeok="t" o:connecttype="rect"/>
+                </v:shapetype>
+                <v:shape id="TextBox 23" o:spid="_x0000_s1038" type="#_x0000_t202" style="position:absolute;left:2462;top:6377;width:7664;height:2109;visibility:visible;mso-wrap-style:none;v-text-anchor:top" o:gfxdata="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" filled="f" stroked="f">
+                  <v:textbox style="mso-fit-shape-to-text:t">
+                    <w:txbxContent>
+                      <w:p>
+                        <w:pPr>
+                          <w:rPr>
+                            <w:rFonts w:ascii="Cambria Math" w:hAnsi="Cambria Math"/>
+                            <w:i/>
+                            <w:iCs/>
+                            <w:color w:val="000000" w:themeColor="text1"/>
+                            <w:kern w:val="24"/>
+                            <w:sz w:val="16"/>
+                            <w:szCs w:val="16"/>
+                          </w:rPr>
+                        </w:pPr>
+                        <m:oMathPara>
+                          <m:oMathParaPr>
+                            <m:jc m:val="centerGroup"/>
+                          </m:oMathParaPr>
+                          <m:oMath>
+                            <m:r>
+                              <w:rPr>
+                                <w:rFonts w:ascii="Cambria Math" w:hAnsi="Cambria Math"/>
+                                <w:color w:val="000000" w:themeColor="text1"/>
+                                <w:kern w:val="24"/>
+                                <w:sz w:val="16"/>
+                                <w:szCs w:val="16"/>
+                              </w:rPr>
+                              <m:t>p</m:t>
+                            </m:r>
+                            <m:d>
+                              <m:dPr>
+                                <m:ctrlPr>
+                                  <w:rPr>
+                                    <w:rFonts w:ascii="Cambria Math" w:hAnsi="Cambria Math"/>
+                                    <w:i/>
+                                    <w:iCs/>
+                                    <w:color w:val="000000" w:themeColor="text1"/>
+                                    <w:kern w:val="24"/>
+                                    <w:sz w:val="16"/>
+                                    <w:szCs w:val="16"/>
+                                  </w:rPr>
+                                </m:ctrlPr>
+                              </m:dPr>
+                              <m:e>
+                                <m:r>
+                                  <w:rPr>
+                                    <w:rFonts w:ascii="Cambria Math" w:hAnsi="Cambria Math"/>
+                                    <w:color w:val="000000" w:themeColor="text1"/>
+                                    <w:kern w:val="24"/>
+                                    <w:sz w:val="16"/>
+                                    <w:szCs w:val="16"/>
+                                  </w:rPr>
+                                  <m:t>x|</m:t>
+                                </m:r>
+                                <m:sSub>
+                                  <m:sSubPr>
+                                    <m:ctrlPr>
+                                      <w:rPr>
+                                        <w:rFonts w:ascii="Cambria Math" w:hAnsi="Cambria Math"/>
+                                        <w:i/>
+                                        <w:iCs/>
+                                        <w:color w:val="000000" w:themeColor="text1"/>
+                                        <w:kern w:val="24"/>
+                                        <w:sz w:val="16"/>
+                                        <w:szCs w:val="16"/>
+                                      </w:rPr>
+                                    </m:ctrlPr>
+                                  </m:sSubPr>
+                                  <m:e>
+                                    <m:r>
+                                      <m:rPr>
+                                        <m:scr m:val="script"/>
+                                      </m:rPr>
+                                      <w:rPr>
+                                        <w:rFonts w:ascii="Cambria Math" w:eastAsia="Cambria Math" w:hAnsi="Cambria Math"/>
+                                        <w:color w:val="000000" w:themeColor="text1"/>
+                                        <w:kern w:val="24"/>
+                                        <w:sz w:val="16"/>
+                                        <w:szCs w:val="16"/>
+                                      </w:rPr>
+                                      <m:t>C</m:t>
+                                    </m:r>
+                                  </m:e>
+                                  <m:sub>
+                                    <m:r>
+                                      <w:rPr>
+                                        <w:rFonts w:ascii="Cambria Math" w:hAnsi="Cambria Math"/>
+                                        <w:color w:val="000000" w:themeColor="text1"/>
+                                        <w:kern w:val="24"/>
+                                        <w:sz w:val="16"/>
+                                        <w:szCs w:val="16"/>
+                                      </w:rPr>
+                                      <m:t>1</m:t>
+                                    </m:r>
+                                  </m:sub>
+                                </m:sSub>
+                              </m:e>
+                            </m:d>
+                            <m:r>
+                              <w:rPr>
+                                <w:rFonts w:ascii="Cambria Math" w:hAnsi="Cambria Math"/>
+                                <w:color w:val="000000" w:themeColor="text1"/>
+                                <w:kern w:val="24"/>
+                                <w:sz w:val="16"/>
+                                <w:szCs w:val="16"/>
+                              </w:rPr>
+                              <m:t>P</m:t>
+                            </m:r>
+                            <m:d>
+                              <m:dPr>
+                                <m:ctrlPr>
+                                  <w:rPr>
+                                    <w:rFonts w:ascii="Cambria Math" w:hAnsi="Cambria Math"/>
+                                    <w:i/>
+                                    <w:iCs/>
+                                    <w:color w:val="000000" w:themeColor="text1"/>
+                                    <w:kern w:val="24"/>
+                                    <w:sz w:val="16"/>
+                                    <w:szCs w:val="16"/>
+                                  </w:rPr>
+                                </m:ctrlPr>
+                              </m:dPr>
+                              <m:e>
+                                <m:sSub>
+                                  <m:sSubPr>
+                                    <m:ctrlPr>
+                                      <w:rPr>
+                                        <w:rFonts w:ascii="Cambria Math" w:hAnsi="Cambria Math"/>
+                                        <w:i/>
+                                        <w:iCs/>
+                                        <w:color w:val="000000" w:themeColor="text1"/>
+                                        <w:kern w:val="24"/>
+                                        <w:sz w:val="16"/>
+                                        <w:szCs w:val="16"/>
+                                      </w:rPr>
+                                    </m:ctrlPr>
+                                  </m:sSubPr>
+                                  <m:e>
+                                    <m:r>
+                                      <m:rPr>
+                                        <m:scr m:val="script"/>
+                                      </m:rPr>
+                                      <w:rPr>
+                                        <w:rFonts w:ascii="Cambria Math" w:eastAsia="Cambria Math" w:hAnsi="Cambria Math"/>
+                                        <w:color w:val="000000" w:themeColor="text1"/>
+                                        <w:kern w:val="24"/>
+                                        <w:sz w:val="16"/>
+                                        <w:szCs w:val="16"/>
+                                      </w:rPr>
+                                      <m:t>C</m:t>
+                                    </m:r>
+                                  </m:e>
+                                  <m:sub>
+                                    <m:r>
+                                      <w:rPr>
+                                        <w:rFonts w:ascii="Cambria Math" w:hAnsi="Cambria Math"/>
+                                        <w:color w:val="000000" w:themeColor="text1"/>
+                                        <w:kern w:val="24"/>
+                                        <w:sz w:val="16"/>
+                                        <w:szCs w:val="16"/>
+                                      </w:rPr>
+                                      <m:t>1</m:t>
+                                    </m:r>
+                                  </m:sub>
+                                </m:sSub>
+                              </m:e>
+                            </m:d>
+                          </m:oMath>
+                        </m:oMathPara>
+                      </w:p>
+                    </w:txbxContent>
+                  </v:textbox>
+                </v:shape>
+                <v:shape id="TextBox 24" o:spid="_x0000_s1039" type="#_x0000_t202" style="position:absolute;left:11065;top:11388;width:8082;height:2109;visibility:visible;mso-wrap-style:square;v-text-anchor:top" o:gfxdata="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" filled="f" stroked="f">
+                  <v:textbox style="mso-fit-shape-to-text:t">
+                    <w:txbxContent>
+                      <w:p>
+                        <w:pPr>
+                          <w:rPr>
+                            <w:rFonts w:ascii="Cambria Math" w:hAnsi="Cambria Math"/>
+                            <w:i/>
+                            <w:iCs/>
+                            <w:color w:val="000000" w:themeColor="text1"/>
+                            <w:kern w:val="24"/>
+                            <w:sz w:val="16"/>
+                            <w:szCs w:val="16"/>
+                          </w:rPr>
+                        </w:pPr>
+                        <m:oMathPara>
+                          <m:oMathParaPr>
+                            <m:jc m:val="centerGroup"/>
+                          </m:oMathParaPr>
+                          <m:oMath>
+                            <m:r>
+                              <w:rPr>
+                                <w:rFonts w:ascii="Cambria Math" w:hAnsi="Cambria Math"/>
+                                <w:color w:val="000000" w:themeColor="text1"/>
+                                <w:kern w:val="24"/>
+                                <w:sz w:val="16"/>
+                                <w:szCs w:val="16"/>
+                              </w:rPr>
+                              <m:t>p</m:t>
+                            </m:r>
+                            <m:d>
+                              <m:dPr>
+                                <m:ctrlPr>
+                                  <w:rPr>
+                                    <w:rFonts w:ascii="Cambria Math" w:hAnsi="Cambria Math"/>
+                                    <w:i/>
+                                    <w:iCs/>
+                                    <w:color w:val="000000" w:themeColor="text1"/>
+                                    <w:kern w:val="24"/>
+                                    <w:sz w:val="16"/>
+                                    <w:szCs w:val="16"/>
+                                  </w:rPr>
+                                </m:ctrlPr>
+                              </m:dPr>
+                              <m:e>
+                                <m:r>
+                                  <w:rPr>
+                                    <w:rFonts w:ascii="Cambria Math" w:hAnsi="Cambria Math"/>
+                                    <w:color w:val="000000" w:themeColor="text1"/>
+                                    <w:kern w:val="24"/>
+                                    <w:sz w:val="16"/>
+                                    <w:szCs w:val="16"/>
+                                  </w:rPr>
+                                  <m:t>x|</m:t>
+                                </m:r>
+                                <m:sSub>
+                                  <m:sSubPr>
+                                    <m:ctrlPr>
+                                      <w:rPr>
+                                        <w:rFonts w:ascii="Cambria Math" w:hAnsi="Cambria Math"/>
+                                        <w:i/>
+                                        <w:iCs/>
+                                        <w:color w:val="000000" w:themeColor="text1"/>
+                                        <w:kern w:val="24"/>
+                                        <w:sz w:val="16"/>
+                                        <w:szCs w:val="16"/>
+                                      </w:rPr>
+                                    </m:ctrlPr>
+                                  </m:sSubPr>
+                                  <m:e>
+                                    <m:r>
+                                      <m:rPr>
+                                        <m:scr m:val="script"/>
+                                      </m:rPr>
+                                      <w:rPr>
+                                        <w:rFonts w:ascii="Cambria Math" w:eastAsia="Cambria Math" w:hAnsi="Cambria Math"/>
+                                        <w:color w:val="000000" w:themeColor="text1"/>
+                                        <w:kern w:val="24"/>
+                                        <w:sz w:val="16"/>
+                                        <w:szCs w:val="16"/>
+                                      </w:rPr>
+                                      <m:t>C</m:t>
+                                    </m:r>
+                                  </m:e>
+                                  <m:sub>
+                                    <m:r>
+                                      <w:rPr>
+                                        <w:rFonts w:ascii="Cambria Math" w:hAnsi="Cambria Math"/>
+                                        <w:color w:val="000000" w:themeColor="text1"/>
+                                        <w:kern w:val="24"/>
+                                        <w:sz w:val="16"/>
+                                        <w:szCs w:val="16"/>
+                                      </w:rPr>
+                                      <m:t>2</m:t>
+                                    </m:r>
+                                  </m:sub>
+                                </m:sSub>
+                              </m:e>
+                            </m:d>
+                            <m:r>
+                              <w:rPr>
+                                <w:rFonts w:ascii="Cambria Math" w:hAnsi="Cambria Math"/>
+                                <w:color w:val="000000" w:themeColor="text1"/>
+                                <w:kern w:val="24"/>
+                                <w:sz w:val="16"/>
+                                <w:szCs w:val="16"/>
+                              </w:rPr>
+                              <m:t>P</m:t>
+                            </m:r>
+                            <m:d>
+                              <m:dPr>
+                                <m:ctrlPr>
+                                  <w:rPr>
+                                    <w:rFonts w:ascii="Cambria Math" w:hAnsi="Cambria Math"/>
+                                    <w:i/>
+                                    <w:iCs/>
+                                    <w:color w:val="000000" w:themeColor="text1"/>
+                                    <w:kern w:val="24"/>
+                                    <w:sz w:val="16"/>
+                                    <w:szCs w:val="16"/>
+                                  </w:rPr>
+                                </m:ctrlPr>
+                              </m:dPr>
+                              <m:e>
+                                <m:sSub>
+                                  <m:sSubPr>
+                                    <m:ctrlPr>
+                                      <w:rPr>
+                                        <w:rFonts w:ascii="Cambria Math" w:hAnsi="Cambria Math"/>
+                                        <w:i/>
+                                        <w:iCs/>
+                                        <w:color w:val="000000" w:themeColor="text1"/>
+                                        <w:kern w:val="24"/>
+                                        <w:sz w:val="16"/>
+                                        <w:szCs w:val="16"/>
+                                      </w:rPr>
+                                    </m:ctrlPr>
+                                  </m:sSubPr>
+                                  <m:e>
+                                    <m:r>
+                                      <m:rPr>
+                                        <m:scr m:val="script"/>
+                                      </m:rPr>
+                                      <w:rPr>
+                                        <w:rFonts w:ascii="Cambria Math" w:eastAsia="Cambria Math" w:hAnsi="Cambria Math"/>
+                                        <w:color w:val="000000" w:themeColor="text1"/>
+                                        <w:kern w:val="24"/>
+                                        <w:sz w:val="16"/>
+                                        <w:szCs w:val="16"/>
+                                      </w:rPr>
+                                      <m:t>C</m:t>
+                                    </m:r>
+                                  </m:e>
+                                  <m:sub>
+                                    <m:r>
+                                      <w:rPr>
+                                        <w:rFonts w:ascii="Cambria Math" w:hAnsi="Cambria Math"/>
+                                        <w:color w:val="000000" w:themeColor="text1"/>
+                                        <w:kern w:val="24"/>
+                                        <w:sz w:val="16"/>
+                                        <w:szCs w:val="16"/>
+                                      </w:rPr>
+                                      <m:t>2</m:t>
+                                    </m:r>
+                                  </m:sub>
+                                </m:sSub>
+                              </m:e>
+                            </m:d>
+                          </m:oMath>
+                        </m:oMathPara>
+                      </w:p>
+                    </w:txbxContent>
+                  </v:textbox>
+                </v:shape>
+                <v:shape id="TextBox 25" o:spid="_x0000_s1040" type="#_x0000_t202" style="position:absolute;left:21080;top:14960;width:2407;height:2108;visibility:visible;mso-wrap-style:none;v-text-anchor:top" o:gfxdata="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" filled="f" stroked="f">
+                  <v:textbox style="mso-fit-shape-to-text:t">
+                    <w:txbxContent>
+                      <w:p>
+                        <w:pPr>
+                          <w:rPr>
+                            <w:rFonts w:ascii="Cambria Math" w:hAnsi="Cambria Math"/>
+                            <w:i/>
+                            <w:iCs/>
+                            <w:color w:val="000000" w:themeColor="text1"/>
+                            <w:kern w:val="24"/>
+                            <w:sz w:val="16"/>
+                            <w:szCs w:val="16"/>
+                          </w:rPr>
+                        </w:pPr>
+                        <m:oMathPara>
+                          <m:oMathParaPr>
+                            <m:jc m:val="centerGroup"/>
+                          </m:oMathParaPr>
+                          <m:oMath>
+                            <m:r>
+                              <w:rPr>
+                                <w:rFonts w:ascii="Cambria Math" w:hAnsi="Cambria Math"/>
+                                <w:color w:val="000000" w:themeColor="text1"/>
+                                <w:kern w:val="24"/>
+                                <w:sz w:val="16"/>
+                                <w:szCs w:val="16"/>
+                              </w:rPr>
+                              <m:t>x</m:t>
+                            </m:r>
+                          </m:oMath>
+                        </m:oMathPara>
+                      </w:p>
+                    </w:txbxContent>
+                  </v:textbox>
+                </v:shape>
+                <v:line id="Straight Connector 153673356" o:spid="_x0000_s1041" style="position:absolute;visibility:visible;mso-wrap-style:square" from="0,18811" to="11601,18811" o:connectortype="straight" o:gfxdata="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" strokecolor="black [3213]">
+                  <v:stroke startarrow="block" startarrowwidth="narrow" startarrowlength="short" endarrow="block" endarrowwidth="narrow" endarrowlength="short" joinstyle="miter"/>
+                  <o:lock v:ext="edit" shapetype="f"/>
+                </v:line>
+                <v:line id="Straight Connector 1235133640" o:spid="_x0000_s1042" style="position:absolute;visibility:visible;mso-wrap-style:square" from="11601,18811" to="23202,18811" o:connectortype="straight" o:gfxdata="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" strokecolor="black [3213]">
+                  <v:stroke startarrow="block" startarrowwidth="narrow" startarrowlength="short" endarrow="block" endarrowwidth="narrow" endarrowlength="short" joinstyle="miter"/>
+                  <o:lock v:ext="edit" shapetype="f"/>
+                </v:line>
+                <v:shape id="TextBox 31" o:spid="_x0000_s1043" type="#_x0000_t202" style="position:absolute;left:4825;top:17016;width:2889;height:2108;visibility:visible;mso-wrap-style:none;v-text-anchor:top" o:gfxdata="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" filled="f" stroked="f">
+                  <v:textbox style="mso-fit-shape-to-text:t">
+                    <w:txbxContent>
+                      <w:p>
+                        <w:pPr>
+                          <w:rPr>
+                            <w:rFonts w:ascii="Cambria Math" w:hAnsi="+mn-cs"/>
+                            <w:i/>
+                            <w:iCs/>
+                            <w:color w:val="000000" w:themeColor="text1"/>
+                            <w:kern w:val="24"/>
+                            <w:sz w:val="16"/>
+                            <w:szCs w:val="16"/>
+                          </w:rPr>
+                        </w:pPr>
+                        <m:oMathPara>
+                          <m:oMathParaPr>
+                            <m:jc m:val="centerGroup"/>
+                          </m:oMathParaPr>
+                          <m:oMath>
+                            <m:sSub>
+                              <m:sSubPr>
+                                <m:ctrlPr>
+                                  <w:rPr>
+                                    <w:rFonts w:ascii="Cambria Math" w:hAnsi="Cambria Math"/>
+                                    <w:i/>
+                                    <w:iCs/>
+                                    <w:color w:val="000000" w:themeColor="text1"/>
+                                    <w:kern w:val="24"/>
+                                    <w:sz w:val="16"/>
+                                    <w:szCs w:val="16"/>
+                                  </w:rPr>
+                                </m:ctrlPr>
+                              </m:sSubPr>
+                              <m:e>
+                                <m:r>
+                                  <w:rPr>
+                                    <w:rFonts w:ascii="Cambria Math" w:eastAsia="Cambria Math" w:hAnsi="Cambria Math"/>
+                                    <w:color w:val="000000" w:themeColor="text1"/>
+                                    <w:kern w:val="24"/>
+                                    <w:sz w:val="16"/>
+                                    <w:szCs w:val="16"/>
+                                  </w:rPr>
+                                  <m:t>R</m:t>
+                                </m:r>
+                              </m:e>
+                              <m:sub>
+                                <m:r>
+                                  <w:rPr>
+                                    <w:rFonts w:ascii="Cambria Math" w:hAnsi="Cambria Math"/>
+                                    <w:color w:val="000000" w:themeColor="text1"/>
+                                    <w:kern w:val="24"/>
+                                    <w:sz w:val="16"/>
+                                    <w:szCs w:val="16"/>
+                                  </w:rPr>
+                                  <m:t>1</m:t>
+                                </m:r>
+                              </m:sub>
+                            </m:sSub>
+                          </m:oMath>
+                        </m:oMathPara>
+                      </w:p>
+                    </w:txbxContent>
+                  </v:textbox>
+                </v:shape>
+                <v:shape id="TextBox 32" o:spid="_x0000_s1044" type="#_x0000_t202" style="position:absolute;left:15851;top:16936;width:2909;height:2109;visibility:visible;mso-wrap-style:none;v-text-anchor:top" o:gfxdata="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" filled="f" stroked="f">
+                  <v:textbox style="mso-fit-shape-to-text:t">
+                    <w:txbxContent>
+                      <w:p>
+                        <w:pPr>
+                          <w:rPr>
+                            <w:rFonts w:ascii="Cambria Math" w:hAnsi="+mn-cs"/>
+                            <w:i/>
+                            <w:iCs/>
+                            <w:color w:val="000000" w:themeColor="text1"/>
+                            <w:kern w:val="24"/>
+                            <w:sz w:val="16"/>
+                            <w:szCs w:val="16"/>
+                          </w:rPr>
+                        </w:pPr>
+                        <m:oMathPara>
+                          <m:oMathParaPr>
+                            <m:jc m:val="centerGroup"/>
+                          </m:oMathParaPr>
+                          <m:oMath>
+                            <m:sSub>
+                              <m:sSubPr>
+                                <m:ctrlPr>
+                                  <w:rPr>
+                                    <w:rFonts w:ascii="Cambria Math" w:hAnsi="Cambria Math"/>
+                                    <w:i/>
+                                    <w:iCs/>
+                                    <w:color w:val="000000" w:themeColor="text1"/>
+                                    <w:kern w:val="24"/>
+                                    <w:sz w:val="16"/>
+                                    <w:szCs w:val="16"/>
+                                  </w:rPr>
+                                </m:ctrlPr>
+                              </m:sSubPr>
+                              <m:e>
+                                <m:r>
+                                  <w:rPr>
+                                    <w:rFonts w:ascii="Cambria Math" w:eastAsia="Cambria Math" w:hAnsi="Cambria Math"/>
+                                    <w:color w:val="000000" w:themeColor="text1"/>
+                                    <w:kern w:val="24"/>
+                                    <w:sz w:val="16"/>
+                                    <w:szCs w:val="16"/>
+                                  </w:rPr>
+                                  <m:t>R</m:t>
+                                </m:r>
+                              </m:e>
+                              <m:sub>
+                                <m:r>
+                                  <w:rPr>
+                                    <w:rFonts w:ascii="Cambria Math" w:eastAsia="Cambria Math" w:hAnsi="Cambria Math"/>
+                                    <w:color w:val="000000" w:themeColor="text1"/>
+                                    <w:kern w:val="24"/>
+                                    <w:sz w:val="16"/>
+                                    <w:szCs w:val="16"/>
+                                  </w:rPr>
+                                  <m:t>2</m:t>
+                                </m:r>
+                              </m:sub>
+                            </m:sSub>
+                          </m:oMath>
+                        </m:oMathPara>
+                      </w:p>
+                    </w:txbxContent>
+                  </v:textbox>
+                </v:shape>
+                <w10:wrap type="topAndBottom"/>
+              </v:group>
+            </w:pict>
+          </mc:Fallback>
+        </mc:AlternateContent>
+      </w:r>
+    </w:p>
+    <w:p>
+      <w:pPr>
+        <w:rPr>
+          <w:b/>
+          <w:bCs/>
+        </w:rPr>
+      </w:pPr>
+    </w:p>
+    <w:p>
+      <w:r>
+        <w:rPr>
+          <w:b/>
+          <w:bCs/>
+        </w:rPr>
+        <w:t xml:space="preserve">                   </w:t>
+      </w:r>
+      <w:r>
+        <w:t>Figure</w:t>
+      </w:r>
+      <w:r>
+        <w:t xml:space="preserve">: the joint probability densities </w:t>
+      </w:r>
+      <m:oMath>
+        <m:r>
+          <w:rPr>
+            <w:rFonts w:ascii="Cambria Math" w:hAnsi="Cambria Math"/>
+          </w:rPr>
+          <m:t>p</m:t>
+        </m:r>
+        <m:d>
+          <m:dPr>
+            <m:ctrlPr>
+              <w:rPr>
+                <w:rFonts w:ascii="Cambria Math" w:hAnsi="Cambria Math"/>
+                <w:i/>
+              </w:rPr>
+            </m:ctrlPr>
+          </m:dPr>
+          <m:e>
+            <m:r>
+              <w:rPr>
+                <w:rFonts w:ascii="Cambria Math" w:hAnsi="Cambria Math"/>
+              </w:rPr>
+              <m:t>x</m:t>
+            </m:r>
+            <m:r>
+              <m:rPr>
+                <m:sty m:val="b"/>
+              </m:rPr>
+              <w:rPr>
+                <w:rFonts w:ascii="Cambria Math" w:hAnsi="Cambria Math"/>
+              </w:rPr>
+              <m:t>,</m:t>
+            </m:r>
+            <m:sSub>
+              <m:sSubPr>
+                <m:ctrlPr>
+                  <w:rPr>
+                    <w:rFonts w:ascii="Cambria Math" w:hAnsi="Cambria Math"/>
+                    <w:i/>
+                  </w:rPr>
+                </m:ctrlPr>
+              </m:sSubPr>
+              <m:e>
+                <m:r>
+                  <m:rPr>
+                    <m:scr m:val="script"/>
+                  </m:rPr>
+                  <w:rPr>
+                    <w:rFonts w:ascii="Cambria Math" w:hAnsi="Cambria Math"/>
+                  </w:rPr>
+                  <m:t>C</m:t>
+                </m:r>
+              </m:e>
+              <m:sub>
+                <m:r>
+                  <w:rPr>
+                    <w:rFonts w:ascii="Cambria Math" w:hAnsi="Cambria Math"/>
+                  </w:rPr>
+                  <m:t>k</m:t>
+                </m:r>
+              </m:sub>
+            </m:sSub>
+          </m:e>
+        </m:d>
+        <m:r>
+          <w:rPr>
+            <w:rFonts w:ascii="Cambria Math" w:hAnsi="Cambria Math"/>
+          </w:rPr>
+          <m:t>=</m:t>
+        </m:r>
+        <m:r>
+          <w:rPr>
+            <w:rFonts w:ascii="Cambria Math" w:hAnsi="Cambria Math"/>
+          </w:rPr>
+          <m:t>p</m:t>
+        </m:r>
+        <m:d>
+          <m:dPr>
+            <m:ctrlPr>
+              <w:rPr>
+                <w:rFonts w:ascii="Cambria Math" w:hAnsi="Cambria Math"/>
+                <w:i/>
+              </w:rPr>
+            </m:ctrlPr>
+          </m:dPr>
+          <m:e>
+            <m:r>
+              <w:rPr>
+                <w:rFonts w:ascii="Cambria Math" w:hAnsi="Cambria Math"/>
+              </w:rPr>
+              <m:t>x</m:t>
+            </m:r>
+            <m:r>
+              <m:rPr>
+                <m:sty m:val="b"/>
+              </m:rPr>
+              <w:rPr>
+                <w:rFonts w:ascii="Cambria Math" w:hAnsi="Cambria Math"/>
+              </w:rPr>
+              <m:t>|</m:t>
+            </m:r>
+            <m:sSub>
+              <m:sSubPr>
+                <m:ctrlPr>
+                  <w:rPr>
+                    <w:rFonts w:ascii="Cambria Math" w:hAnsi="Cambria Math"/>
+                    <w:i/>
+                  </w:rPr>
+                </m:ctrlPr>
+              </m:sSubPr>
+              <m:e>
+                <m:r>
+                  <m:rPr>
+                    <m:scr m:val="script"/>
+                  </m:rPr>
+                  <w:rPr>
+                    <w:rFonts w:ascii="Cambria Math" w:hAnsi="Cambria Math"/>
+                  </w:rPr>
+                  <m:t>C</m:t>
+                </m:r>
+              </m:e>
+              <m:sub>
+                <m:r>
+                  <w:rPr>
+                    <w:rFonts w:ascii="Cambria Math" w:hAnsi="Cambria Math"/>
+                  </w:rPr>
+                  <m:t>k</m:t>
+                </m:r>
+              </m:sub>
+            </m:sSub>
+          </m:e>
+        </m:d>
+        <m:r>
+          <w:rPr>
+            <w:rFonts w:ascii="Cambria Math" w:hAnsi="Cambria Math"/>
+          </w:rPr>
+          <m:t>P</m:t>
+        </m:r>
+        <m:d>
+          <m:dPr>
+            <m:ctrlPr>
+              <w:rPr>
+                <w:rFonts w:ascii="Cambria Math" w:hAnsi="Cambria Math"/>
+                <w:i/>
+              </w:rPr>
+            </m:ctrlPr>
+          </m:dPr>
+          <m:e>
+            <m:sSub>
+              <m:sSubPr>
+                <m:ctrlPr>
+                  <w:rPr>
+                    <w:rFonts w:ascii="Cambria Math" w:hAnsi="Cambria Math"/>
+                    <w:i/>
+                  </w:rPr>
+                </m:ctrlPr>
+              </m:sSubPr>
+              <m:e>
+                <m:r>
+                  <m:rPr>
+                    <m:scr m:val="script"/>
+                  </m:rPr>
+                  <w:rPr>
+                    <w:rFonts w:ascii="Cambria Math" w:hAnsi="Cambria Math"/>
+                  </w:rPr>
+                  <m:t>C</m:t>
+                </m:r>
+              </m:e>
+              <m:sub>
+                <m:r>
+                  <w:rPr>
+                    <w:rFonts w:ascii="Cambria Math" w:hAnsi="Cambria Math"/>
+                  </w:rPr>
+                  <m:t>k</m:t>
+                </m:r>
+              </m:sub>
+            </m:sSub>
+          </m:e>
+        </m:d>
+      </m:oMath>
+    </w:p>
     <w:p/>
+    <w:p/>
+    <w:p>
+      <w:pPr>
+        <w:rPr>
+          <w:b/>
+          <w:bCs/>
+        </w:rPr>
+      </w:pPr>
+    </w:p>
+    <w:p>
+      <w:pPr>
+        <w:rPr>
+          <w:b/>
+          <w:bCs/>
+        </w:rPr>
+      </w:pPr>
+    </w:p>
+    <w:p>
+      <w:pPr>
+        <w:rPr>
+          <w:b/>
+          <w:bCs/>
+        </w:rPr>
+      </w:pPr>
+    </w:p>
+    <w:p>
+      <w:pPr>
+        <w:rPr>
+          <w:b/>
+          <w:bCs/>
+        </w:rPr>
+      </w:pPr>
+    </w:p>
     <w:p>
       <w:pPr>
         <w:rPr>
@@ -2773,7 +5243,14 @@
         <w:rPr>
           <w:szCs w:val="20"/>
         </w:rPr>
-        <w:t xml:space="preserve">Each time the proposed model generates a word in a translation, it soft-searches for a set of positions in a source sentence where the most relevant information is concentrated. The model then predicts a target word based on the context vectors associated with these source positions and all the previous generated target words. </w:t>
+        <w:t xml:space="preserve">Each time the proposed model generates a word in a translation, it soft-searches for a set of positions in a source sentence </w:t>
+      </w:r>
+      <w:r>
+        <w:rPr>
+          <w:szCs w:val="20"/>
+        </w:rPr>
+        <w:lastRenderedPageBreak/>
+        <w:t xml:space="preserve">where the most relevant information is concentrated. The model then predicts a target word based on the context vectors associated with these source positions and all the previous generated target words. </w:t>
       </w:r>
     </w:p>
     <w:p>
@@ -3097,14 +5574,7 @@
         <w:rPr>
           <w:szCs w:val="20"/>
         </w:rPr>
-        <w:t xml:space="preserve">. For example, two recurrent neural networks (RNN) were used in [7] and [12] to encode a variable-length source sentence into a fixed-length vector and to decode the vector into a </w:t>
-      </w:r>
-      <w:r>
-        <w:rPr>
-          <w:szCs w:val="20"/>
-        </w:rPr>
-        <w:lastRenderedPageBreak/>
-        <w:t>variable-length target sentence.</w:t>
+        <w:t>. For example, two recurrent neural networks (RNN) were used in [7] and [12] to encode a variable-length source sentence into a fixed-length vector and to decode the vector into a variable-length target sentence.</w:t>
       </w:r>
       <w:r>
         <w:rPr>
@@ -3720,7 +6190,7 @@
         </w:rPr>
         <w:t xml:space="preserve"> is a vector generated from the sequence of the hidden states. Sutskever et al (2014) (</w:t>
       </w:r>
-      <w:hyperlink r:id="rId12" w:history="1">
+      <w:hyperlink r:id="rId22" w:history="1">
         <w:r>
           <w:rPr>
             <w:rStyle w:val="Hyperlink"/>
@@ -4404,6 +6874,7 @@
         <w:rPr>
           <w:szCs w:val="20"/>
         </w:rPr>
+        <w:lastRenderedPageBreak/>
         <w:t xml:space="preserve">where </w:t>
       </w:r>
       <m:oMath>
@@ -5514,7 +7985,6 @@
         <w:rPr>
           <w:szCs w:val="20"/>
         </w:rPr>
-        <w:lastRenderedPageBreak/>
         <w:t xml:space="preserve">with neighboring data-pairs in time being statistically independent. Given time sequences  </w:t>
       </w:r>
       <m:oMath>
@@ -5760,6 +8230,7 @@
           <w:noProof/>
           <w:szCs w:val="20"/>
         </w:rPr>
+        <w:lastRenderedPageBreak/>
         <mc:AlternateContent>
           <mc:Choice Requires="wpg">
             <w:drawing>
@@ -7840,16 +10311,12 @@
           </mc:Choice>
           <mc:Fallback>
             <w:pict>
-              <v:group w14:anchorId="6658DF76" id="Group 50" o:spid="_x0000_s1026" style="position:absolute;margin-left:0;margin-top:-.05pt;width:436pt;height:192.25pt;z-index:251660288" coordsize="55371,24418" o:gfxdata="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">
-                <v:rect id="Rectangle 1752429372" o:spid="_x0000_s1027" style="position:absolute;left:16565;top:9868;width:2428;height:2390;visibility:visible;mso-wrap-style:square;v-text-anchor:middle" o:gfxdata="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" fillcolor="#4472c4 [3204]" strokecolor="#09101d [484]" strokeweight="1pt">
+              <v:group w14:anchorId="6658DF76" id="Group 50" o:spid="_x0000_s1045" style="position:absolute;margin-left:0;margin-top:-.05pt;width:436pt;height:192.25pt;z-index:251660288" coordsize="55371,24418" o:gfxdata="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">
+                <v:rect id="Rectangle 1752429372" o:spid="_x0000_s1046" style="position:absolute;left:16565;top:9868;width:2428;height:2390;visibility:visible;mso-wrap-style:square;v-text-anchor:middle" o:gfxdata="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" fillcolor="#4472c4 [3204]" strokecolor="#09101d [484]" strokeweight="1pt">
                   <v:fill opacity="20046f"/>
                 </v:rect>
-                <v:group id="Group 1389217586" o:spid="_x0000_s1028" style="position:absolute;left:20964;top:9868;width:3569;height:2308" coordorigin="20964,9868" coordsize="3568,2308" o:gfxdata="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">
-                  <v:shapetype id="_x0000_t202" coordsize="21600,21600" o:spt="202" path="m,l,21600r21600,l21600,xe">
-                    <v:stroke joinstyle="miter"/>
-                    <v:path gradientshapeok="t" o:connecttype="rect"/>
-                  </v:shapetype>
-                  <v:shape id="TextBox 4" o:spid="_x0000_s1029" type="#_x0000_t202" style="position:absolute;left:20964;top:9868;width:3569;height:2273;visibility:visible;mso-wrap-style:none;v-text-anchor:top" o:gfxdata="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" filled="f" stroked="f">
+                <v:group id="Group 1389217586" o:spid="_x0000_s1047" style="position:absolute;left:20964;top:9868;width:3569;height:2308" coordorigin="20964,9868" coordsize="3568,2308" o:gfxdata="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">
+                  <v:shape id="TextBox 4" o:spid="_x0000_s1048" type="#_x0000_t202" style="position:absolute;left:20964;top:9868;width:3569;height:2273;visibility:visible;mso-wrap-style:none;v-text-anchor:top" o:gfxdata="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" filled="f" stroked="f">
                     <v:textbox style="mso-fit-shape-to-text:t">
                       <w:txbxContent>
                         <w:p>
@@ -7914,83 +10381,79 @@
                       </w:txbxContent>
                     </v:textbox>
                   </v:shape>
-                  <v:rect id="Rectangle 5512780" o:spid="_x0000_s1030" style="position:absolute;left:21673;top:9868;width:2429;height:2308;visibility:visible;mso-wrap-style:square;v-text-anchor:middle" o:gfxdata="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" fillcolor="#4472c4 [3204]" strokecolor="#09101d [484]" strokeweight="1pt">
+                  <v:rect id="Rectangle 5512780" o:spid="_x0000_s1049" style="position:absolute;left:21673;top:9868;width:2429;height:2308;visibility:visible;mso-wrap-style:square;v-text-anchor:middle" o:gfxdata="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" fillcolor="#4472c4 [3204]" strokecolor="#09101d [484]" strokeweight="1pt">
                     <v:fill opacity="0"/>
                   </v:rect>
                 </v:group>
-                <v:rect id="Rectangle 1617841985" o:spid="_x0000_s1031" style="position:absolute;left:16565;top:1489;width:2428;height:2390;visibility:visible;mso-wrap-style:square;v-text-anchor:middle" o:gfxdata="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" fillcolor="#4472c4 [3204]" strokecolor="#09101d [484]" strokeweight="1pt">
+                <v:rect id="Rectangle 1617841985" o:spid="_x0000_s1050" style="position:absolute;left:16565;top:1489;width:2428;height:2390;visibility:visible;mso-wrap-style:square;v-text-anchor:middle" o:gfxdata="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" fillcolor="#4472c4 [3204]" strokecolor="#09101d [484]" strokeweight="1pt">
                   <v:fill opacity="49858f"/>
                 </v:rect>
-                <v:rect id="Rectangle 239673670" o:spid="_x0000_s1032" style="position:absolute;left:16565;top:17652;width:2428;height:2390;visibility:visible;mso-wrap-style:square;v-text-anchor:middle" o:gfxdata="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" fillcolor="#4472c4 [3204]" strokecolor="#09101d [484]" strokeweight="1pt">
-                  <v:fill r:id="rId13" o:title="" color2="white [3212]" type="pattern"/>
+                <v:rect id="Rectangle 239673670" o:spid="_x0000_s1051" style="position:absolute;left:16565;top:17652;width:2428;height:2390;visibility:visible;mso-wrap-style:square;v-text-anchor:middle" o:gfxdata="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" fillcolor="#4472c4 [3204]" strokecolor="#09101d [484]" strokeweight="1pt">
+                  <v:fill r:id="rId23" o:title="" color2="white [3212]" type="pattern"/>
                 </v:rect>
-                <v:rect id="Rectangle 1413889499" o:spid="_x0000_s1033" style="position:absolute;left:31899;top:9868;width:2428;height:2390;visibility:visible;mso-wrap-style:square;v-text-anchor:middle" o:gfxdata="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" fillcolor="#4472c4 [3204]" strokecolor="#09101d [484]" strokeweight="1pt">
+                <v:rect id="Rectangle 1413889499" o:spid="_x0000_s1052" style="position:absolute;left:31899;top:9868;width:2428;height:2390;visibility:visible;mso-wrap-style:square;v-text-anchor:middle" o:gfxdata="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" fillcolor="#4472c4 [3204]" strokecolor="#09101d [484]" strokeweight="1pt">
                   <v:fill opacity="20046f"/>
                 </v:rect>
-                <v:rect id="Rectangle 1001361555" o:spid="_x0000_s1034" style="position:absolute;left:31899;top:1489;width:2428;height:2390;visibility:visible;mso-wrap-style:square;v-text-anchor:middle" o:gfxdata="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" fillcolor="#4472c4 [3204]" strokecolor="#09101d [484]" strokeweight="1pt">
+                <v:rect id="Rectangle 1001361555" o:spid="_x0000_s1053" style="position:absolute;left:31899;top:1489;width:2428;height:2390;visibility:visible;mso-wrap-style:square;v-text-anchor:middle" o:gfxdata="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" fillcolor="#4472c4 [3204]" strokecolor="#09101d [484]" strokeweight="1pt">
                   <v:fill opacity="49858f"/>
                 </v:rect>
-                <v:rect id="Rectangle 1227391468" o:spid="_x0000_s1035" style="position:absolute;left:31899;top:17652;width:2428;height:2390;visibility:visible;mso-wrap-style:square;v-text-anchor:middle" o:gfxdata="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" fillcolor="#4472c4 [3204]" strokecolor="#09101d [484]" strokeweight="1pt">
-                  <v:fill r:id="rId13" o:title="" color2="white [3212]" type="pattern"/>
+                <v:rect id="Rectangle 1227391468" o:spid="_x0000_s1054" style="position:absolute;left:31899;top:17652;width:2428;height:2390;visibility:visible;mso-wrap-style:square;v-text-anchor:middle" o:gfxdata="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" fillcolor="#4472c4 [3204]" strokecolor="#09101d [484]" strokeweight="1pt">
+                  <v:fill r:id="rId23" o:title="" color2="white [3212]" type="pattern"/>
                 </v:rect>
-                <v:shapetype id="_x0000_t32" coordsize="21600,21600" o:spt="32" o:oned="t" path="m,l21600,21600e" filled="f">
-                  <v:path arrowok="t" fillok="f" o:connecttype="none"/>
-                  <o:lock v:ext="edit" shapetype="t"/>
-                </v:shapetype>
-                <v:shape id="Straight Arrow Connector 1986260794" o:spid="_x0000_s1036" type="#_x0000_t32" style="position:absolute;left:17779;top:3879;width:0;height:5989;flip:y;visibility:visible;mso-wrap-style:square" o:connectortype="straight" o:gfxdata="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" strokecolor="#4472c4 [3204]">
+                <v:shape id="Straight Arrow Connector 1986260794" o:spid="_x0000_s1055" type="#_x0000_t32" style="position:absolute;left:17779;top:3879;width:0;height:5989;flip:y;visibility:visible;mso-wrap-style:square" o:connectortype="straight" o:gfxdata="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" strokecolor="#4472c4 [3204]">
                   <v:stroke endarrow="block" joinstyle="miter"/>
                 </v:shape>
-                <v:shape id="Straight Arrow Connector 622377528" o:spid="_x0000_s1037" type="#_x0000_t32" style="position:absolute;left:17775;top:12258;width:4;height:5394;flip:y;visibility:visible;mso-wrap-style:square" o:connectortype="straight" o:gfxdata="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" strokecolor="#4472c4 [3204]">
+                <v:shape id="Straight Arrow Connector 622377528" o:spid="_x0000_s1056" type="#_x0000_t32" style="position:absolute;left:17775;top:12258;width:4;height:5394;flip:y;visibility:visible;mso-wrap-style:square" o:connectortype="straight" o:gfxdata="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" strokecolor="#4472c4 [3204]">
                   <v:stroke endarrow="block" joinstyle="miter"/>
                   <o:lock v:ext="edit" shapetype="f"/>
                 </v:shape>
-                <v:shape id="Straight Arrow Connector 301380776" o:spid="_x0000_s1038" type="#_x0000_t32" style="position:absolute;left:33114;top:3879;width:0;height:5989;flip:y;visibility:visible;mso-wrap-style:square" o:connectortype="straight" o:gfxdata="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" strokecolor="#4472c4 [3204]">
+                <v:shape id="Straight Arrow Connector 301380776" o:spid="_x0000_s1057" type="#_x0000_t32" style="position:absolute;left:33114;top:3879;width:0;height:5989;flip:y;visibility:visible;mso-wrap-style:square" o:connectortype="straight" o:gfxdata="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" strokecolor="#4472c4 [3204]">
                   <v:stroke endarrow="block" joinstyle="miter"/>
                 </v:shape>
-                <v:shape id="Straight Arrow Connector 1679377031" o:spid="_x0000_s1039" type="#_x0000_t32" style="position:absolute;left:33113;top:12258;width:5;height:5394;flip:y;visibility:visible;mso-wrap-style:square" o:connectortype="straight" o:gfxdata="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" strokecolor="#4472c4 [3204]">
+                <v:shape id="Straight Arrow Connector 1679377031" o:spid="_x0000_s1058" type="#_x0000_t32" style="position:absolute;left:33113;top:12258;width:5;height:5394;flip:y;visibility:visible;mso-wrap-style:square" o:connectortype="straight" o:gfxdata="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" strokecolor="#4472c4 [3204]">
                   <v:stroke endarrow="block" joinstyle="miter"/>
                   <o:lock v:ext="edit" shapetype="f"/>
                 </v:shape>
-                <v:shape id="Freeform 708305766" o:spid="_x0000_s1040" style="position:absolute;left:17847;top:6440;width:5048;height:3410;visibility:visible;mso-wrap-style:square;v-text-anchor:middle" coordsize="504825,340920" o:gfxdata="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" path="m,331395c14816,288797,29633,246199,47625,207570,65617,168941,84138,130312,107950,99620,131762,68928,159808,39824,190500,23420,221192,7016,261938,3841,292100,1195v30162,-2646,57150,-1058,79375,6350c393700,14953,410633,28183,425450,45645v14817,17462,25400,43392,34925,66675c469900,135603,477308,166824,482600,185345v5292,18521,7408,24342,9525,38100c494242,237203,493713,253078,495300,267895v1587,14817,4763,32279,6350,44450c503237,324516,504031,332718,504825,340920e" filled="f" strokecolor="#09101d [484]">
+                <v:shape id="Freeform 708305766" o:spid="_x0000_s1059" style="position:absolute;left:17847;top:6440;width:5048;height:3410;visibility:visible;mso-wrap-style:square;v-text-anchor:middle" coordsize="504825,340920" o:gfxdata="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" path="m,331395c14816,288797,29633,246199,47625,207570,65617,168941,84138,130312,107950,99620,131762,68928,159808,39824,190500,23420,221192,7016,261938,3841,292100,1195v30162,-2646,57150,-1058,79375,6350c393700,14953,410633,28183,425450,45645v14817,17462,25400,43392,34925,66675c469900,135603,477308,166824,482600,185345v5292,18521,7408,24342,9525,38100c494242,237203,493713,253078,495300,267895v1587,14817,4763,32279,6350,44450c503237,324516,504031,332718,504825,340920e" filled="f" strokecolor="#09101d [484]">
                   <v:stroke endarrow="block" joinstyle="miter"/>
                   <v:path arrowok="t" o:connecttype="custom" o:connectlocs="0,331395;47625,207570;107950,99620;190500,23420;292100,1195;371475,7545;425450,45645;460375,112320;482600,185345;492125,223445;495300,267895;501650,312345;504825,340920" o:connectangles="0,0,0,0,0,0,0,0,0,0,0,0,0"/>
                 </v:shape>
-                <v:shape id="Freeform 2096956807" o:spid="_x0000_s1041" style="position:absolute;left:17752;top:12199;width:5240;height:3765;visibility:visible;mso-wrap-style:square;v-text-anchor:middle" coordsize="524060,376438" o:gfxdata="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" path="m520700,v2910,49212,5821,98425,,139700c514879,180975,503767,216429,485775,247650v-17992,31221,-47096,58738,-73025,79375c386821,347663,359833,363538,330200,371475v-29633,7937,-65088,4233,-95250,3175c204788,373592,176742,376767,149225,365125,121708,353483,87842,328083,69850,304800,51858,281517,49212,253471,41275,225425,33337,197379,27517,159808,22225,136525,16933,113242,12700,101600,9525,85725,6350,69850,4762,53975,3175,41275,1588,28575,794,19050,,9525e" filled="f" strokecolor="#09101d [484]">
+                <v:shape id="Freeform 2096956807" o:spid="_x0000_s1060" style="position:absolute;left:17752;top:12199;width:5240;height:3765;visibility:visible;mso-wrap-style:square;v-text-anchor:middle" coordsize="524060,376438" o:gfxdata="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" path="m520700,v2910,49212,5821,98425,,139700c514879,180975,503767,216429,485775,247650v-17992,31221,-47096,58738,-73025,79375c386821,347663,359833,363538,330200,371475v-29633,7937,-65088,4233,-95250,3175c204788,373592,176742,376767,149225,365125,121708,353483,87842,328083,69850,304800,51858,281517,49212,253471,41275,225425,33337,197379,27517,159808,22225,136525,16933,113242,12700,101600,9525,85725,6350,69850,4762,53975,3175,41275,1588,28575,794,19050,,9525e" filled="f" strokecolor="#09101d [484]">
                   <v:stroke endarrow="block" joinstyle="miter"/>
                   <v:path arrowok="t" o:connecttype="custom" o:connectlocs="520700,0;520700,139700;485775,247650;412750,327025;330200,371475;234950,374650;149225,365125;69850,304800;41275,225425;22225,136525;9525,85725;3175,41275;0,9525" o:connectangles="0,0,0,0,0,0,0,0,0,0,0,0,0"/>
                 </v:shape>
-                <v:rect id="Rectangle 12041517" o:spid="_x0000_s1042" style="position:absolute;left:48448;top:9868;width:2428;height:2390;visibility:visible;mso-wrap-style:square;v-text-anchor:middle" o:gfxdata="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" fillcolor="#4472c4 [3204]" strokecolor="#09101d [484]" strokeweight="1pt">
+                <v:rect id="Rectangle 12041517" o:spid="_x0000_s1061" style="position:absolute;left:48448;top:9868;width:2428;height:2390;visibility:visible;mso-wrap-style:square;v-text-anchor:middle" o:gfxdata="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" fillcolor="#4472c4 [3204]" strokecolor="#09101d [484]" strokeweight="1pt">
                   <v:fill opacity="20046f"/>
                 </v:rect>
-                <v:rect id="Rectangle 1501387409" o:spid="_x0000_s1043" style="position:absolute;left:48448;top:1489;width:2428;height:2390;visibility:visible;mso-wrap-style:square;v-text-anchor:middle" o:gfxdata="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" fillcolor="#4472c4 [3204]" strokecolor="#09101d [484]" strokeweight="1pt">
+                <v:rect id="Rectangle 1501387409" o:spid="_x0000_s1062" style="position:absolute;left:48448;top:1489;width:2428;height:2390;visibility:visible;mso-wrap-style:square;v-text-anchor:middle" o:gfxdata="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" fillcolor="#4472c4 [3204]" strokecolor="#09101d [484]" strokeweight="1pt">
                   <v:fill opacity="49858f"/>
                 </v:rect>
-                <v:rect id="Rectangle 1705586346" o:spid="_x0000_s1044" style="position:absolute;left:48448;top:17652;width:2428;height:2390;visibility:visible;mso-wrap-style:square;v-text-anchor:middle" o:gfxdata="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" fillcolor="#4472c4 [3204]" strokecolor="#09101d [484]" strokeweight="1pt">
-                  <v:fill r:id="rId13" o:title="" color2="white [3212]" type="pattern"/>
+                <v:rect id="Rectangle 1705586346" o:spid="_x0000_s1063" style="position:absolute;left:48448;top:17652;width:2428;height:2390;visibility:visible;mso-wrap-style:square;v-text-anchor:middle" o:gfxdata="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" fillcolor="#4472c4 [3204]" strokecolor="#09101d [484]" strokeweight="1pt">
+                  <v:fill r:id="rId23" o:title="" color2="white [3212]" type="pattern"/>
                 </v:rect>
-                <v:shape id="Straight Arrow Connector 764420011" o:spid="_x0000_s1045" type="#_x0000_t32" style="position:absolute;left:49663;top:3879;width:0;height:5989;flip:y;visibility:visible;mso-wrap-style:square" o:connectortype="straight" o:gfxdata="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" strokecolor="#4472c4 [3204]">
+                <v:shape id="Straight Arrow Connector 764420011" o:spid="_x0000_s1064" type="#_x0000_t32" style="position:absolute;left:49663;top:3879;width:0;height:5989;flip:y;visibility:visible;mso-wrap-style:square" o:connectortype="straight" o:gfxdata="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" strokecolor="#4472c4 [3204]">
                   <v:stroke endarrow="block" joinstyle="miter"/>
                 </v:shape>
-                <v:shape id="Straight Arrow Connector 2076242231" o:spid="_x0000_s1046" type="#_x0000_t32" style="position:absolute;left:49662;top:12258;width:4;height:5394;flip:y;visibility:visible;mso-wrap-style:square" o:connectortype="straight" o:gfxdata="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" strokecolor="#4472c4 [3204]">
+                <v:shape id="Straight Arrow Connector 2076242231" o:spid="_x0000_s1065" type="#_x0000_t32" style="position:absolute;left:49662;top:12258;width:4;height:5394;flip:y;visibility:visible;mso-wrap-style:square" o:connectortype="straight" o:gfxdata="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" strokecolor="#4472c4 [3204]">
                   <v:stroke endarrow="block" joinstyle="miter"/>
                   <o:lock v:ext="edit" shapetype="f"/>
                 </v:shape>
-                <v:shape id="Straight Arrow Connector 1096452372" o:spid="_x0000_s1047" type="#_x0000_t32" style="position:absolute;left:34327;top:11063;width:14121;height:0;visibility:visible;mso-wrap-style:square" o:connectortype="straight" o:gfxdata="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" strokecolor="#4472c4 [3204]">
+                <v:shape id="Straight Arrow Connector 1096452372" o:spid="_x0000_s1066" type="#_x0000_t32" style="position:absolute;left:34327;top:11063;width:14121;height:0;visibility:visible;mso-wrap-style:square" o:connectortype="straight" o:gfxdata="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" strokecolor="#4472c4 [3204]">
                   <v:stroke endarrow="block" joinstyle="miter"/>
                 </v:shape>
-                <v:shape id="Straight Arrow Connector 802567385" o:spid="_x0000_s1048" type="#_x0000_t32" style="position:absolute;left:27404;top:10993;width:4495;height:70;visibility:visible;mso-wrap-style:square" o:connectortype="straight" o:gfxdata="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" strokecolor="#4472c4 [3204]">
+                <v:shape id="Straight Arrow Connector 802567385" o:spid="_x0000_s1067" type="#_x0000_t32" style="position:absolute;left:27404;top:10993;width:4495;height:70;visibility:visible;mso-wrap-style:square" o:connectortype="straight" o:gfxdata="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" strokecolor="#4472c4 [3204]">
                   <v:stroke endarrow="block" joinstyle="miter"/>
                 </v:shape>
-                <v:shape id="Straight Arrow Connector 1542096587" o:spid="_x0000_s1049" type="#_x0000_t32" style="position:absolute;left:50876;top:11063;width:4495;height:70;visibility:visible;mso-wrap-style:square" o:connectortype="straight" o:gfxdata="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" strokecolor="#4472c4 [3204]">
+                <v:shape id="Straight Arrow Connector 1542096587" o:spid="_x0000_s1068" type="#_x0000_t32" style="position:absolute;left:50876;top:11063;width:4495;height:70;visibility:visible;mso-wrap-style:square" o:connectortype="straight" o:gfxdata="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" strokecolor="#4472c4 [3204]">
                   <v:stroke endarrow="block" joinstyle="miter"/>
                 </v:shape>
-                <v:rect id="Rectangle 628218347" o:spid="_x0000_s1050" style="position:absolute;left:28468;top:38;width:9273;height:22126;visibility:visible;mso-wrap-style:square;v-text-anchor:middle" o:gfxdata="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" fillcolor="#4472c4 [3204]" strokecolor="#09101d [484]">
+                <v:rect id="Rectangle 628218347" o:spid="_x0000_s1069" style="position:absolute;left:28468;top:38;width:9273;height:22126;visibility:visible;mso-wrap-style:square;v-text-anchor:middle" o:gfxdata="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" fillcolor="#4472c4 [3204]" strokecolor="#09101d [484]">
                   <v:fill opacity="8481f"/>
                 </v:rect>
-                <v:rect id="Rectangle 1178420360" o:spid="_x0000_s1051" style="position:absolute;left:45004;width:9273;height:22126;visibility:visible;mso-wrap-style:square;v-text-anchor:middle" o:gfxdata="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" fillcolor="#4472c4 [3204]" strokecolor="#09101d [484]">
+                <v:rect id="Rectangle 1178420360" o:spid="_x0000_s1070" style="position:absolute;left:45004;width:9273;height:22126;visibility:visible;mso-wrap-style:square;v-text-anchor:middle" o:gfxdata="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" fillcolor="#4472c4 [3204]" strokecolor="#09101d [484]">
                   <v:fill opacity="8481f"/>
                 </v:rect>
-                <v:shape id="TextBox 33" o:spid="_x0000_s1052" type="#_x0000_t202" style="position:absolute;left:30809;top:22164;width:4305;height:2254;visibility:visible;mso-wrap-style:none;v-text-anchor:top" o:gfxdata="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" filled="f" stroked="f">
+                <v:shape id="TextBox 33" o:spid="_x0000_s1071" type="#_x0000_t202" style="position:absolute;left:30809;top:22164;width:4305;height:2254;visibility:visible;mso-wrap-style:none;v-text-anchor:top" o:gfxdata="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" filled="f" stroked="f">
                   <v:textbox style="mso-fit-shape-to-text:t">
                     <w:txbxContent>
                       <w:p>
@@ -8026,7 +10489,7 @@
                     </w:txbxContent>
                   </v:textbox>
                 </v:shape>
-                <v:shape id="TextBox 34" o:spid="_x0000_s1053" type="#_x0000_t202" style="position:absolute;left:48424;top:21921;width:2311;height:2254;visibility:visible;mso-wrap-style:none;v-text-anchor:top" o:gfxdata="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" filled="f" stroked="f">
+                <v:shape id="TextBox 34" o:spid="_x0000_s1072" type="#_x0000_t202" style="position:absolute;left:48424;top:21921;width:2311;height:2254;visibility:visible;mso-wrap-style:none;v-text-anchor:top" o:gfxdata="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" filled="f" stroked="f">
                   <v:textbox style="mso-fit-shape-to-text:t">
                     <w:txbxContent>
                       <w:p>
@@ -8062,17 +10525,17 @@
                     </w:txbxContent>
                   </v:textbox>
                 </v:shape>
-                <v:rect id="Rectangle 94383448" o:spid="_x0000_s1054" style="position:absolute;left:707;top:1489;width:2428;height:2390;visibility:visible;mso-wrap-style:square;v-text-anchor:middle" o:gfxdata="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" fillcolor="#4472c4 [3204]" strokecolor="#09101d [484]" strokeweight="1pt">
+                <v:rect id="Rectangle 94383448" o:spid="_x0000_s1073" style="position:absolute;left:707;top:1489;width:2428;height:2390;visibility:visible;mso-wrap-style:square;v-text-anchor:middle" o:gfxdata="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" fillcolor="#4472c4 [3204]" strokecolor="#09101d [484]" strokeweight="1pt">
                   <v:fill opacity="49858f"/>
                 </v:rect>
-                <v:rect id="Rectangle 1658085321" o:spid="_x0000_s1055" style="position:absolute;left:707;top:6440;width:2428;height:2391;visibility:visible;mso-wrap-style:square;v-text-anchor:middle" o:gfxdata="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" fillcolor="#4472c4 [3204]" strokecolor="#09101d [484]" strokeweight="1pt">
+                <v:rect id="Rectangle 1658085321" o:spid="_x0000_s1074" style="position:absolute;left:707;top:6440;width:2428;height:2391;visibility:visible;mso-wrap-style:square;v-text-anchor:middle" o:gfxdata="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" fillcolor="#4472c4 [3204]" strokecolor="#09101d [484]" strokeweight="1pt">
                   <v:fill opacity="20046f"/>
                 </v:rect>
-                <v:rect id="Rectangle 870800846" o:spid="_x0000_s1056" style="position:absolute;left:707;top:11691;width:2428;height:2390;visibility:visible;mso-wrap-style:square;v-text-anchor:middle" o:gfxdata="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" fillcolor="#4472c4 [3204]" strokecolor="#09101d [484]" strokeweight="1pt">
-                  <v:fill r:id="rId13" o:title="" color2="white [3212]" type="pattern"/>
+                <v:rect id="Rectangle 870800846" o:spid="_x0000_s1075" style="position:absolute;left:707;top:11691;width:2428;height:2390;visibility:visible;mso-wrap-style:square;v-text-anchor:middle" o:gfxdata="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" fillcolor="#4472c4 [3204]" strokecolor="#09101d [484]" strokeweight="1pt">
+                  <v:fill r:id="rId23" o:title="" color2="white [3212]" type="pattern"/>
                 </v:rect>
-                <v:group id="Group 1856405223" o:spid="_x0000_s1057" style="position:absolute;top:16537;width:3568;height:2310" coordorigin=",16537" coordsize="3568,2310" o:gfxdata="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">
-                  <v:shape id="TextBox 40" o:spid="_x0000_s1058" type="#_x0000_t202" style="position:absolute;top:16537;width:3568;height:2273;visibility:visible;mso-wrap-style:none;v-text-anchor:top" o:gfxdata="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" filled="f" stroked="f">
+                <v:group id="Group 1856405223" o:spid="_x0000_s1076" style="position:absolute;top:16537;width:3568;height:2310" coordorigin=",16537" coordsize="3568,2310" o:gfxdata="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">
+                  <v:shape id="TextBox 40" o:spid="_x0000_s1077" type="#_x0000_t202" style="position:absolute;top:16537;width:3568;height:2273;visibility:visible;mso-wrap-style:none;v-text-anchor:top" o:gfxdata="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" filled="f" stroked="f">
                     <v:textbox style="mso-fit-shape-to-text:t">
                       <w:txbxContent>
                         <w:p>
@@ -8137,11 +10600,11 @@
                       </w:txbxContent>
                     </v:textbox>
                   </v:shape>
-                  <v:rect id="Rectangle 1466577097" o:spid="_x0000_s1059" style="position:absolute;left:707;top:16539;width:2428;height:2308;visibility:visible;mso-wrap-style:square;v-text-anchor:middle" o:gfxdata="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" fillcolor="#4472c4 [3204]" strokecolor="#09101d [484]" strokeweight="1pt">
+                  <v:rect id="Rectangle 1466577097" o:spid="_x0000_s1078" style="position:absolute;left:707;top:16539;width:2428;height:2308;visibility:visible;mso-wrap-style:square;v-text-anchor:middle" o:gfxdata="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" fillcolor="#4472c4 [3204]" strokecolor="#09101d [484]" strokeweight="1pt">
                     <v:fill opacity="0"/>
                   </v:rect>
                 </v:group>
-                <v:shape id="TextBox 42" o:spid="_x0000_s1060" type="#_x0000_t202" style="position:absolute;left:3661;top:837;width:8630;height:3702;visibility:visible;mso-wrap-style:none;v-text-anchor:top" o:gfxdata="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" filled="f" stroked="f">
+                <v:shape id="TextBox 42" o:spid="_x0000_s1079" type="#_x0000_t202" style="position:absolute;left:3661;top:837;width:8630;height:3702;visibility:visible;mso-wrap-style:none;v-text-anchor:top" o:gfxdata="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" filled="f" stroked="f">
                   <v:textbox style="mso-fit-shape-to-text:t">
                     <w:txbxContent>
                       <w:p>
@@ -8189,7 +10652,7 @@
                     </w:txbxContent>
                   </v:textbox>
                 </v:shape>
-                <v:shape id="TextBox 43" o:spid="_x0000_s1061" type="#_x0000_t202" style="position:absolute;left:3697;top:5788;width:8204;height:3702;visibility:visible;mso-wrap-style:none;v-text-anchor:top" o:gfxdata="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" filled="f" stroked="f">
+                <v:shape id="TextBox 43" o:spid="_x0000_s1080" type="#_x0000_t202" style="position:absolute;left:3697;top:5788;width:8204;height:3702;visibility:visible;mso-wrap-style:none;v-text-anchor:top" o:gfxdata="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" filled="f" stroked="f">
                   <v:textbox style="mso-fit-shape-to-text:t">
                     <w:txbxContent>
                       <w:p>
@@ -8237,11 +10700,11 @@
                     </w:txbxContent>
                   </v:textbox>
                 </v:shape>
-                <v:shape id="Straight Arrow Connector 1862122375" o:spid="_x0000_s1062" type="#_x0000_t32" style="position:absolute;left:1921;top:20047;width:0;height:3031;flip:y;visibility:visible;mso-wrap-style:square" o:connectortype="straight" o:gfxdata="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" strokecolor="#4472c4 [3204]">
+                <v:shape id="Straight Arrow Connector 1862122375" o:spid="_x0000_s1081" type="#_x0000_t32" style="position:absolute;left:1921;top:20047;width:0;height:3031;flip:y;visibility:visible;mso-wrap-style:square" o:connectortype="straight" o:gfxdata="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" strokecolor="#4472c4 [3204]">
                   <v:stroke endarrow="block" joinstyle="miter"/>
                   <o:lock v:ext="edit" shapetype="f"/>
                 </v:shape>
-                <v:shape id="TextBox 46" o:spid="_x0000_s1063" type="#_x0000_t202" style="position:absolute;left:3842;top:11673;width:4724;height:2311;visibility:visible;mso-wrap-style:none;v-text-anchor:top" o:gfxdata="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" filled="f" stroked="f">
+                <v:shape id="TextBox 46" o:spid="_x0000_s1082" type="#_x0000_t202" style="position:absolute;left:3842;top:11673;width:4724;height:2311;visibility:visible;mso-wrap-style:none;v-text-anchor:top" o:gfxdata="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" filled="f" stroked="f">
                   <v:textbox style="mso-fit-shape-to-text:t">
                     <w:txbxContent>
                       <w:p>
@@ -8268,7 +10731,7 @@
                     </w:txbxContent>
                   </v:textbox>
                 </v:shape>
-                <v:shape id="TextBox 47" o:spid="_x0000_s1064" type="#_x0000_t202" style="position:absolute;left:3962;top:16496;width:6280;height:2311;visibility:visible;mso-wrap-style:none;v-text-anchor:top" o:gfxdata="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" filled="f" stroked="f">
+                <v:shape id="TextBox 47" o:spid="_x0000_s1083" type="#_x0000_t202" style="position:absolute;left:3962;top:16496;width:6280;height:2311;visibility:visible;mso-wrap-style:none;v-text-anchor:top" o:gfxdata="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" filled="f" stroked="f">
                   <v:textbox style="mso-fit-shape-to-text:t">
                     <w:txbxContent>
                       <w:p>
@@ -8295,7 +10758,7 @@
                     </w:txbxContent>
                   </v:textbox>
                 </v:shape>
-                <v:shape id="TextBox 48" o:spid="_x0000_s1065" type="#_x0000_t202" style="position:absolute;left:3842;top:19513;width:11963;height:3702;visibility:visible;mso-wrap-style:none;v-text-anchor:top" o:gfxdata="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" filled="f" stroked="f">
+                <v:shape id="TextBox 48" o:spid="_x0000_s1084" type="#_x0000_t202" style="position:absolute;left:3842;top:19513;width:11963;height:3702;visibility:visible;mso-wrap-style:none;v-text-anchor:top" o:gfxdata="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" filled="f" stroked="f">
                   <v:textbox style="mso-fit-shape-to-text:t">
                     <w:txbxContent>
                       <w:p>
@@ -9058,7 +11521,6 @@
         <w:rPr>
           <w:szCs w:val="20"/>
         </w:rPr>
-        <w:lastRenderedPageBreak/>
         <w:t xml:space="preserve">For some applications, it is not necessary to estimate the conditional posterior probability </w:t>
       </w:r>
       <m:oMath>
@@ -10113,7 +12575,14 @@
         <w:rPr>
           <w:szCs w:val="20"/>
         </w:rPr>
-        <w:t xml:space="preserve">RNNs provide a way of dealing with time sequential data that embodies correlations between data points that are close in the sequence. Figure brnn.1 shows a basic RNN architecture with a delay line and unfolded in time for two time steps. In this structure, the input vectors </w:t>
+        <w:t xml:space="preserve">RNNs provide a way of dealing with time sequential data that embodies correlations between data points that are close in the sequence. Figure brnn.1 shows a basic RNN architecture with a delay line and unfolded in time for two </w:t>
+      </w:r>
+      <w:r>
+        <w:rPr>
+          <w:szCs w:val="20"/>
+        </w:rPr>
+        <w:lastRenderedPageBreak/>
+        <w:t xml:space="preserve">time steps. In this structure, the input vectors </w:t>
       </w:r>
       <m:oMath>
         <m:sSub>
@@ -11795,7 +14264,6 @@
           <w:noProof/>
           <w:szCs w:val="20"/>
         </w:rPr>
-        <w:lastRenderedPageBreak/>
         <mc:AlternateContent>
           <mc:Choice Requires="wpg">
             <w:drawing>
@@ -14003,59 +16471,59 @@
           </mc:Choice>
           <mc:Fallback>
             <w:pict>
-              <v:group w14:anchorId="7AC67614" id="Group 96" o:spid="_x0000_s1066" style="position:absolute;margin-left:0;margin-top:.05pt;width:447.55pt;height:191.95pt;z-index:251662336" coordsize="56840,24380" o:gfxdata="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">
-                <v:rect id="Rectangle 943008521" o:spid="_x0000_s1067" style="position:absolute;left:36011;top:8257;width:2428;height:2390;visibility:visible;mso-wrap-style:square;v-text-anchor:middle" o:gfxdata="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" fillcolor="#4472c4 [3204]" strokecolor="#09101d [484]" strokeweight="1pt">
+              <v:group w14:anchorId="7AC67614" id="Group 96" o:spid="_x0000_s1085" style="position:absolute;margin-left:0;margin-top:.05pt;width:447.55pt;height:191.95pt;z-index:251662336" coordsize="56840,24380" o:gfxdata="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">
+                <v:rect id="Rectangle 943008521" o:spid="_x0000_s1086" style="position:absolute;left:36011;top:8257;width:2428;height:2390;visibility:visible;mso-wrap-style:square;v-text-anchor:middle" o:gfxdata="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" fillcolor="#4472c4 [3204]" strokecolor="#09101d [484]" strokeweight="1pt">
                   <v:fill opacity="20046f"/>
                 </v:rect>
-                <v:rect id="Rectangle 1179547249" o:spid="_x0000_s1068" style="position:absolute;left:34532;top:1366;width:2429;height:2390;visibility:visible;mso-wrap-style:square;v-text-anchor:middle" o:gfxdata="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" fillcolor="#4472c4 [3204]" strokecolor="#09101d [484]" strokeweight="1pt">
+                <v:rect id="Rectangle 1179547249" o:spid="_x0000_s1087" style="position:absolute;left:34532;top:1366;width:2429;height:2390;visibility:visible;mso-wrap-style:square;v-text-anchor:middle" o:gfxdata="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" fillcolor="#4472c4 [3204]" strokecolor="#09101d [484]" strokeweight="1pt">
                   <v:fill opacity="49858f"/>
                 </v:rect>
-                <v:rect id="Rectangle 1916537258" o:spid="_x0000_s1069" style="position:absolute;left:34532;top:17529;width:2429;height:2390;visibility:visible;mso-wrap-style:square;v-text-anchor:middle" o:gfxdata="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" fillcolor="#4472c4 [3204]" strokecolor="#09101d [484]" strokeweight="1pt">
-                  <v:fill r:id="rId13" o:title="" color2="white [3212]" type="pattern"/>
+                <v:rect id="Rectangle 1916537258" o:spid="_x0000_s1088" style="position:absolute;left:34532;top:17529;width:2429;height:2390;visibility:visible;mso-wrap-style:square;v-text-anchor:middle" o:gfxdata="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" fillcolor="#4472c4 [3204]" strokecolor="#09101d [484]" strokeweight="1pt">
+                  <v:fill r:id="rId23" o:title="" color2="white [3212]" type="pattern"/>
                 </v:rect>
-                <v:shape id="Straight Arrow Connector 1036554222" o:spid="_x0000_s1070" type="#_x0000_t32" style="position:absolute;left:35746;top:3756;width:1479;height:4501;flip:x y;visibility:visible;mso-wrap-style:square" o:connectortype="straight" o:gfxdata="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" strokecolor="#4472c4 [3204]">
+                <v:shape id="Straight Arrow Connector 1036554222" o:spid="_x0000_s1089" type="#_x0000_t32" style="position:absolute;left:35746;top:3756;width:1479;height:4501;flip:x y;visibility:visible;mso-wrap-style:square" o:connectortype="straight" o:gfxdata="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" strokecolor="#4472c4 [3204]">
                   <v:stroke endarrow="block" joinstyle="miter"/>
                   <o:lock v:ext="edit" shapetype="f"/>
                 </v:shape>
-                <v:shape id="Straight Arrow Connector 74656529" o:spid="_x0000_s1071" type="#_x0000_t32" style="position:absolute;left:35746;top:10647;width:1479;height:6882;flip:y;visibility:visible;mso-wrap-style:square" o:connectortype="straight" o:gfxdata="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" strokecolor="#4472c4 [3204]">
+                <v:shape id="Straight Arrow Connector 74656529" o:spid="_x0000_s1090" type="#_x0000_t32" style="position:absolute;left:35746;top:10647;width:1479;height:6882;flip:y;visibility:visible;mso-wrap-style:square" o:connectortype="straight" o:gfxdata="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" strokecolor="#4472c4 [3204]">
                   <v:stroke endarrow="block" joinstyle="miter"/>
                   <o:lock v:ext="edit" shapetype="f"/>
                 </v:shape>
-                <v:rect id="Rectangle 2070743048" o:spid="_x0000_s1072" style="position:absolute;left:50065;top:8257;width:2428;height:2390;visibility:visible;mso-wrap-style:square;v-text-anchor:middle" o:gfxdata="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" fillcolor="#4472c4 [3204]" strokecolor="#09101d [484]" strokeweight="1pt">
+                <v:rect id="Rectangle 2070743048" o:spid="_x0000_s1091" style="position:absolute;left:50065;top:8257;width:2428;height:2390;visibility:visible;mso-wrap-style:square;v-text-anchor:middle" o:gfxdata="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" fillcolor="#4472c4 [3204]" strokecolor="#09101d [484]" strokeweight="1pt">
                   <v:fill opacity="20046f"/>
                 </v:rect>
-                <v:rect id="Rectangle 399997567" o:spid="_x0000_s1073" style="position:absolute;left:49042;top:1419;width:2428;height:2390;visibility:visible;mso-wrap-style:square;v-text-anchor:middle" o:gfxdata="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" fillcolor="#4472c4 [3204]" strokecolor="#09101d [484]" strokeweight="1pt">
+                <v:rect id="Rectangle 399997567" o:spid="_x0000_s1092" style="position:absolute;left:49042;top:1419;width:2428;height:2390;visibility:visible;mso-wrap-style:square;v-text-anchor:middle" o:gfxdata="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" fillcolor="#4472c4 [3204]" strokecolor="#09101d [484]" strokeweight="1pt">
                   <v:fill opacity="49858f"/>
                 </v:rect>
-                <v:rect id="Rectangle 269461799" o:spid="_x0000_s1074" style="position:absolute;left:49042;top:17582;width:2428;height:2391;visibility:visible;mso-wrap-style:square;v-text-anchor:middle" o:gfxdata="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" fillcolor="#4472c4 [3204]" strokecolor="#09101d [484]" strokeweight="1pt">
-                  <v:fill r:id="rId13" o:title="" color2="white [3212]" type="pattern"/>
+                <v:rect id="Rectangle 269461799" o:spid="_x0000_s1093" style="position:absolute;left:49042;top:17582;width:2428;height:2391;visibility:visible;mso-wrap-style:square;v-text-anchor:middle" o:gfxdata="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" fillcolor="#4472c4 [3204]" strokecolor="#09101d [484]" strokeweight="1pt">
+                  <v:fill r:id="rId23" o:title="" color2="white [3212]" type="pattern"/>
                 </v:rect>
-                <v:shape id="Straight Arrow Connector 480952822" o:spid="_x0000_s1075" type="#_x0000_t32" style="position:absolute;left:50176;top:3795;width:1103;height:4462;flip:x y;visibility:visible;mso-wrap-style:square" o:connectortype="straight" o:gfxdata="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" strokecolor="#4472c4 [3204]">
+                <v:shape id="Straight Arrow Connector 480952822" o:spid="_x0000_s1094" type="#_x0000_t32" style="position:absolute;left:50176;top:3795;width:1103;height:4462;flip:x y;visibility:visible;mso-wrap-style:square" o:connectortype="straight" o:gfxdata="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" strokecolor="#4472c4 [3204]">
                   <v:stroke endarrow="block" joinstyle="miter"/>
                   <o:lock v:ext="edit" shapetype="f"/>
                 </v:shape>
-                <v:shape id="Straight Arrow Connector 699040977" o:spid="_x0000_s1076" type="#_x0000_t32" style="position:absolute;left:50175;top:10647;width:1104;height:6921;flip:y;visibility:visible;mso-wrap-style:square" o:connectortype="straight" o:gfxdata="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" strokecolor="#4472c4 [3204]">
+                <v:shape id="Straight Arrow Connector 699040977" o:spid="_x0000_s1095" type="#_x0000_t32" style="position:absolute;left:50175;top:10647;width:1104;height:6921;flip:y;visibility:visible;mso-wrap-style:square" o:connectortype="straight" o:gfxdata="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" strokecolor="#4472c4 [3204]">
                   <v:stroke endarrow="block" joinstyle="miter"/>
                   <o:lock v:ext="edit" shapetype="f"/>
                 </v:shape>
-                <v:shape id="Straight Arrow Connector 637644115" o:spid="_x0000_s1077" type="#_x0000_t32" style="position:absolute;left:38439;top:9429;width:11626;height:23;visibility:visible;mso-wrap-style:square" o:connectortype="straight" o:gfxdata="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" strokecolor="#4472c4 [3204]">
+                <v:shape id="Straight Arrow Connector 637644115" o:spid="_x0000_s1096" type="#_x0000_t32" style="position:absolute;left:38439;top:9429;width:11626;height:23;visibility:visible;mso-wrap-style:square" o:connectortype="straight" o:gfxdata="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" strokecolor="#4472c4 [3204]">
                   <v:stroke endarrow="block" joinstyle="miter"/>
                   <o:lock v:ext="edit" shapetype="f"/>
                 </v:shape>
-                <v:shape id="Straight Arrow Connector 1049865799" o:spid="_x0000_s1078" type="#_x0000_t32" style="position:absolute;left:24682;top:9452;width:11329;height:0;visibility:visible;mso-wrap-style:square" o:connectortype="straight" o:gfxdata="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" strokecolor="#4472c4 [3204]">
+                <v:shape id="Straight Arrow Connector 1049865799" o:spid="_x0000_s1097" type="#_x0000_t32" style="position:absolute;left:24682;top:9452;width:11329;height:0;visibility:visible;mso-wrap-style:square" o:connectortype="straight" o:gfxdata="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" strokecolor="#4472c4 [3204]">
                   <v:stroke endarrow="block" joinstyle="miter"/>
                   <o:lock v:ext="edit" shapetype="f"/>
                 </v:shape>
-                <v:shape id="Straight Arrow Connector 1187636598" o:spid="_x0000_s1079" type="#_x0000_t32" style="position:absolute;left:52345;top:9460;width:4495;height:70;visibility:visible;mso-wrap-style:square" o:connectortype="straight" o:gfxdata="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" strokecolor="#4472c4 [3204]">
+                <v:shape id="Straight Arrow Connector 1187636598" o:spid="_x0000_s1098" type="#_x0000_t32" style="position:absolute;left:52345;top:9460;width:4495;height:70;visibility:visible;mso-wrap-style:square" o:connectortype="straight" o:gfxdata="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" strokecolor="#4472c4 [3204]">
                   <v:stroke endarrow="block" joinstyle="miter"/>
                 </v:shape>
-                <v:rect id="Rectangle 754840067" o:spid="_x0000_s1080" style="position:absolute;left:31164;top:6;width:9273;height:22127;visibility:visible;mso-wrap-style:square;v-text-anchor:middle" o:gfxdata="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" fillcolor="#4472c4 [3204]" strokecolor="#09101d [484]">
+                <v:rect id="Rectangle 754840067" o:spid="_x0000_s1099" style="position:absolute;left:31164;top:6;width:9273;height:22127;visibility:visible;mso-wrap-style:square;v-text-anchor:middle" o:gfxdata="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" fillcolor="#4472c4 [3204]" strokecolor="#09101d [484]">
                   <v:fill opacity="8481f"/>
                 </v:rect>
-                <v:rect id="Rectangle 569604668" o:spid="_x0000_s1081" style="position:absolute;left:45509;top:128;width:9274;height:22127;visibility:visible;mso-wrap-style:square;v-text-anchor:middle" o:gfxdata="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" fillcolor="#4472c4 [3204]" strokecolor="#09101d [484]">
+                <v:rect id="Rectangle 569604668" o:spid="_x0000_s1100" style="position:absolute;left:45509;top:128;width:9274;height:22127;visibility:visible;mso-wrap-style:square;v-text-anchor:middle" o:gfxdata="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" fillcolor="#4472c4 [3204]" strokecolor="#09101d [484]">
                   <v:fill opacity="8481f"/>
                 </v:rect>
-                <v:shape id="TextBox 27" o:spid="_x0000_s1082" type="#_x0000_t202" style="position:absolute;left:34463;top:22126;width:2312;height:2254;visibility:visible;mso-wrap-style:none;v-text-anchor:top" o:gfxdata="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" filled="f" stroked="f">
+                <v:shape id="TextBox 27" o:spid="_x0000_s1101" type="#_x0000_t202" style="position:absolute;left:34463;top:22126;width:2312;height:2254;visibility:visible;mso-wrap-style:none;v-text-anchor:top" o:gfxdata="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" filled="f" stroked="f">
                   <v:textbox style="mso-fit-shape-to-text:t">
                     <w:txbxContent>
                       <w:p>
@@ -14091,7 +16559,7 @@
                     </w:txbxContent>
                   </v:textbox>
                 </v:shape>
-                <v:shape id="TextBox 28" o:spid="_x0000_s1083" type="#_x0000_t202" style="position:absolute;left:48124;top:22126;width:4306;height:2254;visibility:visible;mso-wrap-style:none;v-text-anchor:top" o:gfxdata="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" filled="f" stroked="f">
+                <v:shape id="TextBox 28" o:spid="_x0000_s1102" type="#_x0000_t202" style="position:absolute;left:48124;top:22126;width:4306;height:2254;visibility:visible;mso-wrap-style:none;v-text-anchor:top" o:gfxdata="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" filled="f" stroked="f">
                   <v:textbox style="mso-fit-shape-to-text:t">
                     <w:txbxContent>
                       <w:p>
@@ -14127,16 +16595,16 @@
                     </w:txbxContent>
                   </v:textbox>
                 </v:shape>
-                <v:rect id="Rectangle 1510519866" o:spid="_x0000_s1084" style="position:absolute;top:1909;width:2428;height:2391;visibility:visible;mso-wrap-style:square;v-text-anchor:middle" o:gfxdata="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" fillcolor="#4472c4 [3204]" strokecolor="#09101d [484]" strokeweight="1pt">
+                <v:rect id="Rectangle 1510519866" o:spid="_x0000_s1103" style="position:absolute;top:1909;width:2428;height:2391;visibility:visible;mso-wrap-style:square;v-text-anchor:middle" o:gfxdata="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" fillcolor="#4472c4 [3204]" strokecolor="#09101d [484]" strokeweight="1pt">
                   <v:fill opacity="49858f"/>
                 </v:rect>
-                <v:rect id="Rectangle 2059530623" o:spid="_x0000_s1085" style="position:absolute;top:6861;width:2428;height:2390;visibility:visible;mso-wrap-style:square;v-text-anchor:middle" o:gfxdata="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" fillcolor="#4472c4 [3204]" strokecolor="#09101d [484]" strokeweight="1pt">
+                <v:rect id="Rectangle 2059530623" o:spid="_x0000_s1104" style="position:absolute;top:6861;width:2428;height:2390;visibility:visible;mso-wrap-style:square;v-text-anchor:middle" o:gfxdata="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" fillcolor="#4472c4 [3204]" strokecolor="#09101d [484]" strokeweight="1pt">
                   <v:fill opacity="20046f"/>
                 </v:rect>
-                <v:rect id="Rectangle 1715712158" o:spid="_x0000_s1086" style="position:absolute;top:12111;width:2428;height:2391;visibility:visible;mso-wrap-style:square;v-text-anchor:middle" o:gfxdata="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" fillcolor="#4472c4 [3204]" strokecolor="#09101d [484]" strokeweight="1pt">
-                  <v:fill r:id="rId13" o:title="" color2="white [3212]" type="pattern"/>
+                <v:rect id="Rectangle 1715712158" o:spid="_x0000_s1105" style="position:absolute;top:12111;width:2428;height:2391;visibility:visible;mso-wrap-style:square;v-text-anchor:middle" o:gfxdata="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" fillcolor="#4472c4 [3204]" strokecolor="#09101d [484]" strokeweight="1pt">
+                  <v:fill r:id="rId23" o:title="" color2="white [3212]" type="pattern"/>
                 </v:rect>
-                <v:shape id="TextBox 33" o:spid="_x0000_s1087" type="#_x0000_t202" style="position:absolute;left:2954;top:1258;width:8630;height:3702;visibility:visible;mso-wrap-style:none;v-text-anchor:top" o:gfxdata="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" filled="f" stroked="f">
+                <v:shape id="TextBox 33" o:spid="_x0000_s1106" type="#_x0000_t202" style="position:absolute;left:2954;top:1258;width:8630;height:3702;visibility:visible;mso-wrap-style:none;v-text-anchor:top" o:gfxdata="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" filled="f" stroked="f">
                   <v:textbox style="mso-fit-shape-to-text:t">
                     <w:txbxContent>
                       <w:p>
@@ -14184,7 +16652,7 @@
                     </w:txbxContent>
                   </v:textbox>
                 </v:shape>
-                <v:shape id="TextBox 34" o:spid="_x0000_s1088" type="#_x0000_t202" style="position:absolute;left:2990;top:6209;width:8205;height:3702;visibility:visible;mso-wrap-style:none;v-text-anchor:top" o:gfxdata="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" filled="f" stroked="f">
+                <v:shape id="TextBox 34" o:spid="_x0000_s1107" type="#_x0000_t202" style="position:absolute;left:2990;top:6209;width:8205;height:3702;visibility:visible;mso-wrap-style:none;v-text-anchor:top" o:gfxdata="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" filled="f" stroked="f">
                   <v:textbox style="mso-fit-shape-to-text:t">
                     <w:txbxContent>
                       <w:p>
@@ -14232,11 +16700,11 @@
                     </w:txbxContent>
                   </v:textbox>
                 </v:shape>
-                <v:shape id="Straight Arrow Connector 582317261" o:spid="_x0000_s1089" type="#_x0000_t32" style="position:absolute;left:1079;top:16757;width:0;height:3031;flip:y;visibility:visible;mso-wrap-style:square" o:connectortype="straight" o:gfxdata="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" strokecolor="#4472c4 [3204]">
+                <v:shape id="Straight Arrow Connector 582317261" o:spid="_x0000_s1108" type="#_x0000_t32" style="position:absolute;left:1079;top:16757;width:0;height:3031;flip:y;visibility:visible;mso-wrap-style:square" o:connectortype="straight" o:gfxdata="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" strokecolor="#4472c4 [3204]">
                   <v:stroke endarrow="block" joinstyle="miter"/>
                   <o:lock v:ext="edit" shapetype="f"/>
                 </v:shape>
-                <v:shape id="TextBox 36" o:spid="_x0000_s1090" type="#_x0000_t202" style="position:absolute;left:3135;top:12093;width:4724;height:2312;visibility:visible;mso-wrap-style:none;v-text-anchor:top" o:gfxdata="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" filled="f" stroked="f">
+                <v:shape id="TextBox 36" o:spid="_x0000_s1109" type="#_x0000_t202" style="position:absolute;left:3135;top:12093;width:4724;height:2312;visibility:visible;mso-wrap-style:none;v-text-anchor:top" o:gfxdata="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" filled="f" stroked="f">
                   <v:textbox style="mso-fit-shape-to-text:t">
                     <w:txbxContent>
                       <w:p>
@@ -14263,7 +16731,7 @@
                     </w:txbxContent>
                   </v:textbox>
                 </v:shape>
-                <v:shape id="TextBox 38" o:spid="_x0000_s1091" type="#_x0000_t202" style="position:absolute;left:3000;top:16224;width:11963;height:3702;visibility:visible;mso-wrap-style:none;v-text-anchor:top" o:gfxdata="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" filled="f" stroked="f">
+                <v:shape id="TextBox 38" o:spid="_x0000_s1110" type="#_x0000_t202" style="position:absolute;left:3000;top:16224;width:11963;height:3702;visibility:visible;mso-wrap-style:none;v-text-anchor:top" o:gfxdata="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" filled="f" stroked="f">
                   <v:textbox style="mso-fit-shape-to-text:t">
                     <w:txbxContent>
                       <w:p>
@@ -14311,69 +16779,69 @@
                     </w:txbxContent>
                   </v:textbox>
                 </v:shape>
-                <v:rect id="Rectangle 45473780" o:spid="_x0000_s1092" style="position:absolute;left:33562;top:11192;width:2428;height:2390;visibility:visible;mso-wrap-style:square;v-text-anchor:middle" o:gfxdata="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" fillcolor="#4472c4 [3204]" strokecolor="#09101d [484]" strokeweight="1pt">
+                <v:rect id="Rectangle 45473780" o:spid="_x0000_s1111" style="position:absolute;left:33562;top:11192;width:2428;height:2390;visibility:visible;mso-wrap-style:square;v-text-anchor:middle" o:gfxdata="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" fillcolor="#4472c4 [3204]" strokecolor="#09101d [484]" strokeweight="1pt">
                   <v:fill opacity="20046f"/>
                 </v:rect>
-                <v:rect id="Rectangle 1572388116" o:spid="_x0000_s1093" style="position:absolute;left:47718;top:11192;width:2428;height:2390;visibility:visible;mso-wrap-style:square;v-text-anchor:middle" o:gfxdata="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" fillcolor="#4472c4 [3204]" strokecolor="#09101d [484]" strokeweight="1pt">
+                <v:rect id="Rectangle 1572388116" o:spid="_x0000_s1112" style="position:absolute;left:47718;top:11192;width:2428;height:2390;visibility:visible;mso-wrap-style:square;v-text-anchor:middle" o:gfxdata="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" fillcolor="#4472c4 [3204]" strokecolor="#09101d [484]" strokeweight="1pt">
                   <v:fill opacity="20046f"/>
                 </v:rect>
-                <v:shape id="Straight Arrow Connector 1096740150" o:spid="_x0000_s1094" type="#_x0000_t32" style="position:absolute;left:34776;top:3756;width:970;height:7436;flip:y;visibility:visible;mso-wrap-style:square" o:connectortype="straight" o:gfxdata="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" strokecolor="#4472c4 [3204]">
+                <v:shape id="Straight Arrow Connector 1096740150" o:spid="_x0000_s1113" type="#_x0000_t32" style="position:absolute;left:34776;top:3756;width:970;height:7436;flip:y;visibility:visible;mso-wrap-style:square" o:connectortype="straight" o:gfxdata="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" strokecolor="#4472c4 [3204]">
                   <v:stroke endarrow="block" joinstyle="miter"/>
                   <o:lock v:ext="edit" shapetype="f"/>
                 </v:shape>
-                <v:shape id="Straight Arrow Connector 945526743" o:spid="_x0000_s1095" type="#_x0000_t32" style="position:absolute;left:34776;top:13582;width:970;height:3947;flip:x y;visibility:visible;mso-wrap-style:square" o:connectortype="straight" o:gfxdata="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" strokecolor="#4472c4 [3204]">
+                <v:shape id="Straight Arrow Connector 945526743" o:spid="_x0000_s1114" type="#_x0000_t32" style="position:absolute;left:34776;top:13582;width:970;height:3947;flip:x y;visibility:visible;mso-wrap-style:square" o:connectortype="straight" o:gfxdata="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" strokecolor="#4472c4 [3204]">
                   <v:stroke endarrow="block" joinstyle="miter"/>
                   <o:lock v:ext="edit" shapetype="f"/>
                 </v:shape>
-                <v:shape id="Straight Arrow Connector 749850670" o:spid="_x0000_s1096" type="#_x0000_t32" style="position:absolute;left:48932;top:3756;width:1317;height:7436;flip:y;visibility:visible;mso-wrap-style:square" o:connectortype="straight" o:gfxdata="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" strokecolor="#4472c4 [3204]">
+                <v:shape id="Straight Arrow Connector 749850670" o:spid="_x0000_s1115" type="#_x0000_t32" style="position:absolute;left:48932;top:3756;width:1317;height:7436;flip:y;visibility:visible;mso-wrap-style:square" o:connectortype="straight" o:gfxdata="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" strokecolor="#4472c4 [3204]">
                   <v:stroke endarrow="block" joinstyle="miter"/>
                   <o:lock v:ext="edit" shapetype="f"/>
                 </v:shape>
-                <v:shape id="Straight Arrow Connector 327070631" o:spid="_x0000_s1097" type="#_x0000_t32" style="position:absolute;left:48932;top:13582;width:1317;height:3947;flip:x y;visibility:visible;mso-wrap-style:square" o:connectortype="straight" o:gfxdata="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" strokecolor="#4472c4 [3204]">
+                <v:shape id="Straight Arrow Connector 327070631" o:spid="_x0000_s1116" type="#_x0000_t32" style="position:absolute;left:48932;top:13582;width:1317;height:3947;flip:x y;visibility:visible;mso-wrap-style:square" o:connectortype="straight" o:gfxdata="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" strokecolor="#4472c4 [3204]">
                   <v:stroke endarrow="block" joinstyle="miter"/>
                   <o:lock v:ext="edit" shapetype="f"/>
                 </v:shape>
-                <v:shape id="Straight Arrow Connector 1733705067" o:spid="_x0000_s1098" type="#_x0000_t32" style="position:absolute;left:35990;top:12387;width:11728;height:0;visibility:visible;mso-wrap-style:square" o:connectortype="straight" o:gfxdata="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" strokecolor="#4472c4 [3204]">
+                <v:shape id="Straight Arrow Connector 1733705067" o:spid="_x0000_s1117" type="#_x0000_t32" style="position:absolute;left:35990;top:12387;width:11728;height:0;visibility:visible;mso-wrap-style:square" o:connectortype="straight" o:gfxdata="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" strokecolor="#4472c4 [3204]">
                   <v:stroke startarrow="block" joinstyle="miter"/>
                   <o:lock v:ext="edit" shapetype="f"/>
                 </v:shape>
-                <v:rect id="Rectangle 126441401" o:spid="_x0000_s1099" style="position:absolute;left:22254;top:8257;width:2428;height:2390;visibility:visible;mso-wrap-style:square;v-text-anchor:middle" o:gfxdata="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" fillcolor="#4472c4 [3204]" strokecolor="#09101d [484]" strokeweight="1pt">
+                <v:rect id="Rectangle 126441401" o:spid="_x0000_s1118" style="position:absolute;left:22254;top:8257;width:2428;height:2390;visibility:visible;mso-wrap-style:square;v-text-anchor:middle" o:gfxdata="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" fillcolor="#4472c4 [3204]" strokecolor="#09101d [484]" strokeweight="1pt">
                   <v:fill opacity="20046f"/>
                 </v:rect>
-                <v:rect id="Rectangle 1937676769" o:spid="_x0000_s1100" style="position:absolute;left:20775;top:1366;width:2428;height:2390;visibility:visible;mso-wrap-style:square;v-text-anchor:middle" o:gfxdata="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" fillcolor="#4472c4 [3204]" strokecolor="#09101d [484]" strokeweight="1pt">
+                <v:rect id="Rectangle 1937676769" o:spid="_x0000_s1119" style="position:absolute;left:20775;top:1366;width:2428;height:2390;visibility:visible;mso-wrap-style:square;v-text-anchor:middle" o:gfxdata="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" fillcolor="#4472c4 [3204]" strokecolor="#09101d [484]" strokeweight="1pt">
                   <v:fill opacity="49858f"/>
                 </v:rect>
-                <v:rect id="Rectangle 602303398" o:spid="_x0000_s1101" style="position:absolute;left:20775;top:17529;width:2428;height:2390;visibility:visible;mso-wrap-style:square;v-text-anchor:middle" o:gfxdata="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" fillcolor="#4472c4 [3204]" strokecolor="#09101d [484]" strokeweight="1pt">
-                  <v:fill r:id="rId13" o:title="" color2="white [3212]" type="pattern"/>
+                <v:rect id="Rectangle 602303398" o:spid="_x0000_s1120" style="position:absolute;left:20775;top:17529;width:2428;height:2390;visibility:visible;mso-wrap-style:square;v-text-anchor:middle" o:gfxdata="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" fillcolor="#4472c4 [3204]" strokecolor="#09101d [484]" strokeweight="1pt">
+                  <v:fill r:id="rId23" o:title="" color2="white [3212]" type="pattern"/>
                 </v:rect>
-                <v:shape id="Straight Arrow Connector 1409305261" o:spid="_x0000_s1102" type="#_x0000_t32" style="position:absolute;left:21989;top:3756;width:1479;height:4501;flip:x y;visibility:visible;mso-wrap-style:square" o:connectortype="straight" o:gfxdata="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" strokecolor="#4472c4 [3204]">
+                <v:shape id="Straight Arrow Connector 1409305261" o:spid="_x0000_s1121" type="#_x0000_t32" style="position:absolute;left:21989;top:3756;width:1479;height:4501;flip:x y;visibility:visible;mso-wrap-style:square" o:connectortype="straight" o:gfxdata="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" strokecolor="#4472c4 [3204]">
                   <v:stroke endarrow="block" joinstyle="miter"/>
                   <o:lock v:ext="edit" shapetype="f"/>
                 </v:shape>
-                <v:shape id="Straight Arrow Connector 2049855081" o:spid="_x0000_s1103" type="#_x0000_t32" style="position:absolute;left:21989;top:10647;width:1479;height:6882;flip:y;visibility:visible;mso-wrap-style:square" o:connectortype="straight" o:gfxdata="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" strokecolor="#4472c4 [3204]">
+                <v:shape id="Straight Arrow Connector 2049855081" o:spid="_x0000_s1122" type="#_x0000_t32" style="position:absolute;left:21989;top:10647;width:1479;height:6882;flip:y;visibility:visible;mso-wrap-style:square" o:connectortype="straight" o:gfxdata="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" strokecolor="#4472c4 [3204]">
                   <v:stroke endarrow="block" joinstyle="miter"/>
                   <o:lock v:ext="edit" shapetype="f"/>
                 </v:shape>
-                <v:shape id="Straight Arrow Connector 1990601323" o:spid="_x0000_s1104" type="#_x0000_t32" style="position:absolute;left:13819;top:9417;width:8435;height:35;visibility:visible;mso-wrap-style:square" o:connectortype="straight" o:gfxdata="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" strokecolor="#4472c4 [3204]">
+                <v:shape id="Straight Arrow Connector 1990601323" o:spid="_x0000_s1123" type="#_x0000_t32" style="position:absolute;left:13819;top:9417;width:8435;height:35;visibility:visible;mso-wrap-style:square" o:connectortype="straight" o:gfxdata="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" strokecolor="#4472c4 [3204]">
                   <v:stroke endarrow="block" joinstyle="miter"/>
                   <o:lock v:ext="edit" shapetype="f"/>
                 </v:shape>
-                <v:rect id="Rectangle 574805392" o:spid="_x0000_s1105" style="position:absolute;left:19805;top:11192;width:2428;height:2390;visibility:visible;mso-wrap-style:square;v-text-anchor:middle" o:gfxdata="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" fillcolor="#4472c4 [3204]" strokecolor="#09101d [484]" strokeweight="1pt">
+                <v:rect id="Rectangle 574805392" o:spid="_x0000_s1124" style="position:absolute;left:19805;top:11192;width:2428;height:2390;visibility:visible;mso-wrap-style:square;v-text-anchor:middle" o:gfxdata="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" fillcolor="#4472c4 [3204]" strokecolor="#09101d [484]" strokeweight="1pt">
                   <v:fill opacity="20046f"/>
                 </v:rect>
-                <v:shape id="Straight Arrow Connector 979724369" o:spid="_x0000_s1106" type="#_x0000_t32" style="position:absolute;left:21019;top:3756;width:970;height:7436;flip:y;visibility:visible;mso-wrap-style:square" o:connectortype="straight" o:gfxdata="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" strokecolor="#4472c4 [3204]">
+                <v:shape id="Straight Arrow Connector 979724369" o:spid="_x0000_s1125" type="#_x0000_t32" style="position:absolute;left:21019;top:3756;width:970;height:7436;flip:y;visibility:visible;mso-wrap-style:square" o:connectortype="straight" o:gfxdata="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" strokecolor="#4472c4 [3204]">
                   <v:stroke endarrow="block" joinstyle="miter"/>
                   <o:lock v:ext="edit" shapetype="f"/>
                 </v:shape>
-                <v:shape id="Straight Arrow Connector 1313808244" o:spid="_x0000_s1107" type="#_x0000_t32" style="position:absolute;left:21019;top:13582;width:970;height:3947;flip:x y;visibility:visible;mso-wrap-style:square" o:connectortype="straight" o:gfxdata="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" strokecolor="#4472c4 [3204]">
+                <v:shape id="Straight Arrow Connector 1313808244" o:spid="_x0000_s1126" type="#_x0000_t32" style="position:absolute;left:21019;top:13582;width:970;height:3947;flip:x y;visibility:visible;mso-wrap-style:square" o:connectortype="straight" o:gfxdata="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" strokecolor="#4472c4 [3204]">
                   <v:stroke endarrow="block" joinstyle="miter"/>
                   <o:lock v:ext="edit" shapetype="f"/>
                 </v:shape>
-                <v:shape id="Straight Arrow Connector 631565266" o:spid="_x0000_s1108" type="#_x0000_t32" style="position:absolute;left:22192;top:12360;width:11370;height:27;visibility:visible;mso-wrap-style:square" o:connectortype="straight" o:gfxdata="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" strokecolor="#4472c4 [3204]">
+                <v:shape id="Straight Arrow Connector 631565266" o:spid="_x0000_s1127" type="#_x0000_t32" style="position:absolute;left:22192;top:12360;width:11370;height:27;visibility:visible;mso-wrap-style:square" o:connectortype="straight" o:gfxdata="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" strokecolor="#4472c4 [3204]">
                   <v:stroke startarrow="block" joinstyle="miter"/>
                   <o:lock v:ext="edit" shapetype="f"/>
                 </v:shape>
-                <v:shape id="TextBox 84" o:spid="_x0000_s1109" type="#_x0000_t202" style="position:absolute;left:19899;top:22027;width:4305;height:2254;visibility:visible;mso-wrap-style:none;v-text-anchor:top" o:gfxdata="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" filled="f" stroked="f">
+                <v:shape id="TextBox 84" o:spid="_x0000_s1128" type="#_x0000_t202" style="position:absolute;left:19899;top:22027;width:4305;height:2254;visibility:visible;mso-wrap-style:none;v-text-anchor:top" o:gfxdata="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" filled="f" stroked="f">
                   <v:textbox style="mso-fit-shape-to-text:t">
                     <w:txbxContent>
                       <w:p>
@@ -14409,18 +16877,18 @@
                     </w:txbxContent>
                   </v:textbox>
                 </v:shape>
-                <v:rect id="Rectangle 1566533532" o:spid="_x0000_s1110" style="position:absolute;left:17364;width:9273;height:22126;visibility:visible;mso-wrap-style:square;v-text-anchor:middle" o:gfxdata="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" fillcolor="#4472c4 [3204]" strokecolor="#09101d [484]">
+                <v:rect id="Rectangle 1566533532" o:spid="_x0000_s1129" style="position:absolute;left:17364;width:9273;height:22126;visibility:visible;mso-wrap-style:square;v-text-anchor:middle" o:gfxdata="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" fillcolor="#4472c4 [3204]" strokecolor="#09101d [484]">
                   <v:fill opacity="8481f"/>
                 </v:rect>
-                <v:shape id="Straight Arrow Connector 608477399" o:spid="_x0000_s1111" type="#_x0000_t32" style="position:absolute;left:50249;top:12354;width:6591;height:130;visibility:visible;mso-wrap-style:square" o:connectortype="straight" o:gfxdata="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" strokecolor="#4472c4 [3204]">
+                <v:shape id="Straight Arrow Connector 608477399" o:spid="_x0000_s1130" type="#_x0000_t32" style="position:absolute;left:50249;top:12354;width:6591;height:130;visibility:visible;mso-wrap-style:square" o:connectortype="straight" o:gfxdata="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" strokecolor="#4472c4 [3204]">
                   <v:stroke startarrow="block" joinstyle="miter"/>
                   <o:lock v:ext="edit" shapetype="f"/>
                 </v:shape>
-                <v:shape id="Straight Arrow Connector 1804943937" o:spid="_x0000_s1112" type="#_x0000_t32" style="position:absolute;left:13119;top:12484;width:6631;height:0;visibility:visible;mso-wrap-style:square" o:connectortype="straight" o:gfxdata="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" strokecolor="#4472c4 [3204]">
+                <v:shape id="Straight Arrow Connector 1804943937" o:spid="_x0000_s1131" type="#_x0000_t32" style="position:absolute;left:13119;top:12484;width:6631;height:0;visibility:visible;mso-wrap-style:square" o:connectortype="straight" o:gfxdata="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" strokecolor="#4472c4 [3204]">
                   <v:stroke startarrow="block" joinstyle="miter"/>
                   <o:lock v:ext="edit" shapetype="f"/>
                 </v:shape>
-                <v:shape id="TextBox 94" o:spid="_x0000_s1113" type="#_x0000_t202" style="position:absolute;left:12487;top:5801;width:5543;height:3702;visibility:visible;mso-wrap-style:none;v-text-anchor:top" o:gfxdata="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" filled="f" stroked="f">
+                <v:shape id="TextBox 94" o:spid="_x0000_s1132" type="#_x0000_t202" style="position:absolute;left:12487;top:5801;width:5543;height:3702;visibility:visible;mso-wrap-style:none;v-text-anchor:top" o:gfxdata="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" filled="f" stroked="f">
                   <v:textbox style="mso-fit-shape-to-text:t">
                     <w:txbxContent>
                       <w:p>
@@ -14468,7 +16936,7 @@
                     </w:txbxContent>
                   </v:textbox>
                 </v:shape>
-                <v:shape id="TextBox 95" o:spid="_x0000_s1114" type="#_x0000_t202" style="position:absolute;left:11244;top:12545;width:6344;height:3702;visibility:visible;mso-wrap-style:none;v-text-anchor:top" o:gfxdata="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" filled="f" stroked="f">
+                <v:shape id="TextBox 95" o:spid="_x0000_s1133" type="#_x0000_t202" style="position:absolute;left:11244;top:12545;width:6344;height:3702;visibility:visible;mso-wrap-style:none;v-text-anchor:top" o:gfxdata="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" filled="f" stroked="f">
                   <v:textbox style="mso-fit-shape-to-text:t">
                     <w:txbxContent>
                       <w:p>
@@ -14752,7 +17220,7 @@
         </w:rPr>
         <w:t xml:space="preserve"> In </w:t>
       </w:r>
-      <w:hyperlink r:id="rId14" w:history="1">
+      <w:hyperlink r:id="rId24" w:history="1">
         <w:r>
           <w:rPr>
             <w:rStyle w:val="Hyperlink"/>
@@ -14836,7 +17304,6 @@
           <w:noProof/>
           <w:szCs w:val="20"/>
         </w:rPr>
-        <w:lastRenderedPageBreak/>
         <w:drawing>
           <wp:anchor distT="0" distB="0" distL="114300" distR="114300" simplePos="0" relativeHeight="251658240" behindDoc="0" locked="0" layoutInCell="1" allowOverlap="1" wp14:anchorId="5B5C6299" wp14:editId="138CDA5A">
             <wp:simplePos x="0" y="0"/>
@@ -14861,7 +17328,7 @@
                     <pic:cNvPicPr/>
                   </pic:nvPicPr>
                   <pic:blipFill>
-                    <a:blip r:embed="rId15" cstate="print">
+                    <a:blip r:embed="rId25" cstate="print">
                       <a:extLst>
                         <a:ext uri="{28A0092B-C50C-407E-A947-70E740481C1C}">
                           <a14:useLocalDpi xmlns:a14="http://schemas.microsoft.com/office/drawing/2010/main" val="0"/>
@@ -14956,7 +17423,7 @@
         </w:rPr>
         <w:t xml:space="preserve">To further understand the connections, the authors of </w:t>
       </w:r>
-      <w:hyperlink r:id="rId16" w:history="1">
+      <w:hyperlink r:id="rId26" w:history="1">
         <w:r>
           <w:rPr>
             <w:rStyle w:val="Hyperlink"/>
@@ -15089,7 +17556,7 @@
         </w:rPr>
         <w:t xml:space="preserve">[1] </w:t>
       </w:r>
-      <w:hyperlink r:id="rId17" w:history="1">
+      <w:hyperlink r:id="rId27" w:history="1">
         <w:r>
           <w:rPr>
             <w:rStyle w:val="Hyperlink"/>
@@ -15132,7 +17599,7 @@
         </w:rPr>
         <w:t xml:space="preserve">[2] </w:t>
       </w:r>
-      <w:hyperlink r:id="rId18" w:history="1">
+      <w:hyperlink r:id="rId28" w:history="1">
         <w:r>
           <w:rPr>
             <w:rStyle w:val="Hyperlink"/>
@@ -15157,7 +17624,7 @@
         </w:rPr>
         <w:t xml:space="preserve">[3] </w:t>
       </w:r>
-      <w:hyperlink r:id="rId19" w:history="1">
+      <w:hyperlink r:id="rId29" w:history="1">
         <w:r>
           <w:rPr>
             <w:rStyle w:val="Hyperlink"/>
@@ -15200,7 +17667,7 @@
         </w:rPr>
         <w:t xml:space="preserve">] </w:t>
       </w:r>
-      <w:hyperlink r:id="rId20" w:history="1">
+      <w:hyperlink r:id="rId30" w:history="1">
         <w:r>
           <w:rPr>
             <w:rStyle w:val="Hyperlink"/>
@@ -15244,7 +17711,7 @@
         </w:rPr>
         <w:t xml:space="preserve">] </w:t>
       </w:r>
-      <w:hyperlink r:id="rId21" w:history="1">
+      <w:hyperlink r:id="rId31" w:history="1">
         <w:r>
           <w:rPr>
             <w:rStyle w:val="Hyperlink"/>
@@ -15344,7 +17811,7 @@
         </w:rPr>
         <w:t xml:space="preserve">] </w:t>
       </w:r>
-      <w:hyperlink r:id="rId22" w:history="1">
+      <w:hyperlink r:id="rId32" w:history="1">
         <w:r>
           <w:rPr>
             <w:rStyle w:val="Hyperlink"/>
@@ -15383,7 +17850,7 @@
         </w:rPr>
         <w:t xml:space="preserve">] </w:t>
       </w:r>
-      <w:hyperlink r:id="rId23" w:history="1">
+      <w:hyperlink r:id="rId33" w:history="1">
         <w:r>
           <w:rPr>
             <w:rStyle w:val="Hyperlink"/>
@@ -15494,7 +17961,7 @@
         </w:rPr>
         <w:t xml:space="preserve">] </w:t>
       </w:r>
-      <w:hyperlink r:id="rId24" w:history="1">
+      <w:hyperlink r:id="rId34" w:history="1">
         <w:r>
           <w:rPr>
             <w:rStyle w:val="Hyperlink"/>
@@ -15587,7 +18054,7 @@
         </w:rPr>
         <w:t xml:space="preserve">] </w:t>
       </w:r>
-      <w:hyperlink r:id="rId25" w:history="1">
+      <w:hyperlink r:id="rId35" w:history="1">
         <w:r>
           <w:rPr>
             <w:rStyle w:val="Hyperlink"/>
@@ -15660,7 +18127,7 @@
         </w:rPr>
         <w:t xml:space="preserve">] </w:t>
       </w:r>
-      <w:hyperlink r:id="rId26" w:history="1">
+      <w:hyperlink r:id="rId36" w:history="1">
         <w:r>
           <w:rPr>
             <w:rStyle w:val="Hyperlink"/>
@@ -15699,7 +18166,7 @@
         </w:rPr>
         <w:t xml:space="preserve">] </w:t>
       </w:r>
-      <w:hyperlink r:id="rId27" w:history="1">
+      <w:hyperlink r:id="rId37" w:history="1">
         <w:r>
           <w:rPr>
             <w:rStyle w:val="Hyperlink"/>
@@ -15738,7 +18205,7 @@
         </w:rPr>
         <w:t xml:space="preserve">] </w:t>
       </w:r>
-      <w:hyperlink r:id="rId28" w:history="1">
+      <w:hyperlink r:id="rId38" w:history="1">
         <w:r>
           <w:rPr>
             <w:rStyle w:val="Hyperlink"/>
@@ -15777,7 +18244,7 @@
         </w:rPr>
         <w:t xml:space="preserve">] </w:t>
       </w:r>
-      <w:hyperlink r:id="rId29" w:history="1">
+      <w:hyperlink r:id="rId39" w:history="1">
         <w:r>
           <w:rPr>
             <w:rStyle w:val="Hyperlink"/>
@@ -15816,7 +18283,7 @@
         </w:rPr>
         <w:t xml:space="preserve">] </w:t>
       </w:r>
-      <w:hyperlink r:id="rId30" w:history="1">
+      <w:hyperlink r:id="rId40" w:history="1">
         <w:r>
           <w:rPr>
             <w:rStyle w:val="Hyperlink"/>
@@ -15855,7 +18322,7 @@
         </w:rPr>
         <w:t xml:space="preserve">] </w:t>
       </w:r>
-      <w:hyperlink r:id="rId31" w:history="1">
+      <w:hyperlink r:id="rId41" w:history="1">
         <w:r>
           <w:rPr>
             <w:rStyle w:val="Hyperlink"/>
@@ -15878,7 +18345,6 @@
           <w:sz w:val="18"/>
           <w:szCs w:val="18"/>
         </w:rPr>
-        <w:lastRenderedPageBreak/>
         <w:t>[1</w:t>
       </w:r>
       <w:r>
@@ -15895,7 +18361,7 @@
         </w:rPr>
         <w:t xml:space="preserve">] </w:t>
       </w:r>
-      <w:hyperlink r:id="rId32" w:history="1">
+      <w:hyperlink r:id="rId42" w:history="1">
         <w:r>
           <w:rPr>
             <w:rStyle w:val="Hyperlink"/>
@@ -15934,7 +18400,7 @@
         </w:rPr>
         <w:t xml:space="preserve">] </w:t>
       </w:r>
-      <w:hyperlink r:id="rId33" w:history="1">
+      <w:hyperlink r:id="rId43" w:history="1">
         <w:r>
           <w:rPr>
             <w:rStyle w:val="Hyperlink"/>
@@ -15990,7 +18456,7 @@
         </w:rPr>
         <w:t xml:space="preserve">] </w:t>
       </w:r>
-      <w:hyperlink r:id="rId34" w:history="1">
+      <w:hyperlink r:id="rId44" w:history="1">
         <w:r>
           <w:rPr>
             <w:rStyle w:val="Hyperlink"/>
@@ -16021,7 +18487,7 @@
         </w:rPr>
         <w:t xml:space="preserve">[19] </w:t>
       </w:r>
-      <w:hyperlink r:id="rId35" w:history="1">
+      <w:hyperlink r:id="rId45" w:history="1">
         <w:r>
           <w:rPr>
             <w:rStyle w:val="Hyperlink"/>
@@ -16052,7 +18518,7 @@
         </w:rPr>
         <w:t xml:space="preserve">[20] </w:t>
       </w:r>
-      <w:hyperlink r:id="rId36" w:history="1">
+      <w:hyperlink r:id="rId46" w:history="1">
         <w:r>
           <w:rPr>
             <w:rStyle w:val="Hyperlink"/>
@@ -16081,7 +18547,7 @@
         </w:rPr>
         <w:t xml:space="preserve">[21] </w:t>
       </w:r>
-      <w:hyperlink r:id="rId37" w:history="1">
+      <w:hyperlink r:id="rId47" w:history="1">
         <w:r>
           <w:rPr>
             <w:rStyle w:val="Hyperlink"/>
@@ -16119,7 +18585,7 @@
         </w:rPr>
         <w:t xml:space="preserve"> </w:t>
       </w:r>
-      <w:hyperlink r:id="rId38" w:history="1">
+      <w:hyperlink r:id="rId48" w:history="1">
         <w:r>
           <w:rPr>
             <w:rStyle w:val="Hyperlink"/>
@@ -16876,7 +19342,6 @@
   <w:style w:type="character" w:default="1" w:styleId="DefaultParagraphFont">
     <w:name w:val="Default Paragraph Font"/>
     <w:uiPriority w:val="1"/>
-    <w:semiHidden/>
     <w:unhideWhenUsed/>
   </w:style>
   <w:style w:type="table" w:default="1" w:styleId="TableNormal">
@@ -17202,6 +19667,146 @@
 </w:styles>
 </file>
 
+<file path=word/ink/ink1.xml><?xml version="1.0" encoding="utf-8"?>
+<inkml:ink xmlns:inkml="http://www.w3.org/2003/InkML">
+  <inkml:definitions>
+    <inkml:context xml:id="ctx0">
+      <inkml:inkSource xml:id="inkSrc0">
+        <inkml:traceFormat>
+          <inkml:channel name="X" type="integer" min="-2.14748E9" max="2.14748E9" units="cm"/>
+          <inkml:channel name="Y" type="integer" min="-2.14748E9" max="2.14748E9" units="cm"/>
+          <inkml:channel name="F" type="integer" max="32767" units="dev"/>
+        </inkml:traceFormat>
+        <inkml:channelProperties>
+          <inkml:channelProperty channel="X" name="resolution" value="1000" units="1/cm"/>
+          <inkml:channelProperty channel="Y" name="resolution" value="1000" units="1/cm"/>
+          <inkml:channelProperty channel="F" name="resolution" value="0" units="1/dev"/>
+        </inkml:channelProperties>
+      </inkml:inkSource>
+      <inkml:timestamp xml:id="ts0" timeString="2025-08-16T17:56:39.118"/>
+    </inkml:context>
+    <inkml:brush xml:id="br0">
+      <inkml:brushProperty name="width" value="0.05" units="cm"/>
+      <inkml:brushProperty name="height" value="0.05" units="cm"/>
+      <inkml:brushProperty name="color" value="#FFC114"/>
+    </inkml:brush>
+  </inkml:definitions>
+  <inkml:trace contextRef="#ctx0" brushRef="#br0">60 128 24575,'14'0'0,"2"0"0,0 0 0,-1 0 0,-2 0 0,-3 0 0,0 1 0,0 0 0,1 1 0,1 0 0,0 1 0,-2 0 0,-2-2 0,-1 0 0,-3 0 0,0 0 0,-1-1 0,1 0 0,0 0 0,1 0 0,-1 0 0,0 0 0,-1 0 0,1 0 0,-1 0 0,1 0 0,-1 0 0,0 0 0,-1 0 0,1 0 0,0 0 0,-1 0 0,1 0 0,0 0 0,-1 0 0,-6-2 0,0 1 0,-6-2 0,-2-1 0,-3 0 0,-2-2 0,1-1 0,2 1 0,2 0 0,2-1 0,1 1 0,3 1 0,0 1 0,1 0 0,0 1 0,0 0 0,0 0 0,-1 1 0,-1 0 0,1-1 0,1 2 0,1 0 0,1 1 0,-1-1 0,1 1 0,-1 0 0,1 0 0,-1 0 0,0 0 0,-2 0 0,0 0 0,-2 0 0,1-2 0,0-1 0,1 0 0,0-1 0,0 0 0,-1 0 0,1-1 0,0 1 0,1 1 0,1 0 0,1 1 0,2-1 0,0 2 0,1 5 0,0-2 0,0 5 0,1-4 0,-1 0 0,2 0 0,1 2 0,0 1 0,1 2 0,-1-1 0,0 0 0,-2-3 0,0 0 0,0 1 0,-1-1 0,1 2 0,0 1 0,-1-2 0,1-1 0,-1-1 0,1-2 0,0-5 0,0 0 0,1-5 0,0-1 0,-1-1 0,0-1 0,-1 2 0,0 3 0,0 2 0,0 0 0,2 0 0,-1-1 0,1-2 0,0 1 0,-1 1 0,0 2 0,-1 1 0,-1 2 0,-2 2 0,0 0 0,-2 0 0,1-1 0,1 1 0,1 1 0,3 2 0,1 1 0,1 0 0,2 1 0,0-3 0,0 1 0,1-3 0,0 0 0,1-1 0,1 0 0,1 2 0,1 1 0,1 1 0,-1 1 0,1 0 0,-2 0 0,-1 0 0,-3-1 0,-1-2 0,1 1 0,1 0 0,1 0 0,2 3 0,0-1 0,-1 0 0,0-1 0,-3-2 0,-2-1 0,1 0 0,0 0 0,0 0 0,0 0 0,-1-1 0,0 1 0,0 0 0,2 2 0,1 0 0,2 1 0,-1-1 0,-1-1 0,-1-1 0,-2 0 0,1-1 0,-1 0 0,1 2 0,0-1 0,0 1 0,0-1 0,-1 0 0,0-1 0,0 1 0,1 0 0,2 0 0,1 1 0,1 0 0,1 0 0,0 0 0,-1 0 0,-1 0 0,-2-1 0,-3 0 0,0-1 0</inkml:trace>
+</inkml:ink>
+</file>
+
+<file path=word/ink/ink2.xml><?xml version="1.0" encoding="utf-8"?>
+<inkml:ink xmlns:inkml="http://www.w3.org/2003/InkML">
+  <inkml:definitions>
+    <inkml:context xml:id="ctx0">
+      <inkml:inkSource xml:id="inkSrc0">
+        <inkml:traceFormat>
+          <inkml:channel name="X" type="integer" min="-2.14748E9" max="2.14748E9" units="cm"/>
+          <inkml:channel name="Y" type="integer" min="-2.14748E9" max="2.14748E9" units="cm"/>
+          <inkml:channel name="F" type="integer" max="32767" units="dev"/>
+        </inkml:traceFormat>
+        <inkml:channelProperties>
+          <inkml:channelProperty channel="X" name="resolution" value="1000" units="1/cm"/>
+          <inkml:channelProperty channel="Y" name="resolution" value="1000" units="1/cm"/>
+          <inkml:channelProperty channel="F" name="resolution" value="0" units="1/dev"/>
+        </inkml:channelProperties>
+      </inkml:inkSource>
+      <inkml:timestamp xml:id="ts0" timeString="2025-08-16T17:56:54.902"/>
+    </inkml:context>
+    <inkml:brush xml:id="br0">
+      <inkml:brushProperty name="width" value="0.05" units="cm"/>
+      <inkml:brushProperty name="height" value="0.05" units="cm"/>
+      <inkml:brushProperty name="color" value="#AB008B"/>
+    </inkml:brush>
+  </inkml:definitions>
+  <inkml:trace contextRef="#ctx0" brushRef="#br0">533 0 24575,'-2'15'0,"-2"2"0,-4 6 0,-3 2 0,-1 0 0,1-2 0,3-7 0,1-3 0,4-3 0,1-3 0,1 0 0,-1-2 0,1 0 0,0-1 0,-1-1 0,1 0 0,0-1 0,-2 0 0,-2 2 0,-2 1 0,0 2 0,0 1 0,1 0 0,2-3 0,1-2 0,2 0 0,-1-1 0,0-1 0,0 1 0,-1 0 0,0-1 0,1 1 0,1 0 0,-1 1 0,-2 3 0,-4 5 0,-5 5 0,-2 4 0,-2 1 0,4-4 0,3-4 0,5-5 0,3-4 0,0 0 0,-1-2 0,-1 3 0,-5 1 0,-3 4 0,-2 1 0,-1 0 0,3-1 0,4-4 0,2-3 0,3-2 0,0 0 0,-1-1 0,-2 0 0,-3 0 0,-1 0 0,-2 0 0,-1 0 0,0 2 0,1 2 0,1 2 0,1 1 0,1-1 0,2-1 0,2-2 0,2-2 0,0 0 0,1 0 0,-2 2 0,-5 0 0,-4 2 0,-3 1 0,0 1 0,3-2 0,4 0 0,4-3 0,3-2 0,1-1 0,0-8 0,1 6 0,0-5 0</inkml:trace>
+</inkml:ink>
+</file>
+
+<file path=word/ink/ink3.xml><?xml version="1.0" encoding="utf-8"?>
+<inkml:ink xmlns:inkml="http://www.w3.org/2003/InkML">
+  <inkml:definitions>
+    <inkml:context xml:id="ctx0">
+      <inkml:inkSource xml:id="inkSrc0">
+        <inkml:traceFormat>
+          <inkml:channel name="X" type="integer" min="-2.14748E9" max="2.14748E9" units="cm"/>
+          <inkml:channel name="Y" type="integer" min="-2.14748E9" max="2.14748E9" units="cm"/>
+          <inkml:channel name="F" type="integer" max="32767" units="dev"/>
+        </inkml:traceFormat>
+        <inkml:channelProperties>
+          <inkml:channelProperty channel="X" name="resolution" value="1000" units="1/cm"/>
+          <inkml:channelProperty channel="Y" name="resolution" value="1000" units="1/cm"/>
+          <inkml:channelProperty channel="F" name="resolution" value="0" units="1/dev"/>
+        </inkml:channelProperties>
+      </inkml:inkSource>
+      <inkml:timestamp xml:id="ts0" timeString="2025-08-16T17:57:15.975"/>
+    </inkml:context>
+    <inkml:brush xml:id="br0">
+      <inkml:brushProperty name="width" value="0.05" units="cm"/>
+      <inkml:brushProperty name="height" value="0.05" units="cm"/>
+      <inkml:brushProperty name="color" value="#AB008B"/>
+    </inkml:brush>
+  </inkml:definitions>
+  <inkml:trace contextRef="#ctx0" brushRef="#br0">725 71 24575,'0'5'0,"-1"0"0,-1-3 0,-1 1 0,-1 0 0,1 1 0,-1-1 0,2 0 0,-1 0 0,0 0 0,0 1 0,0 0 0,1 0 0,0 0 0,0-1 0,0 0 0,1 0 0,-1 0 0,0 0 0,0 0 0,1-1 0,0 0 0,-1 2 0,-1 2 0,0 1 0,-2 2 0,0 0 0,0 0 0,-1 0 0,3-2 0,0-2 0,1 0 0,1-1 0,-1 0 0,0-1 0,-1 0 0,1 0 0,0-1 0,0 1 0,2 0 0,-1 0 0,1 0 0,0-1 0,0 0 0,-2 0 0,0 1 0,-1 1 0,-1 1 0,2-1 0,0-1 0,1-1 0,0-1 0,0 2 0,-1-1 0,0 2 0,0-1 0,0 0 0,0-1 0,0 0 0,0 1 0,-1 0 0,-1 1 0,0-1 0,-2 1 0,-1 0 0,0 0 0,1 0 0,0 0 0,1-1 0,-1 1 0,2 0 0,1-1 0,0-1 0,0 1 0,1-1 0,0 0 0,0 0 0,1-1 0,0 0 0,-1 1 0,-2 3 0,-3 3 0,0 0 0,-3 3 0,-2 1 0,-2 1 0,-2 2 0,2-3 0,3-2 0,2-3 0,3-1 0,3-2 0,1-1 0,0-1 0,0 1 0,-1 0 0,-1 0 0,1 0 0,0 0 0,0-1 0,-2 1 0,-1 0 0,-1 1 0,0-1 0,2-1 0,2-1 0,0-1 0,1 0 0,-2 0 0,-2 1 0,-1 0 0,-1 0 0,0 0 0,3 0 0,1-1 0,1 0 0,0 0 0,0 0 0,-2 0 0,-2 0 0,1 0 0,0 0 0,2 0 0,0 1 0,-1 0 0,-4 2 0,-3 3 0,-2 1 0,2 0 0,3-2 0,4-2 0,2-2 0,1-1 0,-1 0 0,-1 0 0,-3 0 0,-1 0 0,0 0 0,3 1 0,1-1 0,2 2 0,1 0 0,0-1 0,0 0 0,-3 0 0,-1 0 0,-1 0 0,0 0 0,1 1 0,3 0 0,-1 0 0,1 0 0,-1 0 0,0 0 0,-1 0 0,2 0 0,0-2 0,0 1 0,1 0 0,-2-1 0,1 0 0,-2 0 0,0 0 0,-1 0 0,1 0 0,1-1 0,1 1 0,-1-1 0,0 1 0,-1-1 0,1 1 0,0 0 0,-1 0 0,1 0 0,-1 0 0,0 0 0,-1 0 0,1 0 0,2 0 0,-1 0 0,1 0 0,0 0 0,-1 0 0,-1-1 0,0 0 0,1-1 0,1 1 0,1 0 0,0 0 0,0 0 0,1-1 0,3 1 0,0 1 0,2 0 0,1 0 0,1-1 0,1 0 0,1 0 0,-2-1 0,0 0 0,-2 1 0,-1-1 0,-1 1 0,1 1 0,0-1 0,0 1 0,1-1 0,-1 0 0,1 1 0,-1-1 0,1 0 0,1 0 0,2 1 0,-1-1 0,-2 0 0,-1 1 0,-1-1 0,1 0 0,2-2 0,4 0 0,0 0 0,-2-1 0,-1 2 0,-3-1 0,0 2 0,-1-1 0,3-1 0,1 0 0,2-1 0,-2 1 0,-1-1 0,-1 1 0,-1 0 0,0 1 0,2-2 0,0 0 0,2 0 0,-1-1 0,0 0 0,1 1 0,-2 0 0,2 1 0,0-1 0,0 0 0,0 0 0,-3 2 0,0-1 0,-2 2 0,-1-1 0,2 1 0,0-1 0,1-1 0,0 0 0,1 0 0,-1-1 0,0 2 0,-2 1 0,0 1 0,0 0 0,-1 0 0,0-1 0,1 1 0,0-1 0,1 0 0,-1-1 0,1 1 0,-1-1 0,-1 0 0,1-1 0,1-1 0,0 0 0,2-2 0,-1 1 0,1 0 0,-2 0 0,0 2 0,-2 1 0,1-1 0,0 0 0,0-1 0,2 0 0,-1 0 0,0 1 0,0-1 0,1 0 0,1-1 0,0 1 0,0-1 0,-1 1 0,-1 2 0,-1 0 0,-2 1 0,1 0 0,0-1 0,1-1 0,0-2 0,1 1 0,-2 1 0,0 1 0,0 0 0,-1 1 0,2-2 0,1 0 0,-1 0 0,0-1 0,0 1 0,1 0 0,-1-1 0,-1 1 0,0 1 0,0 1 0,1-2 0,-1 0 0,1-1 0,-1 1 0,0 1 0,0 0 0,0 0 0,0-1 0,-1 0 0,1 1 0,-1 0 0,0 1 0,0 0 0,0-2 0,2 0 0,-1-1 0,1 1 0,-1 1 0,-1 0 0,1-1 0,-1 1 0,1-2 0,1 1 0,-1 0 0,-1 1 0,0 0 0,1 1 0,-1-1 0,0-1 0,1 0 0,0 0 0,-1 1 0,0 1 0,1-2 0,3-7 0,4-4 0,1-2 0,0 1 0,-3 5 0,-2 4 0,-1 0 0,-1 4 0,-2 0 0,0 1 0,1-2 0,1-3 0,1 0 0,1-2 0,-2 2 0,0 2 0,-2 2 0,1-1 0,0 0 0,0 0 0,0-2 0,0 2 0,0 1 0,0 0 0,0 0 0,1-2 0,0-1 0,1-1 0,-1 2 0,-1 1 0,-1 0 0,2 1 0,0-1 0,0-1 0,1 0 0,-2 2 0,-2 1 0,0 5 0,0-1 0,1 3 0,1-2 0,0 1 0,1-1 0,-1 0 0,-1 0 0,1-1 0,0 2 0,1 1 0,1 2 0,-1-1 0,0 0 0,-2-2 0,0 2 0,2 1 0,0 1 0,1-1 0,0-1 0,0-2 0,0 0 0,-2-1 0,0-2 0,-1 0 0,0 0 0,3 1 0,0 2 0,1 0 0,1 1 0,-1-1 0,-1 1 0,1 0 0,0 0 0,-1-1 0,0-1 0,-1-3 0,-2-3 0,-1-5 0,-1-1 0,-2-2 0,-1 0 0,1 2 0,0 0 0,1 4 0,0 2 0,0-1 0,0 1 0,-1-2 0,1 1 0,1 1 0,0 0 0,0-1 0,0 1 0,0-2 0,-1 0 0,0 0 0,1 0 0,-1 1 0,0 0 0,0 1 0,0 0 0,-1 0 0,0-1 0,1 1 0,-1-2 0,1 0 0,-1 0 0,1-1 0,-1 1 0,1 2 0,0 2 0,4 3 0,-1 1 0,4 1 0,0 0 0,2 0 0,-1 1 0,0 0 0,0 0 0,1 2 0,-1 0 0,0-2 0,-2 0 0,-1-2 0,0 0 0,0 2 0,0-1 0,1 0 0,-1 0 0,-1-2 0,0 1 0,0-2 0,0 0 0,2 3 0,2 2 0,1 2 0,2 2 0,-1-1 0,-2-2 0,-1-1 0,0-1 0,-2-1 0,0-1 0,-2-2 0,1 0 0,-1-2 0,1 2 0,1 0 0,0 1 0,1 0 0,-2 0 0,1-1 0,-2 0 0,1-1 0,0 1 0,1 0 0,0 1 0,1 1 0,-1-1 0,-1 0 0,0-2 0,-1 1 0,1-2 0,1 1 0,0 0 0,2 0 0,-1 0 0,1 0 0,-1 0 0,-1-1 0,-2 1 0,-5-1 0,1 0 0,-4-1 0,3-1 0,-2 0 0,-1-1 0,1 0 0,1 0 0,0 1 0,2 0 0,1 1 0,-1-2 0,1 1 0,0-1 0,-2 0 0,0 0 0,0-2 0,0 1 0,2 1 0,-1 0 0,1-1 0,-2 0 0,1-1 0,-1 0 0,2 1 0,0 0 0,0 0 0,0 0 0,1-2 0,-1 1 0,1 1 0,0 1 0,1 1 0,1 1 0,1 0 0,0 1 0,0 1 0,1 1 0,2 2 0,1 0 0,-1 1 0,0-1 0,-1-1 0,-1-1 0,-1 1 0,-1-1 0,0 1 0,0-1 0,2 2 0,0-1 0,0 1 0,-1-2 0,0 1 0,0 0 0,0-1 0,0 1 0,1 0 0,-1 0 0,1 0 0,-1-1 0,0-1 0,0 2 0,2 1 0,0 1 0,1 1 0,-1-1 0,0-2 0,-2-1 0,0 0 0,0-1 0,1 2 0,0 0 0,1 1 0,0 0 0,1 1 0,0-1 0,-1 1 0,0-2 0,-1-1 0,-1 0 0,0 0 0,1 1 0,0-1 0,0 1 0,1 1 0,-1 0 0,2 0 0,-2-1 0,-1-2 0,-1-1 0</inkml:trace>
+</inkml:ink>
+</file>
+
+<file path=word/ink/ink4.xml><?xml version="1.0" encoding="utf-8"?>
+<inkml:ink xmlns:inkml="http://www.w3.org/2003/InkML">
+  <inkml:definitions>
+    <inkml:context xml:id="ctx0">
+      <inkml:inkSource xml:id="inkSrc0">
+        <inkml:traceFormat>
+          <inkml:channel name="X" type="integer" min="-2.14748E9" max="2.14748E9" units="cm"/>
+          <inkml:channel name="Y" type="integer" min="-2.14748E9" max="2.14748E9" units="cm"/>
+          <inkml:channel name="F" type="integer" max="32767" units="dev"/>
+        </inkml:traceFormat>
+        <inkml:channelProperties>
+          <inkml:channelProperty channel="X" name="resolution" value="1000" units="1/cm"/>
+          <inkml:channelProperty channel="Y" name="resolution" value="1000" units="1/cm"/>
+          <inkml:channelProperty channel="F" name="resolution" value="0" units="1/dev"/>
+        </inkml:channelProperties>
+      </inkml:inkSource>
+      <inkml:timestamp xml:id="ts0" timeString="2025-08-16T17:57:43.445"/>
+    </inkml:context>
+    <inkml:brush xml:id="br0">
+      <inkml:brushProperty name="width" value="0.05" units="cm"/>
+      <inkml:brushProperty name="height" value="0.05" units="cm"/>
+      <inkml:brushProperty name="color" value="#AB008B"/>
+    </inkml:brush>
+  </inkml:definitions>
+  <inkml:trace contextRef="#ctx0" brushRef="#br0">724 198 24575,'3'5'0,"0"-1"0,-2-3 0,2 0 0,1-1 0,0 0 0,1 0 0,0 0 0,0 1 0,1 0 0,-1 1 0,0-1 0,-1 1 0,1 0 0,-1-1 0,0 0 0,-1 0 0,-2 0 0,0 1 0,-1 1 0,0 0 0,0 2 0,0 0 0,0 0 0,0 1 0,0-1 0,0-1 0,0 0 0,0 0 0,0 0 0,0-1 0,0 0 0,0-1 0,-2 1 0,1 1 0,0-2 0,0 0 0,1 0 0,-1 1 0,0 0 0,1 1 0,0-1 0,0 2 0,0 0 0,0 2 0,1-1 0,0-1 0,1-1 0,-1-1 0,0-1 0,0 1 0,-1 0 0,-1 0 0,0-1 0,-3-1 0,0-1 0,1 0 0,0 0 0,0 0 0,-2 0 0,-2 0 0,0 0 0,1 0 0,1 0 0,3 0 0,-1 0 0,0 0 0,-2 0 0,-2 0 0,-4 0 0,-1 0 0,2 0 0,3 0 0,2 1 0,0 0 0,0-1 0,0 0 0,0 0 0,1 0 0,0 0 0,0 0 0,-1 0 0,0 0 0,0 0 0,1 0 0,2 0 0,0 0 0,-1 0 0,0 0 0,-1 0 0,0 0 0,-1 0 0,2-1 0,1-1 0,0 0 0,-4 1 0,-3 1 0,-2 0 0,-4 0 0,-2 1 0,0 1 0,-3 0 0,5 1 0,2-2 0,1 1 0,2 0 0,3-1 0,1 1 0,2-1 0,-1 0 0,0-1 0,0 0 0,0 0 0,2 0 0,0 0 0,0 0 0,-1 0 0,-4 0 0,-2 0 0,-3 0 0,0 0 0,1 0 0,2 0 0,2 0 0,0 0 0,0 0 0,1 0 0,2 0 0,2 0 0,-1-1 0,-1 1 0,-5-1 0,-2 0 0,-4 0 0,-2-2 0,2 1 0,0 1 0,5 0 0,4 0 0,3 1 0,1-1 0,0 1 0,0 0 0,-1 0 0,-1 0 0,-1 0 0,1 0 0,0 1 0,2-1 0,-1 1 0,0 0 0,-2 0 0,-2 1 0,0-1 0,1 1 0,2-1 0,1 0 0,1 0 0,-2-1 0,-1 0 0,-2 0 0,0 1 0,1 0 0,2-1 0,1 1 0,2-1 0,-1 1 0,0-1 0,-2 0 0,-3 0 0,0 0 0,0 0 0,1 0 0,2 0 0,3 0 0,6-4 0,0 1 0,4-3 0,-3 2 0,1 1 0,1-1 0,2 0 0,5-2 0,4-1 0,2 0 0,-1 0 0,-3 2 0,-5 2 0,-4 2 0,-3 0 0,-1 0 0,1 0 0,2-2 0,0 0 0,0 1 0,-1 0 0,0 0 0,0 0 0,1-2 0,1 0 0,2-1 0,0 0 0,-1 0 0,0 0 0,-1 1 0,0 0 0,0 1 0,-2 0 0,-1 0 0,1 0 0,0 0 0,1-3 0,1 0 0,-1-1 0,0 0 0,0 0 0,0 0 0,1-2 0,1-1 0,0-1 0,0 2 0,-3 2 0,-2 3 0,-1 1 0,0 1 0,-2 0 0,1 1 0,0-1 0,-1-2 0,1-1 0,1-2 0,1-3 0,0 1 0,0 1 0,-1 2 0,0 1 0,0 2 0,-1 0 0,-1 0 0,0-1 0,1 0 0,0-1 0,0 1 0,1 0 0,0 0 0,-2 2 0,1 1 0,0-3 0,1 0 0,-1-3 0,1 1 0,-1 2 0,-1 1 0,-3 10 0,-1-1 0,-4 9 0,0-1 0,-1 2 0,0 0 0,2-5 0,2-3 0,1-1 0,-1 0 0,0 1 0,-1 1 0,0 0 0,0 1 0,0 1 0,-1-1 0,1 2 0,0-3 0,2-1 0,0-2 0,3-1 0,-1-2 0,1 0 0,-1-1 0,-2 4 0,0 0 0,-1 2 0,0-1 0,1-1 0,1-2 0,1 0 0,0 1 0,-1-1 0,2-1 0,0-2 0,4-4 0,6-2 0,3-1 0,1 1 0,-3 2 0,-4 2 0,-2 1 0,0 0 0,-1 1 0,-1 0 0,-1 2 0,0-1 0,-1 0 0,0 1 0,0 0 0,-1 0 0,-2 1 0,-3 0 0,-5-1 0,-2 1 0,-1-1 0,3 1 0,2-1 0,4 0 0,1 0 0,1-1 0,2-1 0,0 0 0,0 1 0,0-1 0,-1 2 0,0-1 0,-1 0 0,1 0 0,1 0 0,6-3 0,0-1 0,7 0 0,-3 0 0,-2 0 0,3-1 0,0 0 0,4 0 0,6-1 0,0 2 0,-1 0 0,-6 0 0,-5 2 0,-4-1 0,0 1 0,-1 0 0,1 0 0,1 0 0,1 0 0,2 0 0,2 0 0,2 0 0,3 0 0,2 1 0,-1 0 0,-1 2 0,-4-1 0,-4-2 0,-3 1 0,0 0 0,2-1 0,2 1 0,2 1 0,3 0 0,-2 0 0,-2-1 0,-1 0 0,-3 0 0,1 0 0,0 0 0,1 1 0,0 0 0,1 0 0,-1 1 0,-1-2 0,-1 0 0,-2-1 0,-1 1 0,1-1 0,-1 1 0,2-1 0,1 0 0,-1 0 0,1 0 0,-1 0 0,0 0 0,0 0 0,0 0 0,1 0 0,0 0 0,-1 0 0,1 0 0,0 0 0,-1 0 0,-1 0 0,1 0 0,0 0 0,-1 0 0,0 0 0,0 0 0,0 0 0,-1-1 0,1 0 0,-1 0 0,1 1 0,0-1 0,0 1 0,-1-2 0,-1 0 0,-2-4 0,0 1 0,0-1 0,-2 0 0,1 2 0,-1-2 0,0 2 0,1-1 0,-1 1 0,2 1 0,-1 1 0,2 0 0,-1 0 0,0-1 0,0 1 0,-1-1 0,1 1 0,0 0 0,-1 0 0,1 0 0,-1-2 0,0 1 0,-1-2 0,0 0 0,2 2 0,2 0 0,1 4 0,1 1 0,1 1 0,0 0 0,0 0 0,0 0 0,-4-3 0,-5-3 0,-1 0 0,-3-2 0,0 1 0,0-1 0,0 0 0,3 3 0,2 0 0,1 1 0,1 1 0,-1-1 0,0 0 0,-2-1 0,1 0 0,-1-1 0,1 0 0,-2 0 0,1 0 0,1 0 0,0 1 0,1 0 0,0-1 0,-2-1 0,-2-2 0,-4-4 0,0 0 0,0 0 0,0 0 0,2 3 0,1 1 0,2 2 0,2 0 0,1 2 0,1 0 0,0 1 0,0-1 0,-1 0 0,-2-2 0,-1-1 0,-2-1 0,0 0 0,-1-1 0,1 1 0,1 1 0,2 2 0,1 1 0,1 1 0,1-1 0,-2 1 0,1-1 0,0 1 0,-1 0 0,1-1 0,-1 0 0,1 1 0,0 0 0,1 2 0,-1 3 0,0 5 0,0 4 0,-1 3 0,-1 1 0,2 0 0,-2 0 0,1 1 0,-1-1 0,0-3 0,0-3 0,2-3 0,0-2 0,1-1 0,-1 1 0,0 1 0,-1 2 0,-1 0 0,-1 1 0,1 0 0,0-2 0,1-1 0,2-2 0,-1-1 0,0-1 0,0 1 0,0 0 0,2-3 0,0-3 0,4-10 0,11-15 0,7-9 0,6-3 0,-3 5 0,-9 14 0,-5 8 0,-5 6 0,-2 3 0,-1 2 0,-1 2 0,-1 3 0,0 2 0,0 3 0,0 4 0,-2 4 0,-1 4 0,-2 0 0,0 1 0,-2-3 0,1-1 0,1-4 0,1-3 0,1-2 0,1-3 0,1-1 0,1-1 0,-1-2 0,1-1 0,-1-4 0,5-9 0,2-2 0,5-7 0,5-1 0,-2 3 0,1 2 0,-7 9 0,-3 4 0,-2 3 0,-1 0 0,0-2 0,2 1 0,2-3 0,1-1 0,0-1 0,-1 2 0,-2 1 0,0 1 0,-1 0 0,0-1 0,1 0 0,-1 0 0,-1 1 0,0 2 0,-2 4 0,-1 0 0,-1 2 0,0-4 0,-1-1 0,-1-1 0,0-1 0,1-2 0,1 1 0,0 1 0,1 0 0,-1 0 0,0 1 0,0 1 0,0 0 0,0 0 0,-1 0 0,-1 0 0,1 0 0,-1 0 0,4 2 0,4 3 0,0 1 0,3 2 0,0-1 0,-2 0 0,0-1 0,-2-2 0,0 0 0,1 1 0,2 2 0,1 1 0,2 1 0,-1-1 0,-2-2 0,-2-2 0,-1-1 0,0 0 0,1 1 0,2 1 0,0 1 0,1 0 0,-1-1 0,-2 0 0,-1-3 0,-1 1 0,1-1 0,0 1 0,1 0 0,0 0 0,1 0 0,0 1 0,2 1 0,0 1 0,0-1 0,1 1 0,-2-1 0,-1-1 0,-1 0 0,-1-2 0,-1-2 0,0-1 0,1-1 0,-2-1 0,0 0 0,-1 0 0,-1-1 0,-3-1 0,0 0 0,-2 0 0,2 2 0,-1 1 0,-1 0 0,-1-1 0,-1-1 0,0 0 0,2 1 0,1 0 0,3 1 0,0 0 0,1 1 0,0-1 0,0 1 0,-2-2 0,-1 0 0,-3-2 0,-1-1 0,0 2 0,0 1 0,1 2 0,1 0 0,0 1 0,-2 0 0,-2 0 0,-1 0 0,-2 0 0,2 0 0,1 0 0,3 0 0,3 0 0,0 0 0,-1 0 0,0 0 0,-1 0 0,2 0 0,1 1 0,2 0 0,0 0 0,2 1 0,0-1 0,1 0 0,2 0 0,3 1 0,5 2 0,3 1 0,3 0 0,-2 1 0,-6-2 0,-3-2 0,-3 0 0,-1-2 0,1 0 0,0 0 0,0 0 0,1 0 0,0 0 0,1-1 0,1-1 0,2-2 0,-1-2 0,-1 0 0,-1 2 0,-1 2 0,-2 1 0,0 0 0,0 1 0,2 0 0,-1-1 0,-1 0 0,1-1 0,-1 1 0,1 1 0,1 0 0,-2 0 0,0 0 0,0 0 0,1 0 0,1 0 0,0 0 0,0 0 0,0 0 0,-1 0 0,-1 0 0,0 0 0,-1 0 0,1 0 0,0 0 0,-1 0 0,1 0 0,0 0 0,0 0 0,0 0 0,0 0 0,-2 0 0,-7 0 0,-1 0 0,-11 0 0,5 0 0,-1 0 0,5 0 0,4-1 0,2 0 0,0-1 0,0-2 0,0 1 0,0-1 0,1 1 0,0-1 0,-1 0 0,1 0 0,0 0 0,0-1 0,0 0 0,0 0 0,1 2 0,0 0 0,0 0 0,0-1 0,0-1 0,0 0 0,0 0 0,1 1 0,0 1 0,-1 0 0,1 1 0,-1-1 0,0 1 0,1 1 0,-1-1 0,0 1 0,0-2 0,-1 1 0,-1 0 0,-2-2 0,0 1 0,-1-2 0,-1 1 0,0-1 0,0 1 0,-2 0 0,0-2 0,-1 1 0,-1 0 0,1-2 0,-1 1 0,2-1 0,0 1 0,1 0 0,1 1 0,2 1 0,0 2 0,2 0 0,1 0 0,0 1 0,1-1 0,0-1 0,-1-2 0,-1-3 0,0-2 0,-1 1 0,0 2 0,1 2 0,1 2 0,0 2 0,0 0 0,0 1 0,0 0 0,-1 0 0,-1 0 0,-1 0 0,0 0 0,1 0 0,1 0 0,1 0 0,-1 0 0,2 0 0,-1 0 0</inkml:trace>
+</inkml:ink>
+</file>
+
+<file path=word/ink/ink5.xml><?xml version="1.0" encoding="utf-8"?>
+<inkml:ink xmlns:inkml="http://www.w3.org/2003/InkML">
+  <inkml:definitions>
+    <inkml:context xml:id="ctx0">
+      <inkml:inkSource xml:id="inkSrc0">
+        <inkml:traceFormat>
+          <inkml:channel name="X" type="integer" min="-2.14748E9" max="2.14748E9" units="cm"/>
+          <inkml:channel name="Y" type="integer" min="-2.14748E9" max="2.14748E9" units="cm"/>
+          <inkml:channel name="F" type="integer" max="32767" units="dev"/>
+        </inkml:traceFormat>
+        <inkml:channelProperties>
+          <inkml:channelProperty channel="X" name="resolution" value="1000" units="1/cm"/>
+          <inkml:channelProperty channel="Y" name="resolution" value="1000" units="1/cm"/>
+          <inkml:channelProperty channel="F" name="resolution" value="0" units="1/dev"/>
+        </inkml:channelProperties>
+      </inkml:inkSource>
+      <inkml:timestamp xml:id="ts0" timeString="2025-08-16T17:58:14.436"/>
+    </inkml:context>
+    <inkml:brush xml:id="br0">
+      <inkml:brushProperty name="width" value="0.05" units="cm"/>
+      <inkml:brushProperty name="height" value="0.05" units="cm"/>
+      <inkml:brushProperty name="color" value="#AB008B"/>
+    </inkml:brush>
+  </inkml:definitions>
+  <inkml:trace contextRef="#ctx0" brushRef="#br0">330 10 24575,'-1'18'0,"0"2"0,0-1 0,0-4 0,0-3 0,0-4 0,1-1 0,0 0 0,0-4 0,0 0 0,-1-1 0,1-1 0,-1 2 0,1 0 0,-1 1 0,0 0 0,1 1 0,0 1 0,0 3 0,0 0 0,0 0 0,0-2 0,0-2 0,0-1 0,0-1 0,0-1 0,0 1 0,0-1 0,0 1 0,0 1 0,0 0 0,0 2 0,0 1 0,0 0 0,0-3 0,0 1 0,0 1 0,0 1 0,0 0 0,0 0 0,0 0 0,0-1 0,0 3 0,0-1 0,0 1 0,0-1 0,0-2 0,0-1 0,0-2 0,0 0 0,0 0 0,0 0 0,0 2 0,0-1 0,0 0 0,0-1 0,0 0 0,0 0 0,0 0 0,0-1 0,0 0 0,0 0 0,-1 1 0,1 1 0,-1 0 0,0 0 0,1 0 0,0-2 0,0 1 0,0 0 0,-1-1 0,0 1 0,1 0 0,0 1 0,0-1 0,0 1 0,0 0 0,0-1 0,0 1 0,0-1 0,0 0 0,0-1 0,0 1 0,0 0 0,0 0 0,0 1 0,0-2 0,0 1 0,0 0 0,0 0 0,0-1 0,-1 1 0,0 2 0,0 2 0,-1 1 0,2 1 0,0-2 0,0-2 0,0-1 0,0-1 0,0 0 0,0 0 0,0 0 0,0-1 0,0 2 0,0-1 0,0 1 0,0 3 0,0-1 0,1 1 0,-1-1 0,1-1 0,0 0 0,-1-1 0,0 0 0,0 0 0,0 1 0,0-2 0,1 2 0,1-1 0,-1 1 0,1-1 0,-1-1 0,0-1 0,-2-1 0,-1-2 0,-1 0 0,-3-3 0,-1-1 0,-2-1 0,-1-2 0,2 2 0,2 1 0,2 2 0,1 1 0,2 1 0,0-1 0,0 0 0,1 1 0,0 0 0,-1 0 0,-1-1 0,-3-1 0,-1-1 0,-2-1 0,-1-1 0,2 1 0,0 1 0,3 1 0,2 1 0,0 1 0,0-1 0,0-1 0,-3-1 0,1 0 0,-2 0 0,0 0 0,1 0 0,0 0 0,2 1 0,2 1 0,1 0 0,-2-1 0,-1-2 0,0 1 0,0-1 0,1 0 0,1 2 0,-1-1 0,2 1 0,-1 2 0,-1-1 0,-1 1 0,-1-1 0,0-1 0,0 0 0,1-1 0,1 1 0,0-1 0,1-1 0,0 1 0,-1-2 0,-1 1 0,1 1 0,0-1 0,-1 1 0,1 2 0,0 0 0,0 1 0,1 0 0,-1 0 0,-1 1 0,0-2 0,0 1 0,0-1 0,0 1 0,0-1 0,0 0 0,-1 0 0,-1 0 0,0-1 0,1 1 0,1 0 0,1 0 0,1 0 0,1 0 0,-1 1 0,-1-1 0,1 0 0,-1-2 0,1 0 0,-1 0 0,0 1 0,0 1 0,1 1 0,0-1 0,1 0 0,0 0 0,-1 0 0,0 0 0,0 1 0,0-1 0,-1 1 0,1-1 0,-1-1 0,1 1 0,-1 0 0,1 0 0,-1 0 0,1 1 0,0-1 0,-1-1 0,1 0 0,-1 1 0,1-1 0,0 1 0,1 0 0,0 0 0,-1 0 0,0 1 0,0-1 0,0 1 0,0-1 0,1 0 0,-1 1 0,-1-2 0,2 1 0,-1-1 0,1 1 0,-1-1 0,0 1 0,-2 0 0,1 1 0,0 0 0,1-1 0,1 0 0,1-1 0,0 0 0,1-3 0,3-1 0,0-2 0,1-1 0,-1 3 0,-1 2 0,-2 2 0,0 1 0,-2 1 0,1 0 0,0-1 0,1 0 0,1-2 0,1 0 0,-1 0 0,-1 2 0,0 0 0,-1 1 0,0-1 0,2 0 0,0-2 0,1 0 0,0 0 0,-1 0 0,-1 2 0,1-1 0,1-1 0,2-2 0,2-2 0,-2 2 0,-1 1 0,-1 1 0,-2 3 0,2-1 0,-1-1 0,1 0 0,2-2 0,-1 1 0,0 0 0,-2 1 0,-1 1 0,0 0 0,0 0 0,2-1 0,1-1 0,0-1 0,0 1 0,-2 1 0,0 2 0,-1 1 0,0-2 0,1 1 0,1-1 0,0 0 0,0 1 0,0-1 0,0 0 0,-1 0 0,0 1 0,-1 0 0,0-1 0,1 1 0,-1 0 0,1-1 0,0 1 0,-1 1 0,1-1 0,1 0 0,-1 0 0,1-1 0,-1 0 0,0 1 0,-1 0 0,0 0 0,0-1 0,2 1 0,0-2 0,0 1 0,-1 1 0,-1 1 0,1-1 0,-1 1 0,-1-1 0,1 0 0,0-1 0,0 1 0,0-1 0,1-1 0,-1 1 0,1 0 0,0 0 0,-1 1 0,0-1 0,-1 1 0,1 0 0,0 0 0,0-1 0,0 2 0,0-1 0,-1-1 0,1 2 0,0-1 0,1 0 0,-1 0 0,1-1 0,-1 1 0,1 0 0,0 0 0,0 0 0,0 0 0,-1-1 0,-4 6 0,1 0 0,-4 4 0,0 1 0,2-2 0,-1 1 0,1-3 0,1-2 0,1-1 0,0 0 0,0 1 0,0 2 0,-1 2 0,-1 1 0,0-1 0,1-1 0,0-2 0,2-2 0,-1 0 0,0 0 0,1-1 0,-1 1 0,1 0 0,0 3 0,0 2 0,0 3 0,0 4 0,0-1 0,0 0 0,0-2 0,0-4 0,0-1 0,0-2 0,0 0 0,0 0 0,0 2 0,0 2 0,0 2 0,0-1 0,0 0 0,0 0 0,0 0 0,0 1 0,0 0 0,0-1 0,0-1 0,0 0 0,0-1 0,0 1 0,0-1 0,0 1 0,0-2 0,0 0 0,0-1 0,0-2 0,0-1 0,0 2 0,0 0 0,0 0 0,0 0 0,0 0 0,0-1 0,0-1 0,0 1 0,0 2 0,0 2 0,1 1 0,-1 0 0,1-2 0,0 0 0,-1-3 0,0 1 0,0-1 0,0 1 0,0 1 0,0-1 0,0 0 0,0 1 0,0 0 0,0 2 0,0 0 0,0 0 0,0 0 0,0-3 0,0 0 0,0-1 0,0 0 0,0 0 0,0 0 0,0 0 0,0-1 0,0 1 0,0-1 0,0 1 0,0-2 0,-3-5 0,1 0 0,-4-6 0,0 1 0,-1-1 0,-2-2 0,1 1 0,0 0 0,0 1 0,1 0 0,1 2 0,2 2 0,0 3 0,2 1 0,0-1 0,0 1 0,0-2 0,-1 1 0,1 0 0,0 0 0,-1 0 0,0 0 0,0 0 0,0 1 0,-1 0 0,-1-1 0,0-1 0,1 0 0,1 1 0,0 0 0,1 2 0,1-1 0,-2 0 0,1-1 0,-2-1 0,0-1 0,0 0 0,-1 1 0,1 0 0,0 0 0,0 0 0,-1 1 0,0-1 0,1 1 0,1 1 0,0 0 0,2 0 0,-2 0 0,1-1 0,-1-1 0,0 0 0,1 0 0,0 2 0,1 0 0,1 0 0,0 0 0,-1 0 0,0 1 0,-1 0 0,0 0 0,-1-1 0,0 1 0,2 0 0,-1 1 0,0-1 0,0 0 0,-1-1 0,0 1 0,1-2 0,0 1 0,0 1 0,0 1 0,1 3 0,0 2 0,1 3 0,2 3 0,1 1 0,1 0 0,2-2 0,-1-2 0,-1-2 0,1 0 0,-2-2 0,0 0 0,-1-2 0,0 0 0,0 0 0,0 0 0,0 0 0,0 0 0,0 0 0,0 0 0,0-1 0,0 0 0,0 1 0,0 0 0,0 0 0,0 0 0,1 0 0,1 1 0,0 1 0,1 0 0,-1 1 0,1-1 0,-1 0 0,0-1 0,-1 0 0,0-1 0,0 2 0,2 0 0,1 1 0,0 1 0,0-1 0,-1 0 0,-2-2 0,-1-2 0,0 1 0,1 0 0,1 2 0,2 0 0,1 2 0,0-1 0,-1 1 0,-2-3 0,-1 0 0,0-1 0,0 0 0,-1 0 0,0-1 0,-1-3 0,0-3 0,-1-1 0,0-2 0,0-3 0,0-4 0,0-3 0,0 1 0,0 3 0,0 2 0,0 4 0,0 0 0,0 0 0,0 0 0,0 0 0,0 0 0,0 3 0,-1 0 0,1-1 0,-1-1 0,1-2 0,0 0 0,0 1 0,0 2 0,0-1 0,0-1 0,0-2 0,0-2 0,0 1 0,1 1 0,-1 4 0,1 2 0,-1 1 0,0-1 0,0-3 0,0-2 0,0-1 0,0 0 0,0 1 0,0 3 0,0 1 0,0 2 0,0 1 0,0 0 0,0-2 0,1-1 0,0-1 0,0 1 0,0 1 0,-1 4 0,-2 3 0,0 1 0,-1 5 0,0-3 0,1 2 0,-1-1 0,0 0 0,-1 2 0,-1 2 0,-1 1 0,0 1 0,1-1 0,0-2 0,2-2 0,0-2 0,-1 1 0,0 2 0,-1 0 0,0 2 0,1 0 0,1-2 0,1-3 0,0-2 0,1-1 0,1 0 0,-1 0 0,0 2 0,0-2 0,0 0 0,1-1 0,-1 0 0,0 1 0,1 0 0,-1 1 0,0-1 0,1-1 0,0-2 0,3-1 0,0 0 0,2 0 0,-1 1 0,0 0 0,1 2 0,1 0 0,4 1 0,-1 0 0,-1 1 0,-1-1 0,-3 0 0,0-1 0,1 1 0,1 0 0,-1 0 0,0-1 0,-1-1 0,-1 0 0,0 0 0,0-1 0,-1 1 0,-1 0 0,-2-7 0,-3-1 0,-3-5 0,-1 0 0,-1 2 0,1 0 0,0 1 0,1 0 0,0 0 0,0 1 0,1 0 0,0 0 0,1 0 0,-1 1 0,1 0 0,0 1 0,1 1 0,0 1 0,1 1 0,0-1 0,1 1 0,0 0 0,0 1 0,1 0 0,-1 0 0,-1 0 0,0 0 0,-1 1 0,0 1 0,0 0 0,1 0 0,0 0 0,0 1 0,-1 1 0,-1 1 0,-1 0 0,2 0 0,1-2 0,3 1 0,5-1 0,-1 1 0,5 2 0,-4 0 0,1 1 0,1 1 0,-1 1 0,-1-1 0,1 0 0,-2-1 0,0-2 0,-1-1 0,-1-1 0,0 0 0,0 1 0,0-1 0,0 0 0,0-1 0,1 0 0,0-2 0,0-2 0,0-3 0,0-2 0,-2-3 0,1-1 0,0-2 0,-1 2 0,1 2 0,0 1 0,0 3 0,-1 1 0,0 1 0,0 1 0,1 1 0,-1 0 0,1 0 0,0-2 0,1 1 0,-1 0 0,0 1 0,-1 1 0,-1 1 0,1-1 0,-1-1 0,0 0 0,-1 1 0,-1 1 0,0 1 0,0 1 0,-1 1 0,0 1 0,-1 1 0,0 0 0,0 0 0,0 0 0,1-1 0,0 1 0,1-1 0,-2 0 0,0 1 0,-2 1 0,0 0 0,0-1 0,2 0 0,2-1 0,0-1 0,1 0 0,0 0 0,-1 2 0,-1-1 0,1-1 0,0 1 0,1-1 0,0-1 0,2-5 0,1 0 0,-1-1 0,0 2 0</inkml:trace>
+</inkml:ink>
+</file>
+
 <file path=word/theme/theme1.xml><?xml version="1.0" encoding="utf-8"?>
 <a:theme xmlns:a="http://schemas.openxmlformats.org/drawingml/2006/main" name="Office Theme">
   <a:themeElements>

--- a/docs/TheAttentionMechanism.docx
+++ b/docs/TheAttentionMechanism.docx
@@ -5043,6 +5043,98 @@
           </m:e>
         </m:d>
       </m:oMath>
+      <w:r>
+        <w:t xml:space="preserve"> as a function of a feature value </w:t>
+      </w:r>
+      <m:oMath>
+        <m:r>
+          <w:rPr>
+            <w:rFonts w:ascii="Cambria Math" w:hAnsi="Cambria Math"/>
+          </w:rPr>
+          <m:t>x</m:t>
+        </m:r>
+      </m:oMath>
+      <w:r>
+        <w:t xml:space="preserve">, </w:t>
+      </w:r>
+    </w:p>
+    <w:p>
+      <w:r>
+        <w:t xml:space="preserve">                           for two classes </w:t>
+      </w:r>
+      <m:oMath>
+        <m:sSub>
+          <m:sSubPr>
+            <m:ctrlPr>
+              <w:rPr>
+                <w:rFonts w:ascii="Cambria Math" w:hAnsi="Cambria Math"/>
+                <w:i/>
+              </w:rPr>
+            </m:ctrlPr>
+          </m:sSubPr>
+          <m:e>
+            <m:r>
+              <m:rPr>
+                <m:scr m:val="script"/>
+              </m:rPr>
+              <w:rPr>
+                <w:rFonts w:ascii="Cambria Math" w:hAnsi="Cambria Math"/>
+              </w:rPr>
+              <m:t>C</m:t>
+            </m:r>
+          </m:e>
+          <m:sub>
+            <m:r>
+              <w:rPr>
+                <w:rFonts w:ascii="Cambria Math" w:hAnsi="Cambria Math"/>
+              </w:rPr>
+              <m:t>1</m:t>
+            </m:r>
+          </m:sub>
+        </m:sSub>
+      </m:oMath>
+      <w:r>
+        <w:t xml:space="preserve"> and </w:t>
+      </w:r>
+      <m:oMath>
+        <m:sSub>
+          <m:sSubPr>
+            <m:ctrlPr>
+              <w:rPr>
+                <w:rFonts w:ascii="Cambria Math" w:hAnsi="Cambria Math"/>
+                <w:i/>
+              </w:rPr>
+            </m:ctrlPr>
+          </m:sSubPr>
+          <m:e>
+            <m:r>
+              <m:rPr>
+                <m:scr m:val="script"/>
+              </m:rPr>
+              <w:rPr>
+                <w:rFonts w:ascii="Cambria Math" w:hAnsi="Cambria Math"/>
+              </w:rPr>
+              <m:t>C</m:t>
+            </m:r>
+          </m:e>
+          <m:sub>
+            <m:r>
+              <w:rPr>
+                <w:rFonts w:ascii="Cambria Math" w:hAnsi="Cambria Math"/>
+              </w:rPr>
+              <m:t>2</m:t>
+            </m:r>
+          </m:sub>
+        </m:sSub>
+      </m:oMath>
+      <w:r>
+        <w:t>. By placing the decision boundary at the point where the two density</w:t>
+      </w:r>
+    </w:p>
+    <w:p>
+      <w:r>
+        <w:t xml:space="preserve">                                curves cross the probability of misclassification, obviously, is minimized</w:t>
+      </w:r>
     </w:p>
     <w:p/>
     <w:p/>
@@ -5243,14 +5335,14 @@
         <w:rPr>
           <w:szCs w:val="20"/>
         </w:rPr>
-        <w:t xml:space="preserve">Each time the proposed model generates a word in a translation, it soft-searches for a set of positions in a source sentence </w:t>
+        <w:t xml:space="preserve">Each time the </w:t>
       </w:r>
       <w:r>
         <w:rPr>
           <w:szCs w:val="20"/>
         </w:rPr>
         <w:lastRenderedPageBreak/>
-        <w:t xml:space="preserve">where the most relevant information is concentrated. The model then predicts a target word based on the context vectors associated with these source positions and all the previous generated target words. </w:t>
+        <w:t xml:space="preserve">proposed model generates a word in a translation, it soft-searches for a set of positions in a source sentence where the most relevant information is concentrated. The model then predicts a target word based on the context vectors associated with these source positions and all the previous generated target words. </w:t>
       </w:r>
     </w:p>
     <w:p>
@@ -6874,7 +6966,6 @@
         <w:rPr>
           <w:szCs w:val="20"/>
         </w:rPr>
-        <w:lastRenderedPageBreak/>
         <w:t xml:space="preserve">where </w:t>
       </w:r>
       <m:oMath>

--- a/docs/TheAttentionMechanism.docx
+++ b/docs/TheAttentionMechanism.docx
@@ -5134,6 +5134,9 @@
     <w:p>
       <w:r>
         <w:t xml:space="preserve">                                curves cross the probability of misclassification, obviously, is minimized</w:t>
+      </w:r>
+      <w:r>
+        <w:t xml:space="preserve"> at that point.</w:t>
       </w:r>
     </w:p>
     <w:p/>

--- a/docs/TheAttentionMechanism.docx
+++ b/docs/TheAttentionMechanism.docx
@@ -5142,21 +5142,14 @@
     <w:p/>
     <w:p/>
     <w:p>
-      <w:pPr>
-        <w:rPr>
-          <w:b/>
-          <w:bCs/>
-        </w:rPr>
-      </w:pPr>
-    </w:p>
-    <w:p>
-      <w:pPr>
-        <w:rPr>
-          <w:b/>
-          <w:bCs/>
-        </w:rPr>
-      </w:pPr>
-    </w:p>
+      <w:r>
+        <w:t>A mis</w:t>
+      </w:r>
+      <w:r>
+        <w:t xml:space="preserve">classification error will occur if we assign a new pattern to class </w:t>
+      </w:r>
+    </w:p>
+    <w:p/>
     <w:p>
       <w:pPr>
         <w:rPr>

--- a/docs/TheAttentionMechanism.docx
+++ b/docs/TheAttentionMechanism.docx
@@ -5146,7 +5146,84 @@
         <w:t>A mis</w:t>
       </w:r>
       <w:r>
-        <w:t xml:space="preserve">classification error will occur if we assign a new pattern to class </w:t>
+        <w:t xml:space="preserve">classification error </w:t>
+      </w:r>
+      <w:r>
+        <w:t xml:space="preserve">for example </w:t>
+      </w:r>
+      <w:r>
+        <w:t xml:space="preserve">will occur if we assign a new pattern to class </w:t>
+      </w:r>
+      <m:oMath>
+        <m:sSub>
+          <m:sSubPr>
+            <m:ctrlPr>
+              <w:rPr>
+                <w:rFonts w:ascii="Cambria Math" w:hAnsi="Cambria Math"/>
+                <w:i/>
+              </w:rPr>
+            </m:ctrlPr>
+          </m:sSubPr>
+          <m:e>
+            <m:r>
+              <m:rPr>
+                <m:scr m:val="script"/>
+              </m:rPr>
+              <w:rPr>
+                <w:rFonts w:ascii="Cambria Math" w:hAnsi="Cambria Math"/>
+              </w:rPr>
+              <m:t>C</m:t>
+            </m:r>
+          </m:e>
+          <m:sub>
+            <m:r>
+              <w:rPr>
+                <w:rFonts w:ascii="Cambria Math" w:hAnsi="Cambria Math"/>
+              </w:rPr>
+              <m:t>2</m:t>
+            </m:r>
+          </m:sub>
+        </m:sSub>
+      </m:oMath>
+      <w:r>
+        <w:t xml:space="preserve"> when in fact belongs to </w:t>
+      </w:r>
+      <w:r>
+        <w:t xml:space="preserve"> </w:t>
+      </w:r>
+      <m:oMath>
+        <m:sSub>
+          <m:sSubPr>
+            <m:ctrlPr>
+              <w:rPr>
+                <w:rFonts w:ascii="Cambria Math" w:hAnsi="Cambria Math"/>
+                <w:i/>
+              </w:rPr>
+            </m:ctrlPr>
+          </m:sSubPr>
+          <m:e>
+            <m:r>
+              <m:rPr>
+                <m:scr m:val="script"/>
+              </m:rPr>
+              <w:rPr>
+                <w:rFonts w:ascii="Cambria Math" w:hAnsi="Cambria Math"/>
+              </w:rPr>
+              <m:t>C</m:t>
+            </m:r>
+          </m:e>
+          <m:sub>
+            <m:r>
+              <w:rPr>
+                <w:rFonts w:ascii="Cambria Math" w:hAnsi="Cambria Math"/>
+              </w:rPr>
+              <m:t>1</m:t>
+            </m:r>
+          </m:sub>
+        </m:sSub>
+      </m:oMath>
+      <w:r>
+        <w:t>.</w:t>
       </w:r>
     </w:p>
     <w:p/>
@@ -18648,6 +18725,7 @@
     <w:p>
       <w:pPr>
         <w:rPr>
+          <w:rStyle w:val="Hyperlink"/>
           <w:sz w:val="18"/>
           <w:szCs w:val="18"/>
         </w:rPr>
@@ -18680,6 +18758,105 @@
             <w:szCs w:val="18"/>
           </w:rPr>
           <w:t>Sequence to Sequence Learning with Neural Networks, Sutskever et al, Google Research, 2014</w:t>
+        </w:r>
+      </w:hyperlink>
+      <w:r>
+        <w:rPr>
+          <w:rStyle w:val="Hyperlink"/>
+          <w:sz w:val="18"/>
+          <w:szCs w:val="18"/>
+        </w:rPr>
+        <w:t xml:space="preserve"> </w:t>
+      </w:r>
+    </w:p>
+    <w:p>
+      <w:pPr>
+        <w:rPr>
+          <w:rStyle w:val="Hyperlink"/>
+          <w:color w:val="auto"/>
+          <w:sz w:val="18"/>
+          <w:szCs w:val="18"/>
+          <w:u w:val="none"/>
+        </w:rPr>
+      </w:pPr>
+      <w:r>
+        <w:rPr>
+          <w:rStyle w:val="Hyperlink"/>
+          <w:color w:val="auto"/>
+          <w:sz w:val="18"/>
+          <w:szCs w:val="18"/>
+          <w:u w:val="none"/>
+        </w:rPr>
+        <w:t>[2</w:t>
+      </w:r>
+      <w:r>
+        <w:rPr>
+          <w:rStyle w:val="Hyperlink"/>
+          <w:color w:val="auto"/>
+          <w:sz w:val="18"/>
+          <w:szCs w:val="18"/>
+          <w:u w:val="none"/>
+        </w:rPr>
+        <w:t>3</w:t>
+      </w:r>
+      <w:r>
+        <w:rPr>
+          <w:rStyle w:val="Hyperlink"/>
+          <w:color w:val="auto"/>
+          <w:sz w:val="18"/>
+          <w:szCs w:val="18"/>
+          <w:u w:val="none"/>
+        </w:rPr>
+        <w:t>]</w:t>
+      </w:r>
+      <w:r>
+        <w:rPr>
+          <w:rStyle w:val="Hyperlink"/>
+          <w:color w:val="auto"/>
+          <w:sz w:val="18"/>
+          <w:szCs w:val="18"/>
+          <w:u w:val="none"/>
+        </w:rPr>
+        <w:t xml:space="preserve"> </w:t>
+      </w:r>
+      <w:hyperlink r:id="rId49" w:history="1">
+        <w:r>
+          <w:rPr>
+            <w:rStyle w:val="Hyperlink"/>
+            <w:sz w:val="18"/>
+            <w:szCs w:val="18"/>
+          </w:rPr>
+          <w:t>All You Need To Know About The Self-Attention Layer, Damien Benveniste, The AiEdge, 2025</w:t>
+        </w:r>
+      </w:hyperlink>
+    </w:p>
+    <w:p>
+      <w:pPr>
+        <w:rPr>
+          <w:color w:val="0563C1" w:themeColor="hyperlink"/>
+          <w:sz w:val="18"/>
+          <w:szCs w:val="18"/>
+          <w:u w:val="single"/>
+        </w:rPr>
+      </w:pPr>
+      <w:r>
+        <w:rPr>
+          <w:rStyle w:val="Hyperlink"/>
+          <w:color w:val="auto"/>
+          <w:sz w:val="18"/>
+          <w:szCs w:val="18"/>
+          <w:u w:val="none"/>
+        </w:rPr>
+        <w:t xml:space="preserve">[24] </w:t>
+      </w:r>
+      <w:hyperlink r:id="rId50" w:history="1">
+        <w:r>
+          <w:rPr>
+            <w:rStyle w:val="Hyperlink"/>
+            <w:sz w:val="18"/>
+            <w:szCs w:val="18"/>
+          </w:rPr>
+          <w:t>The Mathematics of Causality, Miquel Noguer i Alonso, 2025</w:t>
         </w:r>
       </w:hyperlink>
     </w:p>
